--- a/COMP8325_A2_Task1_Report.docx
+++ b/COMP8325_A2_Task1_Report.docx
@@ -85,38 +85,98 @@
     <w:p>
       <w:pPr>
         <w:jc w:val="both"/>
+        <w:rPr>
+          <w:rFonts w:ascii="Times New Roman" w:hAnsi="Times New Roman" w:cs="Times New Roman"/>
+          <w:sz w:val="24"/>
+          <w:szCs w:val="24"/>
+        </w:rPr>
       </w:pPr>
       <w:r>
+        <w:rPr>
+          <w:rFonts w:ascii="Times New Roman" w:hAnsi="Times New Roman" w:cs="Times New Roman"/>
+          <w:sz w:val="24"/>
+          <w:szCs w:val="24"/>
+        </w:rPr>
         <w:t>The BODMAS (Blue Hexagon Open Dataset for Malware Analysis</w:t>
       </w:r>
       <w:r>
+        <w:rPr>
+          <w:rFonts w:ascii="Times New Roman" w:hAnsi="Times New Roman" w:cs="Times New Roman"/>
+          <w:sz w:val="24"/>
+          <w:szCs w:val="24"/>
+        </w:rPr>
         <w:t>) dataset</w:t>
       </w:r>
       <w:r>
+        <w:rPr>
+          <w:rFonts w:ascii="Times New Roman" w:hAnsi="Times New Roman" w:cs="Times New Roman"/>
+          <w:sz w:val="24"/>
+          <w:szCs w:val="24"/>
+        </w:rPr>
         <w:t xml:space="preserve"> </w:t>
       </w:r>
       <w:r>
+        <w:rPr>
+          <w:rFonts w:ascii="Times New Roman" w:hAnsi="Times New Roman" w:cs="Times New Roman"/>
+          <w:sz w:val="24"/>
+          <w:szCs w:val="24"/>
+        </w:rPr>
         <w:t>[1]</w:t>
       </w:r>
       <w:r>
+        <w:rPr>
+          <w:rFonts w:ascii="Times New Roman" w:hAnsi="Times New Roman" w:cs="Times New Roman"/>
+          <w:sz w:val="24"/>
+          <w:szCs w:val="24"/>
+        </w:rPr>
         <w:t xml:space="preserve"> is a publicly accessible</w:t>
       </w:r>
       <w:r>
+        <w:rPr>
+          <w:rFonts w:ascii="Times New Roman" w:hAnsi="Times New Roman" w:cs="Times New Roman"/>
+          <w:sz w:val="24"/>
+          <w:szCs w:val="24"/>
+        </w:rPr>
         <w:t xml:space="preserve">, </w:t>
       </w:r>
       <w:r>
+        <w:rPr>
+          <w:rFonts w:ascii="Times New Roman" w:hAnsi="Times New Roman" w:cs="Times New Roman"/>
+          <w:sz w:val="24"/>
+          <w:szCs w:val="24"/>
+        </w:rPr>
         <w:t xml:space="preserve">labelled dataset of Windows Portable Executable (PE) </w:t>
       </w:r>
       <w:r>
+        <w:rPr>
+          <w:rFonts w:ascii="Times New Roman" w:hAnsi="Times New Roman" w:cs="Times New Roman"/>
+          <w:sz w:val="24"/>
+          <w:szCs w:val="24"/>
+        </w:rPr>
         <w:t xml:space="preserve">binaries </w:t>
       </w:r>
       <w:r>
+        <w:rPr>
+          <w:rFonts w:ascii="Times New Roman" w:hAnsi="Times New Roman" w:cs="Times New Roman"/>
+          <w:sz w:val="24"/>
+          <w:szCs w:val="24"/>
+        </w:rPr>
         <w:t xml:space="preserve">gathered from August 2019 to September 2020. It is intended for </w:t>
       </w:r>
       <w:r>
+        <w:rPr>
+          <w:rFonts w:ascii="Times New Roman" w:hAnsi="Times New Roman" w:cs="Times New Roman"/>
+          <w:sz w:val="24"/>
+          <w:szCs w:val="24"/>
+        </w:rPr>
         <w:t xml:space="preserve">the training and assessment of machine learning models focused on static malware analysis. The project utilizes a dataset </w:t>
       </w:r>
       <w:r>
+        <w:rPr>
+          <w:rFonts w:ascii="Times New Roman" w:hAnsi="Times New Roman" w:cs="Times New Roman"/>
+          <w:sz w:val="24"/>
+          <w:szCs w:val="24"/>
+        </w:rPr>
         <w:t>that includes three files:</w:t>
       </w:r>
     </w:p>
@@ -128,29 +188,74 @@
           <w:numId w:val="9"/>
         </w:numPr>
         <w:jc w:val="both"/>
+        <w:rPr>
+          <w:rFonts w:ascii="Times New Roman" w:hAnsi="Times New Roman" w:cs="Times New Roman"/>
+          <w:sz w:val="24"/>
+          <w:szCs w:val="24"/>
+        </w:rPr>
       </w:pPr>
       <w:r>
+        <w:rPr>
+          <w:rFonts w:ascii="Times New Roman" w:hAnsi="Times New Roman" w:cs="Times New Roman"/>
+          <w:sz w:val="24"/>
+          <w:szCs w:val="24"/>
+        </w:rPr>
         <w:t xml:space="preserve">bodmas.npz: holds the </w:t>
       </w:r>
       <w:r>
+        <w:rPr>
+          <w:rFonts w:ascii="Times New Roman" w:hAnsi="Times New Roman" w:cs="Times New Roman"/>
+          <w:sz w:val="24"/>
+          <w:szCs w:val="24"/>
+        </w:rPr>
         <w:t>feature matrix X wit</w:t>
       </w:r>
       <w:r>
+        <w:rPr>
+          <w:rFonts w:ascii="Times New Roman" w:hAnsi="Times New Roman" w:cs="Times New Roman"/>
+          <w:sz w:val="24"/>
+          <w:szCs w:val="24"/>
+        </w:rPr>
         <w:t>h</w:t>
       </w:r>
       <w:r>
+        <w:rPr>
+          <w:rFonts w:ascii="Times New Roman" w:hAnsi="Times New Roman" w:cs="Times New Roman"/>
+          <w:sz w:val="24"/>
+          <w:szCs w:val="24"/>
+        </w:rPr>
         <w:t xml:space="preserve"> a shape of (</w:t>
       </w:r>
       <w:r>
+        <w:rPr>
+          <w:rFonts w:ascii="Times New Roman" w:hAnsi="Times New Roman" w:cs="Times New Roman"/>
+          <w:sz w:val="24"/>
+          <w:szCs w:val="24"/>
+        </w:rPr>
         <w:t>134435</w:t>
       </w:r>
       <w:r>
+        <w:rPr>
+          <w:rFonts w:ascii="Times New Roman" w:hAnsi="Times New Roman" w:cs="Times New Roman"/>
+          <w:sz w:val="24"/>
+          <w:szCs w:val="24"/>
+        </w:rPr>
         <w:t xml:space="preserve">, 2381), where each row represents a numeric feature vector obtained </w:t>
       </w:r>
       <w:r>
+        <w:rPr>
+          <w:rFonts w:ascii="Times New Roman" w:hAnsi="Times New Roman" w:cs="Times New Roman"/>
+          <w:sz w:val="24"/>
+          <w:szCs w:val="24"/>
+        </w:rPr>
         <w:t>from a PE binary through the LIEF library [2], along with a binary label y (0 = benign, 1 = malware)</w:t>
       </w:r>
       <w:r>
+        <w:rPr>
+          <w:rFonts w:ascii="Times New Roman" w:hAnsi="Times New Roman" w:cs="Times New Roman"/>
+          <w:sz w:val="24"/>
+          <w:szCs w:val="24"/>
+        </w:rPr>
         <w:t>.</w:t>
       </w:r>
     </w:p>
@@ -162,14 +267,34 @@
           <w:numId w:val="9"/>
         </w:numPr>
         <w:jc w:val="both"/>
+        <w:rPr>
+          <w:rFonts w:ascii="Times New Roman" w:hAnsi="Times New Roman" w:cs="Times New Roman"/>
+          <w:sz w:val="24"/>
+          <w:szCs w:val="24"/>
+        </w:rPr>
       </w:pPr>
       <w:r>
+        <w:rPr>
+          <w:rFonts w:ascii="Times New Roman" w:hAnsi="Times New Roman" w:cs="Times New Roman"/>
+          <w:sz w:val="24"/>
+          <w:szCs w:val="24"/>
+        </w:rPr>
         <w:t xml:space="preserve">bodmas_metadata.csv: includes </w:t>
       </w:r>
       <w:r>
+        <w:rPr>
+          <w:rFonts w:ascii="Times New Roman" w:hAnsi="Times New Roman" w:cs="Times New Roman"/>
+          <w:sz w:val="24"/>
+          <w:szCs w:val="24"/>
+        </w:rPr>
         <w:t xml:space="preserve">the SHA-256 hash, timestamp, and malware category for each sample. Rows are aligned </w:t>
       </w:r>
       <w:r>
+        <w:rPr>
+          <w:rFonts w:ascii="Times New Roman" w:hAnsi="Times New Roman" w:cs="Times New Roman"/>
+          <w:sz w:val="24"/>
+          <w:szCs w:val="24"/>
+        </w:rPr>
         <w:t>positionally with bodmas.npz, allowing features to connect to labels through row index.</w:t>
       </w:r>
     </w:p>
@@ -181,49 +306,141 @@
           <w:numId w:val="9"/>
         </w:numPr>
         <w:jc w:val="both"/>
+        <w:rPr>
+          <w:rFonts w:ascii="Times New Roman" w:hAnsi="Times New Roman" w:cs="Times New Roman"/>
+          <w:sz w:val="24"/>
+          <w:szCs w:val="24"/>
+        </w:rPr>
       </w:pPr>
       <w:r>
+        <w:rPr>
+          <w:rFonts w:ascii="Times New Roman" w:hAnsi="Times New Roman" w:cs="Times New Roman"/>
+          <w:sz w:val="24"/>
+          <w:szCs w:val="24"/>
+        </w:rPr>
         <w:t xml:space="preserve">Bodmas_malware_category.csv: includes SHA-256 hashes along with their related malware category labels. This document contains </w:t>
       </w:r>
       <w:r>
+        <w:rPr>
+          <w:rFonts w:ascii="Times New Roman" w:hAnsi="Times New Roman" w:cs="Times New Roman"/>
+          <w:sz w:val="24"/>
+          <w:szCs w:val="24"/>
+        </w:rPr>
         <w:t>the target label for multi-class classification. This file</w:t>
       </w:r>
       <w:r>
+        <w:rPr>
+          <w:rFonts w:ascii="Times New Roman" w:hAnsi="Times New Roman" w:cs="Times New Roman"/>
+          <w:sz w:val="24"/>
+          <w:szCs w:val="24"/>
+        </w:rPr>
         <w:t xml:space="preserve"> does not contain any benign samples.</w:t>
       </w:r>
     </w:p>
     <w:p>
       <w:pPr>
         <w:jc w:val="both"/>
+        <w:rPr>
+          <w:rFonts w:ascii="Times New Roman" w:hAnsi="Times New Roman" w:cs="Times New Roman"/>
+          <w:sz w:val="24"/>
+          <w:szCs w:val="24"/>
+        </w:rPr>
       </w:pPr>
       <w:r>
+        <w:rPr>
+          <w:rFonts w:ascii="Times New Roman" w:hAnsi="Times New Roman" w:cs="Times New Roman"/>
+          <w:sz w:val="24"/>
+          <w:szCs w:val="24"/>
+        </w:rPr>
         <w:t>The dataset includes 14 categories of malware and one benign class, totalling 15 classes.</w:t>
       </w:r>
       <w:r>
-        <w:t xml:space="preserve"> The dataset shows a significant class imbalance: the major class (trojan)</w:t>
+        <w:rPr>
+          <w:rFonts w:ascii="Times New Roman" w:hAnsi="Times New Roman" w:cs="Times New Roman"/>
+          <w:sz w:val="24"/>
+          <w:szCs w:val="24"/>
+        </w:rPr>
+        <w:t xml:space="preserve"> The dataset shows a significant class imbalance: the major class (</w:t>
       </w:r>
       <w:r>
-        <w:t xml:space="preserve"> has 29972 samples, whereas the minority classes like rootkit</w:t>
+        <w:rPr>
+          <w:rFonts w:ascii="Times New Roman" w:hAnsi="Times New Roman" w:cs="Times New Roman"/>
+          <w:sz w:val="24"/>
+          <w:szCs w:val="24"/>
+        </w:rPr>
+        <w:t>Trojan</w:t>
       </w:r>
       <w:r>
-        <w:t xml:space="preserve"> (3 samples) and trojan-gamethief (6 samples) are vastly underrepresented. This disparity is a key issue tackled during model training. Table 1 displays the complete distribution of categories.</w:t>
+        <w:rPr>
+          <w:rFonts w:ascii="Times New Roman" w:hAnsi="Times New Roman" w:cs="Times New Roman"/>
+          <w:sz w:val="24"/>
+          <w:szCs w:val="24"/>
+        </w:rPr>
+        <w:t>)</w:t>
       </w:r>
-    </w:p>
-    <w:p/>
-    <w:p>
-      <w:pPr>
-        <w:jc w:val="center"/>
-        <w:rPr>
-          <w:b/>
-          <w:bCs/>
-        </w:rPr>
-      </w:pPr>
       <w:r>
         <w:rPr>
-          <w:b/>
-          <w:bCs/>
-        </w:rPr>
-        <w:t>Table 1: BODMAS malware category distribution</w:t>
+          <w:rFonts w:ascii="Times New Roman" w:hAnsi="Times New Roman" w:cs="Times New Roman"/>
+          <w:sz w:val="24"/>
+          <w:szCs w:val="24"/>
+        </w:rPr>
+        <w:t xml:space="preserve"> has 29972 samples, whereas the minority classes</w:t>
+      </w:r>
+      <w:r>
+        <w:rPr>
+          <w:rFonts w:ascii="Times New Roman" w:hAnsi="Times New Roman" w:cs="Times New Roman"/>
+          <w:sz w:val="24"/>
+          <w:szCs w:val="24"/>
+        </w:rPr>
+        <w:t>,</w:t>
+      </w:r>
+      <w:r>
+        <w:rPr>
+          <w:rFonts w:ascii="Times New Roman" w:hAnsi="Times New Roman" w:cs="Times New Roman"/>
+          <w:sz w:val="24"/>
+          <w:szCs w:val="24"/>
+        </w:rPr>
+        <w:t xml:space="preserve"> like rootkit</w:t>
+      </w:r>
+      <w:r>
+        <w:rPr>
+          <w:rFonts w:ascii="Times New Roman" w:hAnsi="Times New Roman" w:cs="Times New Roman"/>
+          <w:sz w:val="24"/>
+          <w:szCs w:val="24"/>
+        </w:rPr>
+        <w:t xml:space="preserve"> (3 samples) and </w:t>
+      </w:r>
+      <w:r>
+        <w:rPr>
+          <w:rFonts w:ascii="Times New Roman" w:hAnsi="Times New Roman" w:cs="Times New Roman"/>
+          <w:sz w:val="24"/>
+          <w:szCs w:val="24"/>
+        </w:rPr>
+        <w:t>Trojan-gamethief</w:t>
+      </w:r>
+      <w:r>
+        <w:rPr>
+          <w:rFonts w:ascii="Times New Roman" w:hAnsi="Times New Roman" w:cs="Times New Roman"/>
+          <w:sz w:val="24"/>
+          <w:szCs w:val="24"/>
+        </w:rPr>
+        <w:t xml:space="preserve"> (6 samples)</w:t>
+      </w:r>
+      <w:r>
+        <w:rPr>
+          <w:rFonts w:ascii="Times New Roman" w:hAnsi="Times New Roman" w:cs="Times New Roman"/>
+          <w:sz w:val="24"/>
+          <w:szCs w:val="24"/>
+        </w:rPr>
+        <w:t>,</w:t>
+      </w:r>
+      <w:r>
+        <w:rPr>
+          <w:rFonts w:ascii="Times New Roman" w:hAnsi="Times New Roman" w:cs="Times New Roman"/>
+          <w:sz w:val="24"/>
+          <w:szCs w:val="24"/>
+        </w:rPr>
+        <w:t xml:space="preserve"> are vastly underrepresented. This disparity is a key issue tackled during model training. Table 1 displays the complete distribution of categories.</w:t>
       </w:r>
     </w:p>
     <w:tbl>
@@ -397,6 +614,9 @@
             </w:tcMar>
           </w:tcPr>
           <w:p>
+            <w:pPr>
+              <w:jc w:val="center"/>
+            </w:pPr>
             <w:r>
               <w:t>trojan</w:t>
             </w:r>
@@ -420,6 +640,9 @@
             </w:tcMar>
           </w:tcPr>
           <w:p>
+            <w:pPr>
+              <w:jc w:val="center"/>
+            </w:pPr>
             <w:r>
               <w:t>29972</w:t>
             </w:r>
@@ -443,6 +666,9 @@
             </w:tcMar>
           </w:tcPr>
           <w:p>
+            <w:pPr>
+              <w:jc w:val="center"/>
+            </w:pPr>
             <w:r>
               <w:t>virus</w:t>
             </w:r>
@@ -466,6 +692,9 @@
             </w:tcMar>
           </w:tcPr>
           <w:p>
+            <w:pPr>
+              <w:jc w:val="center"/>
+            </w:pPr>
             <w:r>
               <w:t>192</w:t>
             </w:r>
@@ -494,6 +723,9 @@
             </w:tcMar>
           </w:tcPr>
           <w:p>
+            <w:pPr>
+              <w:jc w:val="center"/>
+            </w:pPr>
             <w:r>
               <w:t>Worm</w:t>
             </w:r>
@@ -517,6 +749,9 @@
             </w:tcMar>
           </w:tcPr>
           <w:p>
+            <w:pPr>
+              <w:jc w:val="center"/>
+            </w:pPr>
             <w:r>
               <w:t>16697</w:t>
             </w:r>
@@ -540,6 +775,9 @@
             </w:tcMar>
           </w:tcPr>
           <w:p>
+            <w:pPr>
+              <w:jc w:val="center"/>
+            </w:pPr>
             <w:r>
               <w:t>pua</w:t>
             </w:r>
@@ -563,6 +801,9 @@
             </w:tcMar>
           </w:tcPr>
           <w:p>
+            <w:pPr>
+              <w:jc w:val="center"/>
+            </w:pPr>
             <w:r>
               <w:t>29</w:t>
             </w:r>
@@ -591,6 +832,9 @@
             </w:tcMar>
           </w:tcPr>
           <w:p>
+            <w:pPr>
+              <w:jc w:val="center"/>
+            </w:pPr>
             <w:r>
               <w:t>backdoor</w:t>
             </w:r>
@@ -614,6 +858,9 @@
             </w:tcMar>
           </w:tcPr>
           <w:p>
+            <w:pPr>
+              <w:jc w:val="center"/>
+            </w:pPr>
             <w:r>
               <w:t>7331</w:t>
             </w:r>
@@ -637,6 +884,9 @@
             </w:tcMar>
           </w:tcPr>
           <w:p>
+            <w:pPr>
+              <w:jc w:val="center"/>
+            </w:pPr>
             <w:r>
               <w:t>cryptominer</w:t>
             </w:r>
@@ -660,6 +910,9 @@
             </w:tcMar>
           </w:tcPr>
           <w:p>
+            <w:pPr>
+              <w:jc w:val="center"/>
+            </w:pPr>
             <w:r>
               <w:t>20</w:t>
             </w:r>
@@ -688,6 +941,9 @@
             </w:tcMar>
           </w:tcPr>
           <w:p>
+            <w:pPr>
+              <w:jc w:val="center"/>
+            </w:pPr>
             <w:r>
               <w:t>downloader</w:t>
             </w:r>
@@ -711,6 +967,9 @@
             </w:tcMar>
           </w:tcPr>
           <w:p>
+            <w:pPr>
+              <w:jc w:val="center"/>
+            </w:pPr>
             <w:r>
               <w:t>1031</w:t>
             </w:r>
@@ -734,6 +993,9 @@
             </w:tcMar>
           </w:tcPr>
           <w:p>
+            <w:pPr>
+              <w:jc w:val="center"/>
+            </w:pPr>
             <w:r>
               <w:t>p2p-worm</w:t>
             </w:r>
@@ -757,6 +1019,9 @@
             </w:tcMar>
           </w:tcPr>
           <w:p>
+            <w:pPr>
+              <w:jc w:val="center"/>
+            </w:pPr>
             <w:r>
               <w:t>16</w:t>
             </w:r>
@@ -785,6 +1050,9 @@
             </w:tcMar>
           </w:tcPr>
           <w:p>
+            <w:pPr>
+              <w:jc w:val="center"/>
+            </w:pPr>
             <w:r>
               <w:t>ransomware</w:t>
             </w:r>
@@ -808,6 +1076,9 @@
             </w:tcMar>
           </w:tcPr>
           <w:p>
+            <w:pPr>
+              <w:jc w:val="center"/>
+            </w:pPr>
             <w:r>
               <w:t>821</w:t>
             </w:r>
@@ -831,6 +1102,9 @@
             </w:tcMar>
           </w:tcPr>
           <w:p>
+            <w:pPr>
+              <w:jc w:val="center"/>
+            </w:pPr>
             <w:r>
               <w:t>exploit</w:t>
             </w:r>
@@ -854,6 +1128,9 @@
             </w:tcMar>
           </w:tcPr>
           <w:p>
+            <w:pPr>
+              <w:jc w:val="center"/>
+            </w:pPr>
             <w:r>
               <w:t>12</w:t>
             </w:r>
@@ -882,6 +1159,9 @@
             </w:tcMar>
           </w:tcPr>
           <w:p>
+            <w:pPr>
+              <w:jc w:val="center"/>
+            </w:pPr>
             <w:r>
               <w:t>dropper</w:t>
             </w:r>
@@ -905,6 +1185,9 @@
             </w:tcMar>
           </w:tcPr>
           <w:p>
+            <w:pPr>
+              <w:jc w:val="center"/>
+            </w:pPr>
             <w:r>
               <w:t>715</w:t>
             </w:r>
@@ -928,6 +1211,9 @@
             </w:tcMar>
           </w:tcPr>
           <w:p>
+            <w:pPr>
+              <w:jc w:val="center"/>
+            </w:pPr>
             <w:r>
               <w:t>trojan-gamethief</w:t>
             </w:r>
@@ -951,6 +1237,9 @@
             </w:tcMar>
           </w:tcPr>
           <w:p>
+            <w:pPr>
+              <w:jc w:val="center"/>
+            </w:pPr>
             <w:r>
               <w:t>6</w:t>
             </w:r>
@@ -979,6 +1268,9 @@
             </w:tcMar>
           </w:tcPr>
           <w:p>
+            <w:pPr>
+              <w:jc w:val="center"/>
+            </w:pPr>
             <w:r>
               <w:t>informationstealer</w:t>
             </w:r>
@@ -1002,6 +1294,9 @@
             </w:tcMar>
           </w:tcPr>
           <w:p>
+            <w:pPr>
+              <w:jc w:val="center"/>
+            </w:pPr>
             <w:r>
               <w:t>448</w:t>
             </w:r>
@@ -1025,6 +1320,9 @@
             </w:tcMar>
           </w:tcPr>
           <w:p>
+            <w:pPr>
+              <w:jc w:val="center"/>
+            </w:pPr>
             <w:r>
               <w:t>rootkit</w:t>
             </w:r>
@@ -1048,6 +1346,9 @@
             </w:tcMar>
           </w:tcPr>
           <w:p>
+            <w:pPr>
+              <w:jc w:val="center"/>
+            </w:pPr>
             <w:r>
               <w:t>3</w:t>
             </w:r>
@@ -1058,11 +1359,17 @@
     <w:p>
       <w:pPr>
         <w:jc w:val="center"/>
-        <w:rPr>
-          <w:b/>
-          <w:bCs/>
-        </w:rPr>
-      </w:pPr>
+      </w:pPr>
+      <w:r>
+        <w:rPr>
+          <w:rFonts w:ascii="Times New Roman" w:hAnsi="Times New Roman" w:cs="Times New Roman"/>
+          <w:i/>
+          <w:iCs/>
+          <w:sz w:val="20"/>
+          <w:szCs w:val="20"/>
+        </w:rPr>
+        <w:t>Table 1: BODMAS malware category distribution</w:t>
+      </w:r>
     </w:p>
     <w:p>
       <w:pPr>
@@ -1081,6 +1388,7 @@
           <w:b/>
           <w:bCs/>
         </w:rPr>
+        <w:lastRenderedPageBreak/>
         <w:t>Data Preprocessing</w:t>
       </w:r>
     </w:p>
@@ -1100,7 +1408,126 @@
         <w:t>3.1 Label Preparation</w:t>
       </w:r>
     </w:p>
-    <w:p/>
+    <w:p>
+      <w:pPr>
+        <w:jc w:val="both"/>
+        <w:rPr>
+          <w:rFonts w:ascii="Times New Roman" w:hAnsi="Times New Roman" w:cs="Times New Roman"/>
+          <w:sz w:val="24"/>
+          <w:szCs w:val="24"/>
+        </w:rPr>
+      </w:pPr>
+      <w:r>
+        <w:rPr>
+          <w:rFonts w:ascii="Times New Roman" w:hAnsi="Times New Roman" w:cs="Times New Roman"/>
+          <w:sz w:val="24"/>
+          <w:szCs w:val="24"/>
+        </w:rPr>
+        <w:t xml:space="preserve">The preprocessing stage was performed to combine the feature vectors from bodmas.npz with the correct malware category labels. The assignment instructions specify that the </w:t>
+      </w:r>
+      <w:r>
+        <w:rPr>
+          <w:rFonts w:ascii="Times New Roman" w:hAnsi="Times New Roman" w:cs="Times New Roman"/>
+          <w:i/>
+          <w:iCs/>
+          <w:sz w:val="24"/>
+          <w:szCs w:val="24"/>
+        </w:rPr>
+        <w:t>i-th</w:t>
+      </w:r>
+      <w:r>
+        <w:rPr>
+          <w:rFonts w:ascii="Times New Roman" w:hAnsi="Times New Roman" w:cs="Times New Roman"/>
+          <w:sz w:val="24"/>
+          <w:szCs w:val="24"/>
+        </w:rPr>
+        <w:t xml:space="preserve"> feature vector in bodmas.npz corresponds to the </w:t>
+      </w:r>
+      <w:r>
+        <w:rPr>
+          <w:rFonts w:ascii="Times New Roman" w:hAnsi="Times New Roman" w:cs="Times New Roman"/>
+          <w:i/>
+          <w:iCs/>
+          <w:sz w:val="24"/>
+          <w:szCs w:val="24"/>
+        </w:rPr>
+        <w:t>i-th</w:t>
+      </w:r>
+      <w:r>
+        <w:rPr>
+          <w:rFonts w:ascii="Times New Roman" w:hAnsi="Times New Roman" w:cs="Times New Roman"/>
+          <w:sz w:val="24"/>
+          <w:szCs w:val="24"/>
+        </w:rPr>
+        <w:t xml:space="preserve"> row in bodmas_metadata.csv, while the actual malware category labels must be taken from bodmas_malware_category.csv, not from the malware family column in the metadata file. Therefore, the metadata file was first aligned with the binary labels from bodmas.npz, where 0 represents benign software and 1 represents malware. The metadata was then merged with bodmas_malware_category.csv using the SHA-256 hash as the common identifier.</w:t>
+      </w:r>
+    </w:p>
+    <w:p>
+      <w:pPr>
+        <w:jc w:val="both"/>
+        <w:rPr>
+          <w:rFonts w:ascii="Times New Roman" w:hAnsi="Times New Roman" w:cs="Times New Roman"/>
+          <w:sz w:val="24"/>
+          <w:szCs w:val="24"/>
+        </w:rPr>
+      </w:pPr>
+      <w:r>
+        <w:rPr>
+          <w:rFonts w:ascii="Times New Roman" w:hAnsi="Times New Roman" w:cs="Times New Roman"/>
+          <w:sz w:val="24"/>
+          <w:szCs w:val="24"/>
+        </w:rPr>
+        <w:t xml:space="preserve">Since bodmas_malware_category.csv only contains malware samples, benign samples do not have category labels in that file. To create a complete 15-class dataset, all rows with </w:t>
+      </w:r>
+      <w:r>
+        <w:rPr>
+          <w:rFonts w:ascii="Times New Roman" w:hAnsi="Times New Roman" w:cs="Times New Roman"/>
+          <w:sz w:val="24"/>
+          <w:szCs w:val="24"/>
+        </w:rPr>
+        <w:t xml:space="preserve">a </w:t>
+      </w:r>
+      <w:r>
+        <w:rPr>
+          <w:rFonts w:ascii="Times New Roman" w:hAnsi="Times New Roman" w:cs="Times New Roman"/>
+          <w:sz w:val="24"/>
+          <w:szCs w:val="24"/>
+        </w:rPr>
+        <w:t>binary label 0 were assigned the category label benign. After this step, all 134,435 samples had valid category labels, meaning no samples were removed due to missing labels. The final dataset</w:t>
+      </w:r>
+      <w:r>
+        <w:rPr>
+          <w:rFonts w:ascii="Times New Roman" w:hAnsi="Times New Roman" w:cs="Times New Roman"/>
+          <w:sz w:val="24"/>
+          <w:szCs w:val="24"/>
+        </w:rPr>
+        <w:t>,</w:t>
+      </w:r>
+      <w:r>
+        <w:rPr>
+          <w:rFonts w:ascii="Times New Roman" w:hAnsi="Times New Roman" w:cs="Times New Roman"/>
+          <w:sz w:val="24"/>
+          <w:szCs w:val="24"/>
+        </w:rPr>
+        <w:t xml:space="preserve"> therefore</w:t>
+      </w:r>
+      <w:r>
+        <w:rPr>
+          <w:rFonts w:ascii="Times New Roman" w:hAnsi="Times New Roman" w:cs="Times New Roman"/>
+          <w:sz w:val="24"/>
+          <w:szCs w:val="24"/>
+        </w:rPr>
+        <w:t>,</w:t>
+      </w:r>
+      <w:r>
+        <w:rPr>
+          <w:rFonts w:ascii="Times New Roman" w:hAnsi="Times New Roman" w:cs="Times New Roman"/>
+          <w:sz w:val="24"/>
+          <w:szCs w:val="24"/>
+        </w:rPr>
+        <w:t xml:space="preserve"> consisted of 77,142 benign samples and 57,293 malware samples distributed across 14 malware categories.</w:t>
+      </w:r>
+    </w:p>
     <w:p>
       <w:pPr>
         <w:pStyle w:val="Heading2"/>
@@ -1117,7 +1544,58 @@
         <w:t>3.2 Feature cleaning</w:t>
       </w:r>
     </w:p>
-    <w:p/>
+    <w:p>
+      <w:pPr>
+        <w:jc w:val="both"/>
+        <w:rPr>
+          <w:rFonts w:ascii="Times New Roman" w:hAnsi="Times New Roman" w:cs="Times New Roman"/>
+          <w:sz w:val="24"/>
+          <w:szCs w:val="24"/>
+        </w:rPr>
+      </w:pPr>
+      <w:r>
+        <w:rPr>
+          <w:rFonts w:ascii="Times New Roman" w:hAnsi="Times New Roman" w:cs="Times New Roman"/>
+          <w:sz w:val="24"/>
+          <w:szCs w:val="24"/>
+        </w:rPr>
+        <w:t>The feature matrix contained 2,381 numerical features extracted from Windows Portable Executable files using the LIEF library. Since machine learning models in scikit-learn require numerical arrays without invalid values, the feature matrix was checked for missing values and infinite values before model training. Any NaN, positive infinity, or negative infinity values were replaced with 0.0 using np.nan_to_</w:t>
+      </w:r>
+      <w:r>
+        <w:rPr>
+          <w:rFonts w:ascii="Times New Roman" w:hAnsi="Times New Roman" w:cs="Times New Roman"/>
+          <w:sz w:val="24"/>
+          <w:szCs w:val="24"/>
+        </w:rPr>
+        <w:t>num (</w:t>
+      </w:r>
+      <w:r>
+        <w:rPr>
+          <w:rFonts w:ascii="Times New Roman" w:hAnsi="Times New Roman" w:cs="Times New Roman"/>
+          <w:sz w:val="24"/>
+          <w:szCs w:val="24"/>
+        </w:rPr>
+        <w:t>).</w:t>
+      </w:r>
+    </w:p>
+    <w:p>
+      <w:pPr>
+        <w:jc w:val="both"/>
+        <w:rPr>
+          <w:rFonts w:ascii="Times New Roman" w:hAnsi="Times New Roman" w:cs="Times New Roman"/>
+          <w:sz w:val="24"/>
+          <w:szCs w:val="24"/>
+        </w:rPr>
+      </w:pPr>
+      <w:r>
+        <w:rPr>
+          <w:rFonts w:ascii="Times New Roman" w:hAnsi="Times New Roman" w:cs="Times New Roman"/>
+          <w:sz w:val="24"/>
+          <w:szCs w:val="24"/>
+        </w:rPr>
+        <w:t>This approach was appropriate because the BODMAS features were already numerical static-analysis features rather than raw executable files. Replacing invalid numerical values with zero ensured that both classifiers could be trained without runtime errors while preserving the original feature dimensionality. No columns were removed, so the full 2,381-dimensional feature representation was retained for model training.</w:t>
+      </w:r>
+    </w:p>
     <w:p>
       <w:pPr>
         <w:pStyle w:val="Heading2"/>
@@ -1134,7 +1612,60 @@
         <w:t>3.3 Label Encoding</w:t>
       </w:r>
     </w:p>
-    <w:p/>
+    <w:p>
+      <w:pPr>
+        <w:jc w:val="both"/>
+        <w:rPr>
+          <w:rFonts w:ascii="Times New Roman" w:hAnsi="Times New Roman" w:cs="Times New Roman"/>
+          <w:sz w:val="24"/>
+          <w:szCs w:val="24"/>
+        </w:rPr>
+      </w:pPr>
+      <w:r>
+        <w:rPr>
+          <w:rFonts w:ascii="Times New Roman" w:hAnsi="Times New Roman" w:cs="Times New Roman"/>
+          <w:sz w:val="24"/>
+          <w:szCs w:val="24"/>
+        </w:rPr>
+        <w:t>The malware category names were originally stored as string labels such as trojan, worm, backdoor, ransomware, and benign. Since the selected machine learning classifiers require numerical target labels, the category names were converted into integer labels using LabelEncoder. This produced 15 encoded classes:</w:t>
+      </w:r>
+    </w:p>
+    <w:p>
+      <w:pPr>
+        <w:jc w:val="both"/>
+        <w:rPr>
+          <w:rFonts w:ascii="Times New Roman" w:hAnsi="Times New Roman" w:cs="Times New Roman"/>
+          <w:sz w:val="24"/>
+          <w:szCs w:val="24"/>
+        </w:rPr>
+      </w:pPr>
+      <w:r>
+        <w:rPr>
+          <w:rFonts w:ascii="Times New Roman" w:hAnsi="Times New Roman" w:cs="Times New Roman"/>
+          <w:sz w:val="24"/>
+          <w:szCs w:val="24"/>
+        </w:rPr>
+        <w:t>backdoor, benign, cryptominer, downloader, dropper, exploit, informationstealer, p2p-worm, pua, ransomware, rootkit, trojan, trojan-gamethief, virus, and worm.</w:t>
+      </w:r>
+    </w:p>
+    <w:p>
+      <w:pPr>
+        <w:jc w:val="both"/>
+        <w:rPr>
+          <w:rFonts w:ascii="Times New Roman" w:hAnsi="Times New Roman" w:cs="Times New Roman"/>
+          <w:sz w:val="24"/>
+          <w:szCs w:val="24"/>
+        </w:rPr>
+      </w:pPr>
+      <w:r>
+        <w:rPr>
+          <w:rFonts w:ascii="Times New Roman" w:hAnsi="Times New Roman" w:cs="Times New Roman"/>
+          <w:sz w:val="24"/>
+          <w:szCs w:val="24"/>
+        </w:rPr>
+        <w:t>The label encoder was fitted only on the prepared target labels and was retained for converting model predictions back into readable category names during evaluation. This was important for reporting per-class True Positive Rate and False Positive Rate using the original malware category names.</w:t>
+      </w:r>
+    </w:p>
     <w:p>
       <w:pPr>
         <w:pStyle w:val="Heading2"/>
@@ -1148,24 +1679,44 @@
           <w:b/>
           <w:bCs/>
         </w:rPr>
+        <w:lastRenderedPageBreak/>
         <w:t>3.4 Train-Test Split</w:t>
       </w:r>
     </w:p>
-    <w:p/>
     <w:p>
       <w:pPr>
-        <w:jc w:val="center"/>
-        <w:rPr>
-          <w:b/>
-          <w:bCs/>
+        <w:jc w:val="both"/>
+        <w:rPr>
+          <w:rFonts w:ascii="Times New Roman" w:hAnsi="Times New Roman" w:cs="Times New Roman"/>
+          <w:sz w:val="24"/>
+          <w:szCs w:val="24"/>
         </w:rPr>
       </w:pPr>
       <w:r>
         <w:rPr>
-          <w:b/>
-          <w:bCs/>
-        </w:rPr>
-        <w:t>Table 2: Tain-Test Split summary</w:t>
+          <w:rFonts w:ascii="Times New Roman" w:hAnsi="Times New Roman" w:cs="Times New Roman"/>
+          <w:sz w:val="24"/>
+          <w:szCs w:val="24"/>
+        </w:rPr>
+        <w:t>The prepared dataset was divided into training and testing sets using an 80:20 split. A stratified split was used so that the class proportions in the training and testing sets remained consistent with the original dataset. This was particularly important because the dataset was highly imbalanced, with large classes such as benign, trojan, and worm, and very small classes such as rootkit, trojan-gamethief, and exploit.</w:t>
+      </w:r>
+    </w:p>
+    <w:p>
+      <w:pPr>
+        <w:jc w:val="both"/>
+        <w:rPr>
+          <w:rFonts w:ascii="Times New Roman" w:hAnsi="Times New Roman" w:cs="Times New Roman"/>
+          <w:sz w:val="24"/>
+          <w:szCs w:val="24"/>
+        </w:rPr>
+      </w:pPr>
+      <w:r>
+        <w:rPr>
+          <w:rFonts w:ascii="Times New Roman" w:hAnsi="Times New Roman" w:cs="Times New Roman"/>
+          <w:sz w:val="24"/>
+          <w:szCs w:val="24"/>
+        </w:rPr>
+        <w:t>The split was performed with a fixed random state of 42 to make the experiment reproducible. The training set was used to fit the Random Forest and Gaussian Naive Bayes classifiers, while the test set was kept separate and used only for final performance evaluation.</w:t>
       </w:r>
     </w:p>
     <w:tbl>
@@ -1305,11 +1856,19 @@
           </w:tcPr>
           <w:p>
             <w:pPr>
-              <w:rPr>
-                <w:b/>
-                <w:bCs/>
-              </w:rPr>
-            </w:pPr>
+              <w:jc w:val="center"/>
+              <w:rPr>
+                <w:b/>
+                <w:bCs/>
+              </w:rPr>
+            </w:pPr>
+            <w:r>
+              <w:rPr>
+                <w:b/>
+                <w:bCs/>
+              </w:rPr>
+              <w:t>Training set</w:t>
+            </w:r>
           </w:p>
         </w:tc>
         <w:tc>
@@ -1329,7 +1888,20 @@
               <w:right w:w="120" w:type="dxa"/>
             </w:tcMar>
           </w:tcPr>
-          <w:p/>
+          <w:p>
+            <w:pPr>
+              <w:jc w:val="center"/>
+            </w:pPr>
+            <w:r>
+              <w:t>107</w:t>
+            </w:r>
+            <w:r>
+              <w:t>,</w:t>
+            </w:r>
+            <w:r>
+              <w:t>548</w:t>
+            </w:r>
+          </w:p>
         </w:tc>
         <w:tc>
           <w:tcPr>
@@ -1348,7 +1920,14 @@
               <w:right w:w="120" w:type="dxa"/>
             </w:tcMar>
           </w:tcPr>
-          <w:p/>
+          <w:p>
+            <w:pPr>
+              <w:jc w:val="center"/>
+            </w:pPr>
+            <w:r>
+              <w:t>80%</w:t>
+            </w:r>
+          </w:p>
         </w:tc>
       </w:tr>
       <w:tr>
@@ -1371,11 +1950,19 @@
           </w:tcPr>
           <w:p>
             <w:pPr>
-              <w:rPr>
-                <w:b/>
-                <w:bCs/>
-              </w:rPr>
-            </w:pPr>
+              <w:jc w:val="center"/>
+              <w:rPr>
+                <w:b/>
+                <w:bCs/>
+              </w:rPr>
+            </w:pPr>
+            <w:r>
+              <w:rPr>
+                <w:b/>
+                <w:bCs/>
+              </w:rPr>
+              <w:t>Test set</w:t>
+            </w:r>
           </w:p>
         </w:tc>
         <w:tc>
@@ -1395,7 +1982,20 @@
               <w:right w:w="120" w:type="dxa"/>
             </w:tcMar>
           </w:tcPr>
-          <w:p/>
+          <w:p>
+            <w:pPr>
+              <w:jc w:val="center"/>
+            </w:pPr>
+            <w:r>
+              <w:t>26</w:t>
+            </w:r>
+            <w:r>
+              <w:t>,</w:t>
+            </w:r>
+            <w:r>
+              <w:t>887</w:t>
+            </w:r>
+          </w:p>
         </w:tc>
         <w:tc>
           <w:tcPr>
@@ -1414,7 +2014,14 @@
               <w:right w:w="120" w:type="dxa"/>
             </w:tcMar>
           </w:tcPr>
-          <w:p/>
+          <w:p>
+            <w:pPr>
+              <w:jc w:val="center"/>
+            </w:pPr>
+            <w:r>
+              <w:t>20%</w:t>
+            </w:r>
+          </w:p>
         </w:tc>
       </w:tr>
       <w:tr>
@@ -1437,11 +2044,19 @@
           </w:tcPr>
           <w:p>
             <w:pPr>
-              <w:rPr>
-                <w:b/>
-                <w:bCs/>
-              </w:rPr>
-            </w:pPr>
+              <w:jc w:val="center"/>
+              <w:rPr>
+                <w:b/>
+                <w:bCs/>
+              </w:rPr>
+            </w:pPr>
+            <w:r>
+              <w:rPr>
+                <w:b/>
+                <w:bCs/>
+              </w:rPr>
+              <w:t>Total dataset</w:t>
+            </w:r>
           </w:p>
         </w:tc>
         <w:tc>
@@ -1461,7 +2076,20 @@
               <w:right w:w="120" w:type="dxa"/>
             </w:tcMar>
           </w:tcPr>
-          <w:p/>
+          <w:p>
+            <w:pPr>
+              <w:jc w:val="center"/>
+            </w:pPr>
+            <w:r>
+              <w:t>134</w:t>
+            </w:r>
+            <w:r>
+              <w:t>,</w:t>
+            </w:r>
+            <w:r>
+              <w:t>435</w:t>
+            </w:r>
+          </w:p>
         </w:tc>
         <w:tc>
           <w:tcPr>
@@ -1480,7 +2108,14 @@
               <w:right w:w="120" w:type="dxa"/>
             </w:tcMar>
           </w:tcPr>
-          <w:p/>
+          <w:p>
+            <w:pPr>
+              <w:jc w:val="center"/>
+            </w:pPr>
+            <w:r>
+              <w:t>100%</w:t>
+            </w:r>
+          </w:p>
         </w:tc>
       </w:tr>
     </w:tbl>
@@ -1492,6 +2127,16 @@
           <w:bCs/>
         </w:rPr>
       </w:pPr>
+      <w:r>
+        <w:rPr>
+          <w:rFonts w:ascii="Times New Roman" w:hAnsi="Times New Roman" w:cs="Times New Roman"/>
+          <w:i/>
+          <w:iCs/>
+          <w:sz w:val="20"/>
+          <w:szCs w:val="20"/>
+        </w:rPr>
+        <w:t>Table 2: Tain-Test Split summary</w:t>
+      </w:r>
     </w:p>
     <w:p>
       <w:pPr>
@@ -1564,22 +2209,6 @@
       </w:r>
     </w:p>
     <w:p/>
-    <w:p>
-      <w:pPr>
-        <w:jc w:val="center"/>
-        <w:rPr>
-          <w:b/>
-          <w:bCs/>
-        </w:rPr>
-      </w:pPr>
-      <w:r>
-        <w:rPr>
-          <w:b/>
-          <w:bCs/>
-        </w:rPr>
-        <w:t>Table 3: Random Forest Hyperparameters</w:t>
-      </w:r>
-    </w:p>
     <w:tbl>
       <w:tblPr>
         <w:tblW w:w="9360" w:type="dxa"/>
@@ -2094,7 +2723,28 @@
         </w:tc>
       </w:tr>
     </w:tbl>
-    <w:p/>
+    <w:p>
+      <w:pPr>
+        <w:jc w:val="center"/>
+        <w:rPr>
+          <w:rFonts w:ascii="Times New Roman" w:hAnsi="Times New Roman" w:cs="Times New Roman"/>
+          <w:i/>
+          <w:iCs/>
+          <w:sz w:val="20"/>
+          <w:szCs w:val="20"/>
+        </w:rPr>
+      </w:pPr>
+      <w:r>
+        <w:rPr>
+          <w:rFonts w:ascii="Times New Roman" w:hAnsi="Times New Roman" w:cs="Times New Roman"/>
+          <w:i/>
+          <w:iCs/>
+          <w:sz w:val="20"/>
+          <w:szCs w:val="20"/>
+        </w:rPr>
+        <w:t>Table 3: Random Forest Hyperparameters</w:t>
+      </w:r>
+    </w:p>
     <w:p>
       <w:pPr>
         <w:pStyle w:val="Heading2"/>
@@ -2204,13 +2854,6 @@
           <w:bCs/>
         </w:rPr>
       </w:pPr>
-      <w:r>
-        <w:rPr>
-          <w:b/>
-          <w:bCs/>
-        </w:rPr>
-        <w:t>Table 4: Overall test set accuracy</w:t>
-      </w:r>
     </w:p>
     <w:tbl>
       <w:tblPr>
@@ -2414,6 +3057,28 @@
       <w:pPr>
         <w:jc w:val="center"/>
         <w:rPr>
+          <w:rFonts w:ascii="Times New Roman" w:hAnsi="Times New Roman" w:cs="Times New Roman"/>
+          <w:i/>
+          <w:iCs/>
+          <w:sz w:val="20"/>
+          <w:szCs w:val="20"/>
+        </w:rPr>
+      </w:pPr>
+      <w:r>
+        <w:rPr>
+          <w:rFonts w:ascii="Times New Roman" w:hAnsi="Times New Roman" w:cs="Times New Roman"/>
+          <w:i/>
+          <w:iCs/>
+          <w:sz w:val="20"/>
+          <w:szCs w:val="20"/>
+        </w:rPr>
+        <w:t>Table 4: Overall test set accuracy</w:t>
+      </w:r>
+    </w:p>
+    <w:p>
+      <w:pPr>
+        <w:jc w:val="center"/>
+        <w:rPr>
           <w:b/>
           <w:bCs/>
         </w:rPr>
@@ -2454,23 +3119,6 @@
           <w:bCs/>
         </w:rPr>
       </w:pPr>
-    </w:p>
-    <w:p>
-      <w:pPr>
-        <w:jc w:val="center"/>
-        <w:rPr>
-          <w:b/>
-          <w:bCs/>
-        </w:rPr>
-      </w:pPr>
-      <w:r>
-        <w:rPr>
-          <w:b/>
-          <w:bCs/>
-        </w:rPr>
-        <w:lastRenderedPageBreak/>
-        <w:t>Table 5: Random Forest per-class TPR and FPR</w:t>
-      </w:r>
     </w:p>
     <w:tbl>
       <w:tblPr>
@@ -2501,7 +3149,7 @@
         </w:trPr>
         <w:tc>
           <w:tcPr>
-            <w:tcW w:w="3360" w:type="dxa"/>
+            <w:tcW w:w="3970" w:type="dxa"/>
             <w:tcBorders>
               <w:top w:val="single" w:sz="1" w:space="0" w:color="AAAAAA"/>
               <w:left w:val="single" w:sz="1" w:space="0" w:color="AAAAAA"/>
@@ -2534,7 +3182,7 @@
         </w:tc>
         <w:tc>
           <w:tcPr>
-            <w:tcW w:w="1560" w:type="dxa"/>
+            <w:tcW w:w="1844" w:type="dxa"/>
             <w:tcBorders>
               <w:top w:val="single" w:sz="1" w:space="0" w:color="AAAAAA"/>
               <w:left w:val="single" w:sz="1" w:space="0" w:color="AAAAAA"/>
@@ -2567,7 +3215,7 @@
         </w:tc>
         <w:tc>
           <w:tcPr>
-            <w:tcW w:w="1560" w:type="dxa"/>
+            <w:tcW w:w="1844" w:type="dxa"/>
             <w:tcBorders>
               <w:top w:val="single" w:sz="1" w:space="0" w:color="AAAAAA"/>
               <w:left w:val="single" w:sz="1" w:space="0" w:color="AAAAAA"/>
@@ -2600,7 +3248,7 @@
         </w:tc>
         <w:tc>
           <w:tcPr>
-            <w:tcW w:w="1440" w:type="dxa"/>
+            <w:tcW w:w="1702" w:type="dxa"/>
             <w:tcBorders>
               <w:top w:val="single" w:sz="1" w:space="0" w:color="AAAAAA"/>
               <w:left w:val="single" w:sz="1" w:space="0" w:color="AAAAAA"/>
@@ -2635,7 +3283,7 @@
       <w:tr>
         <w:tc>
           <w:tcPr>
-            <w:tcW w:w="3360" w:type="dxa"/>
+            <w:tcW w:w="3970" w:type="dxa"/>
             <w:tcBorders>
               <w:top w:val="single" w:sz="1" w:space="0" w:color="AAAAAA"/>
               <w:left w:val="single" w:sz="1" w:space="0" w:color="AAAAAA"/>
@@ -2672,45 +3320,45 @@
         </w:tc>
         <w:tc>
           <w:tcPr>
-            <w:tcW w:w="1560" w:type="dxa"/>
-            <w:tcBorders>
-              <w:top w:val="single" w:sz="1" w:space="0" w:color="AAAAAA"/>
-              <w:left w:val="single" w:sz="1" w:space="0" w:color="AAAAAA"/>
-              <w:bottom w:val="single" w:sz="1" w:space="0" w:color="AAAAAA"/>
-              <w:right w:val="single" w:sz="1" w:space="0" w:color="AAAAAA"/>
-            </w:tcBorders>
-            <w:shd w:val="clear" w:color="auto" w:fill="FFFFFF"/>
-            <w:tcMar>
-              <w:top w:w="80" w:type="dxa"/>
-              <w:left w:w="120" w:type="dxa"/>
-              <w:bottom w:w="80" w:type="dxa"/>
-              <w:right w:w="120" w:type="dxa"/>
-            </w:tcMar>
-          </w:tcPr>
-          <w:p/>
-        </w:tc>
-        <w:tc>
-          <w:tcPr>
-            <w:tcW w:w="1560" w:type="dxa"/>
-            <w:tcBorders>
-              <w:top w:val="single" w:sz="1" w:space="0" w:color="AAAAAA"/>
-              <w:left w:val="single" w:sz="1" w:space="0" w:color="AAAAAA"/>
-              <w:bottom w:val="single" w:sz="1" w:space="0" w:color="AAAAAA"/>
-              <w:right w:val="single" w:sz="1" w:space="0" w:color="AAAAAA"/>
-            </w:tcBorders>
-            <w:shd w:val="clear" w:color="auto" w:fill="FFFFFF"/>
-            <w:tcMar>
-              <w:top w:w="80" w:type="dxa"/>
-              <w:left w:w="120" w:type="dxa"/>
-              <w:bottom w:w="80" w:type="dxa"/>
-              <w:right w:w="120" w:type="dxa"/>
-            </w:tcMar>
-          </w:tcPr>
-          <w:p/>
-        </w:tc>
-        <w:tc>
-          <w:tcPr>
-            <w:tcW w:w="1440" w:type="dxa"/>
+            <w:tcW w:w="1844" w:type="dxa"/>
+            <w:tcBorders>
+              <w:top w:val="single" w:sz="1" w:space="0" w:color="AAAAAA"/>
+              <w:left w:val="single" w:sz="1" w:space="0" w:color="AAAAAA"/>
+              <w:bottom w:val="single" w:sz="1" w:space="0" w:color="AAAAAA"/>
+              <w:right w:val="single" w:sz="1" w:space="0" w:color="AAAAAA"/>
+            </w:tcBorders>
+            <w:shd w:val="clear" w:color="auto" w:fill="FFFFFF"/>
+            <w:tcMar>
+              <w:top w:w="80" w:type="dxa"/>
+              <w:left w:w="120" w:type="dxa"/>
+              <w:bottom w:w="80" w:type="dxa"/>
+              <w:right w:w="120" w:type="dxa"/>
+            </w:tcMar>
+          </w:tcPr>
+          <w:p/>
+        </w:tc>
+        <w:tc>
+          <w:tcPr>
+            <w:tcW w:w="1844" w:type="dxa"/>
+            <w:tcBorders>
+              <w:top w:val="single" w:sz="1" w:space="0" w:color="AAAAAA"/>
+              <w:left w:val="single" w:sz="1" w:space="0" w:color="AAAAAA"/>
+              <w:bottom w:val="single" w:sz="1" w:space="0" w:color="AAAAAA"/>
+              <w:right w:val="single" w:sz="1" w:space="0" w:color="AAAAAA"/>
+            </w:tcBorders>
+            <w:shd w:val="clear" w:color="auto" w:fill="FFFFFF"/>
+            <w:tcMar>
+              <w:top w:w="80" w:type="dxa"/>
+              <w:left w:w="120" w:type="dxa"/>
+              <w:bottom w:w="80" w:type="dxa"/>
+              <w:right w:w="120" w:type="dxa"/>
+            </w:tcMar>
+          </w:tcPr>
+          <w:p/>
+        </w:tc>
+        <w:tc>
+          <w:tcPr>
+            <w:tcW w:w="1702" w:type="dxa"/>
             <w:tcBorders>
               <w:top w:val="single" w:sz="1" w:space="0" w:color="AAAAAA"/>
               <w:left w:val="single" w:sz="1" w:space="0" w:color="AAAAAA"/>
@@ -2731,7 +3379,7 @@
       <w:tr>
         <w:tc>
           <w:tcPr>
-            <w:tcW w:w="3360" w:type="dxa"/>
+            <w:tcW w:w="3970" w:type="dxa"/>
             <w:tcBorders>
               <w:top w:val="single" w:sz="1" w:space="0" w:color="AAAAAA"/>
               <w:left w:val="single" w:sz="1" w:space="0" w:color="AAAAAA"/>
@@ -2768,45 +3416,45 @@
         </w:tc>
         <w:tc>
           <w:tcPr>
-            <w:tcW w:w="1560" w:type="dxa"/>
-            <w:tcBorders>
-              <w:top w:val="single" w:sz="1" w:space="0" w:color="AAAAAA"/>
-              <w:left w:val="single" w:sz="1" w:space="0" w:color="AAAAAA"/>
-              <w:bottom w:val="single" w:sz="1" w:space="0" w:color="AAAAAA"/>
-              <w:right w:val="single" w:sz="1" w:space="0" w:color="AAAAAA"/>
-            </w:tcBorders>
-            <w:shd w:val="clear" w:color="auto" w:fill="FFFFFF"/>
-            <w:tcMar>
-              <w:top w:w="80" w:type="dxa"/>
-              <w:left w:w="120" w:type="dxa"/>
-              <w:bottom w:w="80" w:type="dxa"/>
-              <w:right w:w="120" w:type="dxa"/>
-            </w:tcMar>
-          </w:tcPr>
-          <w:p/>
-        </w:tc>
-        <w:tc>
-          <w:tcPr>
-            <w:tcW w:w="1560" w:type="dxa"/>
-            <w:tcBorders>
-              <w:top w:val="single" w:sz="1" w:space="0" w:color="AAAAAA"/>
-              <w:left w:val="single" w:sz="1" w:space="0" w:color="AAAAAA"/>
-              <w:bottom w:val="single" w:sz="1" w:space="0" w:color="AAAAAA"/>
-              <w:right w:val="single" w:sz="1" w:space="0" w:color="AAAAAA"/>
-            </w:tcBorders>
-            <w:shd w:val="clear" w:color="auto" w:fill="FFFFFF"/>
-            <w:tcMar>
-              <w:top w:w="80" w:type="dxa"/>
-              <w:left w:w="120" w:type="dxa"/>
-              <w:bottom w:w="80" w:type="dxa"/>
-              <w:right w:w="120" w:type="dxa"/>
-            </w:tcMar>
-          </w:tcPr>
-          <w:p/>
-        </w:tc>
-        <w:tc>
-          <w:tcPr>
-            <w:tcW w:w="1440" w:type="dxa"/>
+            <w:tcW w:w="1844" w:type="dxa"/>
+            <w:tcBorders>
+              <w:top w:val="single" w:sz="1" w:space="0" w:color="AAAAAA"/>
+              <w:left w:val="single" w:sz="1" w:space="0" w:color="AAAAAA"/>
+              <w:bottom w:val="single" w:sz="1" w:space="0" w:color="AAAAAA"/>
+              <w:right w:val="single" w:sz="1" w:space="0" w:color="AAAAAA"/>
+            </w:tcBorders>
+            <w:shd w:val="clear" w:color="auto" w:fill="FFFFFF"/>
+            <w:tcMar>
+              <w:top w:w="80" w:type="dxa"/>
+              <w:left w:w="120" w:type="dxa"/>
+              <w:bottom w:w="80" w:type="dxa"/>
+              <w:right w:w="120" w:type="dxa"/>
+            </w:tcMar>
+          </w:tcPr>
+          <w:p/>
+        </w:tc>
+        <w:tc>
+          <w:tcPr>
+            <w:tcW w:w="1844" w:type="dxa"/>
+            <w:tcBorders>
+              <w:top w:val="single" w:sz="1" w:space="0" w:color="AAAAAA"/>
+              <w:left w:val="single" w:sz="1" w:space="0" w:color="AAAAAA"/>
+              <w:bottom w:val="single" w:sz="1" w:space="0" w:color="AAAAAA"/>
+              <w:right w:val="single" w:sz="1" w:space="0" w:color="AAAAAA"/>
+            </w:tcBorders>
+            <w:shd w:val="clear" w:color="auto" w:fill="FFFFFF"/>
+            <w:tcMar>
+              <w:top w:w="80" w:type="dxa"/>
+              <w:left w:w="120" w:type="dxa"/>
+              <w:bottom w:w="80" w:type="dxa"/>
+              <w:right w:w="120" w:type="dxa"/>
+            </w:tcMar>
+          </w:tcPr>
+          <w:p/>
+        </w:tc>
+        <w:tc>
+          <w:tcPr>
+            <w:tcW w:w="1702" w:type="dxa"/>
             <w:tcBorders>
               <w:top w:val="single" w:sz="1" w:space="0" w:color="AAAAAA"/>
               <w:left w:val="single" w:sz="1" w:space="0" w:color="AAAAAA"/>
@@ -2827,7 +3475,7 @@
       <w:tr>
         <w:tc>
           <w:tcPr>
-            <w:tcW w:w="3360" w:type="dxa"/>
+            <w:tcW w:w="3970" w:type="dxa"/>
             <w:tcBorders>
               <w:top w:val="single" w:sz="1" w:space="0" w:color="AAAAAA"/>
               <w:left w:val="single" w:sz="1" w:space="0" w:color="AAAAAA"/>
@@ -2858,51 +3506,52 @@
                 <w:sz w:val="20"/>
                 <w:szCs w:val="20"/>
               </w:rPr>
+              <w:lastRenderedPageBreak/>
               <w:t>Worm</w:t>
             </w:r>
           </w:p>
         </w:tc>
         <w:tc>
           <w:tcPr>
-            <w:tcW w:w="1560" w:type="dxa"/>
-            <w:tcBorders>
-              <w:top w:val="single" w:sz="1" w:space="0" w:color="AAAAAA"/>
-              <w:left w:val="single" w:sz="1" w:space="0" w:color="AAAAAA"/>
-              <w:bottom w:val="single" w:sz="1" w:space="0" w:color="AAAAAA"/>
-              <w:right w:val="single" w:sz="1" w:space="0" w:color="AAAAAA"/>
-            </w:tcBorders>
-            <w:shd w:val="clear" w:color="auto" w:fill="FFFFFF"/>
-            <w:tcMar>
-              <w:top w:w="80" w:type="dxa"/>
-              <w:left w:w="120" w:type="dxa"/>
-              <w:bottom w:w="80" w:type="dxa"/>
-              <w:right w:w="120" w:type="dxa"/>
-            </w:tcMar>
-          </w:tcPr>
-          <w:p/>
-        </w:tc>
-        <w:tc>
-          <w:tcPr>
-            <w:tcW w:w="1560" w:type="dxa"/>
-            <w:tcBorders>
-              <w:top w:val="single" w:sz="1" w:space="0" w:color="AAAAAA"/>
-              <w:left w:val="single" w:sz="1" w:space="0" w:color="AAAAAA"/>
-              <w:bottom w:val="single" w:sz="1" w:space="0" w:color="AAAAAA"/>
-              <w:right w:val="single" w:sz="1" w:space="0" w:color="AAAAAA"/>
-            </w:tcBorders>
-            <w:shd w:val="clear" w:color="auto" w:fill="FFFFFF"/>
-            <w:tcMar>
-              <w:top w:w="80" w:type="dxa"/>
-              <w:left w:w="120" w:type="dxa"/>
-              <w:bottom w:w="80" w:type="dxa"/>
-              <w:right w:w="120" w:type="dxa"/>
-            </w:tcMar>
-          </w:tcPr>
-          <w:p/>
-        </w:tc>
-        <w:tc>
-          <w:tcPr>
-            <w:tcW w:w="1440" w:type="dxa"/>
+            <w:tcW w:w="1844" w:type="dxa"/>
+            <w:tcBorders>
+              <w:top w:val="single" w:sz="1" w:space="0" w:color="AAAAAA"/>
+              <w:left w:val="single" w:sz="1" w:space="0" w:color="AAAAAA"/>
+              <w:bottom w:val="single" w:sz="1" w:space="0" w:color="AAAAAA"/>
+              <w:right w:val="single" w:sz="1" w:space="0" w:color="AAAAAA"/>
+            </w:tcBorders>
+            <w:shd w:val="clear" w:color="auto" w:fill="FFFFFF"/>
+            <w:tcMar>
+              <w:top w:w="80" w:type="dxa"/>
+              <w:left w:w="120" w:type="dxa"/>
+              <w:bottom w:w="80" w:type="dxa"/>
+              <w:right w:w="120" w:type="dxa"/>
+            </w:tcMar>
+          </w:tcPr>
+          <w:p/>
+        </w:tc>
+        <w:tc>
+          <w:tcPr>
+            <w:tcW w:w="1844" w:type="dxa"/>
+            <w:tcBorders>
+              <w:top w:val="single" w:sz="1" w:space="0" w:color="AAAAAA"/>
+              <w:left w:val="single" w:sz="1" w:space="0" w:color="AAAAAA"/>
+              <w:bottom w:val="single" w:sz="1" w:space="0" w:color="AAAAAA"/>
+              <w:right w:val="single" w:sz="1" w:space="0" w:color="AAAAAA"/>
+            </w:tcBorders>
+            <w:shd w:val="clear" w:color="auto" w:fill="FFFFFF"/>
+            <w:tcMar>
+              <w:top w:w="80" w:type="dxa"/>
+              <w:left w:w="120" w:type="dxa"/>
+              <w:bottom w:w="80" w:type="dxa"/>
+              <w:right w:w="120" w:type="dxa"/>
+            </w:tcMar>
+          </w:tcPr>
+          <w:p/>
+        </w:tc>
+        <w:tc>
+          <w:tcPr>
+            <w:tcW w:w="1702" w:type="dxa"/>
             <w:tcBorders>
               <w:top w:val="single" w:sz="1" w:space="0" w:color="AAAAAA"/>
               <w:left w:val="single" w:sz="1" w:space="0" w:color="AAAAAA"/>
@@ -2923,7 +3572,7 @@
       <w:tr>
         <w:tc>
           <w:tcPr>
-            <w:tcW w:w="3360" w:type="dxa"/>
+            <w:tcW w:w="3970" w:type="dxa"/>
             <w:tcBorders>
               <w:top w:val="single" w:sz="1" w:space="0" w:color="AAAAAA"/>
               <w:left w:val="single" w:sz="1" w:space="0" w:color="AAAAAA"/>
@@ -2960,45 +3609,45 @@
         </w:tc>
         <w:tc>
           <w:tcPr>
-            <w:tcW w:w="1560" w:type="dxa"/>
-            <w:tcBorders>
-              <w:top w:val="single" w:sz="1" w:space="0" w:color="AAAAAA"/>
-              <w:left w:val="single" w:sz="1" w:space="0" w:color="AAAAAA"/>
-              <w:bottom w:val="single" w:sz="1" w:space="0" w:color="AAAAAA"/>
-              <w:right w:val="single" w:sz="1" w:space="0" w:color="AAAAAA"/>
-            </w:tcBorders>
-            <w:shd w:val="clear" w:color="auto" w:fill="FFFFFF"/>
-            <w:tcMar>
-              <w:top w:w="80" w:type="dxa"/>
-              <w:left w:w="120" w:type="dxa"/>
-              <w:bottom w:w="80" w:type="dxa"/>
-              <w:right w:w="120" w:type="dxa"/>
-            </w:tcMar>
-          </w:tcPr>
-          <w:p/>
-        </w:tc>
-        <w:tc>
-          <w:tcPr>
-            <w:tcW w:w="1560" w:type="dxa"/>
-            <w:tcBorders>
-              <w:top w:val="single" w:sz="1" w:space="0" w:color="AAAAAA"/>
-              <w:left w:val="single" w:sz="1" w:space="0" w:color="AAAAAA"/>
-              <w:bottom w:val="single" w:sz="1" w:space="0" w:color="AAAAAA"/>
-              <w:right w:val="single" w:sz="1" w:space="0" w:color="AAAAAA"/>
-            </w:tcBorders>
-            <w:shd w:val="clear" w:color="auto" w:fill="FFFFFF"/>
-            <w:tcMar>
-              <w:top w:w="80" w:type="dxa"/>
-              <w:left w:w="120" w:type="dxa"/>
-              <w:bottom w:w="80" w:type="dxa"/>
-              <w:right w:w="120" w:type="dxa"/>
-            </w:tcMar>
-          </w:tcPr>
-          <w:p/>
-        </w:tc>
-        <w:tc>
-          <w:tcPr>
-            <w:tcW w:w="1440" w:type="dxa"/>
+            <w:tcW w:w="1844" w:type="dxa"/>
+            <w:tcBorders>
+              <w:top w:val="single" w:sz="1" w:space="0" w:color="AAAAAA"/>
+              <w:left w:val="single" w:sz="1" w:space="0" w:color="AAAAAA"/>
+              <w:bottom w:val="single" w:sz="1" w:space="0" w:color="AAAAAA"/>
+              <w:right w:val="single" w:sz="1" w:space="0" w:color="AAAAAA"/>
+            </w:tcBorders>
+            <w:shd w:val="clear" w:color="auto" w:fill="FFFFFF"/>
+            <w:tcMar>
+              <w:top w:w="80" w:type="dxa"/>
+              <w:left w:w="120" w:type="dxa"/>
+              <w:bottom w:w="80" w:type="dxa"/>
+              <w:right w:w="120" w:type="dxa"/>
+            </w:tcMar>
+          </w:tcPr>
+          <w:p/>
+        </w:tc>
+        <w:tc>
+          <w:tcPr>
+            <w:tcW w:w="1844" w:type="dxa"/>
+            <w:tcBorders>
+              <w:top w:val="single" w:sz="1" w:space="0" w:color="AAAAAA"/>
+              <w:left w:val="single" w:sz="1" w:space="0" w:color="AAAAAA"/>
+              <w:bottom w:val="single" w:sz="1" w:space="0" w:color="AAAAAA"/>
+              <w:right w:val="single" w:sz="1" w:space="0" w:color="AAAAAA"/>
+            </w:tcBorders>
+            <w:shd w:val="clear" w:color="auto" w:fill="FFFFFF"/>
+            <w:tcMar>
+              <w:top w:w="80" w:type="dxa"/>
+              <w:left w:w="120" w:type="dxa"/>
+              <w:bottom w:w="80" w:type="dxa"/>
+              <w:right w:w="120" w:type="dxa"/>
+            </w:tcMar>
+          </w:tcPr>
+          <w:p/>
+        </w:tc>
+        <w:tc>
+          <w:tcPr>
+            <w:tcW w:w="1702" w:type="dxa"/>
             <w:tcBorders>
               <w:top w:val="single" w:sz="1" w:space="0" w:color="AAAAAA"/>
               <w:left w:val="single" w:sz="1" w:space="0" w:color="AAAAAA"/>
@@ -3019,7 +3668,7 @@
       <w:tr>
         <w:tc>
           <w:tcPr>
-            <w:tcW w:w="3360" w:type="dxa"/>
+            <w:tcW w:w="3970" w:type="dxa"/>
             <w:tcBorders>
               <w:top w:val="single" w:sz="1" w:space="0" w:color="AAAAAA"/>
               <w:left w:val="single" w:sz="1" w:space="0" w:color="AAAAAA"/>
@@ -3056,45 +3705,45 @@
         </w:tc>
         <w:tc>
           <w:tcPr>
-            <w:tcW w:w="1560" w:type="dxa"/>
-            <w:tcBorders>
-              <w:top w:val="single" w:sz="1" w:space="0" w:color="AAAAAA"/>
-              <w:left w:val="single" w:sz="1" w:space="0" w:color="AAAAAA"/>
-              <w:bottom w:val="single" w:sz="1" w:space="0" w:color="AAAAAA"/>
-              <w:right w:val="single" w:sz="1" w:space="0" w:color="AAAAAA"/>
-            </w:tcBorders>
-            <w:shd w:val="clear" w:color="auto" w:fill="FFFFFF"/>
-            <w:tcMar>
-              <w:top w:w="80" w:type="dxa"/>
-              <w:left w:w="120" w:type="dxa"/>
-              <w:bottom w:w="80" w:type="dxa"/>
-              <w:right w:w="120" w:type="dxa"/>
-            </w:tcMar>
-          </w:tcPr>
-          <w:p/>
-        </w:tc>
-        <w:tc>
-          <w:tcPr>
-            <w:tcW w:w="1560" w:type="dxa"/>
-            <w:tcBorders>
-              <w:top w:val="single" w:sz="1" w:space="0" w:color="AAAAAA"/>
-              <w:left w:val="single" w:sz="1" w:space="0" w:color="AAAAAA"/>
-              <w:bottom w:val="single" w:sz="1" w:space="0" w:color="AAAAAA"/>
-              <w:right w:val="single" w:sz="1" w:space="0" w:color="AAAAAA"/>
-            </w:tcBorders>
-            <w:shd w:val="clear" w:color="auto" w:fill="FFFFFF"/>
-            <w:tcMar>
-              <w:top w:w="80" w:type="dxa"/>
-              <w:left w:w="120" w:type="dxa"/>
-              <w:bottom w:w="80" w:type="dxa"/>
-              <w:right w:w="120" w:type="dxa"/>
-            </w:tcMar>
-          </w:tcPr>
-          <w:p/>
-        </w:tc>
-        <w:tc>
-          <w:tcPr>
-            <w:tcW w:w="1440" w:type="dxa"/>
+            <w:tcW w:w="1844" w:type="dxa"/>
+            <w:tcBorders>
+              <w:top w:val="single" w:sz="1" w:space="0" w:color="AAAAAA"/>
+              <w:left w:val="single" w:sz="1" w:space="0" w:color="AAAAAA"/>
+              <w:bottom w:val="single" w:sz="1" w:space="0" w:color="AAAAAA"/>
+              <w:right w:val="single" w:sz="1" w:space="0" w:color="AAAAAA"/>
+            </w:tcBorders>
+            <w:shd w:val="clear" w:color="auto" w:fill="FFFFFF"/>
+            <w:tcMar>
+              <w:top w:w="80" w:type="dxa"/>
+              <w:left w:w="120" w:type="dxa"/>
+              <w:bottom w:w="80" w:type="dxa"/>
+              <w:right w:w="120" w:type="dxa"/>
+            </w:tcMar>
+          </w:tcPr>
+          <w:p/>
+        </w:tc>
+        <w:tc>
+          <w:tcPr>
+            <w:tcW w:w="1844" w:type="dxa"/>
+            <w:tcBorders>
+              <w:top w:val="single" w:sz="1" w:space="0" w:color="AAAAAA"/>
+              <w:left w:val="single" w:sz="1" w:space="0" w:color="AAAAAA"/>
+              <w:bottom w:val="single" w:sz="1" w:space="0" w:color="AAAAAA"/>
+              <w:right w:val="single" w:sz="1" w:space="0" w:color="AAAAAA"/>
+            </w:tcBorders>
+            <w:shd w:val="clear" w:color="auto" w:fill="FFFFFF"/>
+            <w:tcMar>
+              <w:top w:w="80" w:type="dxa"/>
+              <w:left w:w="120" w:type="dxa"/>
+              <w:bottom w:w="80" w:type="dxa"/>
+              <w:right w:w="120" w:type="dxa"/>
+            </w:tcMar>
+          </w:tcPr>
+          <w:p/>
+        </w:tc>
+        <w:tc>
+          <w:tcPr>
+            <w:tcW w:w="1702" w:type="dxa"/>
             <w:tcBorders>
               <w:top w:val="single" w:sz="1" w:space="0" w:color="AAAAAA"/>
               <w:left w:val="single" w:sz="1" w:space="0" w:color="AAAAAA"/>
@@ -3115,7 +3764,7 @@
       <w:tr>
         <w:tc>
           <w:tcPr>
-            <w:tcW w:w="3360" w:type="dxa"/>
+            <w:tcW w:w="3970" w:type="dxa"/>
             <w:tcBorders>
               <w:top w:val="single" w:sz="1" w:space="0" w:color="AAAAAA"/>
               <w:left w:val="single" w:sz="1" w:space="0" w:color="AAAAAA"/>
@@ -3152,45 +3801,45 @@
         </w:tc>
         <w:tc>
           <w:tcPr>
-            <w:tcW w:w="1560" w:type="dxa"/>
-            <w:tcBorders>
-              <w:top w:val="single" w:sz="1" w:space="0" w:color="AAAAAA"/>
-              <w:left w:val="single" w:sz="1" w:space="0" w:color="AAAAAA"/>
-              <w:bottom w:val="single" w:sz="1" w:space="0" w:color="AAAAAA"/>
-              <w:right w:val="single" w:sz="1" w:space="0" w:color="AAAAAA"/>
-            </w:tcBorders>
-            <w:shd w:val="clear" w:color="auto" w:fill="FFFFFF"/>
-            <w:tcMar>
-              <w:top w:w="80" w:type="dxa"/>
-              <w:left w:w="120" w:type="dxa"/>
-              <w:bottom w:w="80" w:type="dxa"/>
-              <w:right w:w="120" w:type="dxa"/>
-            </w:tcMar>
-          </w:tcPr>
-          <w:p/>
-        </w:tc>
-        <w:tc>
-          <w:tcPr>
-            <w:tcW w:w="1560" w:type="dxa"/>
-            <w:tcBorders>
-              <w:top w:val="single" w:sz="1" w:space="0" w:color="AAAAAA"/>
-              <w:left w:val="single" w:sz="1" w:space="0" w:color="AAAAAA"/>
-              <w:bottom w:val="single" w:sz="1" w:space="0" w:color="AAAAAA"/>
-              <w:right w:val="single" w:sz="1" w:space="0" w:color="AAAAAA"/>
-            </w:tcBorders>
-            <w:shd w:val="clear" w:color="auto" w:fill="FFFFFF"/>
-            <w:tcMar>
-              <w:top w:w="80" w:type="dxa"/>
-              <w:left w:w="120" w:type="dxa"/>
-              <w:bottom w:w="80" w:type="dxa"/>
-              <w:right w:w="120" w:type="dxa"/>
-            </w:tcMar>
-          </w:tcPr>
-          <w:p/>
-        </w:tc>
-        <w:tc>
-          <w:tcPr>
-            <w:tcW w:w="1440" w:type="dxa"/>
+            <w:tcW w:w="1844" w:type="dxa"/>
+            <w:tcBorders>
+              <w:top w:val="single" w:sz="1" w:space="0" w:color="AAAAAA"/>
+              <w:left w:val="single" w:sz="1" w:space="0" w:color="AAAAAA"/>
+              <w:bottom w:val="single" w:sz="1" w:space="0" w:color="AAAAAA"/>
+              <w:right w:val="single" w:sz="1" w:space="0" w:color="AAAAAA"/>
+            </w:tcBorders>
+            <w:shd w:val="clear" w:color="auto" w:fill="FFFFFF"/>
+            <w:tcMar>
+              <w:top w:w="80" w:type="dxa"/>
+              <w:left w:w="120" w:type="dxa"/>
+              <w:bottom w:w="80" w:type="dxa"/>
+              <w:right w:w="120" w:type="dxa"/>
+            </w:tcMar>
+          </w:tcPr>
+          <w:p/>
+        </w:tc>
+        <w:tc>
+          <w:tcPr>
+            <w:tcW w:w="1844" w:type="dxa"/>
+            <w:tcBorders>
+              <w:top w:val="single" w:sz="1" w:space="0" w:color="AAAAAA"/>
+              <w:left w:val="single" w:sz="1" w:space="0" w:color="AAAAAA"/>
+              <w:bottom w:val="single" w:sz="1" w:space="0" w:color="AAAAAA"/>
+              <w:right w:val="single" w:sz="1" w:space="0" w:color="AAAAAA"/>
+            </w:tcBorders>
+            <w:shd w:val="clear" w:color="auto" w:fill="FFFFFF"/>
+            <w:tcMar>
+              <w:top w:w="80" w:type="dxa"/>
+              <w:left w:w="120" w:type="dxa"/>
+              <w:bottom w:w="80" w:type="dxa"/>
+              <w:right w:w="120" w:type="dxa"/>
+            </w:tcMar>
+          </w:tcPr>
+          <w:p/>
+        </w:tc>
+        <w:tc>
+          <w:tcPr>
+            <w:tcW w:w="1702" w:type="dxa"/>
             <w:tcBorders>
               <w:top w:val="single" w:sz="1" w:space="0" w:color="AAAAAA"/>
               <w:left w:val="single" w:sz="1" w:space="0" w:color="AAAAAA"/>
@@ -3211,7 +3860,7 @@
       <w:tr>
         <w:tc>
           <w:tcPr>
-            <w:tcW w:w="3360" w:type="dxa"/>
+            <w:tcW w:w="3970" w:type="dxa"/>
             <w:tcBorders>
               <w:top w:val="single" w:sz="1" w:space="0" w:color="AAAAAA"/>
               <w:left w:val="single" w:sz="1" w:space="0" w:color="AAAAAA"/>
@@ -3248,45 +3897,45 @@
         </w:tc>
         <w:tc>
           <w:tcPr>
-            <w:tcW w:w="1560" w:type="dxa"/>
-            <w:tcBorders>
-              <w:top w:val="single" w:sz="1" w:space="0" w:color="AAAAAA"/>
-              <w:left w:val="single" w:sz="1" w:space="0" w:color="AAAAAA"/>
-              <w:bottom w:val="single" w:sz="1" w:space="0" w:color="AAAAAA"/>
-              <w:right w:val="single" w:sz="1" w:space="0" w:color="AAAAAA"/>
-            </w:tcBorders>
-            <w:shd w:val="clear" w:color="auto" w:fill="FFFFFF"/>
-            <w:tcMar>
-              <w:top w:w="80" w:type="dxa"/>
-              <w:left w:w="120" w:type="dxa"/>
-              <w:bottom w:w="80" w:type="dxa"/>
-              <w:right w:w="120" w:type="dxa"/>
-            </w:tcMar>
-          </w:tcPr>
-          <w:p/>
-        </w:tc>
-        <w:tc>
-          <w:tcPr>
-            <w:tcW w:w="1560" w:type="dxa"/>
-            <w:tcBorders>
-              <w:top w:val="single" w:sz="1" w:space="0" w:color="AAAAAA"/>
-              <w:left w:val="single" w:sz="1" w:space="0" w:color="AAAAAA"/>
-              <w:bottom w:val="single" w:sz="1" w:space="0" w:color="AAAAAA"/>
-              <w:right w:val="single" w:sz="1" w:space="0" w:color="AAAAAA"/>
-            </w:tcBorders>
-            <w:shd w:val="clear" w:color="auto" w:fill="FFFFFF"/>
-            <w:tcMar>
-              <w:top w:w="80" w:type="dxa"/>
-              <w:left w:w="120" w:type="dxa"/>
-              <w:bottom w:w="80" w:type="dxa"/>
-              <w:right w:w="120" w:type="dxa"/>
-            </w:tcMar>
-          </w:tcPr>
-          <w:p/>
-        </w:tc>
-        <w:tc>
-          <w:tcPr>
-            <w:tcW w:w="1440" w:type="dxa"/>
+            <w:tcW w:w="1844" w:type="dxa"/>
+            <w:tcBorders>
+              <w:top w:val="single" w:sz="1" w:space="0" w:color="AAAAAA"/>
+              <w:left w:val="single" w:sz="1" w:space="0" w:color="AAAAAA"/>
+              <w:bottom w:val="single" w:sz="1" w:space="0" w:color="AAAAAA"/>
+              <w:right w:val="single" w:sz="1" w:space="0" w:color="AAAAAA"/>
+            </w:tcBorders>
+            <w:shd w:val="clear" w:color="auto" w:fill="FFFFFF"/>
+            <w:tcMar>
+              <w:top w:w="80" w:type="dxa"/>
+              <w:left w:w="120" w:type="dxa"/>
+              <w:bottom w:w="80" w:type="dxa"/>
+              <w:right w:w="120" w:type="dxa"/>
+            </w:tcMar>
+          </w:tcPr>
+          <w:p/>
+        </w:tc>
+        <w:tc>
+          <w:tcPr>
+            <w:tcW w:w="1844" w:type="dxa"/>
+            <w:tcBorders>
+              <w:top w:val="single" w:sz="1" w:space="0" w:color="AAAAAA"/>
+              <w:left w:val="single" w:sz="1" w:space="0" w:color="AAAAAA"/>
+              <w:bottom w:val="single" w:sz="1" w:space="0" w:color="AAAAAA"/>
+              <w:right w:val="single" w:sz="1" w:space="0" w:color="AAAAAA"/>
+            </w:tcBorders>
+            <w:shd w:val="clear" w:color="auto" w:fill="FFFFFF"/>
+            <w:tcMar>
+              <w:top w:w="80" w:type="dxa"/>
+              <w:left w:w="120" w:type="dxa"/>
+              <w:bottom w:w="80" w:type="dxa"/>
+              <w:right w:w="120" w:type="dxa"/>
+            </w:tcMar>
+          </w:tcPr>
+          <w:p/>
+        </w:tc>
+        <w:tc>
+          <w:tcPr>
+            <w:tcW w:w="1702" w:type="dxa"/>
             <w:tcBorders>
               <w:top w:val="single" w:sz="1" w:space="0" w:color="AAAAAA"/>
               <w:left w:val="single" w:sz="1" w:space="0" w:color="AAAAAA"/>
@@ -3307,7 +3956,7 @@
       <w:tr>
         <w:tc>
           <w:tcPr>
-            <w:tcW w:w="3360" w:type="dxa"/>
+            <w:tcW w:w="3970" w:type="dxa"/>
             <w:tcBorders>
               <w:top w:val="single" w:sz="1" w:space="0" w:color="AAAAAA"/>
               <w:left w:val="single" w:sz="1" w:space="0" w:color="AAAAAA"/>
@@ -3344,45 +3993,45 @@
         </w:tc>
         <w:tc>
           <w:tcPr>
-            <w:tcW w:w="1560" w:type="dxa"/>
-            <w:tcBorders>
-              <w:top w:val="single" w:sz="1" w:space="0" w:color="AAAAAA"/>
-              <w:left w:val="single" w:sz="1" w:space="0" w:color="AAAAAA"/>
-              <w:bottom w:val="single" w:sz="1" w:space="0" w:color="AAAAAA"/>
-              <w:right w:val="single" w:sz="1" w:space="0" w:color="AAAAAA"/>
-            </w:tcBorders>
-            <w:shd w:val="clear" w:color="auto" w:fill="FFFFFF"/>
-            <w:tcMar>
-              <w:top w:w="80" w:type="dxa"/>
-              <w:left w:w="120" w:type="dxa"/>
-              <w:bottom w:w="80" w:type="dxa"/>
-              <w:right w:w="120" w:type="dxa"/>
-            </w:tcMar>
-          </w:tcPr>
-          <w:p/>
-        </w:tc>
-        <w:tc>
-          <w:tcPr>
-            <w:tcW w:w="1560" w:type="dxa"/>
-            <w:tcBorders>
-              <w:top w:val="single" w:sz="1" w:space="0" w:color="AAAAAA"/>
-              <w:left w:val="single" w:sz="1" w:space="0" w:color="AAAAAA"/>
-              <w:bottom w:val="single" w:sz="1" w:space="0" w:color="AAAAAA"/>
-              <w:right w:val="single" w:sz="1" w:space="0" w:color="AAAAAA"/>
-            </w:tcBorders>
-            <w:shd w:val="clear" w:color="auto" w:fill="FFFFFF"/>
-            <w:tcMar>
-              <w:top w:w="80" w:type="dxa"/>
-              <w:left w:w="120" w:type="dxa"/>
-              <w:bottom w:w="80" w:type="dxa"/>
-              <w:right w:w="120" w:type="dxa"/>
-            </w:tcMar>
-          </w:tcPr>
-          <w:p/>
-        </w:tc>
-        <w:tc>
-          <w:tcPr>
-            <w:tcW w:w="1440" w:type="dxa"/>
+            <w:tcW w:w="1844" w:type="dxa"/>
+            <w:tcBorders>
+              <w:top w:val="single" w:sz="1" w:space="0" w:color="AAAAAA"/>
+              <w:left w:val="single" w:sz="1" w:space="0" w:color="AAAAAA"/>
+              <w:bottom w:val="single" w:sz="1" w:space="0" w:color="AAAAAA"/>
+              <w:right w:val="single" w:sz="1" w:space="0" w:color="AAAAAA"/>
+            </w:tcBorders>
+            <w:shd w:val="clear" w:color="auto" w:fill="FFFFFF"/>
+            <w:tcMar>
+              <w:top w:w="80" w:type="dxa"/>
+              <w:left w:w="120" w:type="dxa"/>
+              <w:bottom w:w="80" w:type="dxa"/>
+              <w:right w:w="120" w:type="dxa"/>
+            </w:tcMar>
+          </w:tcPr>
+          <w:p/>
+        </w:tc>
+        <w:tc>
+          <w:tcPr>
+            <w:tcW w:w="1844" w:type="dxa"/>
+            <w:tcBorders>
+              <w:top w:val="single" w:sz="1" w:space="0" w:color="AAAAAA"/>
+              <w:left w:val="single" w:sz="1" w:space="0" w:color="AAAAAA"/>
+              <w:bottom w:val="single" w:sz="1" w:space="0" w:color="AAAAAA"/>
+              <w:right w:val="single" w:sz="1" w:space="0" w:color="AAAAAA"/>
+            </w:tcBorders>
+            <w:shd w:val="clear" w:color="auto" w:fill="FFFFFF"/>
+            <w:tcMar>
+              <w:top w:w="80" w:type="dxa"/>
+              <w:left w:w="120" w:type="dxa"/>
+              <w:bottom w:w="80" w:type="dxa"/>
+              <w:right w:w="120" w:type="dxa"/>
+            </w:tcMar>
+          </w:tcPr>
+          <w:p/>
+        </w:tc>
+        <w:tc>
+          <w:tcPr>
+            <w:tcW w:w="1702" w:type="dxa"/>
             <w:tcBorders>
               <w:top w:val="single" w:sz="1" w:space="0" w:color="AAAAAA"/>
               <w:left w:val="single" w:sz="1" w:space="0" w:color="AAAAAA"/>
@@ -3403,7 +4052,7 @@
       <w:tr>
         <w:tc>
           <w:tcPr>
-            <w:tcW w:w="3360" w:type="dxa"/>
+            <w:tcW w:w="3970" w:type="dxa"/>
             <w:tcBorders>
               <w:top w:val="single" w:sz="1" w:space="0" w:color="AAAAAA"/>
               <w:left w:val="single" w:sz="1" w:space="0" w:color="AAAAAA"/>
@@ -3440,45 +4089,45 @@
         </w:tc>
         <w:tc>
           <w:tcPr>
-            <w:tcW w:w="1560" w:type="dxa"/>
-            <w:tcBorders>
-              <w:top w:val="single" w:sz="1" w:space="0" w:color="AAAAAA"/>
-              <w:left w:val="single" w:sz="1" w:space="0" w:color="AAAAAA"/>
-              <w:bottom w:val="single" w:sz="1" w:space="0" w:color="AAAAAA"/>
-              <w:right w:val="single" w:sz="1" w:space="0" w:color="AAAAAA"/>
-            </w:tcBorders>
-            <w:shd w:val="clear" w:color="auto" w:fill="FFFFFF"/>
-            <w:tcMar>
-              <w:top w:w="80" w:type="dxa"/>
-              <w:left w:w="120" w:type="dxa"/>
-              <w:bottom w:w="80" w:type="dxa"/>
-              <w:right w:w="120" w:type="dxa"/>
-            </w:tcMar>
-          </w:tcPr>
-          <w:p/>
-        </w:tc>
-        <w:tc>
-          <w:tcPr>
-            <w:tcW w:w="1560" w:type="dxa"/>
-            <w:tcBorders>
-              <w:top w:val="single" w:sz="1" w:space="0" w:color="AAAAAA"/>
-              <w:left w:val="single" w:sz="1" w:space="0" w:color="AAAAAA"/>
-              <w:bottom w:val="single" w:sz="1" w:space="0" w:color="AAAAAA"/>
-              <w:right w:val="single" w:sz="1" w:space="0" w:color="AAAAAA"/>
-            </w:tcBorders>
-            <w:shd w:val="clear" w:color="auto" w:fill="FFFFFF"/>
-            <w:tcMar>
-              <w:top w:w="80" w:type="dxa"/>
-              <w:left w:w="120" w:type="dxa"/>
-              <w:bottom w:w="80" w:type="dxa"/>
-              <w:right w:w="120" w:type="dxa"/>
-            </w:tcMar>
-          </w:tcPr>
-          <w:p/>
-        </w:tc>
-        <w:tc>
-          <w:tcPr>
-            <w:tcW w:w="1440" w:type="dxa"/>
+            <w:tcW w:w="1844" w:type="dxa"/>
+            <w:tcBorders>
+              <w:top w:val="single" w:sz="1" w:space="0" w:color="AAAAAA"/>
+              <w:left w:val="single" w:sz="1" w:space="0" w:color="AAAAAA"/>
+              <w:bottom w:val="single" w:sz="1" w:space="0" w:color="AAAAAA"/>
+              <w:right w:val="single" w:sz="1" w:space="0" w:color="AAAAAA"/>
+            </w:tcBorders>
+            <w:shd w:val="clear" w:color="auto" w:fill="FFFFFF"/>
+            <w:tcMar>
+              <w:top w:w="80" w:type="dxa"/>
+              <w:left w:w="120" w:type="dxa"/>
+              <w:bottom w:w="80" w:type="dxa"/>
+              <w:right w:w="120" w:type="dxa"/>
+            </w:tcMar>
+          </w:tcPr>
+          <w:p/>
+        </w:tc>
+        <w:tc>
+          <w:tcPr>
+            <w:tcW w:w="1844" w:type="dxa"/>
+            <w:tcBorders>
+              <w:top w:val="single" w:sz="1" w:space="0" w:color="AAAAAA"/>
+              <w:left w:val="single" w:sz="1" w:space="0" w:color="AAAAAA"/>
+              <w:bottom w:val="single" w:sz="1" w:space="0" w:color="AAAAAA"/>
+              <w:right w:val="single" w:sz="1" w:space="0" w:color="AAAAAA"/>
+            </w:tcBorders>
+            <w:shd w:val="clear" w:color="auto" w:fill="FFFFFF"/>
+            <w:tcMar>
+              <w:top w:w="80" w:type="dxa"/>
+              <w:left w:w="120" w:type="dxa"/>
+              <w:bottom w:w="80" w:type="dxa"/>
+              <w:right w:w="120" w:type="dxa"/>
+            </w:tcMar>
+          </w:tcPr>
+          <w:p/>
+        </w:tc>
+        <w:tc>
+          <w:tcPr>
+            <w:tcW w:w="1702" w:type="dxa"/>
             <w:tcBorders>
               <w:top w:val="single" w:sz="1" w:space="0" w:color="AAAAAA"/>
               <w:left w:val="single" w:sz="1" w:space="0" w:color="AAAAAA"/>
@@ -3499,7 +4148,7 @@
       <w:tr>
         <w:tc>
           <w:tcPr>
-            <w:tcW w:w="3360" w:type="dxa"/>
+            <w:tcW w:w="3970" w:type="dxa"/>
             <w:tcBorders>
               <w:top w:val="single" w:sz="1" w:space="0" w:color="AAAAAA"/>
               <w:left w:val="single" w:sz="1" w:space="0" w:color="AAAAAA"/>
@@ -3536,45 +4185,45 @@
         </w:tc>
         <w:tc>
           <w:tcPr>
-            <w:tcW w:w="1560" w:type="dxa"/>
-            <w:tcBorders>
-              <w:top w:val="single" w:sz="1" w:space="0" w:color="AAAAAA"/>
-              <w:left w:val="single" w:sz="1" w:space="0" w:color="AAAAAA"/>
-              <w:bottom w:val="single" w:sz="1" w:space="0" w:color="AAAAAA"/>
-              <w:right w:val="single" w:sz="1" w:space="0" w:color="AAAAAA"/>
-            </w:tcBorders>
-            <w:shd w:val="clear" w:color="auto" w:fill="FFFFFF"/>
-            <w:tcMar>
-              <w:top w:w="80" w:type="dxa"/>
-              <w:left w:w="120" w:type="dxa"/>
-              <w:bottom w:w="80" w:type="dxa"/>
-              <w:right w:w="120" w:type="dxa"/>
-            </w:tcMar>
-          </w:tcPr>
-          <w:p/>
-        </w:tc>
-        <w:tc>
-          <w:tcPr>
-            <w:tcW w:w="1560" w:type="dxa"/>
-            <w:tcBorders>
-              <w:top w:val="single" w:sz="1" w:space="0" w:color="AAAAAA"/>
-              <w:left w:val="single" w:sz="1" w:space="0" w:color="AAAAAA"/>
-              <w:bottom w:val="single" w:sz="1" w:space="0" w:color="AAAAAA"/>
-              <w:right w:val="single" w:sz="1" w:space="0" w:color="AAAAAA"/>
-            </w:tcBorders>
-            <w:shd w:val="clear" w:color="auto" w:fill="FFFFFF"/>
-            <w:tcMar>
-              <w:top w:w="80" w:type="dxa"/>
-              <w:left w:w="120" w:type="dxa"/>
-              <w:bottom w:w="80" w:type="dxa"/>
-              <w:right w:w="120" w:type="dxa"/>
-            </w:tcMar>
-          </w:tcPr>
-          <w:p/>
-        </w:tc>
-        <w:tc>
-          <w:tcPr>
-            <w:tcW w:w="1440" w:type="dxa"/>
+            <w:tcW w:w="1844" w:type="dxa"/>
+            <w:tcBorders>
+              <w:top w:val="single" w:sz="1" w:space="0" w:color="AAAAAA"/>
+              <w:left w:val="single" w:sz="1" w:space="0" w:color="AAAAAA"/>
+              <w:bottom w:val="single" w:sz="1" w:space="0" w:color="AAAAAA"/>
+              <w:right w:val="single" w:sz="1" w:space="0" w:color="AAAAAA"/>
+            </w:tcBorders>
+            <w:shd w:val="clear" w:color="auto" w:fill="FFFFFF"/>
+            <w:tcMar>
+              <w:top w:w="80" w:type="dxa"/>
+              <w:left w:w="120" w:type="dxa"/>
+              <w:bottom w:w="80" w:type="dxa"/>
+              <w:right w:w="120" w:type="dxa"/>
+            </w:tcMar>
+          </w:tcPr>
+          <w:p/>
+        </w:tc>
+        <w:tc>
+          <w:tcPr>
+            <w:tcW w:w="1844" w:type="dxa"/>
+            <w:tcBorders>
+              <w:top w:val="single" w:sz="1" w:space="0" w:color="AAAAAA"/>
+              <w:left w:val="single" w:sz="1" w:space="0" w:color="AAAAAA"/>
+              <w:bottom w:val="single" w:sz="1" w:space="0" w:color="AAAAAA"/>
+              <w:right w:val="single" w:sz="1" w:space="0" w:color="AAAAAA"/>
+            </w:tcBorders>
+            <w:shd w:val="clear" w:color="auto" w:fill="FFFFFF"/>
+            <w:tcMar>
+              <w:top w:w="80" w:type="dxa"/>
+              <w:left w:w="120" w:type="dxa"/>
+              <w:bottom w:w="80" w:type="dxa"/>
+              <w:right w:w="120" w:type="dxa"/>
+            </w:tcMar>
+          </w:tcPr>
+          <w:p/>
+        </w:tc>
+        <w:tc>
+          <w:tcPr>
+            <w:tcW w:w="1702" w:type="dxa"/>
             <w:tcBorders>
               <w:top w:val="single" w:sz="1" w:space="0" w:color="AAAAAA"/>
               <w:left w:val="single" w:sz="1" w:space="0" w:color="AAAAAA"/>
@@ -3595,7 +4244,7 @@
       <w:tr>
         <w:tc>
           <w:tcPr>
-            <w:tcW w:w="3360" w:type="dxa"/>
+            <w:tcW w:w="3970" w:type="dxa"/>
             <w:tcBorders>
               <w:top w:val="single" w:sz="1" w:space="0" w:color="AAAAAA"/>
               <w:left w:val="single" w:sz="1" w:space="0" w:color="AAAAAA"/>
@@ -3632,45 +4281,45 @@
         </w:tc>
         <w:tc>
           <w:tcPr>
-            <w:tcW w:w="1560" w:type="dxa"/>
-            <w:tcBorders>
-              <w:top w:val="single" w:sz="1" w:space="0" w:color="AAAAAA"/>
-              <w:left w:val="single" w:sz="1" w:space="0" w:color="AAAAAA"/>
-              <w:bottom w:val="single" w:sz="1" w:space="0" w:color="AAAAAA"/>
-              <w:right w:val="single" w:sz="1" w:space="0" w:color="AAAAAA"/>
-            </w:tcBorders>
-            <w:shd w:val="clear" w:color="auto" w:fill="FFFFFF"/>
-            <w:tcMar>
-              <w:top w:w="80" w:type="dxa"/>
-              <w:left w:w="120" w:type="dxa"/>
-              <w:bottom w:w="80" w:type="dxa"/>
-              <w:right w:w="120" w:type="dxa"/>
-            </w:tcMar>
-          </w:tcPr>
-          <w:p/>
-        </w:tc>
-        <w:tc>
-          <w:tcPr>
-            <w:tcW w:w="1560" w:type="dxa"/>
-            <w:tcBorders>
-              <w:top w:val="single" w:sz="1" w:space="0" w:color="AAAAAA"/>
-              <w:left w:val="single" w:sz="1" w:space="0" w:color="AAAAAA"/>
-              <w:bottom w:val="single" w:sz="1" w:space="0" w:color="AAAAAA"/>
-              <w:right w:val="single" w:sz="1" w:space="0" w:color="AAAAAA"/>
-            </w:tcBorders>
-            <w:shd w:val="clear" w:color="auto" w:fill="FFFFFF"/>
-            <w:tcMar>
-              <w:top w:w="80" w:type="dxa"/>
-              <w:left w:w="120" w:type="dxa"/>
-              <w:bottom w:w="80" w:type="dxa"/>
-              <w:right w:w="120" w:type="dxa"/>
-            </w:tcMar>
-          </w:tcPr>
-          <w:p/>
-        </w:tc>
-        <w:tc>
-          <w:tcPr>
-            <w:tcW w:w="1440" w:type="dxa"/>
+            <w:tcW w:w="1844" w:type="dxa"/>
+            <w:tcBorders>
+              <w:top w:val="single" w:sz="1" w:space="0" w:color="AAAAAA"/>
+              <w:left w:val="single" w:sz="1" w:space="0" w:color="AAAAAA"/>
+              <w:bottom w:val="single" w:sz="1" w:space="0" w:color="AAAAAA"/>
+              <w:right w:val="single" w:sz="1" w:space="0" w:color="AAAAAA"/>
+            </w:tcBorders>
+            <w:shd w:val="clear" w:color="auto" w:fill="FFFFFF"/>
+            <w:tcMar>
+              <w:top w:w="80" w:type="dxa"/>
+              <w:left w:w="120" w:type="dxa"/>
+              <w:bottom w:w="80" w:type="dxa"/>
+              <w:right w:w="120" w:type="dxa"/>
+            </w:tcMar>
+          </w:tcPr>
+          <w:p/>
+        </w:tc>
+        <w:tc>
+          <w:tcPr>
+            <w:tcW w:w="1844" w:type="dxa"/>
+            <w:tcBorders>
+              <w:top w:val="single" w:sz="1" w:space="0" w:color="AAAAAA"/>
+              <w:left w:val="single" w:sz="1" w:space="0" w:color="AAAAAA"/>
+              <w:bottom w:val="single" w:sz="1" w:space="0" w:color="AAAAAA"/>
+              <w:right w:val="single" w:sz="1" w:space="0" w:color="AAAAAA"/>
+            </w:tcBorders>
+            <w:shd w:val="clear" w:color="auto" w:fill="FFFFFF"/>
+            <w:tcMar>
+              <w:top w:w="80" w:type="dxa"/>
+              <w:left w:w="120" w:type="dxa"/>
+              <w:bottom w:w="80" w:type="dxa"/>
+              <w:right w:w="120" w:type="dxa"/>
+            </w:tcMar>
+          </w:tcPr>
+          <w:p/>
+        </w:tc>
+        <w:tc>
+          <w:tcPr>
+            <w:tcW w:w="1702" w:type="dxa"/>
             <w:tcBorders>
               <w:top w:val="single" w:sz="1" w:space="0" w:color="AAAAAA"/>
               <w:left w:val="single" w:sz="1" w:space="0" w:color="AAAAAA"/>
@@ -3691,7 +4340,7 @@
       <w:tr>
         <w:tc>
           <w:tcPr>
-            <w:tcW w:w="3360" w:type="dxa"/>
+            <w:tcW w:w="3970" w:type="dxa"/>
             <w:tcBorders>
               <w:top w:val="single" w:sz="1" w:space="0" w:color="AAAAAA"/>
               <w:left w:val="single" w:sz="1" w:space="0" w:color="AAAAAA"/>
@@ -3728,45 +4377,45 @@
         </w:tc>
         <w:tc>
           <w:tcPr>
-            <w:tcW w:w="1560" w:type="dxa"/>
-            <w:tcBorders>
-              <w:top w:val="single" w:sz="1" w:space="0" w:color="AAAAAA"/>
-              <w:left w:val="single" w:sz="1" w:space="0" w:color="AAAAAA"/>
-              <w:bottom w:val="single" w:sz="1" w:space="0" w:color="AAAAAA"/>
-              <w:right w:val="single" w:sz="1" w:space="0" w:color="AAAAAA"/>
-            </w:tcBorders>
-            <w:shd w:val="clear" w:color="auto" w:fill="FFFFFF"/>
-            <w:tcMar>
-              <w:top w:w="80" w:type="dxa"/>
-              <w:left w:w="120" w:type="dxa"/>
-              <w:bottom w:w="80" w:type="dxa"/>
-              <w:right w:w="120" w:type="dxa"/>
-            </w:tcMar>
-          </w:tcPr>
-          <w:p/>
-        </w:tc>
-        <w:tc>
-          <w:tcPr>
-            <w:tcW w:w="1560" w:type="dxa"/>
-            <w:tcBorders>
-              <w:top w:val="single" w:sz="1" w:space="0" w:color="AAAAAA"/>
-              <w:left w:val="single" w:sz="1" w:space="0" w:color="AAAAAA"/>
-              <w:bottom w:val="single" w:sz="1" w:space="0" w:color="AAAAAA"/>
-              <w:right w:val="single" w:sz="1" w:space="0" w:color="AAAAAA"/>
-            </w:tcBorders>
-            <w:shd w:val="clear" w:color="auto" w:fill="FFFFFF"/>
-            <w:tcMar>
-              <w:top w:w="80" w:type="dxa"/>
-              <w:left w:w="120" w:type="dxa"/>
-              <w:bottom w:w="80" w:type="dxa"/>
-              <w:right w:w="120" w:type="dxa"/>
-            </w:tcMar>
-          </w:tcPr>
-          <w:p/>
-        </w:tc>
-        <w:tc>
-          <w:tcPr>
-            <w:tcW w:w="1440" w:type="dxa"/>
+            <w:tcW w:w="1844" w:type="dxa"/>
+            <w:tcBorders>
+              <w:top w:val="single" w:sz="1" w:space="0" w:color="AAAAAA"/>
+              <w:left w:val="single" w:sz="1" w:space="0" w:color="AAAAAA"/>
+              <w:bottom w:val="single" w:sz="1" w:space="0" w:color="AAAAAA"/>
+              <w:right w:val="single" w:sz="1" w:space="0" w:color="AAAAAA"/>
+            </w:tcBorders>
+            <w:shd w:val="clear" w:color="auto" w:fill="FFFFFF"/>
+            <w:tcMar>
+              <w:top w:w="80" w:type="dxa"/>
+              <w:left w:w="120" w:type="dxa"/>
+              <w:bottom w:w="80" w:type="dxa"/>
+              <w:right w:w="120" w:type="dxa"/>
+            </w:tcMar>
+          </w:tcPr>
+          <w:p/>
+        </w:tc>
+        <w:tc>
+          <w:tcPr>
+            <w:tcW w:w="1844" w:type="dxa"/>
+            <w:tcBorders>
+              <w:top w:val="single" w:sz="1" w:space="0" w:color="AAAAAA"/>
+              <w:left w:val="single" w:sz="1" w:space="0" w:color="AAAAAA"/>
+              <w:bottom w:val="single" w:sz="1" w:space="0" w:color="AAAAAA"/>
+              <w:right w:val="single" w:sz="1" w:space="0" w:color="AAAAAA"/>
+            </w:tcBorders>
+            <w:shd w:val="clear" w:color="auto" w:fill="FFFFFF"/>
+            <w:tcMar>
+              <w:top w:w="80" w:type="dxa"/>
+              <w:left w:w="120" w:type="dxa"/>
+              <w:bottom w:w="80" w:type="dxa"/>
+              <w:right w:w="120" w:type="dxa"/>
+            </w:tcMar>
+          </w:tcPr>
+          <w:p/>
+        </w:tc>
+        <w:tc>
+          <w:tcPr>
+            <w:tcW w:w="1702" w:type="dxa"/>
             <w:tcBorders>
               <w:top w:val="single" w:sz="1" w:space="0" w:color="AAAAAA"/>
               <w:left w:val="single" w:sz="1" w:space="0" w:color="AAAAAA"/>
@@ -3787,7 +4436,7 @@
       <w:tr>
         <w:tc>
           <w:tcPr>
-            <w:tcW w:w="3360" w:type="dxa"/>
+            <w:tcW w:w="3970" w:type="dxa"/>
             <w:tcBorders>
               <w:top w:val="single" w:sz="1" w:space="0" w:color="AAAAAA"/>
               <w:left w:val="single" w:sz="1" w:space="0" w:color="AAAAAA"/>
@@ -3824,45 +4473,45 @@
         </w:tc>
         <w:tc>
           <w:tcPr>
-            <w:tcW w:w="1560" w:type="dxa"/>
-            <w:tcBorders>
-              <w:top w:val="single" w:sz="1" w:space="0" w:color="AAAAAA"/>
-              <w:left w:val="single" w:sz="1" w:space="0" w:color="AAAAAA"/>
-              <w:bottom w:val="single" w:sz="1" w:space="0" w:color="AAAAAA"/>
-              <w:right w:val="single" w:sz="1" w:space="0" w:color="AAAAAA"/>
-            </w:tcBorders>
-            <w:shd w:val="clear" w:color="auto" w:fill="FFFFFF"/>
-            <w:tcMar>
-              <w:top w:w="80" w:type="dxa"/>
-              <w:left w:w="120" w:type="dxa"/>
-              <w:bottom w:w="80" w:type="dxa"/>
-              <w:right w:w="120" w:type="dxa"/>
-            </w:tcMar>
-          </w:tcPr>
-          <w:p/>
-        </w:tc>
-        <w:tc>
-          <w:tcPr>
-            <w:tcW w:w="1560" w:type="dxa"/>
-            <w:tcBorders>
-              <w:top w:val="single" w:sz="1" w:space="0" w:color="AAAAAA"/>
-              <w:left w:val="single" w:sz="1" w:space="0" w:color="AAAAAA"/>
-              <w:bottom w:val="single" w:sz="1" w:space="0" w:color="AAAAAA"/>
-              <w:right w:val="single" w:sz="1" w:space="0" w:color="AAAAAA"/>
-            </w:tcBorders>
-            <w:shd w:val="clear" w:color="auto" w:fill="FFFFFF"/>
-            <w:tcMar>
-              <w:top w:w="80" w:type="dxa"/>
-              <w:left w:w="120" w:type="dxa"/>
-              <w:bottom w:w="80" w:type="dxa"/>
-              <w:right w:w="120" w:type="dxa"/>
-            </w:tcMar>
-          </w:tcPr>
-          <w:p/>
-        </w:tc>
-        <w:tc>
-          <w:tcPr>
-            <w:tcW w:w="1440" w:type="dxa"/>
+            <w:tcW w:w="1844" w:type="dxa"/>
+            <w:tcBorders>
+              <w:top w:val="single" w:sz="1" w:space="0" w:color="AAAAAA"/>
+              <w:left w:val="single" w:sz="1" w:space="0" w:color="AAAAAA"/>
+              <w:bottom w:val="single" w:sz="1" w:space="0" w:color="AAAAAA"/>
+              <w:right w:val="single" w:sz="1" w:space="0" w:color="AAAAAA"/>
+            </w:tcBorders>
+            <w:shd w:val="clear" w:color="auto" w:fill="FFFFFF"/>
+            <w:tcMar>
+              <w:top w:w="80" w:type="dxa"/>
+              <w:left w:w="120" w:type="dxa"/>
+              <w:bottom w:w="80" w:type="dxa"/>
+              <w:right w:w="120" w:type="dxa"/>
+            </w:tcMar>
+          </w:tcPr>
+          <w:p/>
+        </w:tc>
+        <w:tc>
+          <w:tcPr>
+            <w:tcW w:w="1844" w:type="dxa"/>
+            <w:tcBorders>
+              <w:top w:val="single" w:sz="1" w:space="0" w:color="AAAAAA"/>
+              <w:left w:val="single" w:sz="1" w:space="0" w:color="AAAAAA"/>
+              <w:bottom w:val="single" w:sz="1" w:space="0" w:color="AAAAAA"/>
+              <w:right w:val="single" w:sz="1" w:space="0" w:color="AAAAAA"/>
+            </w:tcBorders>
+            <w:shd w:val="clear" w:color="auto" w:fill="FFFFFF"/>
+            <w:tcMar>
+              <w:top w:w="80" w:type="dxa"/>
+              <w:left w:w="120" w:type="dxa"/>
+              <w:bottom w:w="80" w:type="dxa"/>
+              <w:right w:w="120" w:type="dxa"/>
+            </w:tcMar>
+          </w:tcPr>
+          <w:p/>
+        </w:tc>
+        <w:tc>
+          <w:tcPr>
+            <w:tcW w:w="1702" w:type="dxa"/>
             <w:tcBorders>
               <w:top w:val="single" w:sz="1" w:space="0" w:color="AAAAAA"/>
               <w:left w:val="single" w:sz="1" w:space="0" w:color="AAAAAA"/>
@@ -3883,7 +4532,7 @@
       <w:tr>
         <w:tc>
           <w:tcPr>
-            <w:tcW w:w="3360" w:type="dxa"/>
+            <w:tcW w:w="3970" w:type="dxa"/>
             <w:tcBorders>
               <w:top w:val="single" w:sz="1" w:space="0" w:color="AAAAAA"/>
               <w:left w:val="single" w:sz="1" w:space="0" w:color="AAAAAA"/>
@@ -3920,45 +4569,45 @@
         </w:tc>
         <w:tc>
           <w:tcPr>
-            <w:tcW w:w="1560" w:type="dxa"/>
-            <w:tcBorders>
-              <w:top w:val="single" w:sz="1" w:space="0" w:color="AAAAAA"/>
-              <w:left w:val="single" w:sz="1" w:space="0" w:color="AAAAAA"/>
-              <w:bottom w:val="single" w:sz="1" w:space="0" w:color="AAAAAA"/>
-              <w:right w:val="single" w:sz="1" w:space="0" w:color="AAAAAA"/>
-            </w:tcBorders>
-            <w:shd w:val="clear" w:color="auto" w:fill="FFFFFF"/>
-            <w:tcMar>
-              <w:top w:w="80" w:type="dxa"/>
-              <w:left w:w="120" w:type="dxa"/>
-              <w:bottom w:w="80" w:type="dxa"/>
-              <w:right w:w="120" w:type="dxa"/>
-            </w:tcMar>
-          </w:tcPr>
-          <w:p/>
-        </w:tc>
-        <w:tc>
-          <w:tcPr>
-            <w:tcW w:w="1560" w:type="dxa"/>
-            <w:tcBorders>
-              <w:top w:val="single" w:sz="1" w:space="0" w:color="AAAAAA"/>
-              <w:left w:val="single" w:sz="1" w:space="0" w:color="AAAAAA"/>
-              <w:bottom w:val="single" w:sz="1" w:space="0" w:color="AAAAAA"/>
-              <w:right w:val="single" w:sz="1" w:space="0" w:color="AAAAAA"/>
-            </w:tcBorders>
-            <w:shd w:val="clear" w:color="auto" w:fill="FFFFFF"/>
-            <w:tcMar>
-              <w:top w:w="80" w:type="dxa"/>
-              <w:left w:w="120" w:type="dxa"/>
-              <w:bottom w:w="80" w:type="dxa"/>
-              <w:right w:w="120" w:type="dxa"/>
-            </w:tcMar>
-          </w:tcPr>
-          <w:p/>
-        </w:tc>
-        <w:tc>
-          <w:tcPr>
-            <w:tcW w:w="1440" w:type="dxa"/>
+            <w:tcW w:w="1844" w:type="dxa"/>
+            <w:tcBorders>
+              <w:top w:val="single" w:sz="1" w:space="0" w:color="AAAAAA"/>
+              <w:left w:val="single" w:sz="1" w:space="0" w:color="AAAAAA"/>
+              <w:bottom w:val="single" w:sz="1" w:space="0" w:color="AAAAAA"/>
+              <w:right w:val="single" w:sz="1" w:space="0" w:color="AAAAAA"/>
+            </w:tcBorders>
+            <w:shd w:val="clear" w:color="auto" w:fill="FFFFFF"/>
+            <w:tcMar>
+              <w:top w:w="80" w:type="dxa"/>
+              <w:left w:w="120" w:type="dxa"/>
+              <w:bottom w:w="80" w:type="dxa"/>
+              <w:right w:w="120" w:type="dxa"/>
+            </w:tcMar>
+          </w:tcPr>
+          <w:p/>
+        </w:tc>
+        <w:tc>
+          <w:tcPr>
+            <w:tcW w:w="1844" w:type="dxa"/>
+            <w:tcBorders>
+              <w:top w:val="single" w:sz="1" w:space="0" w:color="AAAAAA"/>
+              <w:left w:val="single" w:sz="1" w:space="0" w:color="AAAAAA"/>
+              <w:bottom w:val="single" w:sz="1" w:space="0" w:color="AAAAAA"/>
+              <w:right w:val="single" w:sz="1" w:space="0" w:color="AAAAAA"/>
+            </w:tcBorders>
+            <w:shd w:val="clear" w:color="auto" w:fill="FFFFFF"/>
+            <w:tcMar>
+              <w:top w:w="80" w:type="dxa"/>
+              <w:left w:w="120" w:type="dxa"/>
+              <w:bottom w:w="80" w:type="dxa"/>
+              <w:right w:w="120" w:type="dxa"/>
+            </w:tcMar>
+          </w:tcPr>
+          <w:p/>
+        </w:tc>
+        <w:tc>
+          <w:tcPr>
+            <w:tcW w:w="1702" w:type="dxa"/>
             <w:tcBorders>
               <w:top w:val="single" w:sz="1" w:space="0" w:color="AAAAAA"/>
               <w:left w:val="single" w:sz="1" w:space="0" w:color="AAAAAA"/>
@@ -3979,7 +4628,7 @@
       <w:tr>
         <w:tc>
           <w:tcPr>
-            <w:tcW w:w="3360" w:type="dxa"/>
+            <w:tcW w:w="3970" w:type="dxa"/>
             <w:tcBorders>
               <w:top w:val="single" w:sz="1" w:space="0" w:color="AAAAAA"/>
               <w:left w:val="single" w:sz="1" w:space="0" w:color="AAAAAA"/>
@@ -4016,45 +4665,45 @@
         </w:tc>
         <w:tc>
           <w:tcPr>
-            <w:tcW w:w="1560" w:type="dxa"/>
-            <w:tcBorders>
-              <w:top w:val="single" w:sz="1" w:space="0" w:color="AAAAAA"/>
-              <w:left w:val="single" w:sz="1" w:space="0" w:color="AAAAAA"/>
-              <w:bottom w:val="single" w:sz="1" w:space="0" w:color="AAAAAA"/>
-              <w:right w:val="single" w:sz="1" w:space="0" w:color="AAAAAA"/>
-            </w:tcBorders>
-            <w:shd w:val="clear" w:color="auto" w:fill="FFFFFF"/>
-            <w:tcMar>
-              <w:top w:w="80" w:type="dxa"/>
-              <w:left w:w="120" w:type="dxa"/>
-              <w:bottom w:w="80" w:type="dxa"/>
-              <w:right w:w="120" w:type="dxa"/>
-            </w:tcMar>
-          </w:tcPr>
-          <w:p/>
-        </w:tc>
-        <w:tc>
-          <w:tcPr>
-            <w:tcW w:w="1560" w:type="dxa"/>
-            <w:tcBorders>
-              <w:top w:val="single" w:sz="1" w:space="0" w:color="AAAAAA"/>
-              <w:left w:val="single" w:sz="1" w:space="0" w:color="AAAAAA"/>
-              <w:bottom w:val="single" w:sz="1" w:space="0" w:color="AAAAAA"/>
-              <w:right w:val="single" w:sz="1" w:space="0" w:color="AAAAAA"/>
-            </w:tcBorders>
-            <w:shd w:val="clear" w:color="auto" w:fill="FFFFFF"/>
-            <w:tcMar>
-              <w:top w:w="80" w:type="dxa"/>
-              <w:left w:w="120" w:type="dxa"/>
-              <w:bottom w:w="80" w:type="dxa"/>
-              <w:right w:w="120" w:type="dxa"/>
-            </w:tcMar>
-          </w:tcPr>
-          <w:p/>
-        </w:tc>
-        <w:tc>
-          <w:tcPr>
-            <w:tcW w:w="1440" w:type="dxa"/>
+            <w:tcW w:w="1844" w:type="dxa"/>
+            <w:tcBorders>
+              <w:top w:val="single" w:sz="1" w:space="0" w:color="AAAAAA"/>
+              <w:left w:val="single" w:sz="1" w:space="0" w:color="AAAAAA"/>
+              <w:bottom w:val="single" w:sz="1" w:space="0" w:color="AAAAAA"/>
+              <w:right w:val="single" w:sz="1" w:space="0" w:color="AAAAAA"/>
+            </w:tcBorders>
+            <w:shd w:val="clear" w:color="auto" w:fill="FFFFFF"/>
+            <w:tcMar>
+              <w:top w:w="80" w:type="dxa"/>
+              <w:left w:w="120" w:type="dxa"/>
+              <w:bottom w:w="80" w:type="dxa"/>
+              <w:right w:w="120" w:type="dxa"/>
+            </w:tcMar>
+          </w:tcPr>
+          <w:p/>
+        </w:tc>
+        <w:tc>
+          <w:tcPr>
+            <w:tcW w:w="1844" w:type="dxa"/>
+            <w:tcBorders>
+              <w:top w:val="single" w:sz="1" w:space="0" w:color="AAAAAA"/>
+              <w:left w:val="single" w:sz="1" w:space="0" w:color="AAAAAA"/>
+              <w:bottom w:val="single" w:sz="1" w:space="0" w:color="AAAAAA"/>
+              <w:right w:val="single" w:sz="1" w:space="0" w:color="AAAAAA"/>
+            </w:tcBorders>
+            <w:shd w:val="clear" w:color="auto" w:fill="FFFFFF"/>
+            <w:tcMar>
+              <w:top w:w="80" w:type="dxa"/>
+              <w:left w:w="120" w:type="dxa"/>
+              <w:bottom w:w="80" w:type="dxa"/>
+              <w:right w:w="120" w:type="dxa"/>
+            </w:tcMar>
+          </w:tcPr>
+          <w:p/>
+        </w:tc>
+        <w:tc>
+          <w:tcPr>
+            <w:tcW w:w="1702" w:type="dxa"/>
             <w:tcBorders>
               <w:top w:val="single" w:sz="1" w:space="0" w:color="AAAAAA"/>
               <w:left w:val="single" w:sz="1" w:space="0" w:color="AAAAAA"/>
@@ -4077,6 +4726,28 @@
       <w:pPr>
         <w:jc w:val="center"/>
         <w:rPr>
+          <w:rFonts w:ascii="Times New Roman" w:hAnsi="Times New Roman" w:cs="Times New Roman"/>
+          <w:i/>
+          <w:iCs/>
+          <w:sz w:val="20"/>
+          <w:szCs w:val="20"/>
+        </w:rPr>
+      </w:pPr>
+      <w:r>
+        <w:rPr>
+          <w:rFonts w:ascii="Times New Roman" w:hAnsi="Times New Roman" w:cs="Times New Roman"/>
+          <w:i/>
+          <w:iCs/>
+          <w:sz w:val="20"/>
+          <w:szCs w:val="20"/>
+        </w:rPr>
+        <w:t>Table 5: Random Forest per-class TPR and FPR</w:t>
+      </w:r>
+    </w:p>
+    <w:p>
+      <w:pPr>
+        <w:jc w:val="center"/>
+        <w:rPr>
           <w:b/>
           <w:bCs/>
         </w:rPr>
@@ -4084,28 +4755,9 @@
     </w:p>
     <w:p>
       <w:pPr>
-        <w:jc w:val="center"/>
-        <w:rPr>
-          <w:b/>
-          <w:bCs/>
-        </w:rPr>
-      </w:pPr>
-    </w:p>
-    <w:p>
-      <w:pPr>
         <w:spacing w:after="80"/>
         <w:jc w:val="center"/>
       </w:pPr>
-      <w:r>
-        <w:rPr>
-          <w:rFonts w:ascii="Arial" w:eastAsia="Arial" w:hAnsi="Arial" w:cs="Arial"/>
-          <w:b/>
-          <w:bCs/>
-          <w:sz w:val="20"/>
-          <w:szCs w:val="20"/>
-        </w:rPr>
-        <w:t>Table 6: Gaussian Naive Bayes – per-class TPR and FPR</w:t>
-      </w:r>
     </w:p>
     <w:tbl>
       <w:tblPr>
@@ -4136,7 +4788,7 @@
         </w:trPr>
         <w:tc>
           <w:tcPr>
-            <w:tcW w:w="3360" w:type="dxa"/>
+            <w:tcW w:w="3970" w:type="dxa"/>
             <w:tcBorders>
               <w:top w:val="single" w:sz="1" w:space="0" w:color="AAAAAA"/>
               <w:left w:val="single" w:sz="1" w:space="0" w:color="AAAAAA"/>
@@ -4169,7 +4821,7 @@
         </w:tc>
         <w:tc>
           <w:tcPr>
-            <w:tcW w:w="1560" w:type="dxa"/>
+            <w:tcW w:w="1844" w:type="dxa"/>
             <w:tcBorders>
               <w:top w:val="single" w:sz="1" w:space="0" w:color="AAAAAA"/>
               <w:left w:val="single" w:sz="1" w:space="0" w:color="AAAAAA"/>
@@ -4202,7 +4854,7 @@
         </w:tc>
         <w:tc>
           <w:tcPr>
-            <w:tcW w:w="1560" w:type="dxa"/>
+            <w:tcW w:w="1844" w:type="dxa"/>
             <w:tcBorders>
               <w:top w:val="single" w:sz="1" w:space="0" w:color="AAAAAA"/>
               <w:left w:val="single" w:sz="1" w:space="0" w:color="AAAAAA"/>
@@ -4235,7 +4887,7 @@
         </w:tc>
         <w:tc>
           <w:tcPr>
-            <w:tcW w:w="1440" w:type="dxa"/>
+            <w:tcW w:w="1702" w:type="dxa"/>
             <w:tcBorders>
               <w:top w:val="single" w:sz="1" w:space="0" w:color="AAAAAA"/>
               <w:left w:val="single" w:sz="1" w:space="0" w:color="AAAAAA"/>
@@ -4270,7 +4922,7 @@
       <w:tr>
         <w:tc>
           <w:tcPr>
-            <w:tcW w:w="3360" w:type="dxa"/>
+            <w:tcW w:w="3970" w:type="dxa"/>
             <w:tcBorders>
               <w:top w:val="single" w:sz="1" w:space="0" w:color="AAAAAA"/>
               <w:left w:val="single" w:sz="1" w:space="0" w:color="AAAAAA"/>
@@ -4307,45 +4959,45 @@
         </w:tc>
         <w:tc>
           <w:tcPr>
-            <w:tcW w:w="1560" w:type="dxa"/>
-            <w:tcBorders>
-              <w:top w:val="single" w:sz="1" w:space="0" w:color="AAAAAA"/>
-              <w:left w:val="single" w:sz="1" w:space="0" w:color="AAAAAA"/>
-              <w:bottom w:val="single" w:sz="1" w:space="0" w:color="AAAAAA"/>
-              <w:right w:val="single" w:sz="1" w:space="0" w:color="AAAAAA"/>
-            </w:tcBorders>
-            <w:shd w:val="clear" w:color="auto" w:fill="FFFFFF"/>
-            <w:tcMar>
-              <w:top w:w="80" w:type="dxa"/>
-              <w:left w:w="120" w:type="dxa"/>
-              <w:bottom w:w="80" w:type="dxa"/>
-              <w:right w:w="120" w:type="dxa"/>
-            </w:tcMar>
-          </w:tcPr>
-          <w:p/>
-        </w:tc>
-        <w:tc>
-          <w:tcPr>
-            <w:tcW w:w="1560" w:type="dxa"/>
-            <w:tcBorders>
-              <w:top w:val="single" w:sz="1" w:space="0" w:color="AAAAAA"/>
-              <w:left w:val="single" w:sz="1" w:space="0" w:color="AAAAAA"/>
-              <w:bottom w:val="single" w:sz="1" w:space="0" w:color="AAAAAA"/>
-              <w:right w:val="single" w:sz="1" w:space="0" w:color="AAAAAA"/>
-            </w:tcBorders>
-            <w:shd w:val="clear" w:color="auto" w:fill="FFFFFF"/>
-            <w:tcMar>
-              <w:top w:w="80" w:type="dxa"/>
-              <w:left w:w="120" w:type="dxa"/>
-              <w:bottom w:w="80" w:type="dxa"/>
-              <w:right w:w="120" w:type="dxa"/>
-            </w:tcMar>
-          </w:tcPr>
-          <w:p/>
-        </w:tc>
-        <w:tc>
-          <w:tcPr>
-            <w:tcW w:w="1440" w:type="dxa"/>
+            <w:tcW w:w="1844" w:type="dxa"/>
+            <w:tcBorders>
+              <w:top w:val="single" w:sz="1" w:space="0" w:color="AAAAAA"/>
+              <w:left w:val="single" w:sz="1" w:space="0" w:color="AAAAAA"/>
+              <w:bottom w:val="single" w:sz="1" w:space="0" w:color="AAAAAA"/>
+              <w:right w:val="single" w:sz="1" w:space="0" w:color="AAAAAA"/>
+            </w:tcBorders>
+            <w:shd w:val="clear" w:color="auto" w:fill="FFFFFF"/>
+            <w:tcMar>
+              <w:top w:w="80" w:type="dxa"/>
+              <w:left w:w="120" w:type="dxa"/>
+              <w:bottom w:w="80" w:type="dxa"/>
+              <w:right w:w="120" w:type="dxa"/>
+            </w:tcMar>
+          </w:tcPr>
+          <w:p/>
+        </w:tc>
+        <w:tc>
+          <w:tcPr>
+            <w:tcW w:w="1844" w:type="dxa"/>
+            <w:tcBorders>
+              <w:top w:val="single" w:sz="1" w:space="0" w:color="AAAAAA"/>
+              <w:left w:val="single" w:sz="1" w:space="0" w:color="AAAAAA"/>
+              <w:bottom w:val="single" w:sz="1" w:space="0" w:color="AAAAAA"/>
+              <w:right w:val="single" w:sz="1" w:space="0" w:color="AAAAAA"/>
+            </w:tcBorders>
+            <w:shd w:val="clear" w:color="auto" w:fill="FFFFFF"/>
+            <w:tcMar>
+              <w:top w:w="80" w:type="dxa"/>
+              <w:left w:w="120" w:type="dxa"/>
+              <w:bottom w:w="80" w:type="dxa"/>
+              <w:right w:w="120" w:type="dxa"/>
+            </w:tcMar>
+          </w:tcPr>
+          <w:p/>
+        </w:tc>
+        <w:tc>
+          <w:tcPr>
+            <w:tcW w:w="1702" w:type="dxa"/>
             <w:tcBorders>
               <w:top w:val="single" w:sz="1" w:space="0" w:color="AAAAAA"/>
               <w:left w:val="single" w:sz="1" w:space="0" w:color="AAAAAA"/>
@@ -4366,7 +5018,7 @@
       <w:tr>
         <w:tc>
           <w:tcPr>
-            <w:tcW w:w="3360" w:type="dxa"/>
+            <w:tcW w:w="3970" w:type="dxa"/>
             <w:tcBorders>
               <w:top w:val="single" w:sz="1" w:space="0" w:color="AAAAAA"/>
               <w:left w:val="single" w:sz="1" w:space="0" w:color="AAAAAA"/>
@@ -4403,45 +5055,45 @@
         </w:tc>
         <w:tc>
           <w:tcPr>
-            <w:tcW w:w="1560" w:type="dxa"/>
-            <w:tcBorders>
-              <w:top w:val="single" w:sz="1" w:space="0" w:color="AAAAAA"/>
-              <w:left w:val="single" w:sz="1" w:space="0" w:color="AAAAAA"/>
-              <w:bottom w:val="single" w:sz="1" w:space="0" w:color="AAAAAA"/>
-              <w:right w:val="single" w:sz="1" w:space="0" w:color="AAAAAA"/>
-            </w:tcBorders>
-            <w:shd w:val="clear" w:color="auto" w:fill="FFFFFF"/>
-            <w:tcMar>
-              <w:top w:w="80" w:type="dxa"/>
-              <w:left w:w="120" w:type="dxa"/>
-              <w:bottom w:w="80" w:type="dxa"/>
-              <w:right w:w="120" w:type="dxa"/>
-            </w:tcMar>
-          </w:tcPr>
-          <w:p/>
-        </w:tc>
-        <w:tc>
-          <w:tcPr>
-            <w:tcW w:w="1560" w:type="dxa"/>
-            <w:tcBorders>
-              <w:top w:val="single" w:sz="1" w:space="0" w:color="AAAAAA"/>
-              <w:left w:val="single" w:sz="1" w:space="0" w:color="AAAAAA"/>
-              <w:bottom w:val="single" w:sz="1" w:space="0" w:color="AAAAAA"/>
-              <w:right w:val="single" w:sz="1" w:space="0" w:color="AAAAAA"/>
-            </w:tcBorders>
-            <w:shd w:val="clear" w:color="auto" w:fill="FFFFFF"/>
-            <w:tcMar>
-              <w:top w:w="80" w:type="dxa"/>
-              <w:left w:w="120" w:type="dxa"/>
-              <w:bottom w:w="80" w:type="dxa"/>
-              <w:right w:w="120" w:type="dxa"/>
-            </w:tcMar>
-          </w:tcPr>
-          <w:p/>
-        </w:tc>
-        <w:tc>
-          <w:tcPr>
-            <w:tcW w:w="1440" w:type="dxa"/>
+            <w:tcW w:w="1844" w:type="dxa"/>
+            <w:tcBorders>
+              <w:top w:val="single" w:sz="1" w:space="0" w:color="AAAAAA"/>
+              <w:left w:val="single" w:sz="1" w:space="0" w:color="AAAAAA"/>
+              <w:bottom w:val="single" w:sz="1" w:space="0" w:color="AAAAAA"/>
+              <w:right w:val="single" w:sz="1" w:space="0" w:color="AAAAAA"/>
+            </w:tcBorders>
+            <w:shd w:val="clear" w:color="auto" w:fill="FFFFFF"/>
+            <w:tcMar>
+              <w:top w:w="80" w:type="dxa"/>
+              <w:left w:w="120" w:type="dxa"/>
+              <w:bottom w:w="80" w:type="dxa"/>
+              <w:right w:w="120" w:type="dxa"/>
+            </w:tcMar>
+          </w:tcPr>
+          <w:p/>
+        </w:tc>
+        <w:tc>
+          <w:tcPr>
+            <w:tcW w:w="1844" w:type="dxa"/>
+            <w:tcBorders>
+              <w:top w:val="single" w:sz="1" w:space="0" w:color="AAAAAA"/>
+              <w:left w:val="single" w:sz="1" w:space="0" w:color="AAAAAA"/>
+              <w:bottom w:val="single" w:sz="1" w:space="0" w:color="AAAAAA"/>
+              <w:right w:val="single" w:sz="1" w:space="0" w:color="AAAAAA"/>
+            </w:tcBorders>
+            <w:shd w:val="clear" w:color="auto" w:fill="FFFFFF"/>
+            <w:tcMar>
+              <w:top w:w="80" w:type="dxa"/>
+              <w:left w:w="120" w:type="dxa"/>
+              <w:bottom w:w="80" w:type="dxa"/>
+              <w:right w:w="120" w:type="dxa"/>
+            </w:tcMar>
+          </w:tcPr>
+          <w:p/>
+        </w:tc>
+        <w:tc>
+          <w:tcPr>
+            <w:tcW w:w="1702" w:type="dxa"/>
             <w:tcBorders>
               <w:top w:val="single" w:sz="1" w:space="0" w:color="AAAAAA"/>
               <w:left w:val="single" w:sz="1" w:space="0" w:color="AAAAAA"/>
@@ -4462,7 +5114,7 @@
       <w:tr>
         <w:tc>
           <w:tcPr>
-            <w:tcW w:w="3360" w:type="dxa"/>
+            <w:tcW w:w="3970" w:type="dxa"/>
             <w:tcBorders>
               <w:top w:val="single" w:sz="1" w:space="0" w:color="AAAAAA"/>
               <w:left w:val="single" w:sz="1" w:space="0" w:color="AAAAAA"/>
@@ -4499,45 +5151,45 @@
         </w:tc>
         <w:tc>
           <w:tcPr>
-            <w:tcW w:w="1560" w:type="dxa"/>
-            <w:tcBorders>
-              <w:top w:val="single" w:sz="1" w:space="0" w:color="AAAAAA"/>
-              <w:left w:val="single" w:sz="1" w:space="0" w:color="AAAAAA"/>
-              <w:bottom w:val="single" w:sz="1" w:space="0" w:color="AAAAAA"/>
-              <w:right w:val="single" w:sz="1" w:space="0" w:color="AAAAAA"/>
-            </w:tcBorders>
-            <w:shd w:val="clear" w:color="auto" w:fill="FFFFFF"/>
-            <w:tcMar>
-              <w:top w:w="80" w:type="dxa"/>
-              <w:left w:w="120" w:type="dxa"/>
-              <w:bottom w:w="80" w:type="dxa"/>
-              <w:right w:w="120" w:type="dxa"/>
-            </w:tcMar>
-          </w:tcPr>
-          <w:p/>
-        </w:tc>
-        <w:tc>
-          <w:tcPr>
-            <w:tcW w:w="1560" w:type="dxa"/>
-            <w:tcBorders>
-              <w:top w:val="single" w:sz="1" w:space="0" w:color="AAAAAA"/>
-              <w:left w:val="single" w:sz="1" w:space="0" w:color="AAAAAA"/>
-              <w:bottom w:val="single" w:sz="1" w:space="0" w:color="AAAAAA"/>
-              <w:right w:val="single" w:sz="1" w:space="0" w:color="AAAAAA"/>
-            </w:tcBorders>
-            <w:shd w:val="clear" w:color="auto" w:fill="FFFFFF"/>
-            <w:tcMar>
-              <w:top w:w="80" w:type="dxa"/>
-              <w:left w:w="120" w:type="dxa"/>
-              <w:bottom w:w="80" w:type="dxa"/>
-              <w:right w:w="120" w:type="dxa"/>
-            </w:tcMar>
-          </w:tcPr>
-          <w:p/>
-        </w:tc>
-        <w:tc>
-          <w:tcPr>
-            <w:tcW w:w="1440" w:type="dxa"/>
+            <w:tcW w:w="1844" w:type="dxa"/>
+            <w:tcBorders>
+              <w:top w:val="single" w:sz="1" w:space="0" w:color="AAAAAA"/>
+              <w:left w:val="single" w:sz="1" w:space="0" w:color="AAAAAA"/>
+              <w:bottom w:val="single" w:sz="1" w:space="0" w:color="AAAAAA"/>
+              <w:right w:val="single" w:sz="1" w:space="0" w:color="AAAAAA"/>
+            </w:tcBorders>
+            <w:shd w:val="clear" w:color="auto" w:fill="FFFFFF"/>
+            <w:tcMar>
+              <w:top w:w="80" w:type="dxa"/>
+              <w:left w:w="120" w:type="dxa"/>
+              <w:bottom w:w="80" w:type="dxa"/>
+              <w:right w:w="120" w:type="dxa"/>
+            </w:tcMar>
+          </w:tcPr>
+          <w:p/>
+        </w:tc>
+        <w:tc>
+          <w:tcPr>
+            <w:tcW w:w="1844" w:type="dxa"/>
+            <w:tcBorders>
+              <w:top w:val="single" w:sz="1" w:space="0" w:color="AAAAAA"/>
+              <w:left w:val="single" w:sz="1" w:space="0" w:color="AAAAAA"/>
+              <w:bottom w:val="single" w:sz="1" w:space="0" w:color="AAAAAA"/>
+              <w:right w:val="single" w:sz="1" w:space="0" w:color="AAAAAA"/>
+            </w:tcBorders>
+            <w:shd w:val="clear" w:color="auto" w:fill="FFFFFF"/>
+            <w:tcMar>
+              <w:top w:w="80" w:type="dxa"/>
+              <w:left w:w="120" w:type="dxa"/>
+              <w:bottom w:w="80" w:type="dxa"/>
+              <w:right w:w="120" w:type="dxa"/>
+            </w:tcMar>
+          </w:tcPr>
+          <w:p/>
+        </w:tc>
+        <w:tc>
+          <w:tcPr>
+            <w:tcW w:w="1702" w:type="dxa"/>
             <w:tcBorders>
               <w:top w:val="single" w:sz="1" w:space="0" w:color="AAAAAA"/>
               <w:left w:val="single" w:sz="1" w:space="0" w:color="AAAAAA"/>
@@ -4558,7 +5210,7 @@
       <w:tr>
         <w:tc>
           <w:tcPr>
-            <w:tcW w:w="3360" w:type="dxa"/>
+            <w:tcW w:w="3970" w:type="dxa"/>
             <w:tcBorders>
               <w:top w:val="single" w:sz="1" w:space="0" w:color="AAAAAA"/>
               <w:left w:val="single" w:sz="1" w:space="0" w:color="AAAAAA"/>
@@ -4589,52 +5241,51 @@
                 <w:sz w:val="20"/>
                 <w:szCs w:val="20"/>
               </w:rPr>
-              <w:lastRenderedPageBreak/>
               <w:t>Backdoor</w:t>
             </w:r>
           </w:p>
         </w:tc>
         <w:tc>
           <w:tcPr>
-            <w:tcW w:w="1560" w:type="dxa"/>
-            <w:tcBorders>
-              <w:top w:val="single" w:sz="1" w:space="0" w:color="AAAAAA"/>
-              <w:left w:val="single" w:sz="1" w:space="0" w:color="AAAAAA"/>
-              <w:bottom w:val="single" w:sz="1" w:space="0" w:color="AAAAAA"/>
-              <w:right w:val="single" w:sz="1" w:space="0" w:color="AAAAAA"/>
-            </w:tcBorders>
-            <w:shd w:val="clear" w:color="auto" w:fill="FFFFFF"/>
-            <w:tcMar>
-              <w:top w:w="80" w:type="dxa"/>
-              <w:left w:w="120" w:type="dxa"/>
-              <w:bottom w:w="80" w:type="dxa"/>
-              <w:right w:w="120" w:type="dxa"/>
-            </w:tcMar>
-          </w:tcPr>
-          <w:p/>
-        </w:tc>
-        <w:tc>
-          <w:tcPr>
-            <w:tcW w:w="1560" w:type="dxa"/>
-            <w:tcBorders>
-              <w:top w:val="single" w:sz="1" w:space="0" w:color="AAAAAA"/>
-              <w:left w:val="single" w:sz="1" w:space="0" w:color="AAAAAA"/>
-              <w:bottom w:val="single" w:sz="1" w:space="0" w:color="AAAAAA"/>
-              <w:right w:val="single" w:sz="1" w:space="0" w:color="AAAAAA"/>
-            </w:tcBorders>
-            <w:shd w:val="clear" w:color="auto" w:fill="FFFFFF"/>
-            <w:tcMar>
-              <w:top w:w="80" w:type="dxa"/>
-              <w:left w:w="120" w:type="dxa"/>
-              <w:bottom w:w="80" w:type="dxa"/>
-              <w:right w:w="120" w:type="dxa"/>
-            </w:tcMar>
-          </w:tcPr>
-          <w:p/>
-        </w:tc>
-        <w:tc>
-          <w:tcPr>
-            <w:tcW w:w="1440" w:type="dxa"/>
+            <w:tcW w:w="1844" w:type="dxa"/>
+            <w:tcBorders>
+              <w:top w:val="single" w:sz="1" w:space="0" w:color="AAAAAA"/>
+              <w:left w:val="single" w:sz="1" w:space="0" w:color="AAAAAA"/>
+              <w:bottom w:val="single" w:sz="1" w:space="0" w:color="AAAAAA"/>
+              <w:right w:val="single" w:sz="1" w:space="0" w:color="AAAAAA"/>
+            </w:tcBorders>
+            <w:shd w:val="clear" w:color="auto" w:fill="FFFFFF"/>
+            <w:tcMar>
+              <w:top w:w="80" w:type="dxa"/>
+              <w:left w:w="120" w:type="dxa"/>
+              <w:bottom w:w="80" w:type="dxa"/>
+              <w:right w:w="120" w:type="dxa"/>
+            </w:tcMar>
+          </w:tcPr>
+          <w:p/>
+        </w:tc>
+        <w:tc>
+          <w:tcPr>
+            <w:tcW w:w="1844" w:type="dxa"/>
+            <w:tcBorders>
+              <w:top w:val="single" w:sz="1" w:space="0" w:color="AAAAAA"/>
+              <w:left w:val="single" w:sz="1" w:space="0" w:color="AAAAAA"/>
+              <w:bottom w:val="single" w:sz="1" w:space="0" w:color="AAAAAA"/>
+              <w:right w:val="single" w:sz="1" w:space="0" w:color="AAAAAA"/>
+            </w:tcBorders>
+            <w:shd w:val="clear" w:color="auto" w:fill="FFFFFF"/>
+            <w:tcMar>
+              <w:top w:w="80" w:type="dxa"/>
+              <w:left w:w="120" w:type="dxa"/>
+              <w:bottom w:w="80" w:type="dxa"/>
+              <w:right w:w="120" w:type="dxa"/>
+            </w:tcMar>
+          </w:tcPr>
+          <w:p/>
+        </w:tc>
+        <w:tc>
+          <w:tcPr>
+            <w:tcW w:w="1702" w:type="dxa"/>
             <w:tcBorders>
               <w:top w:val="single" w:sz="1" w:space="0" w:color="AAAAAA"/>
               <w:left w:val="single" w:sz="1" w:space="0" w:color="AAAAAA"/>
@@ -4655,7 +5306,7 @@
       <w:tr>
         <w:tc>
           <w:tcPr>
-            <w:tcW w:w="3360" w:type="dxa"/>
+            <w:tcW w:w="3970" w:type="dxa"/>
             <w:tcBorders>
               <w:top w:val="single" w:sz="1" w:space="0" w:color="AAAAAA"/>
               <w:left w:val="single" w:sz="1" w:space="0" w:color="AAAAAA"/>
@@ -4692,45 +5343,45 @@
         </w:tc>
         <w:tc>
           <w:tcPr>
-            <w:tcW w:w="1560" w:type="dxa"/>
-            <w:tcBorders>
-              <w:top w:val="single" w:sz="1" w:space="0" w:color="AAAAAA"/>
-              <w:left w:val="single" w:sz="1" w:space="0" w:color="AAAAAA"/>
-              <w:bottom w:val="single" w:sz="1" w:space="0" w:color="AAAAAA"/>
-              <w:right w:val="single" w:sz="1" w:space="0" w:color="AAAAAA"/>
-            </w:tcBorders>
-            <w:shd w:val="clear" w:color="auto" w:fill="FFFFFF"/>
-            <w:tcMar>
-              <w:top w:w="80" w:type="dxa"/>
-              <w:left w:w="120" w:type="dxa"/>
-              <w:bottom w:w="80" w:type="dxa"/>
-              <w:right w:w="120" w:type="dxa"/>
-            </w:tcMar>
-          </w:tcPr>
-          <w:p/>
-        </w:tc>
-        <w:tc>
-          <w:tcPr>
-            <w:tcW w:w="1560" w:type="dxa"/>
-            <w:tcBorders>
-              <w:top w:val="single" w:sz="1" w:space="0" w:color="AAAAAA"/>
-              <w:left w:val="single" w:sz="1" w:space="0" w:color="AAAAAA"/>
-              <w:bottom w:val="single" w:sz="1" w:space="0" w:color="AAAAAA"/>
-              <w:right w:val="single" w:sz="1" w:space="0" w:color="AAAAAA"/>
-            </w:tcBorders>
-            <w:shd w:val="clear" w:color="auto" w:fill="FFFFFF"/>
-            <w:tcMar>
-              <w:top w:w="80" w:type="dxa"/>
-              <w:left w:w="120" w:type="dxa"/>
-              <w:bottom w:w="80" w:type="dxa"/>
-              <w:right w:w="120" w:type="dxa"/>
-            </w:tcMar>
-          </w:tcPr>
-          <w:p/>
-        </w:tc>
-        <w:tc>
-          <w:tcPr>
-            <w:tcW w:w="1440" w:type="dxa"/>
+            <w:tcW w:w="1844" w:type="dxa"/>
+            <w:tcBorders>
+              <w:top w:val="single" w:sz="1" w:space="0" w:color="AAAAAA"/>
+              <w:left w:val="single" w:sz="1" w:space="0" w:color="AAAAAA"/>
+              <w:bottom w:val="single" w:sz="1" w:space="0" w:color="AAAAAA"/>
+              <w:right w:val="single" w:sz="1" w:space="0" w:color="AAAAAA"/>
+            </w:tcBorders>
+            <w:shd w:val="clear" w:color="auto" w:fill="FFFFFF"/>
+            <w:tcMar>
+              <w:top w:w="80" w:type="dxa"/>
+              <w:left w:w="120" w:type="dxa"/>
+              <w:bottom w:w="80" w:type="dxa"/>
+              <w:right w:w="120" w:type="dxa"/>
+            </w:tcMar>
+          </w:tcPr>
+          <w:p/>
+        </w:tc>
+        <w:tc>
+          <w:tcPr>
+            <w:tcW w:w="1844" w:type="dxa"/>
+            <w:tcBorders>
+              <w:top w:val="single" w:sz="1" w:space="0" w:color="AAAAAA"/>
+              <w:left w:val="single" w:sz="1" w:space="0" w:color="AAAAAA"/>
+              <w:bottom w:val="single" w:sz="1" w:space="0" w:color="AAAAAA"/>
+              <w:right w:val="single" w:sz="1" w:space="0" w:color="AAAAAA"/>
+            </w:tcBorders>
+            <w:shd w:val="clear" w:color="auto" w:fill="FFFFFF"/>
+            <w:tcMar>
+              <w:top w:w="80" w:type="dxa"/>
+              <w:left w:w="120" w:type="dxa"/>
+              <w:bottom w:w="80" w:type="dxa"/>
+              <w:right w:w="120" w:type="dxa"/>
+            </w:tcMar>
+          </w:tcPr>
+          <w:p/>
+        </w:tc>
+        <w:tc>
+          <w:tcPr>
+            <w:tcW w:w="1702" w:type="dxa"/>
             <w:tcBorders>
               <w:top w:val="single" w:sz="1" w:space="0" w:color="AAAAAA"/>
               <w:left w:val="single" w:sz="1" w:space="0" w:color="AAAAAA"/>
@@ -4751,7 +5402,7 @@
       <w:tr>
         <w:tc>
           <w:tcPr>
-            <w:tcW w:w="3360" w:type="dxa"/>
+            <w:tcW w:w="3970" w:type="dxa"/>
             <w:tcBorders>
               <w:top w:val="single" w:sz="1" w:space="0" w:color="AAAAAA"/>
               <w:left w:val="single" w:sz="1" w:space="0" w:color="AAAAAA"/>
@@ -4782,51 +5433,52 @@
                 <w:sz w:val="20"/>
                 <w:szCs w:val="20"/>
               </w:rPr>
+              <w:lastRenderedPageBreak/>
               <w:t>Ransomware</w:t>
             </w:r>
           </w:p>
         </w:tc>
         <w:tc>
           <w:tcPr>
-            <w:tcW w:w="1560" w:type="dxa"/>
-            <w:tcBorders>
-              <w:top w:val="single" w:sz="1" w:space="0" w:color="AAAAAA"/>
-              <w:left w:val="single" w:sz="1" w:space="0" w:color="AAAAAA"/>
-              <w:bottom w:val="single" w:sz="1" w:space="0" w:color="AAAAAA"/>
-              <w:right w:val="single" w:sz="1" w:space="0" w:color="AAAAAA"/>
-            </w:tcBorders>
-            <w:shd w:val="clear" w:color="auto" w:fill="FFFFFF"/>
-            <w:tcMar>
-              <w:top w:w="80" w:type="dxa"/>
-              <w:left w:w="120" w:type="dxa"/>
-              <w:bottom w:w="80" w:type="dxa"/>
-              <w:right w:w="120" w:type="dxa"/>
-            </w:tcMar>
-          </w:tcPr>
-          <w:p/>
-        </w:tc>
-        <w:tc>
-          <w:tcPr>
-            <w:tcW w:w="1560" w:type="dxa"/>
-            <w:tcBorders>
-              <w:top w:val="single" w:sz="1" w:space="0" w:color="AAAAAA"/>
-              <w:left w:val="single" w:sz="1" w:space="0" w:color="AAAAAA"/>
-              <w:bottom w:val="single" w:sz="1" w:space="0" w:color="AAAAAA"/>
-              <w:right w:val="single" w:sz="1" w:space="0" w:color="AAAAAA"/>
-            </w:tcBorders>
-            <w:shd w:val="clear" w:color="auto" w:fill="FFFFFF"/>
-            <w:tcMar>
-              <w:top w:w="80" w:type="dxa"/>
-              <w:left w:w="120" w:type="dxa"/>
-              <w:bottom w:w="80" w:type="dxa"/>
-              <w:right w:w="120" w:type="dxa"/>
-            </w:tcMar>
-          </w:tcPr>
-          <w:p/>
-        </w:tc>
-        <w:tc>
-          <w:tcPr>
-            <w:tcW w:w="1440" w:type="dxa"/>
+            <w:tcW w:w="1844" w:type="dxa"/>
+            <w:tcBorders>
+              <w:top w:val="single" w:sz="1" w:space="0" w:color="AAAAAA"/>
+              <w:left w:val="single" w:sz="1" w:space="0" w:color="AAAAAA"/>
+              <w:bottom w:val="single" w:sz="1" w:space="0" w:color="AAAAAA"/>
+              <w:right w:val="single" w:sz="1" w:space="0" w:color="AAAAAA"/>
+            </w:tcBorders>
+            <w:shd w:val="clear" w:color="auto" w:fill="FFFFFF"/>
+            <w:tcMar>
+              <w:top w:w="80" w:type="dxa"/>
+              <w:left w:w="120" w:type="dxa"/>
+              <w:bottom w:w="80" w:type="dxa"/>
+              <w:right w:w="120" w:type="dxa"/>
+            </w:tcMar>
+          </w:tcPr>
+          <w:p/>
+        </w:tc>
+        <w:tc>
+          <w:tcPr>
+            <w:tcW w:w="1844" w:type="dxa"/>
+            <w:tcBorders>
+              <w:top w:val="single" w:sz="1" w:space="0" w:color="AAAAAA"/>
+              <w:left w:val="single" w:sz="1" w:space="0" w:color="AAAAAA"/>
+              <w:bottom w:val="single" w:sz="1" w:space="0" w:color="AAAAAA"/>
+              <w:right w:val="single" w:sz="1" w:space="0" w:color="AAAAAA"/>
+            </w:tcBorders>
+            <w:shd w:val="clear" w:color="auto" w:fill="FFFFFF"/>
+            <w:tcMar>
+              <w:top w:w="80" w:type="dxa"/>
+              <w:left w:w="120" w:type="dxa"/>
+              <w:bottom w:w="80" w:type="dxa"/>
+              <w:right w:w="120" w:type="dxa"/>
+            </w:tcMar>
+          </w:tcPr>
+          <w:p/>
+        </w:tc>
+        <w:tc>
+          <w:tcPr>
+            <w:tcW w:w="1702" w:type="dxa"/>
             <w:tcBorders>
               <w:top w:val="single" w:sz="1" w:space="0" w:color="AAAAAA"/>
               <w:left w:val="single" w:sz="1" w:space="0" w:color="AAAAAA"/>
@@ -4847,7 +5499,7 @@
       <w:tr>
         <w:tc>
           <w:tcPr>
-            <w:tcW w:w="3360" w:type="dxa"/>
+            <w:tcW w:w="3970" w:type="dxa"/>
             <w:tcBorders>
               <w:top w:val="single" w:sz="1" w:space="0" w:color="AAAAAA"/>
               <w:left w:val="single" w:sz="1" w:space="0" w:color="AAAAAA"/>
@@ -4884,45 +5536,45 @@
         </w:tc>
         <w:tc>
           <w:tcPr>
-            <w:tcW w:w="1560" w:type="dxa"/>
-            <w:tcBorders>
-              <w:top w:val="single" w:sz="1" w:space="0" w:color="AAAAAA"/>
-              <w:left w:val="single" w:sz="1" w:space="0" w:color="AAAAAA"/>
-              <w:bottom w:val="single" w:sz="1" w:space="0" w:color="AAAAAA"/>
-              <w:right w:val="single" w:sz="1" w:space="0" w:color="AAAAAA"/>
-            </w:tcBorders>
-            <w:shd w:val="clear" w:color="auto" w:fill="FFFFFF"/>
-            <w:tcMar>
-              <w:top w:w="80" w:type="dxa"/>
-              <w:left w:w="120" w:type="dxa"/>
-              <w:bottom w:w="80" w:type="dxa"/>
-              <w:right w:w="120" w:type="dxa"/>
-            </w:tcMar>
-          </w:tcPr>
-          <w:p/>
-        </w:tc>
-        <w:tc>
-          <w:tcPr>
-            <w:tcW w:w="1560" w:type="dxa"/>
-            <w:tcBorders>
-              <w:top w:val="single" w:sz="1" w:space="0" w:color="AAAAAA"/>
-              <w:left w:val="single" w:sz="1" w:space="0" w:color="AAAAAA"/>
-              <w:bottom w:val="single" w:sz="1" w:space="0" w:color="AAAAAA"/>
-              <w:right w:val="single" w:sz="1" w:space="0" w:color="AAAAAA"/>
-            </w:tcBorders>
-            <w:shd w:val="clear" w:color="auto" w:fill="FFFFFF"/>
-            <w:tcMar>
-              <w:top w:w="80" w:type="dxa"/>
-              <w:left w:w="120" w:type="dxa"/>
-              <w:bottom w:w="80" w:type="dxa"/>
-              <w:right w:w="120" w:type="dxa"/>
-            </w:tcMar>
-          </w:tcPr>
-          <w:p/>
-        </w:tc>
-        <w:tc>
-          <w:tcPr>
-            <w:tcW w:w="1440" w:type="dxa"/>
+            <w:tcW w:w="1844" w:type="dxa"/>
+            <w:tcBorders>
+              <w:top w:val="single" w:sz="1" w:space="0" w:color="AAAAAA"/>
+              <w:left w:val="single" w:sz="1" w:space="0" w:color="AAAAAA"/>
+              <w:bottom w:val="single" w:sz="1" w:space="0" w:color="AAAAAA"/>
+              <w:right w:val="single" w:sz="1" w:space="0" w:color="AAAAAA"/>
+            </w:tcBorders>
+            <w:shd w:val="clear" w:color="auto" w:fill="FFFFFF"/>
+            <w:tcMar>
+              <w:top w:w="80" w:type="dxa"/>
+              <w:left w:w="120" w:type="dxa"/>
+              <w:bottom w:w="80" w:type="dxa"/>
+              <w:right w:w="120" w:type="dxa"/>
+            </w:tcMar>
+          </w:tcPr>
+          <w:p/>
+        </w:tc>
+        <w:tc>
+          <w:tcPr>
+            <w:tcW w:w="1844" w:type="dxa"/>
+            <w:tcBorders>
+              <w:top w:val="single" w:sz="1" w:space="0" w:color="AAAAAA"/>
+              <w:left w:val="single" w:sz="1" w:space="0" w:color="AAAAAA"/>
+              <w:bottom w:val="single" w:sz="1" w:space="0" w:color="AAAAAA"/>
+              <w:right w:val="single" w:sz="1" w:space="0" w:color="AAAAAA"/>
+            </w:tcBorders>
+            <w:shd w:val="clear" w:color="auto" w:fill="FFFFFF"/>
+            <w:tcMar>
+              <w:top w:w="80" w:type="dxa"/>
+              <w:left w:w="120" w:type="dxa"/>
+              <w:bottom w:w="80" w:type="dxa"/>
+              <w:right w:w="120" w:type="dxa"/>
+            </w:tcMar>
+          </w:tcPr>
+          <w:p/>
+        </w:tc>
+        <w:tc>
+          <w:tcPr>
+            <w:tcW w:w="1702" w:type="dxa"/>
             <w:tcBorders>
               <w:top w:val="single" w:sz="1" w:space="0" w:color="AAAAAA"/>
               <w:left w:val="single" w:sz="1" w:space="0" w:color="AAAAAA"/>
@@ -4943,7 +5595,7 @@
       <w:tr>
         <w:tc>
           <w:tcPr>
-            <w:tcW w:w="3360" w:type="dxa"/>
+            <w:tcW w:w="3970" w:type="dxa"/>
             <w:tcBorders>
               <w:top w:val="single" w:sz="1" w:space="0" w:color="AAAAAA"/>
               <w:left w:val="single" w:sz="1" w:space="0" w:color="AAAAAA"/>
@@ -4980,45 +5632,45 @@
         </w:tc>
         <w:tc>
           <w:tcPr>
-            <w:tcW w:w="1560" w:type="dxa"/>
-            <w:tcBorders>
-              <w:top w:val="single" w:sz="1" w:space="0" w:color="AAAAAA"/>
-              <w:left w:val="single" w:sz="1" w:space="0" w:color="AAAAAA"/>
-              <w:bottom w:val="single" w:sz="1" w:space="0" w:color="AAAAAA"/>
-              <w:right w:val="single" w:sz="1" w:space="0" w:color="AAAAAA"/>
-            </w:tcBorders>
-            <w:shd w:val="clear" w:color="auto" w:fill="FFFFFF"/>
-            <w:tcMar>
-              <w:top w:w="80" w:type="dxa"/>
-              <w:left w:w="120" w:type="dxa"/>
-              <w:bottom w:w="80" w:type="dxa"/>
-              <w:right w:w="120" w:type="dxa"/>
-            </w:tcMar>
-          </w:tcPr>
-          <w:p/>
-        </w:tc>
-        <w:tc>
-          <w:tcPr>
-            <w:tcW w:w="1560" w:type="dxa"/>
-            <w:tcBorders>
-              <w:top w:val="single" w:sz="1" w:space="0" w:color="AAAAAA"/>
-              <w:left w:val="single" w:sz="1" w:space="0" w:color="AAAAAA"/>
-              <w:bottom w:val="single" w:sz="1" w:space="0" w:color="AAAAAA"/>
-              <w:right w:val="single" w:sz="1" w:space="0" w:color="AAAAAA"/>
-            </w:tcBorders>
-            <w:shd w:val="clear" w:color="auto" w:fill="FFFFFF"/>
-            <w:tcMar>
-              <w:top w:w="80" w:type="dxa"/>
-              <w:left w:w="120" w:type="dxa"/>
-              <w:bottom w:w="80" w:type="dxa"/>
-              <w:right w:w="120" w:type="dxa"/>
-            </w:tcMar>
-          </w:tcPr>
-          <w:p/>
-        </w:tc>
-        <w:tc>
-          <w:tcPr>
-            <w:tcW w:w="1440" w:type="dxa"/>
+            <w:tcW w:w="1844" w:type="dxa"/>
+            <w:tcBorders>
+              <w:top w:val="single" w:sz="1" w:space="0" w:color="AAAAAA"/>
+              <w:left w:val="single" w:sz="1" w:space="0" w:color="AAAAAA"/>
+              <w:bottom w:val="single" w:sz="1" w:space="0" w:color="AAAAAA"/>
+              <w:right w:val="single" w:sz="1" w:space="0" w:color="AAAAAA"/>
+            </w:tcBorders>
+            <w:shd w:val="clear" w:color="auto" w:fill="FFFFFF"/>
+            <w:tcMar>
+              <w:top w:w="80" w:type="dxa"/>
+              <w:left w:w="120" w:type="dxa"/>
+              <w:bottom w:w="80" w:type="dxa"/>
+              <w:right w:w="120" w:type="dxa"/>
+            </w:tcMar>
+          </w:tcPr>
+          <w:p/>
+        </w:tc>
+        <w:tc>
+          <w:tcPr>
+            <w:tcW w:w="1844" w:type="dxa"/>
+            <w:tcBorders>
+              <w:top w:val="single" w:sz="1" w:space="0" w:color="AAAAAA"/>
+              <w:left w:val="single" w:sz="1" w:space="0" w:color="AAAAAA"/>
+              <w:bottom w:val="single" w:sz="1" w:space="0" w:color="AAAAAA"/>
+              <w:right w:val="single" w:sz="1" w:space="0" w:color="AAAAAA"/>
+            </w:tcBorders>
+            <w:shd w:val="clear" w:color="auto" w:fill="FFFFFF"/>
+            <w:tcMar>
+              <w:top w:w="80" w:type="dxa"/>
+              <w:left w:w="120" w:type="dxa"/>
+              <w:bottom w:w="80" w:type="dxa"/>
+              <w:right w:w="120" w:type="dxa"/>
+            </w:tcMar>
+          </w:tcPr>
+          <w:p/>
+        </w:tc>
+        <w:tc>
+          <w:tcPr>
+            <w:tcW w:w="1702" w:type="dxa"/>
             <w:tcBorders>
               <w:top w:val="single" w:sz="1" w:space="0" w:color="AAAAAA"/>
               <w:left w:val="single" w:sz="1" w:space="0" w:color="AAAAAA"/>
@@ -5039,7 +5691,7 @@
       <w:tr>
         <w:tc>
           <w:tcPr>
-            <w:tcW w:w="3360" w:type="dxa"/>
+            <w:tcW w:w="3970" w:type="dxa"/>
             <w:tcBorders>
               <w:top w:val="single" w:sz="1" w:space="0" w:color="AAAAAA"/>
               <w:left w:val="single" w:sz="1" w:space="0" w:color="AAAAAA"/>
@@ -5076,45 +5728,45 @@
         </w:tc>
         <w:tc>
           <w:tcPr>
-            <w:tcW w:w="1560" w:type="dxa"/>
-            <w:tcBorders>
-              <w:top w:val="single" w:sz="1" w:space="0" w:color="AAAAAA"/>
-              <w:left w:val="single" w:sz="1" w:space="0" w:color="AAAAAA"/>
-              <w:bottom w:val="single" w:sz="1" w:space="0" w:color="AAAAAA"/>
-              <w:right w:val="single" w:sz="1" w:space="0" w:color="AAAAAA"/>
-            </w:tcBorders>
-            <w:shd w:val="clear" w:color="auto" w:fill="FFFFFF"/>
-            <w:tcMar>
-              <w:top w:w="80" w:type="dxa"/>
-              <w:left w:w="120" w:type="dxa"/>
-              <w:bottom w:w="80" w:type="dxa"/>
-              <w:right w:w="120" w:type="dxa"/>
-            </w:tcMar>
-          </w:tcPr>
-          <w:p/>
-        </w:tc>
-        <w:tc>
-          <w:tcPr>
-            <w:tcW w:w="1560" w:type="dxa"/>
-            <w:tcBorders>
-              <w:top w:val="single" w:sz="1" w:space="0" w:color="AAAAAA"/>
-              <w:left w:val="single" w:sz="1" w:space="0" w:color="AAAAAA"/>
-              <w:bottom w:val="single" w:sz="1" w:space="0" w:color="AAAAAA"/>
-              <w:right w:val="single" w:sz="1" w:space="0" w:color="AAAAAA"/>
-            </w:tcBorders>
-            <w:shd w:val="clear" w:color="auto" w:fill="FFFFFF"/>
-            <w:tcMar>
-              <w:top w:w="80" w:type="dxa"/>
-              <w:left w:w="120" w:type="dxa"/>
-              <w:bottom w:w="80" w:type="dxa"/>
-              <w:right w:w="120" w:type="dxa"/>
-            </w:tcMar>
-          </w:tcPr>
-          <w:p/>
-        </w:tc>
-        <w:tc>
-          <w:tcPr>
-            <w:tcW w:w="1440" w:type="dxa"/>
+            <w:tcW w:w="1844" w:type="dxa"/>
+            <w:tcBorders>
+              <w:top w:val="single" w:sz="1" w:space="0" w:color="AAAAAA"/>
+              <w:left w:val="single" w:sz="1" w:space="0" w:color="AAAAAA"/>
+              <w:bottom w:val="single" w:sz="1" w:space="0" w:color="AAAAAA"/>
+              <w:right w:val="single" w:sz="1" w:space="0" w:color="AAAAAA"/>
+            </w:tcBorders>
+            <w:shd w:val="clear" w:color="auto" w:fill="FFFFFF"/>
+            <w:tcMar>
+              <w:top w:w="80" w:type="dxa"/>
+              <w:left w:w="120" w:type="dxa"/>
+              <w:bottom w:w="80" w:type="dxa"/>
+              <w:right w:w="120" w:type="dxa"/>
+            </w:tcMar>
+          </w:tcPr>
+          <w:p/>
+        </w:tc>
+        <w:tc>
+          <w:tcPr>
+            <w:tcW w:w="1844" w:type="dxa"/>
+            <w:tcBorders>
+              <w:top w:val="single" w:sz="1" w:space="0" w:color="AAAAAA"/>
+              <w:left w:val="single" w:sz="1" w:space="0" w:color="AAAAAA"/>
+              <w:bottom w:val="single" w:sz="1" w:space="0" w:color="AAAAAA"/>
+              <w:right w:val="single" w:sz="1" w:space="0" w:color="AAAAAA"/>
+            </w:tcBorders>
+            <w:shd w:val="clear" w:color="auto" w:fill="FFFFFF"/>
+            <w:tcMar>
+              <w:top w:w="80" w:type="dxa"/>
+              <w:left w:w="120" w:type="dxa"/>
+              <w:bottom w:w="80" w:type="dxa"/>
+              <w:right w:w="120" w:type="dxa"/>
+            </w:tcMar>
+          </w:tcPr>
+          <w:p/>
+        </w:tc>
+        <w:tc>
+          <w:tcPr>
+            <w:tcW w:w="1702" w:type="dxa"/>
             <w:tcBorders>
               <w:top w:val="single" w:sz="1" w:space="0" w:color="AAAAAA"/>
               <w:left w:val="single" w:sz="1" w:space="0" w:color="AAAAAA"/>
@@ -5135,7 +5787,7 @@
       <w:tr>
         <w:tc>
           <w:tcPr>
-            <w:tcW w:w="3360" w:type="dxa"/>
+            <w:tcW w:w="3970" w:type="dxa"/>
             <w:tcBorders>
               <w:top w:val="single" w:sz="1" w:space="0" w:color="AAAAAA"/>
               <w:left w:val="single" w:sz="1" w:space="0" w:color="AAAAAA"/>
@@ -5172,45 +5824,45 @@
         </w:tc>
         <w:tc>
           <w:tcPr>
-            <w:tcW w:w="1560" w:type="dxa"/>
-            <w:tcBorders>
-              <w:top w:val="single" w:sz="1" w:space="0" w:color="AAAAAA"/>
-              <w:left w:val="single" w:sz="1" w:space="0" w:color="AAAAAA"/>
-              <w:bottom w:val="single" w:sz="1" w:space="0" w:color="AAAAAA"/>
-              <w:right w:val="single" w:sz="1" w:space="0" w:color="AAAAAA"/>
-            </w:tcBorders>
-            <w:shd w:val="clear" w:color="auto" w:fill="FFFFFF"/>
-            <w:tcMar>
-              <w:top w:w="80" w:type="dxa"/>
-              <w:left w:w="120" w:type="dxa"/>
-              <w:bottom w:w="80" w:type="dxa"/>
-              <w:right w:w="120" w:type="dxa"/>
-            </w:tcMar>
-          </w:tcPr>
-          <w:p/>
-        </w:tc>
-        <w:tc>
-          <w:tcPr>
-            <w:tcW w:w="1560" w:type="dxa"/>
-            <w:tcBorders>
-              <w:top w:val="single" w:sz="1" w:space="0" w:color="AAAAAA"/>
-              <w:left w:val="single" w:sz="1" w:space="0" w:color="AAAAAA"/>
-              <w:bottom w:val="single" w:sz="1" w:space="0" w:color="AAAAAA"/>
-              <w:right w:val="single" w:sz="1" w:space="0" w:color="AAAAAA"/>
-            </w:tcBorders>
-            <w:shd w:val="clear" w:color="auto" w:fill="FFFFFF"/>
-            <w:tcMar>
-              <w:top w:w="80" w:type="dxa"/>
-              <w:left w:w="120" w:type="dxa"/>
-              <w:bottom w:w="80" w:type="dxa"/>
-              <w:right w:w="120" w:type="dxa"/>
-            </w:tcMar>
-          </w:tcPr>
-          <w:p/>
-        </w:tc>
-        <w:tc>
-          <w:tcPr>
-            <w:tcW w:w="1440" w:type="dxa"/>
+            <w:tcW w:w="1844" w:type="dxa"/>
+            <w:tcBorders>
+              <w:top w:val="single" w:sz="1" w:space="0" w:color="AAAAAA"/>
+              <w:left w:val="single" w:sz="1" w:space="0" w:color="AAAAAA"/>
+              <w:bottom w:val="single" w:sz="1" w:space="0" w:color="AAAAAA"/>
+              <w:right w:val="single" w:sz="1" w:space="0" w:color="AAAAAA"/>
+            </w:tcBorders>
+            <w:shd w:val="clear" w:color="auto" w:fill="FFFFFF"/>
+            <w:tcMar>
+              <w:top w:w="80" w:type="dxa"/>
+              <w:left w:w="120" w:type="dxa"/>
+              <w:bottom w:w="80" w:type="dxa"/>
+              <w:right w:w="120" w:type="dxa"/>
+            </w:tcMar>
+          </w:tcPr>
+          <w:p/>
+        </w:tc>
+        <w:tc>
+          <w:tcPr>
+            <w:tcW w:w="1844" w:type="dxa"/>
+            <w:tcBorders>
+              <w:top w:val="single" w:sz="1" w:space="0" w:color="AAAAAA"/>
+              <w:left w:val="single" w:sz="1" w:space="0" w:color="AAAAAA"/>
+              <w:bottom w:val="single" w:sz="1" w:space="0" w:color="AAAAAA"/>
+              <w:right w:val="single" w:sz="1" w:space="0" w:color="AAAAAA"/>
+            </w:tcBorders>
+            <w:shd w:val="clear" w:color="auto" w:fill="FFFFFF"/>
+            <w:tcMar>
+              <w:top w:w="80" w:type="dxa"/>
+              <w:left w:w="120" w:type="dxa"/>
+              <w:bottom w:w="80" w:type="dxa"/>
+              <w:right w:w="120" w:type="dxa"/>
+            </w:tcMar>
+          </w:tcPr>
+          <w:p/>
+        </w:tc>
+        <w:tc>
+          <w:tcPr>
+            <w:tcW w:w="1702" w:type="dxa"/>
             <w:tcBorders>
               <w:top w:val="single" w:sz="1" w:space="0" w:color="AAAAAA"/>
               <w:left w:val="single" w:sz="1" w:space="0" w:color="AAAAAA"/>
@@ -5231,7 +5883,7 @@
       <w:tr>
         <w:tc>
           <w:tcPr>
-            <w:tcW w:w="3360" w:type="dxa"/>
+            <w:tcW w:w="3970" w:type="dxa"/>
             <w:tcBorders>
               <w:top w:val="single" w:sz="1" w:space="0" w:color="AAAAAA"/>
               <w:left w:val="single" w:sz="1" w:space="0" w:color="AAAAAA"/>
@@ -5268,45 +5920,45 @@
         </w:tc>
         <w:tc>
           <w:tcPr>
-            <w:tcW w:w="1560" w:type="dxa"/>
-            <w:tcBorders>
-              <w:top w:val="single" w:sz="1" w:space="0" w:color="AAAAAA"/>
-              <w:left w:val="single" w:sz="1" w:space="0" w:color="AAAAAA"/>
-              <w:bottom w:val="single" w:sz="1" w:space="0" w:color="AAAAAA"/>
-              <w:right w:val="single" w:sz="1" w:space="0" w:color="AAAAAA"/>
-            </w:tcBorders>
-            <w:shd w:val="clear" w:color="auto" w:fill="FFFFFF"/>
-            <w:tcMar>
-              <w:top w:w="80" w:type="dxa"/>
-              <w:left w:w="120" w:type="dxa"/>
-              <w:bottom w:w="80" w:type="dxa"/>
-              <w:right w:w="120" w:type="dxa"/>
-            </w:tcMar>
-          </w:tcPr>
-          <w:p/>
-        </w:tc>
-        <w:tc>
-          <w:tcPr>
-            <w:tcW w:w="1560" w:type="dxa"/>
-            <w:tcBorders>
-              <w:top w:val="single" w:sz="1" w:space="0" w:color="AAAAAA"/>
-              <w:left w:val="single" w:sz="1" w:space="0" w:color="AAAAAA"/>
-              <w:bottom w:val="single" w:sz="1" w:space="0" w:color="AAAAAA"/>
-              <w:right w:val="single" w:sz="1" w:space="0" w:color="AAAAAA"/>
-            </w:tcBorders>
-            <w:shd w:val="clear" w:color="auto" w:fill="FFFFFF"/>
-            <w:tcMar>
-              <w:top w:w="80" w:type="dxa"/>
-              <w:left w:w="120" w:type="dxa"/>
-              <w:bottom w:w="80" w:type="dxa"/>
-              <w:right w:w="120" w:type="dxa"/>
-            </w:tcMar>
-          </w:tcPr>
-          <w:p/>
-        </w:tc>
-        <w:tc>
-          <w:tcPr>
-            <w:tcW w:w="1440" w:type="dxa"/>
+            <w:tcW w:w="1844" w:type="dxa"/>
+            <w:tcBorders>
+              <w:top w:val="single" w:sz="1" w:space="0" w:color="AAAAAA"/>
+              <w:left w:val="single" w:sz="1" w:space="0" w:color="AAAAAA"/>
+              <w:bottom w:val="single" w:sz="1" w:space="0" w:color="AAAAAA"/>
+              <w:right w:val="single" w:sz="1" w:space="0" w:color="AAAAAA"/>
+            </w:tcBorders>
+            <w:shd w:val="clear" w:color="auto" w:fill="FFFFFF"/>
+            <w:tcMar>
+              <w:top w:w="80" w:type="dxa"/>
+              <w:left w:w="120" w:type="dxa"/>
+              <w:bottom w:w="80" w:type="dxa"/>
+              <w:right w:w="120" w:type="dxa"/>
+            </w:tcMar>
+          </w:tcPr>
+          <w:p/>
+        </w:tc>
+        <w:tc>
+          <w:tcPr>
+            <w:tcW w:w="1844" w:type="dxa"/>
+            <w:tcBorders>
+              <w:top w:val="single" w:sz="1" w:space="0" w:color="AAAAAA"/>
+              <w:left w:val="single" w:sz="1" w:space="0" w:color="AAAAAA"/>
+              <w:bottom w:val="single" w:sz="1" w:space="0" w:color="AAAAAA"/>
+              <w:right w:val="single" w:sz="1" w:space="0" w:color="AAAAAA"/>
+            </w:tcBorders>
+            <w:shd w:val="clear" w:color="auto" w:fill="FFFFFF"/>
+            <w:tcMar>
+              <w:top w:w="80" w:type="dxa"/>
+              <w:left w:w="120" w:type="dxa"/>
+              <w:bottom w:w="80" w:type="dxa"/>
+              <w:right w:w="120" w:type="dxa"/>
+            </w:tcMar>
+          </w:tcPr>
+          <w:p/>
+        </w:tc>
+        <w:tc>
+          <w:tcPr>
+            <w:tcW w:w="1702" w:type="dxa"/>
             <w:tcBorders>
               <w:top w:val="single" w:sz="1" w:space="0" w:color="AAAAAA"/>
               <w:left w:val="single" w:sz="1" w:space="0" w:color="AAAAAA"/>
@@ -5327,7 +5979,7 @@
       <w:tr>
         <w:tc>
           <w:tcPr>
-            <w:tcW w:w="3360" w:type="dxa"/>
+            <w:tcW w:w="3970" w:type="dxa"/>
             <w:tcBorders>
               <w:top w:val="single" w:sz="1" w:space="0" w:color="AAAAAA"/>
               <w:left w:val="single" w:sz="1" w:space="0" w:color="AAAAAA"/>
@@ -5364,45 +6016,45 @@
         </w:tc>
         <w:tc>
           <w:tcPr>
-            <w:tcW w:w="1560" w:type="dxa"/>
-            <w:tcBorders>
-              <w:top w:val="single" w:sz="1" w:space="0" w:color="AAAAAA"/>
-              <w:left w:val="single" w:sz="1" w:space="0" w:color="AAAAAA"/>
-              <w:bottom w:val="single" w:sz="1" w:space="0" w:color="AAAAAA"/>
-              <w:right w:val="single" w:sz="1" w:space="0" w:color="AAAAAA"/>
-            </w:tcBorders>
-            <w:shd w:val="clear" w:color="auto" w:fill="FFFFFF"/>
-            <w:tcMar>
-              <w:top w:w="80" w:type="dxa"/>
-              <w:left w:w="120" w:type="dxa"/>
-              <w:bottom w:w="80" w:type="dxa"/>
-              <w:right w:w="120" w:type="dxa"/>
-            </w:tcMar>
-          </w:tcPr>
-          <w:p/>
-        </w:tc>
-        <w:tc>
-          <w:tcPr>
-            <w:tcW w:w="1560" w:type="dxa"/>
-            <w:tcBorders>
-              <w:top w:val="single" w:sz="1" w:space="0" w:color="AAAAAA"/>
-              <w:left w:val="single" w:sz="1" w:space="0" w:color="AAAAAA"/>
-              <w:bottom w:val="single" w:sz="1" w:space="0" w:color="AAAAAA"/>
-              <w:right w:val="single" w:sz="1" w:space="0" w:color="AAAAAA"/>
-            </w:tcBorders>
-            <w:shd w:val="clear" w:color="auto" w:fill="FFFFFF"/>
-            <w:tcMar>
-              <w:top w:w="80" w:type="dxa"/>
-              <w:left w:w="120" w:type="dxa"/>
-              <w:bottom w:w="80" w:type="dxa"/>
-              <w:right w:w="120" w:type="dxa"/>
-            </w:tcMar>
-          </w:tcPr>
-          <w:p/>
-        </w:tc>
-        <w:tc>
-          <w:tcPr>
-            <w:tcW w:w="1440" w:type="dxa"/>
+            <w:tcW w:w="1844" w:type="dxa"/>
+            <w:tcBorders>
+              <w:top w:val="single" w:sz="1" w:space="0" w:color="AAAAAA"/>
+              <w:left w:val="single" w:sz="1" w:space="0" w:color="AAAAAA"/>
+              <w:bottom w:val="single" w:sz="1" w:space="0" w:color="AAAAAA"/>
+              <w:right w:val="single" w:sz="1" w:space="0" w:color="AAAAAA"/>
+            </w:tcBorders>
+            <w:shd w:val="clear" w:color="auto" w:fill="FFFFFF"/>
+            <w:tcMar>
+              <w:top w:w="80" w:type="dxa"/>
+              <w:left w:w="120" w:type="dxa"/>
+              <w:bottom w:w="80" w:type="dxa"/>
+              <w:right w:w="120" w:type="dxa"/>
+            </w:tcMar>
+          </w:tcPr>
+          <w:p/>
+        </w:tc>
+        <w:tc>
+          <w:tcPr>
+            <w:tcW w:w="1844" w:type="dxa"/>
+            <w:tcBorders>
+              <w:top w:val="single" w:sz="1" w:space="0" w:color="AAAAAA"/>
+              <w:left w:val="single" w:sz="1" w:space="0" w:color="AAAAAA"/>
+              <w:bottom w:val="single" w:sz="1" w:space="0" w:color="AAAAAA"/>
+              <w:right w:val="single" w:sz="1" w:space="0" w:color="AAAAAA"/>
+            </w:tcBorders>
+            <w:shd w:val="clear" w:color="auto" w:fill="FFFFFF"/>
+            <w:tcMar>
+              <w:top w:w="80" w:type="dxa"/>
+              <w:left w:w="120" w:type="dxa"/>
+              <w:bottom w:w="80" w:type="dxa"/>
+              <w:right w:w="120" w:type="dxa"/>
+            </w:tcMar>
+          </w:tcPr>
+          <w:p/>
+        </w:tc>
+        <w:tc>
+          <w:tcPr>
+            <w:tcW w:w="1702" w:type="dxa"/>
             <w:tcBorders>
               <w:top w:val="single" w:sz="1" w:space="0" w:color="AAAAAA"/>
               <w:left w:val="single" w:sz="1" w:space="0" w:color="AAAAAA"/>
@@ -5423,7 +6075,7 @@
       <w:tr>
         <w:tc>
           <w:tcPr>
-            <w:tcW w:w="3360" w:type="dxa"/>
+            <w:tcW w:w="3970" w:type="dxa"/>
             <w:tcBorders>
               <w:top w:val="single" w:sz="1" w:space="0" w:color="AAAAAA"/>
               <w:left w:val="single" w:sz="1" w:space="0" w:color="AAAAAA"/>
@@ -5460,45 +6112,45 @@
         </w:tc>
         <w:tc>
           <w:tcPr>
-            <w:tcW w:w="1560" w:type="dxa"/>
-            <w:tcBorders>
-              <w:top w:val="single" w:sz="1" w:space="0" w:color="AAAAAA"/>
-              <w:left w:val="single" w:sz="1" w:space="0" w:color="AAAAAA"/>
-              <w:bottom w:val="single" w:sz="1" w:space="0" w:color="AAAAAA"/>
-              <w:right w:val="single" w:sz="1" w:space="0" w:color="AAAAAA"/>
-            </w:tcBorders>
-            <w:shd w:val="clear" w:color="auto" w:fill="FFFFFF"/>
-            <w:tcMar>
-              <w:top w:w="80" w:type="dxa"/>
-              <w:left w:w="120" w:type="dxa"/>
-              <w:bottom w:w="80" w:type="dxa"/>
-              <w:right w:w="120" w:type="dxa"/>
-            </w:tcMar>
-          </w:tcPr>
-          <w:p/>
-        </w:tc>
-        <w:tc>
-          <w:tcPr>
-            <w:tcW w:w="1560" w:type="dxa"/>
-            <w:tcBorders>
-              <w:top w:val="single" w:sz="1" w:space="0" w:color="AAAAAA"/>
-              <w:left w:val="single" w:sz="1" w:space="0" w:color="AAAAAA"/>
-              <w:bottom w:val="single" w:sz="1" w:space="0" w:color="AAAAAA"/>
-              <w:right w:val="single" w:sz="1" w:space="0" w:color="AAAAAA"/>
-            </w:tcBorders>
-            <w:shd w:val="clear" w:color="auto" w:fill="FFFFFF"/>
-            <w:tcMar>
-              <w:top w:w="80" w:type="dxa"/>
-              <w:left w:w="120" w:type="dxa"/>
-              <w:bottom w:w="80" w:type="dxa"/>
-              <w:right w:w="120" w:type="dxa"/>
-            </w:tcMar>
-          </w:tcPr>
-          <w:p/>
-        </w:tc>
-        <w:tc>
-          <w:tcPr>
-            <w:tcW w:w="1440" w:type="dxa"/>
+            <w:tcW w:w="1844" w:type="dxa"/>
+            <w:tcBorders>
+              <w:top w:val="single" w:sz="1" w:space="0" w:color="AAAAAA"/>
+              <w:left w:val="single" w:sz="1" w:space="0" w:color="AAAAAA"/>
+              <w:bottom w:val="single" w:sz="1" w:space="0" w:color="AAAAAA"/>
+              <w:right w:val="single" w:sz="1" w:space="0" w:color="AAAAAA"/>
+            </w:tcBorders>
+            <w:shd w:val="clear" w:color="auto" w:fill="FFFFFF"/>
+            <w:tcMar>
+              <w:top w:w="80" w:type="dxa"/>
+              <w:left w:w="120" w:type="dxa"/>
+              <w:bottom w:w="80" w:type="dxa"/>
+              <w:right w:w="120" w:type="dxa"/>
+            </w:tcMar>
+          </w:tcPr>
+          <w:p/>
+        </w:tc>
+        <w:tc>
+          <w:tcPr>
+            <w:tcW w:w="1844" w:type="dxa"/>
+            <w:tcBorders>
+              <w:top w:val="single" w:sz="1" w:space="0" w:color="AAAAAA"/>
+              <w:left w:val="single" w:sz="1" w:space="0" w:color="AAAAAA"/>
+              <w:bottom w:val="single" w:sz="1" w:space="0" w:color="AAAAAA"/>
+              <w:right w:val="single" w:sz="1" w:space="0" w:color="AAAAAA"/>
+            </w:tcBorders>
+            <w:shd w:val="clear" w:color="auto" w:fill="FFFFFF"/>
+            <w:tcMar>
+              <w:top w:w="80" w:type="dxa"/>
+              <w:left w:w="120" w:type="dxa"/>
+              <w:bottom w:w="80" w:type="dxa"/>
+              <w:right w:w="120" w:type="dxa"/>
+            </w:tcMar>
+          </w:tcPr>
+          <w:p/>
+        </w:tc>
+        <w:tc>
+          <w:tcPr>
+            <w:tcW w:w="1702" w:type="dxa"/>
             <w:tcBorders>
               <w:top w:val="single" w:sz="1" w:space="0" w:color="AAAAAA"/>
               <w:left w:val="single" w:sz="1" w:space="0" w:color="AAAAAA"/>
@@ -5519,7 +6171,7 @@
       <w:tr>
         <w:tc>
           <w:tcPr>
-            <w:tcW w:w="3360" w:type="dxa"/>
+            <w:tcW w:w="3970" w:type="dxa"/>
             <w:tcBorders>
               <w:top w:val="single" w:sz="1" w:space="0" w:color="AAAAAA"/>
               <w:left w:val="single" w:sz="1" w:space="0" w:color="AAAAAA"/>
@@ -5556,45 +6208,45 @@
         </w:tc>
         <w:tc>
           <w:tcPr>
-            <w:tcW w:w="1560" w:type="dxa"/>
-            <w:tcBorders>
-              <w:top w:val="single" w:sz="1" w:space="0" w:color="AAAAAA"/>
-              <w:left w:val="single" w:sz="1" w:space="0" w:color="AAAAAA"/>
-              <w:bottom w:val="single" w:sz="1" w:space="0" w:color="AAAAAA"/>
-              <w:right w:val="single" w:sz="1" w:space="0" w:color="AAAAAA"/>
-            </w:tcBorders>
-            <w:shd w:val="clear" w:color="auto" w:fill="FFFFFF"/>
-            <w:tcMar>
-              <w:top w:w="80" w:type="dxa"/>
-              <w:left w:w="120" w:type="dxa"/>
-              <w:bottom w:w="80" w:type="dxa"/>
-              <w:right w:w="120" w:type="dxa"/>
-            </w:tcMar>
-          </w:tcPr>
-          <w:p/>
-        </w:tc>
-        <w:tc>
-          <w:tcPr>
-            <w:tcW w:w="1560" w:type="dxa"/>
-            <w:tcBorders>
-              <w:top w:val="single" w:sz="1" w:space="0" w:color="AAAAAA"/>
-              <w:left w:val="single" w:sz="1" w:space="0" w:color="AAAAAA"/>
-              <w:bottom w:val="single" w:sz="1" w:space="0" w:color="AAAAAA"/>
-              <w:right w:val="single" w:sz="1" w:space="0" w:color="AAAAAA"/>
-            </w:tcBorders>
-            <w:shd w:val="clear" w:color="auto" w:fill="FFFFFF"/>
-            <w:tcMar>
-              <w:top w:w="80" w:type="dxa"/>
-              <w:left w:w="120" w:type="dxa"/>
-              <w:bottom w:w="80" w:type="dxa"/>
-              <w:right w:w="120" w:type="dxa"/>
-            </w:tcMar>
-          </w:tcPr>
-          <w:p/>
-        </w:tc>
-        <w:tc>
-          <w:tcPr>
-            <w:tcW w:w="1440" w:type="dxa"/>
+            <w:tcW w:w="1844" w:type="dxa"/>
+            <w:tcBorders>
+              <w:top w:val="single" w:sz="1" w:space="0" w:color="AAAAAA"/>
+              <w:left w:val="single" w:sz="1" w:space="0" w:color="AAAAAA"/>
+              <w:bottom w:val="single" w:sz="1" w:space="0" w:color="AAAAAA"/>
+              <w:right w:val="single" w:sz="1" w:space="0" w:color="AAAAAA"/>
+            </w:tcBorders>
+            <w:shd w:val="clear" w:color="auto" w:fill="FFFFFF"/>
+            <w:tcMar>
+              <w:top w:w="80" w:type="dxa"/>
+              <w:left w:w="120" w:type="dxa"/>
+              <w:bottom w:w="80" w:type="dxa"/>
+              <w:right w:w="120" w:type="dxa"/>
+            </w:tcMar>
+          </w:tcPr>
+          <w:p/>
+        </w:tc>
+        <w:tc>
+          <w:tcPr>
+            <w:tcW w:w="1844" w:type="dxa"/>
+            <w:tcBorders>
+              <w:top w:val="single" w:sz="1" w:space="0" w:color="AAAAAA"/>
+              <w:left w:val="single" w:sz="1" w:space="0" w:color="AAAAAA"/>
+              <w:bottom w:val="single" w:sz="1" w:space="0" w:color="AAAAAA"/>
+              <w:right w:val="single" w:sz="1" w:space="0" w:color="AAAAAA"/>
+            </w:tcBorders>
+            <w:shd w:val="clear" w:color="auto" w:fill="FFFFFF"/>
+            <w:tcMar>
+              <w:top w:w="80" w:type="dxa"/>
+              <w:left w:w="120" w:type="dxa"/>
+              <w:bottom w:w="80" w:type="dxa"/>
+              <w:right w:w="120" w:type="dxa"/>
+            </w:tcMar>
+          </w:tcPr>
+          <w:p/>
+        </w:tc>
+        <w:tc>
+          <w:tcPr>
+            <w:tcW w:w="1702" w:type="dxa"/>
             <w:tcBorders>
               <w:top w:val="single" w:sz="1" w:space="0" w:color="AAAAAA"/>
               <w:left w:val="single" w:sz="1" w:space="0" w:color="AAAAAA"/>
@@ -5615,7 +6267,7 @@
       <w:tr>
         <w:tc>
           <w:tcPr>
-            <w:tcW w:w="3360" w:type="dxa"/>
+            <w:tcW w:w="3970" w:type="dxa"/>
             <w:tcBorders>
               <w:top w:val="single" w:sz="1" w:space="0" w:color="AAAAAA"/>
               <w:left w:val="single" w:sz="1" w:space="0" w:color="AAAAAA"/>
@@ -5652,45 +6304,45 @@
         </w:tc>
         <w:tc>
           <w:tcPr>
-            <w:tcW w:w="1560" w:type="dxa"/>
-            <w:tcBorders>
-              <w:top w:val="single" w:sz="1" w:space="0" w:color="AAAAAA"/>
-              <w:left w:val="single" w:sz="1" w:space="0" w:color="AAAAAA"/>
-              <w:bottom w:val="single" w:sz="1" w:space="0" w:color="AAAAAA"/>
-              <w:right w:val="single" w:sz="1" w:space="0" w:color="AAAAAA"/>
-            </w:tcBorders>
-            <w:shd w:val="clear" w:color="auto" w:fill="FFFFFF"/>
-            <w:tcMar>
-              <w:top w:w="80" w:type="dxa"/>
-              <w:left w:w="120" w:type="dxa"/>
-              <w:bottom w:w="80" w:type="dxa"/>
-              <w:right w:w="120" w:type="dxa"/>
-            </w:tcMar>
-          </w:tcPr>
-          <w:p/>
-        </w:tc>
-        <w:tc>
-          <w:tcPr>
-            <w:tcW w:w="1560" w:type="dxa"/>
-            <w:tcBorders>
-              <w:top w:val="single" w:sz="1" w:space="0" w:color="AAAAAA"/>
-              <w:left w:val="single" w:sz="1" w:space="0" w:color="AAAAAA"/>
-              <w:bottom w:val="single" w:sz="1" w:space="0" w:color="AAAAAA"/>
-              <w:right w:val="single" w:sz="1" w:space="0" w:color="AAAAAA"/>
-            </w:tcBorders>
-            <w:shd w:val="clear" w:color="auto" w:fill="FFFFFF"/>
-            <w:tcMar>
-              <w:top w:w="80" w:type="dxa"/>
-              <w:left w:w="120" w:type="dxa"/>
-              <w:bottom w:w="80" w:type="dxa"/>
-              <w:right w:w="120" w:type="dxa"/>
-            </w:tcMar>
-          </w:tcPr>
-          <w:p/>
-        </w:tc>
-        <w:tc>
-          <w:tcPr>
-            <w:tcW w:w="1440" w:type="dxa"/>
+            <w:tcW w:w="1844" w:type="dxa"/>
+            <w:tcBorders>
+              <w:top w:val="single" w:sz="1" w:space="0" w:color="AAAAAA"/>
+              <w:left w:val="single" w:sz="1" w:space="0" w:color="AAAAAA"/>
+              <w:bottom w:val="single" w:sz="1" w:space="0" w:color="AAAAAA"/>
+              <w:right w:val="single" w:sz="1" w:space="0" w:color="AAAAAA"/>
+            </w:tcBorders>
+            <w:shd w:val="clear" w:color="auto" w:fill="FFFFFF"/>
+            <w:tcMar>
+              <w:top w:w="80" w:type="dxa"/>
+              <w:left w:w="120" w:type="dxa"/>
+              <w:bottom w:w="80" w:type="dxa"/>
+              <w:right w:w="120" w:type="dxa"/>
+            </w:tcMar>
+          </w:tcPr>
+          <w:p/>
+        </w:tc>
+        <w:tc>
+          <w:tcPr>
+            <w:tcW w:w="1844" w:type="dxa"/>
+            <w:tcBorders>
+              <w:top w:val="single" w:sz="1" w:space="0" w:color="AAAAAA"/>
+              <w:left w:val="single" w:sz="1" w:space="0" w:color="AAAAAA"/>
+              <w:bottom w:val="single" w:sz="1" w:space="0" w:color="AAAAAA"/>
+              <w:right w:val="single" w:sz="1" w:space="0" w:color="AAAAAA"/>
+            </w:tcBorders>
+            <w:shd w:val="clear" w:color="auto" w:fill="FFFFFF"/>
+            <w:tcMar>
+              <w:top w:w="80" w:type="dxa"/>
+              <w:left w:w="120" w:type="dxa"/>
+              <w:bottom w:w="80" w:type="dxa"/>
+              <w:right w:w="120" w:type="dxa"/>
+            </w:tcMar>
+          </w:tcPr>
+          <w:p/>
+        </w:tc>
+        <w:tc>
+          <w:tcPr>
+            <w:tcW w:w="1702" w:type="dxa"/>
             <w:tcBorders>
               <w:top w:val="single" w:sz="1" w:space="0" w:color="AAAAAA"/>
               <w:left w:val="single" w:sz="1" w:space="0" w:color="AAAAAA"/>
@@ -5713,10 +6365,23 @@
       <w:pPr>
         <w:jc w:val="center"/>
         <w:rPr>
-          <w:b/>
-          <w:bCs/>
-        </w:rPr>
-      </w:pPr>
+          <w:rFonts w:ascii="Times New Roman" w:hAnsi="Times New Roman" w:cs="Times New Roman"/>
+          <w:i/>
+          <w:iCs/>
+          <w:sz w:val="20"/>
+          <w:szCs w:val="20"/>
+        </w:rPr>
+      </w:pPr>
+      <w:r>
+        <w:rPr>
+          <w:rFonts w:ascii="Times New Roman" w:eastAsia="Arial" w:hAnsi="Times New Roman" w:cs="Times New Roman"/>
+          <w:i/>
+          <w:iCs/>
+          <w:sz w:val="20"/>
+          <w:szCs w:val="20"/>
+        </w:rPr>
+        <w:t>Table 6: Gaussian Naive Bayes – per-class TPR and FPR</w:t>
+      </w:r>
     </w:p>
     <w:p>
       <w:pPr>
@@ -7237,7 +7902,6 @@
   <w:style w:type="character" w:default="1" w:styleId="DefaultParagraphFont">
     <w:name w:val="Default Paragraph Font"/>
     <w:uiPriority w:val="1"/>
-    <w:semiHidden/>
     <w:unhideWhenUsed/>
   </w:style>
   <w:style w:type="table" w:default="1" w:styleId="TableNormal">
@@ -7943,23 +8607,6 @@
 </file>
 
 <file path=customXml/item1.xml><?xml version="1.0" encoding="utf-8"?>
-<p:properties xmlns:p="http://schemas.microsoft.com/office/2006/metadata/properties" xmlns:xsi="http://www.w3.org/2001/XMLSchema-instance" xmlns:pc="http://schemas.microsoft.com/office/infopath/2007/PartnerControls">
-  <documentManagement>
-    <_activity xmlns="0fcda1c8-6244-4b28-b6d7-c9cfed4df0d6" xsi:nil="true"/>
-  </documentManagement>
-</p:properties>
-</file>
-
-<file path=customXml/item2.xml><?xml version="1.0" encoding="utf-8"?>
-<?mso-contentType ?>
-<FormTemplates xmlns="http://schemas.microsoft.com/sharepoint/v3/contenttype/forms">
-  <Display>DocumentLibraryForm</Display>
-  <Edit>DocumentLibraryForm</Edit>
-  <New>DocumentLibraryForm</New>
-</FormTemplates>
-</file>
-
-<file path=customXml/item3.xml><?xml version="1.0" encoding="utf-8"?>
 <ct:contentTypeSchema xmlns:ct="http://schemas.microsoft.com/office/2006/metadata/contentType" xmlns:ma="http://schemas.microsoft.com/office/2006/metadata/properties/metaAttributes" ct:_="" ma:_="" ma:contentTypeName="Document" ma:contentTypeID="0x0101006B7E73076BE5474DBFFAF8715DF735C2" ma:contentTypeVersion="5" ma:contentTypeDescription="Create a new document." ma:contentTypeScope="" ma:versionID="d9ea03f92df1516bf7368159d8c1b379">
   <xsd:schema xmlns:xsd="http://www.w3.org/2001/XMLSchema" xmlns:xs="http://www.w3.org/2001/XMLSchema" xmlns:p="http://schemas.microsoft.com/office/2006/metadata/properties" xmlns:ns3="0fcda1c8-6244-4b28-b6d7-c9cfed4df0d6" targetNamespace="http://schemas.microsoft.com/office/2006/metadata/properties" ma:root="true" ma:fieldsID="972c527eef431e635ff76e7ade4582be" ns3:_="">
     <xsd:import namespace="0fcda1c8-6244-4b28-b6d7-c9cfed4df0d6"/>
@@ -8109,25 +8756,24 @@
 </ct:contentTypeSchema>
 </file>
 
-<file path=customXml/itemProps1.xml><?xml version="1.0" encoding="utf-8"?>
-<ds:datastoreItem xmlns:ds="http://schemas.openxmlformats.org/officeDocument/2006/customXml" ds:itemID="{1D3C036C-64AF-47B2-AF6B-87D91089D32C}">
-  <ds:schemaRefs>
-    <ds:schemaRef ds:uri="http://schemas.microsoft.com/office/2006/metadata/properties"/>
-    <ds:schemaRef ds:uri="http://schemas.microsoft.com/office/infopath/2007/PartnerControls"/>
-    <ds:schemaRef ds:uri="0fcda1c8-6244-4b28-b6d7-c9cfed4df0d6"/>
-  </ds:schemaRefs>
-</ds:datastoreItem>
+<file path=customXml/item2.xml><?xml version="1.0" encoding="utf-8"?>
+<?mso-contentType ?>
+<FormTemplates xmlns="http://schemas.microsoft.com/sharepoint/v3/contenttype/forms">
+  <Display>DocumentLibraryForm</Display>
+  <Edit>DocumentLibraryForm</Edit>
+  <New>DocumentLibraryForm</New>
+</FormTemplates>
 </file>
 
-<file path=customXml/itemProps2.xml><?xml version="1.0" encoding="utf-8"?>
-<ds:datastoreItem xmlns:ds="http://schemas.openxmlformats.org/officeDocument/2006/customXml" ds:itemID="{B7493DFC-D7C7-4769-ADF3-F64BF3D73364}">
-  <ds:schemaRefs>
-    <ds:schemaRef ds:uri="http://schemas.microsoft.com/sharepoint/v3/contenttype/forms"/>
-  </ds:schemaRefs>
-</ds:datastoreItem>
+<file path=customXml/item3.xml><?xml version="1.0" encoding="utf-8"?>
+<p:properties xmlns:p="http://schemas.microsoft.com/office/2006/metadata/properties" xmlns:xsi="http://www.w3.org/2001/XMLSchema-instance" xmlns:pc="http://schemas.microsoft.com/office/infopath/2007/PartnerControls">
+  <documentManagement>
+    <_activity xmlns="0fcda1c8-6244-4b28-b6d7-c9cfed4df0d6" xsi:nil="true"/>
+  </documentManagement>
+</p:properties>
 </file>
 
-<file path=customXml/itemProps3.xml><?xml version="1.0" encoding="utf-8"?>
+<file path=customXml/itemProps1.xml><?xml version="1.0" encoding="utf-8"?>
 <ds:datastoreItem xmlns:ds="http://schemas.openxmlformats.org/officeDocument/2006/customXml" ds:itemID="{1374F878-E866-4FD0-9D84-4AA7A5CF4F20}">
   <ds:schemaRefs>
     <ds:schemaRef ds:uri="http://schemas.microsoft.com/office/2006/metadata/contentType"/>
@@ -8145,6 +8791,24 @@
 </ds:datastoreItem>
 </file>
 
+<file path=customXml/itemProps2.xml><?xml version="1.0" encoding="utf-8"?>
+<ds:datastoreItem xmlns:ds="http://schemas.openxmlformats.org/officeDocument/2006/customXml" ds:itemID="{B7493DFC-D7C7-4769-ADF3-F64BF3D73364}">
+  <ds:schemaRefs>
+    <ds:schemaRef ds:uri="http://schemas.microsoft.com/sharepoint/v3/contenttype/forms"/>
+  </ds:schemaRefs>
+</ds:datastoreItem>
+</file>
+
+<file path=customXml/itemProps3.xml><?xml version="1.0" encoding="utf-8"?>
+<ds:datastoreItem xmlns:ds="http://schemas.openxmlformats.org/officeDocument/2006/customXml" ds:itemID="{1D3C036C-64AF-47B2-AF6B-87D91089D32C}">
+  <ds:schemaRefs>
+    <ds:schemaRef ds:uri="http://schemas.microsoft.com/office/2006/metadata/properties"/>
+    <ds:schemaRef ds:uri="http://schemas.microsoft.com/office/infopath/2007/PartnerControls"/>
+    <ds:schemaRef ds:uri="0fcda1c8-6244-4b28-b6d7-c9cfed4df0d6"/>
+  </ds:schemaRefs>
+</ds:datastoreItem>
+</file>
+
 <file path=docMetadata/LabelInfo.xml><?xml version="1.0" encoding="utf-8"?>
 <clbl:labelList xmlns:clbl="http://schemas.microsoft.com/office/2020/mipLabelMetadata">
   <clbl:label id="{82c514c1-a717-4087-be06-d40d2070ad52}" enabled="0" method="" siteId="{82c514c1-a717-4087-be06-d40d2070ad52}" removed="1"/>

--- a/COMP8325_A2_Task1_Report.docx
+++ b/COMP8325_A2_Task1_Report.docx
@@ -1477,55 +1477,7 @@
           <w:sz w:val="24"/>
           <w:szCs w:val="24"/>
         </w:rPr>
-        <w:t xml:space="preserve">Since bodmas_malware_category.csv only contains malware samples, benign samples do not have category labels in that file. To create a complete 15-class dataset, all rows with </w:t>
-      </w:r>
-      <w:r>
-        <w:rPr>
-          <w:rFonts w:ascii="Times New Roman" w:hAnsi="Times New Roman" w:cs="Times New Roman"/>
-          <w:sz w:val="24"/>
-          <w:szCs w:val="24"/>
-        </w:rPr>
-        <w:t xml:space="preserve">a </w:t>
-      </w:r>
-      <w:r>
-        <w:rPr>
-          <w:rFonts w:ascii="Times New Roman" w:hAnsi="Times New Roman" w:cs="Times New Roman"/>
-          <w:sz w:val="24"/>
-          <w:szCs w:val="24"/>
-        </w:rPr>
-        <w:t>binary label 0 were assigned the category label benign. After this step, all 134,435 samples had valid category labels, meaning no samples were removed due to missing labels. The final dataset</w:t>
-      </w:r>
-      <w:r>
-        <w:rPr>
-          <w:rFonts w:ascii="Times New Roman" w:hAnsi="Times New Roman" w:cs="Times New Roman"/>
-          <w:sz w:val="24"/>
-          <w:szCs w:val="24"/>
-        </w:rPr>
-        <w:t>,</w:t>
-      </w:r>
-      <w:r>
-        <w:rPr>
-          <w:rFonts w:ascii="Times New Roman" w:hAnsi="Times New Roman" w:cs="Times New Roman"/>
-          <w:sz w:val="24"/>
-          <w:szCs w:val="24"/>
-        </w:rPr>
-        <w:t xml:space="preserve"> therefore</w:t>
-      </w:r>
-      <w:r>
-        <w:rPr>
-          <w:rFonts w:ascii="Times New Roman" w:hAnsi="Times New Roman" w:cs="Times New Roman"/>
-          <w:sz w:val="24"/>
-          <w:szCs w:val="24"/>
-        </w:rPr>
-        <w:t>,</w:t>
-      </w:r>
-      <w:r>
-        <w:rPr>
-          <w:rFonts w:ascii="Times New Roman" w:hAnsi="Times New Roman" w:cs="Times New Roman"/>
-          <w:sz w:val="24"/>
-          <w:szCs w:val="24"/>
-        </w:rPr>
-        <w:t xml:space="preserve"> consisted of 77,142 benign samples and 57,293 malware samples distributed across 14 malware categories.</w:t>
+        <w:t>Since bodmas_malware_category.csv only contains malware samples, benign samples do not have category labels in that file. To create a complete 15-class dataset, all rows with a binary label 0 were assigned the category label benign. After this step, all 134,435 samples had valid category labels, meaning no samples were removed due to missing labels. The final dataset, therefore, consisted of 77,142 benign samples and 57,293 malware samples distributed across 14 malware categories.</w:t>
       </w:r>
     </w:p>
     <w:p>
@@ -1593,7 +1545,41 @@
           <w:sz w:val="24"/>
           <w:szCs w:val="24"/>
         </w:rPr>
-        <w:t>This approach was appropriate because the BODMAS features were already numerical static-analysis features rather than raw executable files. Replacing invalid numerical values with zero ensured that both classifiers could be trained without runtime errors while preserving the original feature dimensionality. No columns were removed, so the full 2,381-dimensional feature representation was retained for model training.</w:t>
+        <w:t xml:space="preserve">This approach was appropriate because the BODMAS features were already numerical static-analysis features </w:t>
+      </w:r>
+      <w:proofErr w:type="spellStart"/>
+      <w:r>
+        <w:rPr>
+          <w:rFonts w:ascii="Times New Roman" w:hAnsi="Times New Roman" w:cs="Times New Roman"/>
+          <w:sz w:val="24"/>
+          <w:szCs w:val="24"/>
+        </w:rPr>
+        <w:t>ra</w:t>
+      </w:r>
+      <w:r>
+        <w:rPr>
+          <w:rFonts w:ascii="Times New Roman" w:hAnsi="Times New Roman" w:cs="Times New Roman"/>
+          <w:sz w:val="24"/>
+          <w:szCs w:val="24"/>
+        </w:rPr>
+        <w:t>s</w:t>
+      </w:r>
+      <w:r>
+        <w:rPr>
+          <w:rFonts w:ascii="Times New Roman" w:hAnsi="Times New Roman" w:cs="Times New Roman"/>
+          <w:sz w:val="24"/>
+          <w:szCs w:val="24"/>
+        </w:rPr>
+        <w:t>ther</w:t>
+      </w:r>
+      <w:proofErr w:type="spellEnd"/>
+      <w:r>
+        <w:rPr>
+          <w:rFonts w:ascii="Times New Roman" w:hAnsi="Times New Roman" w:cs="Times New Roman"/>
+          <w:sz w:val="24"/>
+          <w:szCs w:val="24"/>
+        </w:rPr>
+        <w:t xml:space="preserve"> than raw executable files. Replacing invalid numerical values with zero ensured that both classifiers could be trained without runtime errors while preserving the original feature dimensionality. No columns were removed, so the full 2,381-dimensional feature representation was retained for model training.</w:t>
       </w:r>
     </w:p>
     <w:p>
@@ -2174,7 +2160,6 @@
         <w:t>4.1 Model 1: Random Forest</w:t>
       </w:r>
     </w:p>
-    <w:p/>
     <w:p>
       <w:pPr>
         <w:pStyle w:val="Heading3"/>
@@ -2191,7 +2176,24 @@
         <w:t>4.1.1 Justification</w:t>
       </w:r>
     </w:p>
-    <w:p/>
+    <w:p>
+      <w:pPr>
+        <w:jc w:val="both"/>
+        <w:rPr>
+          <w:rFonts w:ascii="Times New Roman" w:hAnsi="Times New Roman" w:cs="Times New Roman"/>
+          <w:sz w:val="24"/>
+          <w:szCs w:val="24"/>
+        </w:rPr>
+      </w:pPr>
+      <w:r>
+        <w:rPr>
+          <w:rFonts w:ascii="Times New Roman" w:hAnsi="Times New Roman" w:cs="Times New Roman"/>
+          <w:sz w:val="24"/>
+          <w:szCs w:val="24"/>
+        </w:rPr>
+        <w:t>Random Forest is an array of decision trees that naturally handles multi-class classification, requires no feature scaling, and is resilient to noisy and correlated features. Additionally, it provides feature importance rankings to improve interpretability. It is ideally suited to the highly BODMAS dataset, where classes like Trojan predominate. In contrast, classes like rootkits have very few samples, because they can handle class imbalance by majority voting across trees.</w:t>
+      </w:r>
+    </w:p>
     <w:p>
       <w:pPr>
         <w:pStyle w:val="Heading3"/>
@@ -2208,652 +2210,48 @@
         <w:t>4.1.2 Hyperparameters</w:t>
       </w:r>
     </w:p>
-    <w:p/>
-    <w:tbl>
-      <w:tblPr>
-        <w:tblW w:w="9360" w:type="dxa"/>
-        <w:tblBorders>
-          <w:top w:val="single" w:sz="4" w:space="0" w:color="auto"/>
-          <w:left w:val="single" w:sz="4" w:space="0" w:color="auto"/>
-          <w:bottom w:val="single" w:sz="4" w:space="0" w:color="auto"/>
-          <w:right w:val="single" w:sz="4" w:space="0" w:color="auto"/>
-          <w:insideH w:val="single" w:sz="4" w:space="0" w:color="auto"/>
-          <w:insideV w:val="single" w:sz="4" w:space="0" w:color="auto"/>
-        </w:tblBorders>
-        <w:tblCellMar>
-          <w:left w:w="10" w:type="dxa"/>
-          <w:right w:w="10" w:type="dxa"/>
-        </w:tblCellMar>
-        <w:tblLook w:val="04A0" w:firstRow="1" w:lastRow="0" w:firstColumn="1" w:lastColumn="0" w:noHBand="0" w:noVBand="1"/>
-      </w:tblPr>
-      <w:tblGrid>
-        <w:gridCol w:w="3120"/>
-        <w:gridCol w:w="3120"/>
-        <w:gridCol w:w="3120"/>
-      </w:tblGrid>
-      <w:tr>
-        <w:trPr>
-          <w:tblHeader/>
-        </w:trPr>
-        <w:tc>
-          <w:tcPr>
-            <w:tcW w:w="3120" w:type="dxa"/>
-            <w:tcBorders>
-              <w:top w:val="single" w:sz="1" w:space="0" w:color="AAAAAA"/>
-              <w:left w:val="single" w:sz="1" w:space="0" w:color="AAAAAA"/>
-              <w:bottom w:val="single" w:sz="1" w:space="0" w:color="AAAAAA"/>
-              <w:right w:val="single" w:sz="1" w:space="0" w:color="AAAAAA"/>
-            </w:tcBorders>
-            <w:shd w:val="clear" w:color="auto" w:fill="45B0E1" w:themeFill="accent1" w:themeFillTint="99"/>
-            <w:tcMar>
-              <w:top w:w="80" w:type="dxa"/>
-              <w:left w:w="120" w:type="dxa"/>
-              <w:bottom w:w="80" w:type="dxa"/>
-              <w:right w:w="120" w:type="dxa"/>
-            </w:tcMar>
-          </w:tcPr>
-          <w:p>
-            <w:pPr>
-              <w:jc w:val="center"/>
-            </w:pPr>
-            <w:r>
-              <w:rPr>
-                <w:b/>
-                <w:bCs/>
-              </w:rPr>
-              <w:t>Parameter</w:t>
-            </w:r>
-          </w:p>
-        </w:tc>
-        <w:tc>
-          <w:tcPr>
-            <w:tcW w:w="3120" w:type="dxa"/>
-            <w:tcBorders>
-              <w:top w:val="single" w:sz="1" w:space="0" w:color="AAAAAA"/>
-              <w:left w:val="single" w:sz="1" w:space="0" w:color="AAAAAA"/>
-              <w:bottom w:val="single" w:sz="1" w:space="0" w:color="AAAAAA"/>
-              <w:right w:val="single" w:sz="1" w:space="0" w:color="AAAAAA"/>
-            </w:tcBorders>
-            <w:shd w:val="clear" w:color="auto" w:fill="45B0E1" w:themeFill="accent1" w:themeFillTint="99"/>
-            <w:tcMar>
-              <w:top w:w="80" w:type="dxa"/>
-              <w:left w:w="120" w:type="dxa"/>
-              <w:bottom w:w="80" w:type="dxa"/>
-              <w:right w:w="120" w:type="dxa"/>
-            </w:tcMar>
-          </w:tcPr>
-          <w:p>
-            <w:pPr>
-              <w:jc w:val="center"/>
-            </w:pPr>
-            <w:r>
-              <w:rPr>
-                <w:b/>
-                <w:bCs/>
-              </w:rPr>
-              <w:t>Value</w:t>
-            </w:r>
-          </w:p>
-        </w:tc>
-        <w:tc>
-          <w:tcPr>
-            <w:tcW w:w="3120" w:type="dxa"/>
-            <w:tcBorders>
-              <w:top w:val="single" w:sz="1" w:space="0" w:color="AAAAAA"/>
-              <w:left w:val="single" w:sz="1" w:space="0" w:color="AAAAAA"/>
-              <w:bottom w:val="single" w:sz="1" w:space="0" w:color="AAAAAA"/>
-              <w:right w:val="single" w:sz="1" w:space="0" w:color="AAAAAA"/>
-            </w:tcBorders>
-            <w:shd w:val="clear" w:color="auto" w:fill="45B0E1" w:themeFill="accent1" w:themeFillTint="99"/>
-            <w:tcMar>
-              <w:top w:w="80" w:type="dxa"/>
-              <w:left w:w="120" w:type="dxa"/>
-              <w:bottom w:w="80" w:type="dxa"/>
-              <w:right w:w="120" w:type="dxa"/>
-            </w:tcMar>
-          </w:tcPr>
-          <w:p>
-            <w:pPr>
-              <w:jc w:val="center"/>
-            </w:pPr>
-            <w:r>
-              <w:rPr>
-                <w:b/>
-                <w:bCs/>
-              </w:rPr>
-              <w:t>Justification</w:t>
-            </w:r>
-          </w:p>
-        </w:tc>
-      </w:tr>
-      <w:tr>
-        <w:tc>
-          <w:tcPr>
-            <w:tcW w:w="3120" w:type="dxa"/>
-            <w:tcBorders>
-              <w:top w:val="single" w:sz="1" w:space="0" w:color="AAAAAA"/>
-              <w:left w:val="single" w:sz="1" w:space="0" w:color="AAAAAA"/>
-              <w:bottom w:val="single" w:sz="1" w:space="0" w:color="AAAAAA"/>
-              <w:right w:val="single" w:sz="1" w:space="0" w:color="AAAAAA"/>
-            </w:tcBorders>
-            <w:shd w:val="clear" w:color="auto" w:fill="FFFFFF"/>
-            <w:tcMar>
-              <w:top w:w="80" w:type="dxa"/>
-              <w:left w:w="120" w:type="dxa"/>
-              <w:bottom w:w="80" w:type="dxa"/>
-              <w:right w:w="120" w:type="dxa"/>
-            </w:tcMar>
-          </w:tcPr>
-          <w:p>
-            <w:pPr>
-              <w:rPr>
-                <w:b/>
-                <w:bCs/>
-              </w:rPr>
-            </w:pPr>
-          </w:p>
-        </w:tc>
-        <w:tc>
-          <w:tcPr>
-            <w:tcW w:w="3120" w:type="dxa"/>
-            <w:tcBorders>
-              <w:top w:val="single" w:sz="1" w:space="0" w:color="AAAAAA"/>
-              <w:left w:val="single" w:sz="1" w:space="0" w:color="AAAAAA"/>
-              <w:bottom w:val="single" w:sz="1" w:space="0" w:color="AAAAAA"/>
-              <w:right w:val="single" w:sz="1" w:space="0" w:color="AAAAAA"/>
-            </w:tcBorders>
-            <w:shd w:val="clear" w:color="auto" w:fill="FFFFFF"/>
-            <w:tcMar>
-              <w:top w:w="80" w:type="dxa"/>
-              <w:left w:w="120" w:type="dxa"/>
-              <w:bottom w:w="80" w:type="dxa"/>
-              <w:right w:w="120" w:type="dxa"/>
-            </w:tcMar>
-          </w:tcPr>
-          <w:p/>
-        </w:tc>
-        <w:tc>
-          <w:tcPr>
-            <w:tcW w:w="3120" w:type="dxa"/>
-            <w:tcBorders>
-              <w:top w:val="single" w:sz="1" w:space="0" w:color="AAAAAA"/>
-              <w:left w:val="single" w:sz="1" w:space="0" w:color="AAAAAA"/>
-              <w:bottom w:val="single" w:sz="1" w:space="0" w:color="AAAAAA"/>
-              <w:right w:val="single" w:sz="1" w:space="0" w:color="AAAAAA"/>
-            </w:tcBorders>
-            <w:shd w:val="clear" w:color="auto" w:fill="FFFFFF"/>
-            <w:tcMar>
-              <w:top w:w="80" w:type="dxa"/>
-              <w:left w:w="120" w:type="dxa"/>
-              <w:bottom w:w="80" w:type="dxa"/>
-              <w:right w:w="120" w:type="dxa"/>
-            </w:tcMar>
-          </w:tcPr>
-          <w:p/>
-        </w:tc>
-      </w:tr>
-      <w:tr>
-        <w:tc>
-          <w:tcPr>
-            <w:tcW w:w="3120" w:type="dxa"/>
-            <w:tcBorders>
-              <w:top w:val="single" w:sz="1" w:space="0" w:color="AAAAAA"/>
-              <w:left w:val="single" w:sz="1" w:space="0" w:color="AAAAAA"/>
-              <w:bottom w:val="single" w:sz="1" w:space="0" w:color="AAAAAA"/>
-              <w:right w:val="single" w:sz="1" w:space="0" w:color="AAAAAA"/>
-            </w:tcBorders>
-            <w:shd w:val="clear" w:color="auto" w:fill="FFFFFF"/>
-            <w:tcMar>
-              <w:top w:w="80" w:type="dxa"/>
-              <w:left w:w="120" w:type="dxa"/>
-              <w:bottom w:w="80" w:type="dxa"/>
-              <w:right w:w="120" w:type="dxa"/>
-            </w:tcMar>
-          </w:tcPr>
-          <w:p>
-            <w:pPr>
-              <w:rPr>
-                <w:b/>
-                <w:bCs/>
-              </w:rPr>
-            </w:pPr>
-          </w:p>
-        </w:tc>
-        <w:tc>
-          <w:tcPr>
-            <w:tcW w:w="3120" w:type="dxa"/>
-            <w:tcBorders>
-              <w:top w:val="single" w:sz="1" w:space="0" w:color="AAAAAA"/>
-              <w:left w:val="single" w:sz="1" w:space="0" w:color="AAAAAA"/>
-              <w:bottom w:val="single" w:sz="1" w:space="0" w:color="AAAAAA"/>
-              <w:right w:val="single" w:sz="1" w:space="0" w:color="AAAAAA"/>
-            </w:tcBorders>
-            <w:shd w:val="clear" w:color="auto" w:fill="FFFFFF"/>
-            <w:tcMar>
-              <w:top w:w="80" w:type="dxa"/>
-              <w:left w:w="120" w:type="dxa"/>
-              <w:bottom w:w="80" w:type="dxa"/>
-              <w:right w:w="120" w:type="dxa"/>
-            </w:tcMar>
-          </w:tcPr>
-          <w:p/>
-        </w:tc>
-        <w:tc>
-          <w:tcPr>
-            <w:tcW w:w="3120" w:type="dxa"/>
-            <w:tcBorders>
-              <w:top w:val="single" w:sz="1" w:space="0" w:color="AAAAAA"/>
-              <w:left w:val="single" w:sz="1" w:space="0" w:color="AAAAAA"/>
-              <w:bottom w:val="single" w:sz="1" w:space="0" w:color="AAAAAA"/>
-              <w:right w:val="single" w:sz="1" w:space="0" w:color="AAAAAA"/>
-            </w:tcBorders>
-            <w:shd w:val="clear" w:color="auto" w:fill="FFFFFF"/>
-            <w:tcMar>
-              <w:top w:w="80" w:type="dxa"/>
-              <w:left w:w="120" w:type="dxa"/>
-              <w:bottom w:w="80" w:type="dxa"/>
-              <w:right w:w="120" w:type="dxa"/>
-            </w:tcMar>
-          </w:tcPr>
-          <w:p/>
-        </w:tc>
-      </w:tr>
-      <w:tr>
-        <w:tc>
-          <w:tcPr>
-            <w:tcW w:w="3120" w:type="dxa"/>
-            <w:tcBorders>
-              <w:top w:val="single" w:sz="1" w:space="0" w:color="AAAAAA"/>
-              <w:left w:val="single" w:sz="1" w:space="0" w:color="AAAAAA"/>
-              <w:bottom w:val="single" w:sz="1" w:space="0" w:color="AAAAAA"/>
-              <w:right w:val="single" w:sz="1" w:space="0" w:color="AAAAAA"/>
-            </w:tcBorders>
-            <w:shd w:val="clear" w:color="auto" w:fill="FFFFFF"/>
-            <w:tcMar>
-              <w:top w:w="80" w:type="dxa"/>
-              <w:left w:w="120" w:type="dxa"/>
-              <w:bottom w:w="80" w:type="dxa"/>
-              <w:right w:w="120" w:type="dxa"/>
-            </w:tcMar>
-          </w:tcPr>
-          <w:p>
-            <w:pPr>
-              <w:rPr>
-                <w:b/>
-                <w:bCs/>
-              </w:rPr>
-            </w:pPr>
-          </w:p>
-        </w:tc>
-        <w:tc>
-          <w:tcPr>
-            <w:tcW w:w="3120" w:type="dxa"/>
-            <w:tcBorders>
-              <w:top w:val="single" w:sz="1" w:space="0" w:color="AAAAAA"/>
-              <w:left w:val="single" w:sz="1" w:space="0" w:color="AAAAAA"/>
-              <w:bottom w:val="single" w:sz="1" w:space="0" w:color="AAAAAA"/>
-              <w:right w:val="single" w:sz="1" w:space="0" w:color="AAAAAA"/>
-            </w:tcBorders>
-            <w:shd w:val="clear" w:color="auto" w:fill="FFFFFF"/>
-            <w:tcMar>
-              <w:top w:w="80" w:type="dxa"/>
-              <w:left w:w="120" w:type="dxa"/>
-              <w:bottom w:w="80" w:type="dxa"/>
-              <w:right w:w="120" w:type="dxa"/>
-            </w:tcMar>
-          </w:tcPr>
-          <w:p/>
-        </w:tc>
-        <w:tc>
-          <w:tcPr>
-            <w:tcW w:w="3120" w:type="dxa"/>
-            <w:tcBorders>
-              <w:top w:val="single" w:sz="1" w:space="0" w:color="AAAAAA"/>
-              <w:left w:val="single" w:sz="1" w:space="0" w:color="AAAAAA"/>
-              <w:bottom w:val="single" w:sz="1" w:space="0" w:color="AAAAAA"/>
-              <w:right w:val="single" w:sz="1" w:space="0" w:color="AAAAAA"/>
-            </w:tcBorders>
-            <w:shd w:val="clear" w:color="auto" w:fill="FFFFFF"/>
-            <w:tcMar>
-              <w:top w:w="80" w:type="dxa"/>
-              <w:left w:w="120" w:type="dxa"/>
-              <w:bottom w:w="80" w:type="dxa"/>
-              <w:right w:w="120" w:type="dxa"/>
-            </w:tcMar>
-          </w:tcPr>
-          <w:p/>
-        </w:tc>
-      </w:tr>
-      <w:tr>
-        <w:tc>
-          <w:tcPr>
-            <w:tcW w:w="3120" w:type="dxa"/>
-            <w:tcBorders>
-              <w:top w:val="single" w:sz="1" w:space="0" w:color="AAAAAA"/>
-              <w:left w:val="single" w:sz="1" w:space="0" w:color="AAAAAA"/>
-              <w:bottom w:val="single" w:sz="1" w:space="0" w:color="AAAAAA"/>
-              <w:right w:val="single" w:sz="1" w:space="0" w:color="AAAAAA"/>
-            </w:tcBorders>
-            <w:shd w:val="clear" w:color="auto" w:fill="FFFFFF"/>
-            <w:tcMar>
-              <w:top w:w="80" w:type="dxa"/>
-              <w:left w:w="120" w:type="dxa"/>
-              <w:bottom w:w="80" w:type="dxa"/>
-              <w:right w:w="120" w:type="dxa"/>
-            </w:tcMar>
-          </w:tcPr>
-          <w:p>
-            <w:pPr>
-              <w:rPr>
-                <w:b/>
-                <w:bCs/>
-              </w:rPr>
-            </w:pPr>
-          </w:p>
-        </w:tc>
-        <w:tc>
-          <w:tcPr>
-            <w:tcW w:w="3120" w:type="dxa"/>
-            <w:tcBorders>
-              <w:top w:val="single" w:sz="1" w:space="0" w:color="AAAAAA"/>
-              <w:left w:val="single" w:sz="1" w:space="0" w:color="AAAAAA"/>
-              <w:bottom w:val="single" w:sz="1" w:space="0" w:color="AAAAAA"/>
-              <w:right w:val="single" w:sz="1" w:space="0" w:color="AAAAAA"/>
-            </w:tcBorders>
-            <w:shd w:val="clear" w:color="auto" w:fill="FFFFFF"/>
-            <w:tcMar>
-              <w:top w:w="80" w:type="dxa"/>
-              <w:left w:w="120" w:type="dxa"/>
-              <w:bottom w:w="80" w:type="dxa"/>
-              <w:right w:w="120" w:type="dxa"/>
-            </w:tcMar>
-          </w:tcPr>
-          <w:p/>
-        </w:tc>
-        <w:tc>
-          <w:tcPr>
-            <w:tcW w:w="3120" w:type="dxa"/>
-            <w:tcBorders>
-              <w:top w:val="single" w:sz="1" w:space="0" w:color="AAAAAA"/>
-              <w:left w:val="single" w:sz="1" w:space="0" w:color="AAAAAA"/>
-              <w:bottom w:val="single" w:sz="1" w:space="0" w:color="AAAAAA"/>
-              <w:right w:val="single" w:sz="1" w:space="0" w:color="AAAAAA"/>
-            </w:tcBorders>
-            <w:shd w:val="clear" w:color="auto" w:fill="FFFFFF"/>
-            <w:tcMar>
-              <w:top w:w="80" w:type="dxa"/>
-              <w:left w:w="120" w:type="dxa"/>
-              <w:bottom w:w="80" w:type="dxa"/>
-              <w:right w:w="120" w:type="dxa"/>
-            </w:tcMar>
-          </w:tcPr>
-          <w:p/>
-        </w:tc>
-      </w:tr>
-      <w:tr>
-        <w:tc>
-          <w:tcPr>
-            <w:tcW w:w="3120" w:type="dxa"/>
-            <w:tcBorders>
-              <w:top w:val="single" w:sz="1" w:space="0" w:color="AAAAAA"/>
-              <w:left w:val="single" w:sz="1" w:space="0" w:color="AAAAAA"/>
-              <w:bottom w:val="single" w:sz="1" w:space="0" w:color="AAAAAA"/>
-              <w:right w:val="single" w:sz="1" w:space="0" w:color="AAAAAA"/>
-            </w:tcBorders>
-            <w:shd w:val="clear" w:color="auto" w:fill="FFFFFF"/>
-            <w:tcMar>
-              <w:top w:w="80" w:type="dxa"/>
-              <w:left w:w="120" w:type="dxa"/>
-              <w:bottom w:w="80" w:type="dxa"/>
-              <w:right w:w="120" w:type="dxa"/>
-            </w:tcMar>
-          </w:tcPr>
-          <w:p>
-            <w:pPr>
-              <w:rPr>
-                <w:b/>
-                <w:bCs/>
-              </w:rPr>
-            </w:pPr>
-          </w:p>
-        </w:tc>
-        <w:tc>
-          <w:tcPr>
-            <w:tcW w:w="3120" w:type="dxa"/>
-            <w:tcBorders>
-              <w:top w:val="single" w:sz="1" w:space="0" w:color="AAAAAA"/>
-              <w:left w:val="single" w:sz="1" w:space="0" w:color="AAAAAA"/>
-              <w:bottom w:val="single" w:sz="1" w:space="0" w:color="AAAAAA"/>
-              <w:right w:val="single" w:sz="1" w:space="0" w:color="AAAAAA"/>
-            </w:tcBorders>
-            <w:shd w:val="clear" w:color="auto" w:fill="FFFFFF"/>
-            <w:tcMar>
-              <w:top w:w="80" w:type="dxa"/>
-              <w:left w:w="120" w:type="dxa"/>
-              <w:bottom w:w="80" w:type="dxa"/>
-              <w:right w:w="120" w:type="dxa"/>
-            </w:tcMar>
-          </w:tcPr>
-          <w:p/>
-        </w:tc>
-        <w:tc>
-          <w:tcPr>
-            <w:tcW w:w="3120" w:type="dxa"/>
-            <w:tcBorders>
-              <w:top w:val="single" w:sz="1" w:space="0" w:color="AAAAAA"/>
-              <w:left w:val="single" w:sz="1" w:space="0" w:color="AAAAAA"/>
-              <w:bottom w:val="single" w:sz="1" w:space="0" w:color="AAAAAA"/>
-              <w:right w:val="single" w:sz="1" w:space="0" w:color="AAAAAA"/>
-            </w:tcBorders>
-            <w:shd w:val="clear" w:color="auto" w:fill="FFFFFF"/>
-            <w:tcMar>
-              <w:top w:w="80" w:type="dxa"/>
-              <w:left w:w="120" w:type="dxa"/>
-              <w:bottom w:w="80" w:type="dxa"/>
-              <w:right w:w="120" w:type="dxa"/>
-            </w:tcMar>
-          </w:tcPr>
-          <w:p/>
-        </w:tc>
-      </w:tr>
-      <w:tr>
-        <w:tc>
-          <w:tcPr>
-            <w:tcW w:w="3120" w:type="dxa"/>
-            <w:tcBorders>
-              <w:top w:val="single" w:sz="1" w:space="0" w:color="AAAAAA"/>
-              <w:left w:val="single" w:sz="1" w:space="0" w:color="AAAAAA"/>
-              <w:bottom w:val="single" w:sz="1" w:space="0" w:color="AAAAAA"/>
-              <w:right w:val="single" w:sz="1" w:space="0" w:color="AAAAAA"/>
-            </w:tcBorders>
-            <w:shd w:val="clear" w:color="auto" w:fill="FFFFFF"/>
-            <w:tcMar>
-              <w:top w:w="80" w:type="dxa"/>
-              <w:left w:w="120" w:type="dxa"/>
-              <w:bottom w:w="80" w:type="dxa"/>
-              <w:right w:w="120" w:type="dxa"/>
-            </w:tcMar>
-          </w:tcPr>
-          <w:p>
-            <w:pPr>
-              <w:rPr>
-                <w:b/>
-                <w:bCs/>
-              </w:rPr>
-            </w:pPr>
-          </w:p>
-        </w:tc>
-        <w:tc>
-          <w:tcPr>
-            <w:tcW w:w="3120" w:type="dxa"/>
-            <w:tcBorders>
-              <w:top w:val="single" w:sz="1" w:space="0" w:color="AAAAAA"/>
-              <w:left w:val="single" w:sz="1" w:space="0" w:color="AAAAAA"/>
-              <w:bottom w:val="single" w:sz="1" w:space="0" w:color="AAAAAA"/>
-              <w:right w:val="single" w:sz="1" w:space="0" w:color="AAAAAA"/>
-            </w:tcBorders>
-            <w:shd w:val="clear" w:color="auto" w:fill="FFFFFF"/>
-            <w:tcMar>
-              <w:top w:w="80" w:type="dxa"/>
-              <w:left w:w="120" w:type="dxa"/>
-              <w:bottom w:w="80" w:type="dxa"/>
-              <w:right w:w="120" w:type="dxa"/>
-            </w:tcMar>
-          </w:tcPr>
-          <w:p/>
-        </w:tc>
-        <w:tc>
-          <w:tcPr>
-            <w:tcW w:w="3120" w:type="dxa"/>
-            <w:tcBorders>
-              <w:top w:val="single" w:sz="1" w:space="0" w:color="AAAAAA"/>
-              <w:left w:val="single" w:sz="1" w:space="0" w:color="AAAAAA"/>
-              <w:bottom w:val="single" w:sz="1" w:space="0" w:color="AAAAAA"/>
-              <w:right w:val="single" w:sz="1" w:space="0" w:color="AAAAAA"/>
-            </w:tcBorders>
-            <w:shd w:val="clear" w:color="auto" w:fill="FFFFFF"/>
-            <w:tcMar>
-              <w:top w:w="80" w:type="dxa"/>
-              <w:left w:w="120" w:type="dxa"/>
-              <w:bottom w:w="80" w:type="dxa"/>
-              <w:right w:w="120" w:type="dxa"/>
-            </w:tcMar>
-          </w:tcPr>
-          <w:p/>
-        </w:tc>
-      </w:tr>
-    </w:tbl>
     <w:p>
       <w:pPr>
-        <w:jc w:val="center"/>
         <w:rPr>
           <w:rFonts w:ascii="Times New Roman" w:hAnsi="Times New Roman" w:cs="Times New Roman"/>
-          <w:i/>
-          <w:iCs/>
-          <w:sz w:val="20"/>
-          <w:szCs w:val="20"/>
+          <w:sz w:val="24"/>
+          <w:szCs w:val="24"/>
         </w:rPr>
       </w:pPr>
       <w:r>
         <w:rPr>
           <w:rFonts w:ascii="Times New Roman" w:hAnsi="Times New Roman" w:cs="Times New Roman"/>
-          <w:i/>
-          <w:iCs/>
-          <w:sz w:val="20"/>
-          <w:szCs w:val="20"/>
-        </w:rPr>
-        <w:t>Table 3: Random Forest Hyperparameters</w:t>
+          <w:sz w:val="24"/>
+          <w:szCs w:val="24"/>
+        </w:rPr>
+        <w:t xml:space="preserve">RandomizedSearchCV with </w:t>
       </w:r>
-    </w:p>
-    <w:p>
-      <w:pPr>
-        <w:pStyle w:val="Heading2"/>
-        <w:rPr>
-          <w:rFonts w:ascii="Arial" w:eastAsia="Arial" w:hAnsi="Arial" w:cs="Arial"/>
-          <w:b/>
-          <w:bCs/>
-          <w:color w:val="1F4E79"/>
-          <w:sz w:val="26"/>
-          <w:szCs w:val="26"/>
-        </w:rPr>
-      </w:pPr>
       <w:r>
         <w:rPr>
-          <w:rFonts w:ascii="Arial" w:eastAsia="Arial" w:hAnsi="Arial" w:cs="Arial"/>
-          <w:b/>
-          <w:bCs/>
-          <w:color w:val="1F4E79"/>
-          <w:sz w:val="26"/>
-          <w:szCs w:val="26"/>
-        </w:rPr>
-        <w:t>3.2 Model 2: Gaussian Naive Bayes</w:t>
+          <w:rFonts w:ascii="Times New Roman" w:hAnsi="Times New Roman" w:cs="Times New Roman"/>
+          <w:sz w:val="24"/>
+          <w:szCs w:val="24"/>
+        </w:rPr>
+        <w:t xml:space="preserve">stratified </w:t>
       </w:r>
-    </w:p>
-    <w:p>
-      <w:pPr>
-        <w:pStyle w:val="Heading3"/>
-        <w:rPr>
-          <w:b/>
-          <w:bCs/>
-        </w:rPr>
-      </w:pPr>
+      <w:proofErr w:type="spellStart"/>
       <w:r>
         <w:rPr>
-          <w:b/>
-          <w:bCs/>
-        </w:rPr>
-        <w:t>3.2.1 Justification</w:t>
+          <w:rFonts w:ascii="Times New Roman" w:hAnsi="Times New Roman" w:cs="Times New Roman"/>
+          <w:sz w:val="24"/>
+          <w:szCs w:val="24"/>
+        </w:rPr>
+        <w:t>Kfold</w:t>
       </w:r>
-    </w:p>
-    <w:p/>
-    <w:p>
-      <w:pPr>
-        <w:pStyle w:val="Heading3"/>
-        <w:rPr>
-          <w:b/>
-          <w:bCs/>
-        </w:rPr>
-      </w:pPr>
+      <w:proofErr w:type="spellEnd"/>
       <w:r>
         <w:rPr>
-          <w:b/>
-          <w:bCs/>
-        </w:rPr>
-        <w:t>3.2.2 Hyperparameters</w:t>
+          <w:rFonts w:ascii="Times New Roman" w:hAnsi="Times New Roman" w:cs="Times New Roman"/>
+          <w:sz w:val="24"/>
+          <w:szCs w:val="24"/>
+        </w:rPr>
+        <w:t xml:space="preserve"> was used to determine the hyperparameter, Sampling 10 random combinations from the search space.</w:t>
       </w:r>
-    </w:p>
-    <w:p/>
-    <w:p>
-      <w:pPr>
-        <w:pStyle w:val="Heading1"/>
-        <w:numPr>
-          <w:ilvl w:val="0"/>
-          <w:numId w:val="7"/>
-        </w:numPr>
-        <w:rPr>
-          <w:b/>
-          <w:bCs/>
-        </w:rPr>
-      </w:pPr>
-      <w:r>
-        <w:rPr>
-          <w:b/>
-          <w:bCs/>
-        </w:rPr>
-        <w:t>Evaluation</w:t>
-      </w:r>
-    </w:p>
-    <w:p/>
-    <w:p/>
-    <w:p>
-      <w:pPr>
-        <w:pStyle w:val="Heading1"/>
-        <w:numPr>
-          <w:ilvl w:val="0"/>
-          <w:numId w:val="7"/>
-        </w:numPr>
-        <w:rPr>
-          <w:b/>
-          <w:bCs/>
-        </w:rPr>
-      </w:pPr>
-      <w:r>
-        <w:rPr>
-          <w:b/>
-          <w:bCs/>
-        </w:rPr>
-        <w:t>Results</w:t>
-      </w:r>
-    </w:p>
-    <w:p/>
-    <w:p>
-      <w:pPr>
-        <w:jc w:val="center"/>
-        <w:rPr>
-          <w:b/>
-          <w:bCs/>
-        </w:rPr>
-      </w:pPr>
     </w:p>
     <w:tbl>
       <w:tblPr>
@@ -2873,8 +2271,9 @@
         <w:tblLook w:val="04A0" w:firstRow="1" w:lastRow="0" w:firstColumn="1" w:lastColumn="0" w:noHBand="0" w:noVBand="1"/>
       </w:tblPr>
       <w:tblGrid>
-        <w:gridCol w:w="4680"/>
-        <w:gridCol w:w="4680"/>
+        <w:gridCol w:w="1700"/>
+        <w:gridCol w:w="1701"/>
+        <w:gridCol w:w="5959"/>
       </w:tblGrid>
       <w:tr>
         <w:trPr>
@@ -2882,7 +2281,7 @@
         </w:trPr>
         <w:tc>
           <w:tcPr>
-            <w:tcW w:w="4680" w:type="dxa"/>
+            <w:tcW w:w="1700" w:type="dxa"/>
             <w:tcBorders>
               <w:top w:val="single" w:sz="1" w:space="0" w:color="AAAAAA"/>
               <w:left w:val="single" w:sz="1" w:space="0" w:color="AAAAAA"/>
@@ -2903,19 +2302,16 @@
             </w:pPr>
             <w:r>
               <w:rPr>
-                <w:rFonts w:ascii="Arial" w:eastAsia="Arial" w:hAnsi="Arial" w:cs="Arial"/>
-                <w:b/>
-                <w:bCs/>
-                <w:sz w:val="20"/>
-                <w:szCs w:val="20"/>
-              </w:rPr>
-              <w:t>Model</w:t>
-            </w:r>
-          </w:p>
-        </w:tc>
-        <w:tc>
-          <w:tcPr>
-            <w:tcW w:w="4680" w:type="dxa"/>
+                <w:b/>
+                <w:bCs/>
+              </w:rPr>
+              <w:t>Parameter</w:t>
+            </w:r>
+          </w:p>
+        </w:tc>
+        <w:tc>
+          <w:tcPr>
+            <w:tcW w:w="1701" w:type="dxa"/>
             <w:tcBorders>
               <w:top w:val="single" w:sz="1" w:space="0" w:color="AAAAAA"/>
               <w:left w:val="single" w:sz="1" w:space="0" w:color="AAAAAA"/>
@@ -2939,7 +2335,37 @@
                 <w:b/>
                 <w:bCs/>
               </w:rPr>
-              <w:t>Overall Accuracy</w:t>
+              <w:t>Value</w:t>
+            </w:r>
+          </w:p>
+        </w:tc>
+        <w:tc>
+          <w:tcPr>
+            <w:tcW w:w="5959" w:type="dxa"/>
+            <w:tcBorders>
+              <w:top w:val="single" w:sz="1" w:space="0" w:color="AAAAAA"/>
+              <w:left w:val="single" w:sz="1" w:space="0" w:color="AAAAAA"/>
+              <w:bottom w:val="single" w:sz="1" w:space="0" w:color="AAAAAA"/>
+              <w:right w:val="single" w:sz="1" w:space="0" w:color="AAAAAA"/>
+            </w:tcBorders>
+            <w:shd w:val="clear" w:color="auto" w:fill="45B0E1" w:themeFill="accent1" w:themeFillTint="99"/>
+            <w:tcMar>
+              <w:top w:w="80" w:type="dxa"/>
+              <w:left w:w="120" w:type="dxa"/>
+              <w:bottom w:w="80" w:type="dxa"/>
+              <w:right w:w="120" w:type="dxa"/>
+            </w:tcMar>
+          </w:tcPr>
+          <w:p>
+            <w:pPr>
+              <w:jc w:val="center"/>
+            </w:pPr>
+            <w:r>
+              <w:rPr>
+                <w:b/>
+                <w:bCs/>
+              </w:rPr>
+              <w:t>Justification</w:t>
             </w:r>
           </w:p>
         </w:tc>
@@ -2947,109 +2373,499 @@
       <w:tr>
         <w:tc>
           <w:tcPr>
-            <w:tcW w:w="4680" w:type="dxa"/>
-            <w:tcBorders>
-              <w:top w:val="single" w:sz="1" w:space="0" w:color="AAAAAA"/>
-              <w:left w:val="single" w:sz="1" w:space="0" w:color="AAAAAA"/>
-              <w:bottom w:val="single" w:sz="1" w:space="0" w:color="AAAAAA"/>
-              <w:right w:val="single" w:sz="1" w:space="0" w:color="AAAAAA"/>
-            </w:tcBorders>
-            <w:shd w:val="clear" w:color="auto" w:fill="FFFFFF"/>
-            <w:tcMar>
-              <w:top w:w="80" w:type="dxa"/>
-              <w:left w:w="120" w:type="dxa"/>
-              <w:bottom w:w="80" w:type="dxa"/>
-              <w:right w:w="120" w:type="dxa"/>
-            </w:tcMar>
-          </w:tcPr>
-          <w:p>
-            <w:pPr>
-              <w:rPr>
-                <w:b/>
-                <w:bCs/>
-              </w:rPr>
-            </w:pPr>
-            <w:r>
-              <w:rPr>
-                <w:b/>
-                <w:bCs/>
-              </w:rPr>
-              <w:t>Random Forest</w:t>
-            </w:r>
-          </w:p>
-        </w:tc>
-        <w:tc>
-          <w:tcPr>
-            <w:tcW w:w="4680" w:type="dxa"/>
-            <w:tcBorders>
-              <w:top w:val="single" w:sz="1" w:space="0" w:color="AAAAAA"/>
-              <w:left w:val="single" w:sz="1" w:space="0" w:color="AAAAAA"/>
-              <w:bottom w:val="single" w:sz="1" w:space="0" w:color="AAAAAA"/>
-              <w:right w:val="single" w:sz="1" w:space="0" w:color="AAAAAA"/>
-            </w:tcBorders>
-            <w:shd w:val="clear" w:color="auto" w:fill="FFFFFF"/>
-            <w:tcMar>
-              <w:top w:w="80" w:type="dxa"/>
-              <w:left w:w="120" w:type="dxa"/>
-              <w:bottom w:w="80" w:type="dxa"/>
-              <w:right w:w="120" w:type="dxa"/>
-            </w:tcMar>
-          </w:tcPr>
-          <w:p/>
+            <w:tcW w:w="1700" w:type="dxa"/>
+            <w:tcBorders>
+              <w:top w:val="single" w:sz="1" w:space="0" w:color="AAAAAA"/>
+              <w:left w:val="single" w:sz="1" w:space="0" w:color="AAAAAA"/>
+              <w:bottom w:val="single" w:sz="1" w:space="0" w:color="AAAAAA"/>
+              <w:right w:val="single" w:sz="1" w:space="0" w:color="AAAAAA"/>
+            </w:tcBorders>
+            <w:shd w:val="clear" w:color="auto" w:fill="FFFFFF"/>
+            <w:tcMar>
+              <w:top w:w="80" w:type="dxa"/>
+              <w:left w:w="120" w:type="dxa"/>
+              <w:bottom w:w="80" w:type="dxa"/>
+              <w:right w:w="120" w:type="dxa"/>
+            </w:tcMar>
+          </w:tcPr>
+          <w:p>
+            <w:pPr>
+              <w:rPr>
+                <w:b/>
+                <w:bCs/>
+              </w:rPr>
+            </w:pPr>
+            <w:proofErr w:type="spellStart"/>
+            <w:r>
+              <w:rPr>
+                <w:b/>
+                <w:bCs/>
+              </w:rPr>
+              <w:t>n_estimators</w:t>
+            </w:r>
+            <w:proofErr w:type="spellEnd"/>
+          </w:p>
+        </w:tc>
+        <w:tc>
+          <w:tcPr>
+            <w:tcW w:w="1701" w:type="dxa"/>
+            <w:tcBorders>
+              <w:top w:val="single" w:sz="1" w:space="0" w:color="AAAAAA"/>
+              <w:left w:val="single" w:sz="1" w:space="0" w:color="AAAAAA"/>
+              <w:bottom w:val="single" w:sz="1" w:space="0" w:color="AAAAAA"/>
+              <w:right w:val="single" w:sz="1" w:space="0" w:color="AAAAAA"/>
+            </w:tcBorders>
+            <w:shd w:val="clear" w:color="auto" w:fill="FFFFFF"/>
+            <w:tcMar>
+              <w:top w:w="80" w:type="dxa"/>
+              <w:left w:w="120" w:type="dxa"/>
+              <w:bottom w:w="80" w:type="dxa"/>
+              <w:right w:w="120" w:type="dxa"/>
+            </w:tcMar>
+          </w:tcPr>
+          <w:p>
+            <w:r>
+              <w:t>[50, 100, 200]</w:t>
+            </w:r>
+          </w:p>
+        </w:tc>
+        <w:tc>
+          <w:tcPr>
+            <w:tcW w:w="5959" w:type="dxa"/>
+            <w:tcBorders>
+              <w:top w:val="single" w:sz="1" w:space="0" w:color="AAAAAA"/>
+              <w:left w:val="single" w:sz="1" w:space="0" w:color="AAAAAA"/>
+              <w:bottom w:val="single" w:sz="1" w:space="0" w:color="AAAAAA"/>
+              <w:right w:val="single" w:sz="1" w:space="0" w:color="AAAAAA"/>
+            </w:tcBorders>
+            <w:shd w:val="clear" w:color="auto" w:fill="FFFFFF"/>
+            <w:tcMar>
+              <w:top w:w="80" w:type="dxa"/>
+              <w:left w:w="120" w:type="dxa"/>
+              <w:bottom w:w="80" w:type="dxa"/>
+              <w:right w:w="120" w:type="dxa"/>
+            </w:tcMar>
+          </w:tcPr>
+          <w:p>
+            <w:r>
+              <w:t>More trees improve accuracy. However, it increases training time.</w:t>
+            </w:r>
+          </w:p>
         </w:tc>
       </w:tr>
       <w:tr>
         <w:tc>
           <w:tcPr>
-            <w:tcW w:w="4680" w:type="dxa"/>
-            <w:tcBorders>
-              <w:top w:val="single" w:sz="1" w:space="0" w:color="AAAAAA"/>
-              <w:left w:val="single" w:sz="1" w:space="0" w:color="AAAAAA"/>
-              <w:bottom w:val="single" w:sz="1" w:space="0" w:color="AAAAAA"/>
-              <w:right w:val="single" w:sz="1" w:space="0" w:color="AAAAAA"/>
-            </w:tcBorders>
-            <w:shd w:val="clear" w:color="auto" w:fill="FFFFFF"/>
-            <w:tcMar>
-              <w:top w:w="80" w:type="dxa"/>
-              <w:left w:w="120" w:type="dxa"/>
-              <w:bottom w:w="80" w:type="dxa"/>
-              <w:right w:w="120" w:type="dxa"/>
-            </w:tcMar>
-          </w:tcPr>
-          <w:p>
-            <w:pPr>
-              <w:rPr>
-                <w:b/>
-                <w:bCs/>
-              </w:rPr>
-            </w:pPr>
-            <w:r>
-              <w:rPr>
-                <w:b/>
-                <w:bCs/>
-              </w:rPr>
-              <w:t>Gaussian Naïve Bayes</w:t>
-            </w:r>
-          </w:p>
-        </w:tc>
-        <w:tc>
-          <w:tcPr>
-            <w:tcW w:w="4680" w:type="dxa"/>
-            <w:tcBorders>
-              <w:top w:val="single" w:sz="1" w:space="0" w:color="AAAAAA"/>
-              <w:left w:val="single" w:sz="1" w:space="0" w:color="AAAAAA"/>
-              <w:bottom w:val="single" w:sz="1" w:space="0" w:color="AAAAAA"/>
-              <w:right w:val="single" w:sz="1" w:space="0" w:color="AAAAAA"/>
-            </w:tcBorders>
-            <w:shd w:val="clear" w:color="auto" w:fill="FFFFFF"/>
-            <w:tcMar>
-              <w:top w:w="80" w:type="dxa"/>
-              <w:left w:w="120" w:type="dxa"/>
-              <w:bottom w:w="80" w:type="dxa"/>
-              <w:right w:w="120" w:type="dxa"/>
-            </w:tcMar>
-          </w:tcPr>
-          <w:p/>
+            <w:tcW w:w="1700" w:type="dxa"/>
+            <w:tcBorders>
+              <w:top w:val="single" w:sz="1" w:space="0" w:color="AAAAAA"/>
+              <w:left w:val="single" w:sz="1" w:space="0" w:color="AAAAAA"/>
+              <w:bottom w:val="single" w:sz="1" w:space="0" w:color="AAAAAA"/>
+              <w:right w:val="single" w:sz="1" w:space="0" w:color="AAAAAA"/>
+            </w:tcBorders>
+            <w:shd w:val="clear" w:color="auto" w:fill="FFFFFF"/>
+            <w:tcMar>
+              <w:top w:w="80" w:type="dxa"/>
+              <w:left w:w="120" w:type="dxa"/>
+              <w:bottom w:w="80" w:type="dxa"/>
+              <w:right w:w="120" w:type="dxa"/>
+            </w:tcMar>
+          </w:tcPr>
+          <w:p>
+            <w:pPr>
+              <w:rPr>
+                <w:b/>
+                <w:bCs/>
+              </w:rPr>
+            </w:pPr>
+            <w:r>
+              <w:rPr>
+                <w:b/>
+                <w:bCs/>
+              </w:rPr>
+              <w:t xml:space="preserve">Max-depth </w:t>
+            </w:r>
+          </w:p>
+        </w:tc>
+        <w:tc>
+          <w:tcPr>
+            <w:tcW w:w="1701" w:type="dxa"/>
+            <w:tcBorders>
+              <w:top w:val="single" w:sz="1" w:space="0" w:color="AAAAAA"/>
+              <w:left w:val="single" w:sz="1" w:space="0" w:color="AAAAAA"/>
+              <w:bottom w:val="single" w:sz="1" w:space="0" w:color="AAAAAA"/>
+              <w:right w:val="single" w:sz="1" w:space="0" w:color="AAAAAA"/>
+            </w:tcBorders>
+            <w:shd w:val="clear" w:color="auto" w:fill="FFFFFF"/>
+            <w:tcMar>
+              <w:top w:w="80" w:type="dxa"/>
+              <w:left w:w="120" w:type="dxa"/>
+              <w:bottom w:w="80" w:type="dxa"/>
+              <w:right w:w="120" w:type="dxa"/>
+            </w:tcMar>
+          </w:tcPr>
+          <w:p>
+            <w:r>
+              <w:t>[None, 10, 20]</w:t>
+            </w:r>
+          </w:p>
+        </w:tc>
+        <w:tc>
+          <w:tcPr>
+            <w:tcW w:w="5959" w:type="dxa"/>
+            <w:tcBorders>
+              <w:top w:val="single" w:sz="1" w:space="0" w:color="AAAAAA"/>
+              <w:left w:val="single" w:sz="1" w:space="0" w:color="AAAAAA"/>
+              <w:bottom w:val="single" w:sz="1" w:space="0" w:color="AAAAAA"/>
+              <w:right w:val="single" w:sz="1" w:space="0" w:color="AAAAAA"/>
+            </w:tcBorders>
+            <w:shd w:val="clear" w:color="auto" w:fill="FFFFFF"/>
+            <w:tcMar>
+              <w:top w:w="80" w:type="dxa"/>
+              <w:left w:w="120" w:type="dxa"/>
+              <w:bottom w:w="80" w:type="dxa"/>
+              <w:right w:w="120" w:type="dxa"/>
+            </w:tcMar>
+          </w:tcPr>
+          <w:p>
+            <w:r>
+              <w:t>It controls overfitting</w:t>
+            </w:r>
+          </w:p>
+        </w:tc>
+      </w:tr>
+      <w:tr>
+        <w:tc>
+          <w:tcPr>
+            <w:tcW w:w="1700" w:type="dxa"/>
+            <w:tcBorders>
+              <w:top w:val="single" w:sz="1" w:space="0" w:color="AAAAAA"/>
+              <w:left w:val="single" w:sz="1" w:space="0" w:color="AAAAAA"/>
+              <w:bottom w:val="single" w:sz="1" w:space="0" w:color="AAAAAA"/>
+              <w:right w:val="single" w:sz="1" w:space="0" w:color="AAAAAA"/>
+            </w:tcBorders>
+            <w:shd w:val="clear" w:color="auto" w:fill="FFFFFF"/>
+            <w:tcMar>
+              <w:top w:w="80" w:type="dxa"/>
+              <w:left w:w="120" w:type="dxa"/>
+              <w:bottom w:w="80" w:type="dxa"/>
+              <w:right w:w="120" w:type="dxa"/>
+            </w:tcMar>
+          </w:tcPr>
+          <w:p>
+            <w:pPr>
+              <w:rPr>
+                <w:b/>
+                <w:bCs/>
+              </w:rPr>
+            </w:pPr>
+            <w:proofErr w:type="spellStart"/>
+            <w:r>
+              <w:rPr>
+                <w:b/>
+                <w:bCs/>
+              </w:rPr>
+              <w:lastRenderedPageBreak/>
+              <w:t>max_features</w:t>
+            </w:r>
+            <w:proofErr w:type="spellEnd"/>
+          </w:p>
+        </w:tc>
+        <w:tc>
+          <w:tcPr>
+            <w:tcW w:w="1701" w:type="dxa"/>
+            <w:tcBorders>
+              <w:top w:val="single" w:sz="1" w:space="0" w:color="AAAAAA"/>
+              <w:left w:val="single" w:sz="1" w:space="0" w:color="AAAAAA"/>
+              <w:bottom w:val="single" w:sz="1" w:space="0" w:color="AAAAAA"/>
+              <w:right w:val="single" w:sz="1" w:space="0" w:color="AAAAAA"/>
+            </w:tcBorders>
+            <w:shd w:val="clear" w:color="auto" w:fill="FFFFFF"/>
+            <w:tcMar>
+              <w:top w:w="80" w:type="dxa"/>
+              <w:left w:w="120" w:type="dxa"/>
+              <w:bottom w:w="80" w:type="dxa"/>
+              <w:right w:w="120" w:type="dxa"/>
+            </w:tcMar>
+          </w:tcPr>
+          <w:p>
+            <w:r>
+              <w:t>['sqrt', 'log2']</w:t>
+            </w:r>
+          </w:p>
+        </w:tc>
+        <w:tc>
+          <w:tcPr>
+            <w:tcW w:w="5959" w:type="dxa"/>
+            <w:tcBorders>
+              <w:top w:val="single" w:sz="1" w:space="0" w:color="AAAAAA"/>
+              <w:left w:val="single" w:sz="1" w:space="0" w:color="AAAAAA"/>
+              <w:bottom w:val="single" w:sz="1" w:space="0" w:color="AAAAAA"/>
+              <w:right w:val="single" w:sz="1" w:space="0" w:color="AAAAAA"/>
+            </w:tcBorders>
+            <w:shd w:val="clear" w:color="auto" w:fill="FFFFFF"/>
+            <w:tcMar>
+              <w:top w:w="80" w:type="dxa"/>
+              <w:left w:w="120" w:type="dxa"/>
+              <w:bottom w:w="80" w:type="dxa"/>
+              <w:right w:w="120" w:type="dxa"/>
+            </w:tcMar>
+          </w:tcPr>
+          <w:p>
+            <w:r>
+              <w:t>It limits the features per split to reduce correlation between trees.</w:t>
+            </w:r>
+          </w:p>
+        </w:tc>
+      </w:tr>
+      <w:tr>
+        <w:tc>
+          <w:tcPr>
+            <w:tcW w:w="1700" w:type="dxa"/>
+            <w:tcBorders>
+              <w:top w:val="single" w:sz="1" w:space="0" w:color="AAAAAA"/>
+              <w:left w:val="single" w:sz="1" w:space="0" w:color="AAAAAA"/>
+              <w:bottom w:val="single" w:sz="1" w:space="0" w:color="AAAAAA"/>
+              <w:right w:val="single" w:sz="1" w:space="0" w:color="AAAAAA"/>
+            </w:tcBorders>
+            <w:shd w:val="clear" w:color="auto" w:fill="FFFFFF"/>
+            <w:tcMar>
+              <w:top w:w="80" w:type="dxa"/>
+              <w:left w:w="120" w:type="dxa"/>
+              <w:bottom w:w="80" w:type="dxa"/>
+              <w:right w:w="120" w:type="dxa"/>
+            </w:tcMar>
+          </w:tcPr>
+          <w:p>
+            <w:pPr>
+              <w:rPr>
+                <w:b/>
+                <w:bCs/>
+              </w:rPr>
+            </w:pPr>
+            <w:proofErr w:type="spellStart"/>
+            <w:r>
+              <w:rPr>
+                <w:b/>
+                <w:bCs/>
+              </w:rPr>
+              <w:t>n_iter</w:t>
+            </w:r>
+            <w:proofErr w:type="spellEnd"/>
+          </w:p>
+        </w:tc>
+        <w:tc>
+          <w:tcPr>
+            <w:tcW w:w="1701" w:type="dxa"/>
+            <w:tcBorders>
+              <w:top w:val="single" w:sz="1" w:space="0" w:color="AAAAAA"/>
+              <w:left w:val="single" w:sz="1" w:space="0" w:color="AAAAAA"/>
+              <w:bottom w:val="single" w:sz="1" w:space="0" w:color="AAAAAA"/>
+              <w:right w:val="single" w:sz="1" w:space="0" w:color="AAAAAA"/>
+            </w:tcBorders>
+            <w:shd w:val="clear" w:color="auto" w:fill="FFFFFF"/>
+            <w:tcMar>
+              <w:top w:w="80" w:type="dxa"/>
+              <w:left w:w="120" w:type="dxa"/>
+              <w:bottom w:w="80" w:type="dxa"/>
+              <w:right w:w="120" w:type="dxa"/>
+            </w:tcMar>
+          </w:tcPr>
+          <w:p>
+            <w:r>
+              <w:t>10</w:t>
+            </w:r>
+          </w:p>
+        </w:tc>
+        <w:tc>
+          <w:tcPr>
+            <w:tcW w:w="5959" w:type="dxa"/>
+            <w:tcBorders>
+              <w:top w:val="single" w:sz="1" w:space="0" w:color="AAAAAA"/>
+              <w:left w:val="single" w:sz="1" w:space="0" w:color="AAAAAA"/>
+              <w:bottom w:val="single" w:sz="1" w:space="0" w:color="AAAAAA"/>
+              <w:right w:val="single" w:sz="1" w:space="0" w:color="AAAAAA"/>
+            </w:tcBorders>
+            <w:shd w:val="clear" w:color="auto" w:fill="FFFFFF"/>
+            <w:tcMar>
+              <w:top w:w="80" w:type="dxa"/>
+              <w:left w:w="120" w:type="dxa"/>
+              <w:bottom w:w="80" w:type="dxa"/>
+              <w:right w:w="120" w:type="dxa"/>
+            </w:tcMar>
+          </w:tcPr>
+          <w:p>
+            <w:r>
+              <w:t>This balances search thoroughness with training time</w:t>
+            </w:r>
+          </w:p>
+        </w:tc>
+      </w:tr>
+      <w:tr>
+        <w:tc>
+          <w:tcPr>
+            <w:tcW w:w="1700" w:type="dxa"/>
+            <w:tcBorders>
+              <w:top w:val="single" w:sz="1" w:space="0" w:color="AAAAAA"/>
+              <w:left w:val="single" w:sz="1" w:space="0" w:color="AAAAAA"/>
+              <w:bottom w:val="single" w:sz="1" w:space="0" w:color="AAAAAA"/>
+              <w:right w:val="single" w:sz="1" w:space="0" w:color="AAAAAA"/>
+            </w:tcBorders>
+            <w:shd w:val="clear" w:color="auto" w:fill="FFFFFF"/>
+            <w:tcMar>
+              <w:top w:w="80" w:type="dxa"/>
+              <w:left w:w="120" w:type="dxa"/>
+              <w:bottom w:w="80" w:type="dxa"/>
+              <w:right w:w="120" w:type="dxa"/>
+            </w:tcMar>
+          </w:tcPr>
+          <w:p>
+            <w:pPr>
+              <w:rPr>
+                <w:b/>
+                <w:bCs/>
+              </w:rPr>
+            </w:pPr>
+            <w:r>
+              <w:rPr>
+                <w:b/>
+                <w:bCs/>
+              </w:rPr>
+              <w:t>cv</w:t>
+            </w:r>
+          </w:p>
+        </w:tc>
+        <w:tc>
+          <w:tcPr>
+            <w:tcW w:w="1701" w:type="dxa"/>
+            <w:tcBorders>
+              <w:top w:val="single" w:sz="1" w:space="0" w:color="AAAAAA"/>
+              <w:left w:val="single" w:sz="1" w:space="0" w:color="AAAAAA"/>
+              <w:bottom w:val="single" w:sz="1" w:space="0" w:color="AAAAAA"/>
+              <w:right w:val="single" w:sz="1" w:space="0" w:color="AAAAAA"/>
+            </w:tcBorders>
+            <w:shd w:val="clear" w:color="auto" w:fill="FFFFFF"/>
+            <w:tcMar>
+              <w:top w:w="80" w:type="dxa"/>
+              <w:left w:w="120" w:type="dxa"/>
+              <w:bottom w:w="80" w:type="dxa"/>
+              <w:right w:w="120" w:type="dxa"/>
+            </w:tcMar>
+          </w:tcPr>
+          <w:p>
+            <w:r>
+              <w:t xml:space="preserve">3-fold </w:t>
+            </w:r>
+            <w:r>
+              <w:t>stratified</w:t>
+            </w:r>
+          </w:p>
+        </w:tc>
+        <w:tc>
+          <w:tcPr>
+            <w:tcW w:w="5959" w:type="dxa"/>
+            <w:tcBorders>
+              <w:top w:val="single" w:sz="1" w:space="0" w:color="AAAAAA"/>
+              <w:left w:val="single" w:sz="1" w:space="0" w:color="AAAAAA"/>
+              <w:bottom w:val="single" w:sz="1" w:space="0" w:color="AAAAAA"/>
+              <w:right w:val="single" w:sz="1" w:space="0" w:color="AAAAAA"/>
+            </w:tcBorders>
+            <w:shd w:val="clear" w:color="auto" w:fill="FFFFFF"/>
+            <w:tcMar>
+              <w:top w:w="80" w:type="dxa"/>
+              <w:left w:w="120" w:type="dxa"/>
+              <w:bottom w:w="80" w:type="dxa"/>
+              <w:right w:w="120" w:type="dxa"/>
+            </w:tcMar>
+          </w:tcPr>
+          <w:p>
+            <w:r>
+              <w:t>It preserves class proportions across folds, which is important for the imbalanced BODMAS dataset.</w:t>
+            </w:r>
+          </w:p>
+        </w:tc>
+      </w:tr>
+      <w:tr>
+        <w:tc>
+          <w:tcPr>
+            <w:tcW w:w="1700" w:type="dxa"/>
+            <w:tcBorders>
+              <w:top w:val="single" w:sz="1" w:space="0" w:color="AAAAAA"/>
+              <w:left w:val="single" w:sz="1" w:space="0" w:color="AAAAAA"/>
+              <w:bottom w:val="single" w:sz="1" w:space="0" w:color="AAAAAA"/>
+              <w:right w:val="single" w:sz="1" w:space="0" w:color="AAAAAA"/>
+            </w:tcBorders>
+            <w:shd w:val="clear" w:color="auto" w:fill="FFFFFF"/>
+            <w:tcMar>
+              <w:top w:w="80" w:type="dxa"/>
+              <w:left w:w="120" w:type="dxa"/>
+              <w:bottom w:w="80" w:type="dxa"/>
+              <w:right w:w="120" w:type="dxa"/>
+            </w:tcMar>
+          </w:tcPr>
+          <w:p>
+            <w:pPr>
+              <w:rPr>
+                <w:b/>
+                <w:bCs/>
+              </w:rPr>
+            </w:pPr>
+            <w:proofErr w:type="spellStart"/>
+            <w:r>
+              <w:rPr>
+                <w:b/>
+                <w:bCs/>
+              </w:rPr>
+              <w:t>random_state</w:t>
+            </w:r>
+            <w:proofErr w:type="spellEnd"/>
+          </w:p>
+        </w:tc>
+        <w:tc>
+          <w:tcPr>
+            <w:tcW w:w="1701" w:type="dxa"/>
+            <w:tcBorders>
+              <w:top w:val="single" w:sz="1" w:space="0" w:color="AAAAAA"/>
+              <w:left w:val="single" w:sz="1" w:space="0" w:color="AAAAAA"/>
+              <w:bottom w:val="single" w:sz="1" w:space="0" w:color="AAAAAA"/>
+              <w:right w:val="single" w:sz="1" w:space="0" w:color="AAAAAA"/>
+            </w:tcBorders>
+            <w:shd w:val="clear" w:color="auto" w:fill="FFFFFF"/>
+            <w:tcMar>
+              <w:top w:w="80" w:type="dxa"/>
+              <w:left w:w="120" w:type="dxa"/>
+              <w:bottom w:w="80" w:type="dxa"/>
+              <w:right w:w="120" w:type="dxa"/>
+            </w:tcMar>
+          </w:tcPr>
+          <w:p>
+            <w:r>
+              <w:t>42</w:t>
+            </w:r>
+          </w:p>
+        </w:tc>
+        <w:tc>
+          <w:tcPr>
+            <w:tcW w:w="5959" w:type="dxa"/>
+            <w:tcBorders>
+              <w:top w:val="single" w:sz="1" w:space="0" w:color="AAAAAA"/>
+              <w:left w:val="single" w:sz="1" w:space="0" w:color="AAAAAA"/>
+              <w:bottom w:val="single" w:sz="1" w:space="0" w:color="AAAAAA"/>
+              <w:right w:val="single" w:sz="1" w:space="0" w:color="AAAAAA"/>
+            </w:tcBorders>
+            <w:shd w:val="clear" w:color="auto" w:fill="FFFFFF"/>
+            <w:tcMar>
+              <w:top w:w="80" w:type="dxa"/>
+              <w:left w:w="120" w:type="dxa"/>
+              <w:bottom w:w="80" w:type="dxa"/>
+              <w:right w:w="120" w:type="dxa"/>
+            </w:tcMar>
+          </w:tcPr>
+          <w:p>
+            <w:r>
+              <w:t>It controls the shuffling applied to the data before splitting.</w:t>
+            </w:r>
+          </w:p>
         </w:tc>
       </w:tr>
     </w:tbl>
@@ -3072,53 +2888,93 @@
           <w:sz w:val="20"/>
           <w:szCs w:val="20"/>
         </w:rPr>
-        <w:t>Table 4: Overall test set accuracy</w:t>
+        <w:t>Table 3: Random Forest Hyperparameters</w:t>
       </w:r>
     </w:p>
     <w:p>
       <w:pPr>
-        <w:jc w:val="center"/>
-        <w:rPr>
+        <w:pStyle w:val="Heading2"/>
+        <w:rPr>
+          <w:rFonts w:ascii="Arial" w:eastAsia="Arial" w:hAnsi="Arial" w:cs="Arial"/>
           <w:b/>
           <w:bCs/>
-        </w:rPr>
-      </w:pPr>
+          <w:color w:val="1F4E79"/>
+          <w:sz w:val="26"/>
+          <w:szCs w:val="26"/>
+        </w:rPr>
+      </w:pPr>
+      <w:r>
+        <w:rPr>
+          <w:rFonts w:ascii="Arial" w:eastAsia="Arial" w:hAnsi="Arial" w:cs="Arial"/>
+          <w:b/>
+          <w:bCs/>
+          <w:color w:val="1F4E79"/>
+          <w:sz w:val="26"/>
+          <w:szCs w:val="26"/>
+        </w:rPr>
+        <w:t xml:space="preserve">3.2 Model 2: </w:t>
+      </w:r>
+      <w:r>
+        <w:rPr>
+          <w:rFonts w:ascii="Arial" w:eastAsia="Arial" w:hAnsi="Arial" w:cs="Arial"/>
+          <w:b/>
+          <w:bCs/>
+          <w:color w:val="1F4E79"/>
+          <w:sz w:val="26"/>
+          <w:szCs w:val="26"/>
+        </w:rPr>
+        <w:t>XGBoost</w:t>
+      </w:r>
     </w:p>
     <w:p>
       <w:pPr>
-        <w:jc w:val="center"/>
+        <w:pStyle w:val="Heading3"/>
         <w:rPr>
           <w:b/>
           <w:bCs/>
         </w:rPr>
       </w:pPr>
+      <w:r>
+        <w:rPr>
+          <w:b/>
+          <w:bCs/>
+        </w:rPr>
+        <w:t>3.2.1 Justification</w:t>
+      </w:r>
     </w:p>
     <w:p>
       <w:pPr>
-        <w:jc w:val="center"/>
+        <w:jc w:val="both"/>
+        <w:rPr>
+          <w:rFonts w:ascii="Times New Roman" w:hAnsi="Times New Roman" w:cs="Times New Roman"/>
+          <w:sz w:val="24"/>
+          <w:szCs w:val="24"/>
+        </w:rPr>
+      </w:pPr>
+      <w:r>
+        <w:rPr>
+          <w:rFonts w:ascii="Times New Roman" w:hAnsi="Times New Roman" w:cs="Times New Roman"/>
+          <w:sz w:val="24"/>
+          <w:szCs w:val="24"/>
+        </w:rPr>
+        <w:t>XGBoost was chosen as the secondary classifier due to its exceptional performance on structured tabular data. In contrast to Random Forrest, which constructs trees individually, XGBoost employs gradient boosting, in which each tree rectifies the errors of its predecessor, leading to improved accuracy. It incorporates inherent regularization (L1/L2) to mitigate overfitting, making it particularly appropriate for the BODMAS dataset, which is characterized by an extensive feature space and class imbalance.</w:t>
+      </w:r>
+    </w:p>
+    <w:p>
+      <w:pPr>
+        <w:pStyle w:val="Heading3"/>
         <w:rPr>
           <w:b/>
           <w:bCs/>
         </w:rPr>
       </w:pPr>
-    </w:p>
-    <w:p>
-      <w:pPr>
-        <w:jc w:val="center"/>
+      <w:r>
         <w:rPr>
           <w:b/>
           <w:bCs/>
         </w:rPr>
-      </w:pPr>
-    </w:p>
-    <w:p>
-      <w:pPr>
-        <w:jc w:val="center"/>
-        <w:rPr>
-          <w:b/>
-          <w:bCs/>
-        </w:rPr>
-      </w:pPr>
+        <w:t>3.2.2 Hyperparameters</w:t>
+      </w:r>
     </w:p>
     <w:tbl>
       <w:tblPr>
@@ -3138,18 +2994,18 @@
         <w:tblLook w:val="04A0" w:firstRow="1" w:lastRow="0" w:firstColumn="1" w:lastColumn="0" w:noHBand="0" w:noVBand="1"/>
       </w:tblPr>
       <w:tblGrid>
-        <w:gridCol w:w="3970"/>
-        <w:gridCol w:w="1844"/>
-        <w:gridCol w:w="1844"/>
-        <w:gridCol w:w="1702"/>
+        <w:gridCol w:w="1984"/>
+        <w:gridCol w:w="1701"/>
+        <w:gridCol w:w="5675"/>
       </w:tblGrid>
       <w:tr>
         <w:trPr>
+          <w:trHeight w:val="359"/>
           <w:tblHeader/>
         </w:trPr>
         <w:tc>
           <w:tcPr>
-            <w:tcW w:w="3970" w:type="dxa"/>
+            <w:tcW w:w="1984" w:type="dxa"/>
             <w:tcBorders>
               <w:top w:val="single" w:sz="1" w:space="0" w:color="AAAAAA"/>
               <w:left w:val="single" w:sz="1" w:space="0" w:color="AAAAAA"/>
@@ -3170,19 +3026,16 @@
             </w:pPr>
             <w:r>
               <w:rPr>
-                <w:rFonts w:ascii="Arial" w:eastAsia="Arial" w:hAnsi="Arial" w:cs="Arial"/>
-                <w:b/>
-                <w:bCs/>
-                <w:sz w:val="20"/>
-                <w:szCs w:val="20"/>
-              </w:rPr>
-              <w:t>Category</w:t>
-            </w:r>
-          </w:p>
-        </w:tc>
-        <w:tc>
-          <w:tcPr>
-            <w:tcW w:w="1844" w:type="dxa"/>
+                <w:b/>
+                <w:bCs/>
+              </w:rPr>
+              <w:t>Parameter</w:t>
+            </w:r>
+          </w:p>
+        </w:tc>
+        <w:tc>
+          <w:tcPr>
+            <w:tcW w:w="1701" w:type="dxa"/>
             <w:tcBorders>
               <w:top w:val="single" w:sz="1" w:space="0" w:color="AAAAAA"/>
               <w:left w:val="single" w:sz="1" w:space="0" w:color="AAAAAA"/>
@@ -3203,19 +3056,16 @@
             </w:pPr>
             <w:r>
               <w:rPr>
-                <w:rFonts w:ascii="Arial" w:eastAsia="Arial" w:hAnsi="Arial" w:cs="Arial"/>
-                <w:b/>
-                <w:bCs/>
-                <w:sz w:val="20"/>
-                <w:szCs w:val="20"/>
-              </w:rPr>
-              <w:t>Support</w:t>
-            </w:r>
-          </w:p>
-        </w:tc>
-        <w:tc>
-          <w:tcPr>
-            <w:tcW w:w="1844" w:type="dxa"/>
+                <w:b/>
+                <w:bCs/>
+              </w:rPr>
+              <w:t>Value</w:t>
+            </w:r>
+          </w:p>
+        </w:tc>
+        <w:tc>
+          <w:tcPr>
+            <w:tcW w:w="5675" w:type="dxa"/>
             <w:tcBorders>
               <w:top w:val="single" w:sz="1" w:space="0" w:color="AAAAAA"/>
               <w:left w:val="single" w:sz="1" w:space="0" w:color="AAAAAA"/>
@@ -3236,1527 +3086,668 @@
             </w:pPr>
             <w:r>
               <w:rPr>
-                <w:rFonts w:ascii="Arial" w:eastAsia="Arial" w:hAnsi="Arial" w:cs="Arial"/>
-                <w:b/>
-                <w:bCs/>
-                <w:sz w:val="20"/>
-                <w:szCs w:val="20"/>
-              </w:rPr>
-              <w:t>TPR</w:t>
-            </w:r>
-          </w:p>
-        </w:tc>
-        <w:tc>
-          <w:tcPr>
-            <w:tcW w:w="1702" w:type="dxa"/>
-            <w:tcBorders>
-              <w:top w:val="single" w:sz="1" w:space="0" w:color="AAAAAA"/>
-              <w:left w:val="single" w:sz="1" w:space="0" w:color="AAAAAA"/>
-              <w:bottom w:val="single" w:sz="1" w:space="0" w:color="AAAAAA"/>
-              <w:right w:val="single" w:sz="1" w:space="0" w:color="AAAAAA"/>
-            </w:tcBorders>
-            <w:shd w:val="clear" w:color="auto" w:fill="45B0E1" w:themeFill="accent1" w:themeFillTint="99"/>
-            <w:tcMar>
-              <w:top w:w="80" w:type="dxa"/>
-              <w:left w:w="120" w:type="dxa"/>
-              <w:bottom w:w="80" w:type="dxa"/>
-              <w:right w:w="120" w:type="dxa"/>
-            </w:tcMar>
-          </w:tcPr>
-          <w:p>
-            <w:pPr>
-              <w:jc w:val="center"/>
-            </w:pPr>
-            <w:r>
-              <w:rPr>
-                <w:rFonts w:ascii="Arial" w:eastAsia="Arial" w:hAnsi="Arial" w:cs="Arial"/>
-                <w:b/>
-                <w:bCs/>
-                <w:sz w:val="20"/>
-                <w:szCs w:val="20"/>
-              </w:rPr>
-              <w:t>FPR</w:t>
+                <w:b/>
+                <w:bCs/>
+              </w:rPr>
+              <w:t>Justification</w:t>
             </w:r>
           </w:p>
         </w:tc>
       </w:tr>
       <w:tr>
-        <w:tc>
-          <w:tcPr>
-            <w:tcW w:w="3970" w:type="dxa"/>
-            <w:tcBorders>
-              <w:top w:val="single" w:sz="1" w:space="0" w:color="AAAAAA"/>
-              <w:left w:val="single" w:sz="1" w:space="0" w:color="AAAAAA"/>
-              <w:bottom w:val="single" w:sz="1" w:space="0" w:color="AAAAAA"/>
-              <w:right w:val="single" w:sz="1" w:space="0" w:color="AAAAAA"/>
-            </w:tcBorders>
-            <w:shd w:val="clear" w:color="auto" w:fill="FFFFFF"/>
-            <w:tcMar>
-              <w:top w:w="80" w:type="dxa"/>
-              <w:left w:w="120" w:type="dxa"/>
-              <w:bottom w:w="80" w:type="dxa"/>
-              <w:right w:w="120" w:type="dxa"/>
-            </w:tcMar>
-          </w:tcPr>
-          <w:p>
-            <w:pPr>
-              <w:rPr>
-                <w:b/>
-                <w:bCs/>
-              </w:rPr>
-            </w:pPr>
-            <w:r>
-              <w:rPr>
-                <w:rFonts w:ascii="Arial" w:eastAsia="Arial" w:hAnsi="Arial" w:cs="Arial"/>
-                <w:b/>
-                <w:bCs/>
-                <w:color w:val="000000"/>
-                <w:sz w:val="20"/>
-                <w:szCs w:val="20"/>
-              </w:rPr>
-              <w:t>Benign</w:t>
-            </w:r>
-          </w:p>
-        </w:tc>
-        <w:tc>
-          <w:tcPr>
-            <w:tcW w:w="1844" w:type="dxa"/>
-            <w:tcBorders>
-              <w:top w:val="single" w:sz="1" w:space="0" w:color="AAAAAA"/>
-              <w:left w:val="single" w:sz="1" w:space="0" w:color="AAAAAA"/>
-              <w:bottom w:val="single" w:sz="1" w:space="0" w:color="AAAAAA"/>
-              <w:right w:val="single" w:sz="1" w:space="0" w:color="AAAAAA"/>
-            </w:tcBorders>
-            <w:shd w:val="clear" w:color="auto" w:fill="FFFFFF"/>
-            <w:tcMar>
-              <w:top w:w="80" w:type="dxa"/>
-              <w:left w:w="120" w:type="dxa"/>
-              <w:bottom w:w="80" w:type="dxa"/>
-              <w:right w:w="120" w:type="dxa"/>
-            </w:tcMar>
-          </w:tcPr>
-          <w:p/>
-        </w:tc>
-        <w:tc>
-          <w:tcPr>
-            <w:tcW w:w="1844" w:type="dxa"/>
-            <w:tcBorders>
-              <w:top w:val="single" w:sz="1" w:space="0" w:color="AAAAAA"/>
-              <w:left w:val="single" w:sz="1" w:space="0" w:color="AAAAAA"/>
-              <w:bottom w:val="single" w:sz="1" w:space="0" w:color="AAAAAA"/>
-              <w:right w:val="single" w:sz="1" w:space="0" w:color="AAAAAA"/>
-            </w:tcBorders>
-            <w:shd w:val="clear" w:color="auto" w:fill="FFFFFF"/>
-            <w:tcMar>
-              <w:top w:w="80" w:type="dxa"/>
-              <w:left w:w="120" w:type="dxa"/>
-              <w:bottom w:w="80" w:type="dxa"/>
-              <w:right w:w="120" w:type="dxa"/>
-            </w:tcMar>
-          </w:tcPr>
-          <w:p/>
-        </w:tc>
-        <w:tc>
-          <w:tcPr>
-            <w:tcW w:w="1702" w:type="dxa"/>
-            <w:tcBorders>
-              <w:top w:val="single" w:sz="1" w:space="0" w:color="AAAAAA"/>
-              <w:left w:val="single" w:sz="1" w:space="0" w:color="AAAAAA"/>
-              <w:bottom w:val="single" w:sz="1" w:space="0" w:color="AAAAAA"/>
-              <w:right w:val="single" w:sz="1" w:space="0" w:color="AAAAAA"/>
-            </w:tcBorders>
-            <w:shd w:val="clear" w:color="auto" w:fill="FFFFFF"/>
-            <w:tcMar>
-              <w:top w:w="80" w:type="dxa"/>
-              <w:left w:w="120" w:type="dxa"/>
-              <w:bottom w:w="80" w:type="dxa"/>
-              <w:right w:w="120" w:type="dxa"/>
-            </w:tcMar>
-          </w:tcPr>
-          <w:p/>
+        <w:trPr>
+          <w:trHeight w:val="827"/>
+        </w:trPr>
+        <w:tc>
+          <w:tcPr>
+            <w:tcW w:w="1984" w:type="dxa"/>
+            <w:tcBorders>
+              <w:top w:val="single" w:sz="1" w:space="0" w:color="AAAAAA"/>
+              <w:left w:val="single" w:sz="1" w:space="0" w:color="AAAAAA"/>
+              <w:bottom w:val="single" w:sz="1" w:space="0" w:color="AAAAAA"/>
+              <w:right w:val="single" w:sz="1" w:space="0" w:color="AAAAAA"/>
+            </w:tcBorders>
+            <w:shd w:val="clear" w:color="auto" w:fill="FFFFFF"/>
+            <w:tcMar>
+              <w:top w:w="80" w:type="dxa"/>
+              <w:left w:w="120" w:type="dxa"/>
+              <w:bottom w:w="80" w:type="dxa"/>
+              <w:right w:w="120" w:type="dxa"/>
+            </w:tcMar>
+          </w:tcPr>
+          <w:p>
+            <w:pPr>
+              <w:rPr>
+                <w:b/>
+                <w:bCs/>
+              </w:rPr>
+            </w:pPr>
+            <w:proofErr w:type="spellStart"/>
+            <w:r>
+              <w:rPr>
+                <w:b/>
+                <w:bCs/>
+              </w:rPr>
+              <w:t>n_estimators</w:t>
+            </w:r>
+            <w:proofErr w:type="spellEnd"/>
+          </w:p>
+        </w:tc>
+        <w:tc>
+          <w:tcPr>
+            <w:tcW w:w="1701" w:type="dxa"/>
+            <w:tcBorders>
+              <w:top w:val="single" w:sz="1" w:space="0" w:color="AAAAAA"/>
+              <w:left w:val="single" w:sz="1" w:space="0" w:color="AAAAAA"/>
+              <w:bottom w:val="single" w:sz="1" w:space="0" w:color="AAAAAA"/>
+              <w:right w:val="single" w:sz="1" w:space="0" w:color="AAAAAA"/>
+            </w:tcBorders>
+            <w:shd w:val="clear" w:color="auto" w:fill="FFFFFF"/>
+            <w:tcMar>
+              <w:top w:w="80" w:type="dxa"/>
+              <w:left w:w="120" w:type="dxa"/>
+              <w:bottom w:w="80" w:type="dxa"/>
+              <w:right w:w="120" w:type="dxa"/>
+            </w:tcMar>
+          </w:tcPr>
+          <w:p>
+            <w:r>
+              <w:t>[50, 100]</w:t>
+            </w:r>
+          </w:p>
+        </w:tc>
+        <w:tc>
+          <w:tcPr>
+            <w:tcW w:w="5675" w:type="dxa"/>
+            <w:tcBorders>
+              <w:top w:val="single" w:sz="1" w:space="0" w:color="AAAAAA"/>
+              <w:left w:val="single" w:sz="1" w:space="0" w:color="AAAAAA"/>
+              <w:bottom w:val="single" w:sz="1" w:space="0" w:color="AAAAAA"/>
+              <w:right w:val="single" w:sz="1" w:space="0" w:color="AAAAAA"/>
+            </w:tcBorders>
+            <w:shd w:val="clear" w:color="auto" w:fill="FFFFFF"/>
+            <w:tcMar>
+              <w:top w:w="80" w:type="dxa"/>
+              <w:left w:w="120" w:type="dxa"/>
+              <w:bottom w:w="80" w:type="dxa"/>
+              <w:right w:w="120" w:type="dxa"/>
+            </w:tcMar>
+          </w:tcPr>
+          <w:p>
+            <w:r>
+              <w:t>It controls the number of boosting rounds.</w:t>
+            </w:r>
+          </w:p>
         </w:tc>
       </w:tr>
       <w:tr>
         <w:tc>
           <w:tcPr>
-            <w:tcW w:w="3970" w:type="dxa"/>
-            <w:tcBorders>
-              <w:top w:val="single" w:sz="1" w:space="0" w:color="AAAAAA"/>
-              <w:left w:val="single" w:sz="1" w:space="0" w:color="AAAAAA"/>
-              <w:bottom w:val="single" w:sz="1" w:space="0" w:color="AAAAAA"/>
-              <w:right w:val="single" w:sz="1" w:space="0" w:color="AAAAAA"/>
-            </w:tcBorders>
-            <w:shd w:val="clear" w:color="auto" w:fill="FFFFFF"/>
-            <w:tcMar>
-              <w:top w:w="80" w:type="dxa"/>
-              <w:left w:w="120" w:type="dxa"/>
-              <w:bottom w:w="80" w:type="dxa"/>
-              <w:right w:w="120" w:type="dxa"/>
-            </w:tcMar>
-          </w:tcPr>
-          <w:p>
-            <w:pPr>
-              <w:rPr>
-                <w:b/>
-                <w:bCs/>
-              </w:rPr>
-            </w:pPr>
-            <w:r>
-              <w:rPr>
-                <w:rFonts w:ascii="Arial" w:eastAsia="Arial" w:hAnsi="Arial" w:cs="Arial"/>
-                <w:b/>
-                <w:bCs/>
-                <w:color w:val="000000"/>
-                <w:sz w:val="20"/>
-                <w:szCs w:val="20"/>
-              </w:rPr>
-              <w:t>Trojan</w:t>
-            </w:r>
-          </w:p>
-        </w:tc>
-        <w:tc>
-          <w:tcPr>
-            <w:tcW w:w="1844" w:type="dxa"/>
-            <w:tcBorders>
-              <w:top w:val="single" w:sz="1" w:space="0" w:color="AAAAAA"/>
-              <w:left w:val="single" w:sz="1" w:space="0" w:color="AAAAAA"/>
-              <w:bottom w:val="single" w:sz="1" w:space="0" w:color="AAAAAA"/>
-              <w:right w:val="single" w:sz="1" w:space="0" w:color="AAAAAA"/>
-            </w:tcBorders>
-            <w:shd w:val="clear" w:color="auto" w:fill="FFFFFF"/>
-            <w:tcMar>
-              <w:top w:w="80" w:type="dxa"/>
-              <w:left w:w="120" w:type="dxa"/>
-              <w:bottom w:w="80" w:type="dxa"/>
-              <w:right w:w="120" w:type="dxa"/>
-            </w:tcMar>
-          </w:tcPr>
-          <w:p/>
-        </w:tc>
-        <w:tc>
-          <w:tcPr>
-            <w:tcW w:w="1844" w:type="dxa"/>
-            <w:tcBorders>
-              <w:top w:val="single" w:sz="1" w:space="0" w:color="AAAAAA"/>
-              <w:left w:val="single" w:sz="1" w:space="0" w:color="AAAAAA"/>
-              <w:bottom w:val="single" w:sz="1" w:space="0" w:color="AAAAAA"/>
-              <w:right w:val="single" w:sz="1" w:space="0" w:color="AAAAAA"/>
-            </w:tcBorders>
-            <w:shd w:val="clear" w:color="auto" w:fill="FFFFFF"/>
-            <w:tcMar>
-              <w:top w:w="80" w:type="dxa"/>
-              <w:left w:w="120" w:type="dxa"/>
-              <w:bottom w:w="80" w:type="dxa"/>
-              <w:right w:w="120" w:type="dxa"/>
-            </w:tcMar>
-          </w:tcPr>
-          <w:p/>
-        </w:tc>
-        <w:tc>
-          <w:tcPr>
-            <w:tcW w:w="1702" w:type="dxa"/>
-            <w:tcBorders>
-              <w:top w:val="single" w:sz="1" w:space="0" w:color="AAAAAA"/>
-              <w:left w:val="single" w:sz="1" w:space="0" w:color="AAAAAA"/>
-              <w:bottom w:val="single" w:sz="1" w:space="0" w:color="AAAAAA"/>
-              <w:right w:val="single" w:sz="1" w:space="0" w:color="AAAAAA"/>
-            </w:tcBorders>
-            <w:shd w:val="clear" w:color="auto" w:fill="FFFFFF"/>
-            <w:tcMar>
-              <w:top w:w="80" w:type="dxa"/>
-              <w:left w:w="120" w:type="dxa"/>
-              <w:bottom w:w="80" w:type="dxa"/>
-              <w:right w:w="120" w:type="dxa"/>
-            </w:tcMar>
-          </w:tcPr>
-          <w:p/>
+            <w:tcW w:w="1984" w:type="dxa"/>
+            <w:tcBorders>
+              <w:top w:val="single" w:sz="1" w:space="0" w:color="AAAAAA"/>
+              <w:left w:val="single" w:sz="1" w:space="0" w:color="AAAAAA"/>
+              <w:bottom w:val="single" w:sz="1" w:space="0" w:color="AAAAAA"/>
+              <w:right w:val="single" w:sz="1" w:space="0" w:color="AAAAAA"/>
+            </w:tcBorders>
+            <w:shd w:val="clear" w:color="auto" w:fill="FFFFFF"/>
+            <w:tcMar>
+              <w:top w:w="80" w:type="dxa"/>
+              <w:left w:w="120" w:type="dxa"/>
+              <w:bottom w:w="80" w:type="dxa"/>
+              <w:right w:w="120" w:type="dxa"/>
+            </w:tcMar>
+          </w:tcPr>
+          <w:p>
+            <w:pPr>
+              <w:rPr>
+                <w:b/>
+                <w:bCs/>
+              </w:rPr>
+            </w:pPr>
+            <w:r>
+              <w:rPr>
+                <w:b/>
+                <w:bCs/>
+              </w:rPr>
+              <w:t xml:space="preserve">Max-depth </w:t>
+            </w:r>
+          </w:p>
+        </w:tc>
+        <w:tc>
+          <w:tcPr>
+            <w:tcW w:w="1701" w:type="dxa"/>
+            <w:tcBorders>
+              <w:top w:val="single" w:sz="1" w:space="0" w:color="AAAAAA"/>
+              <w:left w:val="single" w:sz="1" w:space="0" w:color="AAAAAA"/>
+              <w:bottom w:val="single" w:sz="1" w:space="0" w:color="AAAAAA"/>
+              <w:right w:val="single" w:sz="1" w:space="0" w:color="AAAAAA"/>
+            </w:tcBorders>
+            <w:shd w:val="clear" w:color="auto" w:fill="FFFFFF"/>
+            <w:tcMar>
+              <w:top w:w="80" w:type="dxa"/>
+              <w:left w:w="120" w:type="dxa"/>
+              <w:bottom w:w="80" w:type="dxa"/>
+              <w:right w:w="120" w:type="dxa"/>
+            </w:tcMar>
+          </w:tcPr>
+          <w:p>
+            <w:r>
+              <w:t>[</w:t>
+            </w:r>
+            <w:r>
+              <w:t>3,4</w:t>
+            </w:r>
+            <w:r>
+              <w:t>]</w:t>
+            </w:r>
+          </w:p>
+        </w:tc>
+        <w:tc>
+          <w:tcPr>
+            <w:tcW w:w="5675" w:type="dxa"/>
+            <w:tcBorders>
+              <w:top w:val="single" w:sz="1" w:space="0" w:color="AAAAAA"/>
+              <w:left w:val="single" w:sz="1" w:space="0" w:color="AAAAAA"/>
+              <w:bottom w:val="single" w:sz="1" w:space="0" w:color="AAAAAA"/>
+              <w:right w:val="single" w:sz="1" w:space="0" w:color="AAAAAA"/>
+            </w:tcBorders>
+            <w:shd w:val="clear" w:color="auto" w:fill="FFFFFF"/>
+            <w:tcMar>
+              <w:top w:w="80" w:type="dxa"/>
+              <w:left w:w="120" w:type="dxa"/>
+              <w:bottom w:w="80" w:type="dxa"/>
+              <w:right w:w="120" w:type="dxa"/>
+            </w:tcMar>
+          </w:tcPr>
+          <w:p>
+            <w:r>
+              <w:t>Shallow trees ask fewer questions, preventing the model from memorising rare cases rather than general patterns.</w:t>
+            </w:r>
+          </w:p>
         </w:tc>
       </w:tr>
       <w:tr>
         <w:tc>
           <w:tcPr>
-            <w:tcW w:w="3970" w:type="dxa"/>
-            <w:tcBorders>
-              <w:top w:val="single" w:sz="1" w:space="0" w:color="AAAAAA"/>
-              <w:left w:val="single" w:sz="1" w:space="0" w:color="AAAAAA"/>
-              <w:bottom w:val="single" w:sz="1" w:space="0" w:color="AAAAAA"/>
-              <w:right w:val="single" w:sz="1" w:space="0" w:color="AAAAAA"/>
-            </w:tcBorders>
-            <w:shd w:val="clear" w:color="auto" w:fill="FFFFFF"/>
-            <w:tcMar>
-              <w:top w:w="80" w:type="dxa"/>
-              <w:left w:w="120" w:type="dxa"/>
-              <w:bottom w:w="80" w:type="dxa"/>
-              <w:right w:w="120" w:type="dxa"/>
-            </w:tcMar>
-          </w:tcPr>
-          <w:p>
-            <w:pPr>
-              <w:rPr>
-                <w:b/>
-                <w:bCs/>
-              </w:rPr>
-            </w:pPr>
-            <w:r>
-              <w:rPr>
-                <w:rFonts w:ascii="Arial" w:eastAsia="Arial" w:hAnsi="Arial" w:cs="Arial"/>
-                <w:b/>
-                <w:bCs/>
-                <w:color w:val="000000"/>
-                <w:sz w:val="20"/>
-                <w:szCs w:val="20"/>
-              </w:rPr>
-              <w:lastRenderedPageBreak/>
-              <w:t>Worm</w:t>
-            </w:r>
-          </w:p>
-        </w:tc>
-        <w:tc>
-          <w:tcPr>
-            <w:tcW w:w="1844" w:type="dxa"/>
-            <w:tcBorders>
-              <w:top w:val="single" w:sz="1" w:space="0" w:color="AAAAAA"/>
-              <w:left w:val="single" w:sz="1" w:space="0" w:color="AAAAAA"/>
-              <w:bottom w:val="single" w:sz="1" w:space="0" w:color="AAAAAA"/>
-              <w:right w:val="single" w:sz="1" w:space="0" w:color="AAAAAA"/>
-            </w:tcBorders>
-            <w:shd w:val="clear" w:color="auto" w:fill="FFFFFF"/>
-            <w:tcMar>
-              <w:top w:w="80" w:type="dxa"/>
-              <w:left w:w="120" w:type="dxa"/>
-              <w:bottom w:w="80" w:type="dxa"/>
-              <w:right w:w="120" w:type="dxa"/>
-            </w:tcMar>
-          </w:tcPr>
+            <w:tcW w:w="1984" w:type="dxa"/>
+            <w:tcBorders>
+              <w:top w:val="single" w:sz="1" w:space="0" w:color="AAAAAA"/>
+              <w:left w:val="single" w:sz="1" w:space="0" w:color="AAAAAA"/>
+              <w:bottom w:val="single" w:sz="1" w:space="0" w:color="AAAAAA"/>
+              <w:right w:val="single" w:sz="1" w:space="0" w:color="AAAAAA"/>
+            </w:tcBorders>
+            <w:shd w:val="clear" w:color="auto" w:fill="FFFFFF"/>
+            <w:tcMar>
+              <w:top w:w="80" w:type="dxa"/>
+              <w:left w:w="120" w:type="dxa"/>
+              <w:bottom w:w="80" w:type="dxa"/>
+              <w:right w:w="120" w:type="dxa"/>
+            </w:tcMar>
+          </w:tcPr>
+          <w:p>
+            <w:pPr>
+              <w:rPr>
+                <w:b/>
+                <w:bCs/>
+              </w:rPr>
+            </w:pPr>
+            <w:proofErr w:type="spellStart"/>
+            <w:r>
+              <w:rPr>
+                <w:b/>
+                <w:bCs/>
+              </w:rPr>
+              <w:t>learning_rate</w:t>
+            </w:r>
+            <w:proofErr w:type="spellEnd"/>
+          </w:p>
+        </w:tc>
+        <w:tc>
+          <w:tcPr>
+            <w:tcW w:w="1701" w:type="dxa"/>
+            <w:tcBorders>
+              <w:top w:val="single" w:sz="1" w:space="0" w:color="AAAAAA"/>
+              <w:left w:val="single" w:sz="1" w:space="0" w:color="AAAAAA"/>
+              <w:bottom w:val="single" w:sz="1" w:space="0" w:color="AAAAAA"/>
+              <w:right w:val="single" w:sz="1" w:space="0" w:color="AAAAAA"/>
+            </w:tcBorders>
+            <w:shd w:val="clear" w:color="auto" w:fill="FFFFFF"/>
+            <w:tcMar>
+              <w:top w:w="80" w:type="dxa"/>
+              <w:left w:w="120" w:type="dxa"/>
+              <w:bottom w:w="80" w:type="dxa"/>
+              <w:right w:w="120" w:type="dxa"/>
+            </w:tcMar>
+          </w:tcPr>
+          <w:p>
+            <w:r>
+              <w:t> [0.1, 0.2]</w:t>
+            </w:r>
+          </w:p>
           <w:p/>
         </w:tc>
         <w:tc>
           <w:tcPr>
-            <w:tcW w:w="1844" w:type="dxa"/>
-            <w:tcBorders>
-              <w:top w:val="single" w:sz="1" w:space="0" w:color="AAAAAA"/>
-              <w:left w:val="single" w:sz="1" w:space="0" w:color="AAAAAA"/>
-              <w:bottom w:val="single" w:sz="1" w:space="0" w:color="AAAAAA"/>
-              <w:right w:val="single" w:sz="1" w:space="0" w:color="AAAAAA"/>
-            </w:tcBorders>
-            <w:shd w:val="clear" w:color="auto" w:fill="FFFFFF"/>
-            <w:tcMar>
-              <w:top w:w="80" w:type="dxa"/>
-              <w:left w:w="120" w:type="dxa"/>
-              <w:bottom w:w="80" w:type="dxa"/>
-              <w:right w:w="120" w:type="dxa"/>
-            </w:tcMar>
-          </w:tcPr>
-          <w:p/>
-        </w:tc>
-        <w:tc>
-          <w:tcPr>
-            <w:tcW w:w="1702" w:type="dxa"/>
-            <w:tcBorders>
-              <w:top w:val="single" w:sz="1" w:space="0" w:color="AAAAAA"/>
-              <w:left w:val="single" w:sz="1" w:space="0" w:color="AAAAAA"/>
-              <w:bottom w:val="single" w:sz="1" w:space="0" w:color="AAAAAA"/>
-              <w:right w:val="single" w:sz="1" w:space="0" w:color="AAAAAA"/>
-            </w:tcBorders>
-            <w:shd w:val="clear" w:color="auto" w:fill="FFFFFF"/>
-            <w:tcMar>
-              <w:top w:w="80" w:type="dxa"/>
-              <w:left w:w="120" w:type="dxa"/>
-              <w:bottom w:w="80" w:type="dxa"/>
-              <w:right w:w="120" w:type="dxa"/>
-            </w:tcMar>
-          </w:tcPr>
-          <w:p/>
+            <w:tcW w:w="5675" w:type="dxa"/>
+            <w:tcBorders>
+              <w:top w:val="single" w:sz="1" w:space="0" w:color="AAAAAA"/>
+              <w:left w:val="single" w:sz="1" w:space="0" w:color="AAAAAA"/>
+              <w:bottom w:val="single" w:sz="1" w:space="0" w:color="AAAAAA"/>
+              <w:right w:val="single" w:sz="1" w:space="0" w:color="AAAAAA"/>
+            </w:tcBorders>
+            <w:shd w:val="clear" w:color="auto" w:fill="FFFFFF"/>
+            <w:tcMar>
+              <w:top w:w="80" w:type="dxa"/>
+              <w:left w:w="120" w:type="dxa"/>
+              <w:bottom w:w="80" w:type="dxa"/>
+              <w:right w:w="120" w:type="dxa"/>
+            </w:tcMar>
+          </w:tcPr>
+          <w:p>
+            <w:r>
+              <w:t>Higher rate converges faster</w:t>
+            </w:r>
+            <w:r>
+              <w:t>,</w:t>
+            </w:r>
+            <w:r>
+              <w:t xml:space="preserve"> and balanced with </w:t>
+            </w:r>
+            <w:proofErr w:type="spellStart"/>
+            <w:r>
+              <w:t>n_estimators</w:t>
+            </w:r>
+            <w:proofErr w:type="spellEnd"/>
+          </w:p>
         </w:tc>
       </w:tr>
       <w:tr>
         <w:tc>
           <w:tcPr>
-            <w:tcW w:w="3970" w:type="dxa"/>
-            <w:tcBorders>
-              <w:top w:val="single" w:sz="1" w:space="0" w:color="AAAAAA"/>
-              <w:left w:val="single" w:sz="1" w:space="0" w:color="AAAAAA"/>
-              <w:bottom w:val="single" w:sz="1" w:space="0" w:color="AAAAAA"/>
-              <w:right w:val="single" w:sz="1" w:space="0" w:color="AAAAAA"/>
-            </w:tcBorders>
-            <w:shd w:val="clear" w:color="auto" w:fill="FFFFFF"/>
-            <w:tcMar>
-              <w:top w:w="80" w:type="dxa"/>
-              <w:left w:w="120" w:type="dxa"/>
-              <w:bottom w:w="80" w:type="dxa"/>
-              <w:right w:w="120" w:type="dxa"/>
-            </w:tcMar>
-          </w:tcPr>
-          <w:p>
-            <w:pPr>
-              <w:rPr>
-                <w:b/>
-                <w:bCs/>
-              </w:rPr>
-            </w:pPr>
-            <w:r>
-              <w:rPr>
-                <w:rFonts w:ascii="Arial" w:eastAsia="Arial" w:hAnsi="Arial" w:cs="Arial"/>
-                <w:b/>
-                <w:bCs/>
-                <w:color w:val="000000"/>
-                <w:sz w:val="20"/>
-                <w:szCs w:val="20"/>
-              </w:rPr>
-              <w:t>Backdoor</w:t>
-            </w:r>
-          </w:p>
-        </w:tc>
-        <w:tc>
-          <w:tcPr>
-            <w:tcW w:w="1844" w:type="dxa"/>
-            <w:tcBorders>
-              <w:top w:val="single" w:sz="1" w:space="0" w:color="AAAAAA"/>
-              <w:left w:val="single" w:sz="1" w:space="0" w:color="AAAAAA"/>
-              <w:bottom w:val="single" w:sz="1" w:space="0" w:color="AAAAAA"/>
-              <w:right w:val="single" w:sz="1" w:space="0" w:color="AAAAAA"/>
-            </w:tcBorders>
-            <w:shd w:val="clear" w:color="auto" w:fill="FFFFFF"/>
-            <w:tcMar>
-              <w:top w:w="80" w:type="dxa"/>
-              <w:left w:w="120" w:type="dxa"/>
-              <w:bottom w:w="80" w:type="dxa"/>
-              <w:right w:w="120" w:type="dxa"/>
-            </w:tcMar>
-          </w:tcPr>
-          <w:p/>
-        </w:tc>
-        <w:tc>
-          <w:tcPr>
-            <w:tcW w:w="1844" w:type="dxa"/>
-            <w:tcBorders>
-              <w:top w:val="single" w:sz="1" w:space="0" w:color="AAAAAA"/>
-              <w:left w:val="single" w:sz="1" w:space="0" w:color="AAAAAA"/>
-              <w:bottom w:val="single" w:sz="1" w:space="0" w:color="AAAAAA"/>
-              <w:right w:val="single" w:sz="1" w:space="0" w:color="AAAAAA"/>
-            </w:tcBorders>
-            <w:shd w:val="clear" w:color="auto" w:fill="FFFFFF"/>
-            <w:tcMar>
-              <w:top w:w="80" w:type="dxa"/>
-              <w:left w:w="120" w:type="dxa"/>
-              <w:bottom w:w="80" w:type="dxa"/>
-              <w:right w:w="120" w:type="dxa"/>
-            </w:tcMar>
-          </w:tcPr>
-          <w:p/>
-        </w:tc>
-        <w:tc>
-          <w:tcPr>
-            <w:tcW w:w="1702" w:type="dxa"/>
-            <w:tcBorders>
-              <w:top w:val="single" w:sz="1" w:space="0" w:color="AAAAAA"/>
-              <w:left w:val="single" w:sz="1" w:space="0" w:color="AAAAAA"/>
-              <w:bottom w:val="single" w:sz="1" w:space="0" w:color="AAAAAA"/>
-              <w:right w:val="single" w:sz="1" w:space="0" w:color="AAAAAA"/>
-            </w:tcBorders>
-            <w:shd w:val="clear" w:color="auto" w:fill="FFFFFF"/>
-            <w:tcMar>
-              <w:top w:w="80" w:type="dxa"/>
-              <w:left w:w="120" w:type="dxa"/>
-              <w:bottom w:w="80" w:type="dxa"/>
-              <w:right w:w="120" w:type="dxa"/>
-            </w:tcMar>
-          </w:tcPr>
-          <w:p/>
+            <w:tcW w:w="1984" w:type="dxa"/>
+            <w:tcBorders>
+              <w:top w:val="single" w:sz="1" w:space="0" w:color="AAAAAA"/>
+              <w:left w:val="single" w:sz="1" w:space="0" w:color="AAAAAA"/>
+              <w:bottom w:val="single" w:sz="1" w:space="0" w:color="AAAAAA"/>
+              <w:right w:val="single" w:sz="1" w:space="0" w:color="AAAAAA"/>
+            </w:tcBorders>
+            <w:shd w:val="clear" w:color="auto" w:fill="FFFFFF"/>
+            <w:tcMar>
+              <w:top w:w="80" w:type="dxa"/>
+              <w:left w:w="120" w:type="dxa"/>
+              <w:bottom w:w="80" w:type="dxa"/>
+              <w:right w:w="120" w:type="dxa"/>
+            </w:tcMar>
+          </w:tcPr>
+          <w:p>
+            <w:pPr>
+              <w:rPr>
+                <w:b/>
+                <w:bCs/>
+              </w:rPr>
+            </w:pPr>
+            <w:proofErr w:type="spellStart"/>
+            <w:r>
+              <w:rPr>
+                <w:b/>
+                <w:bCs/>
+              </w:rPr>
+              <w:t>tree_method</w:t>
+            </w:r>
+            <w:proofErr w:type="spellEnd"/>
+          </w:p>
+        </w:tc>
+        <w:tc>
+          <w:tcPr>
+            <w:tcW w:w="1701" w:type="dxa"/>
+            <w:tcBorders>
+              <w:top w:val="single" w:sz="1" w:space="0" w:color="AAAAAA"/>
+              <w:left w:val="single" w:sz="1" w:space="0" w:color="AAAAAA"/>
+              <w:bottom w:val="single" w:sz="1" w:space="0" w:color="AAAAAA"/>
+              <w:right w:val="single" w:sz="1" w:space="0" w:color="AAAAAA"/>
+            </w:tcBorders>
+            <w:shd w:val="clear" w:color="auto" w:fill="FFFFFF"/>
+            <w:tcMar>
+              <w:top w:w="80" w:type="dxa"/>
+              <w:left w:w="120" w:type="dxa"/>
+              <w:bottom w:w="80" w:type="dxa"/>
+              <w:right w:w="120" w:type="dxa"/>
+            </w:tcMar>
+          </w:tcPr>
+          <w:p>
+            <w:r>
+              <w:t>hist</w:t>
+            </w:r>
+          </w:p>
+        </w:tc>
+        <w:tc>
+          <w:tcPr>
+            <w:tcW w:w="5675" w:type="dxa"/>
+            <w:tcBorders>
+              <w:top w:val="single" w:sz="1" w:space="0" w:color="AAAAAA"/>
+              <w:left w:val="single" w:sz="1" w:space="0" w:color="AAAAAA"/>
+              <w:bottom w:val="single" w:sz="1" w:space="0" w:color="AAAAAA"/>
+              <w:right w:val="single" w:sz="1" w:space="0" w:color="AAAAAA"/>
+            </w:tcBorders>
+            <w:shd w:val="clear" w:color="auto" w:fill="FFFFFF"/>
+            <w:tcMar>
+              <w:top w:w="80" w:type="dxa"/>
+              <w:left w:w="120" w:type="dxa"/>
+              <w:bottom w:w="80" w:type="dxa"/>
+              <w:right w:w="120" w:type="dxa"/>
+            </w:tcMar>
+          </w:tcPr>
+          <w:p>
+            <w:r>
+              <w:t>It's a histogram-based splitting for faster training on a larger dataset.</w:t>
+            </w:r>
+          </w:p>
         </w:tc>
       </w:tr>
       <w:tr>
         <w:tc>
           <w:tcPr>
-            <w:tcW w:w="3970" w:type="dxa"/>
-            <w:tcBorders>
-              <w:top w:val="single" w:sz="1" w:space="0" w:color="AAAAAA"/>
-              <w:left w:val="single" w:sz="1" w:space="0" w:color="AAAAAA"/>
-              <w:bottom w:val="single" w:sz="1" w:space="0" w:color="AAAAAA"/>
-              <w:right w:val="single" w:sz="1" w:space="0" w:color="AAAAAA"/>
-            </w:tcBorders>
-            <w:shd w:val="clear" w:color="auto" w:fill="FFFFFF"/>
-            <w:tcMar>
-              <w:top w:w="80" w:type="dxa"/>
-              <w:left w:w="120" w:type="dxa"/>
-              <w:bottom w:w="80" w:type="dxa"/>
-              <w:right w:w="120" w:type="dxa"/>
-            </w:tcMar>
-          </w:tcPr>
-          <w:p>
-            <w:pPr>
-              <w:rPr>
-                <w:b/>
-                <w:bCs/>
-              </w:rPr>
-            </w:pPr>
-            <w:r>
-              <w:rPr>
-                <w:rFonts w:ascii="Arial" w:eastAsia="Arial" w:hAnsi="Arial" w:cs="Arial"/>
-                <w:b/>
-                <w:bCs/>
-                <w:color w:val="000000"/>
-                <w:sz w:val="20"/>
-                <w:szCs w:val="20"/>
-              </w:rPr>
-              <w:t>Downloader</w:t>
-            </w:r>
-          </w:p>
-        </w:tc>
-        <w:tc>
-          <w:tcPr>
-            <w:tcW w:w="1844" w:type="dxa"/>
-            <w:tcBorders>
-              <w:top w:val="single" w:sz="1" w:space="0" w:color="AAAAAA"/>
-              <w:left w:val="single" w:sz="1" w:space="0" w:color="AAAAAA"/>
-              <w:bottom w:val="single" w:sz="1" w:space="0" w:color="AAAAAA"/>
-              <w:right w:val="single" w:sz="1" w:space="0" w:color="AAAAAA"/>
-            </w:tcBorders>
-            <w:shd w:val="clear" w:color="auto" w:fill="FFFFFF"/>
-            <w:tcMar>
-              <w:top w:w="80" w:type="dxa"/>
-              <w:left w:w="120" w:type="dxa"/>
-              <w:bottom w:w="80" w:type="dxa"/>
-              <w:right w:w="120" w:type="dxa"/>
-            </w:tcMar>
-          </w:tcPr>
-          <w:p/>
-        </w:tc>
-        <w:tc>
-          <w:tcPr>
-            <w:tcW w:w="1844" w:type="dxa"/>
-            <w:tcBorders>
-              <w:top w:val="single" w:sz="1" w:space="0" w:color="AAAAAA"/>
-              <w:left w:val="single" w:sz="1" w:space="0" w:color="AAAAAA"/>
-              <w:bottom w:val="single" w:sz="1" w:space="0" w:color="AAAAAA"/>
-              <w:right w:val="single" w:sz="1" w:space="0" w:color="AAAAAA"/>
-            </w:tcBorders>
-            <w:shd w:val="clear" w:color="auto" w:fill="FFFFFF"/>
-            <w:tcMar>
-              <w:top w:w="80" w:type="dxa"/>
-              <w:left w:w="120" w:type="dxa"/>
-              <w:bottom w:w="80" w:type="dxa"/>
-              <w:right w:w="120" w:type="dxa"/>
-            </w:tcMar>
-          </w:tcPr>
-          <w:p/>
-        </w:tc>
-        <w:tc>
-          <w:tcPr>
-            <w:tcW w:w="1702" w:type="dxa"/>
-            <w:tcBorders>
-              <w:top w:val="single" w:sz="1" w:space="0" w:color="AAAAAA"/>
-              <w:left w:val="single" w:sz="1" w:space="0" w:color="AAAAAA"/>
-              <w:bottom w:val="single" w:sz="1" w:space="0" w:color="AAAAAA"/>
-              <w:right w:val="single" w:sz="1" w:space="0" w:color="AAAAAA"/>
-            </w:tcBorders>
-            <w:shd w:val="clear" w:color="auto" w:fill="FFFFFF"/>
-            <w:tcMar>
-              <w:top w:w="80" w:type="dxa"/>
-              <w:left w:w="120" w:type="dxa"/>
-              <w:bottom w:w="80" w:type="dxa"/>
-              <w:right w:w="120" w:type="dxa"/>
-            </w:tcMar>
-          </w:tcPr>
-          <w:p/>
+            <w:tcW w:w="1984" w:type="dxa"/>
+            <w:tcBorders>
+              <w:top w:val="single" w:sz="1" w:space="0" w:color="AAAAAA"/>
+              <w:left w:val="single" w:sz="1" w:space="0" w:color="AAAAAA"/>
+              <w:bottom w:val="single" w:sz="1" w:space="0" w:color="AAAAAA"/>
+              <w:right w:val="single" w:sz="1" w:space="0" w:color="AAAAAA"/>
+            </w:tcBorders>
+            <w:shd w:val="clear" w:color="auto" w:fill="FFFFFF"/>
+            <w:tcMar>
+              <w:top w:w="80" w:type="dxa"/>
+              <w:left w:w="120" w:type="dxa"/>
+              <w:bottom w:w="80" w:type="dxa"/>
+              <w:right w:w="120" w:type="dxa"/>
+            </w:tcMar>
+          </w:tcPr>
+          <w:p>
+            <w:pPr>
+              <w:rPr>
+                <w:b/>
+                <w:bCs/>
+              </w:rPr>
+            </w:pPr>
+            <w:proofErr w:type="spellStart"/>
+            <w:r>
+              <w:rPr>
+                <w:b/>
+                <w:bCs/>
+              </w:rPr>
+              <w:t>n_iter</w:t>
+            </w:r>
+            <w:proofErr w:type="spellEnd"/>
+          </w:p>
+        </w:tc>
+        <w:tc>
+          <w:tcPr>
+            <w:tcW w:w="1701" w:type="dxa"/>
+            <w:tcBorders>
+              <w:top w:val="single" w:sz="1" w:space="0" w:color="AAAAAA"/>
+              <w:left w:val="single" w:sz="1" w:space="0" w:color="AAAAAA"/>
+              <w:bottom w:val="single" w:sz="1" w:space="0" w:color="AAAAAA"/>
+              <w:right w:val="single" w:sz="1" w:space="0" w:color="AAAAAA"/>
+            </w:tcBorders>
+            <w:shd w:val="clear" w:color="auto" w:fill="FFFFFF"/>
+            <w:tcMar>
+              <w:top w:w="80" w:type="dxa"/>
+              <w:left w:w="120" w:type="dxa"/>
+              <w:bottom w:w="80" w:type="dxa"/>
+              <w:right w:w="120" w:type="dxa"/>
+            </w:tcMar>
+          </w:tcPr>
+          <w:p>
+            <w:r>
+              <w:t>5</w:t>
+            </w:r>
+          </w:p>
+        </w:tc>
+        <w:tc>
+          <w:tcPr>
+            <w:tcW w:w="5675" w:type="dxa"/>
+            <w:tcBorders>
+              <w:top w:val="single" w:sz="1" w:space="0" w:color="AAAAAA"/>
+              <w:left w:val="single" w:sz="1" w:space="0" w:color="AAAAAA"/>
+              <w:bottom w:val="single" w:sz="1" w:space="0" w:color="AAAAAA"/>
+              <w:right w:val="single" w:sz="1" w:space="0" w:color="AAAAAA"/>
+            </w:tcBorders>
+            <w:shd w:val="clear" w:color="auto" w:fill="FFFFFF"/>
+            <w:tcMar>
+              <w:top w:w="80" w:type="dxa"/>
+              <w:left w:w="120" w:type="dxa"/>
+              <w:bottom w:w="80" w:type="dxa"/>
+              <w:right w:w="120" w:type="dxa"/>
+            </w:tcMar>
+          </w:tcPr>
+          <w:p>
+            <w:r>
+              <w:t>Reduced to limit training time.</w:t>
+            </w:r>
+          </w:p>
         </w:tc>
       </w:tr>
       <w:tr>
         <w:tc>
           <w:tcPr>
-            <w:tcW w:w="3970" w:type="dxa"/>
-            <w:tcBorders>
-              <w:top w:val="single" w:sz="1" w:space="0" w:color="AAAAAA"/>
-              <w:left w:val="single" w:sz="1" w:space="0" w:color="AAAAAA"/>
-              <w:bottom w:val="single" w:sz="1" w:space="0" w:color="AAAAAA"/>
-              <w:right w:val="single" w:sz="1" w:space="0" w:color="AAAAAA"/>
-            </w:tcBorders>
-            <w:shd w:val="clear" w:color="auto" w:fill="FFFFFF"/>
-            <w:tcMar>
-              <w:top w:w="80" w:type="dxa"/>
-              <w:left w:w="120" w:type="dxa"/>
-              <w:bottom w:w="80" w:type="dxa"/>
-              <w:right w:w="120" w:type="dxa"/>
-            </w:tcMar>
-          </w:tcPr>
-          <w:p>
-            <w:pPr>
-              <w:rPr>
-                <w:b/>
-                <w:bCs/>
-              </w:rPr>
-            </w:pPr>
-            <w:r>
-              <w:rPr>
-                <w:rFonts w:ascii="Arial" w:eastAsia="Arial" w:hAnsi="Arial" w:cs="Arial"/>
-                <w:b/>
-                <w:bCs/>
-                <w:color w:val="000000"/>
-                <w:sz w:val="20"/>
-                <w:szCs w:val="20"/>
-              </w:rPr>
-              <w:t>Ransomware</w:t>
-            </w:r>
-          </w:p>
-        </w:tc>
-        <w:tc>
-          <w:tcPr>
-            <w:tcW w:w="1844" w:type="dxa"/>
-            <w:tcBorders>
-              <w:top w:val="single" w:sz="1" w:space="0" w:color="AAAAAA"/>
-              <w:left w:val="single" w:sz="1" w:space="0" w:color="AAAAAA"/>
-              <w:bottom w:val="single" w:sz="1" w:space="0" w:color="AAAAAA"/>
-              <w:right w:val="single" w:sz="1" w:space="0" w:color="AAAAAA"/>
-            </w:tcBorders>
-            <w:shd w:val="clear" w:color="auto" w:fill="FFFFFF"/>
-            <w:tcMar>
-              <w:top w:w="80" w:type="dxa"/>
-              <w:left w:w="120" w:type="dxa"/>
-              <w:bottom w:w="80" w:type="dxa"/>
-              <w:right w:w="120" w:type="dxa"/>
-            </w:tcMar>
-          </w:tcPr>
-          <w:p/>
-        </w:tc>
-        <w:tc>
-          <w:tcPr>
-            <w:tcW w:w="1844" w:type="dxa"/>
-            <w:tcBorders>
-              <w:top w:val="single" w:sz="1" w:space="0" w:color="AAAAAA"/>
-              <w:left w:val="single" w:sz="1" w:space="0" w:color="AAAAAA"/>
-              <w:bottom w:val="single" w:sz="1" w:space="0" w:color="AAAAAA"/>
-              <w:right w:val="single" w:sz="1" w:space="0" w:color="AAAAAA"/>
-            </w:tcBorders>
-            <w:shd w:val="clear" w:color="auto" w:fill="FFFFFF"/>
-            <w:tcMar>
-              <w:top w:w="80" w:type="dxa"/>
-              <w:left w:w="120" w:type="dxa"/>
-              <w:bottom w:w="80" w:type="dxa"/>
-              <w:right w:w="120" w:type="dxa"/>
-            </w:tcMar>
-          </w:tcPr>
-          <w:p/>
-        </w:tc>
-        <w:tc>
-          <w:tcPr>
-            <w:tcW w:w="1702" w:type="dxa"/>
-            <w:tcBorders>
-              <w:top w:val="single" w:sz="1" w:space="0" w:color="AAAAAA"/>
-              <w:left w:val="single" w:sz="1" w:space="0" w:color="AAAAAA"/>
-              <w:bottom w:val="single" w:sz="1" w:space="0" w:color="AAAAAA"/>
-              <w:right w:val="single" w:sz="1" w:space="0" w:color="AAAAAA"/>
-            </w:tcBorders>
-            <w:shd w:val="clear" w:color="auto" w:fill="FFFFFF"/>
-            <w:tcMar>
-              <w:top w:w="80" w:type="dxa"/>
-              <w:left w:w="120" w:type="dxa"/>
-              <w:bottom w:w="80" w:type="dxa"/>
-              <w:right w:w="120" w:type="dxa"/>
-            </w:tcMar>
-          </w:tcPr>
-          <w:p/>
+            <w:tcW w:w="1984" w:type="dxa"/>
+            <w:tcBorders>
+              <w:top w:val="single" w:sz="1" w:space="0" w:color="AAAAAA"/>
+              <w:left w:val="single" w:sz="1" w:space="0" w:color="AAAAAA"/>
+              <w:bottom w:val="single" w:sz="1" w:space="0" w:color="AAAAAA"/>
+              <w:right w:val="single" w:sz="1" w:space="0" w:color="AAAAAA"/>
+            </w:tcBorders>
+            <w:shd w:val="clear" w:color="auto" w:fill="FFFFFF"/>
+            <w:tcMar>
+              <w:top w:w="80" w:type="dxa"/>
+              <w:left w:w="120" w:type="dxa"/>
+              <w:bottom w:w="80" w:type="dxa"/>
+              <w:right w:w="120" w:type="dxa"/>
+            </w:tcMar>
+          </w:tcPr>
+          <w:p>
+            <w:pPr>
+              <w:rPr>
+                <w:b/>
+                <w:bCs/>
+              </w:rPr>
+            </w:pPr>
+            <w:r>
+              <w:rPr>
+                <w:b/>
+                <w:bCs/>
+              </w:rPr>
+              <w:t>cv</w:t>
+            </w:r>
+          </w:p>
+        </w:tc>
+        <w:tc>
+          <w:tcPr>
+            <w:tcW w:w="1701" w:type="dxa"/>
+            <w:tcBorders>
+              <w:top w:val="single" w:sz="1" w:space="0" w:color="AAAAAA"/>
+              <w:left w:val="single" w:sz="1" w:space="0" w:color="AAAAAA"/>
+              <w:bottom w:val="single" w:sz="1" w:space="0" w:color="AAAAAA"/>
+              <w:right w:val="single" w:sz="1" w:space="0" w:color="AAAAAA"/>
+            </w:tcBorders>
+            <w:shd w:val="clear" w:color="auto" w:fill="FFFFFF"/>
+            <w:tcMar>
+              <w:top w:w="80" w:type="dxa"/>
+              <w:left w:w="120" w:type="dxa"/>
+              <w:bottom w:w="80" w:type="dxa"/>
+              <w:right w:w="120" w:type="dxa"/>
+            </w:tcMar>
+          </w:tcPr>
+          <w:p>
+            <w:r>
+              <w:t xml:space="preserve">2-fold </w:t>
+            </w:r>
+            <w:r>
+              <w:t>stratified</w:t>
+            </w:r>
+          </w:p>
+        </w:tc>
+        <w:tc>
+          <w:tcPr>
+            <w:tcW w:w="5675" w:type="dxa"/>
+            <w:tcBorders>
+              <w:top w:val="single" w:sz="1" w:space="0" w:color="AAAAAA"/>
+              <w:left w:val="single" w:sz="1" w:space="0" w:color="AAAAAA"/>
+              <w:bottom w:val="single" w:sz="1" w:space="0" w:color="AAAAAA"/>
+              <w:right w:val="single" w:sz="1" w:space="0" w:color="AAAAAA"/>
+            </w:tcBorders>
+            <w:shd w:val="clear" w:color="auto" w:fill="FFFFFF"/>
+            <w:tcMar>
+              <w:top w:w="80" w:type="dxa"/>
+              <w:left w:w="120" w:type="dxa"/>
+              <w:bottom w:w="80" w:type="dxa"/>
+              <w:right w:w="120" w:type="dxa"/>
+            </w:tcMar>
+          </w:tcPr>
+          <w:p>
+            <w:r>
+              <w:t>Faster cross-validation while maintaining class balance</w:t>
+            </w:r>
+          </w:p>
         </w:tc>
       </w:tr>
       <w:tr>
         <w:tc>
           <w:tcPr>
-            <w:tcW w:w="3970" w:type="dxa"/>
-            <w:tcBorders>
-              <w:top w:val="single" w:sz="1" w:space="0" w:color="AAAAAA"/>
-              <w:left w:val="single" w:sz="1" w:space="0" w:color="AAAAAA"/>
-              <w:bottom w:val="single" w:sz="1" w:space="0" w:color="AAAAAA"/>
-              <w:right w:val="single" w:sz="1" w:space="0" w:color="AAAAAA"/>
-            </w:tcBorders>
-            <w:shd w:val="clear" w:color="auto" w:fill="FFFFFF"/>
-            <w:tcMar>
-              <w:top w:w="80" w:type="dxa"/>
-              <w:left w:w="120" w:type="dxa"/>
-              <w:bottom w:w="80" w:type="dxa"/>
-              <w:right w:w="120" w:type="dxa"/>
-            </w:tcMar>
-          </w:tcPr>
-          <w:p>
-            <w:pPr>
-              <w:rPr>
-                <w:b/>
-                <w:bCs/>
-              </w:rPr>
-            </w:pPr>
-            <w:r>
-              <w:rPr>
-                <w:rFonts w:ascii="Arial" w:eastAsia="Arial" w:hAnsi="Arial" w:cs="Arial"/>
-                <w:b/>
-                <w:bCs/>
-                <w:color w:val="000000"/>
-                <w:sz w:val="20"/>
-                <w:szCs w:val="20"/>
-              </w:rPr>
-              <w:t>Dropper</w:t>
-            </w:r>
-          </w:p>
-        </w:tc>
-        <w:tc>
-          <w:tcPr>
-            <w:tcW w:w="1844" w:type="dxa"/>
-            <w:tcBorders>
-              <w:top w:val="single" w:sz="1" w:space="0" w:color="AAAAAA"/>
-              <w:left w:val="single" w:sz="1" w:space="0" w:color="AAAAAA"/>
-              <w:bottom w:val="single" w:sz="1" w:space="0" w:color="AAAAAA"/>
-              <w:right w:val="single" w:sz="1" w:space="0" w:color="AAAAAA"/>
-            </w:tcBorders>
-            <w:shd w:val="clear" w:color="auto" w:fill="FFFFFF"/>
-            <w:tcMar>
-              <w:top w:w="80" w:type="dxa"/>
-              <w:left w:w="120" w:type="dxa"/>
-              <w:bottom w:w="80" w:type="dxa"/>
-              <w:right w:w="120" w:type="dxa"/>
-            </w:tcMar>
-          </w:tcPr>
-          <w:p/>
-        </w:tc>
-        <w:tc>
-          <w:tcPr>
-            <w:tcW w:w="1844" w:type="dxa"/>
-            <w:tcBorders>
-              <w:top w:val="single" w:sz="1" w:space="0" w:color="AAAAAA"/>
-              <w:left w:val="single" w:sz="1" w:space="0" w:color="AAAAAA"/>
-              <w:bottom w:val="single" w:sz="1" w:space="0" w:color="AAAAAA"/>
-              <w:right w:val="single" w:sz="1" w:space="0" w:color="AAAAAA"/>
-            </w:tcBorders>
-            <w:shd w:val="clear" w:color="auto" w:fill="FFFFFF"/>
-            <w:tcMar>
-              <w:top w:w="80" w:type="dxa"/>
-              <w:left w:w="120" w:type="dxa"/>
-              <w:bottom w:w="80" w:type="dxa"/>
-              <w:right w:w="120" w:type="dxa"/>
-            </w:tcMar>
-          </w:tcPr>
-          <w:p/>
-        </w:tc>
-        <w:tc>
-          <w:tcPr>
-            <w:tcW w:w="1702" w:type="dxa"/>
-            <w:tcBorders>
-              <w:top w:val="single" w:sz="1" w:space="0" w:color="AAAAAA"/>
-              <w:left w:val="single" w:sz="1" w:space="0" w:color="AAAAAA"/>
-              <w:bottom w:val="single" w:sz="1" w:space="0" w:color="AAAAAA"/>
-              <w:right w:val="single" w:sz="1" w:space="0" w:color="AAAAAA"/>
-            </w:tcBorders>
-            <w:shd w:val="clear" w:color="auto" w:fill="FFFFFF"/>
-            <w:tcMar>
-              <w:top w:w="80" w:type="dxa"/>
-              <w:left w:w="120" w:type="dxa"/>
-              <w:bottom w:w="80" w:type="dxa"/>
-              <w:right w:w="120" w:type="dxa"/>
-            </w:tcMar>
-          </w:tcPr>
-          <w:p/>
-        </w:tc>
-      </w:tr>
-      <w:tr>
-        <w:tc>
-          <w:tcPr>
-            <w:tcW w:w="3970" w:type="dxa"/>
-            <w:tcBorders>
-              <w:top w:val="single" w:sz="1" w:space="0" w:color="AAAAAA"/>
-              <w:left w:val="single" w:sz="1" w:space="0" w:color="AAAAAA"/>
-              <w:bottom w:val="single" w:sz="1" w:space="0" w:color="AAAAAA"/>
-              <w:right w:val="single" w:sz="1" w:space="0" w:color="AAAAAA"/>
-            </w:tcBorders>
-            <w:shd w:val="clear" w:color="auto" w:fill="FFFFFF"/>
-            <w:tcMar>
-              <w:top w:w="80" w:type="dxa"/>
-              <w:left w:w="120" w:type="dxa"/>
-              <w:bottom w:w="80" w:type="dxa"/>
-              <w:right w:w="120" w:type="dxa"/>
-            </w:tcMar>
-          </w:tcPr>
-          <w:p>
-            <w:pPr>
-              <w:rPr>
-                <w:b/>
-                <w:bCs/>
-              </w:rPr>
-            </w:pPr>
-            <w:r>
-              <w:rPr>
-                <w:rFonts w:ascii="Arial" w:eastAsia="Arial" w:hAnsi="Arial" w:cs="Arial"/>
-                <w:b/>
-                <w:bCs/>
-                <w:color w:val="000000"/>
-                <w:sz w:val="20"/>
-                <w:szCs w:val="20"/>
-              </w:rPr>
-              <w:t>Info Stealer</w:t>
-            </w:r>
-          </w:p>
-        </w:tc>
-        <w:tc>
-          <w:tcPr>
-            <w:tcW w:w="1844" w:type="dxa"/>
-            <w:tcBorders>
-              <w:top w:val="single" w:sz="1" w:space="0" w:color="AAAAAA"/>
-              <w:left w:val="single" w:sz="1" w:space="0" w:color="AAAAAA"/>
-              <w:bottom w:val="single" w:sz="1" w:space="0" w:color="AAAAAA"/>
-              <w:right w:val="single" w:sz="1" w:space="0" w:color="AAAAAA"/>
-            </w:tcBorders>
-            <w:shd w:val="clear" w:color="auto" w:fill="FFFFFF"/>
-            <w:tcMar>
-              <w:top w:w="80" w:type="dxa"/>
-              <w:left w:w="120" w:type="dxa"/>
-              <w:bottom w:w="80" w:type="dxa"/>
-              <w:right w:w="120" w:type="dxa"/>
-            </w:tcMar>
-          </w:tcPr>
-          <w:p/>
-        </w:tc>
-        <w:tc>
-          <w:tcPr>
-            <w:tcW w:w="1844" w:type="dxa"/>
-            <w:tcBorders>
-              <w:top w:val="single" w:sz="1" w:space="0" w:color="AAAAAA"/>
-              <w:left w:val="single" w:sz="1" w:space="0" w:color="AAAAAA"/>
-              <w:bottom w:val="single" w:sz="1" w:space="0" w:color="AAAAAA"/>
-              <w:right w:val="single" w:sz="1" w:space="0" w:color="AAAAAA"/>
-            </w:tcBorders>
-            <w:shd w:val="clear" w:color="auto" w:fill="FFFFFF"/>
-            <w:tcMar>
-              <w:top w:w="80" w:type="dxa"/>
-              <w:left w:w="120" w:type="dxa"/>
-              <w:bottom w:w="80" w:type="dxa"/>
-              <w:right w:w="120" w:type="dxa"/>
-            </w:tcMar>
-          </w:tcPr>
-          <w:p/>
-        </w:tc>
-        <w:tc>
-          <w:tcPr>
-            <w:tcW w:w="1702" w:type="dxa"/>
-            <w:tcBorders>
-              <w:top w:val="single" w:sz="1" w:space="0" w:color="AAAAAA"/>
-              <w:left w:val="single" w:sz="1" w:space="0" w:color="AAAAAA"/>
-              <w:bottom w:val="single" w:sz="1" w:space="0" w:color="AAAAAA"/>
-              <w:right w:val="single" w:sz="1" w:space="0" w:color="AAAAAA"/>
-            </w:tcBorders>
-            <w:shd w:val="clear" w:color="auto" w:fill="FFFFFF"/>
-            <w:tcMar>
-              <w:top w:w="80" w:type="dxa"/>
-              <w:left w:w="120" w:type="dxa"/>
-              <w:bottom w:w="80" w:type="dxa"/>
-              <w:right w:w="120" w:type="dxa"/>
-            </w:tcMar>
-          </w:tcPr>
-          <w:p/>
-        </w:tc>
-      </w:tr>
-      <w:tr>
-        <w:tc>
-          <w:tcPr>
-            <w:tcW w:w="3970" w:type="dxa"/>
-            <w:tcBorders>
-              <w:top w:val="single" w:sz="1" w:space="0" w:color="AAAAAA"/>
-              <w:left w:val="single" w:sz="1" w:space="0" w:color="AAAAAA"/>
-              <w:bottom w:val="single" w:sz="1" w:space="0" w:color="AAAAAA"/>
-              <w:right w:val="single" w:sz="1" w:space="0" w:color="AAAAAA"/>
-            </w:tcBorders>
-            <w:shd w:val="clear" w:color="auto" w:fill="FFFFFF"/>
-            <w:tcMar>
-              <w:top w:w="80" w:type="dxa"/>
-              <w:left w:w="120" w:type="dxa"/>
-              <w:bottom w:w="80" w:type="dxa"/>
-              <w:right w:w="120" w:type="dxa"/>
-            </w:tcMar>
-          </w:tcPr>
-          <w:p>
-            <w:pPr>
-              <w:rPr>
-                <w:b/>
-                <w:bCs/>
-              </w:rPr>
-            </w:pPr>
-            <w:r>
-              <w:rPr>
-                <w:rFonts w:ascii="Arial" w:eastAsia="Arial" w:hAnsi="Arial" w:cs="Arial"/>
-                <w:b/>
-                <w:bCs/>
-                <w:color w:val="000000"/>
-                <w:sz w:val="20"/>
-                <w:szCs w:val="20"/>
-              </w:rPr>
-              <w:t>Virus</w:t>
-            </w:r>
-          </w:p>
-        </w:tc>
-        <w:tc>
-          <w:tcPr>
-            <w:tcW w:w="1844" w:type="dxa"/>
-            <w:tcBorders>
-              <w:top w:val="single" w:sz="1" w:space="0" w:color="AAAAAA"/>
-              <w:left w:val="single" w:sz="1" w:space="0" w:color="AAAAAA"/>
-              <w:bottom w:val="single" w:sz="1" w:space="0" w:color="AAAAAA"/>
-              <w:right w:val="single" w:sz="1" w:space="0" w:color="AAAAAA"/>
-            </w:tcBorders>
-            <w:shd w:val="clear" w:color="auto" w:fill="FFFFFF"/>
-            <w:tcMar>
-              <w:top w:w="80" w:type="dxa"/>
-              <w:left w:w="120" w:type="dxa"/>
-              <w:bottom w:w="80" w:type="dxa"/>
-              <w:right w:w="120" w:type="dxa"/>
-            </w:tcMar>
-          </w:tcPr>
-          <w:p/>
-        </w:tc>
-        <w:tc>
-          <w:tcPr>
-            <w:tcW w:w="1844" w:type="dxa"/>
-            <w:tcBorders>
-              <w:top w:val="single" w:sz="1" w:space="0" w:color="AAAAAA"/>
-              <w:left w:val="single" w:sz="1" w:space="0" w:color="AAAAAA"/>
-              <w:bottom w:val="single" w:sz="1" w:space="0" w:color="AAAAAA"/>
-              <w:right w:val="single" w:sz="1" w:space="0" w:color="AAAAAA"/>
-            </w:tcBorders>
-            <w:shd w:val="clear" w:color="auto" w:fill="FFFFFF"/>
-            <w:tcMar>
-              <w:top w:w="80" w:type="dxa"/>
-              <w:left w:w="120" w:type="dxa"/>
-              <w:bottom w:w="80" w:type="dxa"/>
-              <w:right w:w="120" w:type="dxa"/>
-            </w:tcMar>
-          </w:tcPr>
-          <w:p/>
-        </w:tc>
-        <w:tc>
-          <w:tcPr>
-            <w:tcW w:w="1702" w:type="dxa"/>
-            <w:tcBorders>
-              <w:top w:val="single" w:sz="1" w:space="0" w:color="AAAAAA"/>
-              <w:left w:val="single" w:sz="1" w:space="0" w:color="AAAAAA"/>
-              <w:bottom w:val="single" w:sz="1" w:space="0" w:color="AAAAAA"/>
-              <w:right w:val="single" w:sz="1" w:space="0" w:color="AAAAAA"/>
-            </w:tcBorders>
-            <w:shd w:val="clear" w:color="auto" w:fill="FFFFFF"/>
-            <w:tcMar>
-              <w:top w:w="80" w:type="dxa"/>
-              <w:left w:w="120" w:type="dxa"/>
-              <w:bottom w:w="80" w:type="dxa"/>
-              <w:right w:w="120" w:type="dxa"/>
-            </w:tcMar>
-          </w:tcPr>
-          <w:p/>
-        </w:tc>
-      </w:tr>
-      <w:tr>
-        <w:tc>
-          <w:tcPr>
-            <w:tcW w:w="3970" w:type="dxa"/>
-            <w:tcBorders>
-              <w:top w:val="single" w:sz="1" w:space="0" w:color="AAAAAA"/>
-              <w:left w:val="single" w:sz="1" w:space="0" w:color="AAAAAA"/>
-              <w:bottom w:val="single" w:sz="1" w:space="0" w:color="AAAAAA"/>
-              <w:right w:val="single" w:sz="1" w:space="0" w:color="AAAAAA"/>
-            </w:tcBorders>
-            <w:shd w:val="clear" w:color="auto" w:fill="FFFFFF"/>
-            <w:tcMar>
-              <w:top w:w="80" w:type="dxa"/>
-              <w:left w:w="120" w:type="dxa"/>
-              <w:bottom w:w="80" w:type="dxa"/>
-              <w:right w:w="120" w:type="dxa"/>
-            </w:tcMar>
-          </w:tcPr>
-          <w:p>
-            <w:pPr>
-              <w:rPr>
-                <w:b/>
-                <w:bCs/>
-              </w:rPr>
-            </w:pPr>
-            <w:r>
-              <w:rPr>
-                <w:rFonts w:ascii="Arial" w:eastAsia="Arial" w:hAnsi="Arial" w:cs="Arial"/>
-                <w:b/>
-                <w:bCs/>
-                <w:color w:val="000000"/>
-                <w:sz w:val="20"/>
-                <w:szCs w:val="20"/>
-              </w:rPr>
-              <w:t>PUA</w:t>
-            </w:r>
-          </w:p>
-        </w:tc>
-        <w:tc>
-          <w:tcPr>
-            <w:tcW w:w="1844" w:type="dxa"/>
-            <w:tcBorders>
-              <w:top w:val="single" w:sz="1" w:space="0" w:color="AAAAAA"/>
-              <w:left w:val="single" w:sz="1" w:space="0" w:color="AAAAAA"/>
-              <w:bottom w:val="single" w:sz="1" w:space="0" w:color="AAAAAA"/>
-              <w:right w:val="single" w:sz="1" w:space="0" w:color="AAAAAA"/>
-            </w:tcBorders>
-            <w:shd w:val="clear" w:color="auto" w:fill="FFFFFF"/>
-            <w:tcMar>
-              <w:top w:w="80" w:type="dxa"/>
-              <w:left w:w="120" w:type="dxa"/>
-              <w:bottom w:w="80" w:type="dxa"/>
-              <w:right w:w="120" w:type="dxa"/>
-            </w:tcMar>
-          </w:tcPr>
-          <w:p/>
-        </w:tc>
-        <w:tc>
-          <w:tcPr>
-            <w:tcW w:w="1844" w:type="dxa"/>
-            <w:tcBorders>
-              <w:top w:val="single" w:sz="1" w:space="0" w:color="AAAAAA"/>
-              <w:left w:val="single" w:sz="1" w:space="0" w:color="AAAAAA"/>
-              <w:bottom w:val="single" w:sz="1" w:space="0" w:color="AAAAAA"/>
-              <w:right w:val="single" w:sz="1" w:space="0" w:color="AAAAAA"/>
-            </w:tcBorders>
-            <w:shd w:val="clear" w:color="auto" w:fill="FFFFFF"/>
-            <w:tcMar>
-              <w:top w:w="80" w:type="dxa"/>
-              <w:left w:w="120" w:type="dxa"/>
-              <w:bottom w:w="80" w:type="dxa"/>
-              <w:right w:w="120" w:type="dxa"/>
-            </w:tcMar>
-          </w:tcPr>
-          <w:p/>
-        </w:tc>
-        <w:tc>
-          <w:tcPr>
-            <w:tcW w:w="1702" w:type="dxa"/>
-            <w:tcBorders>
-              <w:top w:val="single" w:sz="1" w:space="0" w:color="AAAAAA"/>
-              <w:left w:val="single" w:sz="1" w:space="0" w:color="AAAAAA"/>
-              <w:bottom w:val="single" w:sz="1" w:space="0" w:color="AAAAAA"/>
-              <w:right w:val="single" w:sz="1" w:space="0" w:color="AAAAAA"/>
-            </w:tcBorders>
-            <w:shd w:val="clear" w:color="auto" w:fill="FFFFFF"/>
-            <w:tcMar>
-              <w:top w:w="80" w:type="dxa"/>
-              <w:left w:w="120" w:type="dxa"/>
-              <w:bottom w:w="80" w:type="dxa"/>
-              <w:right w:w="120" w:type="dxa"/>
-            </w:tcMar>
-          </w:tcPr>
-          <w:p/>
-        </w:tc>
-      </w:tr>
-      <w:tr>
-        <w:tc>
-          <w:tcPr>
-            <w:tcW w:w="3970" w:type="dxa"/>
-            <w:tcBorders>
-              <w:top w:val="single" w:sz="1" w:space="0" w:color="AAAAAA"/>
-              <w:left w:val="single" w:sz="1" w:space="0" w:color="AAAAAA"/>
-              <w:bottom w:val="single" w:sz="1" w:space="0" w:color="AAAAAA"/>
-              <w:right w:val="single" w:sz="1" w:space="0" w:color="AAAAAA"/>
-            </w:tcBorders>
-            <w:shd w:val="clear" w:color="auto" w:fill="FFFFFF"/>
-            <w:tcMar>
-              <w:top w:w="80" w:type="dxa"/>
-              <w:left w:w="120" w:type="dxa"/>
-              <w:bottom w:w="80" w:type="dxa"/>
-              <w:right w:w="120" w:type="dxa"/>
-            </w:tcMar>
-          </w:tcPr>
-          <w:p>
-            <w:pPr>
-              <w:rPr>
-                <w:b/>
-                <w:bCs/>
-              </w:rPr>
-            </w:pPr>
-            <w:r>
-              <w:rPr>
-                <w:rFonts w:ascii="Arial" w:eastAsia="Arial" w:hAnsi="Arial" w:cs="Arial"/>
-                <w:b/>
-                <w:bCs/>
-                <w:color w:val="000000"/>
-                <w:sz w:val="20"/>
-                <w:szCs w:val="20"/>
-              </w:rPr>
-              <w:t>Cryptominer</w:t>
-            </w:r>
-          </w:p>
-        </w:tc>
-        <w:tc>
-          <w:tcPr>
-            <w:tcW w:w="1844" w:type="dxa"/>
-            <w:tcBorders>
-              <w:top w:val="single" w:sz="1" w:space="0" w:color="AAAAAA"/>
-              <w:left w:val="single" w:sz="1" w:space="0" w:color="AAAAAA"/>
-              <w:bottom w:val="single" w:sz="1" w:space="0" w:color="AAAAAA"/>
-              <w:right w:val="single" w:sz="1" w:space="0" w:color="AAAAAA"/>
-            </w:tcBorders>
-            <w:shd w:val="clear" w:color="auto" w:fill="FFFFFF"/>
-            <w:tcMar>
-              <w:top w:w="80" w:type="dxa"/>
-              <w:left w:w="120" w:type="dxa"/>
-              <w:bottom w:w="80" w:type="dxa"/>
-              <w:right w:w="120" w:type="dxa"/>
-            </w:tcMar>
-          </w:tcPr>
-          <w:p/>
-        </w:tc>
-        <w:tc>
-          <w:tcPr>
-            <w:tcW w:w="1844" w:type="dxa"/>
-            <w:tcBorders>
-              <w:top w:val="single" w:sz="1" w:space="0" w:color="AAAAAA"/>
-              <w:left w:val="single" w:sz="1" w:space="0" w:color="AAAAAA"/>
-              <w:bottom w:val="single" w:sz="1" w:space="0" w:color="AAAAAA"/>
-              <w:right w:val="single" w:sz="1" w:space="0" w:color="AAAAAA"/>
-            </w:tcBorders>
-            <w:shd w:val="clear" w:color="auto" w:fill="FFFFFF"/>
-            <w:tcMar>
-              <w:top w:w="80" w:type="dxa"/>
-              <w:left w:w="120" w:type="dxa"/>
-              <w:bottom w:w="80" w:type="dxa"/>
-              <w:right w:w="120" w:type="dxa"/>
-            </w:tcMar>
-          </w:tcPr>
-          <w:p/>
-        </w:tc>
-        <w:tc>
-          <w:tcPr>
-            <w:tcW w:w="1702" w:type="dxa"/>
-            <w:tcBorders>
-              <w:top w:val="single" w:sz="1" w:space="0" w:color="AAAAAA"/>
-              <w:left w:val="single" w:sz="1" w:space="0" w:color="AAAAAA"/>
-              <w:bottom w:val="single" w:sz="1" w:space="0" w:color="AAAAAA"/>
-              <w:right w:val="single" w:sz="1" w:space="0" w:color="AAAAAA"/>
-            </w:tcBorders>
-            <w:shd w:val="clear" w:color="auto" w:fill="FFFFFF"/>
-            <w:tcMar>
-              <w:top w:w="80" w:type="dxa"/>
-              <w:left w:w="120" w:type="dxa"/>
-              <w:bottom w:w="80" w:type="dxa"/>
-              <w:right w:w="120" w:type="dxa"/>
-            </w:tcMar>
-          </w:tcPr>
-          <w:p/>
-        </w:tc>
-      </w:tr>
-      <w:tr>
-        <w:tc>
-          <w:tcPr>
-            <w:tcW w:w="3970" w:type="dxa"/>
-            <w:tcBorders>
-              <w:top w:val="single" w:sz="1" w:space="0" w:color="AAAAAA"/>
-              <w:left w:val="single" w:sz="1" w:space="0" w:color="AAAAAA"/>
-              <w:bottom w:val="single" w:sz="1" w:space="0" w:color="AAAAAA"/>
-              <w:right w:val="single" w:sz="1" w:space="0" w:color="AAAAAA"/>
-            </w:tcBorders>
-            <w:shd w:val="clear" w:color="auto" w:fill="FFFFFF"/>
-            <w:tcMar>
-              <w:top w:w="80" w:type="dxa"/>
-              <w:left w:w="120" w:type="dxa"/>
-              <w:bottom w:w="80" w:type="dxa"/>
-              <w:right w:w="120" w:type="dxa"/>
-            </w:tcMar>
-          </w:tcPr>
-          <w:p>
-            <w:pPr>
-              <w:rPr>
-                <w:b/>
-                <w:bCs/>
-              </w:rPr>
-            </w:pPr>
-            <w:r>
-              <w:rPr>
-                <w:rFonts w:ascii="Arial" w:eastAsia="Arial" w:hAnsi="Arial" w:cs="Arial"/>
-                <w:b/>
-                <w:bCs/>
-                <w:color w:val="000000"/>
-                <w:sz w:val="20"/>
-                <w:szCs w:val="20"/>
-              </w:rPr>
-              <w:t>P2P-Worm</w:t>
-            </w:r>
-          </w:p>
-        </w:tc>
-        <w:tc>
-          <w:tcPr>
-            <w:tcW w:w="1844" w:type="dxa"/>
-            <w:tcBorders>
-              <w:top w:val="single" w:sz="1" w:space="0" w:color="AAAAAA"/>
-              <w:left w:val="single" w:sz="1" w:space="0" w:color="AAAAAA"/>
-              <w:bottom w:val="single" w:sz="1" w:space="0" w:color="AAAAAA"/>
-              <w:right w:val="single" w:sz="1" w:space="0" w:color="AAAAAA"/>
-            </w:tcBorders>
-            <w:shd w:val="clear" w:color="auto" w:fill="FFFFFF"/>
-            <w:tcMar>
-              <w:top w:w="80" w:type="dxa"/>
-              <w:left w:w="120" w:type="dxa"/>
-              <w:bottom w:w="80" w:type="dxa"/>
-              <w:right w:w="120" w:type="dxa"/>
-            </w:tcMar>
-          </w:tcPr>
-          <w:p/>
-        </w:tc>
-        <w:tc>
-          <w:tcPr>
-            <w:tcW w:w="1844" w:type="dxa"/>
-            <w:tcBorders>
-              <w:top w:val="single" w:sz="1" w:space="0" w:color="AAAAAA"/>
-              <w:left w:val="single" w:sz="1" w:space="0" w:color="AAAAAA"/>
-              <w:bottom w:val="single" w:sz="1" w:space="0" w:color="AAAAAA"/>
-              <w:right w:val="single" w:sz="1" w:space="0" w:color="AAAAAA"/>
-            </w:tcBorders>
-            <w:shd w:val="clear" w:color="auto" w:fill="FFFFFF"/>
-            <w:tcMar>
-              <w:top w:w="80" w:type="dxa"/>
-              <w:left w:w="120" w:type="dxa"/>
-              <w:bottom w:w="80" w:type="dxa"/>
-              <w:right w:w="120" w:type="dxa"/>
-            </w:tcMar>
-          </w:tcPr>
-          <w:p/>
-        </w:tc>
-        <w:tc>
-          <w:tcPr>
-            <w:tcW w:w="1702" w:type="dxa"/>
-            <w:tcBorders>
-              <w:top w:val="single" w:sz="1" w:space="0" w:color="AAAAAA"/>
-              <w:left w:val="single" w:sz="1" w:space="0" w:color="AAAAAA"/>
-              <w:bottom w:val="single" w:sz="1" w:space="0" w:color="AAAAAA"/>
-              <w:right w:val="single" w:sz="1" w:space="0" w:color="AAAAAA"/>
-            </w:tcBorders>
-            <w:shd w:val="clear" w:color="auto" w:fill="FFFFFF"/>
-            <w:tcMar>
-              <w:top w:w="80" w:type="dxa"/>
-              <w:left w:w="120" w:type="dxa"/>
-              <w:bottom w:w="80" w:type="dxa"/>
-              <w:right w:w="120" w:type="dxa"/>
-            </w:tcMar>
-          </w:tcPr>
-          <w:p/>
-        </w:tc>
-      </w:tr>
-      <w:tr>
-        <w:tc>
-          <w:tcPr>
-            <w:tcW w:w="3970" w:type="dxa"/>
-            <w:tcBorders>
-              <w:top w:val="single" w:sz="1" w:space="0" w:color="AAAAAA"/>
-              <w:left w:val="single" w:sz="1" w:space="0" w:color="AAAAAA"/>
-              <w:bottom w:val="single" w:sz="1" w:space="0" w:color="AAAAAA"/>
-              <w:right w:val="single" w:sz="1" w:space="0" w:color="AAAAAA"/>
-            </w:tcBorders>
-            <w:shd w:val="clear" w:color="auto" w:fill="FFFFFF"/>
-            <w:tcMar>
-              <w:top w:w="80" w:type="dxa"/>
-              <w:left w:w="120" w:type="dxa"/>
-              <w:bottom w:w="80" w:type="dxa"/>
-              <w:right w:w="120" w:type="dxa"/>
-            </w:tcMar>
-          </w:tcPr>
-          <w:p>
-            <w:pPr>
-              <w:rPr>
-                <w:b/>
-                <w:bCs/>
-              </w:rPr>
-            </w:pPr>
-            <w:r>
-              <w:rPr>
-                <w:rFonts w:ascii="Arial" w:eastAsia="Arial" w:hAnsi="Arial" w:cs="Arial"/>
-                <w:b/>
-                <w:bCs/>
-                <w:color w:val="000000"/>
-                <w:sz w:val="20"/>
-                <w:szCs w:val="20"/>
-              </w:rPr>
-              <w:t>Exploit</w:t>
-            </w:r>
-          </w:p>
-        </w:tc>
-        <w:tc>
-          <w:tcPr>
-            <w:tcW w:w="1844" w:type="dxa"/>
-            <w:tcBorders>
-              <w:top w:val="single" w:sz="1" w:space="0" w:color="AAAAAA"/>
-              <w:left w:val="single" w:sz="1" w:space="0" w:color="AAAAAA"/>
-              <w:bottom w:val="single" w:sz="1" w:space="0" w:color="AAAAAA"/>
-              <w:right w:val="single" w:sz="1" w:space="0" w:color="AAAAAA"/>
-            </w:tcBorders>
-            <w:shd w:val="clear" w:color="auto" w:fill="FFFFFF"/>
-            <w:tcMar>
-              <w:top w:w="80" w:type="dxa"/>
-              <w:left w:w="120" w:type="dxa"/>
-              <w:bottom w:w="80" w:type="dxa"/>
-              <w:right w:w="120" w:type="dxa"/>
-            </w:tcMar>
-          </w:tcPr>
-          <w:p/>
-        </w:tc>
-        <w:tc>
-          <w:tcPr>
-            <w:tcW w:w="1844" w:type="dxa"/>
-            <w:tcBorders>
-              <w:top w:val="single" w:sz="1" w:space="0" w:color="AAAAAA"/>
-              <w:left w:val="single" w:sz="1" w:space="0" w:color="AAAAAA"/>
-              <w:bottom w:val="single" w:sz="1" w:space="0" w:color="AAAAAA"/>
-              <w:right w:val="single" w:sz="1" w:space="0" w:color="AAAAAA"/>
-            </w:tcBorders>
-            <w:shd w:val="clear" w:color="auto" w:fill="FFFFFF"/>
-            <w:tcMar>
-              <w:top w:w="80" w:type="dxa"/>
-              <w:left w:w="120" w:type="dxa"/>
-              <w:bottom w:w="80" w:type="dxa"/>
-              <w:right w:w="120" w:type="dxa"/>
-            </w:tcMar>
-          </w:tcPr>
-          <w:p/>
-        </w:tc>
-        <w:tc>
-          <w:tcPr>
-            <w:tcW w:w="1702" w:type="dxa"/>
-            <w:tcBorders>
-              <w:top w:val="single" w:sz="1" w:space="0" w:color="AAAAAA"/>
-              <w:left w:val="single" w:sz="1" w:space="0" w:color="AAAAAA"/>
-              <w:bottom w:val="single" w:sz="1" w:space="0" w:color="AAAAAA"/>
-              <w:right w:val="single" w:sz="1" w:space="0" w:color="AAAAAA"/>
-            </w:tcBorders>
-            <w:shd w:val="clear" w:color="auto" w:fill="FFFFFF"/>
-            <w:tcMar>
-              <w:top w:w="80" w:type="dxa"/>
-              <w:left w:w="120" w:type="dxa"/>
-              <w:bottom w:w="80" w:type="dxa"/>
-              <w:right w:w="120" w:type="dxa"/>
-            </w:tcMar>
-          </w:tcPr>
-          <w:p/>
-        </w:tc>
-      </w:tr>
-      <w:tr>
-        <w:tc>
-          <w:tcPr>
-            <w:tcW w:w="3970" w:type="dxa"/>
-            <w:tcBorders>
-              <w:top w:val="single" w:sz="1" w:space="0" w:color="AAAAAA"/>
-              <w:left w:val="single" w:sz="1" w:space="0" w:color="AAAAAA"/>
-              <w:bottom w:val="single" w:sz="1" w:space="0" w:color="AAAAAA"/>
-              <w:right w:val="single" w:sz="1" w:space="0" w:color="AAAAAA"/>
-            </w:tcBorders>
-            <w:shd w:val="clear" w:color="auto" w:fill="FFFFFF"/>
-            <w:tcMar>
-              <w:top w:w="80" w:type="dxa"/>
-              <w:left w:w="120" w:type="dxa"/>
-              <w:bottom w:w="80" w:type="dxa"/>
-              <w:right w:w="120" w:type="dxa"/>
-            </w:tcMar>
-          </w:tcPr>
-          <w:p>
-            <w:pPr>
-              <w:rPr>
-                <w:b/>
-                <w:bCs/>
-              </w:rPr>
-            </w:pPr>
-            <w:r>
-              <w:rPr>
-                <w:rFonts w:ascii="Arial" w:eastAsia="Arial" w:hAnsi="Arial" w:cs="Arial"/>
-                <w:b/>
-                <w:bCs/>
-                <w:color w:val="000000"/>
-                <w:sz w:val="20"/>
-                <w:szCs w:val="20"/>
-              </w:rPr>
-              <w:t>Rootkit</w:t>
-            </w:r>
-          </w:p>
-        </w:tc>
-        <w:tc>
-          <w:tcPr>
-            <w:tcW w:w="1844" w:type="dxa"/>
-            <w:tcBorders>
-              <w:top w:val="single" w:sz="1" w:space="0" w:color="AAAAAA"/>
-              <w:left w:val="single" w:sz="1" w:space="0" w:color="AAAAAA"/>
-              <w:bottom w:val="single" w:sz="1" w:space="0" w:color="AAAAAA"/>
-              <w:right w:val="single" w:sz="1" w:space="0" w:color="AAAAAA"/>
-            </w:tcBorders>
-            <w:shd w:val="clear" w:color="auto" w:fill="FFFFFF"/>
-            <w:tcMar>
-              <w:top w:w="80" w:type="dxa"/>
-              <w:left w:w="120" w:type="dxa"/>
-              <w:bottom w:w="80" w:type="dxa"/>
-              <w:right w:w="120" w:type="dxa"/>
-            </w:tcMar>
-          </w:tcPr>
-          <w:p/>
-        </w:tc>
-        <w:tc>
-          <w:tcPr>
-            <w:tcW w:w="1844" w:type="dxa"/>
-            <w:tcBorders>
-              <w:top w:val="single" w:sz="1" w:space="0" w:color="AAAAAA"/>
-              <w:left w:val="single" w:sz="1" w:space="0" w:color="AAAAAA"/>
-              <w:bottom w:val="single" w:sz="1" w:space="0" w:color="AAAAAA"/>
-              <w:right w:val="single" w:sz="1" w:space="0" w:color="AAAAAA"/>
-            </w:tcBorders>
-            <w:shd w:val="clear" w:color="auto" w:fill="FFFFFF"/>
-            <w:tcMar>
-              <w:top w:w="80" w:type="dxa"/>
-              <w:left w:w="120" w:type="dxa"/>
-              <w:bottom w:w="80" w:type="dxa"/>
-              <w:right w:w="120" w:type="dxa"/>
-            </w:tcMar>
-          </w:tcPr>
-          <w:p/>
-        </w:tc>
-        <w:tc>
-          <w:tcPr>
-            <w:tcW w:w="1702" w:type="dxa"/>
-            <w:tcBorders>
-              <w:top w:val="single" w:sz="1" w:space="0" w:color="AAAAAA"/>
-              <w:left w:val="single" w:sz="1" w:space="0" w:color="AAAAAA"/>
-              <w:bottom w:val="single" w:sz="1" w:space="0" w:color="AAAAAA"/>
-              <w:right w:val="single" w:sz="1" w:space="0" w:color="AAAAAA"/>
-            </w:tcBorders>
-            <w:shd w:val="clear" w:color="auto" w:fill="FFFFFF"/>
-            <w:tcMar>
-              <w:top w:w="80" w:type="dxa"/>
-              <w:left w:w="120" w:type="dxa"/>
-              <w:bottom w:w="80" w:type="dxa"/>
-              <w:right w:w="120" w:type="dxa"/>
-            </w:tcMar>
-          </w:tcPr>
-          <w:p/>
-        </w:tc>
-      </w:tr>
-      <w:tr>
-        <w:tc>
-          <w:tcPr>
-            <w:tcW w:w="3970" w:type="dxa"/>
-            <w:tcBorders>
-              <w:top w:val="single" w:sz="1" w:space="0" w:color="AAAAAA"/>
-              <w:left w:val="single" w:sz="1" w:space="0" w:color="AAAAAA"/>
-              <w:bottom w:val="single" w:sz="1" w:space="0" w:color="AAAAAA"/>
-              <w:right w:val="single" w:sz="1" w:space="0" w:color="AAAAAA"/>
-            </w:tcBorders>
-            <w:shd w:val="clear" w:color="auto" w:fill="FFFFFF"/>
-            <w:tcMar>
-              <w:top w:w="80" w:type="dxa"/>
-              <w:left w:w="120" w:type="dxa"/>
-              <w:bottom w:w="80" w:type="dxa"/>
-              <w:right w:w="120" w:type="dxa"/>
-            </w:tcMar>
-          </w:tcPr>
-          <w:p>
-            <w:pPr>
-              <w:rPr>
-                <w:b/>
-                <w:bCs/>
-              </w:rPr>
-            </w:pPr>
-            <w:r>
-              <w:rPr>
-                <w:rFonts w:ascii="Arial" w:eastAsia="Arial" w:hAnsi="Arial" w:cs="Arial"/>
-                <w:b/>
-                <w:bCs/>
-                <w:color w:val="000000"/>
-                <w:sz w:val="20"/>
-                <w:szCs w:val="20"/>
-              </w:rPr>
-              <w:t>Trojan-Gamethief</w:t>
-            </w:r>
-          </w:p>
-        </w:tc>
-        <w:tc>
-          <w:tcPr>
-            <w:tcW w:w="1844" w:type="dxa"/>
-            <w:tcBorders>
-              <w:top w:val="single" w:sz="1" w:space="0" w:color="AAAAAA"/>
-              <w:left w:val="single" w:sz="1" w:space="0" w:color="AAAAAA"/>
-              <w:bottom w:val="single" w:sz="1" w:space="0" w:color="AAAAAA"/>
-              <w:right w:val="single" w:sz="1" w:space="0" w:color="AAAAAA"/>
-            </w:tcBorders>
-            <w:shd w:val="clear" w:color="auto" w:fill="FFFFFF"/>
-            <w:tcMar>
-              <w:top w:w="80" w:type="dxa"/>
-              <w:left w:w="120" w:type="dxa"/>
-              <w:bottom w:w="80" w:type="dxa"/>
-              <w:right w:w="120" w:type="dxa"/>
-            </w:tcMar>
-          </w:tcPr>
-          <w:p/>
-        </w:tc>
-        <w:tc>
-          <w:tcPr>
-            <w:tcW w:w="1844" w:type="dxa"/>
-            <w:tcBorders>
-              <w:top w:val="single" w:sz="1" w:space="0" w:color="AAAAAA"/>
-              <w:left w:val="single" w:sz="1" w:space="0" w:color="AAAAAA"/>
-              <w:bottom w:val="single" w:sz="1" w:space="0" w:color="AAAAAA"/>
-              <w:right w:val="single" w:sz="1" w:space="0" w:color="AAAAAA"/>
-            </w:tcBorders>
-            <w:shd w:val="clear" w:color="auto" w:fill="FFFFFF"/>
-            <w:tcMar>
-              <w:top w:w="80" w:type="dxa"/>
-              <w:left w:w="120" w:type="dxa"/>
-              <w:bottom w:w="80" w:type="dxa"/>
-              <w:right w:w="120" w:type="dxa"/>
-            </w:tcMar>
-          </w:tcPr>
-          <w:p/>
-        </w:tc>
-        <w:tc>
-          <w:tcPr>
-            <w:tcW w:w="1702" w:type="dxa"/>
-            <w:tcBorders>
-              <w:top w:val="single" w:sz="1" w:space="0" w:color="AAAAAA"/>
-              <w:left w:val="single" w:sz="1" w:space="0" w:color="AAAAAA"/>
-              <w:bottom w:val="single" w:sz="1" w:space="0" w:color="AAAAAA"/>
-              <w:right w:val="single" w:sz="1" w:space="0" w:color="AAAAAA"/>
-            </w:tcBorders>
-            <w:shd w:val="clear" w:color="auto" w:fill="FFFFFF"/>
-            <w:tcMar>
-              <w:top w:w="80" w:type="dxa"/>
-              <w:left w:w="120" w:type="dxa"/>
-              <w:bottom w:w="80" w:type="dxa"/>
-              <w:right w:w="120" w:type="dxa"/>
-            </w:tcMar>
-          </w:tcPr>
-          <w:p/>
+            <w:tcW w:w="1984" w:type="dxa"/>
+            <w:tcBorders>
+              <w:top w:val="single" w:sz="1" w:space="0" w:color="AAAAAA"/>
+              <w:left w:val="single" w:sz="1" w:space="0" w:color="AAAAAA"/>
+              <w:bottom w:val="single" w:sz="1" w:space="0" w:color="AAAAAA"/>
+              <w:right w:val="single" w:sz="1" w:space="0" w:color="AAAAAA"/>
+            </w:tcBorders>
+            <w:shd w:val="clear" w:color="auto" w:fill="FFFFFF"/>
+            <w:tcMar>
+              <w:top w:w="80" w:type="dxa"/>
+              <w:left w:w="120" w:type="dxa"/>
+              <w:bottom w:w="80" w:type="dxa"/>
+              <w:right w:w="120" w:type="dxa"/>
+            </w:tcMar>
+          </w:tcPr>
+          <w:p>
+            <w:pPr>
+              <w:rPr>
+                <w:b/>
+                <w:bCs/>
+              </w:rPr>
+            </w:pPr>
+            <w:proofErr w:type="spellStart"/>
+            <w:r>
+              <w:rPr>
+                <w:b/>
+                <w:bCs/>
+              </w:rPr>
+              <w:lastRenderedPageBreak/>
+              <w:t>random_state</w:t>
+            </w:r>
+            <w:proofErr w:type="spellEnd"/>
+          </w:p>
+        </w:tc>
+        <w:tc>
+          <w:tcPr>
+            <w:tcW w:w="1701" w:type="dxa"/>
+            <w:tcBorders>
+              <w:top w:val="single" w:sz="1" w:space="0" w:color="AAAAAA"/>
+              <w:left w:val="single" w:sz="1" w:space="0" w:color="AAAAAA"/>
+              <w:bottom w:val="single" w:sz="1" w:space="0" w:color="AAAAAA"/>
+              <w:right w:val="single" w:sz="1" w:space="0" w:color="AAAAAA"/>
+            </w:tcBorders>
+            <w:shd w:val="clear" w:color="auto" w:fill="FFFFFF"/>
+            <w:tcMar>
+              <w:top w:w="80" w:type="dxa"/>
+              <w:left w:w="120" w:type="dxa"/>
+              <w:bottom w:w="80" w:type="dxa"/>
+              <w:right w:w="120" w:type="dxa"/>
+            </w:tcMar>
+          </w:tcPr>
+          <w:p>
+            <w:r>
+              <w:t>42</w:t>
+            </w:r>
+          </w:p>
+        </w:tc>
+        <w:tc>
+          <w:tcPr>
+            <w:tcW w:w="5675" w:type="dxa"/>
+            <w:tcBorders>
+              <w:top w:val="single" w:sz="1" w:space="0" w:color="AAAAAA"/>
+              <w:left w:val="single" w:sz="1" w:space="0" w:color="AAAAAA"/>
+              <w:bottom w:val="single" w:sz="1" w:space="0" w:color="AAAAAA"/>
+              <w:right w:val="single" w:sz="1" w:space="0" w:color="AAAAAA"/>
+            </w:tcBorders>
+            <w:shd w:val="clear" w:color="auto" w:fill="FFFFFF"/>
+            <w:tcMar>
+              <w:top w:w="80" w:type="dxa"/>
+              <w:left w:w="120" w:type="dxa"/>
+              <w:bottom w:w="80" w:type="dxa"/>
+              <w:right w:w="120" w:type="dxa"/>
+            </w:tcMar>
+          </w:tcPr>
+          <w:p>
+            <w:r>
+              <w:t>It controls the shuffling applied to the data before splitting.</w:t>
+            </w:r>
+          </w:p>
         </w:tc>
       </w:tr>
     </w:tbl>
+    <w:p/>
     <w:p>
       <w:pPr>
-        <w:jc w:val="center"/>
-        <w:rPr>
-          <w:rFonts w:ascii="Times New Roman" w:hAnsi="Times New Roman" w:cs="Times New Roman"/>
-          <w:i/>
-          <w:iCs/>
-          <w:sz w:val="20"/>
-          <w:szCs w:val="20"/>
+        <w:pStyle w:val="Heading1"/>
+        <w:numPr>
+          <w:ilvl w:val="0"/>
+          <w:numId w:val="7"/>
+        </w:numPr>
+        <w:rPr>
+          <w:b/>
+          <w:bCs/>
         </w:rPr>
       </w:pPr>
       <w:r>
         <w:rPr>
-          <w:rFonts w:ascii="Times New Roman" w:hAnsi="Times New Roman" w:cs="Times New Roman"/>
-          <w:i/>
-          <w:iCs/>
-          <w:sz w:val="20"/>
-          <w:szCs w:val="20"/>
-        </w:rPr>
-        <w:t>Table 5: Random Forest per-class TPR and FPR</w:t>
+          <w:b/>
+          <w:bCs/>
+        </w:rPr>
+        <w:t>Evaluation</w:t>
       </w:r>
     </w:p>
+    <w:p/>
+    <w:p/>
     <w:p>
       <w:pPr>
-        <w:jc w:val="center"/>
+        <w:pStyle w:val="Heading1"/>
+        <w:numPr>
+          <w:ilvl w:val="0"/>
+          <w:numId w:val="7"/>
+        </w:numPr>
         <w:rPr>
           <w:b/>
           <w:bCs/>
         </w:rPr>
       </w:pPr>
+      <w:r>
+        <w:rPr>
+          <w:b/>
+          <w:bCs/>
+        </w:rPr>
+        <w:t>Results</w:t>
+      </w:r>
     </w:p>
+    <w:p/>
     <w:p>
       <w:pPr>
-        <w:spacing w:after="80"/>
         <w:jc w:val="center"/>
+        <w:rPr>
+          <w:b/>
+          <w:bCs/>
+        </w:rPr>
       </w:pPr>
     </w:p>
     <w:tbl>
@@ -4777,8 +3768,237 @@
         <w:tblLook w:val="04A0" w:firstRow="1" w:lastRow="0" w:firstColumn="1" w:lastColumn="0" w:noHBand="0" w:noVBand="1"/>
       </w:tblPr>
       <w:tblGrid>
-        <w:gridCol w:w="3970"/>
-        <w:gridCol w:w="1844"/>
+        <w:gridCol w:w="2551"/>
+        <w:gridCol w:w="6809"/>
+      </w:tblGrid>
+      <w:tr>
+        <w:trPr>
+          <w:tblHeader/>
+        </w:trPr>
+        <w:tc>
+          <w:tcPr>
+            <w:tcW w:w="2551" w:type="dxa"/>
+            <w:tcBorders>
+              <w:top w:val="single" w:sz="1" w:space="0" w:color="AAAAAA"/>
+              <w:left w:val="single" w:sz="1" w:space="0" w:color="AAAAAA"/>
+              <w:bottom w:val="single" w:sz="1" w:space="0" w:color="AAAAAA"/>
+              <w:right w:val="single" w:sz="1" w:space="0" w:color="AAAAAA"/>
+            </w:tcBorders>
+            <w:shd w:val="clear" w:color="auto" w:fill="45B0E1" w:themeFill="accent1" w:themeFillTint="99"/>
+            <w:tcMar>
+              <w:top w:w="80" w:type="dxa"/>
+              <w:left w:w="120" w:type="dxa"/>
+              <w:bottom w:w="80" w:type="dxa"/>
+              <w:right w:w="120" w:type="dxa"/>
+            </w:tcMar>
+          </w:tcPr>
+          <w:p>
+            <w:pPr>
+              <w:jc w:val="center"/>
+            </w:pPr>
+            <w:r>
+              <w:rPr>
+                <w:rFonts w:ascii="Arial" w:eastAsia="Arial" w:hAnsi="Arial" w:cs="Arial"/>
+                <w:b/>
+                <w:bCs/>
+                <w:sz w:val="20"/>
+                <w:szCs w:val="20"/>
+              </w:rPr>
+              <w:t>Model</w:t>
+            </w:r>
+          </w:p>
+        </w:tc>
+        <w:tc>
+          <w:tcPr>
+            <w:tcW w:w="6809" w:type="dxa"/>
+            <w:tcBorders>
+              <w:top w:val="single" w:sz="1" w:space="0" w:color="AAAAAA"/>
+              <w:left w:val="single" w:sz="1" w:space="0" w:color="AAAAAA"/>
+              <w:bottom w:val="single" w:sz="1" w:space="0" w:color="AAAAAA"/>
+              <w:right w:val="single" w:sz="1" w:space="0" w:color="AAAAAA"/>
+            </w:tcBorders>
+            <w:shd w:val="clear" w:color="auto" w:fill="45B0E1" w:themeFill="accent1" w:themeFillTint="99"/>
+            <w:tcMar>
+              <w:top w:w="80" w:type="dxa"/>
+              <w:left w:w="120" w:type="dxa"/>
+              <w:bottom w:w="80" w:type="dxa"/>
+              <w:right w:w="120" w:type="dxa"/>
+            </w:tcMar>
+          </w:tcPr>
+          <w:p>
+            <w:pPr>
+              <w:jc w:val="center"/>
+            </w:pPr>
+            <w:r>
+              <w:rPr>
+                <w:b/>
+                <w:bCs/>
+              </w:rPr>
+              <w:t>Overall Accuracy</w:t>
+            </w:r>
+          </w:p>
+        </w:tc>
+      </w:tr>
+      <w:tr>
+        <w:tc>
+          <w:tcPr>
+            <w:tcW w:w="2551" w:type="dxa"/>
+            <w:tcBorders>
+              <w:top w:val="single" w:sz="1" w:space="0" w:color="AAAAAA"/>
+              <w:left w:val="single" w:sz="1" w:space="0" w:color="AAAAAA"/>
+              <w:bottom w:val="single" w:sz="1" w:space="0" w:color="AAAAAA"/>
+              <w:right w:val="single" w:sz="1" w:space="0" w:color="AAAAAA"/>
+            </w:tcBorders>
+            <w:shd w:val="clear" w:color="auto" w:fill="FFFFFF"/>
+            <w:tcMar>
+              <w:top w:w="80" w:type="dxa"/>
+              <w:left w:w="120" w:type="dxa"/>
+              <w:bottom w:w="80" w:type="dxa"/>
+              <w:right w:w="120" w:type="dxa"/>
+            </w:tcMar>
+          </w:tcPr>
+          <w:p>
+            <w:pPr>
+              <w:rPr>
+                <w:b/>
+                <w:bCs/>
+              </w:rPr>
+            </w:pPr>
+            <w:r>
+              <w:rPr>
+                <w:b/>
+                <w:bCs/>
+              </w:rPr>
+              <w:t>Random Forest</w:t>
+            </w:r>
+          </w:p>
+        </w:tc>
+        <w:tc>
+          <w:tcPr>
+            <w:tcW w:w="6809" w:type="dxa"/>
+            <w:tcBorders>
+              <w:top w:val="single" w:sz="1" w:space="0" w:color="AAAAAA"/>
+              <w:left w:val="single" w:sz="1" w:space="0" w:color="AAAAAA"/>
+              <w:bottom w:val="single" w:sz="1" w:space="0" w:color="AAAAAA"/>
+              <w:right w:val="single" w:sz="1" w:space="0" w:color="AAAAAA"/>
+            </w:tcBorders>
+            <w:shd w:val="clear" w:color="auto" w:fill="FFFFFF"/>
+            <w:tcMar>
+              <w:top w:w="80" w:type="dxa"/>
+              <w:left w:w="120" w:type="dxa"/>
+              <w:bottom w:w="80" w:type="dxa"/>
+              <w:right w:w="120" w:type="dxa"/>
+            </w:tcMar>
+          </w:tcPr>
+          <w:p/>
+        </w:tc>
+      </w:tr>
+      <w:tr>
+        <w:tc>
+          <w:tcPr>
+            <w:tcW w:w="2551" w:type="dxa"/>
+            <w:tcBorders>
+              <w:top w:val="single" w:sz="1" w:space="0" w:color="AAAAAA"/>
+              <w:left w:val="single" w:sz="1" w:space="0" w:color="AAAAAA"/>
+              <w:bottom w:val="single" w:sz="1" w:space="0" w:color="AAAAAA"/>
+              <w:right w:val="single" w:sz="1" w:space="0" w:color="AAAAAA"/>
+            </w:tcBorders>
+            <w:shd w:val="clear" w:color="auto" w:fill="FFFFFF"/>
+            <w:tcMar>
+              <w:top w:w="80" w:type="dxa"/>
+              <w:left w:w="120" w:type="dxa"/>
+              <w:bottom w:w="80" w:type="dxa"/>
+              <w:right w:w="120" w:type="dxa"/>
+            </w:tcMar>
+          </w:tcPr>
+          <w:p>
+            <w:pPr>
+              <w:rPr>
+                <w:b/>
+                <w:bCs/>
+              </w:rPr>
+            </w:pPr>
+            <w:r>
+              <w:rPr>
+                <w:b/>
+                <w:bCs/>
+              </w:rPr>
+              <w:t>Gaussian Naïve Bayes</w:t>
+            </w:r>
+          </w:p>
+        </w:tc>
+        <w:tc>
+          <w:tcPr>
+            <w:tcW w:w="6809" w:type="dxa"/>
+            <w:tcBorders>
+              <w:top w:val="single" w:sz="1" w:space="0" w:color="AAAAAA"/>
+              <w:left w:val="single" w:sz="1" w:space="0" w:color="AAAAAA"/>
+              <w:bottom w:val="single" w:sz="1" w:space="0" w:color="AAAAAA"/>
+              <w:right w:val="single" w:sz="1" w:space="0" w:color="AAAAAA"/>
+            </w:tcBorders>
+            <w:shd w:val="clear" w:color="auto" w:fill="FFFFFF"/>
+            <w:tcMar>
+              <w:top w:w="80" w:type="dxa"/>
+              <w:left w:w="120" w:type="dxa"/>
+              <w:bottom w:w="80" w:type="dxa"/>
+              <w:right w:w="120" w:type="dxa"/>
+            </w:tcMar>
+          </w:tcPr>
+          <w:p/>
+        </w:tc>
+      </w:tr>
+    </w:tbl>
+    <w:p>
+      <w:pPr>
+        <w:jc w:val="center"/>
+        <w:rPr>
+          <w:rFonts w:ascii="Times New Roman" w:hAnsi="Times New Roman" w:cs="Times New Roman"/>
+          <w:i/>
+          <w:iCs/>
+          <w:sz w:val="20"/>
+          <w:szCs w:val="20"/>
+        </w:rPr>
+      </w:pPr>
+      <w:r>
+        <w:rPr>
+          <w:rFonts w:ascii="Times New Roman" w:hAnsi="Times New Roman" w:cs="Times New Roman"/>
+          <w:i/>
+          <w:iCs/>
+          <w:sz w:val="20"/>
+          <w:szCs w:val="20"/>
+        </w:rPr>
+        <w:t>Table 4: Overall test set accuracy</w:t>
+      </w:r>
+    </w:p>
+    <w:p>
+      <w:pPr>
+        <w:jc w:val="center"/>
+        <w:rPr>
+          <w:b/>
+          <w:bCs/>
+        </w:rPr>
+      </w:pPr>
+    </w:p>
+    <w:tbl>
+      <w:tblPr>
+        <w:tblW w:w="9360" w:type="dxa"/>
+        <w:tblBorders>
+          <w:top w:val="single" w:sz="4" w:space="0" w:color="auto"/>
+          <w:left w:val="single" w:sz="4" w:space="0" w:color="auto"/>
+          <w:bottom w:val="single" w:sz="4" w:space="0" w:color="auto"/>
+          <w:right w:val="single" w:sz="4" w:space="0" w:color="auto"/>
+          <w:insideH w:val="single" w:sz="4" w:space="0" w:color="auto"/>
+          <w:insideV w:val="single" w:sz="4" w:space="0" w:color="auto"/>
+        </w:tblBorders>
+        <w:tblCellMar>
+          <w:left w:w="10" w:type="dxa"/>
+          <w:right w:w="10" w:type="dxa"/>
+        </w:tblCellMar>
+        <w:tblLook w:val="04A0" w:firstRow="1" w:lastRow="0" w:firstColumn="1" w:lastColumn="0" w:noHBand="0" w:noVBand="1"/>
+      </w:tblPr>
+      <w:tblGrid>
+        <w:gridCol w:w="1984"/>
+        <w:gridCol w:w="3830"/>
         <w:gridCol w:w="1844"/>
         <w:gridCol w:w="1702"/>
       </w:tblGrid>
@@ -4788,7 +4008,7 @@
         </w:trPr>
         <w:tc>
           <w:tcPr>
-            <w:tcW w:w="3970" w:type="dxa"/>
+            <w:tcW w:w="1984" w:type="dxa"/>
             <w:tcBorders>
               <w:top w:val="single" w:sz="1" w:space="0" w:color="AAAAAA"/>
               <w:left w:val="single" w:sz="1" w:space="0" w:color="AAAAAA"/>
@@ -4821,7 +4041,7 @@
         </w:tc>
         <w:tc>
           <w:tcPr>
-            <w:tcW w:w="1844" w:type="dxa"/>
+            <w:tcW w:w="3830" w:type="dxa"/>
             <w:tcBorders>
               <w:top w:val="single" w:sz="1" w:space="0" w:color="AAAAAA"/>
               <w:left w:val="single" w:sz="1" w:space="0" w:color="AAAAAA"/>
@@ -4922,7 +4142,7 @@
       <w:tr>
         <w:tc>
           <w:tcPr>
-            <w:tcW w:w="3970" w:type="dxa"/>
+            <w:tcW w:w="1984" w:type="dxa"/>
             <w:tcBorders>
               <w:top w:val="single" w:sz="1" w:space="0" w:color="AAAAAA"/>
               <w:left w:val="single" w:sz="1" w:space="0" w:color="AAAAAA"/>
@@ -4959,7 +4179,7 @@
         </w:tc>
         <w:tc>
           <w:tcPr>
-            <w:tcW w:w="1844" w:type="dxa"/>
+            <w:tcW w:w="3830" w:type="dxa"/>
             <w:tcBorders>
               <w:top w:val="single" w:sz="1" w:space="0" w:color="AAAAAA"/>
               <w:left w:val="single" w:sz="1" w:space="0" w:color="AAAAAA"/>
@@ -5018,7 +4238,7 @@
       <w:tr>
         <w:tc>
           <w:tcPr>
-            <w:tcW w:w="3970" w:type="dxa"/>
+            <w:tcW w:w="1984" w:type="dxa"/>
             <w:tcBorders>
               <w:top w:val="single" w:sz="1" w:space="0" w:color="AAAAAA"/>
               <w:left w:val="single" w:sz="1" w:space="0" w:color="AAAAAA"/>
@@ -5055,7 +4275,7 @@
         </w:tc>
         <w:tc>
           <w:tcPr>
-            <w:tcW w:w="1844" w:type="dxa"/>
+            <w:tcW w:w="3830" w:type="dxa"/>
             <w:tcBorders>
               <w:top w:val="single" w:sz="1" w:space="0" w:color="AAAAAA"/>
               <w:left w:val="single" w:sz="1" w:space="0" w:color="AAAAAA"/>
@@ -5114,7 +4334,7 @@
       <w:tr>
         <w:tc>
           <w:tcPr>
-            <w:tcW w:w="3970" w:type="dxa"/>
+            <w:tcW w:w="1984" w:type="dxa"/>
             <w:tcBorders>
               <w:top w:val="single" w:sz="1" w:space="0" w:color="AAAAAA"/>
               <w:left w:val="single" w:sz="1" w:space="0" w:color="AAAAAA"/>
@@ -5151,7 +4371,7 @@
         </w:tc>
         <w:tc>
           <w:tcPr>
-            <w:tcW w:w="1844" w:type="dxa"/>
+            <w:tcW w:w="3830" w:type="dxa"/>
             <w:tcBorders>
               <w:top w:val="single" w:sz="1" w:space="0" w:color="AAAAAA"/>
               <w:left w:val="single" w:sz="1" w:space="0" w:color="AAAAAA"/>
@@ -5210,7 +4430,7 @@
       <w:tr>
         <w:tc>
           <w:tcPr>
-            <w:tcW w:w="3970" w:type="dxa"/>
+            <w:tcW w:w="1984" w:type="dxa"/>
             <w:tcBorders>
               <w:top w:val="single" w:sz="1" w:space="0" w:color="AAAAAA"/>
               <w:left w:val="single" w:sz="1" w:space="0" w:color="AAAAAA"/>
@@ -5247,7 +4467,7 @@
         </w:tc>
         <w:tc>
           <w:tcPr>
-            <w:tcW w:w="1844" w:type="dxa"/>
+            <w:tcW w:w="3830" w:type="dxa"/>
             <w:tcBorders>
               <w:top w:val="single" w:sz="1" w:space="0" w:color="AAAAAA"/>
               <w:left w:val="single" w:sz="1" w:space="0" w:color="AAAAAA"/>
@@ -5306,7 +4526,7 @@
       <w:tr>
         <w:tc>
           <w:tcPr>
-            <w:tcW w:w="3970" w:type="dxa"/>
+            <w:tcW w:w="1984" w:type="dxa"/>
             <w:tcBorders>
               <w:top w:val="single" w:sz="1" w:space="0" w:color="AAAAAA"/>
               <w:left w:val="single" w:sz="1" w:space="0" w:color="AAAAAA"/>
@@ -5343,7 +4563,7 @@
         </w:tc>
         <w:tc>
           <w:tcPr>
-            <w:tcW w:w="1844" w:type="dxa"/>
+            <w:tcW w:w="3830" w:type="dxa"/>
             <w:tcBorders>
               <w:top w:val="single" w:sz="1" w:space="0" w:color="AAAAAA"/>
               <w:left w:val="single" w:sz="1" w:space="0" w:color="AAAAAA"/>
@@ -5402,7 +4622,7 @@
       <w:tr>
         <w:tc>
           <w:tcPr>
-            <w:tcW w:w="3970" w:type="dxa"/>
+            <w:tcW w:w="1984" w:type="dxa"/>
             <w:tcBorders>
               <w:top w:val="single" w:sz="1" w:space="0" w:color="AAAAAA"/>
               <w:left w:val="single" w:sz="1" w:space="0" w:color="AAAAAA"/>
@@ -5433,14 +4653,13 @@
                 <w:sz w:val="20"/>
                 <w:szCs w:val="20"/>
               </w:rPr>
-              <w:lastRenderedPageBreak/>
               <w:t>Ransomware</w:t>
             </w:r>
           </w:p>
         </w:tc>
         <w:tc>
           <w:tcPr>
-            <w:tcW w:w="1844" w:type="dxa"/>
+            <w:tcW w:w="3830" w:type="dxa"/>
             <w:tcBorders>
               <w:top w:val="single" w:sz="1" w:space="0" w:color="AAAAAA"/>
               <w:left w:val="single" w:sz="1" w:space="0" w:color="AAAAAA"/>
@@ -5499,7 +4718,7 @@
       <w:tr>
         <w:tc>
           <w:tcPr>
-            <w:tcW w:w="3970" w:type="dxa"/>
+            <w:tcW w:w="1984" w:type="dxa"/>
             <w:tcBorders>
               <w:top w:val="single" w:sz="1" w:space="0" w:color="AAAAAA"/>
               <w:left w:val="single" w:sz="1" w:space="0" w:color="AAAAAA"/>
@@ -5536,7 +4755,7 @@
         </w:tc>
         <w:tc>
           <w:tcPr>
-            <w:tcW w:w="1844" w:type="dxa"/>
+            <w:tcW w:w="3830" w:type="dxa"/>
             <w:tcBorders>
               <w:top w:val="single" w:sz="1" w:space="0" w:color="AAAAAA"/>
               <w:left w:val="single" w:sz="1" w:space="0" w:color="AAAAAA"/>
@@ -5595,7 +4814,7 @@
       <w:tr>
         <w:tc>
           <w:tcPr>
-            <w:tcW w:w="3970" w:type="dxa"/>
+            <w:tcW w:w="1984" w:type="dxa"/>
             <w:tcBorders>
               <w:top w:val="single" w:sz="1" w:space="0" w:color="AAAAAA"/>
               <w:left w:val="single" w:sz="1" w:space="0" w:color="AAAAAA"/>
@@ -5632,7 +4851,7 @@
         </w:tc>
         <w:tc>
           <w:tcPr>
-            <w:tcW w:w="1844" w:type="dxa"/>
+            <w:tcW w:w="3830" w:type="dxa"/>
             <w:tcBorders>
               <w:top w:val="single" w:sz="1" w:space="0" w:color="AAAAAA"/>
               <w:left w:val="single" w:sz="1" w:space="0" w:color="AAAAAA"/>
@@ -5691,7 +4910,7 @@
       <w:tr>
         <w:tc>
           <w:tcPr>
-            <w:tcW w:w="3970" w:type="dxa"/>
+            <w:tcW w:w="1984" w:type="dxa"/>
             <w:tcBorders>
               <w:top w:val="single" w:sz="1" w:space="0" w:color="AAAAAA"/>
               <w:left w:val="single" w:sz="1" w:space="0" w:color="AAAAAA"/>
@@ -5722,13 +4941,14 @@
                 <w:sz w:val="20"/>
                 <w:szCs w:val="20"/>
               </w:rPr>
+              <w:lastRenderedPageBreak/>
               <w:t>Virus</w:t>
             </w:r>
           </w:p>
         </w:tc>
         <w:tc>
           <w:tcPr>
-            <w:tcW w:w="1844" w:type="dxa"/>
+            <w:tcW w:w="3830" w:type="dxa"/>
             <w:tcBorders>
               <w:top w:val="single" w:sz="1" w:space="0" w:color="AAAAAA"/>
               <w:left w:val="single" w:sz="1" w:space="0" w:color="AAAAAA"/>
@@ -5787,7 +5007,7 @@
       <w:tr>
         <w:tc>
           <w:tcPr>
-            <w:tcW w:w="3970" w:type="dxa"/>
+            <w:tcW w:w="1984" w:type="dxa"/>
             <w:tcBorders>
               <w:top w:val="single" w:sz="1" w:space="0" w:color="AAAAAA"/>
               <w:left w:val="single" w:sz="1" w:space="0" w:color="AAAAAA"/>
@@ -5824,7 +5044,7 @@
         </w:tc>
         <w:tc>
           <w:tcPr>
-            <w:tcW w:w="1844" w:type="dxa"/>
+            <w:tcW w:w="3830" w:type="dxa"/>
             <w:tcBorders>
               <w:top w:val="single" w:sz="1" w:space="0" w:color="AAAAAA"/>
               <w:left w:val="single" w:sz="1" w:space="0" w:color="AAAAAA"/>
@@ -5883,7 +5103,7 @@
       <w:tr>
         <w:tc>
           <w:tcPr>
-            <w:tcW w:w="3970" w:type="dxa"/>
+            <w:tcW w:w="1984" w:type="dxa"/>
             <w:tcBorders>
               <w:top w:val="single" w:sz="1" w:space="0" w:color="AAAAAA"/>
               <w:left w:val="single" w:sz="1" w:space="0" w:color="AAAAAA"/>
@@ -5920,7 +5140,7 @@
         </w:tc>
         <w:tc>
           <w:tcPr>
-            <w:tcW w:w="1844" w:type="dxa"/>
+            <w:tcW w:w="3830" w:type="dxa"/>
             <w:tcBorders>
               <w:top w:val="single" w:sz="1" w:space="0" w:color="AAAAAA"/>
               <w:left w:val="single" w:sz="1" w:space="0" w:color="AAAAAA"/>
@@ -5979,7 +5199,7 @@
       <w:tr>
         <w:tc>
           <w:tcPr>
-            <w:tcW w:w="3970" w:type="dxa"/>
+            <w:tcW w:w="1984" w:type="dxa"/>
             <w:tcBorders>
               <w:top w:val="single" w:sz="1" w:space="0" w:color="AAAAAA"/>
               <w:left w:val="single" w:sz="1" w:space="0" w:color="AAAAAA"/>
@@ -6016,7 +5236,7 @@
         </w:tc>
         <w:tc>
           <w:tcPr>
-            <w:tcW w:w="1844" w:type="dxa"/>
+            <w:tcW w:w="3830" w:type="dxa"/>
             <w:tcBorders>
               <w:top w:val="single" w:sz="1" w:space="0" w:color="AAAAAA"/>
               <w:left w:val="single" w:sz="1" w:space="0" w:color="AAAAAA"/>
@@ -6075,7 +5295,7 @@
       <w:tr>
         <w:tc>
           <w:tcPr>
-            <w:tcW w:w="3970" w:type="dxa"/>
+            <w:tcW w:w="1984" w:type="dxa"/>
             <w:tcBorders>
               <w:top w:val="single" w:sz="1" w:space="0" w:color="AAAAAA"/>
               <w:left w:val="single" w:sz="1" w:space="0" w:color="AAAAAA"/>
@@ -6112,7 +5332,7 @@
         </w:tc>
         <w:tc>
           <w:tcPr>
-            <w:tcW w:w="1844" w:type="dxa"/>
+            <w:tcW w:w="3830" w:type="dxa"/>
             <w:tcBorders>
               <w:top w:val="single" w:sz="1" w:space="0" w:color="AAAAAA"/>
               <w:left w:val="single" w:sz="1" w:space="0" w:color="AAAAAA"/>
@@ -6171,7 +5391,7 @@
       <w:tr>
         <w:tc>
           <w:tcPr>
-            <w:tcW w:w="3970" w:type="dxa"/>
+            <w:tcW w:w="1984" w:type="dxa"/>
             <w:tcBorders>
               <w:top w:val="single" w:sz="1" w:space="0" w:color="AAAAAA"/>
               <w:left w:val="single" w:sz="1" w:space="0" w:color="AAAAAA"/>
@@ -6208,7 +5428,7 @@
         </w:tc>
         <w:tc>
           <w:tcPr>
-            <w:tcW w:w="1844" w:type="dxa"/>
+            <w:tcW w:w="3830" w:type="dxa"/>
             <w:tcBorders>
               <w:top w:val="single" w:sz="1" w:space="0" w:color="AAAAAA"/>
               <w:left w:val="single" w:sz="1" w:space="0" w:color="AAAAAA"/>
@@ -6267,7 +5487,7 @@
       <w:tr>
         <w:tc>
           <w:tcPr>
-            <w:tcW w:w="3970" w:type="dxa"/>
+            <w:tcW w:w="1984" w:type="dxa"/>
             <w:tcBorders>
               <w:top w:val="single" w:sz="1" w:space="0" w:color="AAAAAA"/>
               <w:left w:val="single" w:sz="1" w:space="0" w:color="AAAAAA"/>
@@ -6304,7 +5524,7 @@
         </w:tc>
         <w:tc>
           <w:tcPr>
-            <w:tcW w:w="1844" w:type="dxa"/>
+            <w:tcW w:w="3830" w:type="dxa"/>
             <w:tcBorders>
               <w:top w:val="single" w:sz="1" w:space="0" w:color="AAAAAA"/>
               <w:left w:val="single" w:sz="1" w:space="0" w:color="AAAAAA"/>
@@ -6374,13 +5594,1672 @@
       </w:pPr>
       <w:r>
         <w:rPr>
+          <w:rFonts w:ascii="Times New Roman" w:hAnsi="Times New Roman" w:cs="Times New Roman"/>
+          <w:i/>
+          <w:iCs/>
+          <w:sz w:val="20"/>
+          <w:szCs w:val="20"/>
+        </w:rPr>
+        <w:t>Table 5: Random Forest per-class TPR and FPR</w:t>
+      </w:r>
+    </w:p>
+    <w:p>
+      <w:pPr>
+        <w:jc w:val="center"/>
+        <w:rPr>
+          <w:b/>
+          <w:bCs/>
+        </w:rPr>
+      </w:pPr>
+    </w:p>
+    <w:p>
+      <w:pPr>
+        <w:spacing w:after="80"/>
+        <w:jc w:val="center"/>
+      </w:pPr>
+    </w:p>
+    <w:tbl>
+      <w:tblPr>
+        <w:tblW w:w="9360" w:type="dxa"/>
+        <w:tblBorders>
+          <w:top w:val="single" w:sz="4" w:space="0" w:color="auto"/>
+          <w:left w:val="single" w:sz="4" w:space="0" w:color="auto"/>
+          <w:bottom w:val="single" w:sz="4" w:space="0" w:color="auto"/>
+          <w:right w:val="single" w:sz="4" w:space="0" w:color="auto"/>
+          <w:insideH w:val="single" w:sz="4" w:space="0" w:color="auto"/>
+          <w:insideV w:val="single" w:sz="4" w:space="0" w:color="auto"/>
+        </w:tblBorders>
+        <w:tblCellMar>
+          <w:left w:w="10" w:type="dxa"/>
+          <w:right w:w="10" w:type="dxa"/>
+        </w:tblCellMar>
+        <w:tblLook w:val="04A0" w:firstRow="1" w:lastRow="0" w:firstColumn="1" w:lastColumn="0" w:noHBand="0" w:noVBand="1"/>
+      </w:tblPr>
+      <w:tblGrid>
+        <w:gridCol w:w="1842"/>
+        <w:gridCol w:w="3972"/>
+        <w:gridCol w:w="1844"/>
+        <w:gridCol w:w="1702"/>
+      </w:tblGrid>
+      <w:tr>
+        <w:trPr>
+          <w:tblHeader/>
+        </w:trPr>
+        <w:tc>
+          <w:tcPr>
+            <w:tcW w:w="1842" w:type="dxa"/>
+            <w:tcBorders>
+              <w:top w:val="single" w:sz="1" w:space="0" w:color="AAAAAA"/>
+              <w:left w:val="single" w:sz="1" w:space="0" w:color="AAAAAA"/>
+              <w:bottom w:val="single" w:sz="1" w:space="0" w:color="AAAAAA"/>
+              <w:right w:val="single" w:sz="1" w:space="0" w:color="AAAAAA"/>
+            </w:tcBorders>
+            <w:shd w:val="clear" w:color="auto" w:fill="45B0E1" w:themeFill="accent1" w:themeFillTint="99"/>
+            <w:tcMar>
+              <w:top w:w="80" w:type="dxa"/>
+              <w:left w:w="120" w:type="dxa"/>
+              <w:bottom w:w="80" w:type="dxa"/>
+              <w:right w:w="120" w:type="dxa"/>
+            </w:tcMar>
+          </w:tcPr>
+          <w:p>
+            <w:pPr>
+              <w:jc w:val="center"/>
+            </w:pPr>
+            <w:r>
+              <w:rPr>
+                <w:rFonts w:ascii="Arial" w:eastAsia="Arial" w:hAnsi="Arial" w:cs="Arial"/>
+                <w:b/>
+                <w:bCs/>
+                <w:sz w:val="20"/>
+                <w:szCs w:val="20"/>
+              </w:rPr>
+              <w:t>Category</w:t>
+            </w:r>
+          </w:p>
+        </w:tc>
+        <w:tc>
+          <w:tcPr>
+            <w:tcW w:w="3972" w:type="dxa"/>
+            <w:tcBorders>
+              <w:top w:val="single" w:sz="1" w:space="0" w:color="AAAAAA"/>
+              <w:left w:val="single" w:sz="1" w:space="0" w:color="AAAAAA"/>
+              <w:bottom w:val="single" w:sz="1" w:space="0" w:color="AAAAAA"/>
+              <w:right w:val="single" w:sz="1" w:space="0" w:color="AAAAAA"/>
+            </w:tcBorders>
+            <w:shd w:val="clear" w:color="auto" w:fill="45B0E1" w:themeFill="accent1" w:themeFillTint="99"/>
+            <w:tcMar>
+              <w:top w:w="80" w:type="dxa"/>
+              <w:left w:w="120" w:type="dxa"/>
+              <w:bottom w:w="80" w:type="dxa"/>
+              <w:right w:w="120" w:type="dxa"/>
+            </w:tcMar>
+          </w:tcPr>
+          <w:p>
+            <w:pPr>
+              <w:jc w:val="center"/>
+            </w:pPr>
+            <w:r>
+              <w:rPr>
+                <w:rFonts w:ascii="Arial" w:eastAsia="Arial" w:hAnsi="Arial" w:cs="Arial"/>
+                <w:b/>
+                <w:bCs/>
+                <w:sz w:val="20"/>
+                <w:szCs w:val="20"/>
+              </w:rPr>
+              <w:t>Support</w:t>
+            </w:r>
+          </w:p>
+        </w:tc>
+        <w:tc>
+          <w:tcPr>
+            <w:tcW w:w="1844" w:type="dxa"/>
+            <w:tcBorders>
+              <w:top w:val="single" w:sz="1" w:space="0" w:color="AAAAAA"/>
+              <w:left w:val="single" w:sz="1" w:space="0" w:color="AAAAAA"/>
+              <w:bottom w:val="single" w:sz="1" w:space="0" w:color="AAAAAA"/>
+              <w:right w:val="single" w:sz="1" w:space="0" w:color="AAAAAA"/>
+            </w:tcBorders>
+            <w:shd w:val="clear" w:color="auto" w:fill="45B0E1" w:themeFill="accent1" w:themeFillTint="99"/>
+            <w:tcMar>
+              <w:top w:w="80" w:type="dxa"/>
+              <w:left w:w="120" w:type="dxa"/>
+              <w:bottom w:w="80" w:type="dxa"/>
+              <w:right w:w="120" w:type="dxa"/>
+            </w:tcMar>
+          </w:tcPr>
+          <w:p>
+            <w:pPr>
+              <w:jc w:val="center"/>
+            </w:pPr>
+            <w:r>
+              <w:rPr>
+                <w:rFonts w:ascii="Arial" w:eastAsia="Arial" w:hAnsi="Arial" w:cs="Arial"/>
+                <w:b/>
+                <w:bCs/>
+                <w:sz w:val="20"/>
+                <w:szCs w:val="20"/>
+              </w:rPr>
+              <w:t>TPR</w:t>
+            </w:r>
+          </w:p>
+        </w:tc>
+        <w:tc>
+          <w:tcPr>
+            <w:tcW w:w="1702" w:type="dxa"/>
+            <w:tcBorders>
+              <w:top w:val="single" w:sz="1" w:space="0" w:color="AAAAAA"/>
+              <w:left w:val="single" w:sz="1" w:space="0" w:color="AAAAAA"/>
+              <w:bottom w:val="single" w:sz="1" w:space="0" w:color="AAAAAA"/>
+              <w:right w:val="single" w:sz="1" w:space="0" w:color="AAAAAA"/>
+            </w:tcBorders>
+            <w:shd w:val="clear" w:color="auto" w:fill="45B0E1" w:themeFill="accent1" w:themeFillTint="99"/>
+            <w:tcMar>
+              <w:top w:w="80" w:type="dxa"/>
+              <w:left w:w="120" w:type="dxa"/>
+              <w:bottom w:w="80" w:type="dxa"/>
+              <w:right w:w="120" w:type="dxa"/>
+            </w:tcMar>
+          </w:tcPr>
+          <w:p>
+            <w:pPr>
+              <w:jc w:val="center"/>
+            </w:pPr>
+            <w:r>
+              <w:rPr>
+                <w:rFonts w:ascii="Arial" w:eastAsia="Arial" w:hAnsi="Arial" w:cs="Arial"/>
+                <w:b/>
+                <w:bCs/>
+                <w:sz w:val="20"/>
+                <w:szCs w:val="20"/>
+              </w:rPr>
+              <w:t>FPR</w:t>
+            </w:r>
+          </w:p>
+        </w:tc>
+      </w:tr>
+      <w:tr>
+        <w:tc>
+          <w:tcPr>
+            <w:tcW w:w="1842" w:type="dxa"/>
+            <w:tcBorders>
+              <w:top w:val="single" w:sz="1" w:space="0" w:color="AAAAAA"/>
+              <w:left w:val="single" w:sz="1" w:space="0" w:color="AAAAAA"/>
+              <w:bottom w:val="single" w:sz="1" w:space="0" w:color="AAAAAA"/>
+              <w:right w:val="single" w:sz="1" w:space="0" w:color="AAAAAA"/>
+            </w:tcBorders>
+            <w:shd w:val="clear" w:color="auto" w:fill="FFFFFF"/>
+            <w:tcMar>
+              <w:top w:w="80" w:type="dxa"/>
+              <w:left w:w="120" w:type="dxa"/>
+              <w:bottom w:w="80" w:type="dxa"/>
+              <w:right w:w="120" w:type="dxa"/>
+            </w:tcMar>
+          </w:tcPr>
+          <w:p>
+            <w:pPr>
+              <w:rPr>
+                <w:b/>
+                <w:bCs/>
+              </w:rPr>
+            </w:pPr>
+            <w:r>
+              <w:rPr>
+                <w:rFonts w:ascii="Arial" w:eastAsia="Arial" w:hAnsi="Arial" w:cs="Arial"/>
+                <w:b/>
+                <w:bCs/>
+                <w:color w:val="000000"/>
+                <w:sz w:val="20"/>
+                <w:szCs w:val="20"/>
+              </w:rPr>
+              <w:t>Benign</w:t>
+            </w:r>
+          </w:p>
+        </w:tc>
+        <w:tc>
+          <w:tcPr>
+            <w:tcW w:w="3972" w:type="dxa"/>
+            <w:tcBorders>
+              <w:top w:val="single" w:sz="1" w:space="0" w:color="AAAAAA"/>
+              <w:left w:val="single" w:sz="1" w:space="0" w:color="AAAAAA"/>
+              <w:bottom w:val="single" w:sz="1" w:space="0" w:color="AAAAAA"/>
+              <w:right w:val="single" w:sz="1" w:space="0" w:color="AAAAAA"/>
+            </w:tcBorders>
+            <w:shd w:val="clear" w:color="auto" w:fill="FFFFFF"/>
+            <w:tcMar>
+              <w:top w:w="80" w:type="dxa"/>
+              <w:left w:w="120" w:type="dxa"/>
+              <w:bottom w:w="80" w:type="dxa"/>
+              <w:right w:w="120" w:type="dxa"/>
+            </w:tcMar>
+          </w:tcPr>
+          <w:p/>
+        </w:tc>
+        <w:tc>
+          <w:tcPr>
+            <w:tcW w:w="1844" w:type="dxa"/>
+            <w:tcBorders>
+              <w:top w:val="single" w:sz="1" w:space="0" w:color="AAAAAA"/>
+              <w:left w:val="single" w:sz="1" w:space="0" w:color="AAAAAA"/>
+              <w:bottom w:val="single" w:sz="1" w:space="0" w:color="AAAAAA"/>
+              <w:right w:val="single" w:sz="1" w:space="0" w:color="AAAAAA"/>
+            </w:tcBorders>
+            <w:shd w:val="clear" w:color="auto" w:fill="FFFFFF"/>
+            <w:tcMar>
+              <w:top w:w="80" w:type="dxa"/>
+              <w:left w:w="120" w:type="dxa"/>
+              <w:bottom w:w="80" w:type="dxa"/>
+              <w:right w:w="120" w:type="dxa"/>
+            </w:tcMar>
+          </w:tcPr>
+          <w:p/>
+        </w:tc>
+        <w:tc>
+          <w:tcPr>
+            <w:tcW w:w="1702" w:type="dxa"/>
+            <w:tcBorders>
+              <w:top w:val="single" w:sz="1" w:space="0" w:color="AAAAAA"/>
+              <w:left w:val="single" w:sz="1" w:space="0" w:color="AAAAAA"/>
+              <w:bottom w:val="single" w:sz="1" w:space="0" w:color="AAAAAA"/>
+              <w:right w:val="single" w:sz="1" w:space="0" w:color="AAAAAA"/>
+            </w:tcBorders>
+            <w:shd w:val="clear" w:color="auto" w:fill="FFFFFF"/>
+            <w:tcMar>
+              <w:top w:w="80" w:type="dxa"/>
+              <w:left w:w="120" w:type="dxa"/>
+              <w:bottom w:w="80" w:type="dxa"/>
+              <w:right w:w="120" w:type="dxa"/>
+            </w:tcMar>
+          </w:tcPr>
+          <w:p/>
+        </w:tc>
+      </w:tr>
+      <w:tr>
+        <w:tc>
+          <w:tcPr>
+            <w:tcW w:w="1842" w:type="dxa"/>
+            <w:tcBorders>
+              <w:top w:val="single" w:sz="1" w:space="0" w:color="AAAAAA"/>
+              <w:left w:val="single" w:sz="1" w:space="0" w:color="AAAAAA"/>
+              <w:bottom w:val="single" w:sz="1" w:space="0" w:color="AAAAAA"/>
+              <w:right w:val="single" w:sz="1" w:space="0" w:color="AAAAAA"/>
+            </w:tcBorders>
+            <w:shd w:val="clear" w:color="auto" w:fill="FFFFFF"/>
+            <w:tcMar>
+              <w:top w:w="80" w:type="dxa"/>
+              <w:left w:w="120" w:type="dxa"/>
+              <w:bottom w:w="80" w:type="dxa"/>
+              <w:right w:w="120" w:type="dxa"/>
+            </w:tcMar>
+          </w:tcPr>
+          <w:p>
+            <w:pPr>
+              <w:rPr>
+                <w:b/>
+                <w:bCs/>
+              </w:rPr>
+            </w:pPr>
+            <w:r>
+              <w:rPr>
+                <w:rFonts w:ascii="Arial" w:eastAsia="Arial" w:hAnsi="Arial" w:cs="Arial"/>
+                <w:b/>
+                <w:bCs/>
+                <w:color w:val="000000"/>
+                <w:sz w:val="20"/>
+                <w:szCs w:val="20"/>
+              </w:rPr>
+              <w:t>Trojan</w:t>
+            </w:r>
+          </w:p>
+        </w:tc>
+        <w:tc>
+          <w:tcPr>
+            <w:tcW w:w="3972" w:type="dxa"/>
+            <w:tcBorders>
+              <w:top w:val="single" w:sz="1" w:space="0" w:color="AAAAAA"/>
+              <w:left w:val="single" w:sz="1" w:space="0" w:color="AAAAAA"/>
+              <w:bottom w:val="single" w:sz="1" w:space="0" w:color="AAAAAA"/>
+              <w:right w:val="single" w:sz="1" w:space="0" w:color="AAAAAA"/>
+            </w:tcBorders>
+            <w:shd w:val="clear" w:color="auto" w:fill="FFFFFF"/>
+            <w:tcMar>
+              <w:top w:w="80" w:type="dxa"/>
+              <w:left w:w="120" w:type="dxa"/>
+              <w:bottom w:w="80" w:type="dxa"/>
+              <w:right w:w="120" w:type="dxa"/>
+            </w:tcMar>
+          </w:tcPr>
+          <w:p/>
+        </w:tc>
+        <w:tc>
+          <w:tcPr>
+            <w:tcW w:w="1844" w:type="dxa"/>
+            <w:tcBorders>
+              <w:top w:val="single" w:sz="1" w:space="0" w:color="AAAAAA"/>
+              <w:left w:val="single" w:sz="1" w:space="0" w:color="AAAAAA"/>
+              <w:bottom w:val="single" w:sz="1" w:space="0" w:color="AAAAAA"/>
+              <w:right w:val="single" w:sz="1" w:space="0" w:color="AAAAAA"/>
+            </w:tcBorders>
+            <w:shd w:val="clear" w:color="auto" w:fill="FFFFFF"/>
+            <w:tcMar>
+              <w:top w:w="80" w:type="dxa"/>
+              <w:left w:w="120" w:type="dxa"/>
+              <w:bottom w:w="80" w:type="dxa"/>
+              <w:right w:w="120" w:type="dxa"/>
+            </w:tcMar>
+          </w:tcPr>
+          <w:p/>
+        </w:tc>
+        <w:tc>
+          <w:tcPr>
+            <w:tcW w:w="1702" w:type="dxa"/>
+            <w:tcBorders>
+              <w:top w:val="single" w:sz="1" w:space="0" w:color="AAAAAA"/>
+              <w:left w:val="single" w:sz="1" w:space="0" w:color="AAAAAA"/>
+              <w:bottom w:val="single" w:sz="1" w:space="0" w:color="AAAAAA"/>
+              <w:right w:val="single" w:sz="1" w:space="0" w:color="AAAAAA"/>
+            </w:tcBorders>
+            <w:shd w:val="clear" w:color="auto" w:fill="FFFFFF"/>
+            <w:tcMar>
+              <w:top w:w="80" w:type="dxa"/>
+              <w:left w:w="120" w:type="dxa"/>
+              <w:bottom w:w="80" w:type="dxa"/>
+              <w:right w:w="120" w:type="dxa"/>
+            </w:tcMar>
+          </w:tcPr>
+          <w:p/>
+        </w:tc>
+      </w:tr>
+      <w:tr>
+        <w:tc>
+          <w:tcPr>
+            <w:tcW w:w="1842" w:type="dxa"/>
+            <w:tcBorders>
+              <w:top w:val="single" w:sz="1" w:space="0" w:color="AAAAAA"/>
+              <w:left w:val="single" w:sz="1" w:space="0" w:color="AAAAAA"/>
+              <w:bottom w:val="single" w:sz="1" w:space="0" w:color="AAAAAA"/>
+              <w:right w:val="single" w:sz="1" w:space="0" w:color="AAAAAA"/>
+            </w:tcBorders>
+            <w:shd w:val="clear" w:color="auto" w:fill="FFFFFF"/>
+            <w:tcMar>
+              <w:top w:w="80" w:type="dxa"/>
+              <w:left w:w="120" w:type="dxa"/>
+              <w:bottom w:w="80" w:type="dxa"/>
+              <w:right w:w="120" w:type="dxa"/>
+            </w:tcMar>
+          </w:tcPr>
+          <w:p>
+            <w:pPr>
+              <w:rPr>
+                <w:b/>
+                <w:bCs/>
+              </w:rPr>
+            </w:pPr>
+            <w:r>
+              <w:rPr>
+                <w:rFonts w:ascii="Arial" w:eastAsia="Arial" w:hAnsi="Arial" w:cs="Arial"/>
+                <w:b/>
+                <w:bCs/>
+                <w:color w:val="000000"/>
+                <w:sz w:val="20"/>
+                <w:szCs w:val="20"/>
+              </w:rPr>
+              <w:t>Worm</w:t>
+            </w:r>
+          </w:p>
+        </w:tc>
+        <w:tc>
+          <w:tcPr>
+            <w:tcW w:w="3972" w:type="dxa"/>
+            <w:tcBorders>
+              <w:top w:val="single" w:sz="1" w:space="0" w:color="AAAAAA"/>
+              <w:left w:val="single" w:sz="1" w:space="0" w:color="AAAAAA"/>
+              <w:bottom w:val="single" w:sz="1" w:space="0" w:color="AAAAAA"/>
+              <w:right w:val="single" w:sz="1" w:space="0" w:color="AAAAAA"/>
+            </w:tcBorders>
+            <w:shd w:val="clear" w:color="auto" w:fill="FFFFFF"/>
+            <w:tcMar>
+              <w:top w:w="80" w:type="dxa"/>
+              <w:left w:w="120" w:type="dxa"/>
+              <w:bottom w:w="80" w:type="dxa"/>
+              <w:right w:w="120" w:type="dxa"/>
+            </w:tcMar>
+          </w:tcPr>
+          <w:p/>
+        </w:tc>
+        <w:tc>
+          <w:tcPr>
+            <w:tcW w:w="1844" w:type="dxa"/>
+            <w:tcBorders>
+              <w:top w:val="single" w:sz="1" w:space="0" w:color="AAAAAA"/>
+              <w:left w:val="single" w:sz="1" w:space="0" w:color="AAAAAA"/>
+              <w:bottom w:val="single" w:sz="1" w:space="0" w:color="AAAAAA"/>
+              <w:right w:val="single" w:sz="1" w:space="0" w:color="AAAAAA"/>
+            </w:tcBorders>
+            <w:shd w:val="clear" w:color="auto" w:fill="FFFFFF"/>
+            <w:tcMar>
+              <w:top w:w="80" w:type="dxa"/>
+              <w:left w:w="120" w:type="dxa"/>
+              <w:bottom w:w="80" w:type="dxa"/>
+              <w:right w:w="120" w:type="dxa"/>
+            </w:tcMar>
+          </w:tcPr>
+          <w:p/>
+        </w:tc>
+        <w:tc>
+          <w:tcPr>
+            <w:tcW w:w="1702" w:type="dxa"/>
+            <w:tcBorders>
+              <w:top w:val="single" w:sz="1" w:space="0" w:color="AAAAAA"/>
+              <w:left w:val="single" w:sz="1" w:space="0" w:color="AAAAAA"/>
+              <w:bottom w:val="single" w:sz="1" w:space="0" w:color="AAAAAA"/>
+              <w:right w:val="single" w:sz="1" w:space="0" w:color="AAAAAA"/>
+            </w:tcBorders>
+            <w:shd w:val="clear" w:color="auto" w:fill="FFFFFF"/>
+            <w:tcMar>
+              <w:top w:w="80" w:type="dxa"/>
+              <w:left w:w="120" w:type="dxa"/>
+              <w:bottom w:w="80" w:type="dxa"/>
+              <w:right w:w="120" w:type="dxa"/>
+            </w:tcMar>
+          </w:tcPr>
+          <w:p/>
+        </w:tc>
+      </w:tr>
+      <w:tr>
+        <w:tc>
+          <w:tcPr>
+            <w:tcW w:w="1842" w:type="dxa"/>
+            <w:tcBorders>
+              <w:top w:val="single" w:sz="1" w:space="0" w:color="AAAAAA"/>
+              <w:left w:val="single" w:sz="1" w:space="0" w:color="AAAAAA"/>
+              <w:bottom w:val="single" w:sz="1" w:space="0" w:color="AAAAAA"/>
+              <w:right w:val="single" w:sz="1" w:space="0" w:color="AAAAAA"/>
+            </w:tcBorders>
+            <w:shd w:val="clear" w:color="auto" w:fill="FFFFFF"/>
+            <w:tcMar>
+              <w:top w:w="80" w:type="dxa"/>
+              <w:left w:w="120" w:type="dxa"/>
+              <w:bottom w:w="80" w:type="dxa"/>
+              <w:right w:w="120" w:type="dxa"/>
+            </w:tcMar>
+          </w:tcPr>
+          <w:p>
+            <w:pPr>
+              <w:rPr>
+                <w:b/>
+                <w:bCs/>
+              </w:rPr>
+            </w:pPr>
+            <w:r>
+              <w:rPr>
+                <w:rFonts w:ascii="Arial" w:eastAsia="Arial" w:hAnsi="Arial" w:cs="Arial"/>
+                <w:b/>
+                <w:bCs/>
+                <w:color w:val="000000"/>
+                <w:sz w:val="20"/>
+                <w:szCs w:val="20"/>
+              </w:rPr>
+              <w:t>Backdoor</w:t>
+            </w:r>
+          </w:p>
+        </w:tc>
+        <w:tc>
+          <w:tcPr>
+            <w:tcW w:w="3972" w:type="dxa"/>
+            <w:tcBorders>
+              <w:top w:val="single" w:sz="1" w:space="0" w:color="AAAAAA"/>
+              <w:left w:val="single" w:sz="1" w:space="0" w:color="AAAAAA"/>
+              <w:bottom w:val="single" w:sz="1" w:space="0" w:color="AAAAAA"/>
+              <w:right w:val="single" w:sz="1" w:space="0" w:color="AAAAAA"/>
+            </w:tcBorders>
+            <w:shd w:val="clear" w:color="auto" w:fill="FFFFFF"/>
+            <w:tcMar>
+              <w:top w:w="80" w:type="dxa"/>
+              <w:left w:w="120" w:type="dxa"/>
+              <w:bottom w:w="80" w:type="dxa"/>
+              <w:right w:w="120" w:type="dxa"/>
+            </w:tcMar>
+          </w:tcPr>
+          <w:p/>
+        </w:tc>
+        <w:tc>
+          <w:tcPr>
+            <w:tcW w:w="1844" w:type="dxa"/>
+            <w:tcBorders>
+              <w:top w:val="single" w:sz="1" w:space="0" w:color="AAAAAA"/>
+              <w:left w:val="single" w:sz="1" w:space="0" w:color="AAAAAA"/>
+              <w:bottom w:val="single" w:sz="1" w:space="0" w:color="AAAAAA"/>
+              <w:right w:val="single" w:sz="1" w:space="0" w:color="AAAAAA"/>
+            </w:tcBorders>
+            <w:shd w:val="clear" w:color="auto" w:fill="FFFFFF"/>
+            <w:tcMar>
+              <w:top w:w="80" w:type="dxa"/>
+              <w:left w:w="120" w:type="dxa"/>
+              <w:bottom w:w="80" w:type="dxa"/>
+              <w:right w:w="120" w:type="dxa"/>
+            </w:tcMar>
+          </w:tcPr>
+          <w:p/>
+        </w:tc>
+        <w:tc>
+          <w:tcPr>
+            <w:tcW w:w="1702" w:type="dxa"/>
+            <w:tcBorders>
+              <w:top w:val="single" w:sz="1" w:space="0" w:color="AAAAAA"/>
+              <w:left w:val="single" w:sz="1" w:space="0" w:color="AAAAAA"/>
+              <w:bottom w:val="single" w:sz="1" w:space="0" w:color="AAAAAA"/>
+              <w:right w:val="single" w:sz="1" w:space="0" w:color="AAAAAA"/>
+            </w:tcBorders>
+            <w:shd w:val="clear" w:color="auto" w:fill="FFFFFF"/>
+            <w:tcMar>
+              <w:top w:w="80" w:type="dxa"/>
+              <w:left w:w="120" w:type="dxa"/>
+              <w:bottom w:w="80" w:type="dxa"/>
+              <w:right w:w="120" w:type="dxa"/>
+            </w:tcMar>
+          </w:tcPr>
+          <w:p/>
+        </w:tc>
+      </w:tr>
+      <w:tr>
+        <w:tc>
+          <w:tcPr>
+            <w:tcW w:w="1842" w:type="dxa"/>
+            <w:tcBorders>
+              <w:top w:val="single" w:sz="1" w:space="0" w:color="AAAAAA"/>
+              <w:left w:val="single" w:sz="1" w:space="0" w:color="AAAAAA"/>
+              <w:bottom w:val="single" w:sz="1" w:space="0" w:color="AAAAAA"/>
+              <w:right w:val="single" w:sz="1" w:space="0" w:color="AAAAAA"/>
+            </w:tcBorders>
+            <w:shd w:val="clear" w:color="auto" w:fill="FFFFFF"/>
+            <w:tcMar>
+              <w:top w:w="80" w:type="dxa"/>
+              <w:left w:w="120" w:type="dxa"/>
+              <w:bottom w:w="80" w:type="dxa"/>
+              <w:right w:w="120" w:type="dxa"/>
+            </w:tcMar>
+          </w:tcPr>
+          <w:p>
+            <w:pPr>
+              <w:rPr>
+                <w:b/>
+                <w:bCs/>
+              </w:rPr>
+            </w:pPr>
+            <w:r>
+              <w:rPr>
+                <w:rFonts w:ascii="Arial" w:eastAsia="Arial" w:hAnsi="Arial" w:cs="Arial"/>
+                <w:b/>
+                <w:bCs/>
+                <w:color w:val="000000"/>
+                <w:sz w:val="20"/>
+                <w:szCs w:val="20"/>
+              </w:rPr>
+              <w:t>Downloader</w:t>
+            </w:r>
+          </w:p>
+        </w:tc>
+        <w:tc>
+          <w:tcPr>
+            <w:tcW w:w="3972" w:type="dxa"/>
+            <w:tcBorders>
+              <w:top w:val="single" w:sz="1" w:space="0" w:color="AAAAAA"/>
+              <w:left w:val="single" w:sz="1" w:space="0" w:color="AAAAAA"/>
+              <w:bottom w:val="single" w:sz="1" w:space="0" w:color="AAAAAA"/>
+              <w:right w:val="single" w:sz="1" w:space="0" w:color="AAAAAA"/>
+            </w:tcBorders>
+            <w:shd w:val="clear" w:color="auto" w:fill="FFFFFF"/>
+            <w:tcMar>
+              <w:top w:w="80" w:type="dxa"/>
+              <w:left w:w="120" w:type="dxa"/>
+              <w:bottom w:w="80" w:type="dxa"/>
+              <w:right w:w="120" w:type="dxa"/>
+            </w:tcMar>
+          </w:tcPr>
+          <w:p/>
+        </w:tc>
+        <w:tc>
+          <w:tcPr>
+            <w:tcW w:w="1844" w:type="dxa"/>
+            <w:tcBorders>
+              <w:top w:val="single" w:sz="1" w:space="0" w:color="AAAAAA"/>
+              <w:left w:val="single" w:sz="1" w:space="0" w:color="AAAAAA"/>
+              <w:bottom w:val="single" w:sz="1" w:space="0" w:color="AAAAAA"/>
+              <w:right w:val="single" w:sz="1" w:space="0" w:color="AAAAAA"/>
+            </w:tcBorders>
+            <w:shd w:val="clear" w:color="auto" w:fill="FFFFFF"/>
+            <w:tcMar>
+              <w:top w:w="80" w:type="dxa"/>
+              <w:left w:w="120" w:type="dxa"/>
+              <w:bottom w:w="80" w:type="dxa"/>
+              <w:right w:w="120" w:type="dxa"/>
+            </w:tcMar>
+          </w:tcPr>
+          <w:p/>
+        </w:tc>
+        <w:tc>
+          <w:tcPr>
+            <w:tcW w:w="1702" w:type="dxa"/>
+            <w:tcBorders>
+              <w:top w:val="single" w:sz="1" w:space="0" w:color="AAAAAA"/>
+              <w:left w:val="single" w:sz="1" w:space="0" w:color="AAAAAA"/>
+              <w:bottom w:val="single" w:sz="1" w:space="0" w:color="AAAAAA"/>
+              <w:right w:val="single" w:sz="1" w:space="0" w:color="AAAAAA"/>
+            </w:tcBorders>
+            <w:shd w:val="clear" w:color="auto" w:fill="FFFFFF"/>
+            <w:tcMar>
+              <w:top w:w="80" w:type="dxa"/>
+              <w:left w:w="120" w:type="dxa"/>
+              <w:bottom w:w="80" w:type="dxa"/>
+              <w:right w:w="120" w:type="dxa"/>
+            </w:tcMar>
+          </w:tcPr>
+          <w:p/>
+        </w:tc>
+      </w:tr>
+      <w:tr>
+        <w:tc>
+          <w:tcPr>
+            <w:tcW w:w="1842" w:type="dxa"/>
+            <w:tcBorders>
+              <w:top w:val="single" w:sz="1" w:space="0" w:color="AAAAAA"/>
+              <w:left w:val="single" w:sz="1" w:space="0" w:color="AAAAAA"/>
+              <w:bottom w:val="single" w:sz="1" w:space="0" w:color="AAAAAA"/>
+              <w:right w:val="single" w:sz="1" w:space="0" w:color="AAAAAA"/>
+            </w:tcBorders>
+            <w:shd w:val="clear" w:color="auto" w:fill="FFFFFF"/>
+            <w:tcMar>
+              <w:top w:w="80" w:type="dxa"/>
+              <w:left w:w="120" w:type="dxa"/>
+              <w:bottom w:w="80" w:type="dxa"/>
+              <w:right w:w="120" w:type="dxa"/>
+            </w:tcMar>
+          </w:tcPr>
+          <w:p>
+            <w:pPr>
+              <w:rPr>
+                <w:b/>
+                <w:bCs/>
+              </w:rPr>
+            </w:pPr>
+            <w:r>
+              <w:rPr>
+                <w:rFonts w:ascii="Arial" w:eastAsia="Arial" w:hAnsi="Arial" w:cs="Arial"/>
+                <w:b/>
+                <w:bCs/>
+                <w:color w:val="000000"/>
+                <w:sz w:val="20"/>
+                <w:szCs w:val="20"/>
+              </w:rPr>
+              <w:t>Ransomware</w:t>
+            </w:r>
+          </w:p>
+        </w:tc>
+        <w:tc>
+          <w:tcPr>
+            <w:tcW w:w="3972" w:type="dxa"/>
+            <w:tcBorders>
+              <w:top w:val="single" w:sz="1" w:space="0" w:color="AAAAAA"/>
+              <w:left w:val="single" w:sz="1" w:space="0" w:color="AAAAAA"/>
+              <w:bottom w:val="single" w:sz="1" w:space="0" w:color="AAAAAA"/>
+              <w:right w:val="single" w:sz="1" w:space="0" w:color="AAAAAA"/>
+            </w:tcBorders>
+            <w:shd w:val="clear" w:color="auto" w:fill="FFFFFF"/>
+            <w:tcMar>
+              <w:top w:w="80" w:type="dxa"/>
+              <w:left w:w="120" w:type="dxa"/>
+              <w:bottom w:w="80" w:type="dxa"/>
+              <w:right w:w="120" w:type="dxa"/>
+            </w:tcMar>
+          </w:tcPr>
+          <w:p/>
+        </w:tc>
+        <w:tc>
+          <w:tcPr>
+            <w:tcW w:w="1844" w:type="dxa"/>
+            <w:tcBorders>
+              <w:top w:val="single" w:sz="1" w:space="0" w:color="AAAAAA"/>
+              <w:left w:val="single" w:sz="1" w:space="0" w:color="AAAAAA"/>
+              <w:bottom w:val="single" w:sz="1" w:space="0" w:color="AAAAAA"/>
+              <w:right w:val="single" w:sz="1" w:space="0" w:color="AAAAAA"/>
+            </w:tcBorders>
+            <w:shd w:val="clear" w:color="auto" w:fill="FFFFFF"/>
+            <w:tcMar>
+              <w:top w:w="80" w:type="dxa"/>
+              <w:left w:w="120" w:type="dxa"/>
+              <w:bottom w:w="80" w:type="dxa"/>
+              <w:right w:w="120" w:type="dxa"/>
+            </w:tcMar>
+          </w:tcPr>
+          <w:p/>
+        </w:tc>
+        <w:tc>
+          <w:tcPr>
+            <w:tcW w:w="1702" w:type="dxa"/>
+            <w:tcBorders>
+              <w:top w:val="single" w:sz="1" w:space="0" w:color="AAAAAA"/>
+              <w:left w:val="single" w:sz="1" w:space="0" w:color="AAAAAA"/>
+              <w:bottom w:val="single" w:sz="1" w:space="0" w:color="AAAAAA"/>
+              <w:right w:val="single" w:sz="1" w:space="0" w:color="AAAAAA"/>
+            </w:tcBorders>
+            <w:shd w:val="clear" w:color="auto" w:fill="FFFFFF"/>
+            <w:tcMar>
+              <w:top w:w="80" w:type="dxa"/>
+              <w:left w:w="120" w:type="dxa"/>
+              <w:bottom w:w="80" w:type="dxa"/>
+              <w:right w:w="120" w:type="dxa"/>
+            </w:tcMar>
+          </w:tcPr>
+          <w:p/>
+        </w:tc>
+      </w:tr>
+      <w:tr>
+        <w:tc>
+          <w:tcPr>
+            <w:tcW w:w="1842" w:type="dxa"/>
+            <w:tcBorders>
+              <w:top w:val="single" w:sz="1" w:space="0" w:color="AAAAAA"/>
+              <w:left w:val="single" w:sz="1" w:space="0" w:color="AAAAAA"/>
+              <w:bottom w:val="single" w:sz="1" w:space="0" w:color="AAAAAA"/>
+              <w:right w:val="single" w:sz="1" w:space="0" w:color="AAAAAA"/>
+            </w:tcBorders>
+            <w:shd w:val="clear" w:color="auto" w:fill="FFFFFF"/>
+            <w:tcMar>
+              <w:top w:w="80" w:type="dxa"/>
+              <w:left w:w="120" w:type="dxa"/>
+              <w:bottom w:w="80" w:type="dxa"/>
+              <w:right w:w="120" w:type="dxa"/>
+            </w:tcMar>
+          </w:tcPr>
+          <w:p>
+            <w:pPr>
+              <w:rPr>
+                <w:b/>
+                <w:bCs/>
+              </w:rPr>
+            </w:pPr>
+            <w:r>
+              <w:rPr>
+                <w:rFonts w:ascii="Arial" w:eastAsia="Arial" w:hAnsi="Arial" w:cs="Arial"/>
+                <w:b/>
+                <w:bCs/>
+                <w:color w:val="000000"/>
+                <w:sz w:val="20"/>
+                <w:szCs w:val="20"/>
+              </w:rPr>
+              <w:t>Dropper</w:t>
+            </w:r>
+          </w:p>
+        </w:tc>
+        <w:tc>
+          <w:tcPr>
+            <w:tcW w:w="3972" w:type="dxa"/>
+            <w:tcBorders>
+              <w:top w:val="single" w:sz="1" w:space="0" w:color="AAAAAA"/>
+              <w:left w:val="single" w:sz="1" w:space="0" w:color="AAAAAA"/>
+              <w:bottom w:val="single" w:sz="1" w:space="0" w:color="AAAAAA"/>
+              <w:right w:val="single" w:sz="1" w:space="0" w:color="AAAAAA"/>
+            </w:tcBorders>
+            <w:shd w:val="clear" w:color="auto" w:fill="FFFFFF"/>
+            <w:tcMar>
+              <w:top w:w="80" w:type="dxa"/>
+              <w:left w:w="120" w:type="dxa"/>
+              <w:bottom w:w="80" w:type="dxa"/>
+              <w:right w:w="120" w:type="dxa"/>
+            </w:tcMar>
+          </w:tcPr>
+          <w:p/>
+        </w:tc>
+        <w:tc>
+          <w:tcPr>
+            <w:tcW w:w="1844" w:type="dxa"/>
+            <w:tcBorders>
+              <w:top w:val="single" w:sz="1" w:space="0" w:color="AAAAAA"/>
+              <w:left w:val="single" w:sz="1" w:space="0" w:color="AAAAAA"/>
+              <w:bottom w:val="single" w:sz="1" w:space="0" w:color="AAAAAA"/>
+              <w:right w:val="single" w:sz="1" w:space="0" w:color="AAAAAA"/>
+            </w:tcBorders>
+            <w:shd w:val="clear" w:color="auto" w:fill="FFFFFF"/>
+            <w:tcMar>
+              <w:top w:w="80" w:type="dxa"/>
+              <w:left w:w="120" w:type="dxa"/>
+              <w:bottom w:w="80" w:type="dxa"/>
+              <w:right w:w="120" w:type="dxa"/>
+            </w:tcMar>
+          </w:tcPr>
+          <w:p/>
+        </w:tc>
+        <w:tc>
+          <w:tcPr>
+            <w:tcW w:w="1702" w:type="dxa"/>
+            <w:tcBorders>
+              <w:top w:val="single" w:sz="1" w:space="0" w:color="AAAAAA"/>
+              <w:left w:val="single" w:sz="1" w:space="0" w:color="AAAAAA"/>
+              <w:bottom w:val="single" w:sz="1" w:space="0" w:color="AAAAAA"/>
+              <w:right w:val="single" w:sz="1" w:space="0" w:color="AAAAAA"/>
+            </w:tcBorders>
+            <w:shd w:val="clear" w:color="auto" w:fill="FFFFFF"/>
+            <w:tcMar>
+              <w:top w:w="80" w:type="dxa"/>
+              <w:left w:w="120" w:type="dxa"/>
+              <w:bottom w:w="80" w:type="dxa"/>
+              <w:right w:w="120" w:type="dxa"/>
+            </w:tcMar>
+          </w:tcPr>
+          <w:p/>
+        </w:tc>
+      </w:tr>
+      <w:tr>
+        <w:tc>
+          <w:tcPr>
+            <w:tcW w:w="1842" w:type="dxa"/>
+            <w:tcBorders>
+              <w:top w:val="single" w:sz="1" w:space="0" w:color="AAAAAA"/>
+              <w:left w:val="single" w:sz="1" w:space="0" w:color="AAAAAA"/>
+              <w:bottom w:val="single" w:sz="1" w:space="0" w:color="AAAAAA"/>
+              <w:right w:val="single" w:sz="1" w:space="0" w:color="AAAAAA"/>
+            </w:tcBorders>
+            <w:shd w:val="clear" w:color="auto" w:fill="FFFFFF"/>
+            <w:tcMar>
+              <w:top w:w="80" w:type="dxa"/>
+              <w:left w:w="120" w:type="dxa"/>
+              <w:bottom w:w="80" w:type="dxa"/>
+              <w:right w:w="120" w:type="dxa"/>
+            </w:tcMar>
+          </w:tcPr>
+          <w:p>
+            <w:pPr>
+              <w:rPr>
+                <w:b/>
+                <w:bCs/>
+              </w:rPr>
+            </w:pPr>
+            <w:r>
+              <w:rPr>
+                <w:rFonts w:ascii="Arial" w:eastAsia="Arial" w:hAnsi="Arial" w:cs="Arial"/>
+                <w:b/>
+                <w:bCs/>
+                <w:color w:val="000000"/>
+                <w:sz w:val="20"/>
+                <w:szCs w:val="20"/>
+              </w:rPr>
+              <w:t>Info Stealer</w:t>
+            </w:r>
+          </w:p>
+        </w:tc>
+        <w:tc>
+          <w:tcPr>
+            <w:tcW w:w="3972" w:type="dxa"/>
+            <w:tcBorders>
+              <w:top w:val="single" w:sz="1" w:space="0" w:color="AAAAAA"/>
+              <w:left w:val="single" w:sz="1" w:space="0" w:color="AAAAAA"/>
+              <w:bottom w:val="single" w:sz="1" w:space="0" w:color="AAAAAA"/>
+              <w:right w:val="single" w:sz="1" w:space="0" w:color="AAAAAA"/>
+            </w:tcBorders>
+            <w:shd w:val="clear" w:color="auto" w:fill="FFFFFF"/>
+            <w:tcMar>
+              <w:top w:w="80" w:type="dxa"/>
+              <w:left w:w="120" w:type="dxa"/>
+              <w:bottom w:w="80" w:type="dxa"/>
+              <w:right w:w="120" w:type="dxa"/>
+            </w:tcMar>
+          </w:tcPr>
+          <w:p/>
+        </w:tc>
+        <w:tc>
+          <w:tcPr>
+            <w:tcW w:w="1844" w:type="dxa"/>
+            <w:tcBorders>
+              <w:top w:val="single" w:sz="1" w:space="0" w:color="AAAAAA"/>
+              <w:left w:val="single" w:sz="1" w:space="0" w:color="AAAAAA"/>
+              <w:bottom w:val="single" w:sz="1" w:space="0" w:color="AAAAAA"/>
+              <w:right w:val="single" w:sz="1" w:space="0" w:color="AAAAAA"/>
+            </w:tcBorders>
+            <w:shd w:val="clear" w:color="auto" w:fill="FFFFFF"/>
+            <w:tcMar>
+              <w:top w:w="80" w:type="dxa"/>
+              <w:left w:w="120" w:type="dxa"/>
+              <w:bottom w:w="80" w:type="dxa"/>
+              <w:right w:w="120" w:type="dxa"/>
+            </w:tcMar>
+          </w:tcPr>
+          <w:p/>
+        </w:tc>
+        <w:tc>
+          <w:tcPr>
+            <w:tcW w:w="1702" w:type="dxa"/>
+            <w:tcBorders>
+              <w:top w:val="single" w:sz="1" w:space="0" w:color="AAAAAA"/>
+              <w:left w:val="single" w:sz="1" w:space="0" w:color="AAAAAA"/>
+              <w:bottom w:val="single" w:sz="1" w:space="0" w:color="AAAAAA"/>
+              <w:right w:val="single" w:sz="1" w:space="0" w:color="AAAAAA"/>
+            </w:tcBorders>
+            <w:shd w:val="clear" w:color="auto" w:fill="FFFFFF"/>
+            <w:tcMar>
+              <w:top w:w="80" w:type="dxa"/>
+              <w:left w:w="120" w:type="dxa"/>
+              <w:bottom w:w="80" w:type="dxa"/>
+              <w:right w:w="120" w:type="dxa"/>
+            </w:tcMar>
+          </w:tcPr>
+          <w:p/>
+        </w:tc>
+      </w:tr>
+      <w:tr>
+        <w:tc>
+          <w:tcPr>
+            <w:tcW w:w="1842" w:type="dxa"/>
+            <w:tcBorders>
+              <w:top w:val="single" w:sz="1" w:space="0" w:color="AAAAAA"/>
+              <w:left w:val="single" w:sz="1" w:space="0" w:color="AAAAAA"/>
+              <w:bottom w:val="single" w:sz="1" w:space="0" w:color="AAAAAA"/>
+              <w:right w:val="single" w:sz="1" w:space="0" w:color="AAAAAA"/>
+            </w:tcBorders>
+            <w:shd w:val="clear" w:color="auto" w:fill="FFFFFF"/>
+            <w:tcMar>
+              <w:top w:w="80" w:type="dxa"/>
+              <w:left w:w="120" w:type="dxa"/>
+              <w:bottom w:w="80" w:type="dxa"/>
+              <w:right w:w="120" w:type="dxa"/>
+            </w:tcMar>
+          </w:tcPr>
+          <w:p>
+            <w:pPr>
+              <w:rPr>
+                <w:b/>
+                <w:bCs/>
+              </w:rPr>
+            </w:pPr>
+            <w:r>
+              <w:rPr>
+                <w:rFonts w:ascii="Arial" w:eastAsia="Arial" w:hAnsi="Arial" w:cs="Arial"/>
+                <w:b/>
+                <w:bCs/>
+                <w:color w:val="000000"/>
+                <w:sz w:val="20"/>
+                <w:szCs w:val="20"/>
+              </w:rPr>
+              <w:t>Virus</w:t>
+            </w:r>
+          </w:p>
+        </w:tc>
+        <w:tc>
+          <w:tcPr>
+            <w:tcW w:w="3972" w:type="dxa"/>
+            <w:tcBorders>
+              <w:top w:val="single" w:sz="1" w:space="0" w:color="AAAAAA"/>
+              <w:left w:val="single" w:sz="1" w:space="0" w:color="AAAAAA"/>
+              <w:bottom w:val="single" w:sz="1" w:space="0" w:color="AAAAAA"/>
+              <w:right w:val="single" w:sz="1" w:space="0" w:color="AAAAAA"/>
+            </w:tcBorders>
+            <w:shd w:val="clear" w:color="auto" w:fill="FFFFFF"/>
+            <w:tcMar>
+              <w:top w:w="80" w:type="dxa"/>
+              <w:left w:w="120" w:type="dxa"/>
+              <w:bottom w:w="80" w:type="dxa"/>
+              <w:right w:w="120" w:type="dxa"/>
+            </w:tcMar>
+          </w:tcPr>
+          <w:p/>
+        </w:tc>
+        <w:tc>
+          <w:tcPr>
+            <w:tcW w:w="1844" w:type="dxa"/>
+            <w:tcBorders>
+              <w:top w:val="single" w:sz="1" w:space="0" w:color="AAAAAA"/>
+              <w:left w:val="single" w:sz="1" w:space="0" w:color="AAAAAA"/>
+              <w:bottom w:val="single" w:sz="1" w:space="0" w:color="AAAAAA"/>
+              <w:right w:val="single" w:sz="1" w:space="0" w:color="AAAAAA"/>
+            </w:tcBorders>
+            <w:shd w:val="clear" w:color="auto" w:fill="FFFFFF"/>
+            <w:tcMar>
+              <w:top w:w="80" w:type="dxa"/>
+              <w:left w:w="120" w:type="dxa"/>
+              <w:bottom w:w="80" w:type="dxa"/>
+              <w:right w:w="120" w:type="dxa"/>
+            </w:tcMar>
+          </w:tcPr>
+          <w:p/>
+        </w:tc>
+        <w:tc>
+          <w:tcPr>
+            <w:tcW w:w="1702" w:type="dxa"/>
+            <w:tcBorders>
+              <w:top w:val="single" w:sz="1" w:space="0" w:color="AAAAAA"/>
+              <w:left w:val="single" w:sz="1" w:space="0" w:color="AAAAAA"/>
+              <w:bottom w:val="single" w:sz="1" w:space="0" w:color="AAAAAA"/>
+              <w:right w:val="single" w:sz="1" w:space="0" w:color="AAAAAA"/>
+            </w:tcBorders>
+            <w:shd w:val="clear" w:color="auto" w:fill="FFFFFF"/>
+            <w:tcMar>
+              <w:top w:w="80" w:type="dxa"/>
+              <w:left w:w="120" w:type="dxa"/>
+              <w:bottom w:w="80" w:type="dxa"/>
+              <w:right w:w="120" w:type="dxa"/>
+            </w:tcMar>
+          </w:tcPr>
+          <w:p/>
+        </w:tc>
+      </w:tr>
+      <w:tr>
+        <w:tc>
+          <w:tcPr>
+            <w:tcW w:w="1842" w:type="dxa"/>
+            <w:tcBorders>
+              <w:top w:val="single" w:sz="1" w:space="0" w:color="AAAAAA"/>
+              <w:left w:val="single" w:sz="1" w:space="0" w:color="AAAAAA"/>
+              <w:bottom w:val="single" w:sz="1" w:space="0" w:color="AAAAAA"/>
+              <w:right w:val="single" w:sz="1" w:space="0" w:color="AAAAAA"/>
+            </w:tcBorders>
+            <w:shd w:val="clear" w:color="auto" w:fill="FFFFFF"/>
+            <w:tcMar>
+              <w:top w:w="80" w:type="dxa"/>
+              <w:left w:w="120" w:type="dxa"/>
+              <w:bottom w:w="80" w:type="dxa"/>
+              <w:right w:w="120" w:type="dxa"/>
+            </w:tcMar>
+          </w:tcPr>
+          <w:p>
+            <w:pPr>
+              <w:rPr>
+                <w:b/>
+                <w:bCs/>
+              </w:rPr>
+            </w:pPr>
+            <w:r>
+              <w:rPr>
+                <w:rFonts w:ascii="Arial" w:eastAsia="Arial" w:hAnsi="Arial" w:cs="Arial"/>
+                <w:b/>
+                <w:bCs/>
+                <w:color w:val="000000"/>
+                <w:sz w:val="20"/>
+                <w:szCs w:val="20"/>
+              </w:rPr>
+              <w:t>PUA</w:t>
+            </w:r>
+          </w:p>
+        </w:tc>
+        <w:tc>
+          <w:tcPr>
+            <w:tcW w:w="3972" w:type="dxa"/>
+            <w:tcBorders>
+              <w:top w:val="single" w:sz="1" w:space="0" w:color="AAAAAA"/>
+              <w:left w:val="single" w:sz="1" w:space="0" w:color="AAAAAA"/>
+              <w:bottom w:val="single" w:sz="1" w:space="0" w:color="AAAAAA"/>
+              <w:right w:val="single" w:sz="1" w:space="0" w:color="AAAAAA"/>
+            </w:tcBorders>
+            <w:shd w:val="clear" w:color="auto" w:fill="FFFFFF"/>
+            <w:tcMar>
+              <w:top w:w="80" w:type="dxa"/>
+              <w:left w:w="120" w:type="dxa"/>
+              <w:bottom w:w="80" w:type="dxa"/>
+              <w:right w:w="120" w:type="dxa"/>
+            </w:tcMar>
+          </w:tcPr>
+          <w:p/>
+        </w:tc>
+        <w:tc>
+          <w:tcPr>
+            <w:tcW w:w="1844" w:type="dxa"/>
+            <w:tcBorders>
+              <w:top w:val="single" w:sz="1" w:space="0" w:color="AAAAAA"/>
+              <w:left w:val="single" w:sz="1" w:space="0" w:color="AAAAAA"/>
+              <w:bottom w:val="single" w:sz="1" w:space="0" w:color="AAAAAA"/>
+              <w:right w:val="single" w:sz="1" w:space="0" w:color="AAAAAA"/>
+            </w:tcBorders>
+            <w:shd w:val="clear" w:color="auto" w:fill="FFFFFF"/>
+            <w:tcMar>
+              <w:top w:w="80" w:type="dxa"/>
+              <w:left w:w="120" w:type="dxa"/>
+              <w:bottom w:w="80" w:type="dxa"/>
+              <w:right w:w="120" w:type="dxa"/>
+            </w:tcMar>
+          </w:tcPr>
+          <w:p/>
+        </w:tc>
+        <w:tc>
+          <w:tcPr>
+            <w:tcW w:w="1702" w:type="dxa"/>
+            <w:tcBorders>
+              <w:top w:val="single" w:sz="1" w:space="0" w:color="AAAAAA"/>
+              <w:left w:val="single" w:sz="1" w:space="0" w:color="AAAAAA"/>
+              <w:bottom w:val="single" w:sz="1" w:space="0" w:color="AAAAAA"/>
+              <w:right w:val="single" w:sz="1" w:space="0" w:color="AAAAAA"/>
+            </w:tcBorders>
+            <w:shd w:val="clear" w:color="auto" w:fill="FFFFFF"/>
+            <w:tcMar>
+              <w:top w:w="80" w:type="dxa"/>
+              <w:left w:w="120" w:type="dxa"/>
+              <w:bottom w:w="80" w:type="dxa"/>
+              <w:right w:w="120" w:type="dxa"/>
+            </w:tcMar>
+          </w:tcPr>
+          <w:p/>
+        </w:tc>
+      </w:tr>
+      <w:tr>
+        <w:tc>
+          <w:tcPr>
+            <w:tcW w:w="1842" w:type="dxa"/>
+            <w:tcBorders>
+              <w:top w:val="single" w:sz="1" w:space="0" w:color="AAAAAA"/>
+              <w:left w:val="single" w:sz="1" w:space="0" w:color="AAAAAA"/>
+              <w:bottom w:val="single" w:sz="1" w:space="0" w:color="AAAAAA"/>
+              <w:right w:val="single" w:sz="1" w:space="0" w:color="AAAAAA"/>
+            </w:tcBorders>
+            <w:shd w:val="clear" w:color="auto" w:fill="FFFFFF"/>
+            <w:tcMar>
+              <w:top w:w="80" w:type="dxa"/>
+              <w:left w:w="120" w:type="dxa"/>
+              <w:bottom w:w="80" w:type="dxa"/>
+              <w:right w:w="120" w:type="dxa"/>
+            </w:tcMar>
+          </w:tcPr>
+          <w:p>
+            <w:pPr>
+              <w:rPr>
+                <w:b/>
+                <w:bCs/>
+              </w:rPr>
+            </w:pPr>
+            <w:r>
+              <w:rPr>
+                <w:rFonts w:ascii="Arial" w:eastAsia="Arial" w:hAnsi="Arial" w:cs="Arial"/>
+                <w:b/>
+                <w:bCs/>
+                <w:color w:val="000000"/>
+                <w:sz w:val="20"/>
+                <w:szCs w:val="20"/>
+              </w:rPr>
+              <w:t>Cryptominer</w:t>
+            </w:r>
+          </w:p>
+        </w:tc>
+        <w:tc>
+          <w:tcPr>
+            <w:tcW w:w="3972" w:type="dxa"/>
+            <w:tcBorders>
+              <w:top w:val="single" w:sz="1" w:space="0" w:color="AAAAAA"/>
+              <w:left w:val="single" w:sz="1" w:space="0" w:color="AAAAAA"/>
+              <w:bottom w:val="single" w:sz="1" w:space="0" w:color="AAAAAA"/>
+              <w:right w:val="single" w:sz="1" w:space="0" w:color="AAAAAA"/>
+            </w:tcBorders>
+            <w:shd w:val="clear" w:color="auto" w:fill="FFFFFF"/>
+            <w:tcMar>
+              <w:top w:w="80" w:type="dxa"/>
+              <w:left w:w="120" w:type="dxa"/>
+              <w:bottom w:w="80" w:type="dxa"/>
+              <w:right w:w="120" w:type="dxa"/>
+            </w:tcMar>
+          </w:tcPr>
+          <w:p/>
+        </w:tc>
+        <w:tc>
+          <w:tcPr>
+            <w:tcW w:w="1844" w:type="dxa"/>
+            <w:tcBorders>
+              <w:top w:val="single" w:sz="1" w:space="0" w:color="AAAAAA"/>
+              <w:left w:val="single" w:sz="1" w:space="0" w:color="AAAAAA"/>
+              <w:bottom w:val="single" w:sz="1" w:space="0" w:color="AAAAAA"/>
+              <w:right w:val="single" w:sz="1" w:space="0" w:color="AAAAAA"/>
+            </w:tcBorders>
+            <w:shd w:val="clear" w:color="auto" w:fill="FFFFFF"/>
+            <w:tcMar>
+              <w:top w:w="80" w:type="dxa"/>
+              <w:left w:w="120" w:type="dxa"/>
+              <w:bottom w:w="80" w:type="dxa"/>
+              <w:right w:w="120" w:type="dxa"/>
+            </w:tcMar>
+          </w:tcPr>
+          <w:p/>
+        </w:tc>
+        <w:tc>
+          <w:tcPr>
+            <w:tcW w:w="1702" w:type="dxa"/>
+            <w:tcBorders>
+              <w:top w:val="single" w:sz="1" w:space="0" w:color="AAAAAA"/>
+              <w:left w:val="single" w:sz="1" w:space="0" w:color="AAAAAA"/>
+              <w:bottom w:val="single" w:sz="1" w:space="0" w:color="AAAAAA"/>
+              <w:right w:val="single" w:sz="1" w:space="0" w:color="AAAAAA"/>
+            </w:tcBorders>
+            <w:shd w:val="clear" w:color="auto" w:fill="FFFFFF"/>
+            <w:tcMar>
+              <w:top w:w="80" w:type="dxa"/>
+              <w:left w:w="120" w:type="dxa"/>
+              <w:bottom w:w="80" w:type="dxa"/>
+              <w:right w:w="120" w:type="dxa"/>
+            </w:tcMar>
+          </w:tcPr>
+          <w:p/>
+        </w:tc>
+      </w:tr>
+      <w:tr>
+        <w:tc>
+          <w:tcPr>
+            <w:tcW w:w="1842" w:type="dxa"/>
+            <w:tcBorders>
+              <w:top w:val="single" w:sz="1" w:space="0" w:color="AAAAAA"/>
+              <w:left w:val="single" w:sz="1" w:space="0" w:color="AAAAAA"/>
+              <w:bottom w:val="single" w:sz="1" w:space="0" w:color="AAAAAA"/>
+              <w:right w:val="single" w:sz="1" w:space="0" w:color="AAAAAA"/>
+            </w:tcBorders>
+            <w:shd w:val="clear" w:color="auto" w:fill="FFFFFF"/>
+            <w:tcMar>
+              <w:top w:w="80" w:type="dxa"/>
+              <w:left w:w="120" w:type="dxa"/>
+              <w:bottom w:w="80" w:type="dxa"/>
+              <w:right w:w="120" w:type="dxa"/>
+            </w:tcMar>
+          </w:tcPr>
+          <w:p>
+            <w:pPr>
+              <w:rPr>
+                <w:b/>
+                <w:bCs/>
+              </w:rPr>
+            </w:pPr>
+            <w:r>
+              <w:rPr>
+                <w:rFonts w:ascii="Arial" w:eastAsia="Arial" w:hAnsi="Arial" w:cs="Arial"/>
+                <w:b/>
+                <w:bCs/>
+                <w:color w:val="000000"/>
+                <w:sz w:val="20"/>
+                <w:szCs w:val="20"/>
+              </w:rPr>
+              <w:lastRenderedPageBreak/>
+              <w:t>P2P-Worm</w:t>
+            </w:r>
+          </w:p>
+        </w:tc>
+        <w:tc>
+          <w:tcPr>
+            <w:tcW w:w="3972" w:type="dxa"/>
+            <w:tcBorders>
+              <w:top w:val="single" w:sz="1" w:space="0" w:color="AAAAAA"/>
+              <w:left w:val="single" w:sz="1" w:space="0" w:color="AAAAAA"/>
+              <w:bottom w:val="single" w:sz="1" w:space="0" w:color="AAAAAA"/>
+              <w:right w:val="single" w:sz="1" w:space="0" w:color="AAAAAA"/>
+            </w:tcBorders>
+            <w:shd w:val="clear" w:color="auto" w:fill="FFFFFF"/>
+            <w:tcMar>
+              <w:top w:w="80" w:type="dxa"/>
+              <w:left w:w="120" w:type="dxa"/>
+              <w:bottom w:w="80" w:type="dxa"/>
+              <w:right w:w="120" w:type="dxa"/>
+            </w:tcMar>
+          </w:tcPr>
+          <w:p/>
+        </w:tc>
+        <w:tc>
+          <w:tcPr>
+            <w:tcW w:w="1844" w:type="dxa"/>
+            <w:tcBorders>
+              <w:top w:val="single" w:sz="1" w:space="0" w:color="AAAAAA"/>
+              <w:left w:val="single" w:sz="1" w:space="0" w:color="AAAAAA"/>
+              <w:bottom w:val="single" w:sz="1" w:space="0" w:color="AAAAAA"/>
+              <w:right w:val="single" w:sz="1" w:space="0" w:color="AAAAAA"/>
+            </w:tcBorders>
+            <w:shd w:val="clear" w:color="auto" w:fill="FFFFFF"/>
+            <w:tcMar>
+              <w:top w:w="80" w:type="dxa"/>
+              <w:left w:w="120" w:type="dxa"/>
+              <w:bottom w:w="80" w:type="dxa"/>
+              <w:right w:w="120" w:type="dxa"/>
+            </w:tcMar>
+          </w:tcPr>
+          <w:p/>
+        </w:tc>
+        <w:tc>
+          <w:tcPr>
+            <w:tcW w:w="1702" w:type="dxa"/>
+            <w:tcBorders>
+              <w:top w:val="single" w:sz="1" w:space="0" w:color="AAAAAA"/>
+              <w:left w:val="single" w:sz="1" w:space="0" w:color="AAAAAA"/>
+              <w:bottom w:val="single" w:sz="1" w:space="0" w:color="AAAAAA"/>
+              <w:right w:val="single" w:sz="1" w:space="0" w:color="AAAAAA"/>
+            </w:tcBorders>
+            <w:shd w:val="clear" w:color="auto" w:fill="FFFFFF"/>
+            <w:tcMar>
+              <w:top w:w="80" w:type="dxa"/>
+              <w:left w:w="120" w:type="dxa"/>
+              <w:bottom w:w="80" w:type="dxa"/>
+              <w:right w:w="120" w:type="dxa"/>
+            </w:tcMar>
+          </w:tcPr>
+          <w:p/>
+        </w:tc>
+      </w:tr>
+      <w:tr>
+        <w:tc>
+          <w:tcPr>
+            <w:tcW w:w="1842" w:type="dxa"/>
+            <w:tcBorders>
+              <w:top w:val="single" w:sz="1" w:space="0" w:color="AAAAAA"/>
+              <w:left w:val="single" w:sz="1" w:space="0" w:color="AAAAAA"/>
+              <w:bottom w:val="single" w:sz="1" w:space="0" w:color="AAAAAA"/>
+              <w:right w:val="single" w:sz="1" w:space="0" w:color="AAAAAA"/>
+            </w:tcBorders>
+            <w:shd w:val="clear" w:color="auto" w:fill="FFFFFF"/>
+            <w:tcMar>
+              <w:top w:w="80" w:type="dxa"/>
+              <w:left w:w="120" w:type="dxa"/>
+              <w:bottom w:w="80" w:type="dxa"/>
+              <w:right w:w="120" w:type="dxa"/>
+            </w:tcMar>
+          </w:tcPr>
+          <w:p>
+            <w:pPr>
+              <w:rPr>
+                <w:b/>
+                <w:bCs/>
+              </w:rPr>
+            </w:pPr>
+            <w:r>
+              <w:rPr>
+                <w:rFonts w:ascii="Arial" w:eastAsia="Arial" w:hAnsi="Arial" w:cs="Arial"/>
+                <w:b/>
+                <w:bCs/>
+                <w:color w:val="000000"/>
+                <w:sz w:val="20"/>
+                <w:szCs w:val="20"/>
+              </w:rPr>
+              <w:t>Exploit</w:t>
+            </w:r>
+          </w:p>
+        </w:tc>
+        <w:tc>
+          <w:tcPr>
+            <w:tcW w:w="3972" w:type="dxa"/>
+            <w:tcBorders>
+              <w:top w:val="single" w:sz="1" w:space="0" w:color="AAAAAA"/>
+              <w:left w:val="single" w:sz="1" w:space="0" w:color="AAAAAA"/>
+              <w:bottom w:val="single" w:sz="1" w:space="0" w:color="AAAAAA"/>
+              <w:right w:val="single" w:sz="1" w:space="0" w:color="AAAAAA"/>
+            </w:tcBorders>
+            <w:shd w:val="clear" w:color="auto" w:fill="FFFFFF"/>
+            <w:tcMar>
+              <w:top w:w="80" w:type="dxa"/>
+              <w:left w:w="120" w:type="dxa"/>
+              <w:bottom w:w="80" w:type="dxa"/>
+              <w:right w:w="120" w:type="dxa"/>
+            </w:tcMar>
+          </w:tcPr>
+          <w:p/>
+        </w:tc>
+        <w:tc>
+          <w:tcPr>
+            <w:tcW w:w="1844" w:type="dxa"/>
+            <w:tcBorders>
+              <w:top w:val="single" w:sz="1" w:space="0" w:color="AAAAAA"/>
+              <w:left w:val="single" w:sz="1" w:space="0" w:color="AAAAAA"/>
+              <w:bottom w:val="single" w:sz="1" w:space="0" w:color="AAAAAA"/>
+              <w:right w:val="single" w:sz="1" w:space="0" w:color="AAAAAA"/>
+            </w:tcBorders>
+            <w:shd w:val="clear" w:color="auto" w:fill="FFFFFF"/>
+            <w:tcMar>
+              <w:top w:w="80" w:type="dxa"/>
+              <w:left w:w="120" w:type="dxa"/>
+              <w:bottom w:w="80" w:type="dxa"/>
+              <w:right w:w="120" w:type="dxa"/>
+            </w:tcMar>
+          </w:tcPr>
+          <w:p/>
+        </w:tc>
+        <w:tc>
+          <w:tcPr>
+            <w:tcW w:w="1702" w:type="dxa"/>
+            <w:tcBorders>
+              <w:top w:val="single" w:sz="1" w:space="0" w:color="AAAAAA"/>
+              <w:left w:val="single" w:sz="1" w:space="0" w:color="AAAAAA"/>
+              <w:bottom w:val="single" w:sz="1" w:space="0" w:color="AAAAAA"/>
+              <w:right w:val="single" w:sz="1" w:space="0" w:color="AAAAAA"/>
+            </w:tcBorders>
+            <w:shd w:val="clear" w:color="auto" w:fill="FFFFFF"/>
+            <w:tcMar>
+              <w:top w:w="80" w:type="dxa"/>
+              <w:left w:w="120" w:type="dxa"/>
+              <w:bottom w:w="80" w:type="dxa"/>
+              <w:right w:w="120" w:type="dxa"/>
+            </w:tcMar>
+          </w:tcPr>
+          <w:p/>
+        </w:tc>
+      </w:tr>
+      <w:tr>
+        <w:tc>
+          <w:tcPr>
+            <w:tcW w:w="1842" w:type="dxa"/>
+            <w:tcBorders>
+              <w:top w:val="single" w:sz="1" w:space="0" w:color="AAAAAA"/>
+              <w:left w:val="single" w:sz="1" w:space="0" w:color="AAAAAA"/>
+              <w:bottom w:val="single" w:sz="1" w:space="0" w:color="AAAAAA"/>
+              <w:right w:val="single" w:sz="1" w:space="0" w:color="AAAAAA"/>
+            </w:tcBorders>
+            <w:shd w:val="clear" w:color="auto" w:fill="FFFFFF"/>
+            <w:tcMar>
+              <w:top w:w="80" w:type="dxa"/>
+              <w:left w:w="120" w:type="dxa"/>
+              <w:bottom w:w="80" w:type="dxa"/>
+              <w:right w:w="120" w:type="dxa"/>
+            </w:tcMar>
+          </w:tcPr>
+          <w:p>
+            <w:pPr>
+              <w:rPr>
+                <w:b/>
+                <w:bCs/>
+              </w:rPr>
+            </w:pPr>
+            <w:r>
+              <w:rPr>
+                <w:rFonts w:ascii="Arial" w:eastAsia="Arial" w:hAnsi="Arial" w:cs="Arial"/>
+                <w:b/>
+                <w:bCs/>
+                <w:color w:val="000000"/>
+                <w:sz w:val="20"/>
+                <w:szCs w:val="20"/>
+              </w:rPr>
+              <w:t>Rootkit</w:t>
+            </w:r>
+          </w:p>
+        </w:tc>
+        <w:tc>
+          <w:tcPr>
+            <w:tcW w:w="3972" w:type="dxa"/>
+            <w:tcBorders>
+              <w:top w:val="single" w:sz="1" w:space="0" w:color="AAAAAA"/>
+              <w:left w:val="single" w:sz="1" w:space="0" w:color="AAAAAA"/>
+              <w:bottom w:val="single" w:sz="1" w:space="0" w:color="AAAAAA"/>
+              <w:right w:val="single" w:sz="1" w:space="0" w:color="AAAAAA"/>
+            </w:tcBorders>
+            <w:shd w:val="clear" w:color="auto" w:fill="FFFFFF"/>
+            <w:tcMar>
+              <w:top w:w="80" w:type="dxa"/>
+              <w:left w:w="120" w:type="dxa"/>
+              <w:bottom w:w="80" w:type="dxa"/>
+              <w:right w:w="120" w:type="dxa"/>
+            </w:tcMar>
+          </w:tcPr>
+          <w:p/>
+        </w:tc>
+        <w:tc>
+          <w:tcPr>
+            <w:tcW w:w="1844" w:type="dxa"/>
+            <w:tcBorders>
+              <w:top w:val="single" w:sz="1" w:space="0" w:color="AAAAAA"/>
+              <w:left w:val="single" w:sz="1" w:space="0" w:color="AAAAAA"/>
+              <w:bottom w:val="single" w:sz="1" w:space="0" w:color="AAAAAA"/>
+              <w:right w:val="single" w:sz="1" w:space="0" w:color="AAAAAA"/>
+            </w:tcBorders>
+            <w:shd w:val="clear" w:color="auto" w:fill="FFFFFF"/>
+            <w:tcMar>
+              <w:top w:w="80" w:type="dxa"/>
+              <w:left w:w="120" w:type="dxa"/>
+              <w:bottom w:w="80" w:type="dxa"/>
+              <w:right w:w="120" w:type="dxa"/>
+            </w:tcMar>
+          </w:tcPr>
+          <w:p/>
+        </w:tc>
+        <w:tc>
+          <w:tcPr>
+            <w:tcW w:w="1702" w:type="dxa"/>
+            <w:tcBorders>
+              <w:top w:val="single" w:sz="1" w:space="0" w:color="AAAAAA"/>
+              <w:left w:val="single" w:sz="1" w:space="0" w:color="AAAAAA"/>
+              <w:bottom w:val="single" w:sz="1" w:space="0" w:color="AAAAAA"/>
+              <w:right w:val="single" w:sz="1" w:space="0" w:color="AAAAAA"/>
+            </w:tcBorders>
+            <w:shd w:val="clear" w:color="auto" w:fill="FFFFFF"/>
+            <w:tcMar>
+              <w:top w:w="80" w:type="dxa"/>
+              <w:left w:w="120" w:type="dxa"/>
+              <w:bottom w:w="80" w:type="dxa"/>
+              <w:right w:w="120" w:type="dxa"/>
+            </w:tcMar>
+          </w:tcPr>
+          <w:p/>
+        </w:tc>
+      </w:tr>
+      <w:tr>
+        <w:tc>
+          <w:tcPr>
+            <w:tcW w:w="1842" w:type="dxa"/>
+            <w:tcBorders>
+              <w:top w:val="single" w:sz="1" w:space="0" w:color="AAAAAA"/>
+              <w:left w:val="single" w:sz="1" w:space="0" w:color="AAAAAA"/>
+              <w:bottom w:val="single" w:sz="1" w:space="0" w:color="AAAAAA"/>
+              <w:right w:val="single" w:sz="1" w:space="0" w:color="AAAAAA"/>
+            </w:tcBorders>
+            <w:shd w:val="clear" w:color="auto" w:fill="FFFFFF"/>
+            <w:tcMar>
+              <w:top w:w="80" w:type="dxa"/>
+              <w:left w:w="120" w:type="dxa"/>
+              <w:bottom w:w="80" w:type="dxa"/>
+              <w:right w:w="120" w:type="dxa"/>
+            </w:tcMar>
+          </w:tcPr>
+          <w:p>
+            <w:pPr>
+              <w:rPr>
+                <w:b/>
+                <w:bCs/>
+              </w:rPr>
+            </w:pPr>
+            <w:r>
+              <w:rPr>
+                <w:rFonts w:ascii="Arial" w:eastAsia="Arial" w:hAnsi="Arial" w:cs="Arial"/>
+                <w:b/>
+                <w:bCs/>
+                <w:color w:val="000000"/>
+                <w:sz w:val="20"/>
+                <w:szCs w:val="20"/>
+              </w:rPr>
+              <w:t>Trojan-Gamethief</w:t>
+            </w:r>
+          </w:p>
+        </w:tc>
+        <w:tc>
+          <w:tcPr>
+            <w:tcW w:w="3972" w:type="dxa"/>
+            <w:tcBorders>
+              <w:top w:val="single" w:sz="1" w:space="0" w:color="AAAAAA"/>
+              <w:left w:val="single" w:sz="1" w:space="0" w:color="AAAAAA"/>
+              <w:bottom w:val="single" w:sz="1" w:space="0" w:color="AAAAAA"/>
+              <w:right w:val="single" w:sz="1" w:space="0" w:color="AAAAAA"/>
+            </w:tcBorders>
+            <w:shd w:val="clear" w:color="auto" w:fill="FFFFFF"/>
+            <w:tcMar>
+              <w:top w:w="80" w:type="dxa"/>
+              <w:left w:w="120" w:type="dxa"/>
+              <w:bottom w:w="80" w:type="dxa"/>
+              <w:right w:w="120" w:type="dxa"/>
+            </w:tcMar>
+          </w:tcPr>
+          <w:p/>
+        </w:tc>
+        <w:tc>
+          <w:tcPr>
+            <w:tcW w:w="1844" w:type="dxa"/>
+            <w:tcBorders>
+              <w:top w:val="single" w:sz="1" w:space="0" w:color="AAAAAA"/>
+              <w:left w:val="single" w:sz="1" w:space="0" w:color="AAAAAA"/>
+              <w:bottom w:val="single" w:sz="1" w:space="0" w:color="AAAAAA"/>
+              <w:right w:val="single" w:sz="1" w:space="0" w:color="AAAAAA"/>
+            </w:tcBorders>
+            <w:shd w:val="clear" w:color="auto" w:fill="FFFFFF"/>
+            <w:tcMar>
+              <w:top w:w="80" w:type="dxa"/>
+              <w:left w:w="120" w:type="dxa"/>
+              <w:bottom w:w="80" w:type="dxa"/>
+              <w:right w:w="120" w:type="dxa"/>
+            </w:tcMar>
+          </w:tcPr>
+          <w:p/>
+        </w:tc>
+        <w:tc>
+          <w:tcPr>
+            <w:tcW w:w="1702" w:type="dxa"/>
+            <w:tcBorders>
+              <w:top w:val="single" w:sz="1" w:space="0" w:color="AAAAAA"/>
+              <w:left w:val="single" w:sz="1" w:space="0" w:color="AAAAAA"/>
+              <w:bottom w:val="single" w:sz="1" w:space="0" w:color="AAAAAA"/>
+              <w:right w:val="single" w:sz="1" w:space="0" w:color="AAAAAA"/>
+            </w:tcBorders>
+            <w:shd w:val="clear" w:color="auto" w:fill="FFFFFF"/>
+            <w:tcMar>
+              <w:top w:w="80" w:type="dxa"/>
+              <w:left w:w="120" w:type="dxa"/>
+              <w:bottom w:w="80" w:type="dxa"/>
+              <w:right w:w="120" w:type="dxa"/>
+            </w:tcMar>
+          </w:tcPr>
+          <w:p/>
+        </w:tc>
+      </w:tr>
+    </w:tbl>
+    <w:p>
+      <w:pPr>
+        <w:jc w:val="center"/>
+        <w:rPr>
+          <w:rFonts w:ascii="Times New Roman" w:hAnsi="Times New Roman" w:cs="Times New Roman"/>
+          <w:i/>
+          <w:iCs/>
+          <w:sz w:val="20"/>
+          <w:szCs w:val="20"/>
+        </w:rPr>
+      </w:pPr>
+      <w:r>
+        <w:rPr>
           <w:rFonts w:ascii="Times New Roman" w:eastAsia="Arial" w:hAnsi="Times New Roman" w:cs="Times New Roman"/>
           <w:i/>
           <w:iCs/>
           <w:sz w:val="20"/>
           <w:szCs w:val="20"/>
         </w:rPr>
-        <w:t>Table 6: Gaussian Naive Bayes – per-class TPR and FPR</w:t>
+        <w:t xml:space="preserve">Table 6: </w:t>
+      </w:r>
+      <w:r>
+        <w:rPr>
+          <w:rFonts w:ascii="Times New Roman" w:eastAsia="Arial" w:hAnsi="Times New Roman" w:cs="Times New Roman"/>
+          <w:i/>
+          <w:iCs/>
+          <w:sz w:val="20"/>
+          <w:szCs w:val="20"/>
+        </w:rPr>
+        <w:t xml:space="preserve">XGBoost </w:t>
+      </w:r>
+      <w:r>
+        <w:rPr>
+          <w:rFonts w:ascii="Times New Roman" w:eastAsia="Arial" w:hAnsi="Times New Roman" w:cs="Times New Roman"/>
+          <w:i/>
+          <w:iCs/>
+          <w:sz w:val="20"/>
+          <w:szCs w:val="20"/>
+        </w:rPr>
+        <w:t>per-class TPR and FPR</w:t>
       </w:r>
     </w:p>
     <w:p>
@@ -6403,24 +7282,6 @@
         <w:t>Conclusions</w:t>
       </w:r>
     </w:p>
-    <w:p/>
-    <w:p>
-      <w:pPr>
-        <w:pStyle w:val="Heading1"/>
-        <w:rPr>
-          <w:b/>
-          <w:bCs/>
-        </w:rPr>
-      </w:pPr>
-      <w:r>
-        <w:rPr>
-          <w:b/>
-          <w:bCs/>
-        </w:rPr>
-        <w:t>References</w:t>
-      </w:r>
-    </w:p>
-    <w:p/>
     <w:sectPr>
       <w:pgSz w:w="11906" w:h="16838"/>
       <w:pgMar w:top="1440" w:right="1440" w:bottom="1440" w:left="1440" w:header="708" w:footer="708" w:gutter="0"/>
@@ -7902,6 +8763,7 @@
   <w:style w:type="character" w:default="1" w:styleId="DefaultParagraphFont">
     <w:name w:val="Default Paragraph Font"/>
     <w:uiPriority w:val="1"/>
+    <w:semiHidden/>
     <w:unhideWhenUsed/>
   </w:style>
   <w:style w:type="table" w:default="1" w:styleId="TableNormal">
@@ -8607,6 +9469,23 @@
 </file>
 
 <file path=customXml/item1.xml><?xml version="1.0" encoding="utf-8"?>
+<p:properties xmlns:p="http://schemas.microsoft.com/office/2006/metadata/properties" xmlns:xsi="http://www.w3.org/2001/XMLSchema-instance" xmlns:pc="http://schemas.microsoft.com/office/infopath/2007/PartnerControls">
+  <documentManagement>
+    <_activity xmlns="0fcda1c8-6244-4b28-b6d7-c9cfed4df0d6" xsi:nil="true"/>
+  </documentManagement>
+</p:properties>
+</file>
+
+<file path=customXml/item2.xml><?xml version="1.0" encoding="utf-8"?>
+<?mso-contentType ?>
+<FormTemplates xmlns="http://schemas.microsoft.com/sharepoint/v3/contenttype/forms">
+  <Display>DocumentLibraryForm</Display>
+  <Edit>DocumentLibraryForm</Edit>
+  <New>DocumentLibraryForm</New>
+</FormTemplates>
+</file>
+
+<file path=customXml/item3.xml><?xml version="1.0" encoding="utf-8"?>
 <ct:contentTypeSchema xmlns:ct="http://schemas.microsoft.com/office/2006/metadata/contentType" xmlns:ma="http://schemas.microsoft.com/office/2006/metadata/properties/metaAttributes" ct:_="" ma:_="" ma:contentTypeName="Document" ma:contentTypeID="0x0101006B7E73076BE5474DBFFAF8715DF735C2" ma:contentTypeVersion="5" ma:contentTypeDescription="Create a new document." ma:contentTypeScope="" ma:versionID="d9ea03f92df1516bf7368159d8c1b379">
   <xsd:schema xmlns:xsd="http://www.w3.org/2001/XMLSchema" xmlns:xs="http://www.w3.org/2001/XMLSchema" xmlns:p="http://schemas.microsoft.com/office/2006/metadata/properties" xmlns:ns3="0fcda1c8-6244-4b28-b6d7-c9cfed4df0d6" targetNamespace="http://schemas.microsoft.com/office/2006/metadata/properties" ma:root="true" ma:fieldsID="972c527eef431e635ff76e7ade4582be" ns3:_="">
     <xsd:import namespace="0fcda1c8-6244-4b28-b6d7-c9cfed4df0d6"/>
@@ -8756,24 +9635,25 @@
 </ct:contentTypeSchema>
 </file>
 
-<file path=customXml/item2.xml><?xml version="1.0" encoding="utf-8"?>
-<?mso-contentType ?>
-<FormTemplates xmlns="http://schemas.microsoft.com/sharepoint/v3/contenttype/forms">
-  <Display>DocumentLibraryForm</Display>
-  <Edit>DocumentLibraryForm</Edit>
-  <New>DocumentLibraryForm</New>
-</FormTemplates>
+<file path=customXml/itemProps1.xml><?xml version="1.0" encoding="utf-8"?>
+<ds:datastoreItem xmlns:ds="http://schemas.openxmlformats.org/officeDocument/2006/customXml" ds:itemID="{1D3C036C-64AF-47B2-AF6B-87D91089D32C}">
+  <ds:schemaRefs>
+    <ds:schemaRef ds:uri="http://schemas.microsoft.com/office/2006/metadata/properties"/>
+    <ds:schemaRef ds:uri="http://schemas.microsoft.com/office/infopath/2007/PartnerControls"/>
+    <ds:schemaRef ds:uri="0fcda1c8-6244-4b28-b6d7-c9cfed4df0d6"/>
+  </ds:schemaRefs>
+</ds:datastoreItem>
 </file>
 
-<file path=customXml/item3.xml><?xml version="1.0" encoding="utf-8"?>
-<p:properties xmlns:p="http://schemas.microsoft.com/office/2006/metadata/properties" xmlns:xsi="http://www.w3.org/2001/XMLSchema-instance" xmlns:pc="http://schemas.microsoft.com/office/infopath/2007/PartnerControls">
-  <documentManagement>
-    <_activity xmlns="0fcda1c8-6244-4b28-b6d7-c9cfed4df0d6" xsi:nil="true"/>
-  </documentManagement>
-</p:properties>
+<file path=customXml/itemProps2.xml><?xml version="1.0" encoding="utf-8"?>
+<ds:datastoreItem xmlns:ds="http://schemas.openxmlformats.org/officeDocument/2006/customXml" ds:itemID="{B7493DFC-D7C7-4769-ADF3-F64BF3D73364}">
+  <ds:schemaRefs>
+    <ds:schemaRef ds:uri="http://schemas.microsoft.com/sharepoint/v3/contenttype/forms"/>
+  </ds:schemaRefs>
+</ds:datastoreItem>
 </file>
 
-<file path=customXml/itemProps1.xml><?xml version="1.0" encoding="utf-8"?>
+<file path=customXml/itemProps3.xml><?xml version="1.0" encoding="utf-8"?>
 <ds:datastoreItem xmlns:ds="http://schemas.openxmlformats.org/officeDocument/2006/customXml" ds:itemID="{1374F878-E866-4FD0-9D84-4AA7A5CF4F20}">
   <ds:schemaRefs>
     <ds:schemaRef ds:uri="http://schemas.microsoft.com/office/2006/metadata/contentType"/>
@@ -8791,24 +9671,6 @@
 </ds:datastoreItem>
 </file>
 
-<file path=customXml/itemProps2.xml><?xml version="1.0" encoding="utf-8"?>
-<ds:datastoreItem xmlns:ds="http://schemas.openxmlformats.org/officeDocument/2006/customXml" ds:itemID="{B7493DFC-D7C7-4769-ADF3-F64BF3D73364}">
-  <ds:schemaRefs>
-    <ds:schemaRef ds:uri="http://schemas.microsoft.com/sharepoint/v3/contenttype/forms"/>
-  </ds:schemaRefs>
-</ds:datastoreItem>
-</file>
-
-<file path=customXml/itemProps3.xml><?xml version="1.0" encoding="utf-8"?>
-<ds:datastoreItem xmlns:ds="http://schemas.openxmlformats.org/officeDocument/2006/customXml" ds:itemID="{1D3C036C-64AF-47B2-AF6B-87D91089D32C}">
-  <ds:schemaRefs>
-    <ds:schemaRef ds:uri="http://schemas.microsoft.com/office/2006/metadata/properties"/>
-    <ds:schemaRef ds:uri="http://schemas.microsoft.com/office/infopath/2007/PartnerControls"/>
-    <ds:schemaRef ds:uri="0fcda1c8-6244-4b28-b6d7-c9cfed4df0d6"/>
-  </ds:schemaRefs>
-</ds:datastoreItem>
-</file>
-
 <file path=docMetadata/LabelInfo.xml><?xml version="1.0" encoding="utf-8"?>
 <clbl:labelList xmlns:clbl="http://schemas.microsoft.com/office/2020/mipLabelMetadata">
   <clbl:label id="{82c514c1-a717-4087-be06-d40d2070ad52}" enabled="0" method="" siteId="{82c514c1-a717-4087-be06-d40d2070ad52}" removed="1"/>

--- a/COMP8325_A2_Task1_Report.docx
+++ b/COMP8325_A2_Task1_Report.docx
@@ -4,39 +4,180 @@
   <w:body>
     <w:p>
       <w:pPr>
-        <w:spacing w:after="80"/>
-        <w:jc w:val="center"/>
-      </w:pPr>
-      <w:r>
-        <w:rPr>
-          <w:rFonts w:ascii="Arial" w:eastAsia="Arial" w:hAnsi="Arial" w:cs="Arial"/>
-          <w:b/>
-          <w:bCs/>
-          <w:color w:val="2E75B6"/>
-          <w:sz w:val="24"/>
-          <w:szCs w:val="24"/>
-        </w:rPr>
-        <w:t>COMP8325: Applications of Artificial Intelligence for Cyber Security</w:t>
+        <w:rPr>
+          <w:rFonts w:ascii="Times New Roman" w:eastAsia="Times New Roman" w:hAnsi="Times New Roman" w:cs="Times New Roman"/>
+        </w:rPr>
+      </w:pPr>
+      <w:r>
+        <w:rPr>
+          <w:rFonts w:ascii="Times New Roman" w:eastAsia="Times New Roman" w:hAnsi="Times New Roman" w:cs="Times New Roman"/>
+          <w:noProof/>
+        </w:rPr>
+        <w:drawing>
+          <wp:inline distT="114300" distB="114300" distL="114300" distR="114300" wp14:anchorId="640C4E9C" wp14:editId="4730AE42">
+            <wp:extent cx="5943600" cy="2349500"/>
+            <wp:effectExtent l="0" t="0" r="0" b="0"/>
+            <wp:docPr id="1" name="image1.png" descr="A person in a red shirt&#10;&#10;AI-generated content may be incorrect."/>
+            <wp:cNvGraphicFramePr/>
+            <a:graphic xmlns:a="http://schemas.openxmlformats.org/drawingml/2006/main">
+              <a:graphicData uri="http://schemas.openxmlformats.org/drawingml/2006/picture">
+                <pic:pic xmlns:pic="http://schemas.openxmlformats.org/drawingml/2006/picture">
+                  <pic:nvPicPr>
+                    <pic:cNvPr id="1" name="image1.png" descr="A person in a red shirt&#10;&#10;AI-generated content may be incorrect."/>
+                    <pic:cNvPicPr preferRelativeResize="0"/>
+                  </pic:nvPicPr>
+                  <pic:blipFill>
+                    <a:blip r:embed="rId8"/>
+                    <a:srcRect/>
+                    <a:stretch>
+                      <a:fillRect/>
+                    </a:stretch>
+                  </pic:blipFill>
+                  <pic:spPr>
+                    <a:xfrm>
+                      <a:off x="0" y="0"/>
+                      <a:ext cx="5943600" cy="2349500"/>
+                    </a:xfrm>
+                    <a:prstGeom prst="rect">
+                      <a:avLst/>
+                    </a:prstGeom>
+                    <a:ln/>
+                  </pic:spPr>
+                </pic:pic>
+              </a:graphicData>
+            </a:graphic>
+          </wp:inline>
+        </w:drawing>
       </w:r>
     </w:p>
     <w:p>
       <w:pPr>
-        <w:spacing w:after="80"/>
         <w:jc w:val="center"/>
-      </w:pPr>
-      <w:r>
-        <w:rPr>
-          <w:rFonts w:ascii="Arial" w:eastAsia="Arial" w:hAnsi="Arial" w:cs="Arial"/>
+        <w:rPr>
+          <w:rFonts w:ascii="Times New Roman" w:eastAsia="Times New Roman" w:hAnsi="Times New Roman" w:cs="Times New Roman"/>
           <w:b/>
-          <w:bCs/>
-          <w:sz w:val="28"/>
-        </w:rPr>
-        <w:t>Group Project – Task 1 Report: Model Training</w:t>
+          <w:sz w:val="50"/>
+          <w:szCs w:val="50"/>
+        </w:rPr>
+      </w:pPr>
+      <w:r>
+        <w:rPr>
+          <w:rFonts w:ascii="Times New Roman" w:eastAsia="Times New Roman" w:hAnsi="Times New Roman" w:cs="Times New Roman"/>
+          <w:b/>
+          <w:sz w:val="50"/>
+          <w:szCs w:val="50"/>
+        </w:rPr>
+        <w:t>Group Project</w:t>
       </w:r>
     </w:p>
-    <w:p/>
     <w:p>
-      <w:r>
+      <w:pPr>
+        <w:jc w:val="center"/>
+        <w:rPr>
+          <w:rFonts w:ascii="Times New Roman" w:eastAsia="Times New Roman" w:hAnsi="Times New Roman" w:cs="Times New Roman"/>
+          <w:b/>
+          <w:sz w:val="50"/>
+          <w:szCs w:val="50"/>
+        </w:rPr>
+      </w:pPr>
+      <w:r>
+        <w:rPr>
+          <w:rFonts w:ascii="Times New Roman" w:eastAsia="Times New Roman" w:hAnsi="Times New Roman" w:cs="Times New Roman"/>
+          <w:b/>
+          <w:sz w:val="50"/>
+          <w:szCs w:val="50"/>
+        </w:rPr>
+        <w:t>Malware Category</w:t>
+      </w:r>
+    </w:p>
+    <w:p>
+      <w:pPr>
+        <w:jc w:val="center"/>
+        <w:rPr>
+          <w:rFonts w:ascii="Times New Roman" w:eastAsia="Times New Roman" w:hAnsi="Times New Roman" w:cs="Times New Roman"/>
+          <w:b/>
+          <w:sz w:val="50"/>
+          <w:szCs w:val="50"/>
+        </w:rPr>
+      </w:pPr>
+      <w:r>
+        <w:rPr>
+          <w:rFonts w:ascii="Times New Roman" w:eastAsia="Times New Roman" w:hAnsi="Times New Roman" w:cs="Times New Roman"/>
+          <w:b/>
+          <w:sz w:val="50"/>
+          <w:szCs w:val="50"/>
+        </w:rPr>
+        <w:t>Classification Using Machine Learning</w:t>
+      </w:r>
+    </w:p>
+    <w:p>
+      <w:pPr>
+        <w:jc w:val="center"/>
+        <w:rPr>
+          <w:rFonts w:ascii="Times New Roman" w:eastAsia="Times New Roman" w:hAnsi="Times New Roman" w:cs="Times New Roman"/>
+          <w:b/>
+          <w:sz w:val="50"/>
+          <w:szCs w:val="50"/>
+        </w:rPr>
+      </w:pPr>
+    </w:p>
+    <w:p>
+      <w:pPr>
+        <w:jc w:val="center"/>
+        <w:rPr>
+          <w:rFonts w:ascii="Times New Roman" w:eastAsia="Times New Roman" w:hAnsi="Times New Roman" w:cs="Times New Roman"/>
+          <w:b/>
+          <w:sz w:val="50"/>
+          <w:szCs w:val="50"/>
+        </w:rPr>
+      </w:pPr>
+      <w:r>
+        <w:rPr>
+          <w:rFonts w:ascii="Times New Roman" w:eastAsia="Times New Roman" w:hAnsi="Times New Roman" w:cs="Times New Roman"/>
+          <w:b/>
+          <w:sz w:val="50"/>
+          <w:szCs w:val="50"/>
+        </w:rPr>
+        <w:t>Group Member</w:t>
+      </w:r>
+    </w:p>
+    <w:p>
+      <w:pPr>
+        <w:jc w:val="center"/>
+        <w:rPr>
+          <w:rFonts w:ascii="Times New Roman" w:eastAsia="Times New Roman" w:hAnsi="Times New Roman" w:cs="Times New Roman"/>
+        </w:rPr>
+      </w:pPr>
+    </w:p>
+    <w:p>
+      <w:pPr>
+        <w:spacing w:line="48" w:lineRule="auto"/>
+        <w:jc w:val="center"/>
+        <w:rPr>
+          <w:rFonts w:ascii="Times New Roman" w:eastAsia="Times New Roman" w:hAnsi="Times New Roman" w:cs="Times New Roman"/>
+          <w:b/>
+          <w:sz w:val="50"/>
+          <w:szCs w:val="50"/>
+        </w:rPr>
+      </w:pPr>
+    </w:p>
+    <w:p>
+      <w:pPr>
+        <w:rPr>
+          <w:rFonts w:ascii="Times New Roman" w:hAnsi="Times New Roman" w:cs="Times New Roman"/>
+        </w:rPr>
+      </w:pPr>
+    </w:p>
+    <w:p>
+      <w:pPr>
+        <w:rPr>
+          <w:rFonts w:ascii="Times New Roman" w:hAnsi="Times New Roman" w:cs="Times New Roman"/>
+        </w:rPr>
+      </w:pPr>
+      <w:r>
+        <w:rPr>
+          <w:rFonts w:ascii="Times New Roman" w:hAnsi="Times New Roman" w:cs="Times New Roman"/>
+        </w:rPr>
         <w:br w:type="page"/>
       </w:r>
     </w:p>
@@ -61,7 +202,42 @@
         <w:t>Introduction</w:t>
       </w:r>
     </w:p>
-    <w:p/>
+    <w:p>
+      <w:pPr>
+        <w:jc w:val="both"/>
+        <w:rPr>
+          <w:rFonts w:ascii="Times New Roman" w:hAnsi="Times New Roman" w:cs="Times New Roman"/>
+          <w:sz w:val="24"/>
+          <w:szCs w:val="32"/>
+        </w:rPr>
+      </w:pPr>
+      <w:r>
+        <w:rPr>
+          <w:rFonts w:ascii="Times New Roman" w:hAnsi="Times New Roman" w:cs="Times New Roman"/>
+          <w:sz w:val="24"/>
+          <w:szCs w:val="32"/>
+        </w:rPr>
+        <w:t xml:space="preserve">This report presents the training and evaluation of two machine learning classifiers, Random Forest and XGBoost, for multi-class malware classification using the BODMAS dataset. The task focuses on classifying Windows Portable Executable files into benign and malware categories using static PE feature vectors. The dataset contains </w:t>
+      </w:r>
+      <w:proofErr w:type="gramStart"/>
+      <w:r>
+        <w:rPr>
+          <w:rFonts w:ascii="Times New Roman" w:hAnsi="Times New Roman" w:cs="Times New Roman"/>
+          <w:sz w:val="24"/>
+          <w:szCs w:val="32"/>
+        </w:rPr>
+        <w:t>a large number of</w:t>
+      </w:r>
+      <w:proofErr w:type="gramEnd"/>
+      <w:r>
+        <w:rPr>
+          <w:rFonts w:ascii="Times New Roman" w:hAnsi="Times New Roman" w:cs="Times New Roman"/>
+          <w:sz w:val="24"/>
+          <w:szCs w:val="32"/>
+        </w:rPr>
+        <w:t xml:space="preserve"> numerical features and highly imbalanced class labels, making preprocessing and class-level evaluation important. The models were trained on a stratified training set and evaluated on a held-out test set. Performance was assessed using overall accuracy, confusion matrices, True Positive Rate, and False Positive Rate.</w:t>
+      </w:r>
+    </w:p>
     <w:p>
       <w:pPr>
         <w:pStyle w:val="Heading1"/>
@@ -1163,6 +1339,7 @@
               <w:jc w:val="center"/>
             </w:pPr>
             <w:r>
+              <w:lastRenderedPageBreak/>
               <w:t>dropper</w:t>
             </w:r>
           </w:p>
@@ -1388,7 +1565,6 @@
           <w:b/>
           <w:bCs/>
         </w:rPr>
-        <w:lastRenderedPageBreak/>
         <w:t>Data Preprocessing</w:t>
       </w:r>
     </w:p>
@@ -1547,14 +1723,13 @@
         </w:rPr>
         <w:t xml:space="preserve">This approach was appropriate because the BODMAS features were already numerical static-analysis features </w:t>
       </w:r>
-      <w:proofErr w:type="spellStart"/>
       <w:r>
         <w:rPr>
           <w:rFonts w:ascii="Times New Roman" w:hAnsi="Times New Roman" w:cs="Times New Roman"/>
           <w:sz w:val="24"/>
           <w:szCs w:val="24"/>
         </w:rPr>
-        <w:t>ra</w:t>
+        <w:t>rather</w:t>
       </w:r>
       <w:r>
         <w:rPr>
@@ -1562,28 +1737,82 @@
           <w:sz w:val="24"/>
           <w:szCs w:val="24"/>
         </w:rPr>
-        <w:t>s</w:t>
-      </w:r>
-      <w:r>
+        <w:t xml:space="preserve"> than raw executable files. Replacing invalid numerical values with zero ensured that both classifiers could be trained without runtime errors while preserving the original feature dimensionality. No columns were removed, so the full 2,381-dimensional feature representation was retained for model training.</w:t>
+      </w:r>
+    </w:p>
+    <w:p>
+      <w:pPr>
+        <w:pStyle w:val="Heading2"/>
+        <w:rPr>
+          <w:b/>
+          <w:bCs/>
+        </w:rPr>
+      </w:pPr>
+      <w:r>
+        <w:rPr>
+          <w:b/>
+          <w:bCs/>
+        </w:rPr>
+        <w:t>3.3 Label Encoding</w:t>
+      </w:r>
+    </w:p>
+    <w:p>
+      <w:pPr>
+        <w:jc w:val="both"/>
         <w:rPr>
           <w:rFonts w:ascii="Times New Roman" w:hAnsi="Times New Roman" w:cs="Times New Roman"/>
           <w:sz w:val="24"/>
           <w:szCs w:val="24"/>
         </w:rPr>
-        <w:t>ther</w:t>
-      </w:r>
-      <w:proofErr w:type="spellEnd"/>
+      </w:pPr>
       <w:r>
         <w:rPr>
           <w:rFonts w:ascii="Times New Roman" w:hAnsi="Times New Roman" w:cs="Times New Roman"/>
           <w:sz w:val="24"/>
           <w:szCs w:val="24"/>
         </w:rPr>
-        <w:t xml:space="preserve"> than raw executable files. Replacing invalid numerical values with zero ensured that both classifiers could be trained without runtime errors while preserving the original feature dimensionality. No columns were removed, so the full 2,381-dimensional feature representation was retained for model training.</w:t>
+        <w:t>The malware category names were originally stored as string labels such as trojan, worm, backdoor, ransomware, and benign. Since the selected machine learning classifiers require numerical target labels, the category names were converted into integer labels using LabelEncoder. This produced 15 encoded classes:</w:t>
       </w:r>
     </w:p>
     <w:p>
       <w:pPr>
+        <w:jc w:val="both"/>
+        <w:rPr>
+          <w:rFonts w:ascii="Times New Roman" w:hAnsi="Times New Roman" w:cs="Times New Roman"/>
+          <w:sz w:val="24"/>
+          <w:szCs w:val="24"/>
+        </w:rPr>
+      </w:pPr>
+      <w:r>
+        <w:rPr>
+          <w:rFonts w:ascii="Times New Roman" w:hAnsi="Times New Roman" w:cs="Times New Roman"/>
+          <w:sz w:val="24"/>
+          <w:szCs w:val="24"/>
+        </w:rPr>
+        <w:lastRenderedPageBreak/>
+        <w:t>backdoor, benign, cryptominer, downloader, dropper, exploit, informationstealer, p2p-worm, pua, ransomware, rootkit, trojan, trojan-gamethief, virus, and worm.</w:t>
+      </w:r>
+    </w:p>
+    <w:p>
+      <w:pPr>
+        <w:jc w:val="both"/>
+        <w:rPr>
+          <w:rFonts w:ascii="Times New Roman" w:hAnsi="Times New Roman" w:cs="Times New Roman"/>
+          <w:sz w:val="24"/>
+          <w:szCs w:val="24"/>
+        </w:rPr>
+      </w:pPr>
+      <w:r>
+        <w:rPr>
+          <w:rFonts w:ascii="Times New Roman" w:hAnsi="Times New Roman" w:cs="Times New Roman"/>
+          <w:sz w:val="24"/>
+          <w:szCs w:val="24"/>
+        </w:rPr>
+        <w:t>The label encoder was fitted only on the prepared target labels and was retained for converting model predictions back into readable category names during evaluation. This was important for reporting per-class True Positive Rate and False Positive Rate using the original malware category names.</w:t>
+      </w:r>
+    </w:p>
+    <w:p>
+      <w:pPr>
         <w:pStyle w:val="Heading2"/>
         <w:rPr>
           <w:b/>
@@ -1595,7 +1824,7 @@
           <w:b/>
           <w:bCs/>
         </w:rPr>
-        <w:t>3.3 Label Encoding</w:t>
+        <w:t>3.4 Train-Test Split</w:t>
       </w:r>
     </w:p>
     <w:p>
@@ -1613,7 +1842,39 @@
           <w:sz w:val="24"/>
           <w:szCs w:val="24"/>
         </w:rPr>
-        <w:t>The malware category names were originally stored as string labels such as trojan, worm, backdoor, ransomware, and benign. Since the selected machine learning classifiers require numerical target labels, the category names were converted into integer labels using LabelEncoder. This produced 15 encoded classes:</w:t>
+        <w:t>The prepared dataset was divided into training and testing sets using an 80:20 split. A stratified split was used to preserve the class proportions in both sets, which was important because the BODMAS dataset is highly imbalanced. Large classes</w:t>
+      </w:r>
+      <w:r>
+        <w:rPr>
+          <w:rFonts w:ascii="Times New Roman" w:hAnsi="Times New Roman" w:cs="Times New Roman"/>
+          <w:sz w:val="24"/>
+          <w:szCs w:val="24"/>
+        </w:rPr>
+        <w:t>,</w:t>
+      </w:r>
+      <w:r>
+        <w:rPr>
+          <w:rFonts w:ascii="Times New Roman" w:hAnsi="Times New Roman" w:cs="Times New Roman"/>
+          <w:sz w:val="24"/>
+          <w:szCs w:val="24"/>
+        </w:rPr>
+        <w:t xml:space="preserve"> such as benign, trojan, and worm have many samples, while minority classes</w:t>
+      </w:r>
+      <w:r>
+        <w:rPr>
+          <w:rFonts w:ascii="Times New Roman" w:hAnsi="Times New Roman" w:cs="Times New Roman"/>
+          <w:sz w:val="24"/>
+          <w:szCs w:val="24"/>
+        </w:rPr>
+        <w:t>,</w:t>
+      </w:r>
+      <w:r>
+        <w:rPr>
+          <w:rFonts w:ascii="Times New Roman" w:hAnsi="Times New Roman" w:cs="Times New Roman"/>
+          <w:sz w:val="24"/>
+          <w:szCs w:val="24"/>
+        </w:rPr>
+        <w:t xml:space="preserve"> such as rootkit, trojan-gamethief, and exploit have very few samples.</w:t>
       </w:r>
     </w:p>
     <w:p>
@@ -1631,83 +1892,12 @@
           <w:sz w:val="24"/>
           <w:szCs w:val="24"/>
         </w:rPr>
-        <w:t>backdoor, benign, cryptominer, downloader, dropper, exploit, informationstealer, p2p-worm, pua, ransomware, rootkit, trojan, trojan-gamethief, virus, and worm.</w:t>
-      </w:r>
-    </w:p>
-    <w:p>
-      <w:pPr>
-        <w:jc w:val="both"/>
-        <w:rPr>
-          <w:rFonts w:ascii="Times New Roman" w:hAnsi="Times New Roman" w:cs="Times New Roman"/>
-          <w:sz w:val="24"/>
-          <w:szCs w:val="24"/>
-        </w:rPr>
-      </w:pPr>
-      <w:r>
-        <w:rPr>
-          <w:rFonts w:ascii="Times New Roman" w:hAnsi="Times New Roman" w:cs="Times New Roman"/>
-          <w:sz w:val="24"/>
-          <w:szCs w:val="24"/>
-        </w:rPr>
-        <w:t>The label encoder was fitted only on the prepared target labels and was retained for converting model predictions back into readable category names during evaluation. This was important for reporting per-class True Positive Rate and False Positive Rate using the original malware category names.</w:t>
-      </w:r>
-    </w:p>
-    <w:p>
-      <w:pPr>
-        <w:pStyle w:val="Heading2"/>
-        <w:rPr>
-          <w:b/>
-          <w:bCs/>
-        </w:rPr>
-      </w:pPr>
-      <w:r>
-        <w:rPr>
-          <w:b/>
-          <w:bCs/>
-        </w:rPr>
-        <w:lastRenderedPageBreak/>
-        <w:t>3.4 Train-Test Split</w:t>
-      </w:r>
-    </w:p>
-    <w:p>
-      <w:pPr>
-        <w:jc w:val="both"/>
-        <w:rPr>
-          <w:rFonts w:ascii="Times New Roman" w:hAnsi="Times New Roman" w:cs="Times New Roman"/>
-          <w:sz w:val="24"/>
-          <w:szCs w:val="24"/>
-        </w:rPr>
-      </w:pPr>
-      <w:r>
-        <w:rPr>
-          <w:rFonts w:ascii="Times New Roman" w:hAnsi="Times New Roman" w:cs="Times New Roman"/>
-          <w:sz w:val="24"/>
-          <w:szCs w:val="24"/>
-        </w:rPr>
-        <w:t>The prepared dataset was divided into training and testing sets using an 80:20 split. A stratified split was used so that the class proportions in the training and testing sets remained consistent with the original dataset. This was particularly important because the dataset was highly imbalanced, with large classes such as benign, trojan, and worm, and very small classes such as rootkit, trojan-gamethief, and exploit.</w:t>
-      </w:r>
-    </w:p>
-    <w:p>
-      <w:pPr>
-        <w:jc w:val="both"/>
-        <w:rPr>
-          <w:rFonts w:ascii="Times New Roman" w:hAnsi="Times New Roman" w:cs="Times New Roman"/>
-          <w:sz w:val="24"/>
-          <w:szCs w:val="24"/>
-        </w:rPr>
-      </w:pPr>
-      <w:r>
-        <w:rPr>
-          <w:rFonts w:ascii="Times New Roman" w:hAnsi="Times New Roman" w:cs="Times New Roman"/>
-          <w:sz w:val="24"/>
-          <w:szCs w:val="24"/>
-        </w:rPr>
-        <w:t>The split was performed with a fixed random state of 42 to make the experiment reproducible. The training set was used to fit the Random Forest and Gaussian Naive Bayes classifiers, while the test set was kept separate and used only for final performance evaluation.</w:t>
+        <w:t>The split was performed with a fixed random state of 42 to ensure reproducibility. The training set was used to train the Random Forest and XGBoost classifiers, while the test set was kept separate and used only for final evaluation.</w:t>
       </w:r>
     </w:p>
     <w:tbl>
       <w:tblPr>
-        <w:tblW w:w="9360" w:type="dxa"/>
+        <w:tblW w:w="5000" w:type="pct"/>
         <w:tblBorders>
           <w:top w:val="single" w:sz="4" w:space="0" w:color="auto"/>
           <w:left w:val="single" w:sz="4" w:space="0" w:color="auto"/>
@@ -1723,9 +1913,9 @@
         <w:tblLook w:val="04A0" w:firstRow="1" w:lastRow="0" w:firstColumn="1" w:lastColumn="0" w:noHBand="0" w:noVBand="1"/>
       </w:tblPr>
       <w:tblGrid>
-        <w:gridCol w:w="3120"/>
-        <w:gridCol w:w="3120"/>
-        <w:gridCol w:w="3120"/>
+        <w:gridCol w:w="3008"/>
+        <w:gridCol w:w="3009"/>
+        <w:gridCol w:w="3007"/>
       </w:tblGrid>
       <w:tr>
         <w:trPr>
@@ -1733,7 +1923,7 @@
         </w:trPr>
         <w:tc>
           <w:tcPr>
-            <w:tcW w:w="3120" w:type="dxa"/>
+            <w:tcW w:w="1667" w:type="pct"/>
             <w:tcBorders>
               <w:top w:val="single" w:sz="1" w:space="0" w:color="AAAAAA"/>
               <w:left w:val="single" w:sz="1" w:space="0" w:color="AAAAAA"/>
@@ -1763,7 +1953,7 @@
         </w:tc>
         <w:tc>
           <w:tcPr>
-            <w:tcW w:w="3120" w:type="dxa"/>
+            <w:tcW w:w="1667" w:type="pct"/>
             <w:tcBorders>
               <w:top w:val="single" w:sz="1" w:space="0" w:color="AAAAAA"/>
               <w:left w:val="single" w:sz="1" w:space="0" w:color="AAAAAA"/>
@@ -1793,7 +1983,7 @@
         </w:tc>
         <w:tc>
           <w:tcPr>
-            <w:tcW w:w="3120" w:type="dxa"/>
+            <w:tcW w:w="1667" w:type="pct"/>
             <w:tcBorders>
               <w:top w:val="single" w:sz="1" w:space="0" w:color="AAAAAA"/>
               <w:left w:val="single" w:sz="1" w:space="0" w:color="AAAAAA"/>
@@ -1825,7 +2015,7 @@
       <w:tr>
         <w:tc>
           <w:tcPr>
-            <w:tcW w:w="3120" w:type="dxa"/>
+            <w:tcW w:w="1667" w:type="pct"/>
             <w:tcBorders>
               <w:top w:val="single" w:sz="1" w:space="0" w:color="AAAAAA"/>
               <w:left w:val="single" w:sz="1" w:space="0" w:color="AAAAAA"/>
@@ -1859,7 +2049,7 @@
         </w:tc>
         <w:tc>
           <w:tcPr>
-            <w:tcW w:w="3120" w:type="dxa"/>
+            <w:tcW w:w="1667" w:type="pct"/>
             <w:tcBorders>
               <w:top w:val="single" w:sz="1" w:space="0" w:color="AAAAAA"/>
               <w:left w:val="single" w:sz="1" w:space="0" w:color="AAAAAA"/>
@@ -1891,7 +2081,7 @@
         </w:tc>
         <w:tc>
           <w:tcPr>
-            <w:tcW w:w="3120" w:type="dxa"/>
+            <w:tcW w:w="1667" w:type="pct"/>
             <w:tcBorders>
               <w:top w:val="single" w:sz="1" w:space="0" w:color="AAAAAA"/>
               <w:left w:val="single" w:sz="1" w:space="0" w:color="AAAAAA"/>
@@ -1919,7 +2109,7 @@
       <w:tr>
         <w:tc>
           <w:tcPr>
-            <w:tcW w:w="3120" w:type="dxa"/>
+            <w:tcW w:w="1667" w:type="pct"/>
             <w:tcBorders>
               <w:top w:val="single" w:sz="1" w:space="0" w:color="AAAAAA"/>
               <w:left w:val="single" w:sz="1" w:space="0" w:color="AAAAAA"/>
@@ -1953,7 +2143,7 @@
         </w:tc>
         <w:tc>
           <w:tcPr>
-            <w:tcW w:w="3120" w:type="dxa"/>
+            <w:tcW w:w="1667" w:type="pct"/>
             <w:tcBorders>
               <w:top w:val="single" w:sz="1" w:space="0" w:color="AAAAAA"/>
               <w:left w:val="single" w:sz="1" w:space="0" w:color="AAAAAA"/>
@@ -1985,7 +2175,7 @@
         </w:tc>
         <w:tc>
           <w:tcPr>
-            <w:tcW w:w="3120" w:type="dxa"/>
+            <w:tcW w:w="1667" w:type="pct"/>
             <w:tcBorders>
               <w:top w:val="single" w:sz="1" w:space="0" w:color="AAAAAA"/>
               <w:left w:val="single" w:sz="1" w:space="0" w:color="AAAAAA"/>
@@ -2013,7 +2203,7 @@
       <w:tr>
         <w:tc>
           <w:tcPr>
-            <w:tcW w:w="3120" w:type="dxa"/>
+            <w:tcW w:w="1667" w:type="pct"/>
             <w:tcBorders>
               <w:top w:val="single" w:sz="1" w:space="0" w:color="AAAAAA"/>
               <w:left w:val="single" w:sz="1" w:space="0" w:color="AAAAAA"/>
@@ -2047,7 +2237,7 @@
         </w:tc>
         <w:tc>
           <w:tcPr>
-            <w:tcW w:w="3120" w:type="dxa"/>
+            <w:tcW w:w="1667" w:type="pct"/>
             <w:tcBorders>
               <w:top w:val="single" w:sz="1" w:space="0" w:color="AAAAAA"/>
               <w:left w:val="single" w:sz="1" w:space="0" w:color="AAAAAA"/>
@@ -2079,7 +2269,7 @@
         </w:tc>
         <w:tc>
           <w:tcPr>
-            <w:tcW w:w="3120" w:type="dxa"/>
+            <w:tcW w:w="1667" w:type="pct"/>
             <w:tcBorders>
               <w:top w:val="single" w:sz="1" w:space="0" w:color="AAAAAA"/>
               <w:left w:val="single" w:sz="1" w:space="0" w:color="AAAAAA"/>
@@ -2224,15 +2414,7 @@
           <w:sz w:val="24"/>
           <w:szCs w:val="24"/>
         </w:rPr>
-        <w:t xml:space="preserve">RandomizedSearchCV with </w:t>
-      </w:r>
-      <w:r>
-        <w:rPr>
-          <w:rFonts w:ascii="Times New Roman" w:hAnsi="Times New Roman" w:cs="Times New Roman"/>
-          <w:sz w:val="24"/>
-          <w:szCs w:val="24"/>
-        </w:rPr>
-        <w:t xml:space="preserve">stratified </w:t>
+        <w:t xml:space="preserve">RandomizedSearchCV with stratified </w:t>
       </w:r>
       <w:proofErr w:type="spellStart"/>
       <w:r>
@@ -2255,7 +2437,7 @@
     </w:p>
     <w:tbl>
       <w:tblPr>
-        <w:tblW w:w="9360" w:type="dxa"/>
+        <w:tblW w:w="5000" w:type="pct"/>
         <w:tblBorders>
           <w:top w:val="single" w:sz="4" w:space="0" w:color="auto"/>
           <w:left w:val="single" w:sz="4" w:space="0" w:color="auto"/>
@@ -2271,9 +2453,9 @@
         <w:tblLook w:val="04A0" w:firstRow="1" w:lastRow="0" w:firstColumn="1" w:lastColumn="0" w:noHBand="0" w:noVBand="1"/>
       </w:tblPr>
       <w:tblGrid>
-        <w:gridCol w:w="1700"/>
-        <w:gridCol w:w="1701"/>
-        <w:gridCol w:w="5959"/>
+        <w:gridCol w:w="1638"/>
+        <w:gridCol w:w="1641"/>
+        <w:gridCol w:w="5745"/>
       </w:tblGrid>
       <w:tr>
         <w:trPr>
@@ -2281,7 +2463,7 @@
         </w:trPr>
         <w:tc>
           <w:tcPr>
-            <w:tcW w:w="1700" w:type="dxa"/>
+            <w:tcW w:w="908" w:type="pct"/>
             <w:tcBorders>
               <w:top w:val="single" w:sz="1" w:space="0" w:color="AAAAAA"/>
               <w:left w:val="single" w:sz="1" w:space="0" w:color="AAAAAA"/>
@@ -2305,13 +2487,14 @@
                 <w:b/>
                 <w:bCs/>
               </w:rPr>
+              <w:lastRenderedPageBreak/>
               <w:t>Parameter</w:t>
             </w:r>
           </w:p>
         </w:tc>
         <w:tc>
           <w:tcPr>
-            <w:tcW w:w="1701" w:type="dxa"/>
+            <w:tcW w:w="909" w:type="pct"/>
             <w:tcBorders>
               <w:top w:val="single" w:sz="1" w:space="0" w:color="AAAAAA"/>
               <w:left w:val="single" w:sz="1" w:space="0" w:color="AAAAAA"/>
@@ -2341,7 +2524,7 @@
         </w:tc>
         <w:tc>
           <w:tcPr>
-            <w:tcW w:w="5959" w:type="dxa"/>
+            <w:tcW w:w="3183" w:type="pct"/>
             <w:tcBorders>
               <w:top w:val="single" w:sz="1" w:space="0" w:color="AAAAAA"/>
               <w:left w:val="single" w:sz="1" w:space="0" w:color="AAAAAA"/>
@@ -2373,7 +2556,7 @@
       <w:tr>
         <w:tc>
           <w:tcPr>
-            <w:tcW w:w="1700" w:type="dxa"/>
+            <w:tcW w:w="908" w:type="pct"/>
             <w:tcBorders>
               <w:top w:val="single" w:sz="1" w:space="0" w:color="AAAAAA"/>
               <w:left w:val="single" w:sz="1" w:space="0" w:color="AAAAAA"/>
@@ -2408,7 +2591,7 @@
         </w:tc>
         <w:tc>
           <w:tcPr>
-            <w:tcW w:w="1701" w:type="dxa"/>
+            <w:tcW w:w="909" w:type="pct"/>
             <w:tcBorders>
               <w:top w:val="single" w:sz="1" w:space="0" w:color="AAAAAA"/>
               <w:left w:val="single" w:sz="1" w:space="0" w:color="AAAAAA"/>
@@ -2431,7 +2614,7 @@
         </w:tc>
         <w:tc>
           <w:tcPr>
-            <w:tcW w:w="5959" w:type="dxa"/>
+            <w:tcW w:w="3183" w:type="pct"/>
             <w:tcBorders>
               <w:top w:val="single" w:sz="1" w:space="0" w:color="AAAAAA"/>
               <w:left w:val="single" w:sz="1" w:space="0" w:color="AAAAAA"/>
@@ -2456,7 +2639,7 @@
       <w:tr>
         <w:tc>
           <w:tcPr>
-            <w:tcW w:w="1700" w:type="dxa"/>
+            <w:tcW w:w="908" w:type="pct"/>
             <w:tcBorders>
               <w:top w:val="single" w:sz="1" w:space="0" w:color="AAAAAA"/>
               <w:left w:val="single" w:sz="1" w:space="0" w:color="AAAAAA"/>
@@ -2489,7 +2672,7 @@
         </w:tc>
         <w:tc>
           <w:tcPr>
-            <w:tcW w:w="1701" w:type="dxa"/>
+            <w:tcW w:w="909" w:type="pct"/>
             <w:tcBorders>
               <w:top w:val="single" w:sz="1" w:space="0" w:color="AAAAAA"/>
               <w:left w:val="single" w:sz="1" w:space="0" w:color="AAAAAA"/>
@@ -2512,7 +2695,7 @@
         </w:tc>
         <w:tc>
           <w:tcPr>
-            <w:tcW w:w="5959" w:type="dxa"/>
+            <w:tcW w:w="3183" w:type="pct"/>
             <w:tcBorders>
               <w:top w:val="single" w:sz="1" w:space="0" w:color="AAAAAA"/>
               <w:left w:val="single" w:sz="1" w:space="0" w:color="AAAAAA"/>
@@ -2537,7 +2720,7 @@
       <w:tr>
         <w:tc>
           <w:tcPr>
-            <w:tcW w:w="1700" w:type="dxa"/>
+            <w:tcW w:w="908" w:type="pct"/>
             <w:tcBorders>
               <w:top w:val="single" w:sz="1" w:space="0" w:color="AAAAAA"/>
               <w:left w:val="single" w:sz="1" w:space="0" w:color="AAAAAA"/>
@@ -2565,7 +2748,6 @@
                 <w:b/>
                 <w:bCs/>
               </w:rPr>
-              <w:lastRenderedPageBreak/>
               <w:t>max_features</w:t>
             </w:r>
             <w:proofErr w:type="spellEnd"/>
@@ -2573,7 +2755,7 @@
         </w:tc>
         <w:tc>
           <w:tcPr>
-            <w:tcW w:w="1701" w:type="dxa"/>
+            <w:tcW w:w="909" w:type="pct"/>
             <w:tcBorders>
               <w:top w:val="single" w:sz="1" w:space="0" w:color="AAAAAA"/>
               <w:left w:val="single" w:sz="1" w:space="0" w:color="AAAAAA"/>
@@ -2596,7 +2778,7 @@
         </w:tc>
         <w:tc>
           <w:tcPr>
-            <w:tcW w:w="5959" w:type="dxa"/>
+            <w:tcW w:w="3183" w:type="pct"/>
             <w:tcBorders>
               <w:top w:val="single" w:sz="1" w:space="0" w:color="AAAAAA"/>
               <w:left w:val="single" w:sz="1" w:space="0" w:color="AAAAAA"/>
@@ -2621,7 +2803,7 @@
       <w:tr>
         <w:tc>
           <w:tcPr>
-            <w:tcW w:w="1700" w:type="dxa"/>
+            <w:tcW w:w="908" w:type="pct"/>
             <w:tcBorders>
               <w:top w:val="single" w:sz="1" w:space="0" w:color="AAAAAA"/>
               <w:left w:val="single" w:sz="1" w:space="0" w:color="AAAAAA"/>
@@ -2656,7 +2838,7 @@
         </w:tc>
         <w:tc>
           <w:tcPr>
-            <w:tcW w:w="1701" w:type="dxa"/>
+            <w:tcW w:w="909" w:type="pct"/>
             <w:tcBorders>
               <w:top w:val="single" w:sz="1" w:space="0" w:color="AAAAAA"/>
               <w:left w:val="single" w:sz="1" w:space="0" w:color="AAAAAA"/>
@@ -2679,7 +2861,7 @@
         </w:tc>
         <w:tc>
           <w:tcPr>
-            <w:tcW w:w="5959" w:type="dxa"/>
+            <w:tcW w:w="3183" w:type="pct"/>
             <w:tcBorders>
               <w:top w:val="single" w:sz="1" w:space="0" w:color="AAAAAA"/>
               <w:left w:val="single" w:sz="1" w:space="0" w:color="AAAAAA"/>
@@ -2704,7 +2886,7 @@
       <w:tr>
         <w:tc>
           <w:tcPr>
-            <w:tcW w:w="1700" w:type="dxa"/>
+            <w:tcW w:w="908" w:type="pct"/>
             <w:tcBorders>
               <w:top w:val="single" w:sz="1" w:space="0" w:color="AAAAAA"/>
               <w:left w:val="single" w:sz="1" w:space="0" w:color="AAAAAA"/>
@@ -2737,7 +2919,7 @@
         </w:tc>
         <w:tc>
           <w:tcPr>
-            <w:tcW w:w="1701" w:type="dxa"/>
+            <w:tcW w:w="909" w:type="pct"/>
             <w:tcBorders>
               <w:top w:val="single" w:sz="1" w:space="0" w:color="AAAAAA"/>
               <w:left w:val="single" w:sz="1" w:space="0" w:color="AAAAAA"/>
@@ -2763,7 +2945,7 @@
         </w:tc>
         <w:tc>
           <w:tcPr>
-            <w:tcW w:w="5959" w:type="dxa"/>
+            <w:tcW w:w="3183" w:type="pct"/>
             <w:tcBorders>
               <w:top w:val="single" w:sz="1" w:space="0" w:color="AAAAAA"/>
               <w:left w:val="single" w:sz="1" w:space="0" w:color="AAAAAA"/>
@@ -2788,7 +2970,7 @@
       <w:tr>
         <w:tc>
           <w:tcPr>
-            <w:tcW w:w="1700" w:type="dxa"/>
+            <w:tcW w:w="908" w:type="pct"/>
             <w:tcBorders>
               <w:top w:val="single" w:sz="1" w:space="0" w:color="AAAAAA"/>
               <w:left w:val="single" w:sz="1" w:space="0" w:color="AAAAAA"/>
@@ -2823,7 +3005,7 @@
         </w:tc>
         <w:tc>
           <w:tcPr>
-            <w:tcW w:w="1701" w:type="dxa"/>
+            <w:tcW w:w="909" w:type="pct"/>
             <w:tcBorders>
               <w:top w:val="single" w:sz="1" w:space="0" w:color="AAAAAA"/>
               <w:left w:val="single" w:sz="1" w:space="0" w:color="AAAAAA"/>
@@ -2846,7 +3028,7 @@
         </w:tc>
         <w:tc>
           <w:tcPr>
-            <w:tcW w:w="5959" w:type="dxa"/>
+            <w:tcW w:w="3183" w:type="pct"/>
             <w:tcBorders>
               <w:top w:val="single" w:sz="1" w:space="0" w:color="AAAAAA"/>
               <w:left w:val="single" w:sz="1" w:space="0" w:color="AAAAAA"/>
@@ -2978,7 +3160,7 @@
     </w:p>
     <w:tbl>
       <w:tblPr>
-        <w:tblW w:w="9360" w:type="dxa"/>
+        <w:tblW w:w="5000" w:type="pct"/>
         <w:tblBorders>
           <w:top w:val="single" w:sz="4" w:space="0" w:color="auto"/>
           <w:left w:val="single" w:sz="4" w:space="0" w:color="auto"/>
@@ -2994,9 +3176,9 @@
         <w:tblLook w:val="04A0" w:firstRow="1" w:lastRow="0" w:firstColumn="1" w:lastColumn="0" w:noHBand="0" w:noVBand="1"/>
       </w:tblPr>
       <w:tblGrid>
-        <w:gridCol w:w="1984"/>
-        <w:gridCol w:w="1701"/>
-        <w:gridCol w:w="5675"/>
+        <w:gridCol w:w="1913"/>
+        <w:gridCol w:w="1641"/>
+        <w:gridCol w:w="5470"/>
       </w:tblGrid>
       <w:tr>
         <w:trPr>
@@ -3005,7 +3187,7 @@
         </w:trPr>
         <w:tc>
           <w:tcPr>
-            <w:tcW w:w="1984" w:type="dxa"/>
+            <w:tcW w:w="1060" w:type="pct"/>
             <w:tcBorders>
               <w:top w:val="single" w:sz="1" w:space="0" w:color="AAAAAA"/>
               <w:left w:val="single" w:sz="1" w:space="0" w:color="AAAAAA"/>
@@ -3035,7 +3217,7 @@
         </w:tc>
         <w:tc>
           <w:tcPr>
-            <w:tcW w:w="1701" w:type="dxa"/>
+            <w:tcW w:w="909" w:type="pct"/>
             <w:tcBorders>
               <w:top w:val="single" w:sz="1" w:space="0" w:color="AAAAAA"/>
               <w:left w:val="single" w:sz="1" w:space="0" w:color="AAAAAA"/>
@@ -3065,7 +3247,7 @@
         </w:tc>
         <w:tc>
           <w:tcPr>
-            <w:tcW w:w="5675" w:type="dxa"/>
+            <w:tcW w:w="3032" w:type="pct"/>
             <w:tcBorders>
               <w:top w:val="single" w:sz="1" w:space="0" w:color="AAAAAA"/>
               <w:left w:val="single" w:sz="1" w:space="0" w:color="AAAAAA"/>
@@ -3100,7 +3282,7 @@
         </w:trPr>
         <w:tc>
           <w:tcPr>
-            <w:tcW w:w="1984" w:type="dxa"/>
+            <w:tcW w:w="1060" w:type="pct"/>
             <w:tcBorders>
               <w:top w:val="single" w:sz="1" w:space="0" w:color="AAAAAA"/>
               <w:left w:val="single" w:sz="1" w:space="0" w:color="AAAAAA"/>
@@ -3135,7 +3317,7 @@
         </w:tc>
         <w:tc>
           <w:tcPr>
-            <w:tcW w:w="1701" w:type="dxa"/>
+            <w:tcW w:w="909" w:type="pct"/>
             <w:tcBorders>
               <w:top w:val="single" w:sz="1" w:space="0" w:color="AAAAAA"/>
               <w:left w:val="single" w:sz="1" w:space="0" w:color="AAAAAA"/>
@@ -3158,7 +3340,7 @@
         </w:tc>
         <w:tc>
           <w:tcPr>
-            <w:tcW w:w="5675" w:type="dxa"/>
+            <w:tcW w:w="3032" w:type="pct"/>
             <w:tcBorders>
               <w:top w:val="single" w:sz="1" w:space="0" w:color="AAAAAA"/>
               <w:left w:val="single" w:sz="1" w:space="0" w:color="AAAAAA"/>
@@ -3183,7 +3365,7 @@
       <w:tr>
         <w:tc>
           <w:tcPr>
-            <w:tcW w:w="1984" w:type="dxa"/>
+            <w:tcW w:w="1060" w:type="pct"/>
             <w:tcBorders>
               <w:top w:val="single" w:sz="1" w:space="0" w:color="AAAAAA"/>
               <w:left w:val="single" w:sz="1" w:space="0" w:color="AAAAAA"/>
@@ -3216,7 +3398,7 @@
         </w:tc>
         <w:tc>
           <w:tcPr>
-            <w:tcW w:w="1701" w:type="dxa"/>
+            <w:tcW w:w="909" w:type="pct"/>
             <w:tcBorders>
               <w:top w:val="single" w:sz="1" w:space="0" w:color="AAAAAA"/>
               <w:left w:val="single" w:sz="1" w:space="0" w:color="AAAAAA"/>
@@ -3245,7 +3427,7 @@
         </w:tc>
         <w:tc>
           <w:tcPr>
-            <w:tcW w:w="5675" w:type="dxa"/>
+            <w:tcW w:w="3032" w:type="pct"/>
             <w:tcBorders>
               <w:top w:val="single" w:sz="1" w:space="0" w:color="AAAAAA"/>
               <w:left w:val="single" w:sz="1" w:space="0" w:color="AAAAAA"/>
@@ -3270,7 +3452,7 @@
       <w:tr>
         <w:tc>
           <w:tcPr>
-            <w:tcW w:w="1984" w:type="dxa"/>
+            <w:tcW w:w="1060" w:type="pct"/>
             <w:tcBorders>
               <w:top w:val="single" w:sz="1" w:space="0" w:color="AAAAAA"/>
               <w:left w:val="single" w:sz="1" w:space="0" w:color="AAAAAA"/>
@@ -3305,7 +3487,7 @@
         </w:tc>
         <w:tc>
           <w:tcPr>
-            <w:tcW w:w="1701" w:type="dxa"/>
+            <w:tcW w:w="909" w:type="pct"/>
             <w:tcBorders>
               <w:top w:val="single" w:sz="1" w:space="0" w:color="AAAAAA"/>
               <w:left w:val="single" w:sz="1" w:space="0" w:color="AAAAAA"/>
@@ -3329,7 +3511,7 @@
         </w:tc>
         <w:tc>
           <w:tcPr>
-            <w:tcW w:w="5675" w:type="dxa"/>
+            <w:tcW w:w="3032" w:type="pct"/>
             <w:tcBorders>
               <w:top w:val="single" w:sz="1" w:space="0" w:color="AAAAAA"/>
               <w:left w:val="single" w:sz="1" w:space="0" w:color="AAAAAA"/>
@@ -3365,7 +3547,7 @@
       <w:tr>
         <w:tc>
           <w:tcPr>
-            <w:tcW w:w="1984" w:type="dxa"/>
+            <w:tcW w:w="1060" w:type="pct"/>
             <w:tcBorders>
               <w:top w:val="single" w:sz="1" w:space="0" w:color="AAAAAA"/>
               <w:left w:val="single" w:sz="1" w:space="0" w:color="AAAAAA"/>
@@ -3400,7 +3582,7 @@
         </w:tc>
         <w:tc>
           <w:tcPr>
-            <w:tcW w:w="1701" w:type="dxa"/>
+            <w:tcW w:w="909" w:type="pct"/>
             <w:tcBorders>
               <w:top w:val="single" w:sz="1" w:space="0" w:color="AAAAAA"/>
               <w:left w:val="single" w:sz="1" w:space="0" w:color="AAAAAA"/>
@@ -3423,7 +3605,7 @@
         </w:tc>
         <w:tc>
           <w:tcPr>
-            <w:tcW w:w="5675" w:type="dxa"/>
+            <w:tcW w:w="3032" w:type="pct"/>
             <w:tcBorders>
               <w:top w:val="single" w:sz="1" w:space="0" w:color="AAAAAA"/>
               <w:left w:val="single" w:sz="1" w:space="0" w:color="AAAAAA"/>
@@ -3448,7 +3630,7 @@
       <w:tr>
         <w:tc>
           <w:tcPr>
-            <w:tcW w:w="1984" w:type="dxa"/>
+            <w:tcW w:w="1060" w:type="pct"/>
             <w:tcBorders>
               <w:top w:val="single" w:sz="1" w:space="0" w:color="AAAAAA"/>
               <w:left w:val="single" w:sz="1" w:space="0" w:color="AAAAAA"/>
@@ -3476,6 +3658,7 @@
                 <w:b/>
                 <w:bCs/>
               </w:rPr>
+              <w:lastRenderedPageBreak/>
               <w:t>n_iter</w:t>
             </w:r>
             <w:proofErr w:type="spellEnd"/>
@@ -3483,7 +3666,7 @@
         </w:tc>
         <w:tc>
           <w:tcPr>
-            <w:tcW w:w="1701" w:type="dxa"/>
+            <w:tcW w:w="909" w:type="pct"/>
             <w:tcBorders>
               <w:top w:val="single" w:sz="1" w:space="0" w:color="AAAAAA"/>
               <w:left w:val="single" w:sz="1" w:space="0" w:color="AAAAAA"/>
@@ -3506,7 +3689,7 @@
         </w:tc>
         <w:tc>
           <w:tcPr>
-            <w:tcW w:w="5675" w:type="dxa"/>
+            <w:tcW w:w="3032" w:type="pct"/>
             <w:tcBorders>
               <w:top w:val="single" w:sz="1" w:space="0" w:color="AAAAAA"/>
               <w:left w:val="single" w:sz="1" w:space="0" w:color="AAAAAA"/>
@@ -3531,7 +3714,7 @@
       <w:tr>
         <w:tc>
           <w:tcPr>
-            <w:tcW w:w="1984" w:type="dxa"/>
+            <w:tcW w:w="1060" w:type="pct"/>
             <w:tcBorders>
               <w:top w:val="single" w:sz="1" w:space="0" w:color="AAAAAA"/>
               <w:left w:val="single" w:sz="1" w:space="0" w:color="AAAAAA"/>
@@ -3564,7 +3747,7 @@
         </w:tc>
         <w:tc>
           <w:tcPr>
-            <w:tcW w:w="1701" w:type="dxa"/>
+            <w:tcW w:w="909" w:type="pct"/>
             <w:tcBorders>
               <w:top w:val="single" w:sz="1" w:space="0" w:color="AAAAAA"/>
               <w:left w:val="single" w:sz="1" w:space="0" w:color="AAAAAA"/>
@@ -3590,7 +3773,7 @@
         </w:tc>
         <w:tc>
           <w:tcPr>
-            <w:tcW w:w="5675" w:type="dxa"/>
+            <w:tcW w:w="3032" w:type="pct"/>
             <w:tcBorders>
               <w:top w:val="single" w:sz="1" w:space="0" w:color="AAAAAA"/>
               <w:left w:val="single" w:sz="1" w:space="0" w:color="AAAAAA"/>
@@ -3615,7 +3798,7 @@
       <w:tr>
         <w:tc>
           <w:tcPr>
-            <w:tcW w:w="1984" w:type="dxa"/>
+            <w:tcW w:w="1060" w:type="pct"/>
             <w:tcBorders>
               <w:top w:val="single" w:sz="1" w:space="0" w:color="AAAAAA"/>
               <w:left w:val="single" w:sz="1" w:space="0" w:color="AAAAAA"/>
@@ -3643,7 +3826,6 @@
                 <w:b/>
                 <w:bCs/>
               </w:rPr>
-              <w:lastRenderedPageBreak/>
               <w:t>random_state</w:t>
             </w:r>
             <w:proofErr w:type="spellEnd"/>
@@ -3651,7 +3833,7 @@
         </w:tc>
         <w:tc>
           <w:tcPr>
-            <w:tcW w:w="1701" w:type="dxa"/>
+            <w:tcW w:w="909" w:type="pct"/>
             <w:tcBorders>
               <w:top w:val="single" w:sz="1" w:space="0" w:color="AAAAAA"/>
               <w:left w:val="single" w:sz="1" w:space="0" w:color="AAAAAA"/>
@@ -3674,7 +3856,7 @@
         </w:tc>
         <w:tc>
           <w:tcPr>
-            <w:tcW w:w="5675" w:type="dxa"/>
+            <w:tcW w:w="3032" w:type="pct"/>
             <w:tcBorders>
               <w:top w:val="single" w:sz="1" w:space="0" w:color="AAAAAA"/>
               <w:left w:val="single" w:sz="1" w:space="0" w:color="AAAAAA"/>
@@ -3718,8 +3900,110 @@
         <w:t>Evaluation</w:t>
       </w:r>
     </w:p>
-    <w:p/>
-    <w:p/>
+    <w:p>
+      <w:pPr>
+        <w:jc w:val="both"/>
+        <w:rPr>
+          <w:rFonts w:ascii="Times New Roman" w:hAnsi="Times New Roman" w:cs="Times New Roman"/>
+          <w:sz w:val="24"/>
+          <w:szCs w:val="32"/>
+        </w:rPr>
+      </w:pPr>
+      <w:r>
+        <w:rPr>
+          <w:rFonts w:ascii="Times New Roman" w:hAnsi="Times New Roman" w:cs="Times New Roman"/>
+          <w:sz w:val="24"/>
+          <w:szCs w:val="32"/>
+        </w:rPr>
+        <w:t xml:space="preserve">The trained Random Forest and XGBoost models were evaluated using the </w:t>
+      </w:r>
+      <w:proofErr w:type="gramStart"/>
+      <w:r>
+        <w:rPr>
+          <w:rFonts w:ascii="Times New Roman" w:hAnsi="Times New Roman" w:cs="Times New Roman"/>
+          <w:sz w:val="24"/>
+          <w:szCs w:val="32"/>
+        </w:rPr>
+        <w:t>held-out</w:t>
+      </w:r>
+      <w:proofErr w:type="gramEnd"/>
+      <w:r>
+        <w:rPr>
+          <w:rFonts w:ascii="Times New Roman" w:hAnsi="Times New Roman" w:cs="Times New Roman"/>
+          <w:sz w:val="24"/>
+          <w:szCs w:val="32"/>
+        </w:rPr>
+        <w:t xml:space="preserve"> 20% test set, which was not used during model training. Since the BODMAS dataset is highly imbalanced, overall accuracy alone was not sufficient to judge model performance. Therefore, each model was evaluated using overall accuracy, confusion matrix, per-class True Positive Rate (TPR), and per-class False Positive Rate (FPR).</w:t>
+      </w:r>
+    </w:p>
+    <w:p>
+      <w:pPr>
+        <w:jc w:val="both"/>
+        <w:rPr>
+          <w:rFonts w:ascii="Times New Roman" w:hAnsi="Times New Roman" w:cs="Times New Roman"/>
+          <w:sz w:val="24"/>
+          <w:szCs w:val="32"/>
+        </w:rPr>
+      </w:pPr>
+      <w:r>
+        <w:rPr>
+          <w:rFonts w:ascii="Times New Roman" w:hAnsi="Times New Roman" w:cs="Times New Roman"/>
+          <w:sz w:val="24"/>
+          <w:szCs w:val="32"/>
+        </w:rPr>
+        <w:t>Overall accuracy shows the proportion of correctly classified samples across all 15 classes. The confusion matrix was used to identify which malware categories were correctly classified and which categories were commonly confused. TPR was calculated for each class to measure how many samples from that category were correctly detected. FPR was calculated to measure how often samples from other classes were incorrectly predicted as that category.</w:t>
+      </w:r>
+    </w:p>
+    <w:p>
+      <w:pPr>
+        <w:jc w:val="both"/>
+        <w:rPr>
+          <w:rFonts w:ascii="Times New Roman" w:hAnsi="Times New Roman" w:cs="Times New Roman"/>
+          <w:sz w:val="24"/>
+          <w:szCs w:val="32"/>
+        </w:rPr>
+      </w:pPr>
+      <w:r>
+        <w:rPr>
+          <w:rFonts w:ascii="Times New Roman" w:hAnsi="Times New Roman" w:cs="Times New Roman"/>
+          <w:sz w:val="24"/>
+          <w:szCs w:val="32"/>
+        </w:rPr>
+        <w:t>This evaluation approach is suitable because the dataset contains large classes such as benign, trojan, and worm, while classes such as rootkit, trojan-gamethief, and exploit have very few samples. Per-class TPR and FPR</w:t>
+      </w:r>
+      <w:r>
+        <w:rPr>
+          <w:rFonts w:ascii="Times New Roman" w:hAnsi="Times New Roman" w:cs="Times New Roman"/>
+          <w:sz w:val="24"/>
+          <w:szCs w:val="32"/>
+        </w:rPr>
+        <w:t>,</w:t>
+      </w:r>
+      <w:r>
+        <w:rPr>
+          <w:rFonts w:ascii="Times New Roman" w:hAnsi="Times New Roman" w:cs="Times New Roman"/>
+          <w:sz w:val="24"/>
+          <w:szCs w:val="32"/>
+        </w:rPr>
+        <w:t xml:space="preserve"> therefore</w:t>
+      </w:r>
+      <w:r>
+        <w:rPr>
+          <w:rFonts w:ascii="Times New Roman" w:hAnsi="Times New Roman" w:cs="Times New Roman"/>
+          <w:sz w:val="24"/>
+          <w:szCs w:val="32"/>
+        </w:rPr>
+        <w:t>,</w:t>
+      </w:r>
+      <w:r>
+        <w:rPr>
+          <w:rFonts w:ascii="Times New Roman" w:hAnsi="Times New Roman" w:cs="Times New Roman"/>
+          <w:sz w:val="24"/>
+          <w:szCs w:val="32"/>
+        </w:rPr>
+        <w:t xml:space="preserve"> provide a clearer understanding of model behaviour across both majority and minority classes.</w:t>
+      </w:r>
+    </w:p>
     <w:p>
       <w:pPr>
         <w:pStyle w:val="Heading1"/>
@@ -3740,7 +4024,24 @@
         <w:t>Results</w:t>
       </w:r>
     </w:p>
-    <w:p/>
+    <w:p>
+      <w:pPr>
+        <w:jc w:val="both"/>
+        <w:rPr>
+          <w:rFonts w:ascii="Times New Roman" w:hAnsi="Times New Roman" w:cs="Times New Roman"/>
+          <w:sz w:val="24"/>
+          <w:szCs w:val="32"/>
+        </w:rPr>
+      </w:pPr>
+      <w:r>
+        <w:rPr>
+          <w:rFonts w:ascii="Times New Roman" w:hAnsi="Times New Roman" w:cs="Times New Roman"/>
+          <w:sz w:val="24"/>
+          <w:szCs w:val="32"/>
+        </w:rPr>
+        <w:t>The overall test accuracy results are shown in Table 4. Random Forest achieved the highest accuracy with 0.9733, slightly outperforming XGBoost, which achieved 0.9703. This indicates that both models performed well on the held-out test set, but Random Forest provided the stronger overall classification performance for this dataset.</w:t>
+      </w:r>
+    </w:p>
     <w:p>
       <w:pPr>
         <w:jc w:val="center"/>
@@ -3752,7 +4053,7 @@
     </w:p>
     <w:tbl>
       <w:tblPr>
-        <w:tblW w:w="9360" w:type="dxa"/>
+        <w:tblW w:w="5000" w:type="pct"/>
         <w:tblBorders>
           <w:top w:val="single" w:sz="4" w:space="0" w:color="auto"/>
           <w:left w:val="single" w:sz="4" w:space="0" w:color="auto"/>
@@ -3768,8 +4069,8 @@
         <w:tblLook w:val="04A0" w:firstRow="1" w:lastRow="0" w:firstColumn="1" w:lastColumn="0" w:noHBand="0" w:noVBand="1"/>
       </w:tblPr>
       <w:tblGrid>
-        <w:gridCol w:w="2551"/>
-        <w:gridCol w:w="6809"/>
+        <w:gridCol w:w="4512"/>
+        <w:gridCol w:w="4512"/>
       </w:tblGrid>
       <w:tr>
         <w:trPr>
@@ -3777,7 +4078,7 @@
         </w:trPr>
         <w:tc>
           <w:tcPr>
-            <w:tcW w:w="2551" w:type="dxa"/>
+            <w:tcW w:w="2500" w:type="pct"/>
             <w:tcBorders>
               <w:top w:val="single" w:sz="1" w:space="0" w:color="AAAAAA"/>
               <w:left w:val="single" w:sz="1" w:space="0" w:color="AAAAAA"/>
@@ -3810,7 +4111,7 @@
         </w:tc>
         <w:tc>
           <w:tcPr>
-            <w:tcW w:w="6809" w:type="dxa"/>
+            <w:tcW w:w="2500" w:type="pct"/>
             <w:tcBorders>
               <w:top w:val="single" w:sz="1" w:space="0" w:color="AAAAAA"/>
               <w:left w:val="single" w:sz="1" w:space="0" w:color="AAAAAA"/>
@@ -3842,7 +4143,7 @@
       <w:tr>
         <w:tc>
           <w:tcPr>
-            <w:tcW w:w="2551" w:type="dxa"/>
+            <w:tcW w:w="2500" w:type="pct"/>
             <w:tcBorders>
               <w:top w:val="single" w:sz="1" w:space="0" w:color="AAAAAA"/>
               <w:left w:val="single" w:sz="1" w:space="0" w:color="AAAAAA"/>
@@ -3875,28 +4176,35 @@
         </w:tc>
         <w:tc>
           <w:tcPr>
-            <w:tcW w:w="6809" w:type="dxa"/>
-            <w:tcBorders>
-              <w:top w:val="single" w:sz="1" w:space="0" w:color="AAAAAA"/>
-              <w:left w:val="single" w:sz="1" w:space="0" w:color="AAAAAA"/>
-              <w:bottom w:val="single" w:sz="1" w:space="0" w:color="AAAAAA"/>
-              <w:right w:val="single" w:sz="1" w:space="0" w:color="AAAAAA"/>
-            </w:tcBorders>
-            <w:shd w:val="clear" w:color="auto" w:fill="FFFFFF"/>
-            <w:tcMar>
-              <w:top w:w="80" w:type="dxa"/>
-              <w:left w:w="120" w:type="dxa"/>
-              <w:bottom w:w="80" w:type="dxa"/>
-              <w:right w:w="120" w:type="dxa"/>
-            </w:tcMar>
-          </w:tcPr>
-          <w:p/>
+            <w:tcW w:w="2500" w:type="pct"/>
+            <w:tcBorders>
+              <w:top w:val="single" w:sz="1" w:space="0" w:color="AAAAAA"/>
+              <w:left w:val="single" w:sz="1" w:space="0" w:color="AAAAAA"/>
+              <w:bottom w:val="single" w:sz="1" w:space="0" w:color="AAAAAA"/>
+              <w:right w:val="single" w:sz="1" w:space="0" w:color="AAAAAA"/>
+            </w:tcBorders>
+            <w:shd w:val="clear" w:color="auto" w:fill="FFFFFF"/>
+            <w:tcMar>
+              <w:top w:w="80" w:type="dxa"/>
+              <w:left w:w="120" w:type="dxa"/>
+              <w:bottom w:w="80" w:type="dxa"/>
+              <w:right w:w="120" w:type="dxa"/>
+            </w:tcMar>
+          </w:tcPr>
+          <w:p>
+            <w:pPr>
+              <w:jc w:val="right"/>
+            </w:pPr>
+            <w:r>
+              <w:t>0.9733</w:t>
+            </w:r>
+          </w:p>
         </w:tc>
       </w:tr>
       <w:tr>
         <w:tc>
           <w:tcPr>
-            <w:tcW w:w="2551" w:type="dxa"/>
+            <w:tcW w:w="2500" w:type="pct"/>
             <w:tcBorders>
               <w:top w:val="single" w:sz="1" w:space="0" w:color="AAAAAA"/>
               <w:left w:val="single" w:sz="1" w:space="0" w:color="AAAAAA"/>
@@ -3923,28 +4231,35 @@
                 <w:b/>
                 <w:bCs/>
               </w:rPr>
-              <w:t>Gaussian Naïve Bayes</w:t>
-            </w:r>
-          </w:p>
-        </w:tc>
-        <w:tc>
-          <w:tcPr>
-            <w:tcW w:w="6809" w:type="dxa"/>
-            <w:tcBorders>
-              <w:top w:val="single" w:sz="1" w:space="0" w:color="AAAAAA"/>
-              <w:left w:val="single" w:sz="1" w:space="0" w:color="AAAAAA"/>
-              <w:bottom w:val="single" w:sz="1" w:space="0" w:color="AAAAAA"/>
-              <w:right w:val="single" w:sz="1" w:space="0" w:color="AAAAAA"/>
-            </w:tcBorders>
-            <w:shd w:val="clear" w:color="auto" w:fill="FFFFFF"/>
-            <w:tcMar>
-              <w:top w:w="80" w:type="dxa"/>
-              <w:left w:w="120" w:type="dxa"/>
-              <w:bottom w:w="80" w:type="dxa"/>
-              <w:right w:w="120" w:type="dxa"/>
-            </w:tcMar>
-          </w:tcPr>
-          <w:p/>
+              <w:t>XGBoost</w:t>
+            </w:r>
+          </w:p>
+        </w:tc>
+        <w:tc>
+          <w:tcPr>
+            <w:tcW w:w="2500" w:type="pct"/>
+            <w:tcBorders>
+              <w:top w:val="single" w:sz="1" w:space="0" w:color="AAAAAA"/>
+              <w:left w:val="single" w:sz="1" w:space="0" w:color="AAAAAA"/>
+              <w:bottom w:val="single" w:sz="1" w:space="0" w:color="AAAAAA"/>
+              <w:right w:val="single" w:sz="1" w:space="0" w:color="AAAAAA"/>
+            </w:tcBorders>
+            <w:shd w:val="clear" w:color="auto" w:fill="FFFFFF"/>
+            <w:tcMar>
+              <w:top w:w="80" w:type="dxa"/>
+              <w:left w:w="120" w:type="dxa"/>
+              <w:bottom w:w="80" w:type="dxa"/>
+              <w:right w:w="120" w:type="dxa"/>
+            </w:tcMar>
+          </w:tcPr>
+          <w:p>
+            <w:pPr>
+              <w:jc w:val="right"/>
+            </w:pPr>
+            <w:r>
+              <w:t>0.9703</w:t>
+            </w:r>
+          </w:p>
         </w:tc>
       </w:tr>
     </w:tbl>
@@ -3974,14 +4289,34 @@
       <w:pPr>
         <w:jc w:val="center"/>
         <w:rPr>
-          <w:b/>
-          <w:bCs/>
-        </w:rPr>
-      </w:pPr>
+          <w:rFonts w:ascii="Times New Roman" w:hAnsi="Times New Roman" w:cs="Times New Roman"/>
+          <w:i/>
+          <w:iCs/>
+          <w:sz w:val="20"/>
+          <w:szCs w:val="20"/>
+        </w:rPr>
+      </w:pPr>
+    </w:p>
+    <w:p>
+      <w:pPr>
+        <w:rPr>
+          <w:rFonts w:ascii="Times New Roman" w:hAnsi="Times New Roman" w:cs="Times New Roman"/>
+          <w:sz w:val="24"/>
+          <w:szCs w:val="24"/>
+        </w:rPr>
+      </w:pPr>
+      <w:r>
+        <w:rPr>
+          <w:rFonts w:ascii="Times New Roman" w:hAnsi="Times New Roman" w:cs="Times New Roman"/>
+          <w:sz w:val="24"/>
+          <w:szCs w:val="24"/>
+        </w:rPr>
+        <w:t>The detailed per-class TPR and FPR results for both models are shown in Tables 5 and 6.</w:t>
+      </w:r>
     </w:p>
     <w:tbl>
       <w:tblPr>
-        <w:tblW w:w="9360" w:type="dxa"/>
+        <w:tblW w:w="0" w:type="auto"/>
         <w:tblBorders>
           <w:top w:val="single" w:sz="4" w:space="0" w:color="auto"/>
           <w:left w:val="single" w:sz="4" w:space="0" w:color="auto"/>
@@ -3997,18 +4332,19 @@
         <w:tblLook w:val="04A0" w:firstRow="1" w:lastRow="0" w:firstColumn="1" w:lastColumn="0" w:noHBand="0" w:noVBand="1"/>
       </w:tblPr>
       <w:tblGrid>
-        <w:gridCol w:w="1984"/>
-        <w:gridCol w:w="3830"/>
-        <w:gridCol w:w="1844"/>
-        <w:gridCol w:w="1702"/>
+        <w:gridCol w:w="2256"/>
+        <w:gridCol w:w="2256"/>
+        <w:gridCol w:w="2256"/>
+        <w:gridCol w:w="2256"/>
       </w:tblGrid>
       <w:tr>
         <w:trPr>
+          <w:trHeight w:val="408"/>
           <w:tblHeader/>
         </w:trPr>
         <w:tc>
           <w:tcPr>
-            <w:tcW w:w="1984" w:type="dxa"/>
+            <w:tcW w:w="2256" w:type="dxa"/>
             <w:tcBorders>
               <w:top w:val="single" w:sz="1" w:space="0" w:color="AAAAAA"/>
               <w:left w:val="single" w:sz="1" w:space="0" w:color="AAAAAA"/>
@@ -4041,7 +4377,7 @@
         </w:tc>
         <w:tc>
           <w:tcPr>
-            <w:tcW w:w="3830" w:type="dxa"/>
+            <w:tcW w:w="2256" w:type="dxa"/>
             <w:tcBorders>
               <w:top w:val="single" w:sz="1" w:space="0" w:color="AAAAAA"/>
               <w:left w:val="single" w:sz="1" w:space="0" w:color="AAAAAA"/>
@@ -4074,7 +4410,7 @@
         </w:tc>
         <w:tc>
           <w:tcPr>
-            <w:tcW w:w="1844" w:type="dxa"/>
+            <w:tcW w:w="2256" w:type="dxa"/>
             <w:tcBorders>
               <w:top w:val="single" w:sz="1" w:space="0" w:color="AAAAAA"/>
               <w:left w:val="single" w:sz="1" w:space="0" w:color="AAAAAA"/>
@@ -4107,7 +4443,7 @@
         </w:tc>
         <w:tc>
           <w:tcPr>
-            <w:tcW w:w="1702" w:type="dxa"/>
+            <w:tcW w:w="2256" w:type="dxa"/>
             <w:tcBorders>
               <w:top w:val="single" w:sz="1" w:space="0" w:color="AAAAAA"/>
               <w:left w:val="single" w:sz="1" w:space="0" w:color="AAAAAA"/>
@@ -4140,9 +4476,12 @@
         </w:tc>
       </w:tr>
       <w:tr>
-        <w:tc>
-          <w:tcPr>
-            <w:tcW w:w="1984" w:type="dxa"/>
+        <w:trPr>
+          <w:trHeight w:val="408"/>
+        </w:trPr>
+        <w:tc>
+          <w:tcPr>
+            <w:tcW w:w="2256" w:type="dxa"/>
             <w:tcBorders>
               <w:top w:val="single" w:sz="1" w:space="0" w:color="AAAAAA"/>
               <w:left w:val="single" w:sz="1" w:space="0" w:color="AAAAAA"/>
@@ -4179,66 +4518,96 @@
         </w:tc>
         <w:tc>
           <w:tcPr>
-            <w:tcW w:w="3830" w:type="dxa"/>
-            <w:tcBorders>
-              <w:top w:val="single" w:sz="1" w:space="0" w:color="AAAAAA"/>
-              <w:left w:val="single" w:sz="1" w:space="0" w:color="AAAAAA"/>
-              <w:bottom w:val="single" w:sz="1" w:space="0" w:color="AAAAAA"/>
-              <w:right w:val="single" w:sz="1" w:space="0" w:color="AAAAAA"/>
-            </w:tcBorders>
-            <w:shd w:val="clear" w:color="auto" w:fill="FFFFFF"/>
-            <w:tcMar>
-              <w:top w:w="80" w:type="dxa"/>
-              <w:left w:w="120" w:type="dxa"/>
-              <w:bottom w:w="80" w:type="dxa"/>
-              <w:right w:w="120" w:type="dxa"/>
-            </w:tcMar>
-          </w:tcPr>
-          <w:p/>
-        </w:tc>
-        <w:tc>
-          <w:tcPr>
-            <w:tcW w:w="1844" w:type="dxa"/>
-            <w:tcBorders>
-              <w:top w:val="single" w:sz="1" w:space="0" w:color="AAAAAA"/>
-              <w:left w:val="single" w:sz="1" w:space="0" w:color="AAAAAA"/>
-              <w:bottom w:val="single" w:sz="1" w:space="0" w:color="AAAAAA"/>
-              <w:right w:val="single" w:sz="1" w:space="0" w:color="AAAAAA"/>
-            </w:tcBorders>
-            <w:shd w:val="clear" w:color="auto" w:fill="FFFFFF"/>
-            <w:tcMar>
-              <w:top w:w="80" w:type="dxa"/>
-              <w:left w:w="120" w:type="dxa"/>
-              <w:bottom w:w="80" w:type="dxa"/>
-              <w:right w:w="120" w:type="dxa"/>
-            </w:tcMar>
-          </w:tcPr>
-          <w:p/>
-        </w:tc>
-        <w:tc>
-          <w:tcPr>
-            <w:tcW w:w="1702" w:type="dxa"/>
-            <w:tcBorders>
-              <w:top w:val="single" w:sz="1" w:space="0" w:color="AAAAAA"/>
-              <w:left w:val="single" w:sz="1" w:space="0" w:color="AAAAAA"/>
-              <w:bottom w:val="single" w:sz="1" w:space="0" w:color="AAAAAA"/>
-              <w:right w:val="single" w:sz="1" w:space="0" w:color="AAAAAA"/>
-            </w:tcBorders>
-            <w:shd w:val="clear" w:color="auto" w:fill="FFFFFF"/>
-            <w:tcMar>
-              <w:top w:w="80" w:type="dxa"/>
-              <w:left w:w="120" w:type="dxa"/>
-              <w:bottom w:w="80" w:type="dxa"/>
-              <w:right w:w="120" w:type="dxa"/>
-            </w:tcMar>
-          </w:tcPr>
-          <w:p/>
+            <w:tcW w:w="2256" w:type="dxa"/>
+            <w:tcBorders>
+              <w:top w:val="single" w:sz="1" w:space="0" w:color="AAAAAA"/>
+              <w:left w:val="single" w:sz="1" w:space="0" w:color="AAAAAA"/>
+              <w:bottom w:val="single" w:sz="1" w:space="0" w:color="AAAAAA"/>
+              <w:right w:val="single" w:sz="1" w:space="0" w:color="AAAAAA"/>
+            </w:tcBorders>
+            <w:shd w:val="clear" w:color="auto" w:fill="FFFFFF"/>
+            <w:tcMar>
+              <w:top w:w="80" w:type="dxa"/>
+              <w:left w:w="120" w:type="dxa"/>
+              <w:bottom w:w="80" w:type="dxa"/>
+              <w:right w:w="120" w:type="dxa"/>
+            </w:tcMar>
+            <w:vAlign w:val="center"/>
+          </w:tcPr>
+          <w:p>
+            <w:r>
+              <w:rPr>
+                <w:rFonts w:ascii="Arial" w:hAnsi="Arial"/>
+                <w:sz w:val="17"/>
+              </w:rPr>
+              <w:t>1466</w:t>
+            </w:r>
+          </w:p>
+        </w:tc>
+        <w:tc>
+          <w:tcPr>
+            <w:tcW w:w="2256" w:type="dxa"/>
+            <w:tcBorders>
+              <w:top w:val="single" w:sz="1" w:space="0" w:color="AAAAAA"/>
+              <w:left w:val="single" w:sz="1" w:space="0" w:color="AAAAAA"/>
+              <w:bottom w:val="single" w:sz="1" w:space="0" w:color="AAAAAA"/>
+              <w:right w:val="single" w:sz="1" w:space="0" w:color="AAAAAA"/>
+            </w:tcBorders>
+            <w:shd w:val="clear" w:color="auto" w:fill="FFFFFF"/>
+            <w:tcMar>
+              <w:top w:w="80" w:type="dxa"/>
+              <w:left w:w="120" w:type="dxa"/>
+              <w:bottom w:w="80" w:type="dxa"/>
+              <w:right w:w="120" w:type="dxa"/>
+            </w:tcMar>
+            <w:vAlign w:val="center"/>
+          </w:tcPr>
+          <w:p>
+            <w:r>
+              <w:rPr>
+                <w:rFonts w:ascii="Arial" w:hAnsi="Arial"/>
+                <w:sz w:val="17"/>
+              </w:rPr>
+              <w:t>0.9707</w:t>
+            </w:r>
+          </w:p>
+        </w:tc>
+        <w:tc>
+          <w:tcPr>
+            <w:tcW w:w="2256" w:type="dxa"/>
+            <w:tcBorders>
+              <w:top w:val="single" w:sz="1" w:space="0" w:color="AAAAAA"/>
+              <w:left w:val="single" w:sz="1" w:space="0" w:color="AAAAAA"/>
+              <w:bottom w:val="single" w:sz="1" w:space="0" w:color="AAAAAA"/>
+              <w:right w:val="single" w:sz="1" w:space="0" w:color="AAAAAA"/>
+            </w:tcBorders>
+            <w:shd w:val="clear" w:color="auto" w:fill="FFFFFF"/>
+            <w:tcMar>
+              <w:top w:w="80" w:type="dxa"/>
+              <w:left w:w="120" w:type="dxa"/>
+              <w:bottom w:w="80" w:type="dxa"/>
+              <w:right w:w="120" w:type="dxa"/>
+            </w:tcMar>
+            <w:vAlign w:val="center"/>
+          </w:tcPr>
+          <w:p>
+            <w:r>
+              <w:rPr>
+                <w:rFonts w:ascii="Arial" w:hAnsi="Arial"/>
+                <w:sz w:val="17"/>
+              </w:rPr>
+              <w:t>0.0033</w:t>
+            </w:r>
+          </w:p>
         </w:tc>
       </w:tr>
       <w:tr>
-        <w:tc>
-          <w:tcPr>
-            <w:tcW w:w="1984" w:type="dxa"/>
+        <w:trPr>
+          <w:trHeight w:val="408"/>
+        </w:trPr>
+        <w:tc>
+          <w:tcPr>
+            <w:tcW w:w="2256" w:type="dxa"/>
             <w:tcBorders>
               <w:top w:val="single" w:sz="1" w:space="0" w:color="AAAAAA"/>
               <w:left w:val="single" w:sz="1" w:space="0" w:color="AAAAAA"/>
@@ -4275,66 +4644,96 @@
         </w:tc>
         <w:tc>
           <w:tcPr>
-            <w:tcW w:w="3830" w:type="dxa"/>
-            <w:tcBorders>
-              <w:top w:val="single" w:sz="1" w:space="0" w:color="AAAAAA"/>
-              <w:left w:val="single" w:sz="1" w:space="0" w:color="AAAAAA"/>
-              <w:bottom w:val="single" w:sz="1" w:space="0" w:color="AAAAAA"/>
-              <w:right w:val="single" w:sz="1" w:space="0" w:color="AAAAAA"/>
-            </w:tcBorders>
-            <w:shd w:val="clear" w:color="auto" w:fill="FFFFFF"/>
-            <w:tcMar>
-              <w:top w:w="80" w:type="dxa"/>
-              <w:left w:w="120" w:type="dxa"/>
-              <w:bottom w:w="80" w:type="dxa"/>
-              <w:right w:w="120" w:type="dxa"/>
-            </w:tcMar>
-          </w:tcPr>
-          <w:p/>
-        </w:tc>
-        <w:tc>
-          <w:tcPr>
-            <w:tcW w:w="1844" w:type="dxa"/>
-            <w:tcBorders>
-              <w:top w:val="single" w:sz="1" w:space="0" w:color="AAAAAA"/>
-              <w:left w:val="single" w:sz="1" w:space="0" w:color="AAAAAA"/>
-              <w:bottom w:val="single" w:sz="1" w:space="0" w:color="AAAAAA"/>
-              <w:right w:val="single" w:sz="1" w:space="0" w:color="AAAAAA"/>
-            </w:tcBorders>
-            <w:shd w:val="clear" w:color="auto" w:fill="FFFFFF"/>
-            <w:tcMar>
-              <w:top w:w="80" w:type="dxa"/>
-              <w:left w:w="120" w:type="dxa"/>
-              <w:bottom w:w="80" w:type="dxa"/>
-              <w:right w:w="120" w:type="dxa"/>
-            </w:tcMar>
-          </w:tcPr>
-          <w:p/>
-        </w:tc>
-        <w:tc>
-          <w:tcPr>
-            <w:tcW w:w="1702" w:type="dxa"/>
-            <w:tcBorders>
-              <w:top w:val="single" w:sz="1" w:space="0" w:color="AAAAAA"/>
-              <w:left w:val="single" w:sz="1" w:space="0" w:color="AAAAAA"/>
-              <w:bottom w:val="single" w:sz="1" w:space="0" w:color="AAAAAA"/>
-              <w:right w:val="single" w:sz="1" w:space="0" w:color="AAAAAA"/>
-            </w:tcBorders>
-            <w:shd w:val="clear" w:color="auto" w:fill="FFFFFF"/>
-            <w:tcMar>
-              <w:top w:w="80" w:type="dxa"/>
-              <w:left w:w="120" w:type="dxa"/>
-              <w:bottom w:w="80" w:type="dxa"/>
-              <w:right w:w="120" w:type="dxa"/>
-            </w:tcMar>
-          </w:tcPr>
-          <w:p/>
+            <w:tcW w:w="2256" w:type="dxa"/>
+            <w:tcBorders>
+              <w:top w:val="single" w:sz="1" w:space="0" w:color="AAAAAA"/>
+              <w:left w:val="single" w:sz="1" w:space="0" w:color="AAAAAA"/>
+              <w:bottom w:val="single" w:sz="1" w:space="0" w:color="AAAAAA"/>
+              <w:right w:val="single" w:sz="1" w:space="0" w:color="AAAAAA"/>
+            </w:tcBorders>
+            <w:shd w:val="clear" w:color="auto" w:fill="FFFFFF"/>
+            <w:tcMar>
+              <w:top w:w="80" w:type="dxa"/>
+              <w:left w:w="120" w:type="dxa"/>
+              <w:bottom w:w="80" w:type="dxa"/>
+              <w:right w:w="120" w:type="dxa"/>
+            </w:tcMar>
+            <w:vAlign w:val="center"/>
+          </w:tcPr>
+          <w:p>
+            <w:r>
+              <w:rPr>
+                <w:rFonts w:ascii="Arial" w:hAnsi="Arial"/>
+                <w:sz w:val="17"/>
+              </w:rPr>
+              <w:t>15428</w:t>
+            </w:r>
+          </w:p>
+        </w:tc>
+        <w:tc>
+          <w:tcPr>
+            <w:tcW w:w="2256" w:type="dxa"/>
+            <w:tcBorders>
+              <w:top w:val="single" w:sz="1" w:space="0" w:color="AAAAAA"/>
+              <w:left w:val="single" w:sz="1" w:space="0" w:color="AAAAAA"/>
+              <w:bottom w:val="single" w:sz="1" w:space="0" w:color="AAAAAA"/>
+              <w:right w:val="single" w:sz="1" w:space="0" w:color="AAAAAA"/>
+            </w:tcBorders>
+            <w:shd w:val="clear" w:color="auto" w:fill="FFFFFF"/>
+            <w:tcMar>
+              <w:top w:w="80" w:type="dxa"/>
+              <w:left w:w="120" w:type="dxa"/>
+              <w:bottom w:w="80" w:type="dxa"/>
+              <w:right w:w="120" w:type="dxa"/>
+            </w:tcMar>
+            <w:vAlign w:val="center"/>
+          </w:tcPr>
+          <w:p>
+            <w:r>
+              <w:rPr>
+                <w:rFonts w:ascii="Arial" w:hAnsi="Arial"/>
+                <w:sz w:val="17"/>
+              </w:rPr>
+              <w:t>0.9998</w:t>
+            </w:r>
+          </w:p>
+        </w:tc>
+        <w:tc>
+          <w:tcPr>
+            <w:tcW w:w="2256" w:type="dxa"/>
+            <w:tcBorders>
+              <w:top w:val="single" w:sz="1" w:space="0" w:color="AAAAAA"/>
+              <w:left w:val="single" w:sz="1" w:space="0" w:color="AAAAAA"/>
+              <w:bottom w:val="single" w:sz="1" w:space="0" w:color="AAAAAA"/>
+              <w:right w:val="single" w:sz="1" w:space="0" w:color="AAAAAA"/>
+            </w:tcBorders>
+            <w:shd w:val="clear" w:color="auto" w:fill="FFFFFF"/>
+            <w:tcMar>
+              <w:top w:w="80" w:type="dxa"/>
+              <w:left w:w="120" w:type="dxa"/>
+              <w:bottom w:w="80" w:type="dxa"/>
+              <w:right w:w="120" w:type="dxa"/>
+            </w:tcMar>
+            <w:vAlign w:val="center"/>
+          </w:tcPr>
+          <w:p>
+            <w:r>
+              <w:rPr>
+                <w:rFonts w:ascii="Arial" w:hAnsi="Arial"/>
+                <w:sz w:val="17"/>
+              </w:rPr>
+              <w:t>0.0079</w:t>
+            </w:r>
+          </w:p>
         </w:tc>
       </w:tr>
       <w:tr>
-        <w:tc>
-          <w:tcPr>
-            <w:tcW w:w="1984" w:type="dxa"/>
+        <w:trPr>
+          <w:trHeight w:val="408"/>
+        </w:trPr>
+        <w:tc>
+          <w:tcPr>
+            <w:tcW w:w="2256" w:type="dxa"/>
             <w:tcBorders>
               <w:top w:val="single" w:sz="1" w:space="0" w:color="AAAAAA"/>
               <w:left w:val="single" w:sz="1" w:space="0" w:color="AAAAAA"/>
@@ -4371,66 +4770,96 @@
         </w:tc>
         <w:tc>
           <w:tcPr>
-            <w:tcW w:w="3830" w:type="dxa"/>
-            <w:tcBorders>
-              <w:top w:val="single" w:sz="1" w:space="0" w:color="AAAAAA"/>
-              <w:left w:val="single" w:sz="1" w:space="0" w:color="AAAAAA"/>
-              <w:bottom w:val="single" w:sz="1" w:space="0" w:color="AAAAAA"/>
-              <w:right w:val="single" w:sz="1" w:space="0" w:color="AAAAAA"/>
-            </w:tcBorders>
-            <w:shd w:val="clear" w:color="auto" w:fill="FFFFFF"/>
-            <w:tcMar>
-              <w:top w:w="80" w:type="dxa"/>
-              <w:left w:w="120" w:type="dxa"/>
-              <w:bottom w:w="80" w:type="dxa"/>
-              <w:right w:w="120" w:type="dxa"/>
-            </w:tcMar>
-          </w:tcPr>
-          <w:p/>
-        </w:tc>
-        <w:tc>
-          <w:tcPr>
-            <w:tcW w:w="1844" w:type="dxa"/>
-            <w:tcBorders>
-              <w:top w:val="single" w:sz="1" w:space="0" w:color="AAAAAA"/>
-              <w:left w:val="single" w:sz="1" w:space="0" w:color="AAAAAA"/>
-              <w:bottom w:val="single" w:sz="1" w:space="0" w:color="AAAAAA"/>
-              <w:right w:val="single" w:sz="1" w:space="0" w:color="AAAAAA"/>
-            </w:tcBorders>
-            <w:shd w:val="clear" w:color="auto" w:fill="FFFFFF"/>
-            <w:tcMar>
-              <w:top w:w="80" w:type="dxa"/>
-              <w:left w:w="120" w:type="dxa"/>
-              <w:bottom w:w="80" w:type="dxa"/>
-              <w:right w:w="120" w:type="dxa"/>
-            </w:tcMar>
-          </w:tcPr>
-          <w:p/>
-        </w:tc>
-        <w:tc>
-          <w:tcPr>
-            <w:tcW w:w="1702" w:type="dxa"/>
-            <w:tcBorders>
-              <w:top w:val="single" w:sz="1" w:space="0" w:color="AAAAAA"/>
-              <w:left w:val="single" w:sz="1" w:space="0" w:color="AAAAAA"/>
-              <w:bottom w:val="single" w:sz="1" w:space="0" w:color="AAAAAA"/>
-              <w:right w:val="single" w:sz="1" w:space="0" w:color="AAAAAA"/>
-            </w:tcBorders>
-            <w:shd w:val="clear" w:color="auto" w:fill="FFFFFF"/>
-            <w:tcMar>
-              <w:top w:w="80" w:type="dxa"/>
-              <w:left w:w="120" w:type="dxa"/>
-              <w:bottom w:w="80" w:type="dxa"/>
-              <w:right w:w="120" w:type="dxa"/>
-            </w:tcMar>
-          </w:tcPr>
-          <w:p/>
+            <w:tcW w:w="2256" w:type="dxa"/>
+            <w:tcBorders>
+              <w:top w:val="single" w:sz="1" w:space="0" w:color="AAAAAA"/>
+              <w:left w:val="single" w:sz="1" w:space="0" w:color="AAAAAA"/>
+              <w:bottom w:val="single" w:sz="1" w:space="0" w:color="AAAAAA"/>
+              <w:right w:val="single" w:sz="1" w:space="0" w:color="AAAAAA"/>
+            </w:tcBorders>
+            <w:shd w:val="clear" w:color="auto" w:fill="FFFFFF"/>
+            <w:tcMar>
+              <w:top w:w="80" w:type="dxa"/>
+              <w:left w:w="120" w:type="dxa"/>
+              <w:bottom w:w="80" w:type="dxa"/>
+              <w:right w:w="120" w:type="dxa"/>
+            </w:tcMar>
+            <w:vAlign w:val="center"/>
+          </w:tcPr>
+          <w:p>
+            <w:r>
+              <w:rPr>
+                <w:rFonts w:ascii="Arial" w:hAnsi="Arial"/>
+                <w:sz w:val="17"/>
+              </w:rPr>
+              <w:t>4</w:t>
+            </w:r>
+          </w:p>
+        </w:tc>
+        <w:tc>
+          <w:tcPr>
+            <w:tcW w:w="2256" w:type="dxa"/>
+            <w:tcBorders>
+              <w:top w:val="single" w:sz="1" w:space="0" w:color="AAAAAA"/>
+              <w:left w:val="single" w:sz="1" w:space="0" w:color="AAAAAA"/>
+              <w:bottom w:val="single" w:sz="1" w:space="0" w:color="AAAAAA"/>
+              <w:right w:val="single" w:sz="1" w:space="0" w:color="AAAAAA"/>
+            </w:tcBorders>
+            <w:shd w:val="clear" w:color="auto" w:fill="FFFFFF"/>
+            <w:tcMar>
+              <w:top w:w="80" w:type="dxa"/>
+              <w:left w:w="120" w:type="dxa"/>
+              <w:bottom w:w="80" w:type="dxa"/>
+              <w:right w:w="120" w:type="dxa"/>
+            </w:tcMar>
+            <w:vAlign w:val="center"/>
+          </w:tcPr>
+          <w:p>
+            <w:r>
+              <w:rPr>
+                <w:rFonts w:ascii="Arial" w:hAnsi="Arial"/>
+                <w:sz w:val="17"/>
+              </w:rPr>
+              <w:t>1.0000</w:t>
+            </w:r>
+          </w:p>
+        </w:tc>
+        <w:tc>
+          <w:tcPr>
+            <w:tcW w:w="2256" w:type="dxa"/>
+            <w:tcBorders>
+              <w:top w:val="single" w:sz="1" w:space="0" w:color="AAAAAA"/>
+              <w:left w:val="single" w:sz="1" w:space="0" w:color="AAAAAA"/>
+              <w:bottom w:val="single" w:sz="1" w:space="0" w:color="AAAAAA"/>
+              <w:right w:val="single" w:sz="1" w:space="0" w:color="AAAAAA"/>
+            </w:tcBorders>
+            <w:shd w:val="clear" w:color="auto" w:fill="FFFFFF"/>
+            <w:tcMar>
+              <w:top w:w="80" w:type="dxa"/>
+              <w:left w:w="120" w:type="dxa"/>
+              <w:bottom w:w="80" w:type="dxa"/>
+              <w:right w:w="120" w:type="dxa"/>
+            </w:tcMar>
+            <w:vAlign w:val="center"/>
+          </w:tcPr>
+          <w:p>
+            <w:r>
+              <w:rPr>
+                <w:rFonts w:ascii="Arial" w:hAnsi="Arial"/>
+                <w:sz w:val="17"/>
+              </w:rPr>
+              <w:t>0.0000</w:t>
+            </w:r>
+          </w:p>
         </w:tc>
       </w:tr>
       <w:tr>
-        <w:tc>
-          <w:tcPr>
-            <w:tcW w:w="1984" w:type="dxa"/>
+        <w:trPr>
+          <w:trHeight w:val="408"/>
+        </w:trPr>
+        <w:tc>
+          <w:tcPr>
+            <w:tcW w:w="2256" w:type="dxa"/>
             <w:tcBorders>
               <w:top w:val="single" w:sz="1" w:space="0" w:color="AAAAAA"/>
               <w:left w:val="single" w:sz="1" w:space="0" w:color="AAAAAA"/>
@@ -4467,66 +4896,96 @@
         </w:tc>
         <w:tc>
           <w:tcPr>
-            <w:tcW w:w="3830" w:type="dxa"/>
-            <w:tcBorders>
-              <w:top w:val="single" w:sz="1" w:space="0" w:color="AAAAAA"/>
-              <w:left w:val="single" w:sz="1" w:space="0" w:color="AAAAAA"/>
-              <w:bottom w:val="single" w:sz="1" w:space="0" w:color="AAAAAA"/>
-              <w:right w:val="single" w:sz="1" w:space="0" w:color="AAAAAA"/>
-            </w:tcBorders>
-            <w:shd w:val="clear" w:color="auto" w:fill="FFFFFF"/>
-            <w:tcMar>
-              <w:top w:w="80" w:type="dxa"/>
-              <w:left w:w="120" w:type="dxa"/>
-              <w:bottom w:w="80" w:type="dxa"/>
-              <w:right w:w="120" w:type="dxa"/>
-            </w:tcMar>
-          </w:tcPr>
-          <w:p/>
-        </w:tc>
-        <w:tc>
-          <w:tcPr>
-            <w:tcW w:w="1844" w:type="dxa"/>
-            <w:tcBorders>
-              <w:top w:val="single" w:sz="1" w:space="0" w:color="AAAAAA"/>
-              <w:left w:val="single" w:sz="1" w:space="0" w:color="AAAAAA"/>
-              <w:bottom w:val="single" w:sz="1" w:space="0" w:color="AAAAAA"/>
-              <w:right w:val="single" w:sz="1" w:space="0" w:color="AAAAAA"/>
-            </w:tcBorders>
-            <w:shd w:val="clear" w:color="auto" w:fill="FFFFFF"/>
-            <w:tcMar>
-              <w:top w:w="80" w:type="dxa"/>
-              <w:left w:w="120" w:type="dxa"/>
-              <w:bottom w:w="80" w:type="dxa"/>
-              <w:right w:w="120" w:type="dxa"/>
-            </w:tcMar>
-          </w:tcPr>
-          <w:p/>
-        </w:tc>
-        <w:tc>
-          <w:tcPr>
-            <w:tcW w:w="1702" w:type="dxa"/>
-            <w:tcBorders>
-              <w:top w:val="single" w:sz="1" w:space="0" w:color="AAAAAA"/>
-              <w:left w:val="single" w:sz="1" w:space="0" w:color="AAAAAA"/>
-              <w:bottom w:val="single" w:sz="1" w:space="0" w:color="AAAAAA"/>
-              <w:right w:val="single" w:sz="1" w:space="0" w:color="AAAAAA"/>
-            </w:tcBorders>
-            <w:shd w:val="clear" w:color="auto" w:fill="FFFFFF"/>
-            <w:tcMar>
-              <w:top w:w="80" w:type="dxa"/>
-              <w:left w:w="120" w:type="dxa"/>
-              <w:bottom w:w="80" w:type="dxa"/>
-              <w:right w:w="120" w:type="dxa"/>
-            </w:tcMar>
-          </w:tcPr>
-          <w:p/>
+            <w:tcW w:w="2256" w:type="dxa"/>
+            <w:tcBorders>
+              <w:top w:val="single" w:sz="1" w:space="0" w:color="AAAAAA"/>
+              <w:left w:val="single" w:sz="1" w:space="0" w:color="AAAAAA"/>
+              <w:bottom w:val="single" w:sz="1" w:space="0" w:color="AAAAAA"/>
+              <w:right w:val="single" w:sz="1" w:space="0" w:color="AAAAAA"/>
+            </w:tcBorders>
+            <w:shd w:val="clear" w:color="auto" w:fill="FFFFFF"/>
+            <w:tcMar>
+              <w:top w:w="80" w:type="dxa"/>
+              <w:left w:w="120" w:type="dxa"/>
+              <w:bottom w:w="80" w:type="dxa"/>
+              <w:right w:w="120" w:type="dxa"/>
+            </w:tcMar>
+            <w:vAlign w:val="center"/>
+          </w:tcPr>
+          <w:p>
+            <w:r>
+              <w:rPr>
+                <w:rFonts w:ascii="Arial" w:hAnsi="Arial"/>
+                <w:sz w:val="17"/>
+              </w:rPr>
+              <w:t>206</w:t>
+            </w:r>
+          </w:p>
+        </w:tc>
+        <w:tc>
+          <w:tcPr>
+            <w:tcW w:w="2256" w:type="dxa"/>
+            <w:tcBorders>
+              <w:top w:val="single" w:sz="1" w:space="0" w:color="AAAAAA"/>
+              <w:left w:val="single" w:sz="1" w:space="0" w:color="AAAAAA"/>
+              <w:bottom w:val="single" w:sz="1" w:space="0" w:color="AAAAAA"/>
+              <w:right w:val="single" w:sz="1" w:space="0" w:color="AAAAAA"/>
+            </w:tcBorders>
+            <w:shd w:val="clear" w:color="auto" w:fill="FFFFFF"/>
+            <w:tcMar>
+              <w:top w:w="80" w:type="dxa"/>
+              <w:left w:w="120" w:type="dxa"/>
+              <w:bottom w:w="80" w:type="dxa"/>
+              <w:right w:w="120" w:type="dxa"/>
+            </w:tcMar>
+            <w:vAlign w:val="center"/>
+          </w:tcPr>
+          <w:p>
+            <w:r>
+              <w:rPr>
+                <w:rFonts w:ascii="Arial" w:hAnsi="Arial"/>
+                <w:sz w:val="17"/>
+              </w:rPr>
+              <w:t>0.8641</w:t>
+            </w:r>
+          </w:p>
+        </w:tc>
+        <w:tc>
+          <w:tcPr>
+            <w:tcW w:w="2256" w:type="dxa"/>
+            <w:tcBorders>
+              <w:top w:val="single" w:sz="1" w:space="0" w:color="AAAAAA"/>
+              <w:left w:val="single" w:sz="1" w:space="0" w:color="AAAAAA"/>
+              <w:bottom w:val="single" w:sz="1" w:space="0" w:color="AAAAAA"/>
+              <w:right w:val="single" w:sz="1" w:space="0" w:color="AAAAAA"/>
+            </w:tcBorders>
+            <w:shd w:val="clear" w:color="auto" w:fill="FFFFFF"/>
+            <w:tcMar>
+              <w:top w:w="80" w:type="dxa"/>
+              <w:left w:w="120" w:type="dxa"/>
+              <w:bottom w:w="80" w:type="dxa"/>
+              <w:right w:w="120" w:type="dxa"/>
+            </w:tcMar>
+            <w:vAlign w:val="center"/>
+          </w:tcPr>
+          <w:p>
+            <w:r>
+              <w:rPr>
+                <w:rFonts w:ascii="Arial" w:hAnsi="Arial"/>
+                <w:sz w:val="17"/>
+              </w:rPr>
+              <w:t>0.0006</w:t>
+            </w:r>
+          </w:p>
         </w:tc>
       </w:tr>
       <w:tr>
-        <w:tc>
-          <w:tcPr>
-            <w:tcW w:w="1984" w:type="dxa"/>
+        <w:trPr>
+          <w:trHeight w:val="409"/>
+        </w:trPr>
+        <w:tc>
+          <w:tcPr>
+            <w:tcW w:w="2256" w:type="dxa"/>
             <w:tcBorders>
               <w:top w:val="single" w:sz="1" w:space="0" w:color="AAAAAA"/>
               <w:left w:val="single" w:sz="1" w:space="0" w:color="AAAAAA"/>
@@ -4563,66 +5022,96 @@
         </w:tc>
         <w:tc>
           <w:tcPr>
-            <w:tcW w:w="3830" w:type="dxa"/>
-            <w:tcBorders>
-              <w:top w:val="single" w:sz="1" w:space="0" w:color="AAAAAA"/>
-              <w:left w:val="single" w:sz="1" w:space="0" w:color="AAAAAA"/>
-              <w:bottom w:val="single" w:sz="1" w:space="0" w:color="AAAAAA"/>
-              <w:right w:val="single" w:sz="1" w:space="0" w:color="AAAAAA"/>
-            </w:tcBorders>
-            <w:shd w:val="clear" w:color="auto" w:fill="FFFFFF"/>
-            <w:tcMar>
-              <w:top w:w="80" w:type="dxa"/>
-              <w:left w:w="120" w:type="dxa"/>
-              <w:bottom w:w="80" w:type="dxa"/>
-              <w:right w:w="120" w:type="dxa"/>
-            </w:tcMar>
-          </w:tcPr>
-          <w:p/>
-        </w:tc>
-        <w:tc>
-          <w:tcPr>
-            <w:tcW w:w="1844" w:type="dxa"/>
-            <w:tcBorders>
-              <w:top w:val="single" w:sz="1" w:space="0" w:color="AAAAAA"/>
-              <w:left w:val="single" w:sz="1" w:space="0" w:color="AAAAAA"/>
-              <w:bottom w:val="single" w:sz="1" w:space="0" w:color="AAAAAA"/>
-              <w:right w:val="single" w:sz="1" w:space="0" w:color="AAAAAA"/>
-            </w:tcBorders>
-            <w:shd w:val="clear" w:color="auto" w:fill="FFFFFF"/>
-            <w:tcMar>
-              <w:top w:w="80" w:type="dxa"/>
-              <w:left w:w="120" w:type="dxa"/>
-              <w:bottom w:w="80" w:type="dxa"/>
-              <w:right w:w="120" w:type="dxa"/>
-            </w:tcMar>
-          </w:tcPr>
-          <w:p/>
-        </w:tc>
-        <w:tc>
-          <w:tcPr>
-            <w:tcW w:w="1702" w:type="dxa"/>
-            <w:tcBorders>
-              <w:top w:val="single" w:sz="1" w:space="0" w:color="AAAAAA"/>
-              <w:left w:val="single" w:sz="1" w:space="0" w:color="AAAAAA"/>
-              <w:bottom w:val="single" w:sz="1" w:space="0" w:color="AAAAAA"/>
-              <w:right w:val="single" w:sz="1" w:space="0" w:color="AAAAAA"/>
-            </w:tcBorders>
-            <w:shd w:val="clear" w:color="auto" w:fill="FFFFFF"/>
-            <w:tcMar>
-              <w:top w:w="80" w:type="dxa"/>
-              <w:left w:w="120" w:type="dxa"/>
-              <w:bottom w:w="80" w:type="dxa"/>
-              <w:right w:w="120" w:type="dxa"/>
-            </w:tcMar>
-          </w:tcPr>
-          <w:p/>
+            <w:tcW w:w="2256" w:type="dxa"/>
+            <w:tcBorders>
+              <w:top w:val="single" w:sz="1" w:space="0" w:color="AAAAAA"/>
+              <w:left w:val="single" w:sz="1" w:space="0" w:color="AAAAAA"/>
+              <w:bottom w:val="single" w:sz="1" w:space="0" w:color="AAAAAA"/>
+              <w:right w:val="single" w:sz="1" w:space="0" w:color="AAAAAA"/>
+            </w:tcBorders>
+            <w:shd w:val="clear" w:color="auto" w:fill="FFFFFF"/>
+            <w:tcMar>
+              <w:top w:w="80" w:type="dxa"/>
+              <w:left w:w="120" w:type="dxa"/>
+              <w:bottom w:w="80" w:type="dxa"/>
+              <w:right w:w="120" w:type="dxa"/>
+            </w:tcMar>
+            <w:vAlign w:val="center"/>
+          </w:tcPr>
+          <w:p>
+            <w:r>
+              <w:rPr>
+                <w:rFonts w:ascii="Arial" w:hAnsi="Arial"/>
+                <w:sz w:val="17"/>
+              </w:rPr>
+              <w:t>143</w:t>
+            </w:r>
+          </w:p>
+        </w:tc>
+        <w:tc>
+          <w:tcPr>
+            <w:tcW w:w="2256" w:type="dxa"/>
+            <w:tcBorders>
+              <w:top w:val="single" w:sz="1" w:space="0" w:color="AAAAAA"/>
+              <w:left w:val="single" w:sz="1" w:space="0" w:color="AAAAAA"/>
+              <w:bottom w:val="single" w:sz="1" w:space="0" w:color="AAAAAA"/>
+              <w:right w:val="single" w:sz="1" w:space="0" w:color="AAAAAA"/>
+            </w:tcBorders>
+            <w:shd w:val="clear" w:color="auto" w:fill="FFFFFF"/>
+            <w:tcMar>
+              <w:top w:w="80" w:type="dxa"/>
+              <w:left w:w="120" w:type="dxa"/>
+              <w:bottom w:w="80" w:type="dxa"/>
+              <w:right w:w="120" w:type="dxa"/>
+            </w:tcMar>
+            <w:vAlign w:val="center"/>
+          </w:tcPr>
+          <w:p>
+            <w:r>
+              <w:rPr>
+                <w:rFonts w:ascii="Arial" w:hAnsi="Arial"/>
+                <w:sz w:val="17"/>
+              </w:rPr>
+              <w:t>0.7692</w:t>
+            </w:r>
+          </w:p>
+        </w:tc>
+        <w:tc>
+          <w:tcPr>
+            <w:tcW w:w="2256" w:type="dxa"/>
+            <w:tcBorders>
+              <w:top w:val="single" w:sz="1" w:space="0" w:color="AAAAAA"/>
+              <w:left w:val="single" w:sz="1" w:space="0" w:color="AAAAAA"/>
+              <w:bottom w:val="single" w:sz="1" w:space="0" w:color="AAAAAA"/>
+              <w:right w:val="single" w:sz="1" w:space="0" w:color="AAAAAA"/>
+            </w:tcBorders>
+            <w:shd w:val="clear" w:color="auto" w:fill="FFFFFF"/>
+            <w:tcMar>
+              <w:top w:w="80" w:type="dxa"/>
+              <w:left w:w="120" w:type="dxa"/>
+              <w:bottom w:w="80" w:type="dxa"/>
+              <w:right w:w="120" w:type="dxa"/>
+            </w:tcMar>
+            <w:vAlign w:val="center"/>
+          </w:tcPr>
+          <w:p>
+            <w:r>
+              <w:rPr>
+                <w:rFonts w:ascii="Arial" w:hAnsi="Arial"/>
+                <w:sz w:val="17"/>
+              </w:rPr>
+              <w:t>0.0016</w:t>
+            </w:r>
+          </w:p>
         </w:tc>
       </w:tr>
       <w:tr>
-        <w:tc>
-          <w:tcPr>
-            <w:tcW w:w="1984" w:type="dxa"/>
+        <w:trPr>
+          <w:trHeight w:val="408"/>
+        </w:trPr>
+        <w:tc>
+          <w:tcPr>
+            <w:tcW w:w="2256" w:type="dxa"/>
             <w:tcBorders>
               <w:top w:val="single" w:sz="1" w:space="0" w:color="AAAAAA"/>
               <w:left w:val="single" w:sz="1" w:space="0" w:color="AAAAAA"/>
@@ -4659,66 +5148,96 @@
         </w:tc>
         <w:tc>
           <w:tcPr>
-            <w:tcW w:w="3830" w:type="dxa"/>
-            <w:tcBorders>
-              <w:top w:val="single" w:sz="1" w:space="0" w:color="AAAAAA"/>
-              <w:left w:val="single" w:sz="1" w:space="0" w:color="AAAAAA"/>
-              <w:bottom w:val="single" w:sz="1" w:space="0" w:color="AAAAAA"/>
-              <w:right w:val="single" w:sz="1" w:space="0" w:color="AAAAAA"/>
-            </w:tcBorders>
-            <w:shd w:val="clear" w:color="auto" w:fill="FFFFFF"/>
-            <w:tcMar>
-              <w:top w:w="80" w:type="dxa"/>
-              <w:left w:w="120" w:type="dxa"/>
-              <w:bottom w:w="80" w:type="dxa"/>
-              <w:right w:w="120" w:type="dxa"/>
-            </w:tcMar>
-          </w:tcPr>
-          <w:p/>
-        </w:tc>
-        <w:tc>
-          <w:tcPr>
-            <w:tcW w:w="1844" w:type="dxa"/>
-            <w:tcBorders>
-              <w:top w:val="single" w:sz="1" w:space="0" w:color="AAAAAA"/>
-              <w:left w:val="single" w:sz="1" w:space="0" w:color="AAAAAA"/>
-              <w:bottom w:val="single" w:sz="1" w:space="0" w:color="AAAAAA"/>
-              <w:right w:val="single" w:sz="1" w:space="0" w:color="AAAAAA"/>
-            </w:tcBorders>
-            <w:shd w:val="clear" w:color="auto" w:fill="FFFFFF"/>
-            <w:tcMar>
-              <w:top w:w="80" w:type="dxa"/>
-              <w:left w:w="120" w:type="dxa"/>
-              <w:bottom w:w="80" w:type="dxa"/>
-              <w:right w:w="120" w:type="dxa"/>
-            </w:tcMar>
-          </w:tcPr>
-          <w:p/>
-        </w:tc>
-        <w:tc>
-          <w:tcPr>
-            <w:tcW w:w="1702" w:type="dxa"/>
-            <w:tcBorders>
-              <w:top w:val="single" w:sz="1" w:space="0" w:color="AAAAAA"/>
-              <w:left w:val="single" w:sz="1" w:space="0" w:color="AAAAAA"/>
-              <w:bottom w:val="single" w:sz="1" w:space="0" w:color="AAAAAA"/>
-              <w:right w:val="single" w:sz="1" w:space="0" w:color="AAAAAA"/>
-            </w:tcBorders>
-            <w:shd w:val="clear" w:color="auto" w:fill="FFFFFF"/>
-            <w:tcMar>
-              <w:top w:w="80" w:type="dxa"/>
-              <w:left w:w="120" w:type="dxa"/>
-              <w:bottom w:w="80" w:type="dxa"/>
-              <w:right w:w="120" w:type="dxa"/>
-            </w:tcMar>
-          </w:tcPr>
-          <w:p/>
+            <w:tcW w:w="2256" w:type="dxa"/>
+            <w:tcBorders>
+              <w:top w:val="single" w:sz="1" w:space="0" w:color="AAAAAA"/>
+              <w:left w:val="single" w:sz="1" w:space="0" w:color="AAAAAA"/>
+              <w:bottom w:val="single" w:sz="1" w:space="0" w:color="AAAAAA"/>
+              <w:right w:val="single" w:sz="1" w:space="0" w:color="AAAAAA"/>
+            </w:tcBorders>
+            <w:shd w:val="clear" w:color="auto" w:fill="FFFFFF"/>
+            <w:tcMar>
+              <w:top w:w="80" w:type="dxa"/>
+              <w:left w:w="120" w:type="dxa"/>
+              <w:bottom w:w="80" w:type="dxa"/>
+              <w:right w:w="120" w:type="dxa"/>
+            </w:tcMar>
+            <w:vAlign w:val="center"/>
+          </w:tcPr>
+          <w:p>
+            <w:r>
+              <w:rPr>
+                <w:rFonts w:ascii="Arial" w:hAnsi="Arial"/>
+                <w:sz w:val="17"/>
+              </w:rPr>
+              <w:t>2</w:t>
+            </w:r>
+          </w:p>
+        </w:tc>
+        <w:tc>
+          <w:tcPr>
+            <w:tcW w:w="2256" w:type="dxa"/>
+            <w:tcBorders>
+              <w:top w:val="single" w:sz="1" w:space="0" w:color="AAAAAA"/>
+              <w:left w:val="single" w:sz="1" w:space="0" w:color="AAAAAA"/>
+              <w:bottom w:val="single" w:sz="1" w:space="0" w:color="AAAAAA"/>
+              <w:right w:val="single" w:sz="1" w:space="0" w:color="AAAAAA"/>
+            </w:tcBorders>
+            <w:shd w:val="clear" w:color="auto" w:fill="FFFFFF"/>
+            <w:tcMar>
+              <w:top w:w="80" w:type="dxa"/>
+              <w:left w:w="120" w:type="dxa"/>
+              <w:bottom w:w="80" w:type="dxa"/>
+              <w:right w:w="120" w:type="dxa"/>
+            </w:tcMar>
+            <w:vAlign w:val="center"/>
+          </w:tcPr>
+          <w:p>
+            <w:r>
+              <w:rPr>
+                <w:rFonts w:ascii="Arial" w:hAnsi="Arial"/>
+                <w:sz w:val="17"/>
+              </w:rPr>
+              <w:t>1.0000</w:t>
+            </w:r>
+          </w:p>
+        </w:tc>
+        <w:tc>
+          <w:tcPr>
+            <w:tcW w:w="2256" w:type="dxa"/>
+            <w:tcBorders>
+              <w:top w:val="single" w:sz="1" w:space="0" w:color="AAAAAA"/>
+              <w:left w:val="single" w:sz="1" w:space="0" w:color="AAAAAA"/>
+              <w:bottom w:val="single" w:sz="1" w:space="0" w:color="AAAAAA"/>
+              <w:right w:val="single" w:sz="1" w:space="0" w:color="AAAAAA"/>
+            </w:tcBorders>
+            <w:shd w:val="clear" w:color="auto" w:fill="FFFFFF"/>
+            <w:tcMar>
+              <w:top w:w="80" w:type="dxa"/>
+              <w:left w:w="120" w:type="dxa"/>
+              <w:bottom w:w="80" w:type="dxa"/>
+              <w:right w:w="120" w:type="dxa"/>
+            </w:tcMar>
+            <w:vAlign w:val="center"/>
+          </w:tcPr>
+          <w:p>
+            <w:r>
+              <w:rPr>
+                <w:rFonts w:ascii="Arial" w:hAnsi="Arial"/>
+                <w:sz w:val="17"/>
+              </w:rPr>
+              <w:t>0.0000</w:t>
+            </w:r>
+          </w:p>
         </w:tc>
       </w:tr>
       <w:tr>
-        <w:tc>
-          <w:tcPr>
-            <w:tcW w:w="1984" w:type="dxa"/>
+        <w:trPr>
+          <w:trHeight w:val="408"/>
+        </w:trPr>
+        <w:tc>
+          <w:tcPr>
+            <w:tcW w:w="2256" w:type="dxa"/>
             <w:tcBorders>
               <w:top w:val="single" w:sz="1" w:space="0" w:color="AAAAAA"/>
               <w:left w:val="single" w:sz="1" w:space="0" w:color="AAAAAA"/>
@@ -4755,66 +5274,96 @@
         </w:tc>
         <w:tc>
           <w:tcPr>
-            <w:tcW w:w="3830" w:type="dxa"/>
-            <w:tcBorders>
-              <w:top w:val="single" w:sz="1" w:space="0" w:color="AAAAAA"/>
-              <w:left w:val="single" w:sz="1" w:space="0" w:color="AAAAAA"/>
-              <w:bottom w:val="single" w:sz="1" w:space="0" w:color="AAAAAA"/>
-              <w:right w:val="single" w:sz="1" w:space="0" w:color="AAAAAA"/>
-            </w:tcBorders>
-            <w:shd w:val="clear" w:color="auto" w:fill="FFFFFF"/>
-            <w:tcMar>
-              <w:top w:w="80" w:type="dxa"/>
-              <w:left w:w="120" w:type="dxa"/>
-              <w:bottom w:w="80" w:type="dxa"/>
-              <w:right w:w="120" w:type="dxa"/>
-            </w:tcMar>
-          </w:tcPr>
-          <w:p/>
-        </w:tc>
-        <w:tc>
-          <w:tcPr>
-            <w:tcW w:w="1844" w:type="dxa"/>
-            <w:tcBorders>
-              <w:top w:val="single" w:sz="1" w:space="0" w:color="AAAAAA"/>
-              <w:left w:val="single" w:sz="1" w:space="0" w:color="AAAAAA"/>
-              <w:bottom w:val="single" w:sz="1" w:space="0" w:color="AAAAAA"/>
-              <w:right w:val="single" w:sz="1" w:space="0" w:color="AAAAAA"/>
-            </w:tcBorders>
-            <w:shd w:val="clear" w:color="auto" w:fill="FFFFFF"/>
-            <w:tcMar>
-              <w:top w:w="80" w:type="dxa"/>
-              <w:left w:w="120" w:type="dxa"/>
-              <w:bottom w:w="80" w:type="dxa"/>
-              <w:right w:w="120" w:type="dxa"/>
-            </w:tcMar>
-          </w:tcPr>
-          <w:p/>
-        </w:tc>
-        <w:tc>
-          <w:tcPr>
-            <w:tcW w:w="1702" w:type="dxa"/>
-            <w:tcBorders>
-              <w:top w:val="single" w:sz="1" w:space="0" w:color="AAAAAA"/>
-              <w:left w:val="single" w:sz="1" w:space="0" w:color="AAAAAA"/>
-              <w:bottom w:val="single" w:sz="1" w:space="0" w:color="AAAAAA"/>
-              <w:right w:val="single" w:sz="1" w:space="0" w:color="AAAAAA"/>
-            </w:tcBorders>
-            <w:shd w:val="clear" w:color="auto" w:fill="FFFFFF"/>
-            <w:tcMar>
-              <w:top w:w="80" w:type="dxa"/>
-              <w:left w:w="120" w:type="dxa"/>
-              <w:bottom w:w="80" w:type="dxa"/>
-              <w:right w:w="120" w:type="dxa"/>
-            </w:tcMar>
-          </w:tcPr>
-          <w:p/>
+            <w:tcW w:w="2256" w:type="dxa"/>
+            <w:tcBorders>
+              <w:top w:val="single" w:sz="1" w:space="0" w:color="AAAAAA"/>
+              <w:left w:val="single" w:sz="1" w:space="0" w:color="AAAAAA"/>
+              <w:bottom w:val="single" w:sz="1" w:space="0" w:color="AAAAAA"/>
+              <w:right w:val="single" w:sz="1" w:space="0" w:color="AAAAAA"/>
+            </w:tcBorders>
+            <w:shd w:val="clear" w:color="auto" w:fill="FFFFFF"/>
+            <w:tcMar>
+              <w:top w:w="80" w:type="dxa"/>
+              <w:left w:w="120" w:type="dxa"/>
+              <w:bottom w:w="80" w:type="dxa"/>
+              <w:right w:w="120" w:type="dxa"/>
+            </w:tcMar>
+            <w:vAlign w:val="center"/>
+          </w:tcPr>
+          <w:p>
+            <w:r>
+              <w:rPr>
+                <w:rFonts w:ascii="Arial" w:hAnsi="Arial"/>
+                <w:sz w:val="17"/>
+              </w:rPr>
+              <w:t>90</w:t>
+            </w:r>
+          </w:p>
+        </w:tc>
+        <w:tc>
+          <w:tcPr>
+            <w:tcW w:w="2256" w:type="dxa"/>
+            <w:tcBorders>
+              <w:top w:val="single" w:sz="1" w:space="0" w:color="AAAAAA"/>
+              <w:left w:val="single" w:sz="1" w:space="0" w:color="AAAAAA"/>
+              <w:bottom w:val="single" w:sz="1" w:space="0" w:color="AAAAAA"/>
+              <w:right w:val="single" w:sz="1" w:space="0" w:color="AAAAAA"/>
+            </w:tcBorders>
+            <w:shd w:val="clear" w:color="auto" w:fill="FFFFFF"/>
+            <w:tcMar>
+              <w:top w:w="80" w:type="dxa"/>
+              <w:left w:w="120" w:type="dxa"/>
+              <w:bottom w:w="80" w:type="dxa"/>
+              <w:right w:w="120" w:type="dxa"/>
+            </w:tcMar>
+            <w:vAlign w:val="center"/>
+          </w:tcPr>
+          <w:p>
+            <w:r>
+              <w:rPr>
+                <w:rFonts w:ascii="Arial" w:hAnsi="Arial"/>
+                <w:sz w:val="17"/>
+              </w:rPr>
+              <w:t>0.7889</w:t>
+            </w:r>
+          </w:p>
+        </w:tc>
+        <w:tc>
+          <w:tcPr>
+            <w:tcW w:w="2256" w:type="dxa"/>
+            <w:tcBorders>
+              <w:top w:val="single" w:sz="1" w:space="0" w:color="AAAAAA"/>
+              <w:left w:val="single" w:sz="1" w:space="0" w:color="AAAAAA"/>
+              <w:bottom w:val="single" w:sz="1" w:space="0" w:color="AAAAAA"/>
+              <w:right w:val="single" w:sz="1" w:space="0" w:color="AAAAAA"/>
+            </w:tcBorders>
+            <w:shd w:val="clear" w:color="auto" w:fill="FFFFFF"/>
+            <w:tcMar>
+              <w:top w:w="80" w:type="dxa"/>
+              <w:left w:w="120" w:type="dxa"/>
+              <w:bottom w:w="80" w:type="dxa"/>
+              <w:right w:w="120" w:type="dxa"/>
+            </w:tcMar>
+            <w:vAlign w:val="center"/>
+          </w:tcPr>
+          <w:p>
+            <w:r>
+              <w:rPr>
+                <w:rFonts w:ascii="Arial" w:hAnsi="Arial"/>
+                <w:sz w:val="17"/>
+              </w:rPr>
+              <w:t>0.0003</w:t>
+            </w:r>
+          </w:p>
         </w:tc>
       </w:tr>
       <w:tr>
-        <w:tc>
-          <w:tcPr>
-            <w:tcW w:w="1984" w:type="dxa"/>
+        <w:trPr>
+          <w:trHeight w:val="408"/>
+        </w:trPr>
+        <w:tc>
+          <w:tcPr>
+            <w:tcW w:w="2256" w:type="dxa"/>
             <w:tcBorders>
               <w:top w:val="single" w:sz="1" w:space="0" w:color="AAAAAA"/>
               <w:left w:val="single" w:sz="1" w:space="0" w:color="AAAAAA"/>
@@ -4851,66 +5400,96 @@
         </w:tc>
         <w:tc>
           <w:tcPr>
-            <w:tcW w:w="3830" w:type="dxa"/>
-            <w:tcBorders>
-              <w:top w:val="single" w:sz="1" w:space="0" w:color="AAAAAA"/>
-              <w:left w:val="single" w:sz="1" w:space="0" w:color="AAAAAA"/>
-              <w:bottom w:val="single" w:sz="1" w:space="0" w:color="AAAAAA"/>
-              <w:right w:val="single" w:sz="1" w:space="0" w:color="AAAAAA"/>
-            </w:tcBorders>
-            <w:shd w:val="clear" w:color="auto" w:fill="FFFFFF"/>
-            <w:tcMar>
-              <w:top w:w="80" w:type="dxa"/>
-              <w:left w:w="120" w:type="dxa"/>
-              <w:bottom w:w="80" w:type="dxa"/>
-              <w:right w:w="120" w:type="dxa"/>
-            </w:tcMar>
-          </w:tcPr>
-          <w:p/>
-        </w:tc>
-        <w:tc>
-          <w:tcPr>
-            <w:tcW w:w="1844" w:type="dxa"/>
-            <w:tcBorders>
-              <w:top w:val="single" w:sz="1" w:space="0" w:color="AAAAAA"/>
-              <w:left w:val="single" w:sz="1" w:space="0" w:color="AAAAAA"/>
-              <w:bottom w:val="single" w:sz="1" w:space="0" w:color="AAAAAA"/>
-              <w:right w:val="single" w:sz="1" w:space="0" w:color="AAAAAA"/>
-            </w:tcBorders>
-            <w:shd w:val="clear" w:color="auto" w:fill="FFFFFF"/>
-            <w:tcMar>
-              <w:top w:w="80" w:type="dxa"/>
-              <w:left w:w="120" w:type="dxa"/>
-              <w:bottom w:w="80" w:type="dxa"/>
-              <w:right w:w="120" w:type="dxa"/>
-            </w:tcMar>
-          </w:tcPr>
-          <w:p/>
-        </w:tc>
-        <w:tc>
-          <w:tcPr>
-            <w:tcW w:w="1702" w:type="dxa"/>
-            <w:tcBorders>
-              <w:top w:val="single" w:sz="1" w:space="0" w:color="AAAAAA"/>
-              <w:left w:val="single" w:sz="1" w:space="0" w:color="AAAAAA"/>
-              <w:bottom w:val="single" w:sz="1" w:space="0" w:color="AAAAAA"/>
-              <w:right w:val="single" w:sz="1" w:space="0" w:color="AAAAAA"/>
-            </w:tcBorders>
-            <w:shd w:val="clear" w:color="auto" w:fill="FFFFFF"/>
-            <w:tcMar>
-              <w:top w:w="80" w:type="dxa"/>
-              <w:left w:w="120" w:type="dxa"/>
-              <w:bottom w:w="80" w:type="dxa"/>
-              <w:right w:w="120" w:type="dxa"/>
-            </w:tcMar>
-          </w:tcPr>
-          <w:p/>
+            <w:tcW w:w="2256" w:type="dxa"/>
+            <w:tcBorders>
+              <w:top w:val="single" w:sz="1" w:space="0" w:color="AAAAAA"/>
+              <w:left w:val="single" w:sz="1" w:space="0" w:color="AAAAAA"/>
+              <w:bottom w:val="single" w:sz="1" w:space="0" w:color="AAAAAA"/>
+              <w:right w:val="single" w:sz="1" w:space="0" w:color="AAAAAA"/>
+            </w:tcBorders>
+            <w:shd w:val="clear" w:color="auto" w:fill="FFFFFF"/>
+            <w:tcMar>
+              <w:top w:w="80" w:type="dxa"/>
+              <w:left w:w="120" w:type="dxa"/>
+              <w:bottom w:w="80" w:type="dxa"/>
+              <w:right w:w="120" w:type="dxa"/>
+            </w:tcMar>
+            <w:vAlign w:val="center"/>
+          </w:tcPr>
+          <w:p>
+            <w:r>
+              <w:rPr>
+                <w:rFonts w:ascii="Arial" w:hAnsi="Arial"/>
+                <w:sz w:val="17"/>
+              </w:rPr>
+              <w:t>3</w:t>
+            </w:r>
+          </w:p>
+        </w:tc>
+        <w:tc>
+          <w:tcPr>
+            <w:tcW w:w="2256" w:type="dxa"/>
+            <w:tcBorders>
+              <w:top w:val="single" w:sz="1" w:space="0" w:color="AAAAAA"/>
+              <w:left w:val="single" w:sz="1" w:space="0" w:color="AAAAAA"/>
+              <w:bottom w:val="single" w:sz="1" w:space="0" w:color="AAAAAA"/>
+              <w:right w:val="single" w:sz="1" w:space="0" w:color="AAAAAA"/>
+            </w:tcBorders>
+            <w:shd w:val="clear" w:color="auto" w:fill="FFFFFF"/>
+            <w:tcMar>
+              <w:top w:w="80" w:type="dxa"/>
+              <w:left w:w="120" w:type="dxa"/>
+              <w:bottom w:w="80" w:type="dxa"/>
+              <w:right w:w="120" w:type="dxa"/>
+            </w:tcMar>
+            <w:vAlign w:val="center"/>
+          </w:tcPr>
+          <w:p>
+            <w:r>
+              <w:rPr>
+                <w:rFonts w:ascii="Arial" w:hAnsi="Arial"/>
+                <w:sz w:val="17"/>
+              </w:rPr>
+              <w:t>0.0000</w:t>
+            </w:r>
+          </w:p>
+        </w:tc>
+        <w:tc>
+          <w:tcPr>
+            <w:tcW w:w="2256" w:type="dxa"/>
+            <w:tcBorders>
+              <w:top w:val="single" w:sz="1" w:space="0" w:color="AAAAAA"/>
+              <w:left w:val="single" w:sz="1" w:space="0" w:color="AAAAAA"/>
+              <w:bottom w:val="single" w:sz="1" w:space="0" w:color="AAAAAA"/>
+              <w:right w:val="single" w:sz="1" w:space="0" w:color="AAAAAA"/>
+            </w:tcBorders>
+            <w:shd w:val="clear" w:color="auto" w:fill="FFFFFF"/>
+            <w:tcMar>
+              <w:top w:w="80" w:type="dxa"/>
+              <w:left w:w="120" w:type="dxa"/>
+              <w:bottom w:w="80" w:type="dxa"/>
+              <w:right w:w="120" w:type="dxa"/>
+            </w:tcMar>
+            <w:vAlign w:val="center"/>
+          </w:tcPr>
+          <w:p>
+            <w:r>
+              <w:rPr>
+                <w:rFonts w:ascii="Arial" w:hAnsi="Arial"/>
+                <w:sz w:val="17"/>
+              </w:rPr>
+              <w:t>0.0000</w:t>
+            </w:r>
+          </w:p>
         </w:tc>
       </w:tr>
       <w:tr>
-        <w:tc>
-          <w:tcPr>
-            <w:tcW w:w="1984" w:type="dxa"/>
+        <w:trPr>
+          <w:trHeight w:val="408"/>
+        </w:trPr>
+        <w:tc>
+          <w:tcPr>
+            <w:tcW w:w="2256" w:type="dxa"/>
             <w:tcBorders>
               <w:top w:val="single" w:sz="1" w:space="0" w:color="AAAAAA"/>
               <w:left w:val="single" w:sz="1" w:space="0" w:color="AAAAAA"/>
@@ -4941,73 +5520,102 @@
                 <w:sz w:val="20"/>
                 <w:szCs w:val="20"/>
               </w:rPr>
-              <w:lastRenderedPageBreak/>
               <w:t>Virus</w:t>
             </w:r>
           </w:p>
         </w:tc>
         <w:tc>
           <w:tcPr>
-            <w:tcW w:w="3830" w:type="dxa"/>
-            <w:tcBorders>
-              <w:top w:val="single" w:sz="1" w:space="0" w:color="AAAAAA"/>
-              <w:left w:val="single" w:sz="1" w:space="0" w:color="AAAAAA"/>
-              <w:bottom w:val="single" w:sz="1" w:space="0" w:color="AAAAAA"/>
-              <w:right w:val="single" w:sz="1" w:space="0" w:color="AAAAAA"/>
-            </w:tcBorders>
-            <w:shd w:val="clear" w:color="auto" w:fill="FFFFFF"/>
-            <w:tcMar>
-              <w:top w:w="80" w:type="dxa"/>
-              <w:left w:w="120" w:type="dxa"/>
-              <w:bottom w:w="80" w:type="dxa"/>
-              <w:right w:w="120" w:type="dxa"/>
-            </w:tcMar>
-          </w:tcPr>
-          <w:p/>
-        </w:tc>
-        <w:tc>
-          <w:tcPr>
-            <w:tcW w:w="1844" w:type="dxa"/>
-            <w:tcBorders>
-              <w:top w:val="single" w:sz="1" w:space="0" w:color="AAAAAA"/>
-              <w:left w:val="single" w:sz="1" w:space="0" w:color="AAAAAA"/>
-              <w:bottom w:val="single" w:sz="1" w:space="0" w:color="AAAAAA"/>
-              <w:right w:val="single" w:sz="1" w:space="0" w:color="AAAAAA"/>
-            </w:tcBorders>
-            <w:shd w:val="clear" w:color="auto" w:fill="FFFFFF"/>
-            <w:tcMar>
-              <w:top w:w="80" w:type="dxa"/>
-              <w:left w:w="120" w:type="dxa"/>
-              <w:bottom w:w="80" w:type="dxa"/>
-              <w:right w:w="120" w:type="dxa"/>
-            </w:tcMar>
-          </w:tcPr>
-          <w:p/>
-        </w:tc>
-        <w:tc>
-          <w:tcPr>
-            <w:tcW w:w="1702" w:type="dxa"/>
-            <w:tcBorders>
-              <w:top w:val="single" w:sz="1" w:space="0" w:color="AAAAAA"/>
-              <w:left w:val="single" w:sz="1" w:space="0" w:color="AAAAAA"/>
-              <w:bottom w:val="single" w:sz="1" w:space="0" w:color="AAAAAA"/>
-              <w:right w:val="single" w:sz="1" w:space="0" w:color="AAAAAA"/>
-            </w:tcBorders>
-            <w:shd w:val="clear" w:color="auto" w:fill="FFFFFF"/>
-            <w:tcMar>
-              <w:top w:w="80" w:type="dxa"/>
-              <w:left w:w="120" w:type="dxa"/>
-              <w:bottom w:w="80" w:type="dxa"/>
-              <w:right w:w="120" w:type="dxa"/>
-            </w:tcMar>
-          </w:tcPr>
-          <w:p/>
+            <w:tcW w:w="2256" w:type="dxa"/>
+            <w:tcBorders>
+              <w:top w:val="single" w:sz="1" w:space="0" w:color="AAAAAA"/>
+              <w:left w:val="single" w:sz="1" w:space="0" w:color="AAAAAA"/>
+              <w:bottom w:val="single" w:sz="1" w:space="0" w:color="AAAAAA"/>
+              <w:right w:val="single" w:sz="1" w:space="0" w:color="AAAAAA"/>
+            </w:tcBorders>
+            <w:shd w:val="clear" w:color="auto" w:fill="FFFFFF"/>
+            <w:tcMar>
+              <w:top w:w="80" w:type="dxa"/>
+              <w:left w:w="120" w:type="dxa"/>
+              <w:bottom w:w="80" w:type="dxa"/>
+              <w:right w:w="120" w:type="dxa"/>
+            </w:tcMar>
+            <w:vAlign w:val="center"/>
+          </w:tcPr>
+          <w:p>
+            <w:r>
+              <w:rPr>
+                <w:rFonts w:ascii="Arial" w:hAnsi="Arial"/>
+                <w:sz w:val="17"/>
+              </w:rPr>
+              <w:t>6</w:t>
+            </w:r>
+          </w:p>
+        </w:tc>
+        <w:tc>
+          <w:tcPr>
+            <w:tcW w:w="2256" w:type="dxa"/>
+            <w:tcBorders>
+              <w:top w:val="single" w:sz="1" w:space="0" w:color="AAAAAA"/>
+              <w:left w:val="single" w:sz="1" w:space="0" w:color="AAAAAA"/>
+              <w:bottom w:val="single" w:sz="1" w:space="0" w:color="AAAAAA"/>
+              <w:right w:val="single" w:sz="1" w:space="0" w:color="AAAAAA"/>
+            </w:tcBorders>
+            <w:shd w:val="clear" w:color="auto" w:fill="FFFFFF"/>
+            <w:tcMar>
+              <w:top w:w="80" w:type="dxa"/>
+              <w:left w:w="120" w:type="dxa"/>
+              <w:bottom w:w="80" w:type="dxa"/>
+              <w:right w:w="120" w:type="dxa"/>
+            </w:tcMar>
+            <w:vAlign w:val="center"/>
+          </w:tcPr>
+          <w:p>
+            <w:r>
+              <w:rPr>
+                <w:rFonts w:ascii="Arial" w:hAnsi="Arial"/>
+                <w:sz w:val="17"/>
+              </w:rPr>
+              <w:t>0.1667</w:t>
+            </w:r>
+          </w:p>
+        </w:tc>
+        <w:tc>
+          <w:tcPr>
+            <w:tcW w:w="2256" w:type="dxa"/>
+            <w:tcBorders>
+              <w:top w:val="single" w:sz="1" w:space="0" w:color="AAAAAA"/>
+              <w:left w:val="single" w:sz="1" w:space="0" w:color="AAAAAA"/>
+              <w:bottom w:val="single" w:sz="1" w:space="0" w:color="AAAAAA"/>
+              <w:right w:val="single" w:sz="1" w:space="0" w:color="AAAAAA"/>
+            </w:tcBorders>
+            <w:shd w:val="clear" w:color="auto" w:fill="FFFFFF"/>
+            <w:tcMar>
+              <w:top w:w="80" w:type="dxa"/>
+              <w:left w:w="120" w:type="dxa"/>
+              <w:bottom w:w="80" w:type="dxa"/>
+              <w:right w:w="120" w:type="dxa"/>
+            </w:tcMar>
+            <w:vAlign w:val="center"/>
+          </w:tcPr>
+          <w:p>
+            <w:r>
+              <w:rPr>
+                <w:rFonts w:ascii="Arial" w:hAnsi="Arial"/>
+                <w:sz w:val="17"/>
+              </w:rPr>
+              <w:t>0.0000</w:t>
+            </w:r>
+          </w:p>
         </w:tc>
       </w:tr>
       <w:tr>
-        <w:tc>
-          <w:tcPr>
-            <w:tcW w:w="1984" w:type="dxa"/>
+        <w:trPr>
+          <w:trHeight w:val="409"/>
+        </w:trPr>
+        <w:tc>
+          <w:tcPr>
+            <w:tcW w:w="2256" w:type="dxa"/>
             <w:tcBorders>
               <w:top w:val="single" w:sz="1" w:space="0" w:color="AAAAAA"/>
               <w:left w:val="single" w:sz="1" w:space="0" w:color="AAAAAA"/>
@@ -5044,66 +5652,96 @@
         </w:tc>
         <w:tc>
           <w:tcPr>
-            <w:tcW w:w="3830" w:type="dxa"/>
-            <w:tcBorders>
-              <w:top w:val="single" w:sz="1" w:space="0" w:color="AAAAAA"/>
-              <w:left w:val="single" w:sz="1" w:space="0" w:color="AAAAAA"/>
-              <w:bottom w:val="single" w:sz="1" w:space="0" w:color="AAAAAA"/>
-              <w:right w:val="single" w:sz="1" w:space="0" w:color="AAAAAA"/>
-            </w:tcBorders>
-            <w:shd w:val="clear" w:color="auto" w:fill="FFFFFF"/>
-            <w:tcMar>
-              <w:top w:w="80" w:type="dxa"/>
-              <w:left w:w="120" w:type="dxa"/>
-              <w:bottom w:w="80" w:type="dxa"/>
-              <w:right w:w="120" w:type="dxa"/>
-            </w:tcMar>
-          </w:tcPr>
-          <w:p/>
-        </w:tc>
-        <w:tc>
-          <w:tcPr>
-            <w:tcW w:w="1844" w:type="dxa"/>
-            <w:tcBorders>
-              <w:top w:val="single" w:sz="1" w:space="0" w:color="AAAAAA"/>
-              <w:left w:val="single" w:sz="1" w:space="0" w:color="AAAAAA"/>
-              <w:bottom w:val="single" w:sz="1" w:space="0" w:color="AAAAAA"/>
-              <w:right w:val="single" w:sz="1" w:space="0" w:color="AAAAAA"/>
-            </w:tcBorders>
-            <w:shd w:val="clear" w:color="auto" w:fill="FFFFFF"/>
-            <w:tcMar>
-              <w:top w:w="80" w:type="dxa"/>
-              <w:left w:w="120" w:type="dxa"/>
-              <w:bottom w:w="80" w:type="dxa"/>
-              <w:right w:w="120" w:type="dxa"/>
-            </w:tcMar>
-          </w:tcPr>
-          <w:p/>
-        </w:tc>
-        <w:tc>
-          <w:tcPr>
-            <w:tcW w:w="1702" w:type="dxa"/>
-            <w:tcBorders>
-              <w:top w:val="single" w:sz="1" w:space="0" w:color="AAAAAA"/>
-              <w:left w:val="single" w:sz="1" w:space="0" w:color="AAAAAA"/>
-              <w:bottom w:val="single" w:sz="1" w:space="0" w:color="AAAAAA"/>
-              <w:right w:val="single" w:sz="1" w:space="0" w:color="AAAAAA"/>
-            </w:tcBorders>
-            <w:shd w:val="clear" w:color="auto" w:fill="FFFFFF"/>
-            <w:tcMar>
-              <w:top w:w="80" w:type="dxa"/>
-              <w:left w:w="120" w:type="dxa"/>
-              <w:bottom w:w="80" w:type="dxa"/>
-              <w:right w:w="120" w:type="dxa"/>
-            </w:tcMar>
-          </w:tcPr>
-          <w:p/>
+            <w:tcW w:w="2256" w:type="dxa"/>
+            <w:tcBorders>
+              <w:top w:val="single" w:sz="1" w:space="0" w:color="AAAAAA"/>
+              <w:left w:val="single" w:sz="1" w:space="0" w:color="AAAAAA"/>
+              <w:bottom w:val="single" w:sz="1" w:space="0" w:color="AAAAAA"/>
+              <w:right w:val="single" w:sz="1" w:space="0" w:color="AAAAAA"/>
+            </w:tcBorders>
+            <w:shd w:val="clear" w:color="auto" w:fill="FFFFFF"/>
+            <w:tcMar>
+              <w:top w:w="80" w:type="dxa"/>
+              <w:left w:w="120" w:type="dxa"/>
+              <w:bottom w:w="80" w:type="dxa"/>
+              <w:right w:w="120" w:type="dxa"/>
+            </w:tcMar>
+            <w:vAlign w:val="center"/>
+          </w:tcPr>
+          <w:p>
+            <w:r>
+              <w:rPr>
+                <w:rFonts w:ascii="Arial" w:hAnsi="Arial"/>
+                <w:sz w:val="17"/>
+              </w:rPr>
+              <w:t>164</w:t>
+            </w:r>
+          </w:p>
+        </w:tc>
+        <w:tc>
+          <w:tcPr>
+            <w:tcW w:w="2256" w:type="dxa"/>
+            <w:tcBorders>
+              <w:top w:val="single" w:sz="1" w:space="0" w:color="AAAAAA"/>
+              <w:left w:val="single" w:sz="1" w:space="0" w:color="AAAAAA"/>
+              <w:bottom w:val="single" w:sz="1" w:space="0" w:color="AAAAAA"/>
+              <w:right w:val="single" w:sz="1" w:space="0" w:color="AAAAAA"/>
+            </w:tcBorders>
+            <w:shd w:val="clear" w:color="auto" w:fill="FFFFFF"/>
+            <w:tcMar>
+              <w:top w:w="80" w:type="dxa"/>
+              <w:left w:w="120" w:type="dxa"/>
+              <w:bottom w:w="80" w:type="dxa"/>
+              <w:right w:w="120" w:type="dxa"/>
+            </w:tcMar>
+            <w:vAlign w:val="center"/>
+          </w:tcPr>
+          <w:p>
+            <w:r>
+              <w:rPr>
+                <w:rFonts w:ascii="Arial" w:hAnsi="Arial"/>
+                <w:sz w:val="17"/>
+              </w:rPr>
+              <w:t>0.8902</w:t>
+            </w:r>
+          </w:p>
+        </w:tc>
+        <w:tc>
+          <w:tcPr>
+            <w:tcW w:w="2256" w:type="dxa"/>
+            <w:tcBorders>
+              <w:top w:val="single" w:sz="1" w:space="0" w:color="AAAAAA"/>
+              <w:left w:val="single" w:sz="1" w:space="0" w:color="AAAAAA"/>
+              <w:bottom w:val="single" w:sz="1" w:space="0" w:color="AAAAAA"/>
+              <w:right w:val="single" w:sz="1" w:space="0" w:color="AAAAAA"/>
+            </w:tcBorders>
+            <w:shd w:val="clear" w:color="auto" w:fill="FFFFFF"/>
+            <w:tcMar>
+              <w:top w:w="80" w:type="dxa"/>
+              <w:left w:w="120" w:type="dxa"/>
+              <w:bottom w:w="80" w:type="dxa"/>
+              <w:right w:w="120" w:type="dxa"/>
+            </w:tcMar>
+            <w:vAlign w:val="center"/>
+          </w:tcPr>
+          <w:p>
+            <w:r>
+              <w:rPr>
+                <w:rFonts w:ascii="Arial" w:hAnsi="Arial"/>
+                <w:sz w:val="17"/>
+              </w:rPr>
+              <w:t>0.0002</w:t>
+            </w:r>
+          </w:p>
         </w:tc>
       </w:tr>
       <w:tr>
-        <w:tc>
-          <w:tcPr>
-            <w:tcW w:w="1984" w:type="dxa"/>
+        <w:trPr>
+          <w:trHeight w:val="408"/>
+        </w:trPr>
+        <w:tc>
+          <w:tcPr>
+            <w:tcW w:w="2256" w:type="dxa"/>
             <w:tcBorders>
               <w:top w:val="single" w:sz="1" w:space="0" w:color="AAAAAA"/>
               <w:left w:val="single" w:sz="1" w:space="0" w:color="AAAAAA"/>
@@ -5140,66 +5778,96 @@
         </w:tc>
         <w:tc>
           <w:tcPr>
-            <w:tcW w:w="3830" w:type="dxa"/>
-            <w:tcBorders>
-              <w:top w:val="single" w:sz="1" w:space="0" w:color="AAAAAA"/>
-              <w:left w:val="single" w:sz="1" w:space="0" w:color="AAAAAA"/>
-              <w:bottom w:val="single" w:sz="1" w:space="0" w:color="AAAAAA"/>
-              <w:right w:val="single" w:sz="1" w:space="0" w:color="AAAAAA"/>
-            </w:tcBorders>
-            <w:shd w:val="clear" w:color="auto" w:fill="FFFFFF"/>
-            <w:tcMar>
-              <w:top w:w="80" w:type="dxa"/>
-              <w:left w:w="120" w:type="dxa"/>
-              <w:bottom w:w="80" w:type="dxa"/>
-              <w:right w:w="120" w:type="dxa"/>
-            </w:tcMar>
-          </w:tcPr>
-          <w:p/>
-        </w:tc>
-        <w:tc>
-          <w:tcPr>
-            <w:tcW w:w="1844" w:type="dxa"/>
-            <w:tcBorders>
-              <w:top w:val="single" w:sz="1" w:space="0" w:color="AAAAAA"/>
-              <w:left w:val="single" w:sz="1" w:space="0" w:color="AAAAAA"/>
-              <w:bottom w:val="single" w:sz="1" w:space="0" w:color="AAAAAA"/>
-              <w:right w:val="single" w:sz="1" w:space="0" w:color="AAAAAA"/>
-            </w:tcBorders>
-            <w:shd w:val="clear" w:color="auto" w:fill="FFFFFF"/>
-            <w:tcMar>
-              <w:top w:w="80" w:type="dxa"/>
-              <w:left w:w="120" w:type="dxa"/>
-              <w:bottom w:w="80" w:type="dxa"/>
-              <w:right w:w="120" w:type="dxa"/>
-            </w:tcMar>
-          </w:tcPr>
-          <w:p/>
-        </w:tc>
-        <w:tc>
-          <w:tcPr>
-            <w:tcW w:w="1702" w:type="dxa"/>
-            <w:tcBorders>
-              <w:top w:val="single" w:sz="1" w:space="0" w:color="AAAAAA"/>
-              <w:left w:val="single" w:sz="1" w:space="0" w:color="AAAAAA"/>
-              <w:bottom w:val="single" w:sz="1" w:space="0" w:color="AAAAAA"/>
-              <w:right w:val="single" w:sz="1" w:space="0" w:color="AAAAAA"/>
-            </w:tcBorders>
-            <w:shd w:val="clear" w:color="auto" w:fill="FFFFFF"/>
-            <w:tcMar>
-              <w:top w:w="80" w:type="dxa"/>
-              <w:left w:w="120" w:type="dxa"/>
-              <w:bottom w:w="80" w:type="dxa"/>
-              <w:right w:w="120" w:type="dxa"/>
-            </w:tcMar>
-          </w:tcPr>
-          <w:p/>
+            <w:tcW w:w="2256" w:type="dxa"/>
+            <w:tcBorders>
+              <w:top w:val="single" w:sz="1" w:space="0" w:color="AAAAAA"/>
+              <w:left w:val="single" w:sz="1" w:space="0" w:color="AAAAAA"/>
+              <w:bottom w:val="single" w:sz="1" w:space="0" w:color="AAAAAA"/>
+              <w:right w:val="single" w:sz="1" w:space="0" w:color="AAAAAA"/>
+            </w:tcBorders>
+            <w:shd w:val="clear" w:color="auto" w:fill="FFFFFF"/>
+            <w:tcMar>
+              <w:top w:w="80" w:type="dxa"/>
+              <w:left w:w="120" w:type="dxa"/>
+              <w:bottom w:w="80" w:type="dxa"/>
+              <w:right w:w="120" w:type="dxa"/>
+            </w:tcMar>
+            <w:vAlign w:val="center"/>
+          </w:tcPr>
+          <w:p>
+            <w:r>
+              <w:rPr>
+                <w:rFonts w:ascii="Arial" w:hAnsi="Arial"/>
+                <w:sz w:val="17"/>
+              </w:rPr>
+              <w:t>1</w:t>
+            </w:r>
+          </w:p>
+        </w:tc>
+        <w:tc>
+          <w:tcPr>
+            <w:tcW w:w="2256" w:type="dxa"/>
+            <w:tcBorders>
+              <w:top w:val="single" w:sz="1" w:space="0" w:color="AAAAAA"/>
+              <w:left w:val="single" w:sz="1" w:space="0" w:color="AAAAAA"/>
+              <w:bottom w:val="single" w:sz="1" w:space="0" w:color="AAAAAA"/>
+              <w:right w:val="single" w:sz="1" w:space="0" w:color="AAAAAA"/>
+            </w:tcBorders>
+            <w:shd w:val="clear" w:color="auto" w:fill="FFFFFF"/>
+            <w:tcMar>
+              <w:top w:w="80" w:type="dxa"/>
+              <w:left w:w="120" w:type="dxa"/>
+              <w:bottom w:w="80" w:type="dxa"/>
+              <w:right w:w="120" w:type="dxa"/>
+            </w:tcMar>
+            <w:vAlign w:val="center"/>
+          </w:tcPr>
+          <w:p>
+            <w:r>
+              <w:rPr>
+                <w:rFonts w:ascii="Arial" w:hAnsi="Arial"/>
+                <w:sz w:val="17"/>
+              </w:rPr>
+              <w:t>0.0000</w:t>
+            </w:r>
+          </w:p>
+        </w:tc>
+        <w:tc>
+          <w:tcPr>
+            <w:tcW w:w="2256" w:type="dxa"/>
+            <w:tcBorders>
+              <w:top w:val="single" w:sz="1" w:space="0" w:color="AAAAAA"/>
+              <w:left w:val="single" w:sz="1" w:space="0" w:color="AAAAAA"/>
+              <w:bottom w:val="single" w:sz="1" w:space="0" w:color="AAAAAA"/>
+              <w:right w:val="single" w:sz="1" w:space="0" w:color="AAAAAA"/>
+            </w:tcBorders>
+            <w:shd w:val="clear" w:color="auto" w:fill="FFFFFF"/>
+            <w:tcMar>
+              <w:top w:w="80" w:type="dxa"/>
+              <w:left w:w="120" w:type="dxa"/>
+              <w:bottom w:w="80" w:type="dxa"/>
+              <w:right w:w="120" w:type="dxa"/>
+            </w:tcMar>
+            <w:vAlign w:val="center"/>
+          </w:tcPr>
+          <w:p>
+            <w:r>
+              <w:rPr>
+                <w:rFonts w:ascii="Arial" w:hAnsi="Arial"/>
+                <w:sz w:val="17"/>
+              </w:rPr>
+              <w:t>0.0000</w:t>
+            </w:r>
+          </w:p>
         </w:tc>
       </w:tr>
       <w:tr>
-        <w:tc>
-          <w:tcPr>
-            <w:tcW w:w="1984" w:type="dxa"/>
+        <w:trPr>
+          <w:trHeight w:val="408"/>
+        </w:trPr>
+        <w:tc>
+          <w:tcPr>
+            <w:tcW w:w="2256" w:type="dxa"/>
             <w:tcBorders>
               <w:top w:val="single" w:sz="1" w:space="0" w:color="AAAAAA"/>
               <w:left w:val="single" w:sz="1" w:space="0" w:color="AAAAAA"/>
@@ -5236,66 +5904,96 @@
         </w:tc>
         <w:tc>
           <w:tcPr>
-            <w:tcW w:w="3830" w:type="dxa"/>
-            <w:tcBorders>
-              <w:top w:val="single" w:sz="1" w:space="0" w:color="AAAAAA"/>
-              <w:left w:val="single" w:sz="1" w:space="0" w:color="AAAAAA"/>
-              <w:bottom w:val="single" w:sz="1" w:space="0" w:color="AAAAAA"/>
-              <w:right w:val="single" w:sz="1" w:space="0" w:color="AAAAAA"/>
-            </w:tcBorders>
-            <w:shd w:val="clear" w:color="auto" w:fill="FFFFFF"/>
-            <w:tcMar>
-              <w:top w:w="80" w:type="dxa"/>
-              <w:left w:w="120" w:type="dxa"/>
-              <w:bottom w:w="80" w:type="dxa"/>
-              <w:right w:w="120" w:type="dxa"/>
-            </w:tcMar>
-          </w:tcPr>
-          <w:p/>
-        </w:tc>
-        <w:tc>
-          <w:tcPr>
-            <w:tcW w:w="1844" w:type="dxa"/>
-            <w:tcBorders>
-              <w:top w:val="single" w:sz="1" w:space="0" w:color="AAAAAA"/>
-              <w:left w:val="single" w:sz="1" w:space="0" w:color="AAAAAA"/>
-              <w:bottom w:val="single" w:sz="1" w:space="0" w:color="AAAAAA"/>
-              <w:right w:val="single" w:sz="1" w:space="0" w:color="AAAAAA"/>
-            </w:tcBorders>
-            <w:shd w:val="clear" w:color="auto" w:fill="FFFFFF"/>
-            <w:tcMar>
-              <w:top w:w="80" w:type="dxa"/>
-              <w:left w:w="120" w:type="dxa"/>
-              <w:bottom w:w="80" w:type="dxa"/>
-              <w:right w:w="120" w:type="dxa"/>
-            </w:tcMar>
-          </w:tcPr>
-          <w:p/>
-        </w:tc>
-        <w:tc>
-          <w:tcPr>
-            <w:tcW w:w="1702" w:type="dxa"/>
-            <w:tcBorders>
-              <w:top w:val="single" w:sz="1" w:space="0" w:color="AAAAAA"/>
-              <w:left w:val="single" w:sz="1" w:space="0" w:color="AAAAAA"/>
-              <w:bottom w:val="single" w:sz="1" w:space="0" w:color="AAAAAA"/>
-              <w:right w:val="single" w:sz="1" w:space="0" w:color="AAAAAA"/>
-            </w:tcBorders>
-            <w:shd w:val="clear" w:color="auto" w:fill="FFFFFF"/>
-            <w:tcMar>
-              <w:top w:w="80" w:type="dxa"/>
-              <w:left w:w="120" w:type="dxa"/>
-              <w:bottom w:w="80" w:type="dxa"/>
-              <w:right w:w="120" w:type="dxa"/>
-            </w:tcMar>
-          </w:tcPr>
-          <w:p/>
+            <w:tcW w:w="2256" w:type="dxa"/>
+            <w:tcBorders>
+              <w:top w:val="single" w:sz="1" w:space="0" w:color="AAAAAA"/>
+              <w:left w:val="single" w:sz="1" w:space="0" w:color="AAAAAA"/>
+              <w:bottom w:val="single" w:sz="1" w:space="0" w:color="AAAAAA"/>
+              <w:right w:val="single" w:sz="1" w:space="0" w:color="AAAAAA"/>
+            </w:tcBorders>
+            <w:shd w:val="clear" w:color="auto" w:fill="FFFFFF"/>
+            <w:tcMar>
+              <w:top w:w="80" w:type="dxa"/>
+              <w:left w:w="120" w:type="dxa"/>
+              <w:bottom w:w="80" w:type="dxa"/>
+              <w:right w:w="120" w:type="dxa"/>
+            </w:tcMar>
+            <w:vAlign w:val="center"/>
+          </w:tcPr>
+          <w:p>
+            <w:r>
+              <w:rPr>
+                <w:rFonts w:ascii="Arial" w:hAnsi="Arial"/>
+                <w:sz w:val="17"/>
+              </w:rPr>
+              <w:t>5995</w:t>
+            </w:r>
+          </w:p>
+        </w:tc>
+        <w:tc>
+          <w:tcPr>
+            <w:tcW w:w="2256" w:type="dxa"/>
+            <w:tcBorders>
+              <w:top w:val="single" w:sz="1" w:space="0" w:color="AAAAAA"/>
+              <w:left w:val="single" w:sz="1" w:space="0" w:color="AAAAAA"/>
+              <w:bottom w:val="single" w:sz="1" w:space="0" w:color="AAAAAA"/>
+              <w:right w:val="single" w:sz="1" w:space="0" w:color="AAAAAA"/>
+            </w:tcBorders>
+            <w:shd w:val="clear" w:color="auto" w:fill="FFFFFF"/>
+            <w:tcMar>
+              <w:top w:w="80" w:type="dxa"/>
+              <w:left w:w="120" w:type="dxa"/>
+              <w:bottom w:w="80" w:type="dxa"/>
+              <w:right w:w="120" w:type="dxa"/>
+            </w:tcMar>
+            <w:vAlign w:val="center"/>
+          </w:tcPr>
+          <w:p>
+            <w:r>
+              <w:rPr>
+                <w:rFonts w:ascii="Arial" w:hAnsi="Arial"/>
+                <w:sz w:val="17"/>
+              </w:rPr>
+              <w:t>0.9328</w:t>
+            </w:r>
+          </w:p>
+        </w:tc>
+        <w:tc>
+          <w:tcPr>
+            <w:tcW w:w="2256" w:type="dxa"/>
+            <w:tcBorders>
+              <w:top w:val="single" w:sz="1" w:space="0" w:color="AAAAAA"/>
+              <w:left w:val="single" w:sz="1" w:space="0" w:color="AAAAAA"/>
+              <w:bottom w:val="single" w:sz="1" w:space="0" w:color="AAAAAA"/>
+              <w:right w:val="single" w:sz="1" w:space="0" w:color="AAAAAA"/>
+            </w:tcBorders>
+            <w:shd w:val="clear" w:color="auto" w:fill="FFFFFF"/>
+            <w:tcMar>
+              <w:top w:w="80" w:type="dxa"/>
+              <w:left w:w="120" w:type="dxa"/>
+              <w:bottom w:w="80" w:type="dxa"/>
+              <w:right w:w="120" w:type="dxa"/>
+            </w:tcMar>
+            <w:vAlign w:val="center"/>
+          </w:tcPr>
+          <w:p>
+            <w:r>
+              <w:rPr>
+                <w:rFonts w:ascii="Arial" w:hAnsi="Arial"/>
+                <w:sz w:val="17"/>
+              </w:rPr>
+              <w:t>0.0121</w:t>
+            </w:r>
+          </w:p>
         </w:tc>
       </w:tr>
       <w:tr>
-        <w:tc>
-          <w:tcPr>
-            <w:tcW w:w="1984" w:type="dxa"/>
+        <w:trPr>
+          <w:trHeight w:val="408"/>
+        </w:trPr>
+        <w:tc>
+          <w:tcPr>
+            <w:tcW w:w="2256" w:type="dxa"/>
             <w:tcBorders>
               <w:top w:val="single" w:sz="1" w:space="0" w:color="AAAAAA"/>
               <w:left w:val="single" w:sz="1" w:space="0" w:color="AAAAAA"/>
@@ -5332,66 +6030,96 @@
         </w:tc>
         <w:tc>
           <w:tcPr>
-            <w:tcW w:w="3830" w:type="dxa"/>
-            <w:tcBorders>
-              <w:top w:val="single" w:sz="1" w:space="0" w:color="AAAAAA"/>
-              <w:left w:val="single" w:sz="1" w:space="0" w:color="AAAAAA"/>
-              <w:bottom w:val="single" w:sz="1" w:space="0" w:color="AAAAAA"/>
-              <w:right w:val="single" w:sz="1" w:space="0" w:color="AAAAAA"/>
-            </w:tcBorders>
-            <w:shd w:val="clear" w:color="auto" w:fill="FFFFFF"/>
-            <w:tcMar>
-              <w:top w:w="80" w:type="dxa"/>
-              <w:left w:w="120" w:type="dxa"/>
-              <w:bottom w:w="80" w:type="dxa"/>
-              <w:right w:w="120" w:type="dxa"/>
-            </w:tcMar>
-          </w:tcPr>
-          <w:p/>
-        </w:tc>
-        <w:tc>
-          <w:tcPr>
-            <w:tcW w:w="1844" w:type="dxa"/>
-            <w:tcBorders>
-              <w:top w:val="single" w:sz="1" w:space="0" w:color="AAAAAA"/>
-              <w:left w:val="single" w:sz="1" w:space="0" w:color="AAAAAA"/>
-              <w:bottom w:val="single" w:sz="1" w:space="0" w:color="AAAAAA"/>
-              <w:right w:val="single" w:sz="1" w:space="0" w:color="AAAAAA"/>
-            </w:tcBorders>
-            <w:shd w:val="clear" w:color="auto" w:fill="FFFFFF"/>
-            <w:tcMar>
-              <w:top w:w="80" w:type="dxa"/>
-              <w:left w:w="120" w:type="dxa"/>
-              <w:bottom w:w="80" w:type="dxa"/>
-              <w:right w:w="120" w:type="dxa"/>
-            </w:tcMar>
-          </w:tcPr>
-          <w:p/>
-        </w:tc>
-        <w:tc>
-          <w:tcPr>
-            <w:tcW w:w="1702" w:type="dxa"/>
-            <w:tcBorders>
-              <w:top w:val="single" w:sz="1" w:space="0" w:color="AAAAAA"/>
-              <w:left w:val="single" w:sz="1" w:space="0" w:color="AAAAAA"/>
-              <w:bottom w:val="single" w:sz="1" w:space="0" w:color="AAAAAA"/>
-              <w:right w:val="single" w:sz="1" w:space="0" w:color="AAAAAA"/>
-            </w:tcBorders>
-            <w:shd w:val="clear" w:color="auto" w:fill="FFFFFF"/>
-            <w:tcMar>
-              <w:top w:w="80" w:type="dxa"/>
-              <w:left w:w="120" w:type="dxa"/>
-              <w:bottom w:w="80" w:type="dxa"/>
-              <w:right w:w="120" w:type="dxa"/>
-            </w:tcMar>
-          </w:tcPr>
-          <w:p/>
+            <w:tcW w:w="2256" w:type="dxa"/>
+            <w:tcBorders>
+              <w:top w:val="single" w:sz="1" w:space="0" w:color="AAAAAA"/>
+              <w:left w:val="single" w:sz="1" w:space="0" w:color="AAAAAA"/>
+              <w:bottom w:val="single" w:sz="1" w:space="0" w:color="AAAAAA"/>
+              <w:right w:val="single" w:sz="1" w:space="0" w:color="AAAAAA"/>
+            </w:tcBorders>
+            <w:shd w:val="clear" w:color="auto" w:fill="FFFFFF"/>
+            <w:tcMar>
+              <w:top w:w="80" w:type="dxa"/>
+              <w:left w:w="120" w:type="dxa"/>
+              <w:bottom w:w="80" w:type="dxa"/>
+              <w:right w:w="120" w:type="dxa"/>
+            </w:tcMar>
+            <w:vAlign w:val="center"/>
+          </w:tcPr>
+          <w:p>
+            <w:r>
+              <w:rPr>
+                <w:rFonts w:ascii="Arial" w:hAnsi="Arial"/>
+                <w:sz w:val="17"/>
+              </w:rPr>
+              <w:t>1</w:t>
+            </w:r>
+          </w:p>
+        </w:tc>
+        <w:tc>
+          <w:tcPr>
+            <w:tcW w:w="2256" w:type="dxa"/>
+            <w:tcBorders>
+              <w:top w:val="single" w:sz="1" w:space="0" w:color="AAAAAA"/>
+              <w:left w:val="single" w:sz="1" w:space="0" w:color="AAAAAA"/>
+              <w:bottom w:val="single" w:sz="1" w:space="0" w:color="AAAAAA"/>
+              <w:right w:val="single" w:sz="1" w:space="0" w:color="AAAAAA"/>
+            </w:tcBorders>
+            <w:shd w:val="clear" w:color="auto" w:fill="FFFFFF"/>
+            <w:tcMar>
+              <w:top w:w="80" w:type="dxa"/>
+              <w:left w:w="120" w:type="dxa"/>
+              <w:bottom w:w="80" w:type="dxa"/>
+              <w:right w:w="120" w:type="dxa"/>
+            </w:tcMar>
+            <w:vAlign w:val="center"/>
+          </w:tcPr>
+          <w:p>
+            <w:r>
+              <w:rPr>
+                <w:rFonts w:ascii="Arial" w:hAnsi="Arial"/>
+                <w:sz w:val="17"/>
+              </w:rPr>
+              <w:t>1.0000</w:t>
+            </w:r>
+          </w:p>
+        </w:tc>
+        <w:tc>
+          <w:tcPr>
+            <w:tcW w:w="2256" w:type="dxa"/>
+            <w:tcBorders>
+              <w:top w:val="single" w:sz="1" w:space="0" w:color="AAAAAA"/>
+              <w:left w:val="single" w:sz="1" w:space="0" w:color="AAAAAA"/>
+              <w:bottom w:val="single" w:sz="1" w:space="0" w:color="AAAAAA"/>
+              <w:right w:val="single" w:sz="1" w:space="0" w:color="AAAAAA"/>
+            </w:tcBorders>
+            <w:shd w:val="clear" w:color="auto" w:fill="FFFFFF"/>
+            <w:tcMar>
+              <w:top w:w="80" w:type="dxa"/>
+              <w:left w:w="120" w:type="dxa"/>
+              <w:bottom w:w="80" w:type="dxa"/>
+              <w:right w:w="120" w:type="dxa"/>
+            </w:tcMar>
+            <w:vAlign w:val="center"/>
+          </w:tcPr>
+          <w:p>
+            <w:r>
+              <w:rPr>
+                <w:rFonts w:ascii="Arial" w:hAnsi="Arial"/>
+                <w:sz w:val="17"/>
+              </w:rPr>
+              <w:t>0.0000</w:t>
+            </w:r>
+          </w:p>
         </w:tc>
       </w:tr>
       <w:tr>
-        <w:tc>
-          <w:tcPr>
-            <w:tcW w:w="1984" w:type="dxa"/>
+        <w:trPr>
+          <w:trHeight w:val="408"/>
+        </w:trPr>
+        <w:tc>
+          <w:tcPr>
+            <w:tcW w:w="2256" w:type="dxa"/>
             <w:tcBorders>
               <w:top w:val="single" w:sz="1" w:space="0" w:color="AAAAAA"/>
               <w:left w:val="single" w:sz="1" w:space="0" w:color="AAAAAA"/>
@@ -5428,66 +6156,96 @@
         </w:tc>
         <w:tc>
           <w:tcPr>
-            <w:tcW w:w="3830" w:type="dxa"/>
-            <w:tcBorders>
-              <w:top w:val="single" w:sz="1" w:space="0" w:color="AAAAAA"/>
-              <w:left w:val="single" w:sz="1" w:space="0" w:color="AAAAAA"/>
-              <w:bottom w:val="single" w:sz="1" w:space="0" w:color="AAAAAA"/>
-              <w:right w:val="single" w:sz="1" w:space="0" w:color="AAAAAA"/>
-            </w:tcBorders>
-            <w:shd w:val="clear" w:color="auto" w:fill="FFFFFF"/>
-            <w:tcMar>
-              <w:top w:w="80" w:type="dxa"/>
-              <w:left w:w="120" w:type="dxa"/>
-              <w:bottom w:w="80" w:type="dxa"/>
-              <w:right w:w="120" w:type="dxa"/>
-            </w:tcMar>
-          </w:tcPr>
-          <w:p/>
-        </w:tc>
-        <w:tc>
-          <w:tcPr>
-            <w:tcW w:w="1844" w:type="dxa"/>
-            <w:tcBorders>
-              <w:top w:val="single" w:sz="1" w:space="0" w:color="AAAAAA"/>
-              <w:left w:val="single" w:sz="1" w:space="0" w:color="AAAAAA"/>
-              <w:bottom w:val="single" w:sz="1" w:space="0" w:color="AAAAAA"/>
-              <w:right w:val="single" w:sz="1" w:space="0" w:color="AAAAAA"/>
-            </w:tcBorders>
-            <w:shd w:val="clear" w:color="auto" w:fill="FFFFFF"/>
-            <w:tcMar>
-              <w:top w:w="80" w:type="dxa"/>
-              <w:left w:w="120" w:type="dxa"/>
-              <w:bottom w:w="80" w:type="dxa"/>
-              <w:right w:w="120" w:type="dxa"/>
-            </w:tcMar>
-          </w:tcPr>
-          <w:p/>
-        </w:tc>
-        <w:tc>
-          <w:tcPr>
-            <w:tcW w:w="1702" w:type="dxa"/>
-            <w:tcBorders>
-              <w:top w:val="single" w:sz="1" w:space="0" w:color="AAAAAA"/>
-              <w:left w:val="single" w:sz="1" w:space="0" w:color="AAAAAA"/>
-              <w:bottom w:val="single" w:sz="1" w:space="0" w:color="AAAAAA"/>
-              <w:right w:val="single" w:sz="1" w:space="0" w:color="AAAAAA"/>
-            </w:tcBorders>
-            <w:shd w:val="clear" w:color="auto" w:fill="FFFFFF"/>
-            <w:tcMar>
-              <w:top w:w="80" w:type="dxa"/>
-              <w:left w:w="120" w:type="dxa"/>
-              <w:bottom w:w="80" w:type="dxa"/>
-              <w:right w:w="120" w:type="dxa"/>
-            </w:tcMar>
-          </w:tcPr>
-          <w:p/>
+            <w:tcW w:w="2256" w:type="dxa"/>
+            <w:tcBorders>
+              <w:top w:val="single" w:sz="1" w:space="0" w:color="AAAAAA"/>
+              <w:left w:val="single" w:sz="1" w:space="0" w:color="AAAAAA"/>
+              <w:bottom w:val="single" w:sz="1" w:space="0" w:color="AAAAAA"/>
+              <w:right w:val="single" w:sz="1" w:space="0" w:color="AAAAAA"/>
+            </w:tcBorders>
+            <w:shd w:val="clear" w:color="auto" w:fill="FFFFFF"/>
+            <w:tcMar>
+              <w:top w:w="80" w:type="dxa"/>
+              <w:left w:w="120" w:type="dxa"/>
+              <w:bottom w:w="80" w:type="dxa"/>
+              <w:right w:w="120" w:type="dxa"/>
+            </w:tcMar>
+            <w:vAlign w:val="center"/>
+          </w:tcPr>
+          <w:p>
+            <w:r>
+              <w:rPr>
+                <w:rFonts w:ascii="Arial" w:hAnsi="Arial"/>
+                <w:sz w:val="17"/>
+              </w:rPr>
+              <w:t>39</w:t>
+            </w:r>
+          </w:p>
+        </w:tc>
+        <w:tc>
+          <w:tcPr>
+            <w:tcW w:w="2256" w:type="dxa"/>
+            <w:tcBorders>
+              <w:top w:val="single" w:sz="1" w:space="0" w:color="AAAAAA"/>
+              <w:left w:val="single" w:sz="1" w:space="0" w:color="AAAAAA"/>
+              <w:bottom w:val="single" w:sz="1" w:space="0" w:color="AAAAAA"/>
+              <w:right w:val="single" w:sz="1" w:space="0" w:color="AAAAAA"/>
+            </w:tcBorders>
+            <w:shd w:val="clear" w:color="auto" w:fill="FFFFFF"/>
+            <w:tcMar>
+              <w:top w:w="80" w:type="dxa"/>
+              <w:left w:w="120" w:type="dxa"/>
+              <w:bottom w:w="80" w:type="dxa"/>
+              <w:right w:w="120" w:type="dxa"/>
+            </w:tcMar>
+            <w:vAlign w:val="center"/>
+          </w:tcPr>
+          <w:p>
+            <w:r>
+              <w:rPr>
+                <w:rFonts w:ascii="Arial" w:hAnsi="Arial"/>
+                <w:sz w:val="17"/>
+              </w:rPr>
+              <w:t>0.9744</w:t>
+            </w:r>
+          </w:p>
+        </w:tc>
+        <w:tc>
+          <w:tcPr>
+            <w:tcW w:w="2256" w:type="dxa"/>
+            <w:tcBorders>
+              <w:top w:val="single" w:sz="1" w:space="0" w:color="AAAAAA"/>
+              <w:left w:val="single" w:sz="1" w:space="0" w:color="AAAAAA"/>
+              <w:bottom w:val="single" w:sz="1" w:space="0" w:color="AAAAAA"/>
+              <w:right w:val="single" w:sz="1" w:space="0" w:color="AAAAAA"/>
+            </w:tcBorders>
+            <w:shd w:val="clear" w:color="auto" w:fill="FFFFFF"/>
+            <w:tcMar>
+              <w:top w:w="80" w:type="dxa"/>
+              <w:left w:w="120" w:type="dxa"/>
+              <w:bottom w:w="80" w:type="dxa"/>
+              <w:right w:w="120" w:type="dxa"/>
+            </w:tcMar>
+            <w:vAlign w:val="center"/>
+          </w:tcPr>
+          <w:p>
+            <w:r>
+              <w:rPr>
+                <w:rFonts w:ascii="Arial" w:hAnsi="Arial"/>
+                <w:sz w:val="17"/>
+              </w:rPr>
+              <w:t>0.0000</w:t>
+            </w:r>
+          </w:p>
         </w:tc>
       </w:tr>
       <w:tr>
-        <w:tc>
-          <w:tcPr>
-            <w:tcW w:w="1984" w:type="dxa"/>
+        <w:trPr>
+          <w:trHeight w:val="409"/>
+        </w:trPr>
+        <w:tc>
+          <w:tcPr>
+            <w:tcW w:w="2256" w:type="dxa"/>
             <w:tcBorders>
               <w:top w:val="single" w:sz="1" w:space="0" w:color="AAAAAA"/>
               <w:left w:val="single" w:sz="1" w:space="0" w:color="AAAAAA"/>
@@ -5524,60 +6282,87 @@
         </w:tc>
         <w:tc>
           <w:tcPr>
-            <w:tcW w:w="3830" w:type="dxa"/>
-            <w:tcBorders>
-              <w:top w:val="single" w:sz="1" w:space="0" w:color="AAAAAA"/>
-              <w:left w:val="single" w:sz="1" w:space="0" w:color="AAAAAA"/>
-              <w:bottom w:val="single" w:sz="1" w:space="0" w:color="AAAAAA"/>
-              <w:right w:val="single" w:sz="1" w:space="0" w:color="AAAAAA"/>
-            </w:tcBorders>
-            <w:shd w:val="clear" w:color="auto" w:fill="FFFFFF"/>
-            <w:tcMar>
-              <w:top w:w="80" w:type="dxa"/>
-              <w:left w:w="120" w:type="dxa"/>
-              <w:bottom w:w="80" w:type="dxa"/>
-              <w:right w:w="120" w:type="dxa"/>
-            </w:tcMar>
-          </w:tcPr>
-          <w:p/>
-        </w:tc>
-        <w:tc>
-          <w:tcPr>
-            <w:tcW w:w="1844" w:type="dxa"/>
-            <w:tcBorders>
-              <w:top w:val="single" w:sz="1" w:space="0" w:color="AAAAAA"/>
-              <w:left w:val="single" w:sz="1" w:space="0" w:color="AAAAAA"/>
-              <w:bottom w:val="single" w:sz="1" w:space="0" w:color="AAAAAA"/>
-              <w:right w:val="single" w:sz="1" w:space="0" w:color="AAAAAA"/>
-            </w:tcBorders>
-            <w:shd w:val="clear" w:color="auto" w:fill="FFFFFF"/>
-            <w:tcMar>
-              <w:top w:w="80" w:type="dxa"/>
-              <w:left w:w="120" w:type="dxa"/>
-              <w:bottom w:w="80" w:type="dxa"/>
-              <w:right w:w="120" w:type="dxa"/>
-            </w:tcMar>
-          </w:tcPr>
-          <w:p/>
-        </w:tc>
-        <w:tc>
-          <w:tcPr>
-            <w:tcW w:w="1702" w:type="dxa"/>
-            <w:tcBorders>
-              <w:top w:val="single" w:sz="1" w:space="0" w:color="AAAAAA"/>
-              <w:left w:val="single" w:sz="1" w:space="0" w:color="AAAAAA"/>
-              <w:bottom w:val="single" w:sz="1" w:space="0" w:color="AAAAAA"/>
-              <w:right w:val="single" w:sz="1" w:space="0" w:color="AAAAAA"/>
-            </w:tcBorders>
-            <w:shd w:val="clear" w:color="auto" w:fill="FFFFFF"/>
-            <w:tcMar>
-              <w:top w:w="80" w:type="dxa"/>
-              <w:left w:w="120" w:type="dxa"/>
-              <w:bottom w:w="80" w:type="dxa"/>
-              <w:right w:w="120" w:type="dxa"/>
-            </w:tcMar>
-          </w:tcPr>
-          <w:p/>
+            <w:tcW w:w="2256" w:type="dxa"/>
+            <w:tcBorders>
+              <w:top w:val="single" w:sz="1" w:space="0" w:color="AAAAAA"/>
+              <w:left w:val="single" w:sz="1" w:space="0" w:color="AAAAAA"/>
+              <w:bottom w:val="single" w:sz="1" w:space="0" w:color="AAAAAA"/>
+              <w:right w:val="single" w:sz="1" w:space="0" w:color="AAAAAA"/>
+            </w:tcBorders>
+            <w:shd w:val="clear" w:color="auto" w:fill="FFFFFF"/>
+            <w:tcMar>
+              <w:top w:w="80" w:type="dxa"/>
+              <w:left w:w="120" w:type="dxa"/>
+              <w:bottom w:w="80" w:type="dxa"/>
+              <w:right w:w="120" w:type="dxa"/>
+            </w:tcMar>
+            <w:vAlign w:val="center"/>
+          </w:tcPr>
+          <w:p>
+            <w:r>
+              <w:rPr>
+                <w:rFonts w:ascii="Arial" w:hAnsi="Arial"/>
+                <w:sz w:val="17"/>
+              </w:rPr>
+              <w:t>3339</w:t>
+            </w:r>
+          </w:p>
+        </w:tc>
+        <w:tc>
+          <w:tcPr>
+            <w:tcW w:w="2256" w:type="dxa"/>
+            <w:tcBorders>
+              <w:top w:val="single" w:sz="1" w:space="0" w:color="AAAAAA"/>
+              <w:left w:val="single" w:sz="1" w:space="0" w:color="AAAAAA"/>
+              <w:bottom w:val="single" w:sz="1" w:space="0" w:color="AAAAAA"/>
+              <w:right w:val="single" w:sz="1" w:space="0" w:color="AAAAAA"/>
+            </w:tcBorders>
+            <w:shd w:val="clear" w:color="auto" w:fill="FFFFFF"/>
+            <w:tcMar>
+              <w:top w:w="80" w:type="dxa"/>
+              <w:left w:w="120" w:type="dxa"/>
+              <w:bottom w:w="80" w:type="dxa"/>
+              <w:right w:w="120" w:type="dxa"/>
+            </w:tcMar>
+            <w:vAlign w:val="center"/>
+          </w:tcPr>
+          <w:p>
+            <w:r>
+              <w:rPr>
+                <w:rFonts w:ascii="Arial" w:hAnsi="Arial"/>
+                <w:sz w:val="17"/>
+              </w:rPr>
+              <w:t>0.9518</w:t>
+            </w:r>
+          </w:p>
+        </w:tc>
+        <w:tc>
+          <w:tcPr>
+            <w:tcW w:w="2256" w:type="dxa"/>
+            <w:tcBorders>
+              <w:top w:val="single" w:sz="1" w:space="0" w:color="AAAAAA"/>
+              <w:left w:val="single" w:sz="1" w:space="0" w:color="AAAAAA"/>
+              <w:bottom w:val="single" w:sz="1" w:space="0" w:color="AAAAAA"/>
+              <w:right w:val="single" w:sz="1" w:space="0" w:color="AAAAAA"/>
+            </w:tcBorders>
+            <w:shd w:val="clear" w:color="auto" w:fill="FFFFFF"/>
+            <w:tcMar>
+              <w:top w:w="80" w:type="dxa"/>
+              <w:left w:w="120" w:type="dxa"/>
+              <w:bottom w:w="80" w:type="dxa"/>
+              <w:right w:w="120" w:type="dxa"/>
+            </w:tcMar>
+            <w:vAlign w:val="center"/>
+          </w:tcPr>
+          <w:p>
+            <w:r>
+              <w:rPr>
+                <w:rFonts w:ascii="Arial" w:hAnsi="Arial"/>
+                <w:sz w:val="17"/>
+              </w:rPr>
+              <w:t>0.0091</w:t>
+            </w:r>
+          </w:p>
         </w:tc>
       </w:tr>
     </w:tbl>
@@ -5603,24 +6388,9 @@
         <w:t>Table 5: Random Forest per-class TPR and FPR</w:t>
       </w:r>
     </w:p>
-    <w:p>
-      <w:pPr>
-        <w:jc w:val="center"/>
-        <w:rPr>
-          <w:b/>
-          <w:bCs/>
-        </w:rPr>
-      </w:pPr>
-    </w:p>
-    <w:p>
-      <w:pPr>
-        <w:spacing w:after="80"/>
-        <w:jc w:val="center"/>
-      </w:pPr>
-    </w:p>
     <w:tbl>
       <w:tblPr>
-        <w:tblW w:w="9360" w:type="dxa"/>
+        <w:tblW w:w="5000" w:type="pct"/>
         <w:tblBorders>
           <w:top w:val="single" w:sz="4" w:space="0" w:color="auto"/>
           <w:left w:val="single" w:sz="4" w:space="0" w:color="auto"/>
@@ -5636,10 +6406,10 @@
         <w:tblLook w:val="04A0" w:firstRow="1" w:lastRow="0" w:firstColumn="1" w:lastColumn="0" w:noHBand="0" w:noVBand="1"/>
       </w:tblPr>
       <w:tblGrid>
-        <w:gridCol w:w="1842"/>
-        <w:gridCol w:w="3972"/>
-        <w:gridCol w:w="1844"/>
-        <w:gridCol w:w="1702"/>
+        <w:gridCol w:w="2256"/>
+        <w:gridCol w:w="2256"/>
+        <w:gridCol w:w="2256"/>
+        <w:gridCol w:w="2256"/>
       </w:tblGrid>
       <w:tr>
         <w:trPr>
@@ -5647,7 +6417,7 @@
         </w:trPr>
         <w:tc>
           <w:tcPr>
-            <w:tcW w:w="1842" w:type="dxa"/>
+            <w:tcW w:w="1250" w:type="pct"/>
             <w:tcBorders>
               <w:top w:val="single" w:sz="1" w:space="0" w:color="AAAAAA"/>
               <w:left w:val="single" w:sz="1" w:space="0" w:color="AAAAAA"/>
@@ -5680,7 +6450,7 @@
         </w:tc>
         <w:tc>
           <w:tcPr>
-            <w:tcW w:w="3972" w:type="dxa"/>
+            <w:tcW w:w="1250" w:type="pct"/>
             <w:tcBorders>
               <w:top w:val="single" w:sz="1" w:space="0" w:color="AAAAAA"/>
               <w:left w:val="single" w:sz="1" w:space="0" w:color="AAAAAA"/>
@@ -5713,7 +6483,7 @@
         </w:tc>
         <w:tc>
           <w:tcPr>
-            <w:tcW w:w="1844" w:type="dxa"/>
+            <w:tcW w:w="1250" w:type="pct"/>
             <w:tcBorders>
               <w:top w:val="single" w:sz="1" w:space="0" w:color="AAAAAA"/>
               <w:left w:val="single" w:sz="1" w:space="0" w:color="AAAAAA"/>
@@ -5746,7 +6516,7 @@
         </w:tc>
         <w:tc>
           <w:tcPr>
-            <w:tcW w:w="1702" w:type="dxa"/>
+            <w:tcW w:w="1250" w:type="pct"/>
             <w:tcBorders>
               <w:top w:val="single" w:sz="1" w:space="0" w:color="AAAAAA"/>
               <w:left w:val="single" w:sz="1" w:space="0" w:color="AAAAAA"/>
@@ -5781,7 +6551,7 @@
       <w:tr>
         <w:tc>
           <w:tcPr>
-            <w:tcW w:w="1842" w:type="dxa"/>
+            <w:tcW w:w="1250" w:type="pct"/>
             <w:tcBorders>
               <w:top w:val="single" w:sz="1" w:space="0" w:color="AAAAAA"/>
               <w:left w:val="single" w:sz="1" w:space="0" w:color="AAAAAA"/>
@@ -5818,66 +6588,93 @@
         </w:tc>
         <w:tc>
           <w:tcPr>
-            <w:tcW w:w="3972" w:type="dxa"/>
-            <w:tcBorders>
-              <w:top w:val="single" w:sz="1" w:space="0" w:color="AAAAAA"/>
-              <w:left w:val="single" w:sz="1" w:space="0" w:color="AAAAAA"/>
-              <w:bottom w:val="single" w:sz="1" w:space="0" w:color="AAAAAA"/>
-              <w:right w:val="single" w:sz="1" w:space="0" w:color="AAAAAA"/>
-            </w:tcBorders>
-            <w:shd w:val="clear" w:color="auto" w:fill="FFFFFF"/>
-            <w:tcMar>
-              <w:top w:w="80" w:type="dxa"/>
-              <w:left w:w="120" w:type="dxa"/>
-              <w:bottom w:w="80" w:type="dxa"/>
-              <w:right w:w="120" w:type="dxa"/>
-            </w:tcMar>
-          </w:tcPr>
-          <w:p/>
-        </w:tc>
-        <w:tc>
-          <w:tcPr>
-            <w:tcW w:w="1844" w:type="dxa"/>
-            <w:tcBorders>
-              <w:top w:val="single" w:sz="1" w:space="0" w:color="AAAAAA"/>
-              <w:left w:val="single" w:sz="1" w:space="0" w:color="AAAAAA"/>
-              <w:bottom w:val="single" w:sz="1" w:space="0" w:color="AAAAAA"/>
-              <w:right w:val="single" w:sz="1" w:space="0" w:color="AAAAAA"/>
-            </w:tcBorders>
-            <w:shd w:val="clear" w:color="auto" w:fill="FFFFFF"/>
-            <w:tcMar>
-              <w:top w:w="80" w:type="dxa"/>
-              <w:left w:w="120" w:type="dxa"/>
-              <w:bottom w:w="80" w:type="dxa"/>
-              <w:right w:w="120" w:type="dxa"/>
-            </w:tcMar>
-          </w:tcPr>
-          <w:p/>
-        </w:tc>
-        <w:tc>
-          <w:tcPr>
-            <w:tcW w:w="1702" w:type="dxa"/>
-            <w:tcBorders>
-              <w:top w:val="single" w:sz="1" w:space="0" w:color="AAAAAA"/>
-              <w:left w:val="single" w:sz="1" w:space="0" w:color="AAAAAA"/>
-              <w:bottom w:val="single" w:sz="1" w:space="0" w:color="AAAAAA"/>
-              <w:right w:val="single" w:sz="1" w:space="0" w:color="AAAAAA"/>
-            </w:tcBorders>
-            <w:shd w:val="clear" w:color="auto" w:fill="FFFFFF"/>
-            <w:tcMar>
-              <w:top w:w="80" w:type="dxa"/>
-              <w:left w:w="120" w:type="dxa"/>
-              <w:bottom w:w="80" w:type="dxa"/>
-              <w:right w:w="120" w:type="dxa"/>
-            </w:tcMar>
-          </w:tcPr>
-          <w:p/>
+            <w:tcW w:w="1250" w:type="pct"/>
+            <w:tcBorders>
+              <w:top w:val="single" w:sz="1" w:space="0" w:color="AAAAAA"/>
+              <w:left w:val="single" w:sz="1" w:space="0" w:color="AAAAAA"/>
+              <w:bottom w:val="single" w:sz="1" w:space="0" w:color="AAAAAA"/>
+              <w:right w:val="single" w:sz="1" w:space="0" w:color="AAAAAA"/>
+            </w:tcBorders>
+            <w:shd w:val="clear" w:color="auto" w:fill="FFFFFF"/>
+            <w:tcMar>
+              <w:top w:w="80" w:type="dxa"/>
+              <w:left w:w="120" w:type="dxa"/>
+              <w:bottom w:w="80" w:type="dxa"/>
+              <w:right w:w="120" w:type="dxa"/>
+            </w:tcMar>
+            <w:vAlign w:val="center"/>
+          </w:tcPr>
+          <w:p>
+            <w:r>
+              <w:rPr>
+                <w:rFonts w:ascii="Arial" w:hAnsi="Arial"/>
+                <w:sz w:val="17"/>
+              </w:rPr>
+              <w:t>1466</w:t>
+            </w:r>
+          </w:p>
+        </w:tc>
+        <w:tc>
+          <w:tcPr>
+            <w:tcW w:w="1250" w:type="pct"/>
+            <w:tcBorders>
+              <w:top w:val="single" w:sz="1" w:space="0" w:color="AAAAAA"/>
+              <w:left w:val="single" w:sz="1" w:space="0" w:color="AAAAAA"/>
+              <w:bottom w:val="single" w:sz="1" w:space="0" w:color="AAAAAA"/>
+              <w:right w:val="single" w:sz="1" w:space="0" w:color="AAAAAA"/>
+            </w:tcBorders>
+            <w:shd w:val="clear" w:color="auto" w:fill="FFFFFF"/>
+            <w:tcMar>
+              <w:top w:w="80" w:type="dxa"/>
+              <w:left w:w="120" w:type="dxa"/>
+              <w:bottom w:w="80" w:type="dxa"/>
+              <w:right w:w="120" w:type="dxa"/>
+            </w:tcMar>
+            <w:vAlign w:val="center"/>
+          </w:tcPr>
+          <w:p>
+            <w:r>
+              <w:rPr>
+                <w:rFonts w:ascii="Arial" w:hAnsi="Arial"/>
+                <w:sz w:val="17"/>
+              </w:rPr>
+              <w:t>0.9686</w:t>
+            </w:r>
+          </w:p>
+        </w:tc>
+        <w:tc>
+          <w:tcPr>
+            <w:tcW w:w="1250" w:type="pct"/>
+            <w:tcBorders>
+              <w:top w:val="single" w:sz="1" w:space="0" w:color="AAAAAA"/>
+              <w:left w:val="single" w:sz="1" w:space="0" w:color="AAAAAA"/>
+              <w:bottom w:val="single" w:sz="1" w:space="0" w:color="AAAAAA"/>
+              <w:right w:val="single" w:sz="1" w:space="0" w:color="AAAAAA"/>
+            </w:tcBorders>
+            <w:shd w:val="clear" w:color="auto" w:fill="FFFFFF"/>
+            <w:tcMar>
+              <w:top w:w="80" w:type="dxa"/>
+              <w:left w:w="120" w:type="dxa"/>
+              <w:bottom w:w="80" w:type="dxa"/>
+              <w:right w:w="120" w:type="dxa"/>
+            </w:tcMar>
+            <w:vAlign w:val="center"/>
+          </w:tcPr>
+          <w:p>
+            <w:r>
+              <w:rPr>
+                <w:rFonts w:ascii="Arial" w:hAnsi="Arial"/>
+                <w:sz w:val="17"/>
+              </w:rPr>
+              <w:t>0.0037</w:t>
+            </w:r>
+          </w:p>
         </w:tc>
       </w:tr>
       <w:tr>
         <w:tc>
           <w:tcPr>
-            <w:tcW w:w="1842" w:type="dxa"/>
+            <w:tcW w:w="1250" w:type="pct"/>
             <w:tcBorders>
               <w:top w:val="single" w:sz="1" w:space="0" w:color="AAAAAA"/>
               <w:left w:val="single" w:sz="1" w:space="0" w:color="AAAAAA"/>
@@ -5914,66 +6711,93 @@
         </w:tc>
         <w:tc>
           <w:tcPr>
-            <w:tcW w:w="3972" w:type="dxa"/>
-            <w:tcBorders>
-              <w:top w:val="single" w:sz="1" w:space="0" w:color="AAAAAA"/>
-              <w:left w:val="single" w:sz="1" w:space="0" w:color="AAAAAA"/>
-              <w:bottom w:val="single" w:sz="1" w:space="0" w:color="AAAAAA"/>
-              <w:right w:val="single" w:sz="1" w:space="0" w:color="AAAAAA"/>
-            </w:tcBorders>
-            <w:shd w:val="clear" w:color="auto" w:fill="FFFFFF"/>
-            <w:tcMar>
-              <w:top w:w="80" w:type="dxa"/>
-              <w:left w:w="120" w:type="dxa"/>
-              <w:bottom w:w="80" w:type="dxa"/>
-              <w:right w:w="120" w:type="dxa"/>
-            </w:tcMar>
-          </w:tcPr>
-          <w:p/>
-        </w:tc>
-        <w:tc>
-          <w:tcPr>
-            <w:tcW w:w="1844" w:type="dxa"/>
-            <w:tcBorders>
-              <w:top w:val="single" w:sz="1" w:space="0" w:color="AAAAAA"/>
-              <w:left w:val="single" w:sz="1" w:space="0" w:color="AAAAAA"/>
-              <w:bottom w:val="single" w:sz="1" w:space="0" w:color="AAAAAA"/>
-              <w:right w:val="single" w:sz="1" w:space="0" w:color="AAAAAA"/>
-            </w:tcBorders>
-            <w:shd w:val="clear" w:color="auto" w:fill="FFFFFF"/>
-            <w:tcMar>
-              <w:top w:w="80" w:type="dxa"/>
-              <w:left w:w="120" w:type="dxa"/>
-              <w:bottom w:w="80" w:type="dxa"/>
-              <w:right w:w="120" w:type="dxa"/>
-            </w:tcMar>
-          </w:tcPr>
-          <w:p/>
-        </w:tc>
-        <w:tc>
-          <w:tcPr>
-            <w:tcW w:w="1702" w:type="dxa"/>
-            <w:tcBorders>
-              <w:top w:val="single" w:sz="1" w:space="0" w:color="AAAAAA"/>
-              <w:left w:val="single" w:sz="1" w:space="0" w:color="AAAAAA"/>
-              <w:bottom w:val="single" w:sz="1" w:space="0" w:color="AAAAAA"/>
-              <w:right w:val="single" w:sz="1" w:space="0" w:color="AAAAAA"/>
-            </w:tcBorders>
-            <w:shd w:val="clear" w:color="auto" w:fill="FFFFFF"/>
-            <w:tcMar>
-              <w:top w:w="80" w:type="dxa"/>
-              <w:left w:w="120" w:type="dxa"/>
-              <w:bottom w:w="80" w:type="dxa"/>
-              <w:right w:w="120" w:type="dxa"/>
-            </w:tcMar>
-          </w:tcPr>
-          <w:p/>
+            <w:tcW w:w="1250" w:type="pct"/>
+            <w:tcBorders>
+              <w:top w:val="single" w:sz="1" w:space="0" w:color="AAAAAA"/>
+              <w:left w:val="single" w:sz="1" w:space="0" w:color="AAAAAA"/>
+              <w:bottom w:val="single" w:sz="1" w:space="0" w:color="AAAAAA"/>
+              <w:right w:val="single" w:sz="1" w:space="0" w:color="AAAAAA"/>
+            </w:tcBorders>
+            <w:shd w:val="clear" w:color="auto" w:fill="FFFFFF"/>
+            <w:tcMar>
+              <w:top w:w="80" w:type="dxa"/>
+              <w:left w:w="120" w:type="dxa"/>
+              <w:bottom w:w="80" w:type="dxa"/>
+              <w:right w:w="120" w:type="dxa"/>
+            </w:tcMar>
+            <w:vAlign w:val="center"/>
+          </w:tcPr>
+          <w:p>
+            <w:r>
+              <w:rPr>
+                <w:rFonts w:ascii="Arial" w:hAnsi="Arial"/>
+                <w:sz w:val="17"/>
+              </w:rPr>
+              <w:t>15428</w:t>
+            </w:r>
+          </w:p>
+        </w:tc>
+        <w:tc>
+          <w:tcPr>
+            <w:tcW w:w="1250" w:type="pct"/>
+            <w:tcBorders>
+              <w:top w:val="single" w:sz="1" w:space="0" w:color="AAAAAA"/>
+              <w:left w:val="single" w:sz="1" w:space="0" w:color="AAAAAA"/>
+              <w:bottom w:val="single" w:sz="1" w:space="0" w:color="AAAAAA"/>
+              <w:right w:val="single" w:sz="1" w:space="0" w:color="AAAAAA"/>
+            </w:tcBorders>
+            <w:shd w:val="clear" w:color="auto" w:fill="FFFFFF"/>
+            <w:tcMar>
+              <w:top w:w="80" w:type="dxa"/>
+              <w:left w:w="120" w:type="dxa"/>
+              <w:bottom w:w="80" w:type="dxa"/>
+              <w:right w:w="120" w:type="dxa"/>
+            </w:tcMar>
+            <w:vAlign w:val="center"/>
+          </w:tcPr>
+          <w:p>
+            <w:r>
+              <w:rPr>
+                <w:rFonts w:ascii="Arial" w:hAnsi="Arial"/>
+                <w:sz w:val="17"/>
+              </w:rPr>
+              <w:t>0.9964</w:t>
+            </w:r>
+          </w:p>
+        </w:tc>
+        <w:tc>
+          <w:tcPr>
+            <w:tcW w:w="1250" w:type="pct"/>
+            <w:tcBorders>
+              <w:top w:val="single" w:sz="1" w:space="0" w:color="AAAAAA"/>
+              <w:left w:val="single" w:sz="1" w:space="0" w:color="AAAAAA"/>
+              <w:bottom w:val="single" w:sz="1" w:space="0" w:color="AAAAAA"/>
+              <w:right w:val="single" w:sz="1" w:space="0" w:color="AAAAAA"/>
+            </w:tcBorders>
+            <w:shd w:val="clear" w:color="auto" w:fill="FFFFFF"/>
+            <w:tcMar>
+              <w:top w:w="80" w:type="dxa"/>
+              <w:left w:w="120" w:type="dxa"/>
+              <w:bottom w:w="80" w:type="dxa"/>
+              <w:right w:w="120" w:type="dxa"/>
+            </w:tcMar>
+            <w:vAlign w:val="center"/>
+          </w:tcPr>
+          <w:p>
+            <w:r>
+              <w:rPr>
+                <w:rFonts w:ascii="Arial" w:hAnsi="Arial"/>
+                <w:sz w:val="17"/>
+              </w:rPr>
+              <w:t>0.0069</w:t>
+            </w:r>
+          </w:p>
         </w:tc>
       </w:tr>
       <w:tr>
         <w:tc>
           <w:tcPr>
-            <w:tcW w:w="1842" w:type="dxa"/>
+            <w:tcW w:w="1250" w:type="pct"/>
             <w:tcBorders>
               <w:top w:val="single" w:sz="1" w:space="0" w:color="AAAAAA"/>
               <w:left w:val="single" w:sz="1" w:space="0" w:color="AAAAAA"/>
@@ -6010,66 +6834,93 @@
         </w:tc>
         <w:tc>
           <w:tcPr>
-            <w:tcW w:w="3972" w:type="dxa"/>
-            <w:tcBorders>
-              <w:top w:val="single" w:sz="1" w:space="0" w:color="AAAAAA"/>
-              <w:left w:val="single" w:sz="1" w:space="0" w:color="AAAAAA"/>
-              <w:bottom w:val="single" w:sz="1" w:space="0" w:color="AAAAAA"/>
-              <w:right w:val="single" w:sz="1" w:space="0" w:color="AAAAAA"/>
-            </w:tcBorders>
-            <w:shd w:val="clear" w:color="auto" w:fill="FFFFFF"/>
-            <w:tcMar>
-              <w:top w:w="80" w:type="dxa"/>
-              <w:left w:w="120" w:type="dxa"/>
-              <w:bottom w:w="80" w:type="dxa"/>
-              <w:right w:w="120" w:type="dxa"/>
-            </w:tcMar>
-          </w:tcPr>
-          <w:p/>
-        </w:tc>
-        <w:tc>
-          <w:tcPr>
-            <w:tcW w:w="1844" w:type="dxa"/>
-            <w:tcBorders>
-              <w:top w:val="single" w:sz="1" w:space="0" w:color="AAAAAA"/>
-              <w:left w:val="single" w:sz="1" w:space="0" w:color="AAAAAA"/>
-              <w:bottom w:val="single" w:sz="1" w:space="0" w:color="AAAAAA"/>
-              <w:right w:val="single" w:sz="1" w:space="0" w:color="AAAAAA"/>
-            </w:tcBorders>
-            <w:shd w:val="clear" w:color="auto" w:fill="FFFFFF"/>
-            <w:tcMar>
-              <w:top w:w="80" w:type="dxa"/>
-              <w:left w:w="120" w:type="dxa"/>
-              <w:bottom w:w="80" w:type="dxa"/>
-              <w:right w:w="120" w:type="dxa"/>
-            </w:tcMar>
-          </w:tcPr>
-          <w:p/>
-        </w:tc>
-        <w:tc>
-          <w:tcPr>
-            <w:tcW w:w="1702" w:type="dxa"/>
-            <w:tcBorders>
-              <w:top w:val="single" w:sz="1" w:space="0" w:color="AAAAAA"/>
-              <w:left w:val="single" w:sz="1" w:space="0" w:color="AAAAAA"/>
-              <w:bottom w:val="single" w:sz="1" w:space="0" w:color="AAAAAA"/>
-              <w:right w:val="single" w:sz="1" w:space="0" w:color="AAAAAA"/>
-            </w:tcBorders>
-            <w:shd w:val="clear" w:color="auto" w:fill="FFFFFF"/>
-            <w:tcMar>
-              <w:top w:w="80" w:type="dxa"/>
-              <w:left w:w="120" w:type="dxa"/>
-              <w:bottom w:w="80" w:type="dxa"/>
-              <w:right w:w="120" w:type="dxa"/>
-            </w:tcMar>
-          </w:tcPr>
-          <w:p/>
+            <w:tcW w:w="1250" w:type="pct"/>
+            <w:tcBorders>
+              <w:top w:val="single" w:sz="1" w:space="0" w:color="AAAAAA"/>
+              <w:left w:val="single" w:sz="1" w:space="0" w:color="AAAAAA"/>
+              <w:bottom w:val="single" w:sz="1" w:space="0" w:color="AAAAAA"/>
+              <w:right w:val="single" w:sz="1" w:space="0" w:color="AAAAAA"/>
+            </w:tcBorders>
+            <w:shd w:val="clear" w:color="auto" w:fill="FFFFFF"/>
+            <w:tcMar>
+              <w:top w:w="80" w:type="dxa"/>
+              <w:left w:w="120" w:type="dxa"/>
+              <w:bottom w:w="80" w:type="dxa"/>
+              <w:right w:w="120" w:type="dxa"/>
+            </w:tcMar>
+            <w:vAlign w:val="center"/>
+          </w:tcPr>
+          <w:p>
+            <w:r>
+              <w:rPr>
+                <w:rFonts w:ascii="Arial" w:hAnsi="Arial"/>
+                <w:sz w:val="17"/>
+              </w:rPr>
+              <w:t>4</w:t>
+            </w:r>
+          </w:p>
+        </w:tc>
+        <w:tc>
+          <w:tcPr>
+            <w:tcW w:w="1250" w:type="pct"/>
+            <w:tcBorders>
+              <w:top w:val="single" w:sz="1" w:space="0" w:color="AAAAAA"/>
+              <w:left w:val="single" w:sz="1" w:space="0" w:color="AAAAAA"/>
+              <w:bottom w:val="single" w:sz="1" w:space="0" w:color="AAAAAA"/>
+              <w:right w:val="single" w:sz="1" w:space="0" w:color="AAAAAA"/>
+            </w:tcBorders>
+            <w:shd w:val="clear" w:color="auto" w:fill="FFFFFF"/>
+            <w:tcMar>
+              <w:top w:w="80" w:type="dxa"/>
+              <w:left w:w="120" w:type="dxa"/>
+              <w:bottom w:w="80" w:type="dxa"/>
+              <w:right w:w="120" w:type="dxa"/>
+            </w:tcMar>
+            <w:vAlign w:val="center"/>
+          </w:tcPr>
+          <w:p>
+            <w:r>
+              <w:rPr>
+                <w:rFonts w:ascii="Arial" w:hAnsi="Arial"/>
+                <w:sz w:val="17"/>
+              </w:rPr>
+              <w:t>1.0000</w:t>
+            </w:r>
+          </w:p>
+        </w:tc>
+        <w:tc>
+          <w:tcPr>
+            <w:tcW w:w="1250" w:type="pct"/>
+            <w:tcBorders>
+              <w:top w:val="single" w:sz="1" w:space="0" w:color="AAAAAA"/>
+              <w:left w:val="single" w:sz="1" w:space="0" w:color="AAAAAA"/>
+              <w:bottom w:val="single" w:sz="1" w:space="0" w:color="AAAAAA"/>
+              <w:right w:val="single" w:sz="1" w:space="0" w:color="AAAAAA"/>
+            </w:tcBorders>
+            <w:shd w:val="clear" w:color="auto" w:fill="FFFFFF"/>
+            <w:tcMar>
+              <w:top w:w="80" w:type="dxa"/>
+              <w:left w:w="120" w:type="dxa"/>
+              <w:bottom w:w="80" w:type="dxa"/>
+              <w:right w:w="120" w:type="dxa"/>
+            </w:tcMar>
+            <w:vAlign w:val="center"/>
+          </w:tcPr>
+          <w:p>
+            <w:r>
+              <w:rPr>
+                <w:rFonts w:ascii="Arial" w:hAnsi="Arial"/>
+                <w:sz w:val="17"/>
+              </w:rPr>
+              <w:t>0.0000</w:t>
+            </w:r>
+          </w:p>
         </w:tc>
       </w:tr>
       <w:tr>
         <w:tc>
           <w:tcPr>
-            <w:tcW w:w="1842" w:type="dxa"/>
+            <w:tcW w:w="1250" w:type="pct"/>
             <w:tcBorders>
               <w:top w:val="single" w:sz="1" w:space="0" w:color="AAAAAA"/>
               <w:left w:val="single" w:sz="1" w:space="0" w:color="AAAAAA"/>
@@ -6106,66 +6957,93 @@
         </w:tc>
         <w:tc>
           <w:tcPr>
-            <w:tcW w:w="3972" w:type="dxa"/>
-            <w:tcBorders>
-              <w:top w:val="single" w:sz="1" w:space="0" w:color="AAAAAA"/>
-              <w:left w:val="single" w:sz="1" w:space="0" w:color="AAAAAA"/>
-              <w:bottom w:val="single" w:sz="1" w:space="0" w:color="AAAAAA"/>
-              <w:right w:val="single" w:sz="1" w:space="0" w:color="AAAAAA"/>
-            </w:tcBorders>
-            <w:shd w:val="clear" w:color="auto" w:fill="FFFFFF"/>
-            <w:tcMar>
-              <w:top w:w="80" w:type="dxa"/>
-              <w:left w:w="120" w:type="dxa"/>
-              <w:bottom w:w="80" w:type="dxa"/>
-              <w:right w:w="120" w:type="dxa"/>
-            </w:tcMar>
-          </w:tcPr>
-          <w:p/>
-        </w:tc>
-        <w:tc>
-          <w:tcPr>
-            <w:tcW w:w="1844" w:type="dxa"/>
-            <w:tcBorders>
-              <w:top w:val="single" w:sz="1" w:space="0" w:color="AAAAAA"/>
-              <w:left w:val="single" w:sz="1" w:space="0" w:color="AAAAAA"/>
-              <w:bottom w:val="single" w:sz="1" w:space="0" w:color="AAAAAA"/>
-              <w:right w:val="single" w:sz="1" w:space="0" w:color="AAAAAA"/>
-            </w:tcBorders>
-            <w:shd w:val="clear" w:color="auto" w:fill="FFFFFF"/>
-            <w:tcMar>
-              <w:top w:w="80" w:type="dxa"/>
-              <w:left w:w="120" w:type="dxa"/>
-              <w:bottom w:w="80" w:type="dxa"/>
-              <w:right w:w="120" w:type="dxa"/>
-            </w:tcMar>
-          </w:tcPr>
-          <w:p/>
-        </w:tc>
-        <w:tc>
-          <w:tcPr>
-            <w:tcW w:w="1702" w:type="dxa"/>
-            <w:tcBorders>
-              <w:top w:val="single" w:sz="1" w:space="0" w:color="AAAAAA"/>
-              <w:left w:val="single" w:sz="1" w:space="0" w:color="AAAAAA"/>
-              <w:bottom w:val="single" w:sz="1" w:space="0" w:color="AAAAAA"/>
-              <w:right w:val="single" w:sz="1" w:space="0" w:color="AAAAAA"/>
-            </w:tcBorders>
-            <w:shd w:val="clear" w:color="auto" w:fill="FFFFFF"/>
-            <w:tcMar>
-              <w:top w:w="80" w:type="dxa"/>
-              <w:left w:w="120" w:type="dxa"/>
-              <w:bottom w:w="80" w:type="dxa"/>
-              <w:right w:w="120" w:type="dxa"/>
-            </w:tcMar>
-          </w:tcPr>
-          <w:p/>
+            <w:tcW w:w="1250" w:type="pct"/>
+            <w:tcBorders>
+              <w:top w:val="single" w:sz="1" w:space="0" w:color="AAAAAA"/>
+              <w:left w:val="single" w:sz="1" w:space="0" w:color="AAAAAA"/>
+              <w:bottom w:val="single" w:sz="1" w:space="0" w:color="AAAAAA"/>
+              <w:right w:val="single" w:sz="1" w:space="0" w:color="AAAAAA"/>
+            </w:tcBorders>
+            <w:shd w:val="clear" w:color="auto" w:fill="FFFFFF"/>
+            <w:tcMar>
+              <w:top w:w="80" w:type="dxa"/>
+              <w:left w:w="120" w:type="dxa"/>
+              <w:bottom w:w="80" w:type="dxa"/>
+              <w:right w:w="120" w:type="dxa"/>
+            </w:tcMar>
+            <w:vAlign w:val="center"/>
+          </w:tcPr>
+          <w:p>
+            <w:r>
+              <w:rPr>
+                <w:rFonts w:ascii="Arial" w:hAnsi="Arial"/>
+                <w:sz w:val="17"/>
+              </w:rPr>
+              <w:t>206</w:t>
+            </w:r>
+          </w:p>
+        </w:tc>
+        <w:tc>
+          <w:tcPr>
+            <w:tcW w:w="1250" w:type="pct"/>
+            <w:tcBorders>
+              <w:top w:val="single" w:sz="1" w:space="0" w:color="AAAAAA"/>
+              <w:left w:val="single" w:sz="1" w:space="0" w:color="AAAAAA"/>
+              <w:bottom w:val="single" w:sz="1" w:space="0" w:color="AAAAAA"/>
+              <w:right w:val="single" w:sz="1" w:space="0" w:color="AAAAAA"/>
+            </w:tcBorders>
+            <w:shd w:val="clear" w:color="auto" w:fill="FFFFFF"/>
+            <w:tcMar>
+              <w:top w:w="80" w:type="dxa"/>
+              <w:left w:w="120" w:type="dxa"/>
+              <w:bottom w:w="80" w:type="dxa"/>
+              <w:right w:w="120" w:type="dxa"/>
+            </w:tcMar>
+            <w:vAlign w:val="center"/>
+          </w:tcPr>
+          <w:p>
+            <w:r>
+              <w:rPr>
+                <w:rFonts w:ascii="Arial" w:hAnsi="Arial"/>
+                <w:sz w:val="17"/>
+              </w:rPr>
+              <w:t>0.7136</w:t>
+            </w:r>
+          </w:p>
+        </w:tc>
+        <w:tc>
+          <w:tcPr>
+            <w:tcW w:w="1250" w:type="pct"/>
+            <w:tcBorders>
+              <w:top w:val="single" w:sz="1" w:space="0" w:color="AAAAAA"/>
+              <w:left w:val="single" w:sz="1" w:space="0" w:color="AAAAAA"/>
+              <w:bottom w:val="single" w:sz="1" w:space="0" w:color="AAAAAA"/>
+              <w:right w:val="single" w:sz="1" w:space="0" w:color="AAAAAA"/>
+            </w:tcBorders>
+            <w:shd w:val="clear" w:color="auto" w:fill="FFFFFF"/>
+            <w:tcMar>
+              <w:top w:w="80" w:type="dxa"/>
+              <w:left w:w="120" w:type="dxa"/>
+              <w:bottom w:w="80" w:type="dxa"/>
+              <w:right w:w="120" w:type="dxa"/>
+            </w:tcMar>
+            <w:vAlign w:val="center"/>
+          </w:tcPr>
+          <w:p>
+            <w:r>
+              <w:rPr>
+                <w:rFonts w:ascii="Arial" w:hAnsi="Arial"/>
+                <w:sz w:val="17"/>
+              </w:rPr>
+              <w:t>0.0007</w:t>
+            </w:r>
+          </w:p>
         </w:tc>
       </w:tr>
       <w:tr>
         <w:tc>
           <w:tcPr>
-            <w:tcW w:w="1842" w:type="dxa"/>
+            <w:tcW w:w="1250" w:type="pct"/>
             <w:tcBorders>
               <w:top w:val="single" w:sz="1" w:space="0" w:color="AAAAAA"/>
               <w:left w:val="single" w:sz="1" w:space="0" w:color="AAAAAA"/>
@@ -6202,66 +7080,93 @@
         </w:tc>
         <w:tc>
           <w:tcPr>
-            <w:tcW w:w="3972" w:type="dxa"/>
-            <w:tcBorders>
-              <w:top w:val="single" w:sz="1" w:space="0" w:color="AAAAAA"/>
-              <w:left w:val="single" w:sz="1" w:space="0" w:color="AAAAAA"/>
-              <w:bottom w:val="single" w:sz="1" w:space="0" w:color="AAAAAA"/>
-              <w:right w:val="single" w:sz="1" w:space="0" w:color="AAAAAA"/>
-            </w:tcBorders>
-            <w:shd w:val="clear" w:color="auto" w:fill="FFFFFF"/>
-            <w:tcMar>
-              <w:top w:w="80" w:type="dxa"/>
-              <w:left w:w="120" w:type="dxa"/>
-              <w:bottom w:w="80" w:type="dxa"/>
-              <w:right w:w="120" w:type="dxa"/>
-            </w:tcMar>
-          </w:tcPr>
-          <w:p/>
-        </w:tc>
-        <w:tc>
-          <w:tcPr>
-            <w:tcW w:w="1844" w:type="dxa"/>
-            <w:tcBorders>
-              <w:top w:val="single" w:sz="1" w:space="0" w:color="AAAAAA"/>
-              <w:left w:val="single" w:sz="1" w:space="0" w:color="AAAAAA"/>
-              <w:bottom w:val="single" w:sz="1" w:space="0" w:color="AAAAAA"/>
-              <w:right w:val="single" w:sz="1" w:space="0" w:color="AAAAAA"/>
-            </w:tcBorders>
-            <w:shd w:val="clear" w:color="auto" w:fill="FFFFFF"/>
-            <w:tcMar>
-              <w:top w:w="80" w:type="dxa"/>
-              <w:left w:w="120" w:type="dxa"/>
-              <w:bottom w:w="80" w:type="dxa"/>
-              <w:right w:w="120" w:type="dxa"/>
-            </w:tcMar>
-          </w:tcPr>
-          <w:p/>
-        </w:tc>
-        <w:tc>
-          <w:tcPr>
-            <w:tcW w:w="1702" w:type="dxa"/>
-            <w:tcBorders>
-              <w:top w:val="single" w:sz="1" w:space="0" w:color="AAAAAA"/>
-              <w:left w:val="single" w:sz="1" w:space="0" w:color="AAAAAA"/>
-              <w:bottom w:val="single" w:sz="1" w:space="0" w:color="AAAAAA"/>
-              <w:right w:val="single" w:sz="1" w:space="0" w:color="AAAAAA"/>
-            </w:tcBorders>
-            <w:shd w:val="clear" w:color="auto" w:fill="FFFFFF"/>
-            <w:tcMar>
-              <w:top w:w="80" w:type="dxa"/>
-              <w:left w:w="120" w:type="dxa"/>
-              <w:bottom w:w="80" w:type="dxa"/>
-              <w:right w:w="120" w:type="dxa"/>
-            </w:tcMar>
-          </w:tcPr>
-          <w:p/>
+            <w:tcW w:w="1250" w:type="pct"/>
+            <w:tcBorders>
+              <w:top w:val="single" w:sz="1" w:space="0" w:color="AAAAAA"/>
+              <w:left w:val="single" w:sz="1" w:space="0" w:color="AAAAAA"/>
+              <w:bottom w:val="single" w:sz="1" w:space="0" w:color="AAAAAA"/>
+              <w:right w:val="single" w:sz="1" w:space="0" w:color="AAAAAA"/>
+            </w:tcBorders>
+            <w:shd w:val="clear" w:color="auto" w:fill="FFFFFF"/>
+            <w:tcMar>
+              <w:top w:w="80" w:type="dxa"/>
+              <w:left w:w="120" w:type="dxa"/>
+              <w:bottom w:w="80" w:type="dxa"/>
+              <w:right w:w="120" w:type="dxa"/>
+            </w:tcMar>
+            <w:vAlign w:val="center"/>
+          </w:tcPr>
+          <w:p>
+            <w:r>
+              <w:rPr>
+                <w:rFonts w:ascii="Arial" w:hAnsi="Arial"/>
+                <w:sz w:val="17"/>
+              </w:rPr>
+              <w:t>143</w:t>
+            </w:r>
+          </w:p>
+        </w:tc>
+        <w:tc>
+          <w:tcPr>
+            <w:tcW w:w="1250" w:type="pct"/>
+            <w:tcBorders>
+              <w:top w:val="single" w:sz="1" w:space="0" w:color="AAAAAA"/>
+              <w:left w:val="single" w:sz="1" w:space="0" w:color="AAAAAA"/>
+              <w:bottom w:val="single" w:sz="1" w:space="0" w:color="AAAAAA"/>
+              <w:right w:val="single" w:sz="1" w:space="0" w:color="AAAAAA"/>
+            </w:tcBorders>
+            <w:shd w:val="clear" w:color="auto" w:fill="FFFFFF"/>
+            <w:tcMar>
+              <w:top w:w="80" w:type="dxa"/>
+              <w:left w:w="120" w:type="dxa"/>
+              <w:bottom w:w="80" w:type="dxa"/>
+              <w:right w:w="120" w:type="dxa"/>
+            </w:tcMar>
+            <w:vAlign w:val="center"/>
+          </w:tcPr>
+          <w:p>
+            <w:r>
+              <w:rPr>
+                <w:rFonts w:ascii="Arial" w:hAnsi="Arial"/>
+                <w:sz w:val="17"/>
+              </w:rPr>
+              <w:t>0.6853</w:t>
+            </w:r>
+          </w:p>
+        </w:tc>
+        <w:tc>
+          <w:tcPr>
+            <w:tcW w:w="1250" w:type="pct"/>
+            <w:tcBorders>
+              <w:top w:val="single" w:sz="1" w:space="0" w:color="AAAAAA"/>
+              <w:left w:val="single" w:sz="1" w:space="0" w:color="AAAAAA"/>
+              <w:bottom w:val="single" w:sz="1" w:space="0" w:color="AAAAAA"/>
+              <w:right w:val="single" w:sz="1" w:space="0" w:color="AAAAAA"/>
+            </w:tcBorders>
+            <w:shd w:val="clear" w:color="auto" w:fill="FFFFFF"/>
+            <w:tcMar>
+              <w:top w:w="80" w:type="dxa"/>
+              <w:left w:w="120" w:type="dxa"/>
+              <w:bottom w:w="80" w:type="dxa"/>
+              <w:right w:w="120" w:type="dxa"/>
+            </w:tcMar>
+            <w:vAlign w:val="center"/>
+          </w:tcPr>
+          <w:p>
+            <w:r>
+              <w:rPr>
+                <w:rFonts w:ascii="Arial" w:hAnsi="Arial"/>
+                <w:sz w:val="17"/>
+              </w:rPr>
+              <w:t>0.0005</w:t>
+            </w:r>
+          </w:p>
         </w:tc>
       </w:tr>
       <w:tr>
         <w:tc>
           <w:tcPr>
-            <w:tcW w:w="1842" w:type="dxa"/>
+            <w:tcW w:w="1250" w:type="pct"/>
             <w:tcBorders>
               <w:top w:val="single" w:sz="1" w:space="0" w:color="AAAAAA"/>
               <w:left w:val="single" w:sz="1" w:space="0" w:color="AAAAAA"/>
@@ -6292,72 +7197,100 @@
                 <w:sz w:val="20"/>
                 <w:szCs w:val="20"/>
               </w:rPr>
+              <w:lastRenderedPageBreak/>
               <w:t>Ransomware</w:t>
             </w:r>
           </w:p>
         </w:tc>
         <w:tc>
           <w:tcPr>
-            <w:tcW w:w="3972" w:type="dxa"/>
-            <w:tcBorders>
-              <w:top w:val="single" w:sz="1" w:space="0" w:color="AAAAAA"/>
-              <w:left w:val="single" w:sz="1" w:space="0" w:color="AAAAAA"/>
-              <w:bottom w:val="single" w:sz="1" w:space="0" w:color="AAAAAA"/>
-              <w:right w:val="single" w:sz="1" w:space="0" w:color="AAAAAA"/>
-            </w:tcBorders>
-            <w:shd w:val="clear" w:color="auto" w:fill="FFFFFF"/>
-            <w:tcMar>
-              <w:top w:w="80" w:type="dxa"/>
-              <w:left w:w="120" w:type="dxa"/>
-              <w:bottom w:w="80" w:type="dxa"/>
-              <w:right w:w="120" w:type="dxa"/>
-            </w:tcMar>
-          </w:tcPr>
-          <w:p/>
-        </w:tc>
-        <w:tc>
-          <w:tcPr>
-            <w:tcW w:w="1844" w:type="dxa"/>
-            <w:tcBorders>
-              <w:top w:val="single" w:sz="1" w:space="0" w:color="AAAAAA"/>
-              <w:left w:val="single" w:sz="1" w:space="0" w:color="AAAAAA"/>
-              <w:bottom w:val="single" w:sz="1" w:space="0" w:color="AAAAAA"/>
-              <w:right w:val="single" w:sz="1" w:space="0" w:color="AAAAAA"/>
-            </w:tcBorders>
-            <w:shd w:val="clear" w:color="auto" w:fill="FFFFFF"/>
-            <w:tcMar>
-              <w:top w:w="80" w:type="dxa"/>
-              <w:left w:w="120" w:type="dxa"/>
-              <w:bottom w:w="80" w:type="dxa"/>
-              <w:right w:w="120" w:type="dxa"/>
-            </w:tcMar>
-          </w:tcPr>
-          <w:p/>
-        </w:tc>
-        <w:tc>
-          <w:tcPr>
-            <w:tcW w:w="1702" w:type="dxa"/>
-            <w:tcBorders>
-              <w:top w:val="single" w:sz="1" w:space="0" w:color="AAAAAA"/>
-              <w:left w:val="single" w:sz="1" w:space="0" w:color="AAAAAA"/>
-              <w:bottom w:val="single" w:sz="1" w:space="0" w:color="AAAAAA"/>
-              <w:right w:val="single" w:sz="1" w:space="0" w:color="AAAAAA"/>
-            </w:tcBorders>
-            <w:shd w:val="clear" w:color="auto" w:fill="FFFFFF"/>
-            <w:tcMar>
-              <w:top w:w="80" w:type="dxa"/>
-              <w:left w:w="120" w:type="dxa"/>
-              <w:bottom w:w="80" w:type="dxa"/>
-              <w:right w:w="120" w:type="dxa"/>
-            </w:tcMar>
-          </w:tcPr>
-          <w:p/>
+            <w:tcW w:w="1250" w:type="pct"/>
+            <w:tcBorders>
+              <w:top w:val="single" w:sz="1" w:space="0" w:color="AAAAAA"/>
+              <w:left w:val="single" w:sz="1" w:space="0" w:color="AAAAAA"/>
+              <w:bottom w:val="single" w:sz="1" w:space="0" w:color="AAAAAA"/>
+              <w:right w:val="single" w:sz="1" w:space="0" w:color="AAAAAA"/>
+            </w:tcBorders>
+            <w:shd w:val="clear" w:color="auto" w:fill="FFFFFF"/>
+            <w:tcMar>
+              <w:top w:w="80" w:type="dxa"/>
+              <w:left w:w="120" w:type="dxa"/>
+              <w:bottom w:w="80" w:type="dxa"/>
+              <w:right w:w="120" w:type="dxa"/>
+            </w:tcMar>
+            <w:vAlign w:val="center"/>
+          </w:tcPr>
+          <w:p>
+            <w:r>
+              <w:rPr>
+                <w:rFonts w:ascii="Arial" w:hAnsi="Arial"/>
+                <w:sz w:val="17"/>
+              </w:rPr>
+              <w:t>2</w:t>
+            </w:r>
+          </w:p>
+        </w:tc>
+        <w:tc>
+          <w:tcPr>
+            <w:tcW w:w="1250" w:type="pct"/>
+            <w:tcBorders>
+              <w:top w:val="single" w:sz="1" w:space="0" w:color="AAAAAA"/>
+              <w:left w:val="single" w:sz="1" w:space="0" w:color="AAAAAA"/>
+              <w:bottom w:val="single" w:sz="1" w:space="0" w:color="AAAAAA"/>
+              <w:right w:val="single" w:sz="1" w:space="0" w:color="AAAAAA"/>
+            </w:tcBorders>
+            <w:shd w:val="clear" w:color="auto" w:fill="FFFFFF"/>
+            <w:tcMar>
+              <w:top w:w="80" w:type="dxa"/>
+              <w:left w:w="120" w:type="dxa"/>
+              <w:bottom w:w="80" w:type="dxa"/>
+              <w:right w:w="120" w:type="dxa"/>
+            </w:tcMar>
+            <w:vAlign w:val="center"/>
+          </w:tcPr>
+          <w:p>
+            <w:r>
+              <w:rPr>
+                <w:rFonts w:ascii="Arial" w:hAnsi="Arial"/>
+                <w:sz w:val="17"/>
+              </w:rPr>
+              <w:t>1.0000</w:t>
+            </w:r>
+          </w:p>
+        </w:tc>
+        <w:tc>
+          <w:tcPr>
+            <w:tcW w:w="1250" w:type="pct"/>
+            <w:tcBorders>
+              <w:top w:val="single" w:sz="1" w:space="0" w:color="AAAAAA"/>
+              <w:left w:val="single" w:sz="1" w:space="0" w:color="AAAAAA"/>
+              <w:bottom w:val="single" w:sz="1" w:space="0" w:color="AAAAAA"/>
+              <w:right w:val="single" w:sz="1" w:space="0" w:color="AAAAAA"/>
+            </w:tcBorders>
+            <w:shd w:val="clear" w:color="auto" w:fill="FFFFFF"/>
+            <w:tcMar>
+              <w:top w:w="80" w:type="dxa"/>
+              <w:left w:w="120" w:type="dxa"/>
+              <w:bottom w:w="80" w:type="dxa"/>
+              <w:right w:w="120" w:type="dxa"/>
+            </w:tcMar>
+            <w:vAlign w:val="center"/>
+          </w:tcPr>
+          <w:p>
+            <w:r>
+              <w:rPr>
+                <w:rFonts w:ascii="Arial" w:hAnsi="Arial"/>
+                <w:sz w:val="17"/>
+              </w:rPr>
+              <w:t>0.0000</w:t>
+            </w:r>
+          </w:p>
         </w:tc>
       </w:tr>
       <w:tr>
         <w:tc>
           <w:tcPr>
-            <w:tcW w:w="1842" w:type="dxa"/>
+            <w:tcW w:w="1250" w:type="pct"/>
             <w:tcBorders>
               <w:top w:val="single" w:sz="1" w:space="0" w:color="AAAAAA"/>
               <w:left w:val="single" w:sz="1" w:space="0" w:color="AAAAAA"/>
@@ -6394,66 +7327,93 @@
         </w:tc>
         <w:tc>
           <w:tcPr>
-            <w:tcW w:w="3972" w:type="dxa"/>
-            <w:tcBorders>
-              <w:top w:val="single" w:sz="1" w:space="0" w:color="AAAAAA"/>
-              <w:left w:val="single" w:sz="1" w:space="0" w:color="AAAAAA"/>
-              <w:bottom w:val="single" w:sz="1" w:space="0" w:color="AAAAAA"/>
-              <w:right w:val="single" w:sz="1" w:space="0" w:color="AAAAAA"/>
-            </w:tcBorders>
-            <w:shd w:val="clear" w:color="auto" w:fill="FFFFFF"/>
-            <w:tcMar>
-              <w:top w:w="80" w:type="dxa"/>
-              <w:left w:w="120" w:type="dxa"/>
-              <w:bottom w:w="80" w:type="dxa"/>
-              <w:right w:w="120" w:type="dxa"/>
-            </w:tcMar>
-          </w:tcPr>
-          <w:p/>
-        </w:tc>
-        <w:tc>
-          <w:tcPr>
-            <w:tcW w:w="1844" w:type="dxa"/>
-            <w:tcBorders>
-              <w:top w:val="single" w:sz="1" w:space="0" w:color="AAAAAA"/>
-              <w:left w:val="single" w:sz="1" w:space="0" w:color="AAAAAA"/>
-              <w:bottom w:val="single" w:sz="1" w:space="0" w:color="AAAAAA"/>
-              <w:right w:val="single" w:sz="1" w:space="0" w:color="AAAAAA"/>
-            </w:tcBorders>
-            <w:shd w:val="clear" w:color="auto" w:fill="FFFFFF"/>
-            <w:tcMar>
-              <w:top w:w="80" w:type="dxa"/>
-              <w:left w:w="120" w:type="dxa"/>
-              <w:bottom w:w="80" w:type="dxa"/>
-              <w:right w:w="120" w:type="dxa"/>
-            </w:tcMar>
-          </w:tcPr>
-          <w:p/>
-        </w:tc>
-        <w:tc>
-          <w:tcPr>
-            <w:tcW w:w="1702" w:type="dxa"/>
-            <w:tcBorders>
-              <w:top w:val="single" w:sz="1" w:space="0" w:color="AAAAAA"/>
-              <w:left w:val="single" w:sz="1" w:space="0" w:color="AAAAAA"/>
-              <w:bottom w:val="single" w:sz="1" w:space="0" w:color="AAAAAA"/>
-              <w:right w:val="single" w:sz="1" w:space="0" w:color="AAAAAA"/>
-            </w:tcBorders>
-            <w:shd w:val="clear" w:color="auto" w:fill="FFFFFF"/>
-            <w:tcMar>
-              <w:top w:w="80" w:type="dxa"/>
-              <w:left w:w="120" w:type="dxa"/>
-              <w:bottom w:w="80" w:type="dxa"/>
-              <w:right w:w="120" w:type="dxa"/>
-            </w:tcMar>
-          </w:tcPr>
-          <w:p/>
+            <w:tcW w:w="1250" w:type="pct"/>
+            <w:tcBorders>
+              <w:top w:val="single" w:sz="1" w:space="0" w:color="AAAAAA"/>
+              <w:left w:val="single" w:sz="1" w:space="0" w:color="AAAAAA"/>
+              <w:bottom w:val="single" w:sz="1" w:space="0" w:color="AAAAAA"/>
+              <w:right w:val="single" w:sz="1" w:space="0" w:color="AAAAAA"/>
+            </w:tcBorders>
+            <w:shd w:val="clear" w:color="auto" w:fill="FFFFFF"/>
+            <w:tcMar>
+              <w:top w:w="80" w:type="dxa"/>
+              <w:left w:w="120" w:type="dxa"/>
+              <w:bottom w:w="80" w:type="dxa"/>
+              <w:right w:w="120" w:type="dxa"/>
+            </w:tcMar>
+            <w:vAlign w:val="center"/>
+          </w:tcPr>
+          <w:p>
+            <w:r>
+              <w:rPr>
+                <w:rFonts w:ascii="Arial" w:hAnsi="Arial"/>
+                <w:sz w:val="17"/>
+              </w:rPr>
+              <w:t>90</w:t>
+            </w:r>
+          </w:p>
+        </w:tc>
+        <w:tc>
+          <w:tcPr>
+            <w:tcW w:w="1250" w:type="pct"/>
+            <w:tcBorders>
+              <w:top w:val="single" w:sz="1" w:space="0" w:color="AAAAAA"/>
+              <w:left w:val="single" w:sz="1" w:space="0" w:color="AAAAAA"/>
+              <w:bottom w:val="single" w:sz="1" w:space="0" w:color="AAAAAA"/>
+              <w:right w:val="single" w:sz="1" w:space="0" w:color="AAAAAA"/>
+            </w:tcBorders>
+            <w:shd w:val="clear" w:color="auto" w:fill="FFFFFF"/>
+            <w:tcMar>
+              <w:top w:w="80" w:type="dxa"/>
+              <w:left w:w="120" w:type="dxa"/>
+              <w:bottom w:w="80" w:type="dxa"/>
+              <w:right w:w="120" w:type="dxa"/>
+            </w:tcMar>
+            <w:vAlign w:val="center"/>
+          </w:tcPr>
+          <w:p>
+            <w:r>
+              <w:rPr>
+                <w:rFonts w:ascii="Arial" w:hAnsi="Arial"/>
+                <w:sz w:val="17"/>
+              </w:rPr>
+              <w:t>0.7778</w:t>
+            </w:r>
+          </w:p>
+        </w:tc>
+        <w:tc>
+          <w:tcPr>
+            <w:tcW w:w="1250" w:type="pct"/>
+            <w:tcBorders>
+              <w:top w:val="single" w:sz="1" w:space="0" w:color="AAAAAA"/>
+              <w:left w:val="single" w:sz="1" w:space="0" w:color="AAAAAA"/>
+              <w:bottom w:val="single" w:sz="1" w:space="0" w:color="AAAAAA"/>
+              <w:right w:val="single" w:sz="1" w:space="0" w:color="AAAAAA"/>
+            </w:tcBorders>
+            <w:shd w:val="clear" w:color="auto" w:fill="FFFFFF"/>
+            <w:tcMar>
+              <w:top w:w="80" w:type="dxa"/>
+              <w:left w:w="120" w:type="dxa"/>
+              <w:bottom w:w="80" w:type="dxa"/>
+              <w:right w:w="120" w:type="dxa"/>
+            </w:tcMar>
+            <w:vAlign w:val="center"/>
+          </w:tcPr>
+          <w:p>
+            <w:r>
+              <w:rPr>
+                <w:rFonts w:ascii="Arial" w:hAnsi="Arial"/>
+                <w:sz w:val="17"/>
+              </w:rPr>
+              <w:t>0.0003</w:t>
+            </w:r>
+          </w:p>
         </w:tc>
       </w:tr>
       <w:tr>
         <w:tc>
           <w:tcPr>
-            <w:tcW w:w="1842" w:type="dxa"/>
+            <w:tcW w:w="1250" w:type="pct"/>
             <w:tcBorders>
               <w:top w:val="single" w:sz="1" w:space="0" w:color="AAAAAA"/>
               <w:left w:val="single" w:sz="1" w:space="0" w:color="AAAAAA"/>
@@ -6490,66 +7450,93 @@
         </w:tc>
         <w:tc>
           <w:tcPr>
-            <w:tcW w:w="3972" w:type="dxa"/>
-            <w:tcBorders>
-              <w:top w:val="single" w:sz="1" w:space="0" w:color="AAAAAA"/>
-              <w:left w:val="single" w:sz="1" w:space="0" w:color="AAAAAA"/>
-              <w:bottom w:val="single" w:sz="1" w:space="0" w:color="AAAAAA"/>
-              <w:right w:val="single" w:sz="1" w:space="0" w:color="AAAAAA"/>
-            </w:tcBorders>
-            <w:shd w:val="clear" w:color="auto" w:fill="FFFFFF"/>
-            <w:tcMar>
-              <w:top w:w="80" w:type="dxa"/>
-              <w:left w:w="120" w:type="dxa"/>
-              <w:bottom w:w="80" w:type="dxa"/>
-              <w:right w:w="120" w:type="dxa"/>
-            </w:tcMar>
-          </w:tcPr>
-          <w:p/>
-        </w:tc>
-        <w:tc>
-          <w:tcPr>
-            <w:tcW w:w="1844" w:type="dxa"/>
-            <w:tcBorders>
-              <w:top w:val="single" w:sz="1" w:space="0" w:color="AAAAAA"/>
-              <w:left w:val="single" w:sz="1" w:space="0" w:color="AAAAAA"/>
-              <w:bottom w:val="single" w:sz="1" w:space="0" w:color="AAAAAA"/>
-              <w:right w:val="single" w:sz="1" w:space="0" w:color="AAAAAA"/>
-            </w:tcBorders>
-            <w:shd w:val="clear" w:color="auto" w:fill="FFFFFF"/>
-            <w:tcMar>
-              <w:top w:w="80" w:type="dxa"/>
-              <w:left w:w="120" w:type="dxa"/>
-              <w:bottom w:w="80" w:type="dxa"/>
-              <w:right w:w="120" w:type="dxa"/>
-            </w:tcMar>
-          </w:tcPr>
-          <w:p/>
-        </w:tc>
-        <w:tc>
-          <w:tcPr>
-            <w:tcW w:w="1702" w:type="dxa"/>
-            <w:tcBorders>
-              <w:top w:val="single" w:sz="1" w:space="0" w:color="AAAAAA"/>
-              <w:left w:val="single" w:sz="1" w:space="0" w:color="AAAAAA"/>
-              <w:bottom w:val="single" w:sz="1" w:space="0" w:color="AAAAAA"/>
-              <w:right w:val="single" w:sz="1" w:space="0" w:color="AAAAAA"/>
-            </w:tcBorders>
-            <w:shd w:val="clear" w:color="auto" w:fill="FFFFFF"/>
-            <w:tcMar>
-              <w:top w:w="80" w:type="dxa"/>
-              <w:left w:w="120" w:type="dxa"/>
-              <w:bottom w:w="80" w:type="dxa"/>
-              <w:right w:w="120" w:type="dxa"/>
-            </w:tcMar>
-          </w:tcPr>
-          <w:p/>
+            <w:tcW w:w="1250" w:type="pct"/>
+            <w:tcBorders>
+              <w:top w:val="single" w:sz="1" w:space="0" w:color="AAAAAA"/>
+              <w:left w:val="single" w:sz="1" w:space="0" w:color="AAAAAA"/>
+              <w:bottom w:val="single" w:sz="1" w:space="0" w:color="AAAAAA"/>
+              <w:right w:val="single" w:sz="1" w:space="0" w:color="AAAAAA"/>
+            </w:tcBorders>
+            <w:shd w:val="clear" w:color="auto" w:fill="FFFFFF"/>
+            <w:tcMar>
+              <w:top w:w="80" w:type="dxa"/>
+              <w:left w:w="120" w:type="dxa"/>
+              <w:bottom w:w="80" w:type="dxa"/>
+              <w:right w:w="120" w:type="dxa"/>
+            </w:tcMar>
+            <w:vAlign w:val="center"/>
+          </w:tcPr>
+          <w:p>
+            <w:r>
+              <w:rPr>
+                <w:rFonts w:ascii="Arial" w:hAnsi="Arial"/>
+                <w:sz w:val="17"/>
+              </w:rPr>
+              <w:t>3</w:t>
+            </w:r>
+          </w:p>
+        </w:tc>
+        <w:tc>
+          <w:tcPr>
+            <w:tcW w:w="1250" w:type="pct"/>
+            <w:tcBorders>
+              <w:top w:val="single" w:sz="1" w:space="0" w:color="AAAAAA"/>
+              <w:left w:val="single" w:sz="1" w:space="0" w:color="AAAAAA"/>
+              <w:bottom w:val="single" w:sz="1" w:space="0" w:color="AAAAAA"/>
+              <w:right w:val="single" w:sz="1" w:space="0" w:color="AAAAAA"/>
+            </w:tcBorders>
+            <w:shd w:val="clear" w:color="auto" w:fill="FFFFFF"/>
+            <w:tcMar>
+              <w:top w:w="80" w:type="dxa"/>
+              <w:left w:w="120" w:type="dxa"/>
+              <w:bottom w:w="80" w:type="dxa"/>
+              <w:right w:w="120" w:type="dxa"/>
+            </w:tcMar>
+            <w:vAlign w:val="center"/>
+          </w:tcPr>
+          <w:p>
+            <w:r>
+              <w:rPr>
+                <w:rFonts w:ascii="Arial" w:hAnsi="Arial"/>
+                <w:sz w:val="17"/>
+              </w:rPr>
+              <w:t>0.0000</w:t>
+            </w:r>
+          </w:p>
+        </w:tc>
+        <w:tc>
+          <w:tcPr>
+            <w:tcW w:w="1250" w:type="pct"/>
+            <w:tcBorders>
+              <w:top w:val="single" w:sz="1" w:space="0" w:color="AAAAAA"/>
+              <w:left w:val="single" w:sz="1" w:space="0" w:color="AAAAAA"/>
+              <w:bottom w:val="single" w:sz="1" w:space="0" w:color="AAAAAA"/>
+              <w:right w:val="single" w:sz="1" w:space="0" w:color="AAAAAA"/>
+            </w:tcBorders>
+            <w:shd w:val="clear" w:color="auto" w:fill="FFFFFF"/>
+            <w:tcMar>
+              <w:top w:w="80" w:type="dxa"/>
+              <w:left w:w="120" w:type="dxa"/>
+              <w:bottom w:w="80" w:type="dxa"/>
+              <w:right w:w="120" w:type="dxa"/>
+            </w:tcMar>
+            <w:vAlign w:val="center"/>
+          </w:tcPr>
+          <w:p>
+            <w:r>
+              <w:rPr>
+                <w:rFonts w:ascii="Arial" w:hAnsi="Arial"/>
+                <w:sz w:val="17"/>
+              </w:rPr>
+              <w:t>0.0000</w:t>
+            </w:r>
+          </w:p>
         </w:tc>
       </w:tr>
       <w:tr>
         <w:tc>
           <w:tcPr>
-            <w:tcW w:w="1842" w:type="dxa"/>
+            <w:tcW w:w="1250" w:type="pct"/>
             <w:tcBorders>
               <w:top w:val="single" w:sz="1" w:space="0" w:color="AAAAAA"/>
               <w:left w:val="single" w:sz="1" w:space="0" w:color="AAAAAA"/>
@@ -6586,66 +7573,93 @@
         </w:tc>
         <w:tc>
           <w:tcPr>
-            <w:tcW w:w="3972" w:type="dxa"/>
-            <w:tcBorders>
-              <w:top w:val="single" w:sz="1" w:space="0" w:color="AAAAAA"/>
-              <w:left w:val="single" w:sz="1" w:space="0" w:color="AAAAAA"/>
-              <w:bottom w:val="single" w:sz="1" w:space="0" w:color="AAAAAA"/>
-              <w:right w:val="single" w:sz="1" w:space="0" w:color="AAAAAA"/>
-            </w:tcBorders>
-            <w:shd w:val="clear" w:color="auto" w:fill="FFFFFF"/>
-            <w:tcMar>
-              <w:top w:w="80" w:type="dxa"/>
-              <w:left w:w="120" w:type="dxa"/>
-              <w:bottom w:w="80" w:type="dxa"/>
-              <w:right w:w="120" w:type="dxa"/>
-            </w:tcMar>
-          </w:tcPr>
-          <w:p/>
-        </w:tc>
-        <w:tc>
-          <w:tcPr>
-            <w:tcW w:w="1844" w:type="dxa"/>
-            <w:tcBorders>
-              <w:top w:val="single" w:sz="1" w:space="0" w:color="AAAAAA"/>
-              <w:left w:val="single" w:sz="1" w:space="0" w:color="AAAAAA"/>
-              <w:bottom w:val="single" w:sz="1" w:space="0" w:color="AAAAAA"/>
-              <w:right w:val="single" w:sz="1" w:space="0" w:color="AAAAAA"/>
-            </w:tcBorders>
-            <w:shd w:val="clear" w:color="auto" w:fill="FFFFFF"/>
-            <w:tcMar>
-              <w:top w:w="80" w:type="dxa"/>
-              <w:left w:w="120" w:type="dxa"/>
-              <w:bottom w:w="80" w:type="dxa"/>
-              <w:right w:w="120" w:type="dxa"/>
-            </w:tcMar>
-          </w:tcPr>
-          <w:p/>
-        </w:tc>
-        <w:tc>
-          <w:tcPr>
-            <w:tcW w:w="1702" w:type="dxa"/>
-            <w:tcBorders>
-              <w:top w:val="single" w:sz="1" w:space="0" w:color="AAAAAA"/>
-              <w:left w:val="single" w:sz="1" w:space="0" w:color="AAAAAA"/>
-              <w:bottom w:val="single" w:sz="1" w:space="0" w:color="AAAAAA"/>
-              <w:right w:val="single" w:sz="1" w:space="0" w:color="AAAAAA"/>
-            </w:tcBorders>
-            <w:shd w:val="clear" w:color="auto" w:fill="FFFFFF"/>
-            <w:tcMar>
-              <w:top w:w="80" w:type="dxa"/>
-              <w:left w:w="120" w:type="dxa"/>
-              <w:bottom w:w="80" w:type="dxa"/>
-              <w:right w:w="120" w:type="dxa"/>
-            </w:tcMar>
-          </w:tcPr>
-          <w:p/>
+            <w:tcW w:w="1250" w:type="pct"/>
+            <w:tcBorders>
+              <w:top w:val="single" w:sz="1" w:space="0" w:color="AAAAAA"/>
+              <w:left w:val="single" w:sz="1" w:space="0" w:color="AAAAAA"/>
+              <w:bottom w:val="single" w:sz="1" w:space="0" w:color="AAAAAA"/>
+              <w:right w:val="single" w:sz="1" w:space="0" w:color="AAAAAA"/>
+            </w:tcBorders>
+            <w:shd w:val="clear" w:color="auto" w:fill="FFFFFF"/>
+            <w:tcMar>
+              <w:top w:w="80" w:type="dxa"/>
+              <w:left w:w="120" w:type="dxa"/>
+              <w:bottom w:w="80" w:type="dxa"/>
+              <w:right w:w="120" w:type="dxa"/>
+            </w:tcMar>
+            <w:vAlign w:val="center"/>
+          </w:tcPr>
+          <w:p>
+            <w:r>
+              <w:rPr>
+                <w:rFonts w:ascii="Arial" w:hAnsi="Arial"/>
+                <w:sz w:val="17"/>
+              </w:rPr>
+              <w:t>6</w:t>
+            </w:r>
+          </w:p>
+        </w:tc>
+        <w:tc>
+          <w:tcPr>
+            <w:tcW w:w="1250" w:type="pct"/>
+            <w:tcBorders>
+              <w:top w:val="single" w:sz="1" w:space="0" w:color="AAAAAA"/>
+              <w:left w:val="single" w:sz="1" w:space="0" w:color="AAAAAA"/>
+              <w:bottom w:val="single" w:sz="1" w:space="0" w:color="AAAAAA"/>
+              <w:right w:val="single" w:sz="1" w:space="0" w:color="AAAAAA"/>
+            </w:tcBorders>
+            <w:shd w:val="clear" w:color="auto" w:fill="FFFFFF"/>
+            <w:tcMar>
+              <w:top w:w="80" w:type="dxa"/>
+              <w:left w:w="120" w:type="dxa"/>
+              <w:bottom w:w="80" w:type="dxa"/>
+              <w:right w:w="120" w:type="dxa"/>
+            </w:tcMar>
+            <w:vAlign w:val="center"/>
+          </w:tcPr>
+          <w:p>
+            <w:r>
+              <w:rPr>
+                <w:rFonts w:ascii="Arial" w:hAnsi="Arial"/>
+                <w:sz w:val="17"/>
+              </w:rPr>
+              <w:t>0.3333</w:t>
+            </w:r>
+          </w:p>
+        </w:tc>
+        <w:tc>
+          <w:tcPr>
+            <w:tcW w:w="1250" w:type="pct"/>
+            <w:tcBorders>
+              <w:top w:val="single" w:sz="1" w:space="0" w:color="AAAAAA"/>
+              <w:left w:val="single" w:sz="1" w:space="0" w:color="AAAAAA"/>
+              <w:bottom w:val="single" w:sz="1" w:space="0" w:color="AAAAAA"/>
+              <w:right w:val="single" w:sz="1" w:space="0" w:color="AAAAAA"/>
+            </w:tcBorders>
+            <w:shd w:val="clear" w:color="auto" w:fill="FFFFFF"/>
+            <w:tcMar>
+              <w:top w:w="80" w:type="dxa"/>
+              <w:left w:w="120" w:type="dxa"/>
+              <w:bottom w:w="80" w:type="dxa"/>
+              <w:right w:w="120" w:type="dxa"/>
+            </w:tcMar>
+            <w:vAlign w:val="center"/>
+          </w:tcPr>
+          <w:p>
+            <w:r>
+              <w:rPr>
+                <w:rFonts w:ascii="Arial" w:hAnsi="Arial"/>
+                <w:sz w:val="17"/>
+              </w:rPr>
+              <w:t>0.0000</w:t>
+            </w:r>
+          </w:p>
         </w:tc>
       </w:tr>
       <w:tr>
         <w:tc>
           <w:tcPr>
-            <w:tcW w:w="1842" w:type="dxa"/>
+            <w:tcW w:w="1250" w:type="pct"/>
             <w:tcBorders>
               <w:top w:val="single" w:sz="1" w:space="0" w:color="AAAAAA"/>
               <w:left w:val="single" w:sz="1" w:space="0" w:color="AAAAAA"/>
@@ -6682,66 +7696,93 @@
         </w:tc>
         <w:tc>
           <w:tcPr>
-            <w:tcW w:w="3972" w:type="dxa"/>
-            <w:tcBorders>
-              <w:top w:val="single" w:sz="1" w:space="0" w:color="AAAAAA"/>
-              <w:left w:val="single" w:sz="1" w:space="0" w:color="AAAAAA"/>
-              <w:bottom w:val="single" w:sz="1" w:space="0" w:color="AAAAAA"/>
-              <w:right w:val="single" w:sz="1" w:space="0" w:color="AAAAAA"/>
-            </w:tcBorders>
-            <w:shd w:val="clear" w:color="auto" w:fill="FFFFFF"/>
-            <w:tcMar>
-              <w:top w:w="80" w:type="dxa"/>
-              <w:left w:w="120" w:type="dxa"/>
-              <w:bottom w:w="80" w:type="dxa"/>
-              <w:right w:w="120" w:type="dxa"/>
-            </w:tcMar>
-          </w:tcPr>
-          <w:p/>
-        </w:tc>
-        <w:tc>
-          <w:tcPr>
-            <w:tcW w:w="1844" w:type="dxa"/>
-            <w:tcBorders>
-              <w:top w:val="single" w:sz="1" w:space="0" w:color="AAAAAA"/>
-              <w:left w:val="single" w:sz="1" w:space="0" w:color="AAAAAA"/>
-              <w:bottom w:val="single" w:sz="1" w:space="0" w:color="AAAAAA"/>
-              <w:right w:val="single" w:sz="1" w:space="0" w:color="AAAAAA"/>
-            </w:tcBorders>
-            <w:shd w:val="clear" w:color="auto" w:fill="FFFFFF"/>
-            <w:tcMar>
-              <w:top w:w="80" w:type="dxa"/>
-              <w:left w:w="120" w:type="dxa"/>
-              <w:bottom w:w="80" w:type="dxa"/>
-              <w:right w:w="120" w:type="dxa"/>
-            </w:tcMar>
-          </w:tcPr>
-          <w:p/>
-        </w:tc>
-        <w:tc>
-          <w:tcPr>
-            <w:tcW w:w="1702" w:type="dxa"/>
-            <w:tcBorders>
-              <w:top w:val="single" w:sz="1" w:space="0" w:color="AAAAAA"/>
-              <w:left w:val="single" w:sz="1" w:space="0" w:color="AAAAAA"/>
-              <w:bottom w:val="single" w:sz="1" w:space="0" w:color="AAAAAA"/>
-              <w:right w:val="single" w:sz="1" w:space="0" w:color="AAAAAA"/>
-            </w:tcBorders>
-            <w:shd w:val="clear" w:color="auto" w:fill="FFFFFF"/>
-            <w:tcMar>
-              <w:top w:w="80" w:type="dxa"/>
-              <w:left w:w="120" w:type="dxa"/>
-              <w:bottom w:w="80" w:type="dxa"/>
-              <w:right w:w="120" w:type="dxa"/>
-            </w:tcMar>
-          </w:tcPr>
-          <w:p/>
+            <w:tcW w:w="1250" w:type="pct"/>
+            <w:tcBorders>
+              <w:top w:val="single" w:sz="1" w:space="0" w:color="AAAAAA"/>
+              <w:left w:val="single" w:sz="1" w:space="0" w:color="AAAAAA"/>
+              <w:bottom w:val="single" w:sz="1" w:space="0" w:color="AAAAAA"/>
+              <w:right w:val="single" w:sz="1" w:space="0" w:color="AAAAAA"/>
+            </w:tcBorders>
+            <w:shd w:val="clear" w:color="auto" w:fill="FFFFFF"/>
+            <w:tcMar>
+              <w:top w:w="80" w:type="dxa"/>
+              <w:left w:w="120" w:type="dxa"/>
+              <w:bottom w:w="80" w:type="dxa"/>
+              <w:right w:w="120" w:type="dxa"/>
+            </w:tcMar>
+            <w:vAlign w:val="center"/>
+          </w:tcPr>
+          <w:p>
+            <w:r>
+              <w:rPr>
+                <w:rFonts w:ascii="Arial" w:hAnsi="Arial"/>
+                <w:sz w:val="17"/>
+              </w:rPr>
+              <w:t>164</w:t>
+            </w:r>
+          </w:p>
+        </w:tc>
+        <w:tc>
+          <w:tcPr>
+            <w:tcW w:w="1250" w:type="pct"/>
+            <w:tcBorders>
+              <w:top w:val="single" w:sz="1" w:space="0" w:color="AAAAAA"/>
+              <w:left w:val="single" w:sz="1" w:space="0" w:color="AAAAAA"/>
+              <w:bottom w:val="single" w:sz="1" w:space="0" w:color="AAAAAA"/>
+              <w:right w:val="single" w:sz="1" w:space="0" w:color="AAAAAA"/>
+            </w:tcBorders>
+            <w:shd w:val="clear" w:color="auto" w:fill="FFFFFF"/>
+            <w:tcMar>
+              <w:top w:w="80" w:type="dxa"/>
+              <w:left w:w="120" w:type="dxa"/>
+              <w:bottom w:w="80" w:type="dxa"/>
+              <w:right w:w="120" w:type="dxa"/>
+            </w:tcMar>
+            <w:vAlign w:val="center"/>
+          </w:tcPr>
+          <w:p>
+            <w:r>
+              <w:rPr>
+                <w:rFonts w:ascii="Arial" w:hAnsi="Arial"/>
+                <w:sz w:val="17"/>
+              </w:rPr>
+              <w:t>0.8780</w:t>
+            </w:r>
+          </w:p>
+        </w:tc>
+        <w:tc>
+          <w:tcPr>
+            <w:tcW w:w="1250" w:type="pct"/>
+            <w:tcBorders>
+              <w:top w:val="single" w:sz="1" w:space="0" w:color="AAAAAA"/>
+              <w:left w:val="single" w:sz="1" w:space="0" w:color="AAAAAA"/>
+              <w:bottom w:val="single" w:sz="1" w:space="0" w:color="AAAAAA"/>
+              <w:right w:val="single" w:sz="1" w:space="0" w:color="AAAAAA"/>
+            </w:tcBorders>
+            <w:shd w:val="clear" w:color="auto" w:fill="FFFFFF"/>
+            <w:tcMar>
+              <w:top w:w="80" w:type="dxa"/>
+              <w:left w:w="120" w:type="dxa"/>
+              <w:bottom w:w="80" w:type="dxa"/>
+              <w:right w:w="120" w:type="dxa"/>
+            </w:tcMar>
+            <w:vAlign w:val="center"/>
+          </w:tcPr>
+          <w:p>
+            <w:r>
+              <w:rPr>
+                <w:rFonts w:ascii="Arial" w:hAnsi="Arial"/>
+                <w:sz w:val="17"/>
+              </w:rPr>
+              <w:t>0.0003</w:t>
+            </w:r>
+          </w:p>
         </w:tc>
       </w:tr>
       <w:tr>
         <w:tc>
           <w:tcPr>
-            <w:tcW w:w="1842" w:type="dxa"/>
+            <w:tcW w:w="1250" w:type="pct"/>
             <w:tcBorders>
               <w:top w:val="single" w:sz="1" w:space="0" w:color="AAAAAA"/>
               <w:left w:val="single" w:sz="1" w:space="0" w:color="AAAAAA"/>
@@ -6778,66 +7819,93 @@
         </w:tc>
         <w:tc>
           <w:tcPr>
-            <w:tcW w:w="3972" w:type="dxa"/>
-            <w:tcBorders>
-              <w:top w:val="single" w:sz="1" w:space="0" w:color="AAAAAA"/>
-              <w:left w:val="single" w:sz="1" w:space="0" w:color="AAAAAA"/>
-              <w:bottom w:val="single" w:sz="1" w:space="0" w:color="AAAAAA"/>
-              <w:right w:val="single" w:sz="1" w:space="0" w:color="AAAAAA"/>
-            </w:tcBorders>
-            <w:shd w:val="clear" w:color="auto" w:fill="FFFFFF"/>
-            <w:tcMar>
-              <w:top w:w="80" w:type="dxa"/>
-              <w:left w:w="120" w:type="dxa"/>
-              <w:bottom w:w="80" w:type="dxa"/>
-              <w:right w:w="120" w:type="dxa"/>
-            </w:tcMar>
-          </w:tcPr>
-          <w:p/>
-        </w:tc>
-        <w:tc>
-          <w:tcPr>
-            <w:tcW w:w="1844" w:type="dxa"/>
-            <w:tcBorders>
-              <w:top w:val="single" w:sz="1" w:space="0" w:color="AAAAAA"/>
-              <w:left w:val="single" w:sz="1" w:space="0" w:color="AAAAAA"/>
-              <w:bottom w:val="single" w:sz="1" w:space="0" w:color="AAAAAA"/>
-              <w:right w:val="single" w:sz="1" w:space="0" w:color="AAAAAA"/>
-            </w:tcBorders>
-            <w:shd w:val="clear" w:color="auto" w:fill="FFFFFF"/>
-            <w:tcMar>
-              <w:top w:w="80" w:type="dxa"/>
-              <w:left w:w="120" w:type="dxa"/>
-              <w:bottom w:w="80" w:type="dxa"/>
-              <w:right w:w="120" w:type="dxa"/>
-            </w:tcMar>
-          </w:tcPr>
-          <w:p/>
-        </w:tc>
-        <w:tc>
-          <w:tcPr>
-            <w:tcW w:w="1702" w:type="dxa"/>
-            <w:tcBorders>
-              <w:top w:val="single" w:sz="1" w:space="0" w:color="AAAAAA"/>
-              <w:left w:val="single" w:sz="1" w:space="0" w:color="AAAAAA"/>
-              <w:bottom w:val="single" w:sz="1" w:space="0" w:color="AAAAAA"/>
-              <w:right w:val="single" w:sz="1" w:space="0" w:color="AAAAAA"/>
-            </w:tcBorders>
-            <w:shd w:val="clear" w:color="auto" w:fill="FFFFFF"/>
-            <w:tcMar>
-              <w:top w:w="80" w:type="dxa"/>
-              <w:left w:w="120" w:type="dxa"/>
-              <w:bottom w:w="80" w:type="dxa"/>
-              <w:right w:w="120" w:type="dxa"/>
-            </w:tcMar>
-          </w:tcPr>
-          <w:p/>
+            <w:tcW w:w="1250" w:type="pct"/>
+            <w:tcBorders>
+              <w:top w:val="single" w:sz="1" w:space="0" w:color="AAAAAA"/>
+              <w:left w:val="single" w:sz="1" w:space="0" w:color="AAAAAA"/>
+              <w:bottom w:val="single" w:sz="1" w:space="0" w:color="AAAAAA"/>
+              <w:right w:val="single" w:sz="1" w:space="0" w:color="AAAAAA"/>
+            </w:tcBorders>
+            <w:shd w:val="clear" w:color="auto" w:fill="FFFFFF"/>
+            <w:tcMar>
+              <w:top w:w="80" w:type="dxa"/>
+              <w:left w:w="120" w:type="dxa"/>
+              <w:bottom w:w="80" w:type="dxa"/>
+              <w:right w:w="120" w:type="dxa"/>
+            </w:tcMar>
+            <w:vAlign w:val="center"/>
+          </w:tcPr>
+          <w:p>
+            <w:r>
+              <w:rPr>
+                <w:rFonts w:ascii="Arial" w:hAnsi="Arial"/>
+                <w:sz w:val="17"/>
+              </w:rPr>
+              <w:t>1</w:t>
+            </w:r>
+          </w:p>
+        </w:tc>
+        <w:tc>
+          <w:tcPr>
+            <w:tcW w:w="1250" w:type="pct"/>
+            <w:tcBorders>
+              <w:top w:val="single" w:sz="1" w:space="0" w:color="AAAAAA"/>
+              <w:left w:val="single" w:sz="1" w:space="0" w:color="AAAAAA"/>
+              <w:bottom w:val="single" w:sz="1" w:space="0" w:color="AAAAAA"/>
+              <w:right w:val="single" w:sz="1" w:space="0" w:color="AAAAAA"/>
+            </w:tcBorders>
+            <w:shd w:val="clear" w:color="auto" w:fill="FFFFFF"/>
+            <w:tcMar>
+              <w:top w:w="80" w:type="dxa"/>
+              <w:left w:w="120" w:type="dxa"/>
+              <w:bottom w:w="80" w:type="dxa"/>
+              <w:right w:w="120" w:type="dxa"/>
+            </w:tcMar>
+            <w:vAlign w:val="center"/>
+          </w:tcPr>
+          <w:p>
+            <w:r>
+              <w:rPr>
+                <w:rFonts w:ascii="Arial" w:hAnsi="Arial"/>
+                <w:sz w:val="17"/>
+              </w:rPr>
+              <w:t>0.0000</w:t>
+            </w:r>
+          </w:p>
+        </w:tc>
+        <w:tc>
+          <w:tcPr>
+            <w:tcW w:w="1250" w:type="pct"/>
+            <w:tcBorders>
+              <w:top w:val="single" w:sz="1" w:space="0" w:color="AAAAAA"/>
+              <w:left w:val="single" w:sz="1" w:space="0" w:color="AAAAAA"/>
+              <w:bottom w:val="single" w:sz="1" w:space="0" w:color="AAAAAA"/>
+              <w:right w:val="single" w:sz="1" w:space="0" w:color="AAAAAA"/>
+            </w:tcBorders>
+            <w:shd w:val="clear" w:color="auto" w:fill="FFFFFF"/>
+            <w:tcMar>
+              <w:top w:w="80" w:type="dxa"/>
+              <w:left w:w="120" w:type="dxa"/>
+              <w:bottom w:w="80" w:type="dxa"/>
+              <w:right w:w="120" w:type="dxa"/>
+            </w:tcMar>
+            <w:vAlign w:val="center"/>
+          </w:tcPr>
+          <w:p>
+            <w:r>
+              <w:rPr>
+                <w:rFonts w:ascii="Arial" w:hAnsi="Arial"/>
+                <w:sz w:val="17"/>
+              </w:rPr>
+              <w:t>0.0000</w:t>
+            </w:r>
+          </w:p>
         </w:tc>
       </w:tr>
       <w:tr>
         <w:tc>
           <w:tcPr>
-            <w:tcW w:w="1842" w:type="dxa"/>
+            <w:tcW w:w="1250" w:type="pct"/>
             <w:tcBorders>
               <w:top w:val="single" w:sz="1" w:space="0" w:color="AAAAAA"/>
               <w:left w:val="single" w:sz="1" w:space="0" w:color="AAAAAA"/>
@@ -6868,73 +7936,99 @@
                 <w:sz w:val="20"/>
                 <w:szCs w:val="20"/>
               </w:rPr>
-              <w:lastRenderedPageBreak/>
               <w:t>P2P-Worm</w:t>
             </w:r>
           </w:p>
         </w:tc>
         <w:tc>
           <w:tcPr>
-            <w:tcW w:w="3972" w:type="dxa"/>
-            <w:tcBorders>
-              <w:top w:val="single" w:sz="1" w:space="0" w:color="AAAAAA"/>
-              <w:left w:val="single" w:sz="1" w:space="0" w:color="AAAAAA"/>
-              <w:bottom w:val="single" w:sz="1" w:space="0" w:color="AAAAAA"/>
-              <w:right w:val="single" w:sz="1" w:space="0" w:color="AAAAAA"/>
-            </w:tcBorders>
-            <w:shd w:val="clear" w:color="auto" w:fill="FFFFFF"/>
-            <w:tcMar>
-              <w:top w:w="80" w:type="dxa"/>
-              <w:left w:w="120" w:type="dxa"/>
-              <w:bottom w:w="80" w:type="dxa"/>
-              <w:right w:w="120" w:type="dxa"/>
-            </w:tcMar>
-          </w:tcPr>
-          <w:p/>
-        </w:tc>
-        <w:tc>
-          <w:tcPr>
-            <w:tcW w:w="1844" w:type="dxa"/>
-            <w:tcBorders>
-              <w:top w:val="single" w:sz="1" w:space="0" w:color="AAAAAA"/>
-              <w:left w:val="single" w:sz="1" w:space="0" w:color="AAAAAA"/>
-              <w:bottom w:val="single" w:sz="1" w:space="0" w:color="AAAAAA"/>
-              <w:right w:val="single" w:sz="1" w:space="0" w:color="AAAAAA"/>
-            </w:tcBorders>
-            <w:shd w:val="clear" w:color="auto" w:fill="FFFFFF"/>
-            <w:tcMar>
-              <w:top w:w="80" w:type="dxa"/>
-              <w:left w:w="120" w:type="dxa"/>
-              <w:bottom w:w="80" w:type="dxa"/>
-              <w:right w:w="120" w:type="dxa"/>
-            </w:tcMar>
-          </w:tcPr>
-          <w:p/>
-        </w:tc>
-        <w:tc>
-          <w:tcPr>
-            <w:tcW w:w="1702" w:type="dxa"/>
-            <w:tcBorders>
-              <w:top w:val="single" w:sz="1" w:space="0" w:color="AAAAAA"/>
-              <w:left w:val="single" w:sz="1" w:space="0" w:color="AAAAAA"/>
-              <w:bottom w:val="single" w:sz="1" w:space="0" w:color="AAAAAA"/>
-              <w:right w:val="single" w:sz="1" w:space="0" w:color="AAAAAA"/>
-            </w:tcBorders>
-            <w:shd w:val="clear" w:color="auto" w:fill="FFFFFF"/>
-            <w:tcMar>
-              <w:top w:w="80" w:type="dxa"/>
-              <w:left w:w="120" w:type="dxa"/>
-              <w:bottom w:w="80" w:type="dxa"/>
-              <w:right w:w="120" w:type="dxa"/>
-            </w:tcMar>
-          </w:tcPr>
-          <w:p/>
+            <w:tcW w:w="1250" w:type="pct"/>
+            <w:tcBorders>
+              <w:top w:val="single" w:sz="1" w:space="0" w:color="AAAAAA"/>
+              <w:left w:val="single" w:sz="1" w:space="0" w:color="AAAAAA"/>
+              <w:bottom w:val="single" w:sz="1" w:space="0" w:color="AAAAAA"/>
+              <w:right w:val="single" w:sz="1" w:space="0" w:color="AAAAAA"/>
+            </w:tcBorders>
+            <w:shd w:val="clear" w:color="auto" w:fill="FFFFFF"/>
+            <w:tcMar>
+              <w:top w:w="80" w:type="dxa"/>
+              <w:left w:w="120" w:type="dxa"/>
+              <w:bottom w:w="80" w:type="dxa"/>
+              <w:right w:w="120" w:type="dxa"/>
+            </w:tcMar>
+            <w:vAlign w:val="center"/>
+          </w:tcPr>
+          <w:p>
+            <w:r>
+              <w:rPr>
+                <w:rFonts w:ascii="Arial" w:hAnsi="Arial"/>
+                <w:sz w:val="17"/>
+              </w:rPr>
+              <w:t>5995</w:t>
+            </w:r>
+          </w:p>
+        </w:tc>
+        <w:tc>
+          <w:tcPr>
+            <w:tcW w:w="1250" w:type="pct"/>
+            <w:tcBorders>
+              <w:top w:val="single" w:sz="1" w:space="0" w:color="AAAAAA"/>
+              <w:left w:val="single" w:sz="1" w:space="0" w:color="AAAAAA"/>
+              <w:bottom w:val="single" w:sz="1" w:space="0" w:color="AAAAAA"/>
+              <w:right w:val="single" w:sz="1" w:space="0" w:color="AAAAAA"/>
+            </w:tcBorders>
+            <w:shd w:val="clear" w:color="auto" w:fill="FFFFFF"/>
+            <w:tcMar>
+              <w:top w:w="80" w:type="dxa"/>
+              <w:left w:w="120" w:type="dxa"/>
+              <w:bottom w:w="80" w:type="dxa"/>
+              <w:right w:w="120" w:type="dxa"/>
+            </w:tcMar>
+            <w:vAlign w:val="center"/>
+          </w:tcPr>
+          <w:p>
+            <w:r>
+              <w:rPr>
+                <w:rFonts w:ascii="Arial" w:hAnsi="Arial"/>
+                <w:sz w:val="17"/>
+              </w:rPr>
+              <w:t>0.9271</w:t>
+            </w:r>
+          </w:p>
+        </w:tc>
+        <w:tc>
+          <w:tcPr>
+            <w:tcW w:w="1250" w:type="pct"/>
+            <w:tcBorders>
+              <w:top w:val="single" w:sz="1" w:space="0" w:color="AAAAAA"/>
+              <w:left w:val="single" w:sz="1" w:space="0" w:color="AAAAAA"/>
+              <w:bottom w:val="single" w:sz="1" w:space="0" w:color="AAAAAA"/>
+              <w:right w:val="single" w:sz="1" w:space="0" w:color="AAAAAA"/>
+            </w:tcBorders>
+            <w:shd w:val="clear" w:color="auto" w:fill="FFFFFF"/>
+            <w:tcMar>
+              <w:top w:w="80" w:type="dxa"/>
+              <w:left w:w="120" w:type="dxa"/>
+              <w:bottom w:w="80" w:type="dxa"/>
+              <w:right w:w="120" w:type="dxa"/>
+            </w:tcMar>
+            <w:vAlign w:val="center"/>
+          </w:tcPr>
+          <w:p>
+            <w:r>
+              <w:rPr>
+                <w:rFonts w:ascii="Arial" w:hAnsi="Arial"/>
+                <w:sz w:val="17"/>
+              </w:rPr>
+              <w:t>0.0145</w:t>
+            </w:r>
+          </w:p>
         </w:tc>
       </w:tr>
       <w:tr>
         <w:tc>
           <w:tcPr>
-            <w:tcW w:w="1842" w:type="dxa"/>
+            <w:tcW w:w="1250" w:type="pct"/>
             <w:tcBorders>
               <w:top w:val="single" w:sz="1" w:space="0" w:color="AAAAAA"/>
               <w:left w:val="single" w:sz="1" w:space="0" w:color="AAAAAA"/>
@@ -6971,66 +8065,93 @@
         </w:tc>
         <w:tc>
           <w:tcPr>
-            <w:tcW w:w="3972" w:type="dxa"/>
-            <w:tcBorders>
-              <w:top w:val="single" w:sz="1" w:space="0" w:color="AAAAAA"/>
-              <w:left w:val="single" w:sz="1" w:space="0" w:color="AAAAAA"/>
-              <w:bottom w:val="single" w:sz="1" w:space="0" w:color="AAAAAA"/>
-              <w:right w:val="single" w:sz="1" w:space="0" w:color="AAAAAA"/>
-            </w:tcBorders>
-            <w:shd w:val="clear" w:color="auto" w:fill="FFFFFF"/>
-            <w:tcMar>
-              <w:top w:w="80" w:type="dxa"/>
-              <w:left w:w="120" w:type="dxa"/>
-              <w:bottom w:w="80" w:type="dxa"/>
-              <w:right w:w="120" w:type="dxa"/>
-            </w:tcMar>
-          </w:tcPr>
-          <w:p/>
-        </w:tc>
-        <w:tc>
-          <w:tcPr>
-            <w:tcW w:w="1844" w:type="dxa"/>
-            <w:tcBorders>
-              <w:top w:val="single" w:sz="1" w:space="0" w:color="AAAAAA"/>
-              <w:left w:val="single" w:sz="1" w:space="0" w:color="AAAAAA"/>
-              <w:bottom w:val="single" w:sz="1" w:space="0" w:color="AAAAAA"/>
-              <w:right w:val="single" w:sz="1" w:space="0" w:color="AAAAAA"/>
-            </w:tcBorders>
-            <w:shd w:val="clear" w:color="auto" w:fill="FFFFFF"/>
-            <w:tcMar>
-              <w:top w:w="80" w:type="dxa"/>
-              <w:left w:w="120" w:type="dxa"/>
-              <w:bottom w:w="80" w:type="dxa"/>
-              <w:right w:w="120" w:type="dxa"/>
-            </w:tcMar>
-          </w:tcPr>
-          <w:p/>
-        </w:tc>
-        <w:tc>
-          <w:tcPr>
-            <w:tcW w:w="1702" w:type="dxa"/>
-            <w:tcBorders>
-              <w:top w:val="single" w:sz="1" w:space="0" w:color="AAAAAA"/>
-              <w:left w:val="single" w:sz="1" w:space="0" w:color="AAAAAA"/>
-              <w:bottom w:val="single" w:sz="1" w:space="0" w:color="AAAAAA"/>
-              <w:right w:val="single" w:sz="1" w:space="0" w:color="AAAAAA"/>
-            </w:tcBorders>
-            <w:shd w:val="clear" w:color="auto" w:fill="FFFFFF"/>
-            <w:tcMar>
-              <w:top w:w="80" w:type="dxa"/>
-              <w:left w:w="120" w:type="dxa"/>
-              <w:bottom w:w="80" w:type="dxa"/>
-              <w:right w:w="120" w:type="dxa"/>
-            </w:tcMar>
-          </w:tcPr>
-          <w:p/>
+            <w:tcW w:w="1250" w:type="pct"/>
+            <w:tcBorders>
+              <w:top w:val="single" w:sz="1" w:space="0" w:color="AAAAAA"/>
+              <w:left w:val="single" w:sz="1" w:space="0" w:color="AAAAAA"/>
+              <w:bottom w:val="single" w:sz="1" w:space="0" w:color="AAAAAA"/>
+              <w:right w:val="single" w:sz="1" w:space="0" w:color="AAAAAA"/>
+            </w:tcBorders>
+            <w:shd w:val="clear" w:color="auto" w:fill="FFFFFF"/>
+            <w:tcMar>
+              <w:top w:w="80" w:type="dxa"/>
+              <w:left w:w="120" w:type="dxa"/>
+              <w:bottom w:w="80" w:type="dxa"/>
+              <w:right w:w="120" w:type="dxa"/>
+            </w:tcMar>
+            <w:vAlign w:val="center"/>
+          </w:tcPr>
+          <w:p>
+            <w:r>
+              <w:rPr>
+                <w:rFonts w:ascii="Arial" w:hAnsi="Arial"/>
+                <w:sz w:val="17"/>
+              </w:rPr>
+              <w:t>1</w:t>
+            </w:r>
+          </w:p>
+        </w:tc>
+        <w:tc>
+          <w:tcPr>
+            <w:tcW w:w="1250" w:type="pct"/>
+            <w:tcBorders>
+              <w:top w:val="single" w:sz="1" w:space="0" w:color="AAAAAA"/>
+              <w:left w:val="single" w:sz="1" w:space="0" w:color="AAAAAA"/>
+              <w:bottom w:val="single" w:sz="1" w:space="0" w:color="AAAAAA"/>
+              <w:right w:val="single" w:sz="1" w:space="0" w:color="AAAAAA"/>
+            </w:tcBorders>
+            <w:shd w:val="clear" w:color="auto" w:fill="FFFFFF"/>
+            <w:tcMar>
+              <w:top w:w="80" w:type="dxa"/>
+              <w:left w:w="120" w:type="dxa"/>
+              <w:bottom w:w="80" w:type="dxa"/>
+              <w:right w:w="120" w:type="dxa"/>
+            </w:tcMar>
+            <w:vAlign w:val="center"/>
+          </w:tcPr>
+          <w:p>
+            <w:r>
+              <w:rPr>
+                <w:rFonts w:ascii="Arial" w:hAnsi="Arial"/>
+                <w:sz w:val="17"/>
+              </w:rPr>
+              <w:t>1.0000</w:t>
+            </w:r>
+          </w:p>
+        </w:tc>
+        <w:tc>
+          <w:tcPr>
+            <w:tcW w:w="1250" w:type="pct"/>
+            <w:tcBorders>
+              <w:top w:val="single" w:sz="1" w:space="0" w:color="AAAAAA"/>
+              <w:left w:val="single" w:sz="1" w:space="0" w:color="AAAAAA"/>
+              <w:bottom w:val="single" w:sz="1" w:space="0" w:color="AAAAAA"/>
+              <w:right w:val="single" w:sz="1" w:space="0" w:color="AAAAAA"/>
+            </w:tcBorders>
+            <w:shd w:val="clear" w:color="auto" w:fill="FFFFFF"/>
+            <w:tcMar>
+              <w:top w:w="80" w:type="dxa"/>
+              <w:left w:w="120" w:type="dxa"/>
+              <w:bottom w:w="80" w:type="dxa"/>
+              <w:right w:w="120" w:type="dxa"/>
+            </w:tcMar>
+            <w:vAlign w:val="center"/>
+          </w:tcPr>
+          <w:p>
+            <w:r>
+              <w:rPr>
+                <w:rFonts w:ascii="Arial" w:hAnsi="Arial"/>
+                <w:sz w:val="17"/>
+              </w:rPr>
+              <w:t>0.0000</w:t>
+            </w:r>
+          </w:p>
         </w:tc>
       </w:tr>
       <w:tr>
         <w:tc>
           <w:tcPr>
-            <w:tcW w:w="1842" w:type="dxa"/>
+            <w:tcW w:w="1250" w:type="pct"/>
             <w:tcBorders>
               <w:top w:val="single" w:sz="1" w:space="0" w:color="AAAAAA"/>
               <w:left w:val="single" w:sz="1" w:space="0" w:color="AAAAAA"/>
@@ -7067,66 +8188,93 @@
         </w:tc>
         <w:tc>
           <w:tcPr>
-            <w:tcW w:w="3972" w:type="dxa"/>
-            <w:tcBorders>
-              <w:top w:val="single" w:sz="1" w:space="0" w:color="AAAAAA"/>
-              <w:left w:val="single" w:sz="1" w:space="0" w:color="AAAAAA"/>
-              <w:bottom w:val="single" w:sz="1" w:space="0" w:color="AAAAAA"/>
-              <w:right w:val="single" w:sz="1" w:space="0" w:color="AAAAAA"/>
-            </w:tcBorders>
-            <w:shd w:val="clear" w:color="auto" w:fill="FFFFFF"/>
-            <w:tcMar>
-              <w:top w:w="80" w:type="dxa"/>
-              <w:left w:w="120" w:type="dxa"/>
-              <w:bottom w:w="80" w:type="dxa"/>
-              <w:right w:w="120" w:type="dxa"/>
-            </w:tcMar>
-          </w:tcPr>
-          <w:p/>
-        </w:tc>
-        <w:tc>
-          <w:tcPr>
-            <w:tcW w:w="1844" w:type="dxa"/>
-            <w:tcBorders>
-              <w:top w:val="single" w:sz="1" w:space="0" w:color="AAAAAA"/>
-              <w:left w:val="single" w:sz="1" w:space="0" w:color="AAAAAA"/>
-              <w:bottom w:val="single" w:sz="1" w:space="0" w:color="AAAAAA"/>
-              <w:right w:val="single" w:sz="1" w:space="0" w:color="AAAAAA"/>
-            </w:tcBorders>
-            <w:shd w:val="clear" w:color="auto" w:fill="FFFFFF"/>
-            <w:tcMar>
-              <w:top w:w="80" w:type="dxa"/>
-              <w:left w:w="120" w:type="dxa"/>
-              <w:bottom w:w="80" w:type="dxa"/>
-              <w:right w:w="120" w:type="dxa"/>
-            </w:tcMar>
-          </w:tcPr>
-          <w:p/>
-        </w:tc>
-        <w:tc>
-          <w:tcPr>
-            <w:tcW w:w="1702" w:type="dxa"/>
-            <w:tcBorders>
-              <w:top w:val="single" w:sz="1" w:space="0" w:color="AAAAAA"/>
-              <w:left w:val="single" w:sz="1" w:space="0" w:color="AAAAAA"/>
-              <w:bottom w:val="single" w:sz="1" w:space="0" w:color="AAAAAA"/>
-              <w:right w:val="single" w:sz="1" w:space="0" w:color="AAAAAA"/>
-            </w:tcBorders>
-            <w:shd w:val="clear" w:color="auto" w:fill="FFFFFF"/>
-            <w:tcMar>
-              <w:top w:w="80" w:type="dxa"/>
-              <w:left w:w="120" w:type="dxa"/>
-              <w:bottom w:w="80" w:type="dxa"/>
-              <w:right w:w="120" w:type="dxa"/>
-            </w:tcMar>
-          </w:tcPr>
-          <w:p/>
+            <w:tcW w:w="1250" w:type="pct"/>
+            <w:tcBorders>
+              <w:top w:val="single" w:sz="1" w:space="0" w:color="AAAAAA"/>
+              <w:left w:val="single" w:sz="1" w:space="0" w:color="AAAAAA"/>
+              <w:bottom w:val="single" w:sz="1" w:space="0" w:color="AAAAAA"/>
+              <w:right w:val="single" w:sz="1" w:space="0" w:color="AAAAAA"/>
+            </w:tcBorders>
+            <w:shd w:val="clear" w:color="auto" w:fill="FFFFFF"/>
+            <w:tcMar>
+              <w:top w:w="80" w:type="dxa"/>
+              <w:left w:w="120" w:type="dxa"/>
+              <w:bottom w:w="80" w:type="dxa"/>
+              <w:right w:w="120" w:type="dxa"/>
+            </w:tcMar>
+            <w:vAlign w:val="center"/>
+          </w:tcPr>
+          <w:p>
+            <w:r>
+              <w:rPr>
+                <w:rFonts w:ascii="Arial" w:hAnsi="Arial"/>
+                <w:sz w:val="17"/>
+              </w:rPr>
+              <w:t>39</w:t>
+            </w:r>
+          </w:p>
+        </w:tc>
+        <w:tc>
+          <w:tcPr>
+            <w:tcW w:w="1250" w:type="pct"/>
+            <w:tcBorders>
+              <w:top w:val="single" w:sz="1" w:space="0" w:color="AAAAAA"/>
+              <w:left w:val="single" w:sz="1" w:space="0" w:color="AAAAAA"/>
+              <w:bottom w:val="single" w:sz="1" w:space="0" w:color="AAAAAA"/>
+              <w:right w:val="single" w:sz="1" w:space="0" w:color="AAAAAA"/>
+            </w:tcBorders>
+            <w:shd w:val="clear" w:color="auto" w:fill="FFFFFF"/>
+            <w:tcMar>
+              <w:top w:w="80" w:type="dxa"/>
+              <w:left w:w="120" w:type="dxa"/>
+              <w:bottom w:w="80" w:type="dxa"/>
+              <w:right w:w="120" w:type="dxa"/>
+            </w:tcMar>
+            <w:vAlign w:val="center"/>
+          </w:tcPr>
+          <w:p>
+            <w:r>
+              <w:rPr>
+                <w:rFonts w:ascii="Arial" w:hAnsi="Arial"/>
+                <w:sz w:val="17"/>
+              </w:rPr>
+              <w:t>1.0000</w:t>
+            </w:r>
+          </w:p>
+        </w:tc>
+        <w:tc>
+          <w:tcPr>
+            <w:tcW w:w="1250" w:type="pct"/>
+            <w:tcBorders>
+              <w:top w:val="single" w:sz="1" w:space="0" w:color="AAAAAA"/>
+              <w:left w:val="single" w:sz="1" w:space="0" w:color="AAAAAA"/>
+              <w:bottom w:val="single" w:sz="1" w:space="0" w:color="AAAAAA"/>
+              <w:right w:val="single" w:sz="1" w:space="0" w:color="AAAAAA"/>
+            </w:tcBorders>
+            <w:shd w:val="clear" w:color="auto" w:fill="FFFFFF"/>
+            <w:tcMar>
+              <w:top w:w="80" w:type="dxa"/>
+              <w:left w:w="120" w:type="dxa"/>
+              <w:bottom w:w="80" w:type="dxa"/>
+              <w:right w:w="120" w:type="dxa"/>
+            </w:tcMar>
+            <w:vAlign w:val="center"/>
+          </w:tcPr>
+          <w:p>
+            <w:r>
+              <w:rPr>
+                <w:rFonts w:ascii="Arial" w:hAnsi="Arial"/>
+                <w:sz w:val="17"/>
+              </w:rPr>
+              <w:t>0.0000</w:t>
+            </w:r>
+          </w:p>
         </w:tc>
       </w:tr>
       <w:tr>
         <w:tc>
           <w:tcPr>
-            <w:tcW w:w="1842" w:type="dxa"/>
+            <w:tcW w:w="1250" w:type="pct"/>
             <w:tcBorders>
               <w:top w:val="single" w:sz="1" w:space="0" w:color="AAAAAA"/>
               <w:left w:val="single" w:sz="1" w:space="0" w:color="AAAAAA"/>
@@ -7163,60 +8311,87 @@
         </w:tc>
         <w:tc>
           <w:tcPr>
-            <w:tcW w:w="3972" w:type="dxa"/>
-            <w:tcBorders>
-              <w:top w:val="single" w:sz="1" w:space="0" w:color="AAAAAA"/>
-              <w:left w:val="single" w:sz="1" w:space="0" w:color="AAAAAA"/>
-              <w:bottom w:val="single" w:sz="1" w:space="0" w:color="AAAAAA"/>
-              <w:right w:val="single" w:sz="1" w:space="0" w:color="AAAAAA"/>
-            </w:tcBorders>
-            <w:shd w:val="clear" w:color="auto" w:fill="FFFFFF"/>
-            <w:tcMar>
-              <w:top w:w="80" w:type="dxa"/>
-              <w:left w:w="120" w:type="dxa"/>
-              <w:bottom w:w="80" w:type="dxa"/>
-              <w:right w:w="120" w:type="dxa"/>
-            </w:tcMar>
-          </w:tcPr>
-          <w:p/>
-        </w:tc>
-        <w:tc>
-          <w:tcPr>
-            <w:tcW w:w="1844" w:type="dxa"/>
-            <w:tcBorders>
-              <w:top w:val="single" w:sz="1" w:space="0" w:color="AAAAAA"/>
-              <w:left w:val="single" w:sz="1" w:space="0" w:color="AAAAAA"/>
-              <w:bottom w:val="single" w:sz="1" w:space="0" w:color="AAAAAA"/>
-              <w:right w:val="single" w:sz="1" w:space="0" w:color="AAAAAA"/>
-            </w:tcBorders>
-            <w:shd w:val="clear" w:color="auto" w:fill="FFFFFF"/>
-            <w:tcMar>
-              <w:top w:w="80" w:type="dxa"/>
-              <w:left w:w="120" w:type="dxa"/>
-              <w:bottom w:w="80" w:type="dxa"/>
-              <w:right w:w="120" w:type="dxa"/>
-            </w:tcMar>
-          </w:tcPr>
-          <w:p/>
-        </w:tc>
-        <w:tc>
-          <w:tcPr>
-            <w:tcW w:w="1702" w:type="dxa"/>
-            <w:tcBorders>
-              <w:top w:val="single" w:sz="1" w:space="0" w:color="AAAAAA"/>
-              <w:left w:val="single" w:sz="1" w:space="0" w:color="AAAAAA"/>
-              <w:bottom w:val="single" w:sz="1" w:space="0" w:color="AAAAAA"/>
-              <w:right w:val="single" w:sz="1" w:space="0" w:color="AAAAAA"/>
-            </w:tcBorders>
-            <w:shd w:val="clear" w:color="auto" w:fill="FFFFFF"/>
-            <w:tcMar>
-              <w:top w:w="80" w:type="dxa"/>
-              <w:left w:w="120" w:type="dxa"/>
-              <w:bottom w:w="80" w:type="dxa"/>
-              <w:right w:w="120" w:type="dxa"/>
-            </w:tcMar>
-          </w:tcPr>
-          <w:p/>
+            <w:tcW w:w="1250" w:type="pct"/>
+            <w:tcBorders>
+              <w:top w:val="single" w:sz="1" w:space="0" w:color="AAAAAA"/>
+              <w:left w:val="single" w:sz="1" w:space="0" w:color="AAAAAA"/>
+              <w:bottom w:val="single" w:sz="1" w:space="0" w:color="AAAAAA"/>
+              <w:right w:val="single" w:sz="1" w:space="0" w:color="AAAAAA"/>
+            </w:tcBorders>
+            <w:shd w:val="clear" w:color="auto" w:fill="FFFFFF"/>
+            <w:tcMar>
+              <w:top w:w="80" w:type="dxa"/>
+              <w:left w:w="120" w:type="dxa"/>
+              <w:bottom w:w="80" w:type="dxa"/>
+              <w:right w:w="120" w:type="dxa"/>
+            </w:tcMar>
+            <w:vAlign w:val="center"/>
+          </w:tcPr>
+          <w:p>
+            <w:r>
+              <w:rPr>
+                <w:rFonts w:ascii="Arial" w:hAnsi="Arial"/>
+                <w:sz w:val="17"/>
+              </w:rPr>
+              <w:t>3339</w:t>
+            </w:r>
+          </w:p>
+        </w:tc>
+        <w:tc>
+          <w:tcPr>
+            <w:tcW w:w="1250" w:type="pct"/>
+            <w:tcBorders>
+              <w:top w:val="single" w:sz="1" w:space="0" w:color="AAAAAA"/>
+              <w:left w:val="single" w:sz="1" w:space="0" w:color="AAAAAA"/>
+              <w:bottom w:val="single" w:sz="1" w:space="0" w:color="AAAAAA"/>
+              <w:right w:val="single" w:sz="1" w:space="0" w:color="AAAAAA"/>
+            </w:tcBorders>
+            <w:shd w:val="clear" w:color="auto" w:fill="FFFFFF"/>
+            <w:tcMar>
+              <w:top w:w="80" w:type="dxa"/>
+              <w:left w:w="120" w:type="dxa"/>
+              <w:bottom w:w="80" w:type="dxa"/>
+              <w:right w:w="120" w:type="dxa"/>
+            </w:tcMar>
+            <w:vAlign w:val="center"/>
+          </w:tcPr>
+          <w:p>
+            <w:r>
+              <w:rPr>
+                <w:rFonts w:ascii="Arial" w:hAnsi="Arial"/>
+                <w:sz w:val="17"/>
+              </w:rPr>
+              <w:t>0.9680</w:t>
+            </w:r>
+          </w:p>
+        </w:tc>
+        <w:tc>
+          <w:tcPr>
+            <w:tcW w:w="1250" w:type="pct"/>
+            <w:tcBorders>
+              <w:top w:val="single" w:sz="1" w:space="0" w:color="AAAAAA"/>
+              <w:left w:val="single" w:sz="1" w:space="0" w:color="AAAAAA"/>
+              <w:bottom w:val="single" w:sz="1" w:space="0" w:color="AAAAAA"/>
+              <w:right w:val="single" w:sz="1" w:space="0" w:color="AAAAAA"/>
+            </w:tcBorders>
+            <w:shd w:val="clear" w:color="auto" w:fill="FFFFFF"/>
+            <w:tcMar>
+              <w:top w:w="80" w:type="dxa"/>
+              <w:left w:w="120" w:type="dxa"/>
+              <w:bottom w:w="80" w:type="dxa"/>
+              <w:right w:w="120" w:type="dxa"/>
+            </w:tcMar>
+            <w:vAlign w:val="center"/>
+          </w:tcPr>
+          <w:p>
+            <w:r>
+              <w:rPr>
+                <w:rFonts w:ascii="Arial" w:hAnsi="Arial"/>
+                <w:sz w:val="17"/>
+              </w:rPr>
+              <w:t>0.0116</w:t>
+            </w:r>
+          </w:p>
         </w:tc>
       </w:tr>
     </w:tbl>
@@ -7281,6 +8456,92 @@
         </w:rPr>
         <w:t>Conclusions</w:t>
       </w:r>
+    </w:p>
+    <w:p>
+      <w:pPr>
+        <w:jc w:val="both"/>
+        <w:rPr>
+          <w:rFonts w:ascii="Times New Roman" w:hAnsi="Times New Roman" w:cs="Times New Roman"/>
+          <w:sz w:val="24"/>
+          <w:szCs w:val="32"/>
+        </w:rPr>
+      </w:pPr>
+      <w:r>
+        <w:rPr>
+          <w:rFonts w:ascii="Times New Roman" w:hAnsi="Times New Roman" w:cs="Times New Roman"/>
+          <w:sz w:val="24"/>
+          <w:szCs w:val="32"/>
+        </w:rPr>
+        <w:t xml:space="preserve">This report trained and evaluated Random Forest and XGBoost classifiers for multi-class malware classification using the BODMAS static PE feature dataset. The preprocessing stage aligned feature vectors with malware category labels, assigned benign labels where required, cleaned invalid numerical values, encoded class labels, and applied a stratified 80:20 train-test split. Both models achieved strong performance on the held-out test set, showing that static PE features are effective for malware category prediction. Random Forest achieved the highest overall accuracy of 0.9733, slightly outperforming XGBoost, which achieved 0.9703. The per-class TPR and FPR results show strong performance on high-support classes such as benign, trojan, worm, and backdoor. However, rare classes such as </w:t>
+      </w:r>
+      <w:r>
+        <w:rPr>
+          <w:rFonts w:ascii="Times New Roman" w:hAnsi="Times New Roman" w:cs="Times New Roman"/>
+          <w:sz w:val="24"/>
+          <w:szCs w:val="32"/>
+        </w:rPr>
+        <w:t>rootkits</w:t>
+      </w:r>
+      <w:r>
+        <w:rPr>
+          <w:rFonts w:ascii="Times New Roman" w:hAnsi="Times New Roman" w:cs="Times New Roman"/>
+          <w:sz w:val="24"/>
+          <w:szCs w:val="32"/>
+        </w:rPr>
+        <w:t xml:space="preserve">, </w:t>
+      </w:r>
+      <w:r>
+        <w:rPr>
+          <w:rFonts w:ascii="Times New Roman" w:hAnsi="Times New Roman" w:cs="Times New Roman"/>
+          <w:sz w:val="24"/>
+          <w:szCs w:val="32"/>
+        </w:rPr>
+        <w:t>P2P worms</w:t>
+      </w:r>
+      <w:r>
+        <w:rPr>
+          <w:rFonts w:ascii="Times New Roman" w:hAnsi="Times New Roman" w:cs="Times New Roman"/>
+          <w:sz w:val="24"/>
+          <w:szCs w:val="32"/>
+        </w:rPr>
+        <w:t xml:space="preserve">, and </w:t>
+      </w:r>
+      <w:r>
+        <w:rPr>
+          <w:rFonts w:ascii="Times New Roman" w:hAnsi="Times New Roman" w:cs="Times New Roman"/>
+          <w:sz w:val="24"/>
+          <w:szCs w:val="32"/>
+        </w:rPr>
+        <w:t>PUAs</w:t>
+      </w:r>
+      <w:r>
+        <w:rPr>
+          <w:rFonts w:ascii="Times New Roman" w:hAnsi="Times New Roman" w:cs="Times New Roman"/>
+          <w:sz w:val="24"/>
+          <w:szCs w:val="32"/>
+        </w:rPr>
+        <w:t xml:space="preserve"> were harder to evaluate reliably due to very low support. Overall, Random Forest is selected as the stronger model for this Task 1 experiment.</w:t>
+      </w:r>
+    </w:p>
+    <w:p>
+      <w:pPr>
+        <w:jc w:val="both"/>
+        <w:rPr>
+          <w:rFonts w:ascii="Times New Roman" w:hAnsi="Times New Roman" w:cs="Times New Roman"/>
+          <w:sz w:val="24"/>
+          <w:szCs w:val="32"/>
+        </w:rPr>
+      </w:pPr>
+    </w:p>
+    <w:p>
+      <w:pPr>
+        <w:jc w:val="both"/>
+        <w:rPr>
+          <w:rFonts w:ascii="Times New Roman" w:hAnsi="Times New Roman" w:cs="Times New Roman"/>
+          <w:sz w:val="24"/>
+          <w:szCs w:val="32"/>
+        </w:rPr>
+      </w:pPr>
     </w:p>
     <w:sectPr>
       <w:pgSz w:w="11906" w:h="16838"/>
@@ -8763,7 +10024,6 @@
   <w:style w:type="character" w:default="1" w:styleId="DefaultParagraphFont">
     <w:name w:val="Default Paragraph Font"/>
     <w:uiPriority w:val="1"/>
-    <w:semiHidden/>
     <w:unhideWhenUsed/>
   </w:style>
   <w:style w:type="table" w:default="1" w:styleId="TableNormal">
@@ -9469,23 +10729,6 @@
 </file>
 
 <file path=customXml/item1.xml><?xml version="1.0" encoding="utf-8"?>
-<p:properties xmlns:p="http://schemas.microsoft.com/office/2006/metadata/properties" xmlns:xsi="http://www.w3.org/2001/XMLSchema-instance" xmlns:pc="http://schemas.microsoft.com/office/infopath/2007/PartnerControls">
-  <documentManagement>
-    <_activity xmlns="0fcda1c8-6244-4b28-b6d7-c9cfed4df0d6" xsi:nil="true"/>
-  </documentManagement>
-</p:properties>
-</file>
-
-<file path=customXml/item2.xml><?xml version="1.0" encoding="utf-8"?>
-<?mso-contentType ?>
-<FormTemplates xmlns="http://schemas.microsoft.com/sharepoint/v3/contenttype/forms">
-  <Display>DocumentLibraryForm</Display>
-  <Edit>DocumentLibraryForm</Edit>
-  <New>DocumentLibraryForm</New>
-</FormTemplates>
-</file>
-
-<file path=customXml/item3.xml><?xml version="1.0" encoding="utf-8"?>
 <ct:contentTypeSchema xmlns:ct="http://schemas.microsoft.com/office/2006/metadata/contentType" xmlns:ma="http://schemas.microsoft.com/office/2006/metadata/properties/metaAttributes" ct:_="" ma:_="" ma:contentTypeName="Document" ma:contentTypeID="0x0101006B7E73076BE5474DBFFAF8715DF735C2" ma:contentTypeVersion="5" ma:contentTypeDescription="Create a new document." ma:contentTypeScope="" ma:versionID="d9ea03f92df1516bf7368159d8c1b379">
   <xsd:schema xmlns:xsd="http://www.w3.org/2001/XMLSchema" xmlns:xs="http://www.w3.org/2001/XMLSchema" xmlns:p="http://schemas.microsoft.com/office/2006/metadata/properties" xmlns:ns3="0fcda1c8-6244-4b28-b6d7-c9cfed4df0d6" targetNamespace="http://schemas.microsoft.com/office/2006/metadata/properties" ma:root="true" ma:fieldsID="972c527eef431e635ff76e7ade4582be" ns3:_="">
     <xsd:import namespace="0fcda1c8-6244-4b28-b6d7-c9cfed4df0d6"/>
@@ -9635,25 +10878,24 @@
 </ct:contentTypeSchema>
 </file>
 
-<file path=customXml/itemProps1.xml><?xml version="1.0" encoding="utf-8"?>
-<ds:datastoreItem xmlns:ds="http://schemas.openxmlformats.org/officeDocument/2006/customXml" ds:itemID="{1D3C036C-64AF-47B2-AF6B-87D91089D32C}">
-  <ds:schemaRefs>
-    <ds:schemaRef ds:uri="http://schemas.microsoft.com/office/2006/metadata/properties"/>
-    <ds:schemaRef ds:uri="http://schemas.microsoft.com/office/infopath/2007/PartnerControls"/>
-    <ds:schemaRef ds:uri="0fcda1c8-6244-4b28-b6d7-c9cfed4df0d6"/>
-  </ds:schemaRefs>
-</ds:datastoreItem>
+<file path=customXml/item2.xml><?xml version="1.0" encoding="utf-8"?>
+<?mso-contentType ?>
+<FormTemplates xmlns="http://schemas.microsoft.com/sharepoint/v3/contenttype/forms">
+  <Display>DocumentLibraryForm</Display>
+  <Edit>DocumentLibraryForm</Edit>
+  <New>DocumentLibraryForm</New>
+</FormTemplates>
 </file>
 
-<file path=customXml/itemProps2.xml><?xml version="1.0" encoding="utf-8"?>
-<ds:datastoreItem xmlns:ds="http://schemas.openxmlformats.org/officeDocument/2006/customXml" ds:itemID="{B7493DFC-D7C7-4769-ADF3-F64BF3D73364}">
-  <ds:schemaRefs>
-    <ds:schemaRef ds:uri="http://schemas.microsoft.com/sharepoint/v3/contenttype/forms"/>
-  </ds:schemaRefs>
-</ds:datastoreItem>
+<file path=customXml/item3.xml><?xml version="1.0" encoding="utf-8"?>
+<p:properties xmlns:p="http://schemas.microsoft.com/office/2006/metadata/properties" xmlns:xsi="http://www.w3.org/2001/XMLSchema-instance" xmlns:pc="http://schemas.microsoft.com/office/infopath/2007/PartnerControls">
+  <documentManagement>
+    <_activity xmlns="0fcda1c8-6244-4b28-b6d7-c9cfed4df0d6" xsi:nil="true"/>
+  </documentManagement>
+</p:properties>
 </file>
 
-<file path=customXml/itemProps3.xml><?xml version="1.0" encoding="utf-8"?>
+<file path=customXml/itemProps1.xml><?xml version="1.0" encoding="utf-8"?>
 <ds:datastoreItem xmlns:ds="http://schemas.openxmlformats.org/officeDocument/2006/customXml" ds:itemID="{1374F878-E866-4FD0-9D84-4AA7A5CF4F20}">
   <ds:schemaRefs>
     <ds:schemaRef ds:uri="http://schemas.microsoft.com/office/2006/metadata/contentType"/>
@@ -9671,6 +10913,24 @@
 </ds:datastoreItem>
 </file>
 
+<file path=customXml/itemProps2.xml><?xml version="1.0" encoding="utf-8"?>
+<ds:datastoreItem xmlns:ds="http://schemas.openxmlformats.org/officeDocument/2006/customXml" ds:itemID="{B7493DFC-D7C7-4769-ADF3-F64BF3D73364}">
+  <ds:schemaRefs>
+    <ds:schemaRef ds:uri="http://schemas.microsoft.com/sharepoint/v3/contenttype/forms"/>
+  </ds:schemaRefs>
+</ds:datastoreItem>
+</file>
+
+<file path=customXml/itemProps3.xml><?xml version="1.0" encoding="utf-8"?>
+<ds:datastoreItem xmlns:ds="http://schemas.openxmlformats.org/officeDocument/2006/customXml" ds:itemID="{1D3C036C-64AF-47B2-AF6B-87D91089D32C}">
+  <ds:schemaRefs>
+    <ds:schemaRef ds:uri="http://schemas.microsoft.com/office/2006/metadata/properties"/>
+    <ds:schemaRef ds:uri="http://schemas.microsoft.com/office/infopath/2007/PartnerControls"/>
+    <ds:schemaRef ds:uri="0fcda1c8-6244-4b28-b6d7-c9cfed4df0d6"/>
+  </ds:schemaRefs>
+</ds:datastoreItem>
+</file>
+
 <file path=docMetadata/LabelInfo.xml><?xml version="1.0" encoding="utf-8"?>
 <clbl:labelList xmlns:clbl="http://schemas.microsoft.com/office/2020/mipLabelMetadata">
   <clbl:label id="{82c514c1-a717-4087-be06-d40d2070ad52}" enabled="0" method="" siteId="{82c514c1-a717-4087-be06-d40d2070ad52}" removed="1"/>

--- a/COMP8325_A2_Task1_Report.docx
+++ b/COMP8325_A2_Task1_Report.docx
@@ -342,7 +342,23 @@
           <w:sz w:val="24"/>
           <w:szCs w:val="24"/>
         </w:rPr>
-        <w:t>Since bodmas_malware_category.csv only contains malware samples, benign samples did not have category labels in that file. To create a complete 15-class dataset, all rows with binary label 0 were assigned the category label benign. Malware samples with binary label 1 were assigned their corresponding category from the malware category file.</w:t>
+        <w:t xml:space="preserve">Since bodmas_malware_category.csv only contains malware samples, benign samples did not have category labels in that file. To create a complete 15-class dataset, all rows with </w:t>
+      </w:r>
+      <w:r>
+        <w:rPr>
+          <w:rFonts w:ascii="Times New Roman" w:hAnsi="Times New Roman" w:cs="Times New Roman"/>
+          <w:sz w:val="24"/>
+          <w:szCs w:val="24"/>
+        </w:rPr>
+        <w:t xml:space="preserve">a </w:t>
+      </w:r>
+      <w:r>
+        <w:rPr>
+          <w:rFonts w:ascii="Times New Roman" w:hAnsi="Times New Roman" w:cs="Times New Roman"/>
+          <w:sz w:val="24"/>
+          <w:szCs w:val="24"/>
+        </w:rPr>
+        <w:t>binary label 0 were assigned the category label benign. Malware samples with binary label 1 were assigned their corresponding category from the malware category file.</w:t>
       </w:r>
     </w:p>
     <w:p>
@@ -359,7 +375,21 @@
           <w:bCs/>
         </w:rPr>
         <w:lastRenderedPageBreak/>
-        <w:t>3.2 Feature cleaning</w:t>
+        <w:t xml:space="preserve">3.2 Feature </w:t>
+      </w:r>
+      <w:r>
+        <w:rPr>
+          <w:b/>
+          <w:bCs/>
+        </w:rPr>
+        <w:t>C</w:t>
+      </w:r>
+      <w:r>
+        <w:rPr>
+          <w:b/>
+          <w:bCs/>
+        </w:rPr>
+        <w:t>leaning</w:t>
       </w:r>
       <w:r>
         <w:rPr>
@@ -372,11 +402,6 @@
     <w:p>
       <w:pPr>
         <w:jc w:val="both"/>
-        <w:rPr>
-          <w:rFonts w:ascii="Times New Roman" w:hAnsi="Times New Roman" w:cs="Times New Roman"/>
-          <w:sz w:val="24"/>
-          <w:szCs w:val="24"/>
-        </w:rPr>
       </w:pPr>
       <w:r>
         <w:rPr>
@@ -384,7 +409,10 @@
           <w:sz w:val="24"/>
           <w:szCs w:val="24"/>
         </w:rPr>
-        <w:t>The BODMAS feature matrix contains 2,381 numerical static-analysis features extracted from Windows Portable Executable files using the LIEF library. Since machine learning models require valid numerical input, the feature matrix was checked for missing and invalid values before training. Any NaN, positive infinity, or negative infinity values were replaced with 0.0 using np.nan_to_num(). This prevented runtime errors and allowed both classifiers to use the complete feature matrix. No feature columns were removed, so the original 2,381-dimensional feature representation was preserved.</w:t>
+        <w:t xml:space="preserve">The BODMAS feature matrix contains 2,381 numerical static-analysis features extracted from Windows Portable Executable files using the LIEF library. Since machine learning models require valid numerical input, the feature matrix was checked for missing and invalid values before training. Any NaN, positive infinity, or negative infinity values were replaced with 0.0 using np.nan_to_num(). This prevented runtime errors and allowed both classifiers to use the complete feature matrix. </w:t>
+      </w:r>
+      <w:r>
+        <w:t>Low-variance feature selection was applied using VarianceThreshold, reducing the feature set from 2,381 to 1,501 features. The fitted selector was saved and reused for the holdout dataset to ensure consistent preprocessing.</w:t>
       </w:r>
     </w:p>
     <w:p>
@@ -636,6 +664,7 @@
           <w:b/>
           <w:bCs/>
         </w:rPr>
+        <w:lastRenderedPageBreak/>
         <w:t>Evaluation</w:t>
       </w:r>
     </w:p>
@@ -654,16 +683,7 @@
           <w:sz w:val="24"/>
           <w:szCs w:val="32"/>
         </w:rPr>
-        <w:t xml:space="preserve">The trained Random Forest and XGBoost models were evaluated using the held-out 20% test set, which was not used during model training. Since the BODMAS dataset is highly </w:t>
-      </w:r>
-      <w:r>
-        <w:rPr>
-          <w:rFonts w:ascii="Times New Roman" w:hAnsi="Times New Roman" w:cs="Times New Roman"/>
-          <w:sz w:val="24"/>
-          <w:szCs w:val="32"/>
-        </w:rPr>
-        <w:lastRenderedPageBreak/>
-        <w:t>imbalanced, overall accuracy alone was not sufficient to judge model performance. Therefore, each model was evaluated using overall accuracy, confusion matrix, per-class True Positive Rate (TPR), and per-class False Positive Rate (FPR).</w:t>
+        <w:t>The trained Random Forest and XGBoost models were evaluated using the held-out 20% test set, which was not used during model training. Since the BODMAS dataset is highly imbalanced, overall accuracy alone was not sufficient to judge model performance. Therefore, each model was evaluated using overall accuracy, confusion matrix, per-class True Positive Rate (TPR), and per-class False Positive Rate (FPR).</w:t>
       </w:r>
     </w:p>
     <w:p>
@@ -769,23 +789,7 @@
           <w:sz w:val="24"/>
           <w:szCs w:val="32"/>
         </w:rPr>
-        <w:t xml:space="preserve">The overall test accuracy results are shown in Table </w:t>
-      </w:r>
-      <w:r>
-        <w:rPr>
-          <w:rFonts w:ascii="Times New Roman" w:hAnsi="Times New Roman" w:cs="Times New Roman"/>
-          <w:sz w:val="24"/>
-          <w:szCs w:val="32"/>
-        </w:rPr>
-        <w:t>5</w:t>
-      </w:r>
-      <w:r>
-        <w:rPr>
-          <w:rFonts w:ascii="Times New Roman" w:hAnsi="Times New Roman" w:cs="Times New Roman"/>
-          <w:sz w:val="24"/>
-          <w:szCs w:val="32"/>
-        </w:rPr>
-        <w:t>. Random Forest achieved the highest accuracy with 0.9733, slightly outperforming XGBoost, which achieved 0.9703. This indicates that both models performed well on the held-out test set, but Random Forest provided the stronger overall classification performance for this dataset.</w:t>
+        <w:t>The overall test accuracy results are shown in Table 5. Random Forest achieved the highest accuracy with 0.9733, slightly outperforming XGBoost, which achieved 0.9703. Random Forest achieved very high training accuracy, but the test accuracy remained strong, suggesting some overfitting while still generalising well. This indicates that both models performed well on the held-out test set, but Random Forest provided the stronger overall classification performance for this dataset.</w:t>
       </w:r>
     </w:p>
     <w:p>
@@ -849,7 +853,6 @@
         <w:t>Overview</w:t>
       </w:r>
     </w:p>
-    <w:p/>
     <w:p>
       <w:pPr>
         <w:pStyle w:val="Heading1"/>
@@ -862,7 +865,6 @@
         <w:t xml:space="preserve"> Preprocessing</w:t>
       </w:r>
     </w:p>
-    <w:p/>
     <w:p>
       <w:pPr>
         <w:pStyle w:val="Heading1"/>
@@ -875,7 +877,6 @@
         <w:t>Evaluation metrics</w:t>
       </w:r>
     </w:p>
-    <w:p/>
     <w:p>
       <w:pPr>
         <w:pStyle w:val="Heading1"/>
@@ -888,7 +889,6 @@
         <w:t>Evaluation results</w:t>
       </w:r>
     </w:p>
-    <w:p/>
     <w:p>
       <w:pPr>
         <w:pStyle w:val="Heading1"/>
@@ -912,10 +912,12 @@
       </w:pPr>
       <w:r>
         <w:lastRenderedPageBreak/>
+        <w:t xml:space="preserve">Overall </w:t>
+      </w:r>
+      <w:r>
         <w:t>Comparative Analysis</w:t>
       </w:r>
     </w:p>
-    <w:p/>
     <w:p>
       <w:pPr>
         <w:pStyle w:val="Heading1"/>
@@ -2145,6 +2147,139 @@
               </w:rPr>
               <w:t>3</w:t>
             </w:r>
+          </w:p>
+        </w:tc>
+      </w:tr>
+      <w:tr>
+        <w:trPr>
+          <w:trHeight w:val="450"/>
+        </w:trPr>
+        <w:tc>
+          <w:tcPr>
+            <w:tcW w:w="2340" w:type="dxa"/>
+            <w:tcBorders>
+              <w:top w:val="single" w:sz="1" w:space="0" w:color="AAAAAA"/>
+              <w:left w:val="single" w:sz="1" w:space="0" w:color="AAAAAA"/>
+              <w:bottom w:val="single" w:sz="1" w:space="0" w:color="AAAAAA"/>
+              <w:right w:val="single" w:sz="1" w:space="0" w:color="AAAAAA"/>
+            </w:tcBorders>
+            <w:shd w:val="clear" w:color="auto" w:fill="FFFFFF"/>
+            <w:tcMar>
+              <w:top w:w="80" w:type="dxa"/>
+              <w:left w:w="120" w:type="dxa"/>
+              <w:bottom w:w="80" w:type="dxa"/>
+              <w:right w:w="120" w:type="dxa"/>
+            </w:tcMar>
+          </w:tcPr>
+          <w:p>
+            <w:pPr>
+              <w:jc w:val="center"/>
+              <w:rPr>
+                <w:rFonts w:ascii="Times New Roman" w:hAnsi="Times New Roman" w:cs="Times New Roman"/>
+                <w:sz w:val="20"/>
+                <w:szCs w:val="20"/>
+              </w:rPr>
+            </w:pPr>
+            <w:r>
+              <w:rPr>
+                <w:rFonts w:ascii="Times New Roman" w:hAnsi="Times New Roman" w:cs="Times New Roman"/>
+                <w:sz w:val="20"/>
+                <w:szCs w:val="20"/>
+              </w:rPr>
+              <w:t>benign</w:t>
+            </w:r>
+          </w:p>
+        </w:tc>
+        <w:tc>
+          <w:tcPr>
+            <w:tcW w:w="2340" w:type="dxa"/>
+            <w:tcBorders>
+              <w:top w:val="single" w:sz="1" w:space="0" w:color="AAAAAA"/>
+              <w:left w:val="single" w:sz="1" w:space="0" w:color="AAAAAA"/>
+              <w:bottom w:val="single" w:sz="1" w:space="0" w:color="AAAAAA"/>
+              <w:right w:val="single" w:sz="1" w:space="0" w:color="AAAAAA"/>
+            </w:tcBorders>
+            <w:shd w:val="clear" w:color="auto" w:fill="FFFFFF"/>
+            <w:tcMar>
+              <w:top w:w="80" w:type="dxa"/>
+              <w:left w:w="120" w:type="dxa"/>
+              <w:bottom w:w="80" w:type="dxa"/>
+              <w:right w:w="120" w:type="dxa"/>
+            </w:tcMar>
+          </w:tcPr>
+          <w:p>
+            <w:pPr>
+              <w:jc w:val="center"/>
+              <w:rPr>
+                <w:rFonts w:ascii="Times New Roman" w:hAnsi="Times New Roman" w:cs="Times New Roman"/>
+                <w:sz w:val="20"/>
+                <w:szCs w:val="24"/>
+              </w:rPr>
+            </w:pPr>
+            <w:r>
+              <w:rPr>
+                <w:rFonts w:ascii="Times New Roman" w:hAnsi="Times New Roman" w:cs="Times New Roman"/>
+                <w:sz w:val="20"/>
+                <w:szCs w:val="24"/>
+              </w:rPr>
+              <w:t>77,142</w:t>
+            </w:r>
+          </w:p>
+        </w:tc>
+        <w:tc>
+          <w:tcPr>
+            <w:tcW w:w="2340" w:type="dxa"/>
+            <w:tcBorders>
+              <w:top w:val="single" w:sz="1" w:space="0" w:color="AAAAAA"/>
+              <w:left w:val="single" w:sz="1" w:space="0" w:color="AAAAAA"/>
+              <w:bottom w:val="single" w:sz="1" w:space="0" w:color="AAAAAA"/>
+              <w:right w:val="single" w:sz="1" w:space="0" w:color="AAAAAA"/>
+            </w:tcBorders>
+            <w:shd w:val="clear" w:color="auto" w:fill="FFFFFF"/>
+            <w:tcMar>
+              <w:top w:w="80" w:type="dxa"/>
+              <w:left w:w="120" w:type="dxa"/>
+              <w:bottom w:w="80" w:type="dxa"/>
+              <w:right w:w="120" w:type="dxa"/>
+            </w:tcMar>
+          </w:tcPr>
+          <w:p>
+            <w:pPr>
+              <w:jc w:val="center"/>
+              <w:rPr>
+                <w:rFonts w:ascii="Times New Roman" w:hAnsi="Times New Roman" w:cs="Times New Roman"/>
+                <w:sz w:val="20"/>
+                <w:szCs w:val="20"/>
+              </w:rPr>
+            </w:pPr>
+          </w:p>
+        </w:tc>
+        <w:tc>
+          <w:tcPr>
+            <w:tcW w:w="2340" w:type="dxa"/>
+            <w:tcBorders>
+              <w:top w:val="single" w:sz="1" w:space="0" w:color="AAAAAA"/>
+              <w:left w:val="single" w:sz="1" w:space="0" w:color="AAAAAA"/>
+              <w:bottom w:val="single" w:sz="1" w:space="0" w:color="AAAAAA"/>
+              <w:right w:val="single" w:sz="1" w:space="0" w:color="AAAAAA"/>
+            </w:tcBorders>
+            <w:shd w:val="clear" w:color="auto" w:fill="FFFFFF"/>
+            <w:tcMar>
+              <w:top w:w="80" w:type="dxa"/>
+              <w:left w:w="120" w:type="dxa"/>
+              <w:bottom w:w="80" w:type="dxa"/>
+              <w:right w:w="120" w:type="dxa"/>
+            </w:tcMar>
+          </w:tcPr>
+          <w:p>
+            <w:pPr>
+              <w:jc w:val="center"/>
+              <w:rPr>
+                <w:rFonts w:ascii="Times New Roman" w:hAnsi="Times New Roman" w:cs="Times New Roman"/>
+                <w:sz w:val="20"/>
+                <w:szCs w:val="20"/>
+              </w:rPr>
+            </w:pPr>
           </w:p>
         </w:tc>
       </w:tr>
@@ -2696,7 +2831,27 @@
           <w:sz w:val="20"/>
           <w:szCs w:val="20"/>
         </w:rPr>
-        <w:t>ain-Test Split summary</w:t>
+        <w:t xml:space="preserve">ain-Test Split </w:t>
+      </w:r>
+      <w:r>
+        <w:rPr>
+          <w:rFonts w:ascii="Times New Roman" w:hAnsi="Times New Roman" w:cs="Times New Roman"/>
+          <w:i/>
+          <w:iCs/>
+          <w:sz w:val="20"/>
+          <w:szCs w:val="20"/>
+        </w:rPr>
+        <w:t>S</w:t>
+      </w:r>
+      <w:r>
+        <w:rPr>
+          <w:rFonts w:ascii="Times New Roman" w:hAnsi="Times New Roman" w:cs="Times New Roman"/>
+          <w:i/>
+          <w:iCs/>
+          <w:sz w:val="20"/>
+          <w:szCs w:val="20"/>
+        </w:rPr>
+        <w:t>ummary</w:t>
       </w:r>
     </w:p>
     <w:p/>
@@ -2982,15 +3137,57 @@
                 <w:szCs w:val="20"/>
               </w:rPr>
             </w:pPr>
-            <w:r>
-              <w:rPr>
-                <w:rFonts w:ascii="Times New Roman" w:hAnsi="Times New Roman" w:cs="Times New Roman"/>
-                <w:b/>
-                <w:bCs/>
-                <w:sz w:val="20"/>
-                <w:szCs w:val="20"/>
-              </w:rPr>
-              <w:t xml:space="preserve">Max-depth </w:t>
+            <w:proofErr w:type="spellStart"/>
+            <w:r>
+              <w:rPr>
+                <w:rFonts w:ascii="Times New Roman" w:hAnsi="Times New Roman" w:cs="Times New Roman"/>
+                <w:b/>
+                <w:bCs/>
+                <w:sz w:val="20"/>
+                <w:szCs w:val="20"/>
+              </w:rPr>
+              <w:t>m</w:t>
+            </w:r>
+            <w:r>
+              <w:rPr>
+                <w:rFonts w:ascii="Times New Roman" w:hAnsi="Times New Roman" w:cs="Times New Roman"/>
+                <w:b/>
+                <w:bCs/>
+                <w:sz w:val="20"/>
+                <w:szCs w:val="20"/>
+              </w:rPr>
+              <w:t>ax</w:t>
+            </w:r>
+            <w:r>
+              <w:rPr>
+                <w:rFonts w:ascii="Times New Roman" w:hAnsi="Times New Roman" w:cs="Times New Roman"/>
+                <w:b/>
+                <w:bCs/>
+                <w:sz w:val="20"/>
+                <w:szCs w:val="20"/>
+              </w:rPr>
+              <w:t>_</w:t>
+            </w:r>
+            <w:r>
+              <w:rPr>
+                <w:rFonts w:ascii="Times New Roman" w:hAnsi="Times New Roman" w:cs="Times New Roman"/>
+                <w:b/>
+                <w:bCs/>
+                <w:sz w:val="20"/>
+                <w:szCs w:val="20"/>
+              </w:rPr>
+              <w:t>depth</w:t>
+            </w:r>
+            <w:proofErr w:type="spellEnd"/>
+            <w:r>
+              <w:rPr>
+                <w:rFonts w:ascii="Times New Roman" w:hAnsi="Times New Roman" w:cs="Times New Roman"/>
+                <w:b/>
+                <w:bCs/>
+                <w:sz w:val="20"/>
+                <w:szCs w:val="20"/>
+              </w:rPr>
+              <w:t xml:space="preserve"> </w:t>
             </w:r>
           </w:p>
         </w:tc>
@@ -3837,6 +4034,7 @@
                 <w:szCs w:val="24"/>
               </w:rPr>
             </w:pPr>
+            <w:proofErr w:type="spellStart"/>
             <w:r>
               <w:rPr>
                 <w:rFonts w:ascii="Times New Roman" w:hAnsi="Times New Roman" w:cs="Times New Roman"/>
@@ -3845,7 +4043,48 @@
                 <w:sz w:val="20"/>
                 <w:szCs w:val="24"/>
               </w:rPr>
-              <w:t xml:space="preserve">Max-depth </w:t>
+              <w:t>m</w:t>
+            </w:r>
+            <w:r>
+              <w:rPr>
+                <w:rFonts w:ascii="Times New Roman" w:hAnsi="Times New Roman" w:cs="Times New Roman"/>
+                <w:b/>
+                <w:bCs/>
+                <w:sz w:val="20"/>
+                <w:szCs w:val="24"/>
+              </w:rPr>
+              <w:t>ax</w:t>
+            </w:r>
+            <w:r>
+              <w:rPr>
+                <w:rFonts w:ascii="Times New Roman" w:hAnsi="Times New Roman" w:cs="Times New Roman"/>
+                <w:b/>
+                <w:bCs/>
+                <w:sz w:val="20"/>
+                <w:szCs w:val="24"/>
+              </w:rPr>
+              <w:t>_</w:t>
+            </w:r>
+            <w:r>
+              <w:rPr>
+                <w:rFonts w:ascii="Times New Roman" w:hAnsi="Times New Roman" w:cs="Times New Roman"/>
+                <w:b/>
+                <w:bCs/>
+                <w:sz w:val="20"/>
+                <w:szCs w:val="24"/>
+              </w:rPr>
+              <w:t>depth</w:t>
+            </w:r>
+            <w:proofErr w:type="spellEnd"/>
+            <w:r>
+              <w:rPr>
+                <w:rFonts w:ascii="Times New Roman" w:hAnsi="Times New Roman" w:cs="Times New Roman"/>
+                <w:b/>
+                <w:bCs/>
+                <w:sz w:val="20"/>
+                <w:szCs w:val="24"/>
+              </w:rPr>
+              <w:t xml:space="preserve"> </w:t>
             </w:r>
           </w:p>
         </w:tc>
@@ -17301,7 +17540,6 @@
   <w:style w:type="character" w:default="1" w:styleId="DefaultParagraphFont">
     <w:name w:val="Default Paragraph Font"/>
     <w:uiPriority w:val="1"/>
-    <w:semiHidden/>
     <w:unhideWhenUsed/>
   </w:style>
   <w:style w:type="table" w:default="1" w:styleId="TableNormal">
@@ -18039,6 +18277,23 @@
 </file>
 
 <file path=customXml/item1.xml><?xml version="1.0" encoding="utf-8"?>
+<p:properties xmlns:p="http://schemas.microsoft.com/office/2006/metadata/properties" xmlns:xsi="http://www.w3.org/2001/XMLSchema-instance" xmlns:pc="http://schemas.microsoft.com/office/infopath/2007/PartnerControls">
+  <documentManagement>
+    <_activity xmlns="0fcda1c8-6244-4b28-b6d7-c9cfed4df0d6" xsi:nil="true"/>
+  </documentManagement>
+</p:properties>
+</file>
+
+<file path=customXml/item2.xml><?xml version="1.0" encoding="utf-8"?>
+<?mso-contentType ?>
+<FormTemplates xmlns="http://schemas.microsoft.com/sharepoint/v3/contenttype/forms">
+  <Display>DocumentLibraryForm</Display>
+  <Edit>DocumentLibraryForm</Edit>
+  <New>DocumentLibraryForm</New>
+</FormTemplates>
+</file>
+
+<file path=customXml/item3.xml><?xml version="1.0" encoding="utf-8"?>
 <ct:contentTypeSchema xmlns:ct="http://schemas.microsoft.com/office/2006/metadata/contentType" xmlns:ma="http://schemas.microsoft.com/office/2006/metadata/properties/metaAttributes" ct:_="" ma:_="" ma:contentTypeName="Document" ma:contentTypeID="0x0101006B7E73076BE5474DBFFAF8715DF735C2" ma:contentTypeVersion="5" ma:contentTypeDescription="Create a new document." ma:contentTypeScope="" ma:versionID="d9ea03f92df1516bf7368159d8c1b379">
   <xsd:schema xmlns:xsd="http://www.w3.org/2001/XMLSchema" xmlns:xs="http://www.w3.org/2001/XMLSchema" xmlns:p="http://schemas.microsoft.com/office/2006/metadata/properties" xmlns:ns3="0fcda1c8-6244-4b28-b6d7-c9cfed4df0d6" targetNamespace="http://schemas.microsoft.com/office/2006/metadata/properties" ma:root="true" ma:fieldsID="972c527eef431e635ff76e7ade4582be" ns3:_="">
     <xsd:import namespace="0fcda1c8-6244-4b28-b6d7-c9cfed4df0d6"/>
@@ -18188,24 +18443,25 @@
 </ct:contentTypeSchema>
 </file>
 
-<file path=customXml/item2.xml><?xml version="1.0" encoding="utf-8"?>
-<?mso-contentType ?>
-<FormTemplates xmlns="http://schemas.microsoft.com/sharepoint/v3/contenttype/forms">
-  <Display>DocumentLibraryForm</Display>
-  <Edit>DocumentLibraryForm</Edit>
-  <New>DocumentLibraryForm</New>
-</FormTemplates>
+<file path=customXml/itemProps1.xml><?xml version="1.0" encoding="utf-8"?>
+<ds:datastoreItem xmlns:ds="http://schemas.openxmlformats.org/officeDocument/2006/customXml" ds:itemID="{1D3C036C-64AF-47B2-AF6B-87D91089D32C}">
+  <ds:schemaRefs>
+    <ds:schemaRef ds:uri="http://schemas.microsoft.com/office/2006/metadata/properties"/>
+    <ds:schemaRef ds:uri="http://schemas.microsoft.com/office/infopath/2007/PartnerControls"/>
+    <ds:schemaRef ds:uri="0fcda1c8-6244-4b28-b6d7-c9cfed4df0d6"/>
+  </ds:schemaRefs>
+</ds:datastoreItem>
 </file>
 
-<file path=customXml/item3.xml><?xml version="1.0" encoding="utf-8"?>
-<p:properties xmlns:p="http://schemas.microsoft.com/office/2006/metadata/properties" xmlns:xsi="http://www.w3.org/2001/XMLSchema-instance" xmlns:pc="http://schemas.microsoft.com/office/infopath/2007/PartnerControls">
-  <documentManagement>
-    <_activity xmlns="0fcda1c8-6244-4b28-b6d7-c9cfed4df0d6" xsi:nil="true"/>
-  </documentManagement>
-</p:properties>
+<file path=customXml/itemProps2.xml><?xml version="1.0" encoding="utf-8"?>
+<ds:datastoreItem xmlns:ds="http://schemas.openxmlformats.org/officeDocument/2006/customXml" ds:itemID="{B7493DFC-D7C7-4769-ADF3-F64BF3D73364}">
+  <ds:schemaRefs>
+    <ds:schemaRef ds:uri="http://schemas.microsoft.com/sharepoint/v3/contenttype/forms"/>
+  </ds:schemaRefs>
+</ds:datastoreItem>
 </file>
 
-<file path=customXml/itemProps1.xml><?xml version="1.0" encoding="utf-8"?>
+<file path=customXml/itemProps3.xml><?xml version="1.0" encoding="utf-8"?>
 <ds:datastoreItem xmlns:ds="http://schemas.openxmlformats.org/officeDocument/2006/customXml" ds:itemID="{1374F878-E866-4FD0-9D84-4AA7A5CF4F20}">
   <ds:schemaRefs>
     <ds:schemaRef ds:uri="http://schemas.microsoft.com/office/2006/metadata/contentType"/>
@@ -18223,24 +18479,6 @@
 </ds:datastoreItem>
 </file>
 
-<file path=customXml/itemProps2.xml><?xml version="1.0" encoding="utf-8"?>
-<ds:datastoreItem xmlns:ds="http://schemas.openxmlformats.org/officeDocument/2006/customXml" ds:itemID="{B7493DFC-D7C7-4769-ADF3-F64BF3D73364}">
-  <ds:schemaRefs>
-    <ds:schemaRef ds:uri="http://schemas.microsoft.com/sharepoint/v3/contenttype/forms"/>
-  </ds:schemaRefs>
-</ds:datastoreItem>
-</file>
-
-<file path=customXml/itemProps3.xml><?xml version="1.0" encoding="utf-8"?>
-<ds:datastoreItem xmlns:ds="http://schemas.openxmlformats.org/officeDocument/2006/customXml" ds:itemID="{1D3C036C-64AF-47B2-AF6B-87D91089D32C}">
-  <ds:schemaRefs>
-    <ds:schemaRef ds:uri="http://schemas.microsoft.com/office/2006/metadata/properties"/>
-    <ds:schemaRef ds:uri="http://schemas.microsoft.com/office/infopath/2007/PartnerControls"/>
-    <ds:schemaRef ds:uri="0fcda1c8-6244-4b28-b6d7-c9cfed4df0d6"/>
-  </ds:schemaRefs>
-</ds:datastoreItem>
-</file>
-
 <file path=docMetadata/LabelInfo.xml><?xml version="1.0" encoding="utf-8"?>
 <clbl:labelList xmlns:clbl="http://schemas.microsoft.com/office/2020/mipLabelMetadata">
   <clbl:label id="{82c514c1-a717-4087-be06-d40d2070ad52}" enabled="0" method="" siteId="{82c514c1-a717-4087-be06-d40d2070ad52}" removed="1"/>
